--- a/fuentes/220201501_CF1_DI.docx
+++ b/fuentes/220201501_CF1_DI.docx
@@ -1,6 +1,6 @@
 
 <file path=word/document.xml><?xml version="1.0" encoding="utf-8"?>
-<w:document xmlns:wpc="http://schemas.microsoft.com/office/word/2010/wordprocessingCanvas" xmlns:cx="http://schemas.microsoft.com/office/drawing/2014/chartex" xmlns:cx1="http://schemas.microsoft.com/office/drawing/2015/9/8/chartex" xmlns:cx2="http://schemas.microsoft.com/office/drawing/2015/10/21/chartex" xmlns:cx3="http://schemas.microsoft.com/office/drawing/2016/5/9/chartex" xmlns:cx4="http://schemas.microsoft.com/office/drawing/2016/5/10/chartex" xmlns:cx5="http://schemas.microsoft.com/office/drawing/2016/5/11/chartex" xmlns:cx6="http://schemas.microsoft.com/office/drawing/2016/5/12/chartex" xmlns:cx7="http://schemas.microsoft.com/office/drawing/2016/5/13/chartex" xmlns:cx8="http://schemas.microsoft.com/office/drawing/2016/5/14/chartex" xmlns:mc="http://schemas.openxmlformats.org/markup-compatibility/2006" xmlns:aink="http://schemas.microsoft.com/office/drawing/2016/ink" xmlns:am3d="http://schemas.microsoft.com/office/drawing/2017/model3d" xmlns:o="urn:schemas-microsoft-com:office:office" xmlns:oel="http://schemas.microsoft.com/office/2019/extlst" xmlns:r="http://schemas.openxmlformats.org/officeDocument/2006/relationships" xmlns:m="http://schemas.openxmlformats.org/officeDocument/2006/math" xmlns:v="urn:schemas-microsoft-com:vml" xmlns:wp14="http://schemas.microsoft.com/office/word/2010/wordprocessingDrawing" xmlns:wp="http://schemas.openxmlformats.org/drawingml/2006/wordprocessingDrawing" xmlns:w10="urn:schemas-microsoft-com:office:word" xmlns:w="http://schemas.openxmlformats.org/wordprocessingml/2006/main" xmlns:w14="http://schemas.microsoft.com/office/word/2010/wordml" xmlns:w15="http://schemas.microsoft.com/office/word/2012/wordml" xmlns:w16cex="http://schemas.microsoft.com/office/word/2018/wordml/cex" xmlns:w16cid="http://schemas.microsoft.com/office/word/2016/wordml/cid" xmlns:w16="http://schemas.microsoft.com/office/word/2018/wordml" xmlns:w16du="http://schemas.microsoft.com/office/word/2023/wordml/word16du" xmlns:w16sdtdh="http://schemas.microsoft.com/office/word/2020/wordml/sdtdatahash" xmlns:w16se="http://schemas.microsoft.com/office/word/2015/wordml/symex" xmlns:wpg="http://schemas.microsoft.com/office/word/2010/wordprocessingGroup" xmlns:wpi="http://schemas.microsoft.com/office/word/2010/wordprocessingInk" xmlns:wne="http://schemas.microsoft.com/office/word/2006/wordml" xmlns:wps="http://schemas.microsoft.com/office/word/2010/wordprocessingShape" xmlns:a="http://schemas.openxmlformats.org/drawingml/2006/main" xmlns:pic="http://schemas.openxmlformats.org/drawingml/2006/picture" xmlns:a14="http://schemas.microsoft.com/office/drawing/2010/main" mc:Ignorable="w14 w15 w16se w16cid w16 w16cex w16sdtdh w16du wp14">
+<w:document xmlns:wpc="http://schemas.microsoft.com/office/word/2010/wordprocessingCanvas" xmlns:cx="http://schemas.microsoft.com/office/drawing/2014/chartex" xmlns:cx1="http://schemas.microsoft.com/office/drawing/2015/9/8/chartex" xmlns:cx2="http://schemas.microsoft.com/office/drawing/2015/10/21/chartex" xmlns:cx3="http://schemas.microsoft.com/office/drawing/2016/5/9/chartex" xmlns:cx4="http://schemas.microsoft.com/office/drawing/2016/5/10/chartex" xmlns:cx5="http://schemas.microsoft.com/office/drawing/2016/5/11/chartex" xmlns:cx6="http://schemas.microsoft.com/office/drawing/2016/5/12/chartex" xmlns:cx7="http://schemas.microsoft.com/office/drawing/2016/5/13/chartex" xmlns:cx8="http://schemas.microsoft.com/office/drawing/2016/5/14/chartex" xmlns:mc="http://schemas.openxmlformats.org/markup-compatibility/2006" xmlns:aink="http://schemas.microsoft.com/office/drawing/2016/ink" xmlns:am3d="http://schemas.microsoft.com/office/drawing/2017/model3d" xmlns:o="urn:schemas-microsoft-com:office:office" xmlns:oel="http://schemas.microsoft.com/office/2019/extlst" xmlns:r="http://schemas.openxmlformats.org/officeDocument/2006/relationships" xmlns:m="http://schemas.openxmlformats.org/officeDocument/2006/math" xmlns:v="urn:schemas-microsoft-com:vml" xmlns:wp14="http://schemas.microsoft.com/office/word/2010/wordprocessingDrawing" xmlns:wp="http://schemas.openxmlformats.org/drawingml/2006/wordprocessingDrawing" xmlns:w10="urn:schemas-microsoft-com:office:word" xmlns:w="http://schemas.openxmlformats.org/wordprocessingml/2006/main" xmlns:w14="http://schemas.microsoft.com/office/word/2010/wordml" xmlns:w15="http://schemas.microsoft.com/office/word/2012/wordml" xmlns:w16cex="http://schemas.microsoft.com/office/word/2018/wordml/cex" xmlns:w16cid="http://schemas.microsoft.com/office/word/2016/wordml/cid" xmlns:w16="http://schemas.microsoft.com/office/word/2018/wordml" xmlns:w16du="http://schemas.microsoft.com/office/word/2023/wordml/word16du" xmlns:w16sdtdh="http://schemas.microsoft.com/office/word/2020/wordml/sdtdatahash" xmlns:w16se="http://schemas.microsoft.com/office/word/2015/wordml/symex" xmlns:wpg="http://schemas.microsoft.com/office/word/2010/wordprocessingGroup" xmlns:wpi="http://schemas.microsoft.com/office/word/2010/wordprocessingInk" xmlns:wne="http://schemas.microsoft.com/office/word/2006/wordml" xmlns:wps="http://schemas.microsoft.com/office/word/2010/wordprocessingShape" mc:Ignorable="w14 w15 w16se w16cid w16 w16cex w16sdtdh w16du wp14">
   <w:body>
     <w:p>
       <w:pPr>
@@ -12,7 +12,7 @@
           <w:szCs w:val="20"/>
         </w:rPr>
       </w:pPr>
-      <w:bookmarkStart w:name="_Hlk199342256" w:id="0"/>
+      <w:bookmarkStart w:id="0" w:name="_Hlk199342256"/>
       <w:bookmarkEnd w:id="0"/>
       <w:r>
         <w:rPr>
@@ -41,12 +41,12 @@
         <w:tblW w:w="9962" w:type="dxa"/>
         <w:tblInd w:w="0" w:type="dxa"/>
         <w:tblBorders>
-          <w:top w:val="single" w:color="000000" w:sz="4" w:space="0"/>
-          <w:left w:val="single" w:color="000000" w:sz="4" w:space="0"/>
-          <w:bottom w:val="single" w:color="000000" w:sz="4" w:space="0"/>
-          <w:right w:val="single" w:color="000000" w:sz="4" w:space="0"/>
-          <w:insideH w:val="single" w:color="000000" w:sz="4" w:space="0"/>
-          <w:insideV w:val="single" w:color="000000" w:sz="4" w:space="0"/>
+          <w:top w:val="single" w:sz="4" w:space="0" w:color="000000"/>
+          <w:left w:val="single" w:sz="4" w:space="0" w:color="000000"/>
+          <w:bottom w:val="single" w:sz="4" w:space="0" w:color="000000"/>
+          <w:right w:val="single" w:sz="4" w:space="0" w:color="000000"/>
+          <w:insideH w:val="single" w:sz="4" w:space="0" w:color="000000"/>
+          <w:insideV w:val="single" w:sz="4" w:space="0" w:color="000000"/>
         </w:tblBorders>
         <w:tblLayout w:type="fixed"/>
         <w:tblLook w:val="0400" w:firstRow="0" w:lastRow="0" w:firstColumn="0" w:lastColumn="0" w:noHBand="0" w:noVBand="1"/>
@@ -125,14 +125,7 @@
                 <w:sz w:val="20"/>
                 <w:szCs w:val="20"/>
               </w:rPr>
-              <w:t>Química</w:t>
-            </w:r>
-            <w:r>
-              <w:rPr>
-                <w:sz w:val="20"/>
-                <w:szCs w:val="20"/>
-              </w:rPr>
-              <w:t>.</w:t>
+              <w:t>Química.</w:t>
             </w:r>
             <w:commentRangeEnd w:id="1"/>
             <w:r>
@@ -161,12 +154,12 @@
         <w:tblW w:w="9962" w:type="dxa"/>
         <w:tblInd w:w="0" w:type="dxa"/>
         <w:tblBorders>
-          <w:top w:val="single" w:color="000000" w:sz="4" w:space="0"/>
-          <w:left w:val="single" w:color="000000" w:sz="4" w:space="0"/>
-          <w:bottom w:val="single" w:color="000000" w:sz="4" w:space="0"/>
-          <w:right w:val="single" w:color="000000" w:sz="4" w:space="0"/>
-          <w:insideH w:val="single" w:color="000000" w:sz="4" w:space="0"/>
-          <w:insideV w:val="single" w:color="000000" w:sz="4" w:space="0"/>
+          <w:top w:val="single" w:sz="4" w:space="0" w:color="000000"/>
+          <w:left w:val="single" w:sz="4" w:space="0" w:color="000000"/>
+          <w:bottom w:val="single" w:sz="4" w:space="0" w:color="000000"/>
+          <w:right w:val="single" w:sz="4" w:space="0" w:color="000000"/>
+          <w:insideH w:val="single" w:sz="4" w:space="0" w:color="000000"/>
+          <w:insideV w:val="single" w:sz="4" w:space="0" w:color="000000"/>
         </w:tblBorders>
         <w:tblLayout w:type="fixed"/>
         <w:tblLook w:val="0400" w:firstRow="0" w:lastRow="0" w:firstColumn="0" w:lastColumn="0" w:noHBand="0" w:noVBand="1"/>
@@ -224,14 +217,7 @@
                 <w:sz w:val="20"/>
                 <w:szCs w:val="20"/>
               </w:rPr>
-              <w:t>220201501</w:t>
-            </w:r>
-            <w:r>
-              <w:rPr>
-                <w:sz w:val="20"/>
-                <w:szCs w:val="20"/>
-              </w:rPr>
-              <w:t>.</w:t>
+              <w:t>220201501.</w:t>
             </w:r>
             <w:r>
               <w:rPr>
@@ -442,12 +428,12 @@
         <w:tblW w:w="9962" w:type="dxa"/>
         <w:tblInd w:w="0" w:type="dxa"/>
         <w:tblBorders>
-          <w:top w:val="single" w:color="000000" w:sz="4" w:space="0"/>
-          <w:left w:val="single" w:color="000000" w:sz="4" w:space="0"/>
-          <w:bottom w:val="single" w:color="000000" w:sz="4" w:space="0"/>
-          <w:right w:val="single" w:color="000000" w:sz="4" w:space="0"/>
-          <w:insideH w:val="single" w:color="000000" w:sz="4" w:space="0"/>
-          <w:insideV w:val="single" w:color="000000" w:sz="4" w:space="0"/>
+          <w:top w:val="single" w:sz="4" w:space="0" w:color="000000"/>
+          <w:left w:val="single" w:sz="4" w:space="0" w:color="000000"/>
+          <w:bottom w:val="single" w:sz="4" w:space="0" w:color="000000"/>
+          <w:right w:val="single" w:sz="4" w:space="0" w:color="000000"/>
+          <w:insideH w:val="single" w:sz="4" w:space="0" w:color="000000"/>
+          <w:insideV w:val="single" w:sz="4" w:space="0" w:color="000000"/>
         </w:tblBorders>
         <w:tblLayout w:type="fixed"/>
         <w:tblLook w:val="0400" w:firstRow="0" w:lastRow="0" w:firstColumn="0" w:lastColumn="0" w:noHBand="0" w:noVBand="1"/>
@@ -560,7 +546,7 @@
                 <w:sz w:val="20"/>
                 <w:szCs w:val="20"/>
               </w:rPr>
-              <w:t xml:space="preserve">Entorno químico: principios, fenómenos y leyes. </w:t>
+              <w:t xml:space="preserve">Entorno químico: principios, fenómenos y leyes </w:t>
             </w:r>
           </w:p>
         </w:tc>
@@ -783,12 +769,12 @@
         <w:tblW w:w="9962" w:type="dxa"/>
         <w:tblInd w:w="0" w:type="dxa"/>
         <w:tblBorders>
-          <w:top w:val="single" w:color="000000" w:sz="4" w:space="0"/>
-          <w:left w:val="single" w:color="000000" w:sz="4" w:space="0"/>
-          <w:bottom w:val="single" w:color="000000" w:sz="4" w:space="0"/>
-          <w:right w:val="single" w:color="000000" w:sz="4" w:space="0"/>
-          <w:insideH w:val="single" w:color="000000" w:sz="4" w:space="0"/>
-          <w:insideV w:val="single" w:color="000000" w:sz="4" w:space="0"/>
+          <w:top w:val="single" w:sz="4" w:space="0" w:color="000000"/>
+          <w:left w:val="single" w:sz="4" w:space="0" w:color="000000"/>
+          <w:bottom w:val="single" w:sz="4" w:space="0" w:color="000000"/>
+          <w:right w:val="single" w:sz="4" w:space="0" w:color="000000"/>
+          <w:insideH w:val="single" w:sz="4" w:space="0" w:color="000000"/>
+          <w:insideV w:val="single" w:sz="4" w:space="0" w:color="000000"/>
         </w:tblBorders>
         <w:tblLayout w:type="fixed"/>
         <w:tblLook w:val="0400" w:firstRow="0" w:lastRow="0" w:firstColumn="0" w:lastColumn="0" w:noHBand="0" w:noVBand="1"/>
@@ -1073,6 +1059,7 @@
           <w:sz w:val="20"/>
           <w:szCs w:val="20"/>
         </w:rPr>
+        <w:lastRenderedPageBreak/>
         <w:t xml:space="preserve">La materia y sus cambios </w:t>
       </w:r>
     </w:p>
@@ -1657,8 +1644,8 @@
       <w:commentRangeStart w:id="2"/>
       <w:r>
         <w:rPr>
-          <w:b w:val="1"/>
-          <w:bCs w:val="1"/>
+          <w:b/>
+          <w:bCs/>
           <w:sz w:val="20"/>
           <w:szCs w:val="20"/>
         </w:rPr>
@@ -1666,9 +1653,6 @@
       </w:r>
       <w:commentRangeEnd w:id="2"/>
       <w:r>
-        <w:rPr>
-          <w:rStyle w:val="CommentReference"/>
-        </w:rPr>
         <w:commentReference w:id="2"/>
       </w:r>
     </w:p>
@@ -1712,7 +1696,23 @@
           <w:sz w:val="20"/>
           <w:szCs w:val="20"/>
         </w:rPr>
-        <w:t xml:space="preserve">La química es una ciencia activa y en evolución que tiene importancia vital en nuestro planeta, tanto en la naturaleza como en la sociedad. Aunque sus raíces son antiguas, la química es el todos los sentidos una ciencia moderna. Como ciencia que estudia la composición, estructura, propiedades y transformaciones de la materia, la química permite comprender los fenómenos que ocurren tanto a nivel microscópico como macroscópico, siendo clave para explicar </w:t>
+        <w:t>La química es una ciencia activa y en evolución que tiene importancia vital en nuestro planeta, tanto en la naturaleza como en la sociedad. Aunque sus raíces son antiguas, la química es e</w:t>
+      </w:r>
+      <w:r>
+        <w:rPr>
+          <w:bCs/>
+          <w:sz w:val="20"/>
+          <w:szCs w:val="20"/>
+        </w:rPr>
+        <w:t>n</w:t>
+      </w:r>
+      <w:r>
+        <w:rPr>
+          <w:bCs/>
+          <w:sz w:val="20"/>
+          <w:szCs w:val="20"/>
+        </w:rPr>
+        <w:t xml:space="preserve"> todos los sentidos una ciencia moderna. Como ciencia que estudia la composición, estructura, propiedades y transformaciones de la materia, la química permite comprender los fenómenos que ocurren tanto a nivel microscópico como macroscópico, siendo clave para explicar </w:t>
       </w:r>
       <w:r>
         <w:rPr>
@@ -1736,7 +1736,23 @@
           <w:sz w:val="20"/>
           <w:szCs w:val="20"/>
         </w:rPr>
-        <w:t xml:space="preserve">propiciar el desarrollo de soluciones tecnológicas en campos diversos como la salud, la energía, la industria alimentaria, la agricultura, la nanotecnología y la protección de medio ambiente. </w:t>
+        <w:t>propiciar el desarrollo de soluciones tecnológicas en campos diversos como la salud, la energía, la industria alimentaria, la agricultura, la nanotecnología y la protección de</w:t>
+      </w:r>
+      <w:r>
+        <w:rPr>
+          <w:bCs/>
+          <w:sz w:val="20"/>
+          <w:szCs w:val="20"/>
+        </w:rPr>
+        <w:t>l</w:t>
+      </w:r>
+      <w:r>
+        <w:rPr>
+          <w:bCs/>
+          <w:sz w:val="20"/>
+          <w:szCs w:val="20"/>
+        </w:rPr>
+        <w:t xml:space="preserve"> medio ambiente. </w:t>
       </w:r>
     </w:p>
     <w:p>
@@ -2039,23 +2055,7 @@
           <w:sz w:val="20"/>
           <w:szCs w:val="20"/>
         </w:rPr>
-        <w:t xml:space="preserve"> (Editorial </w:t>
-      </w:r>
-      <w:proofErr w:type="spellStart"/>
-      <w:r>
-        <w:rPr>
-          <w:sz w:val="20"/>
-          <w:szCs w:val="20"/>
-        </w:rPr>
-        <w:t>Etecé</w:t>
-      </w:r>
-      <w:proofErr w:type="spellEnd"/>
-      <w:r>
-        <w:rPr>
-          <w:sz w:val="20"/>
-          <w:szCs w:val="20"/>
-        </w:rPr>
-        <w:t>, 2025)</w:t>
+        <w:t xml:space="preserve"> (Editorial Etecé, 2025)</w:t>
       </w:r>
       <w:r>
         <w:rPr>
@@ -2115,6 +2115,7 @@
           <w:sz w:val="20"/>
           <w:szCs w:val="20"/>
         </w:rPr>
+        <w:lastRenderedPageBreak/>
         <w:t xml:space="preserve">hasta la invención de </w:t>
       </w:r>
       <w:r>
@@ -2164,14 +2165,7 @@
           <w:sz w:val="20"/>
           <w:szCs w:val="20"/>
         </w:rPr>
-        <w:t xml:space="preserve"> (</w:t>
-      </w:r>
-      <w:r>
-        <w:rPr>
-          <w:sz w:val="20"/>
-          <w:szCs w:val="20"/>
-        </w:rPr>
-        <w:t>Schneegans</w:t>
+        <w:t xml:space="preserve"> (Schneegans</w:t>
       </w:r>
       <w:r>
         <w:rPr>
@@ -2634,21 +2628,12 @@
           <w:szCs w:val="20"/>
         </w:rPr>
       </w:pPr>
-      <w:proofErr w:type="gramStart"/>
-      <w:r>
-        <w:rPr>
-          <w:sz w:val="20"/>
-          <w:szCs w:val="20"/>
-        </w:rPr>
-        <w:t>Polímata florentino</w:t>
-      </w:r>
-      <w:proofErr w:type="gramEnd"/>
-      <w:r>
-        <w:rPr>
-          <w:sz w:val="20"/>
-          <w:szCs w:val="20"/>
-        </w:rPr>
-        <w:t xml:space="preserve"> nacido en 1452, reconocido como una de las mentes más brillantes de la historia. Fue pintor, inventor, anatomista, arquitecto, filósofo, científico e ingeniero. Su insaciable curiosidad y su profunda sed de conocimiento lo llevaron a explorar diversas áreas del saber, buscando comprender el funcionamiento del mundo natural. Sus bosquejos, que hoy se consideran obras de arte, reflejan su enfoque analítico y su visión científica adelantada a su tiempo.</w:t>
+      <w:r>
+        <w:rPr>
+          <w:sz w:val="20"/>
+          <w:szCs w:val="20"/>
+        </w:rPr>
+        <w:t>Polímata florentino nacido en 1452, reconocido como una de las mentes más brillantes de la historia. Fue pintor, inventor, anatomista, arquitecto, filósofo, científico e ingeniero. Su insaciable curiosidad y su profunda sed de conocimiento lo llevaron a explorar diversas áreas del saber, buscando comprender el funcionamiento del mundo natural. Sus bosquejos, que hoy se consideran obras de arte, reflejan su enfoque analítico y su visión científica adelantada a su tiempo.</w:t>
       </w:r>
     </w:p>
     <w:p>
@@ -2669,6 +2654,7 @@
           <w:sz w:val="20"/>
           <w:szCs w:val="20"/>
         </w:rPr>
+        <w:lastRenderedPageBreak/>
         <w:t xml:space="preserve">Galileo Galilei </w:t>
       </w:r>
     </w:p>
@@ -2997,7 +2983,7 @@
           <w:sz w:val="20"/>
           <w:szCs w:val="20"/>
         </w:rPr>
-        <w:t xml:space="preserve">dudar de absolutamente todo hasta que </w:t>
+        <w:t xml:space="preserve">dudar de absolutamente todo hasta </w:t>
       </w:r>
       <w:r>
         <w:rPr>
@@ -3123,6 +3109,7 @@
           <w:sz w:val="20"/>
           <w:szCs w:val="20"/>
         </w:rPr>
+        <w:lastRenderedPageBreak/>
         <w:t>Este físico, teólogo, matemático e inventor inglés nació en 1642. Se hizo célebre por postular la ley de la gravitación universal en 1687. Entre sus aportes a la ciencia se destacan el desarrollo del cálculo infinitesimal, el descubrimiento del espectro de color, sus estudios sobre la naturaleza de la luz, su incursión en la mecánica de fluidos y la formulación de la ley de la viscosidad, entre otros. Es considerado uno de los genios más grandes de la historia. Ocupó el cargo de presidente de la Real Sociedad de Londres hasta su muerte, ocurrida en 1727.</w:t>
       </w:r>
     </w:p>
@@ -3250,91 +3237,15 @@
         <w:rPr>
           <w:sz w:val="20"/>
           <w:szCs w:val="20"/>
-          <w:highlight w:val="cyan"/>
-        </w:rPr>
-        <w:t>“</w:t>
-      </w:r>
-      <w:r>
-        <w:rPr>
-          <w:i/>
-          <w:iCs/>
-          <w:sz w:val="20"/>
-          <w:szCs w:val="20"/>
-          <w:highlight w:val="cyan"/>
-        </w:rPr>
-        <w:t xml:space="preserve">A New </w:t>
-      </w:r>
-      <w:proofErr w:type="spellStart"/>
-      <w:r>
-        <w:rPr>
-          <w:i/>
-          <w:iCs/>
-          <w:sz w:val="20"/>
-          <w:szCs w:val="20"/>
-          <w:highlight w:val="cyan"/>
-        </w:rPr>
-        <w:t>System</w:t>
-      </w:r>
-      <w:proofErr w:type="spellEnd"/>
-      <w:r>
-        <w:rPr>
-          <w:i/>
-          <w:iCs/>
-          <w:sz w:val="20"/>
-          <w:szCs w:val="20"/>
-          <w:highlight w:val="cyan"/>
-        </w:rPr>
-        <w:t xml:space="preserve"> </w:t>
-      </w:r>
-      <w:proofErr w:type="spellStart"/>
-      <w:r>
-        <w:rPr>
-          <w:i/>
-          <w:iCs/>
-          <w:sz w:val="20"/>
-          <w:szCs w:val="20"/>
-          <w:highlight w:val="cyan"/>
-        </w:rPr>
-        <w:t>of</w:t>
-      </w:r>
-      <w:proofErr w:type="spellEnd"/>
-      <w:r>
-        <w:rPr>
-          <w:i/>
-          <w:iCs/>
-          <w:sz w:val="20"/>
-          <w:szCs w:val="20"/>
-          <w:highlight w:val="cyan"/>
-        </w:rPr>
-        <w:t xml:space="preserve"> Chemical </w:t>
-      </w:r>
-      <w:proofErr w:type="spellStart"/>
-      <w:r>
-        <w:rPr>
-          <w:i/>
-          <w:iCs/>
-          <w:sz w:val="20"/>
-          <w:szCs w:val="20"/>
-          <w:highlight w:val="cyan"/>
-        </w:rPr>
-        <w:t>Philosophy</w:t>
-      </w:r>
-      <w:proofErr w:type="spellEnd"/>
-      <w:r>
-        <w:rPr>
-          <w:i/>
-          <w:iCs/>
-          <w:sz w:val="20"/>
-          <w:szCs w:val="20"/>
-        </w:rPr>
-        <w:t>”</w:t>
-      </w:r>
-      <w:r>
-        <w:rPr>
-          <w:sz w:val="20"/>
-          <w:szCs w:val="20"/>
-        </w:rPr>
-        <w:t>. Aunque enfrentó acusaciones de plagio durante su vida, Dalton propuso un método</w:t>
+        </w:rPr>
+        <w:t xml:space="preserve">“A New System of Chemical Philosophy”. </w:t>
+      </w:r>
+      <w:r>
+        <w:rPr>
+          <w:sz w:val="20"/>
+          <w:szCs w:val="20"/>
+        </w:rPr>
+        <w:t>Aunque enfrentó acusaciones de plagio durante su vida, Dalton propuso un método</w:t>
       </w:r>
       <w:r>
         <w:rPr>
@@ -3428,25 +3339,14 @@
           <w:szCs w:val="20"/>
         </w:rPr>
       </w:pPr>
-      <w:proofErr w:type="spellStart"/>
-      <w:r>
-        <w:rPr>
-          <w:b/>
-          <w:bCs/>
-          <w:sz w:val="20"/>
-          <w:szCs w:val="20"/>
-        </w:rPr>
-        <w:t>Dmitri</w:t>
-      </w:r>
-      <w:proofErr w:type="spellEnd"/>
-      <w:r>
-        <w:rPr>
-          <w:b/>
-          <w:bCs/>
-          <w:sz w:val="20"/>
-          <w:szCs w:val="20"/>
-        </w:rPr>
-        <w:t xml:space="preserve"> Ivánovich Mendeléyev</w:t>
+      <w:r>
+        <w:rPr>
+          <w:b/>
+          <w:bCs/>
+          <w:sz w:val="20"/>
+          <w:szCs w:val="20"/>
+        </w:rPr>
+        <w:t>Dmitri Ivánovich Mendeléyev</w:t>
       </w:r>
     </w:p>
     <w:p>
@@ -4674,7 +4574,6 @@
         </w:rPr>
         <w:t xml:space="preserve"> con esporas de </w:t>
       </w:r>
-      <w:proofErr w:type="spellStart"/>
       <w:r>
         <w:rPr>
           <w:i/>
@@ -4683,50 +4582,16 @@
           <w:szCs w:val="20"/>
           <w:highlight w:val="cyan"/>
         </w:rPr>
-        <w:t>Penicillium</w:t>
-      </w:r>
-      <w:proofErr w:type="spellEnd"/>
+        <w:t>Penicillium notatum</w:t>
+      </w:r>
       <w:r>
         <w:rPr>
           <w:i/>
           <w:iCs/>
           <w:sz w:val="20"/>
           <w:szCs w:val="20"/>
-          <w:highlight w:val="cyan"/>
-        </w:rPr>
-        <w:t xml:space="preserve"> </w:t>
-      </w:r>
-      <w:proofErr w:type="spellStart"/>
-      <w:proofErr w:type="gramStart"/>
-      <w:r>
-        <w:rPr>
-          <w:i/>
-          <w:iCs/>
-          <w:sz w:val="20"/>
-          <w:szCs w:val="20"/>
-          <w:highlight w:val="cyan"/>
-        </w:rPr>
-        <w:t>notatum</w:t>
-      </w:r>
-      <w:proofErr w:type="spellEnd"/>
-      <w:r>
-        <w:rPr>
-          <w:i/>
-          <w:iCs/>
-          <w:sz w:val="20"/>
-          <w:szCs w:val="20"/>
-        </w:rPr>
-        <w:t>,,</w:t>
-      </w:r>
-      <w:proofErr w:type="gramEnd"/>
-      <w:r>
-        <w:rPr>
-          <w:i/>
-          <w:iCs/>
-          <w:sz w:val="20"/>
-          <w:szCs w:val="20"/>
-        </w:rPr>
-        <w:t xml:space="preserve"> </w:t>
+        </w:rPr>
+        <w:t xml:space="preserve">, </w:t>
       </w:r>
       <w:r>
         <w:rPr>
@@ -4754,23 +4619,7 @@
           <w:sz w:val="20"/>
           <w:szCs w:val="20"/>
         </w:rPr>
-        <w:t xml:space="preserve">, junto con los químicos Ernst Boris </w:t>
-      </w:r>
-      <w:proofErr w:type="spellStart"/>
-      <w:r>
-        <w:rPr>
-          <w:sz w:val="20"/>
-          <w:szCs w:val="20"/>
-        </w:rPr>
-        <w:t>Chain</w:t>
-      </w:r>
-      <w:proofErr w:type="spellEnd"/>
-      <w:r>
-        <w:rPr>
-          <w:sz w:val="20"/>
-          <w:szCs w:val="20"/>
-        </w:rPr>
-        <w:t xml:space="preserve"> y Howard Walter Florey, por el desarrollo de este antibiótico que revolucionó la medicina.</w:t>
+        <w:t>, junto con los químicos Ernst Boris Chain y Howard Walter Florey, por el desarrollo de este antibiótico que revolucionó la medicina.</w:t>
       </w:r>
     </w:p>
     <w:p>
@@ -5016,23 +4865,7 @@
           <w:sz w:val="20"/>
           <w:szCs w:val="20"/>
         </w:rPr>
-        <w:t xml:space="preserve"> y construir conocimiento de manera válida (</w:t>
-      </w:r>
-      <w:proofErr w:type="spellStart"/>
-      <w:r>
-        <w:rPr>
-          <w:sz w:val="20"/>
-          <w:szCs w:val="20"/>
-        </w:rPr>
-        <w:t>Holton</w:t>
-      </w:r>
-      <w:proofErr w:type="spellEnd"/>
-      <w:r>
-        <w:rPr>
-          <w:sz w:val="20"/>
-          <w:szCs w:val="20"/>
-        </w:rPr>
-        <w:t>, 1988), y aunque éste suele asociarse de manera exclusiva a las ciencias naturales, en realidad, todas las demás disciplinas emplean este método hipotético-deductivo en su ejercicio científico, por supuesto</w:t>
+        <w:t xml:space="preserve"> y construir conocimiento de manera válida (Holton, 1988), y aunque éste suele asociarse de manera exclusiva a las ciencias naturales, en realidad, todas las demás disciplinas emplean este método hipotético-deductivo en su ejercicio científico, por supuesto</w:t>
       </w:r>
       <w:r>
         <w:rPr>
@@ -5145,7 +4978,21 @@
           <w:sz w:val="20"/>
           <w:szCs w:val="20"/>
         </w:rPr>
-        <w:t xml:space="preserve">Es el punto de partida el proceso. </w:t>
+        <w:t xml:space="preserve">Es el punto de partida </w:t>
+      </w:r>
+      <w:r>
+        <w:rPr>
+          <w:sz w:val="20"/>
+          <w:szCs w:val="20"/>
+        </w:rPr>
+        <w:t>d</w:t>
+      </w:r>
+      <w:r>
+        <w:rPr>
+          <w:sz w:val="20"/>
+          <w:szCs w:val="20"/>
+        </w:rPr>
+        <w:t xml:space="preserve">el proceso. </w:t>
       </w:r>
       <w:r>
         <w:rPr>
@@ -5917,39 +5764,7 @@
           <w:sz w:val="20"/>
           <w:szCs w:val="20"/>
         </w:rPr>
-        <w:t xml:space="preserve"> (Center </w:t>
-      </w:r>
-      <w:proofErr w:type="spellStart"/>
-      <w:r>
-        <w:rPr>
-          <w:sz w:val="20"/>
-          <w:szCs w:val="20"/>
-        </w:rPr>
-        <w:t>for</w:t>
-      </w:r>
-      <w:proofErr w:type="spellEnd"/>
-      <w:r>
-        <w:rPr>
-          <w:sz w:val="20"/>
-          <w:szCs w:val="20"/>
-        </w:rPr>
-        <w:t xml:space="preserve"> </w:t>
-      </w:r>
-      <w:proofErr w:type="spellStart"/>
-      <w:r>
-        <w:rPr>
-          <w:sz w:val="20"/>
-          <w:szCs w:val="20"/>
-        </w:rPr>
-        <w:t>Astrophysics</w:t>
-      </w:r>
-      <w:proofErr w:type="spellEnd"/>
-      <w:r>
-        <w:rPr>
-          <w:sz w:val="20"/>
-          <w:szCs w:val="20"/>
-        </w:rPr>
-        <w:t>, s.f.)</w:t>
+        <w:t xml:space="preserve"> (Center for Astrophysics, s.f.)</w:t>
       </w:r>
       <w:r>
         <w:rPr>
@@ -6107,7 +5922,21 @@
           <w:sz w:val="20"/>
           <w:szCs w:val="20"/>
         </w:rPr>
-        <w:t xml:space="preserve"> experimenta. </w:t>
+        <w:t xml:space="preserve"> experimenta</w:t>
+      </w:r>
+      <w:r>
+        <w:rPr>
+          <w:sz w:val="20"/>
+          <w:szCs w:val="20"/>
+        </w:rPr>
+        <w:t>, comúnmente se conoce como Química</w:t>
+      </w:r>
+      <w:r>
+        <w:rPr>
+          <w:sz w:val="20"/>
+          <w:szCs w:val="20"/>
+        </w:rPr>
+        <w:t xml:space="preserve">. </w:t>
       </w:r>
       <w:r>
         <w:rPr>
@@ -6711,6 +6540,7 @@
           <w:sz w:val="20"/>
           <w:szCs w:val="20"/>
         </w:rPr>
+        <w:lastRenderedPageBreak/>
         <w:t>Ejemplo: el agua mezclada con sal, el café con azúcar, en donde el agua actúa como disolvente y la sal o el azúcar como soluto.</w:t>
       </w:r>
     </w:p>
@@ -6827,7 +6657,7 @@
           <w:sz w:val="20"/>
           <w:szCs w:val="20"/>
         </w:rPr>
-        <w:t>Cualquier mezcla, ya sea homogénea o heterogénea, se pueden formar y volver a separar en sus componentes puros o medios físicos, sin cambiar la identidad de dichos componentes. Así, p</w:t>
+        <w:t>Cualquier mezcla, ya sea homogénea o heterogénea, se puede formar y volver a separar en sus componentes puros o medios físicos, sin cambiar la identidad de dichos componentes. Así, p</w:t>
       </w:r>
       <w:r>
         <w:rPr>
@@ -7309,6 +7139,7 @@
         <w:rPr>
           <w:noProof/>
         </w:rPr>
+        <w:lastRenderedPageBreak/>
         <w:drawing>
           <wp:inline distT="0" distB="0" distL="0" distR="0" wp14:anchorId="6CCDB3E3" wp14:editId="4DC6D0B9">
             <wp:extent cx="2091690" cy="1283850"/>
@@ -7893,6 +7724,7 @@
           <w:sz w:val="20"/>
           <w:szCs w:val="20"/>
         </w:rPr>
+        <w:lastRenderedPageBreak/>
         <w:drawing>
           <wp:inline distT="0" distB="0" distL="0" distR="0" wp14:anchorId="7945BBC9" wp14:editId="2058EE1B">
             <wp:extent cx="3901821" cy="1466850"/>
@@ -8579,7 +8411,7 @@
               </wp:anchor>
             </w:drawing>
           </mc:Choice>
-          <mc:Fallback>
+          <mc:Fallback xmlns:a="http://schemas.openxmlformats.org/drawingml/2006/main" xmlns:pic="http://schemas.openxmlformats.org/drawingml/2006/picture" xmlns:a14="http://schemas.microsoft.com/office/drawing/2010/main">
             <w:pict w14:anchorId="7DE8DE54">
               <v:rect id="Rectángulo 26" style="position:absolute;margin-left:50.55pt;margin-top:9.9pt;width:459pt;height:84.75pt;z-index:251727872;visibility:visible;mso-wrap-style:square;mso-height-percent:0;mso-wrap-distance-left:9pt;mso-wrap-distance-top:0;mso-wrap-distance-right:9pt;mso-wrap-distance-bottom:0;mso-position-horizontal:absolute;mso-position-horizontal-relative:text;mso-position-vertical:absolute;mso-position-vertical-relative:text;mso-height-percent:0;mso-height-relative:margin;v-text-anchor:middle" o:spid="_x0000_s1026" filled="f" strokecolor="black [3213]" w14:anchorId="0F9D63AF" o:gfxdata="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">
                 <v:shadow on="t" color="black" opacity="22937f" offset="0,.63889mm" origin=",.5"/>
@@ -8662,7 +8494,21 @@
           <w:sz w:val="20"/>
           <w:szCs w:val="20"/>
         </w:rPr>
-        <w:t xml:space="preserve"> El arcoíris</w:t>
+        <w:t xml:space="preserve"> </w:t>
+      </w:r>
+      <w:r>
+        <w:rPr>
+          <w:sz w:val="20"/>
+          <w:szCs w:val="20"/>
+        </w:rPr>
+        <w:t>Actividad: e</w:t>
+      </w:r>
+      <w:r>
+        <w:rPr>
+          <w:sz w:val="20"/>
+          <w:szCs w:val="20"/>
+        </w:rPr>
+        <w:t>l arcoíris</w:t>
       </w:r>
     </w:p>
     <w:p>
@@ -8698,7 +8544,21 @@
           <w:sz w:val="20"/>
           <w:szCs w:val="20"/>
         </w:rPr>
-        <w:t xml:space="preserve">Para conocer sobre el proceso de separación de los elementos que componen la tinta china, se invita a explorar el siguiente video. </w:t>
+        <w:t>Para conocer sobre el proceso de separación de los elementos que componen la tinta china, se invita a explorar el siguiente video</w:t>
+      </w:r>
+      <w:r>
+        <w:rPr>
+          <w:sz w:val="20"/>
+          <w:szCs w:val="20"/>
+        </w:rPr>
+        <w:t>:</w:t>
+      </w:r>
+      <w:r>
+        <w:rPr>
+          <w:sz w:val="20"/>
+          <w:szCs w:val="20"/>
+        </w:rPr>
+        <w:t xml:space="preserve"> </w:t>
       </w:r>
       <w:r>
         <w:rPr>
@@ -8723,7 +8583,7 @@
         </w:rPr>
         <w:t xml:space="preserve"> </w:t>
       </w:r>
-      <w:hyperlink w:history="1" r:id="rId36">
+      <w:hyperlink r:id="rId36" w:history="1">
         <w:r>
           <w:rPr>
             <w:rStyle w:val="Hipervnculo"/>
@@ -8857,53 +8717,14 @@
           <w:sz w:val="20"/>
           <w:szCs w:val="20"/>
         </w:rPr>
-        <w:t>Sin embargo, b</w:t>
-      </w:r>
-      <w:r>
-        <w:rPr>
-          <w:sz w:val="20"/>
-          <w:szCs w:val="20"/>
-        </w:rPr>
-        <w:t xml:space="preserve">ajo condiciones extremas de presión y temperatura, la materia puede comportarse de forma atípica, lo que ha llevado a la comunidad científica a proponer y estudiar la existencia de estados de agregación adicionales que, en condiciones naturales de la Tierra, resultan poco probables, salvo que se logre un control riguroso y favorable de las variables del entorno. Algunos de estos estados son el plasma, los fluidos supercríticos, el condensado de Bose-Einstein, el condensado de Fermi, los </w:t>
-      </w:r>
-      <w:proofErr w:type="spellStart"/>
-      <w:r>
-        <w:rPr>
-          <w:sz w:val="20"/>
-          <w:szCs w:val="20"/>
-        </w:rPr>
-        <w:t>supersólidos</w:t>
-      </w:r>
-      <w:proofErr w:type="spellEnd"/>
-      <w:r>
-        <w:rPr>
-          <w:sz w:val="20"/>
-          <w:szCs w:val="20"/>
-        </w:rPr>
-        <w:t xml:space="preserve"> y el cristal líquido, entre otros, que siguen siendo objeto de investigación y debate científico</w:t>
-      </w:r>
-      <w:r>
-        <w:rPr>
-          <w:sz w:val="20"/>
-          <w:szCs w:val="20"/>
-        </w:rPr>
-        <w:t xml:space="preserve"> (Mann, 2019; </w:t>
-      </w:r>
-      <w:proofErr w:type="spellStart"/>
-      <w:r>
-        <w:rPr>
-          <w:sz w:val="20"/>
-          <w:szCs w:val="20"/>
-        </w:rPr>
-        <w:t>Yacolca</w:t>
-      </w:r>
-      <w:proofErr w:type="spellEnd"/>
-      <w:r>
-        <w:rPr>
-          <w:sz w:val="20"/>
-          <w:szCs w:val="20"/>
-        </w:rPr>
-        <w:t xml:space="preserve"> – Tejada, 2024)</w:t>
+        <w:t>Sin embargo, bajo condiciones extremas de presión y temperatura, la materia puede comportarse de forma atípica, lo que ha llevado a la comunidad científica a proponer y estudiar la existencia de estados de agregación adicionales que, en condiciones naturales de la Tierra, resultan poco probables, salvo que se logre un control riguroso y favorable de las variables del entorno. Algunos de estos estados son el plasma, los fluidos supercríticos, el condensado de Bose-Einstein, el condensado de Fermi, los supersólidos y el cristal líquido, entre otros, que siguen siendo objeto de investigación y debate científico</w:t>
+      </w:r>
+      <w:r>
+        <w:rPr>
+          <w:sz w:val="20"/>
+          <w:szCs w:val="20"/>
+        </w:rPr>
+        <w:t xml:space="preserve"> (Mann, 2019; Yacolca – Tejada, 2024)</w:t>
       </w:r>
       <w:r>
         <w:rPr>
@@ -9012,6 +8833,7 @@
           <w:sz w:val="20"/>
           <w:szCs w:val="20"/>
         </w:rPr>
+        <w:lastRenderedPageBreak/>
         <w:t xml:space="preserve">Figura 2. </w:t>
       </w:r>
       <w:commentRangeEnd w:id="13"/>
@@ -9305,7 +9127,7 @@
               </wp:anchor>
             </w:drawing>
           </mc:Choice>
-          <mc:Fallback>
+          <mc:Fallback xmlns:a="http://schemas.openxmlformats.org/drawingml/2006/main" xmlns:pic="http://schemas.openxmlformats.org/drawingml/2006/picture" xmlns:a14="http://schemas.microsoft.com/office/drawing/2010/main">
             <w:pict w14:anchorId="51817C70">
               <v:rect id="Rectángulo 3" style="position:absolute;margin-left:-6.15pt;margin-top:7.1pt;width:519.9pt;height:37.65pt;z-index:251625472;visibility:visible;mso-wrap-style:square;mso-height-percent:0;mso-wrap-distance-left:9pt;mso-wrap-distance-top:0;mso-wrap-distance-right:9pt;mso-wrap-distance-bottom:0;mso-position-horizontal:absolute;mso-position-horizontal-relative:text;mso-position-vertical:absolute;mso-position-vertical-relative:text;mso-height-percent:0;mso-height-relative:margin;v-text-anchor:middle" o:spid="_x0000_s1026" filled="f" strokecolor="black [3213]" w14:anchorId="025DC958" o:gfxdata="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">
                 <v:shadow on="t" color="black" opacity="22937f" offset="0,.63889mm" origin=",.5"/>
@@ -9560,6 +9382,7 @@
           <w:sz w:val="20"/>
           <w:szCs w:val="20"/>
         </w:rPr>
+        <w:lastRenderedPageBreak/>
         <w:t xml:space="preserve">La materia es dinámica y por ello es susceptible a experimentar cambios de estado en la medida en la que absorbe o cede calor al medio o por efectos de la presión. De acuerdo con esto, los cambios de estado </w:t>
       </w:r>
       <w:r>
@@ -10107,15 +9930,7 @@
           <w:sz w:val="20"/>
           <w:szCs w:val="20"/>
         </w:rPr>
-        <w:t>, también se usan otras unidades como los litros (L) o los mililitros (</w:t>
-      </w:r>
-      <w:proofErr w:type="spellStart"/>
-      <w:r>
-        <w:rPr>
-          <w:sz w:val="20"/>
-          <w:szCs w:val="20"/>
-        </w:rPr>
-        <w:t>m</w:t>
+        <w:t>, también se usan otras unidades como los litros (L) o los mililitros (m</w:t>
       </w:r>
       <w:r>
         <w:rPr>
@@ -10124,7 +9939,6 @@
         </w:rPr>
         <w:t>L</w:t>
       </w:r>
-      <w:proofErr w:type="spellEnd"/>
       <w:r>
         <w:rPr>
           <w:sz w:val="20"/>
@@ -10354,6 +10168,7 @@
           <w:sz w:val="20"/>
           <w:szCs w:val="20"/>
         </w:rPr>
+        <w:lastRenderedPageBreak/>
         <w:t>Inercia</w:t>
       </w:r>
     </w:p>
@@ -11088,7 +10903,21 @@
           <w:sz w:val="20"/>
           <w:szCs w:val="20"/>
         </w:rPr>
-        <w:t xml:space="preserve">Capacidad que tiene un átomo para atraer hacia si los electrones para formar un enlace con otro átomo. </w:t>
+        <w:t>Capacidad que tiene un átomo para atraer hacia s</w:t>
+      </w:r>
+      <w:r>
+        <w:rPr>
+          <w:sz w:val="20"/>
+          <w:szCs w:val="20"/>
+        </w:rPr>
+        <w:t>í</w:t>
+      </w:r>
+      <w:r>
+        <w:rPr>
+          <w:sz w:val="20"/>
+          <w:szCs w:val="20"/>
+        </w:rPr>
+        <w:t xml:space="preserve"> los electrones para formar un enlace con otro átomo. </w:t>
       </w:r>
     </w:p>
     <w:p>
@@ -11196,6 +11025,7 @@
           <w:sz w:val="20"/>
           <w:szCs w:val="20"/>
         </w:rPr>
+        <w:lastRenderedPageBreak/>
         <w:t>Propiedades químicas</w:t>
       </w:r>
     </w:p>
@@ -11814,6 +11644,7 @@
           <w:sz w:val="20"/>
           <w:szCs w:val="20"/>
         </w:rPr>
+        <w:lastRenderedPageBreak/>
         <w:t>Nominal</w:t>
       </w:r>
     </w:p>
@@ -12400,7 +12231,6 @@
         </w:rPr>
         <w:t xml:space="preserve"> </w:t>
       </w:r>
-      <w:proofErr w:type="spellStart"/>
       <w:r>
         <w:rPr>
           <w:i/>
@@ -12409,53 +12239,8 @@
           <w:szCs w:val="20"/>
           <w:highlight w:val="cyan"/>
         </w:rPr>
-        <w:t>Système</w:t>
-      </w:r>
-      <w:proofErr w:type="spellEnd"/>
-      <w:r>
-        <w:rPr>
-          <w:i/>
-          <w:iCs/>
-          <w:sz w:val="20"/>
-          <w:szCs w:val="20"/>
-          <w:highlight w:val="cyan"/>
-        </w:rPr>
-        <w:t xml:space="preserve"> </w:t>
-      </w:r>
-      <w:proofErr w:type="spellStart"/>
-      <w:r>
-        <w:rPr>
-          <w:i/>
-          <w:iCs/>
-          <w:sz w:val="20"/>
-          <w:szCs w:val="20"/>
-          <w:highlight w:val="cyan"/>
-        </w:rPr>
-        <w:t>Internationale</w:t>
-      </w:r>
-      <w:proofErr w:type="spellEnd"/>
-      <w:r>
-        <w:rPr>
-          <w:i/>
-          <w:iCs/>
-          <w:sz w:val="20"/>
-          <w:szCs w:val="20"/>
-          <w:highlight w:val="cyan"/>
-        </w:rPr>
-        <w:t xml:space="preserve"> </w:t>
-      </w:r>
-      <w:proofErr w:type="spellStart"/>
-      <w:r>
-        <w:rPr>
-          <w:i/>
-          <w:iCs/>
-          <w:sz w:val="20"/>
-          <w:szCs w:val="20"/>
-          <w:highlight w:val="cyan"/>
-        </w:rPr>
-        <w:t>d’Unites</w:t>
-      </w:r>
-      <w:proofErr w:type="spellEnd"/>
+        <w:t>Système Internationale d’Unites</w:t>
+      </w:r>
       <w:r>
         <w:rPr>
           <w:sz w:val="20"/>
@@ -12666,6 +12451,7 @@
           <w:sz w:val="20"/>
           <w:szCs w:val="20"/>
         </w:rPr>
+        <w:lastRenderedPageBreak/>
         <w:t>Tabla 1.</w:t>
       </w:r>
       <w:r>
@@ -13204,6 +12990,7 @@
           <w:sz w:val="20"/>
           <w:szCs w:val="20"/>
         </w:rPr>
+        <w:lastRenderedPageBreak/>
         <w:t xml:space="preserve">instrumento debe estar calibrado en relación a un patrón o estándar definido, garantizando confiabilidad, precisión y exactitud en la medida. </w:t>
       </w:r>
     </w:p>
@@ -13251,7 +13038,16 @@
           <w:sz w:val="20"/>
           <w:szCs w:val="20"/>
         </w:rPr>
-        <w:t xml:space="preserve">especialmente en el sector industrial y en el control de procesos, se estableció una disciplina científica especializada en esta labor: la </w:t>
+        <w:t xml:space="preserve">especialmente en el sector industrial y en el control de procesos, se estableció una disciplina científica especializada en esta labor: </w:t>
+      </w:r>
+      <w:r>
+        <w:rPr>
+          <w:b/>
+          <w:bCs/>
+          <w:sz w:val="20"/>
+          <w:szCs w:val="20"/>
+        </w:rPr>
+        <w:t xml:space="preserve">la </w:t>
       </w:r>
       <w:r>
         <w:rPr>
@@ -13352,7 +13148,7 @@
               </wp:anchor>
             </w:drawing>
           </mc:Choice>
-          <mc:Fallback>
+          <mc:Fallback xmlns:a="http://schemas.openxmlformats.org/drawingml/2006/main" xmlns:pic="http://schemas.openxmlformats.org/drawingml/2006/picture" xmlns:a14="http://schemas.microsoft.com/office/drawing/2010/main">
             <w:pict w14:anchorId="2C4647E7">
               <v:rect id="Rectángulo 3" style="position:absolute;margin-left:.15pt;margin-top:2.15pt;width:519.9pt;height:78.9pt;z-index:251630592;visibility:visible;mso-wrap-style:square;mso-height-percent:0;mso-wrap-distance-left:9pt;mso-wrap-distance-top:0;mso-wrap-distance-right:9pt;mso-wrap-distance-bottom:0;mso-position-horizontal:absolute;mso-position-horizontal-relative:text;mso-position-vertical:absolute;mso-position-vertical-relative:text;mso-height-percent:0;mso-height-relative:margin;v-text-anchor:middle" o:spid="_x0000_s1026" filled="f" strokecolor="black [3213]" w14:anchorId="705DDF6C" o:gfxdata="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">
                 <v:shadow on="t" color="black" opacity="22937f" offset="0,.63889mm" origin=",.5"/>
@@ -14173,8 +13969,6 @@
       </w:r>
       <w:r>
         <w:rPr>
-          <w:b/>
-          <w:bCs/>
           <w:sz w:val="20"/>
           <w:szCs w:val="20"/>
         </w:rPr>
@@ -14185,23 +13979,7 @@
           <w:sz w:val="20"/>
           <w:szCs w:val="20"/>
         </w:rPr>
-        <w:t xml:space="preserve"> (L). Un litro es el volumen que ocupa un decímetro cúbico. Un volumen de un litro es igual a 1000 mililitros (</w:t>
-      </w:r>
-      <w:proofErr w:type="spellStart"/>
-      <w:r>
-        <w:rPr>
-          <w:sz w:val="20"/>
-          <w:szCs w:val="20"/>
-        </w:rPr>
-        <w:t>mL</w:t>
-      </w:r>
-      <w:proofErr w:type="spellEnd"/>
-      <w:r>
-        <w:rPr>
-          <w:sz w:val="20"/>
-          <w:szCs w:val="20"/>
-        </w:rPr>
-        <w:t>) o 1000 cm</w:t>
+        <w:t xml:space="preserve"> (L). Un litro es el volumen que ocupa un decímetro cúbico. Un volumen de un litro es igual a 1000 mililitros (mL) o 1000 cm</w:t>
       </w:r>
       <w:r>
         <w:rPr>
@@ -14482,7 +14260,7 @@
           <w:sz w:val="20"/>
           <w:szCs w:val="20"/>
         </w:rPr>
-        <w:t>). Sin embargo, esta unidad resultad demasiado grande para muchas aplicaciones químicas, en consecuencia, los gramos por centímetro cúbico (g/cm</w:t>
+        <w:t>). Sin embargo, esta unidad resulta demasiado grande para muchas aplicaciones químicas, en consecuencia, los gramos por centímetro cúbico (g/cm</w:t>
       </w:r>
       <w:r>
         <w:rPr>
@@ -14497,23 +14275,7 @@
           <w:sz w:val="20"/>
           <w:szCs w:val="20"/>
         </w:rPr>
-        <w:t>) y su equivalente de gramos por mililitro (g/</w:t>
-      </w:r>
-      <w:proofErr w:type="spellStart"/>
-      <w:r>
-        <w:rPr>
-          <w:sz w:val="20"/>
-          <w:szCs w:val="20"/>
-        </w:rPr>
-        <w:t>mL</w:t>
-      </w:r>
-      <w:proofErr w:type="spellEnd"/>
-      <w:r>
-        <w:rPr>
-          <w:sz w:val="20"/>
-          <w:szCs w:val="20"/>
-        </w:rPr>
-        <w:t xml:space="preserve">) se usan </w:t>
+        <w:t xml:space="preserve">) y su equivalente de gramos por mililitro (g/mL) se usan </w:t>
       </w:r>
       <w:r>
         <w:rPr>
@@ -14657,7 +14419,16 @@
           <w:sz w:val="20"/>
           <w:szCs w:val="20"/>
         </w:rPr>
-        <w:t>Escalas de temperatura</w:t>
+        <w:t>T</w:t>
+      </w:r>
+      <w:r>
+        <w:rPr>
+          <w:b/>
+          <w:bCs/>
+          <w:sz w:val="20"/>
+          <w:szCs w:val="20"/>
+        </w:rPr>
+        <w:t>emperatura</w:t>
       </w:r>
       <w:r>
         <w:rPr>
@@ -14977,6 +14748,7 @@
           <w:sz w:val="20"/>
           <w:szCs w:val="20"/>
         </w:rPr>
+        <w:lastRenderedPageBreak/>
         <w:tab/>
       </w:r>
       <w:r>
@@ -15105,7 +14877,7 @@
         </w:rPr>
         <w:t xml:space="preserve">Fuente: </w:t>
       </w:r>
-      <w:hyperlink w:history="1" r:id="rId47">
+      <w:hyperlink r:id="rId47" w:history="1">
         <w:r>
           <w:rPr>
             <w:rStyle w:val="Hipervnculo"/>
@@ -15345,7 +15117,7 @@
         </w:rPr>
         <w:t xml:space="preserve">Fuente: </w:t>
       </w:r>
-      <w:hyperlink w:history="1" r:id="rId49">
+      <w:hyperlink r:id="rId49" w:history="1">
         <w:r>
           <w:rPr>
             <w:rStyle w:val="Hipervnculo"/>
@@ -15444,21 +15216,7 @@
           <w:sz w:val="20"/>
           <w:szCs w:val="20"/>
         </w:rPr>
-        <w:t xml:space="preserve"> Escala </w:t>
-      </w:r>
-      <w:r>
-        <w:rPr>
-          <w:sz w:val="20"/>
-          <w:szCs w:val="20"/>
-        </w:rPr>
-        <w:t>de temperatura</w:t>
-      </w:r>
-      <w:r>
-        <w:rPr>
-          <w:sz w:val="20"/>
-          <w:szCs w:val="20"/>
-        </w:rPr>
-        <w:t xml:space="preserve"> </w:t>
+        <w:t xml:space="preserve"> Escala de temperatura </w:t>
       </w:r>
       <w:commentRangeStart w:id="29"/>
       <w:r>
@@ -15510,6 +15268,7 @@
       </w:pPr>
       <w:r>
         <w:rPr>
+          <w:noProof/>
           <w:sz w:val="20"/>
           <w:szCs w:val="20"/>
         </w:rPr>
@@ -15569,7 +15328,7 @@
         </w:rPr>
         <w:t xml:space="preserve">Fuente: </w:t>
       </w:r>
-      <w:hyperlink w:history="1" r:id="rId51">
+      <w:hyperlink r:id="rId51" w:history="1">
         <w:r>
           <w:rPr>
             <w:rStyle w:val="Hipervnculo"/>
@@ -15792,12 +15551,6 @@
           <w:szCs w:val="20"/>
         </w:rPr>
         <w:br/>
-      </w:r>
-      <w:r>
-        <w:rPr>
-          <w:sz w:val="20"/>
-          <w:szCs w:val="20"/>
-        </w:rPr>
         <w:t xml:space="preserve">Las escalas Celsius y Kelvin tienen unidades de la misma magnitud, es decir un grado Celsius es equivalente a un kelvin. Se ha comprobado que el cero absoluto de la escala Kelvin equivale a -273.15 °C. Así que para convertir grados Celsius a kelvin, se usa la </w:t>
       </w:r>
       <w:commentRangeStart w:id="31"/>
@@ -15940,6 +15693,7 @@
           <w:sz w:val="20"/>
           <w:szCs w:val="20"/>
         </w:rPr>
+        <w:lastRenderedPageBreak/>
         <w:t>Manejo de los números y factores de conversión</w:t>
       </w:r>
     </w:p>
@@ -16492,7 +16246,7 @@
               </wp:anchor>
             </w:drawing>
           </mc:Choice>
-          <mc:Fallback>
+          <mc:Fallback xmlns:a="http://schemas.openxmlformats.org/drawingml/2006/main" xmlns:pic="http://schemas.openxmlformats.org/drawingml/2006/picture" xmlns:a14="http://schemas.microsoft.com/office/drawing/2010/main">
             <w:pict w14:anchorId="020D7000">
               <v:rect id="Rectángulo 3" style="position:absolute;margin-left:138.7pt;margin-top:2pt;width:223.2pt;height:37pt;z-index:251635712;visibility:visible;mso-wrap-style:square;mso-width-percent:0;mso-height-percent:0;mso-wrap-distance-left:9pt;mso-wrap-distance-top:0;mso-wrap-distance-right:9pt;mso-wrap-distance-bottom:0;mso-position-horizontal:absolute;mso-position-horizontal-relative:text;mso-position-vertical:absolute;mso-position-vertical-relative:text;mso-width-percent:0;mso-height-percent:0;mso-width-relative:margin;mso-height-relative:margin;v-text-anchor:middle" o:spid="_x0000_s1026" filled="f" strokecolor="black [3213]" w14:anchorId="074A86A5" o:gfxdata="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">
                 <v:shadow on="t" color="black" opacity="22937f" offset="0,.63889mm" origin=",.5"/>
@@ -16719,7 +16473,7 @@
               </wp:anchor>
             </w:drawing>
           </mc:Choice>
-          <mc:Fallback>
+          <mc:Fallback xmlns:a="http://schemas.openxmlformats.org/drawingml/2006/main" xmlns:pic="http://schemas.openxmlformats.org/drawingml/2006/picture" xmlns:a14="http://schemas.microsoft.com/office/drawing/2010/main">
             <w:pict w14:anchorId="2A6579A7">
               <v:rect id="Rectángulo 3" style="position:absolute;margin-left:0;margin-top:2.65pt;width:223.2pt;height:37pt;z-index:251639808;visibility:visible;mso-wrap-style:square;mso-width-percent:0;mso-height-percent:0;mso-wrap-distance-left:9pt;mso-wrap-distance-top:0;mso-wrap-distance-right:9pt;mso-wrap-distance-bottom:0;mso-position-horizontal:center;mso-position-horizontal-relative:margin;mso-position-vertical:absolute;mso-position-vertical-relative:text;mso-width-percent:0;mso-height-percent:0;mso-width-relative:margin;mso-height-relative:margin;v-text-anchor:middle" o:spid="_x0000_s1026" filled="f" strokecolor="black [3213]" w14:anchorId="72664FAC" o:gfxdata="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">
                 <v:shadow on="t" color="black" opacity="22937f" offset="0,.63889mm" origin=",.5"/>
@@ -16839,7 +16593,23 @@
           <w:sz w:val="20"/>
           <w:szCs w:val="20"/>
         </w:rPr>
-        <w:t xml:space="preserve"> entre 1 y 10. </w:t>
+        <w:t xml:space="preserve"> entre 1 y 10.</w:t>
+      </w:r>
+    </w:p>
+    <w:p>
+      <w:pPr>
+        <w:pStyle w:val="Normal0"/>
+        <w:rPr>
+          <w:sz w:val="20"/>
+          <w:szCs w:val="20"/>
+        </w:rPr>
+      </w:pPr>
+      <w:r>
+        <w:rPr>
+          <w:sz w:val="20"/>
+          <w:szCs w:val="20"/>
+        </w:rPr>
+        <w:t xml:space="preserve"> </w:t>
       </w:r>
     </w:p>
     <w:p>
@@ -16917,7 +16687,21 @@
           <w:sz w:val="20"/>
           <w:szCs w:val="20"/>
         </w:rPr>
-        <w:t>que consiste en un multiplicar la cifra problema por una fracción, cuyo numerador y denominador resultan equivalentes (100 cm = 1 m; 1000g = 1 kg; 1h = 3600 s)</w:t>
+        <w:t>que consiste en un multiplicar la cifra problema por una fracción, cuyo numerador y denominador resultan equivalentes (100 cm = 1 m; 1000</w:t>
+      </w:r>
+      <w:r>
+        <w:rPr>
+          <w:sz w:val="20"/>
+          <w:szCs w:val="20"/>
+        </w:rPr>
+        <w:t xml:space="preserve"> </w:t>
+      </w:r>
+      <w:r>
+        <w:rPr>
+          <w:sz w:val="20"/>
+          <w:szCs w:val="20"/>
+        </w:rPr>
+        <w:t>g = 1 kg; 1h = 3600 s)</w:t>
       </w:r>
       <w:r>
         <w:rPr>
@@ -17119,6 +16903,7 @@
                 <w:sz w:val="20"/>
                 <w:szCs w:val="20"/>
               </w:rPr>
+              <w:lastRenderedPageBreak/>
               <w:t>Pulgada (in)</w:t>
             </w:r>
           </w:p>
@@ -17574,23 +17359,7 @@
                 <w:sz w:val="20"/>
                 <w:szCs w:val="20"/>
               </w:rPr>
-              <w:t xml:space="preserve">1 </w:t>
-            </w:r>
-            <w:proofErr w:type="gramStart"/>
-            <w:r>
-              <w:rPr>
-                <w:sz w:val="20"/>
-                <w:szCs w:val="20"/>
-              </w:rPr>
-              <w:t>Hm</w:t>
-            </w:r>
-            <w:proofErr w:type="gramEnd"/>
-            <w:r>
-              <w:rPr>
-                <w:sz w:val="20"/>
-                <w:szCs w:val="20"/>
-              </w:rPr>
-              <w:t xml:space="preserve"> = 100 m</w:t>
+              <w:t>1 Hm = 100 m</w:t>
             </w:r>
             <w:r>
               <w:rPr>
@@ -18140,7 +17909,15 @@
           <w:sz w:val="20"/>
           <w:szCs w:val="20"/>
         </w:rPr>
-        <w:t xml:space="preserve"> para cualquier compuesto, los átomos presentes siempre están en la misma proporción</w:t>
+        <w:t xml:space="preserve"> para cualquier </w:t>
+      </w:r>
+      <w:r>
+        <w:rPr>
+          <w:sz w:val="20"/>
+          <w:szCs w:val="20"/>
+        </w:rPr>
+        <w:lastRenderedPageBreak/>
+        <w:t>compuesto, los átomos presentes siempre están en la misma proporción</w:t>
       </w:r>
       <w:r>
         <w:rPr>
@@ -18154,14 +17931,7 @@
           <w:sz w:val="20"/>
           <w:szCs w:val="20"/>
         </w:rPr>
-        <w:t xml:space="preserve">Por ejemplo, si se analizan muestras de dióxido de carbono gaseoso de </w:t>
-      </w:r>
-      <w:r>
-        <w:rPr>
-          <w:sz w:val="20"/>
-          <w:szCs w:val="20"/>
-        </w:rPr>
-        <w:t xml:space="preserve">diferentes fuentes, en todas ellas se encontrará la misma proporción de masa de carbono y oxígeno. </w:t>
+        <w:t xml:space="preserve">Por ejemplo, si se analizan muestras de dióxido de carbono gaseoso de diferentes fuentes, en todas ellas se encontrará la misma proporción de masa de carbono y oxígeno. </w:t>
       </w:r>
     </w:p>
     <w:p>
@@ -18384,23 +18154,7 @@
           <w:sz w:val="20"/>
           <w:szCs w:val="20"/>
         </w:rPr>
-        <w:t xml:space="preserve">, donde C corresponde a </w:t>
-      </w:r>
-      <w:proofErr w:type="spellStart"/>
-      <w:r>
-        <w:rPr>
-          <w:sz w:val="20"/>
-          <w:szCs w:val="20"/>
-        </w:rPr>
-        <w:t>coulombs</w:t>
-      </w:r>
-      <w:proofErr w:type="spellEnd"/>
-      <w:r>
-        <w:rPr>
-          <w:sz w:val="20"/>
-          <w:szCs w:val="20"/>
-        </w:rPr>
-        <w:t>)</w:t>
+        <w:t>, donde C corresponde a coulombs)</w:t>
       </w:r>
       <w:r>
         <w:rPr>
@@ -18480,7 +18234,7 @@
           <w:sz w:val="20"/>
           <w:szCs w:val="20"/>
         </w:rPr>
-        <w:t xml:space="preserve"> C), que se encuentra en el núcleo atómico y que tienen un</w:t>
+        <w:t xml:space="preserve"> C), que se encuentra en el núcleo atómico y que tiene un</w:t>
       </w:r>
       <w:r>
         <w:rPr>
@@ -18666,7 +18420,7 @@
               </wp:anchor>
             </w:drawing>
           </mc:Choice>
-          <mc:Fallback>
+          <mc:Fallback xmlns:a="http://schemas.openxmlformats.org/drawingml/2006/main" xmlns:pic="http://schemas.openxmlformats.org/drawingml/2006/picture" xmlns:a14="http://schemas.microsoft.com/office/drawing/2010/main">
             <w:pict w14:anchorId="7169062A">
               <v:rect id="Rectángulo 3" style="position:absolute;margin-left:-15.65pt;margin-top:-8.1pt;width:526.55pt;height:53.7pt;z-index:251726848;visibility:visible;mso-wrap-style:square;mso-width-percent:0;mso-height-percent:0;mso-wrap-distance-left:9pt;mso-wrap-distance-top:0;mso-wrap-distance-right:9pt;mso-wrap-distance-bottom:0;mso-position-horizontal:absolute;mso-position-horizontal-relative:text;mso-position-vertical:absolute;mso-position-vertical-relative:text;mso-width-percent:0;mso-height-percent:0;mso-width-relative:margin;mso-height-relative:margin;v-text-anchor:middle" o:spid="_x0000_s1026" filled="f" strokecolor="black [3213]" w14:anchorId="33EA1FAD" o:gfxdata="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">
                 <v:shadow on="t" color="black" opacity="22937f" offset="0,.63889mm" origin=",.5"/>
@@ -18707,7 +18461,7 @@
         </w:rPr>
         <w:t xml:space="preserve">Para profundizar sobre la evolución de los modelos atómicos a lo largo de la historia, lo invitamos a consultar el siguiente sitio web: </w:t>
       </w:r>
-      <w:hyperlink w:history="1" r:id="rId56">
+      <w:hyperlink r:id="rId56" w:history="1">
         <w:r>
           <w:rPr>
             <w:rStyle w:val="Hipervnculo"/>
@@ -18873,6 +18627,7 @@
           <w:sz w:val="20"/>
           <w:szCs w:val="20"/>
         </w:rPr>
+        <w:lastRenderedPageBreak/>
         <w:t xml:space="preserve">El </w:t>
       </w:r>
       <w:r>
@@ -18896,14 +18651,7 @@
           <w:sz w:val="20"/>
           <w:szCs w:val="20"/>
         </w:rPr>
-        <w:t xml:space="preserve"> en el núcleo del átomo de un elemento. En un átomo neutro el número de protones es igual al número de electrones, de manera que el número atómico también indica el </w:t>
-      </w:r>
-      <w:r>
-        <w:rPr>
-          <w:sz w:val="20"/>
-          <w:szCs w:val="20"/>
-        </w:rPr>
-        <w:t xml:space="preserve">número de electrones presentes en un átomo. Así es que, la identidad química de un átomo queda determinada por su número atómico. </w:t>
+        <w:t xml:space="preserve"> en el núcleo del átomo de un elemento. En un átomo neutro el número de protones es igual al número de electrones, de manera que el número atómico también indica el número de electrones presentes en un átomo. Así es que, la identidad química de un átomo queda determinada por su número atómico. </w:t>
       </w:r>
     </w:p>
     <w:p>
@@ -19048,7 +18796,14 @@
           <w:sz w:val="20"/>
           <w:szCs w:val="20"/>
         </w:rPr>
-        <w:t>Por tanto, el número de neutrones es un átomo es igual a la resta entre el número de masa y el número atómico (A-Z)</w:t>
+        <w:t>Por tanto, el número de neutrones es un átomo es igual a la resta entre el número de masa y el número atómico</w:t>
+      </w:r>
+      <w:r>
+        <w:rPr>
+          <w:sz w:val="20"/>
+          <w:szCs w:val="20"/>
+        </w:rPr>
+        <w:t xml:space="preserve"> (A – Z)</w:t>
       </w:r>
       <w:r>
         <w:rPr>
@@ -19070,6 +18825,41 @@
     <w:p>
       <w:pPr>
         <w:pStyle w:val="Normal0"/>
+        <w:jc w:val="center"/>
+        <w:rPr>
+          <w:sz w:val="20"/>
+          <w:szCs w:val="20"/>
+        </w:rPr>
+      </w:pPr>
+      <w:r>
+        <w:rPr>
+          <w:sz w:val="20"/>
+          <w:szCs w:val="20"/>
+        </w:rPr>
+        <w:t>Número de neutrones = número de masa - número atómico</w:t>
+      </w:r>
+    </w:p>
+    <w:p>
+      <w:pPr>
+        <w:pStyle w:val="Normal0"/>
+        <w:rPr>
+          <w:sz w:val="20"/>
+          <w:szCs w:val="20"/>
+        </w:rPr>
+      </w:pPr>
+    </w:p>
+    <w:p>
+      <w:pPr>
+        <w:pStyle w:val="Normal0"/>
+        <w:rPr>
+          <w:sz w:val="20"/>
+          <w:szCs w:val="20"/>
+        </w:rPr>
+      </w:pPr>
+    </w:p>
+    <w:p>
+      <w:pPr>
+        <w:pStyle w:val="Normal0"/>
         <w:rPr>
           <w:sz w:val="20"/>
           <w:szCs w:val="20"/>
@@ -19096,7 +18886,22 @@
           <w:sz w:val="20"/>
           <w:szCs w:val="20"/>
         </w:rPr>
-        <w:t>son átomos que tienen el mismo número de atómico pero diferente número de masa. La mayoría de los elementos tiene dos o más isótopos. Por ejemplo, existen tres isótopos de hidrógeno. Uno de ellos, que se conoce como hidrógeno, tiene un protón y no tiene neutrones. El isótopo llamado deuterio contiene un protón y un neutrón, y el tritio tiene un protón y dos neutrones</w:t>
+        <w:t xml:space="preserve">son átomos que tienen el mismo número atómico pero diferente número de masa. La mayoría de los elementos tiene dos o más isótopos. Por ejemplo, existen tres isótopos de hidrógeno. Uno de ellos, que se conoce como hidrógeno, tiene un protón y no tiene neutrones. El isótopo llamado deuterio contiene un protón y un neutrón, y el tritio tiene un protón y dos </w:t>
+      </w:r>
+      <w:commentRangeStart w:id="36"/>
+      <w:r>
+        <w:rPr>
+          <w:sz w:val="20"/>
+          <w:szCs w:val="20"/>
+        </w:rPr>
+        <w:t>neutrones</w:t>
+      </w:r>
+      <w:commentRangeEnd w:id="36"/>
+      <w:r>
+        <w:rPr>
+          <w:rStyle w:val="Refdecomentario"/>
+        </w:rPr>
+        <w:commentReference w:id="36"/>
       </w:r>
       <w:r>
         <w:rPr>
@@ -19110,29 +18915,7 @@
           <w:sz w:val="20"/>
           <w:szCs w:val="20"/>
         </w:rPr>
-        <w:t xml:space="preserve">. La forma para denotar el número atómico y el número de masa para los isótopos de hidrógeno es como </w:t>
-      </w:r>
-      <w:commentRangeStart w:id="36"/>
-      <w:r>
-        <w:rPr>
-          <w:sz w:val="20"/>
-          <w:szCs w:val="20"/>
-        </w:rPr>
-        <w:t>sigue</w:t>
-      </w:r>
-      <w:commentRangeEnd w:id="36"/>
-      <w:r>
-        <w:rPr>
-          <w:rStyle w:val="Refdecomentario"/>
-        </w:rPr>
-        <w:commentReference w:id="36"/>
-      </w:r>
-      <w:r>
-        <w:rPr>
-          <w:sz w:val="20"/>
-          <w:szCs w:val="20"/>
-        </w:rPr>
-        <w:t>:</w:t>
+        <w:t xml:space="preserve">. </w:t>
       </w:r>
     </w:p>
     <w:p>
@@ -19386,7 +19169,21 @@
           <w:sz w:val="20"/>
           <w:szCs w:val="20"/>
         </w:rPr>
-        <w:t xml:space="preserve">, que puede tomar valores enteros del 1 al 7, se relaciona con las </w:t>
+        <w:t>, que puede tomar valores enteros del 1 al 7, se relaciona</w:t>
+      </w:r>
+      <w:r>
+        <w:rPr>
+          <w:sz w:val="20"/>
+          <w:szCs w:val="20"/>
+        </w:rPr>
+        <w:t>n</w:t>
+      </w:r>
+      <w:r>
+        <w:rPr>
+          <w:sz w:val="20"/>
+          <w:szCs w:val="20"/>
+        </w:rPr>
+        <w:t xml:space="preserve"> con las </w:t>
       </w:r>
       <w:r>
         <w:rPr>
@@ -20621,6 +20418,7 @@
           <w:sz w:val="20"/>
           <w:szCs w:val="20"/>
         </w:rPr>
+        <w:lastRenderedPageBreak/>
         <w:drawing>
           <wp:inline distT="0" distB="0" distL="0" distR="0" wp14:anchorId="3FB9FCAA" wp14:editId="66CB56DC">
             <wp:extent cx="1330036" cy="1507490"/>
@@ -21038,23 +20836,7 @@
           <w:sz w:val="20"/>
           <w:szCs w:val="20"/>
         </w:rPr>
-        <w:t xml:space="preserve">Para facilitar la distribución electrónica, se hace uso del diagrama de </w:t>
-      </w:r>
-      <w:proofErr w:type="spellStart"/>
-      <w:r>
-        <w:rPr>
-          <w:sz w:val="20"/>
-          <w:szCs w:val="20"/>
-        </w:rPr>
-        <w:t>Moeller</w:t>
-      </w:r>
-      <w:proofErr w:type="spellEnd"/>
-      <w:r>
-        <w:rPr>
-          <w:sz w:val="20"/>
-          <w:szCs w:val="20"/>
-        </w:rPr>
-        <w:t xml:space="preserve">. </w:t>
+        <w:t xml:space="preserve">Para facilitar la distribución electrónica, se hace uso del diagrama de Moeller. </w:t>
       </w:r>
     </w:p>
     <w:p>
@@ -21129,17 +20911,8 @@
           <w:sz w:val="20"/>
           <w:szCs w:val="20"/>
         </w:rPr>
-        <w:t xml:space="preserve">Diagrama de </w:t>
-      </w:r>
-      <w:proofErr w:type="spellStart"/>
-      <w:r>
-        <w:rPr>
-          <w:sz w:val="20"/>
-          <w:szCs w:val="20"/>
-        </w:rPr>
-        <w:t>Moeller</w:t>
-      </w:r>
-      <w:proofErr w:type="spellEnd"/>
+        <w:t>Diagrama de Moeller</w:t>
+      </w:r>
     </w:p>
     <w:p>
       <w:pPr>
@@ -21233,7 +21006,7 @@
         </w:rPr>
         <w:t xml:space="preserve">Fuente: </w:t>
       </w:r>
-      <w:hyperlink w:history="1" r:id="rId66">
+      <w:hyperlink r:id="rId66" w:history="1">
         <w:r>
           <w:rPr>
             <w:rStyle w:val="Hipervnculo"/>
@@ -21279,6 +21052,7 @@
           <w:sz w:val="20"/>
           <w:szCs w:val="20"/>
         </w:rPr>
+        <w:lastRenderedPageBreak/>
         <w:t>Es importante seguir el orden de las flechas (de arriba hacia abajo y de derecha a izquierda), de tal modo que, si se escribiera de forma horizontal, quedaría:</w:t>
       </w:r>
     </w:p>
@@ -21365,7 +21139,7 @@
               </wp:anchor>
             </w:drawing>
           </mc:Choice>
-          <mc:Fallback>
+          <mc:Fallback xmlns:a="http://schemas.openxmlformats.org/drawingml/2006/main" xmlns:pic="http://schemas.openxmlformats.org/drawingml/2006/picture" xmlns:a14="http://schemas.microsoft.com/office/drawing/2010/main">
             <w:pict w14:anchorId="53F916CB">
               <v:rect id="Rectángulo 3" style="position:absolute;margin-left:.15pt;margin-top:2.4pt;width:494.8pt;height:34.05pt;z-index:251652096;visibility:visible;mso-wrap-style:square;mso-width-percent:0;mso-height-percent:0;mso-wrap-distance-left:9pt;mso-wrap-distance-top:0;mso-wrap-distance-right:9pt;mso-wrap-distance-bottom:0;mso-position-horizontal:absolute;mso-position-horizontal-relative:text;mso-position-vertical:absolute;mso-position-vertical-relative:text;mso-width-percent:0;mso-height-percent:0;mso-width-relative:margin;mso-height-relative:margin;v-text-anchor:middle" o:spid="_x0000_s1026" filled="f" strokecolor="black [3213]" w14:anchorId="6F8E3230" o:gfxdata="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">
                 <v:shadow on="t" color="black" opacity="22937f" offset="0,.63889mm" origin=",.5"/>
@@ -21394,12 +21168,422 @@
           <w:sz w:val="20"/>
           <w:szCs w:val="20"/>
         </w:rPr>
-        <w:t>1s2 2s2 2p6 3s2 3p6 4s2 3d10 4p6 5s2 4d10 5p6 6s2 4f14 5d10 6p6 7s2 5f14 6d10 7p6 6f14 7d10 7f14</w:t>
+        <w:t>1s</w:t>
+      </w:r>
+      <w:r>
+        <w:rPr>
+          <w:b/>
+          <w:bCs/>
+          <w:sz w:val="20"/>
+          <w:szCs w:val="20"/>
+          <w:vertAlign w:val="superscript"/>
+        </w:rPr>
+        <w:t>2</w:t>
+      </w:r>
+      <w:r>
+        <w:rPr>
+          <w:b/>
+          <w:bCs/>
+          <w:sz w:val="20"/>
+          <w:szCs w:val="20"/>
+        </w:rPr>
+        <w:t xml:space="preserve"> 2s</w:t>
+      </w:r>
+      <w:r>
+        <w:rPr>
+          <w:b/>
+          <w:bCs/>
+          <w:sz w:val="20"/>
+          <w:szCs w:val="20"/>
+          <w:vertAlign w:val="superscript"/>
+        </w:rPr>
+        <w:t>2</w:t>
+      </w:r>
+      <w:r>
+        <w:rPr>
+          <w:b/>
+          <w:bCs/>
+          <w:sz w:val="20"/>
+          <w:szCs w:val="20"/>
+        </w:rPr>
+        <w:t xml:space="preserve"> 2p</w:t>
+      </w:r>
+      <w:r>
+        <w:rPr>
+          <w:b/>
+          <w:bCs/>
+          <w:sz w:val="20"/>
+          <w:szCs w:val="20"/>
+          <w:vertAlign w:val="superscript"/>
+        </w:rPr>
+        <w:t>6</w:t>
+      </w:r>
+      <w:r>
+        <w:rPr>
+          <w:b/>
+          <w:bCs/>
+          <w:sz w:val="20"/>
+          <w:szCs w:val="20"/>
+        </w:rPr>
+        <w:t xml:space="preserve"> 3s</w:t>
+      </w:r>
+      <w:r>
+        <w:rPr>
+          <w:b/>
+          <w:bCs/>
+          <w:sz w:val="20"/>
+          <w:szCs w:val="20"/>
+          <w:vertAlign w:val="superscript"/>
+        </w:rPr>
+        <w:t>2</w:t>
+      </w:r>
+      <w:r>
+        <w:rPr>
+          <w:b/>
+          <w:bCs/>
+          <w:sz w:val="20"/>
+          <w:szCs w:val="20"/>
+        </w:rPr>
+        <w:t xml:space="preserve"> 3p</w:t>
+      </w:r>
+      <w:r>
+        <w:rPr>
+          <w:b/>
+          <w:bCs/>
+          <w:sz w:val="20"/>
+          <w:szCs w:val="20"/>
+          <w:vertAlign w:val="superscript"/>
+        </w:rPr>
+        <w:t>6</w:t>
+      </w:r>
+      <w:r>
+        <w:rPr>
+          <w:b/>
+          <w:bCs/>
+          <w:sz w:val="20"/>
+          <w:szCs w:val="20"/>
+        </w:rPr>
+        <w:t xml:space="preserve"> 4s</w:t>
+      </w:r>
+      <w:r>
+        <w:rPr>
+          <w:b/>
+          <w:bCs/>
+          <w:sz w:val="20"/>
+          <w:szCs w:val="20"/>
+          <w:vertAlign w:val="superscript"/>
+        </w:rPr>
+        <w:t xml:space="preserve">2 </w:t>
+      </w:r>
+      <w:r>
+        <w:rPr>
+          <w:b/>
+          <w:bCs/>
+          <w:sz w:val="20"/>
+          <w:szCs w:val="20"/>
+        </w:rPr>
+        <w:t>3d</w:t>
+      </w:r>
+      <w:r>
+        <w:rPr>
+          <w:b/>
+          <w:bCs/>
+          <w:sz w:val="20"/>
+          <w:szCs w:val="20"/>
+          <w:vertAlign w:val="superscript"/>
+        </w:rPr>
+        <w:t>10</w:t>
+      </w:r>
+      <w:r>
+        <w:rPr>
+          <w:b/>
+          <w:bCs/>
+          <w:sz w:val="20"/>
+          <w:szCs w:val="20"/>
+        </w:rPr>
+        <w:t xml:space="preserve"> 4p</w:t>
+      </w:r>
+      <w:r>
+        <w:rPr>
+          <w:b/>
+          <w:bCs/>
+          <w:sz w:val="20"/>
+          <w:szCs w:val="20"/>
+          <w:vertAlign w:val="superscript"/>
+        </w:rPr>
+        <w:t>6</w:t>
+      </w:r>
+      <w:r>
+        <w:rPr>
+          <w:b/>
+          <w:bCs/>
+          <w:sz w:val="20"/>
+          <w:szCs w:val="20"/>
+        </w:rPr>
+        <w:t xml:space="preserve"> 5s</w:t>
+      </w:r>
+      <w:r>
+        <w:rPr>
+          <w:b/>
+          <w:bCs/>
+          <w:sz w:val="20"/>
+          <w:szCs w:val="20"/>
+          <w:vertAlign w:val="superscript"/>
+        </w:rPr>
+        <w:t>2</w:t>
+      </w:r>
+      <w:r>
+        <w:rPr>
+          <w:b/>
+          <w:bCs/>
+          <w:sz w:val="20"/>
+          <w:szCs w:val="20"/>
+        </w:rPr>
+        <w:t xml:space="preserve"> 4d</w:t>
+      </w:r>
+      <w:r>
+        <w:rPr>
+          <w:b/>
+          <w:bCs/>
+          <w:sz w:val="20"/>
+          <w:szCs w:val="20"/>
+          <w:vertAlign w:val="superscript"/>
+        </w:rPr>
+        <w:t>10</w:t>
+      </w:r>
+      <w:r>
+        <w:rPr>
+          <w:b/>
+          <w:bCs/>
+          <w:sz w:val="20"/>
+          <w:szCs w:val="20"/>
+        </w:rPr>
+        <w:t xml:space="preserve"> 5p</w:t>
+      </w:r>
+      <w:r>
+        <w:rPr>
+          <w:b/>
+          <w:bCs/>
+          <w:sz w:val="20"/>
+          <w:szCs w:val="20"/>
+          <w:vertAlign w:val="superscript"/>
+        </w:rPr>
+        <w:t>6</w:t>
+      </w:r>
+      <w:r>
+        <w:rPr>
+          <w:b/>
+          <w:bCs/>
+          <w:sz w:val="20"/>
+          <w:szCs w:val="20"/>
+        </w:rPr>
+        <w:t xml:space="preserve"> 6s</w:t>
+      </w:r>
+      <w:r>
+        <w:rPr>
+          <w:b/>
+          <w:bCs/>
+          <w:sz w:val="20"/>
+          <w:szCs w:val="20"/>
+          <w:vertAlign w:val="superscript"/>
+        </w:rPr>
+        <w:t>2</w:t>
+      </w:r>
+      <w:r>
+        <w:rPr>
+          <w:b/>
+          <w:bCs/>
+          <w:sz w:val="20"/>
+          <w:szCs w:val="20"/>
+        </w:rPr>
+        <w:t xml:space="preserve"> 4f</w:t>
+      </w:r>
+      <w:r>
+        <w:rPr>
+          <w:b/>
+          <w:bCs/>
+          <w:sz w:val="20"/>
+          <w:szCs w:val="20"/>
+          <w:vertAlign w:val="superscript"/>
+        </w:rPr>
+        <w:t>14</w:t>
+      </w:r>
+      <w:r>
+        <w:rPr>
+          <w:b/>
+          <w:bCs/>
+          <w:sz w:val="20"/>
+          <w:szCs w:val="20"/>
+        </w:rPr>
+        <w:t xml:space="preserve"> 5d</w:t>
+      </w:r>
+      <w:r>
+        <w:rPr>
+          <w:b/>
+          <w:bCs/>
+          <w:sz w:val="20"/>
+          <w:szCs w:val="20"/>
+          <w:vertAlign w:val="superscript"/>
+        </w:rPr>
+        <w:t>10</w:t>
+      </w:r>
+      <w:r>
+        <w:rPr>
+          <w:b/>
+          <w:bCs/>
+          <w:sz w:val="20"/>
+          <w:szCs w:val="20"/>
+        </w:rPr>
+        <w:t xml:space="preserve"> 6p</w:t>
+      </w:r>
+      <w:r>
+        <w:rPr>
+          <w:b/>
+          <w:bCs/>
+          <w:sz w:val="20"/>
+          <w:szCs w:val="20"/>
+          <w:vertAlign w:val="superscript"/>
+        </w:rPr>
+        <w:t>6</w:t>
+      </w:r>
+      <w:r>
+        <w:rPr>
+          <w:b/>
+          <w:bCs/>
+          <w:sz w:val="20"/>
+          <w:szCs w:val="20"/>
+        </w:rPr>
+        <w:t xml:space="preserve"> 7s</w:t>
+      </w:r>
+      <w:r>
+        <w:rPr>
+          <w:b/>
+          <w:bCs/>
+          <w:sz w:val="20"/>
+          <w:szCs w:val="20"/>
+          <w:vertAlign w:val="superscript"/>
+        </w:rPr>
+        <w:t>2</w:t>
+      </w:r>
+      <w:r>
+        <w:rPr>
+          <w:b/>
+          <w:bCs/>
+          <w:sz w:val="20"/>
+          <w:szCs w:val="20"/>
+        </w:rPr>
+        <w:t xml:space="preserve"> 5f</w:t>
+      </w:r>
+      <w:r>
+        <w:rPr>
+          <w:b/>
+          <w:bCs/>
+          <w:sz w:val="20"/>
+          <w:szCs w:val="20"/>
+          <w:vertAlign w:val="superscript"/>
+        </w:rPr>
+        <w:t>14</w:t>
+      </w:r>
+      <w:r>
+        <w:rPr>
+          <w:b/>
+          <w:bCs/>
+          <w:sz w:val="20"/>
+          <w:szCs w:val="20"/>
+        </w:rPr>
+        <w:t xml:space="preserve"> 6d</w:t>
+      </w:r>
+      <w:r>
+        <w:rPr>
+          <w:b/>
+          <w:bCs/>
+          <w:sz w:val="20"/>
+          <w:szCs w:val="20"/>
+          <w:vertAlign w:val="superscript"/>
+        </w:rPr>
+        <w:t>10</w:t>
+      </w:r>
+      <w:r>
+        <w:rPr>
+          <w:b/>
+          <w:bCs/>
+          <w:sz w:val="20"/>
+          <w:szCs w:val="20"/>
+        </w:rPr>
+        <w:t xml:space="preserve"> 7p</w:t>
+      </w:r>
+      <w:r>
+        <w:rPr>
+          <w:b/>
+          <w:bCs/>
+          <w:sz w:val="20"/>
+          <w:szCs w:val="20"/>
+          <w:vertAlign w:val="superscript"/>
+        </w:rPr>
+        <w:t>6</w:t>
+      </w:r>
+      <w:r>
+        <w:rPr>
+          <w:b/>
+          <w:bCs/>
+          <w:sz w:val="20"/>
+          <w:szCs w:val="20"/>
+        </w:rPr>
+        <w:t xml:space="preserve"> 6f</w:t>
+      </w:r>
+      <w:r>
+        <w:rPr>
+          <w:b/>
+          <w:bCs/>
+          <w:sz w:val="20"/>
+          <w:szCs w:val="20"/>
+          <w:vertAlign w:val="superscript"/>
+        </w:rPr>
+        <w:t>14</w:t>
+      </w:r>
+      <w:r>
+        <w:rPr>
+          <w:b/>
+          <w:bCs/>
+          <w:sz w:val="20"/>
+          <w:szCs w:val="20"/>
+        </w:rPr>
+        <w:t xml:space="preserve"> 7d</w:t>
+      </w:r>
+      <w:r>
+        <w:rPr>
+          <w:b/>
+          <w:bCs/>
+          <w:sz w:val="20"/>
+          <w:szCs w:val="20"/>
+          <w:vertAlign w:val="superscript"/>
+        </w:rPr>
+        <w:t>10</w:t>
+      </w:r>
+      <w:r>
+        <w:rPr>
+          <w:b/>
+          <w:bCs/>
+          <w:sz w:val="20"/>
+          <w:szCs w:val="20"/>
+        </w:rPr>
+        <w:t xml:space="preserve"> 7f</w:t>
+      </w:r>
+      <w:r>
+        <w:rPr>
+          <w:b/>
+          <w:bCs/>
+          <w:sz w:val="20"/>
+          <w:szCs w:val="20"/>
+          <w:vertAlign w:val="superscript"/>
+        </w:rPr>
+        <w:t>14</w:t>
       </w:r>
       <w:commentRangeEnd w:id="41"/>
       <w:r>
         <w:rPr>
           <w:rStyle w:val="Refdecomentario"/>
+          <w:vertAlign w:val="superscript"/>
         </w:rPr>
         <w:commentReference w:id="41"/>
       </w:r>
@@ -21676,12 +21860,6 @@
           <w:szCs w:val="20"/>
         </w:rPr>
         <w:tab/>
-      </w:r>
-      <w:r>
-        <w:rPr>
-          <w:sz w:val="20"/>
-          <w:szCs w:val="20"/>
-        </w:rPr>
         <w:t>Fuente: Chang (2021).</w:t>
       </w:r>
     </w:p>
@@ -21721,27 +21899,7 @@
           <w:sz w:val="20"/>
           <w:szCs w:val="20"/>
         </w:rPr>
-        <w:t xml:space="preserve">Regla de </w:t>
-      </w:r>
-      <w:proofErr w:type="spellStart"/>
-      <w:r>
-        <w:rPr>
-          <w:b/>
-          <w:bCs/>
-          <w:sz w:val="20"/>
-          <w:szCs w:val="20"/>
-        </w:rPr>
-        <w:t>Hund</w:t>
-      </w:r>
-      <w:proofErr w:type="spellEnd"/>
-      <w:r>
-        <w:rPr>
-          <w:b/>
-          <w:bCs/>
-          <w:sz w:val="20"/>
-          <w:szCs w:val="20"/>
-        </w:rPr>
-        <w:t xml:space="preserve">: </w:t>
+        <w:t xml:space="preserve">Regla de Hund: </w:t>
       </w:r>
       <w:r>
         <w:rPr>
@@ -21912,23 +22070,7 @@
           <w:sz w:val="20"/>
           <w:szCs w:val="20"/>
         </w:rPr>
-        <w:t xml:space="preserve">Aplicación de la regla de </w:t>
-      </w:r>
-      <w:proofErr w:type="spellStart"/>
-      <w:r>
-        <w:rPr>
-          <w:sz w:val="20"/>
-          <w:szCs w:val="20"/>
-        </w:rPr>
-        <w:t>Hund</w:t>
-      </w:r>
-      <w:proofErr w:type="spellEnd"/>
-      <w:r>
-        <w:rPr>
-          <w:sz w:val="20"/>
-          <w:szCs w:val="20"/>
-        </w:rPr>
-        <w:t xml:space="preserve"> en el carbono</w:t>
+        <w:t>Aplicación de la regla de Hund en el carbono</w:t>
       </w:r>
     </w:p>
     <w:p>
@@ -22016,23 +22158,7 @@
           <w:sz w:val="20"/>
           <w:szCs w:val="20"/>
         </w:rPr>
-        <w:t xml:space="preserve">Ninguna de las 3 distribuciones viola el principio de exclusión de Pauli, de modo que solo quedaría determinar cuál de ellas dará más estabilidad. La respuesta está en la regla de </w:t>
-      </w:r>
-      <w:proofErr w:type="spellStart"/>
-      <w:r>
-        <w:rPr>
-          <w:sz w:val="20"/>
-          <w:szCs w:val="20"/>
-        </w:rPr>
-        <w:t>Hund</w:t>
-      </w:r>
-      <w:proofErr w:type="spellEnd"/>
-      <w:r>
-        <w:rPr>
-          <w:sz w:val="20"/>
-          <w:szCs w:val="20"/>
-        </w:rPr>
-        <w:t xml:space="preserve">, y la distribución c) de la figura es la que satisface esta condición. </w:t>
+        <w:t xml:space="preserve">Ninguna de las 3 distribuciones viola el principio de exclusión de Pauli, de modo que solo quedaría determinar cuál de ellas dará más estabilidad. La respuesta está en la regla de Hund, y la distribución c) de la figura es la que satisface esta condición. </w:t>
       </w:r>
     </w:p>
     <w:p>
@@ -22124,6 +22250,7 @@
           <w:sz w:val="20"/>
           <w:szCs w:val="20"/>
         </w:rPr>
+        <w:lastRenderedPageBreak/>
         <mc:AlternateContent>
           <mc:Choice Requires="wps">
             <w:drawing>
@@ -22191,7 +22318,7 @@
               </wp:anchor>
             </w:drawing>
           </mc:Choice>
-          <mc:Fallback>
+          <mc:Fallback xmlns:a="http://schemas.openxmlformats.org/drawingml/2006/main" xmlns:pic="http://schemas.openxmlformats.org/drawingml/2006/picture" xmlns:a14="http://schemas.microsoft.com/office/drawing/2010/main">
             <w:pict w14:anchorId="66A42894">
               <v:rect id="Rectángulo 3" style="position:absolute;margin-left:0;margin-top:-17.3pt;width:277.85pt;height:218.25pt;z-index:251729920;visibility:visible;mso-wrap-style:square;mso-width-percent:0;mso-height-percent:0;mso-wrap-distance-left:9pt;mso-wrap-distance-top:0;mso-wrap-distance-right:9pt;mso-wrap-distance-bottom:0;mso-position-horizontal:center;mso-position-horizontal-relative:margin;mso-position-vertical:absolute;mso-position-vertical-relative:text;mso-width-percent:0;mso-height-percent:0;mso-width-relative:margin;mso-height-relative:margin;v-text-anchor:middle" o:spid="_x0000_s1026" filled="f" strokecolor="black [3213]" w14:anchorId="3C9EAD83" o:gfxdata="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">
                 <v:shadow on="t" color="black" opacity="22937f" offset="0,.63889mm" origin=",.5"/>
@@ -22412,23 +22539,7 @@
           <w:sz w:val="20"/>
           <w:szCs w:val="20"/>
         </w:rPr>
-        <w:t xml:space="preserve">Se construye la configuración electrónica de acuerdo con el diagrama de </w:t>
-      </w:r>
-      <w:proofErr w:type="spellStart"/>
-      <w:r>
-        <w:rPr>
-          <w:sz w:val="20"/>
-          <w:szCs w:val="20"/>
-        </w:rPr>
-        <w:t>Moeller</w:t>
-      </w:r>
-      <w:proofErr w:type="spellEnd"/>
-      <w:r>
-        <w:rPr>
-          <w:sz w:val="20"/>
-          <w:szCs w:val="20"/>
-        </w:rPr>
-        <w:t xml:space="preserve">: </w:t>
+        <w:t xml:space="preserve">Se construye la configuración electrónica de acuerdo con el diagrama de Moeller: </w:t>
       </w:r>
     </w:p>
     <w:p>
@@ -22521,7 +22632,7 @@
               </wp:anchor>
             </w:drawing>
           </mc:Choice>
-          <mc:Fallback>
+          <mc:Fallback xmlns:a="http://schemas.openxmlformats.org/drawingml/2006/main" xmlns:pic="http://schemas.openxmlformats.org/drawingml/2006/picture" xmlns:a14="http://schemas.microsoft.com/office/drawing/2010/main">
             <w:pict w14:anchorId="03E415D7">
               <v:rect id="Rectángulo 3" style="position:absolute;margin-left:180.8pt;margin-top:4.65pt;width:143.95pt;height:29.35pt;z-index:251663360;visibility:visible;mso-wrap-style:square;mso-width-percent:0;mso-height-percent:0;mso-wrap-distance-left:9pt;mso-wrap-distance-top:0;mso-wrap-distance-right:9pt;mso-wrap-distance-bottom:0;mso-position-horizontal:absolute;mso-position-horizontal-relative:margin;mso-position-vertical:absolute;mso-position-vertical-relative:text;mso-width-percent:0;mso-height-percent:0;mso-width-relative:margin;mso-height-relative:margin;v-text-anchor:middle" o:spid="_x0000_s1026" filled="f" strokecolor="black [3213]" w14:anchorId="2C3B29E7" o:gfxdata="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">
                 <v:shadow on="t" color="black" opacity="22937f" offset="0,.63889mm" origin=",.5"/>
@@ -22813,7 +22924,7 @@
               </wp:anchor>
             </w:drawing>
           </mc:Choice>
-          <mc:Fallback>
+          <mc:Fallback xmlns:a="http://schemas.openxmlformats.org/drawingml/2006/main" xmlns:pic="http://schemas.openxmlformats.org/drawingml/2006/picture" xmlns:a14="http://schemas.microsoft.com/office/drawing/2010/main">
             <w:pict w14:anchorId="2F6F3DEC">
               <v:rect id="Rectángulo 3" style="position:absolute;margin-left:160.25pt;margin-top:2.5pt;width:177.65pt;height:33.1pt;z-index:251668480;visibility:visible;mso-wrap-style:square;mso-width-percent:0;mso-height-percent:0;mso-wrap-distance-left:9pt;mso-wrap-distance-top:0;mso-wrap-distance-right:9pt;mso-wrap-distance-bottom:0;mso-position-horizontal:absolute;mso-position-horizontal-relative:margin;mso-position-vertical:absolute;mso-position-vertical-relative:text;mso-width-percent:0;mso-height-percent:0;mso-width-relative:margin;mso-height-relative:margin;v-text-anchor:middle" o:spid="_x0000_s1026" filled="f" strokecolor="black [3213]" w14:anchorId="2778BF2C" o:gfxdata="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">
                 <v:shadow on="t" color="black" opacity="22937f" offset="0,.63889mm" origin=",.5"/>
@@ -23087,6 +23198,7 @@
           <w:sz w:val="20"/>
           <w:szCs w:val="20"/>
         </w:rPr>
+        <w:lastRenderedPageBreak/>
         <mc:AlternateContent>
           <mc:Choice Requires="wps">
             <w:drawing>
@@ -23154,7 +23266,7 @@
               </wp:anchor>
             </w:drawing>
           </mc:Choice>
-          <mc:Fallback>
+          <mc:Fallback xmlns:a="http://schemas.openxmlformats.org/drawingml/2006/main" xmlns:pic="http://schemas.openxmlformats.org/drawingml/2006/picture" xmlns:a14="http://schemas.microsoft.com/office/drawing/2010/main">
             <w:pict w14:anchorId="7F86A1FA">
               <v:rect id="Rectángulo 3" style="position:absolute;margin-left:-7.2pt;margin-top:-8.9pt;width:520.25pt;height:54pt;z-index:251731968;visibility:visible;mso-wrap-style:square;mso-width-percent:0;mso-height-percent:0;mso-wrap-distance-left:9pt;mso-wrap-distance-top:0;mso-wrap-distance-right:9pt;mso-wrap-distance-bottom:0;mso-position-horizontal:absolute;mso-position-horizontal-relative:margin;mso-position-vertical:absolute;mso-position-vertical-relative:text;mso-width-percent:0;mso-height-percent:0;mso-width-relative:margin;mso-height-relative:margin;v-text-anchor:middle" o:spid="_x0000_s1026" filled="f" strokecolor="black [3213]" w14:anchorId="23181295" o:gfxdata="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">
                 <v:shadow on="t" color="black" opacity="22937f" offset="0,.63889mm" origin=",.5"/>
@@ -23713,7 +23825,21 @@
           <w:sz w:val="20"/>
           <w:szCs w:val="20"/>
         </w:rPr>
-        <w:t>, como se muestra en la figura 8.</w:t>
+        <w:t xml:space="preserve">, como se muestra en la figura </w:t>
+      </w:r>
+      <w:r>
+        <w:rPr>
+          <w:sz w:val="20"/>
+          <w:szCs w:val="20"/>
+        </w:rPr>
+        <w:t>11</w:t>
+      </w:r>
+      <w:r>
+        <w:rPr>
+          <w:sz w:val="20"/>
+          <w:szCs w:val="20"/>
+        </w:rPr>
+        <w:t>.</w:t>
       </w:r>
     </w:p>
     <w:p>
@@ -23807,6 +23933,7 @@
         </w:rPr>
         <w:tab/>
       </w:r>
+      <w:commentRangeStart w:id="47"/>
       <w:r>
         <w:rPr>
           <w:b/>
@@ -23830,7 +23957,21 @@
           <w:sz w:val="20"/>
           <w:szCs w:val="20"/>
         </w:rPr>
-        <w:t xml:space="preserve"> Regiones de la tabla periódica de acuerdo con el último subnivel </w:t>
+        <w:t xml:space="preserve"> </w:t>
+      </w:r>
+      <w:commentRangeEnd w:id="47"/>
+      <w:r>
+        <w:rPr>
+          <w:rStyle w:val="Refdecomentario"/>
+        </w:rPr>
+        <w:commentReference w:id="47"/>
+      </w:r>
+      <w:r>
+        <w:rPr>
+          <w:sz w:val="20"/>
+          <w:szCs w:val="20"/>
+        </w:rPr>
+        <w:t xml:space="preserve">Regiones de la tabla periódica de acuerdo con el último subnivel </w:t>
       </w:r>
     </w:p>
     <w:p>
@@ -23944,6 +24085,7 @@
           <w:sz w:val="20"/>
           <w:szCs w:val="20"/>
         </w:rPr>
+        <w:lastRenderedPageBreak/>
         <w:t>El último nivel de energía (nivel 3), tiene los subniveles s y p</w:t>
       </w:r>
       <w:r>
@@ -24124,7 +24266,7 @@
               </wp:anchor>
             </w:drawing>
           </mc:Choice>
-          <mc:Fallback>
+          <mc:Fallback xmlns:a="http://schemas.openxmlformats.org/drawingml/2006/main" xmlns:pic="http://schemas.openxmlformats.org/drawingml/2006/picture" xmlns:a14="http://schemas.microsoft.com/office/drawing/2010/main">
             <w:pict w14:anchorId="57ED634D">
               <v:rect id="Rectángulo 3" style="position:absolute;margin-left:445.5pt;margin-top:7.3pt;width:496.7pt;height:59.3pt;z-index:251688960;visibility:visible;mso-wrap-style:square;mso-width-percent:0;mso-height-percent:0;mso-wrap-distance-left:9pt;mso-wrap-distance-top:0;mso-wrap-distance-right:9pt;mso-wrap-distance-bottom:0;mso-position-horizontal:right;mso-position-horizontal-relative:margin;mso-position-vertical:absolute;mso-position-vertical-relative:text;mso-width-percent:0;mso-height-percent:0;mso-width-relative:margin;mso-height-relative:margin;v-text-anchor:middle" o:spid="_x0000_s1026" filled="f" strokecolor="black [3213]" w14:anchorId="316C5FEC" o:gfxdata="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">
                 <v:shadow on="t" color="black" opacity="22937f" offset="0,.63889mm" origin=",.5"/>
@@ -24163,25 +24305,10 @@
       </w:r>
       <w:r>
         <w:rPr>
-          <w:b/>
-          <w:bCs/>
-          <w:sz w:val="20"/>
-          <w:szCs w:val="20"/>
-        </w:rPr>
-        <w:t>.</w:t>
-      </w:r>
-      <w:r>
-        <w:rPr>
           <w:sz w:val="20"/>
           <w:szCs w:val="20"/>
         </w:rPr>
         <w:br/>
-      </w:r>
-      <w:r>
-        <w:rPr>
-          <w:sz w:val="20"/>
-          <w:szCs w:val="20"/>
-        </w:rPr>
         <w:t xml:space="preserve">Los electrones de valencia coinciden con el número del grupo en los elementos representativos. Por ejemplo, los elementos del grupo 1A (como el sodio) tienen 1 electrón de valencia; los del grupo 7A (como el cloro), tienen 7 electrones de valencia. </w:t>
       </w:r>
     </w:p>
@@ -24275,7 +24402,7 @@
               </wp:anchor>
             </w:drawing>
           </mc:Choice>
-          <mc:Fallback>
+          <mc:Fallback xmlns:a="http://schemas.openxmlformats.org/drawingml/2006/main" xmlns:pic="http://schemas.openxmlformats.org/drawingml/2006/picture" xmlns:a14="http://schemas.microsoft.com/office/drawing/2010/main">
             <w:pict w14:anchorId="7947339A">
               <v:rect id="Rectángulo 3" style="position:absolute;margin-left:-8.25pt;margin-top:9.95pt;width:512.55pt;height:60.35pt;z-index:251692032;visibility:visible;mso-wrap-style:square;mso-width-percent:0;mso-height-percent:0;mso-wrap-distance-left:9pt;mso-wrap-distance-top:0;mso-wrap-distance-right:9pt;mso-wrap-distance-bottom:0;mso-position-horizontal:absolute;mso-position-horizontal-relative:margin;mso-position-vertical:absolute;mso-position-vertical-relative:text;mso-width-percent:0;mso-height-percent:0;mso-width-relative:margin;mso-height-relative:margin;v-text-anchor:middle" o:spid="_x0000_s1026" filled="f" strokecolor="black [3213]" w14:anchorId="2FC04155" o:gfxdata="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">
                 <v:shadow on="t" color="black" opacity="22937f" offset="0,.63889mm" origin=",.5"/>
@@ -24321,7 +24448,7 @@
           <w:sz w:val="20"/>
           <w:szCs w:val="20"/>
         </w:rPr>
-        <w:t xml:space="preserve">. </w:t>
+        <w:t xml:space="preserve"> </w:t>
       </w:r>
     </w:p>
     <w:p>
@@ -24554,7 +24681,7 @@
               </wp:anchor>
             </w:drawing>
           </mc:Choice>
-          <mc:Fallback>
+          <mc:Fallback xmlns:a="http://schemas.openxmlformats.org/drawingml/2006/main" xmlns:pic="http://schemas.openxmlformats.org/drawingml/2006/picture" xmlns:a14="http://schemas.microsoft.com/office/drawing/2010/main">
             <w:pict w14:anchorId="329E9991">
               <v:rect id="Rectángulo 27" style="position:absolute;margin-left:52.8pt;margin-top:4.25pt;width:431.25pt;height:93.75pt;z-index:251732992;visibility:visible;mso-wrap-style:square;mso-wrap-distance-left:9pt;mso-wrap-distance-top:0;mso-wrap-distance-right:9pt;mso-wrap-distance-bottom:0;mso-position-horizontal:absolute;mso-position-horizontal-relative:text;mso-position-vertical:absolute;mso-position-vertical-relative:text;v-text-anchor:middle" o:spid="_x0000_s1026" filled="f" strokecolor="black [3213]" w14:anchorId="151E38BE" o:gfxdata="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">
                 <v:shadow on="t" color="black" opacity="22937f" offset="0,.63889mm" origin=",.5"/>
@@ -24579,7 +24706,7 @@
           <w:szCs w:val="20"/>
         </w:rPr>
       </w:pPr>
-      <w:commentRangeStart w:id="47"/>
+      <w:commentRangeStart w:id="48"/>
       <w:r>
         <w:rPr>
           <w:b/>
@@ -24589,12 +24716,12 @@
         </w:rPr>
         <w:t>Llamado a la acción</w:t>
       </w:r>
-      <w:commentRangeEnd w:id="47"/>
+      <w:commentRangeEnd w:id="48"/>
       <w:r>
         <w:rPr>
           <w:rStyle w:val="Refdecomentario"/>
         </w:rPr>
-        <w:commentReference w:id="47"/>
+        <w:commentReference w:id="48"/>
       </w:r>
     </w:p>
     <w:p>
@@ -24637,14 +24764,7 @@
           <w:sz w:val="20"/>
           <w:szCs w:val="20"/>
         </w:rPr>
-        <w:t xml:space="preserve"> </w:t>
-      </w:r>
-      <w:r>
-        <w:rPr>
-          <w:sz w:val="20"/>
-          <w:szCs w:val="20"/>
-        </w:rPr>
-        <w:t>La tabla periódica</w:t>
+        <w:t xml:space="preserve"> La tabla periódica</w:t>
       </w:r>
     </w:p>
     <w:p>
@@ -24673,21 +24793,7 @@
           <w:sz w:val="20"/>
           <w:szCs w:val="20"/>
         </w:rPr>
-        <w:t xml:space="preserve"> Para conocer </w:t>
-      </w:r>
-      <w:r>
-        <w:rPr>
-          <w:sz w:val="20"/>
-          <w:szCs w:val="20"/>
-        </w:rPr>
-        <w:t>las generalidades de la tabla periódica,</w:t>
-      </w:r>
-      <w:r>
-        <w:rPr>
-          <w:sz w:val="20"/>
-          <w:szCs w:val="20"/>
-        </w:rPr>
-        <w:t xml:space="preserve"> se invita a explorar el siguiente video. </w:t>
+        <w:t xml:space="preserve"> Para conocer las generalidades de la tabla periódica, se invita a explorar el siguiente video. </w:t>
       </w:r>
       <w:r>
         <w:rPr>
@@ -24714,7 +24820,7 @@
         </w:rPr>
         <w:t xml:space="preserve">: </w:t>
       </w:r>
-      <w:hyperlink w:history="1" r:id="rId71">
+      <w:hyperlink r:id="rId71" w:history="1">
         <w:r>
           <w:rPr>
             <w:rStyle w:val="Hipervnculo"/>
@@ -24969,7 +25075,7 @@
           <w:szCs w:val="20"/>
         </w:rPr>
       </w:pPr>
-      <w:commentRangeStart w:id="48"/>
+      <w:commentRangeStart w:id="49"/>
       <w:r>
         <w:rPr>
           <w:b/>
@@ -25004,12 +25110,12 @@
         </w:rPr>
         <w:t xml:space="preserve"> </w:t>
       </w:r>
-      <w:commentRangeEnd w:id="48"/>
+      <w:commentRangeEnd w:id="49"/>
       <w:r>
         <w:rPr>
           <w:rStyle w:val="Refdecomentario"/>
         </w:rPr>
-        <w:commentReference w:id="48"/>
+        <w:commentReference w:id="49"/>
       </w:r>
       <w:r>
         <w:rPr>
@@ -25145,7 +25251,7 @@
           <w:szCs w:val="20"/>
         </w:rPr>
       </w:pPr>
-      <w:commentRangeStart w:id="49"/>
+      <w:commentRangeStart w:id="50"/>
       <w:r>
         <w:rPr>
           <w:b/>
@@ -25180,12 +25286,12 @@
         </w:rPr>
         <w:t xml:space="preserve"> </w:t>
       </w:r>
-      <w:commentRangeEnd w:id="49"/>
+      <w:commentRangeEnd w:id="50"/>
       <w:r>
         <w:rPr>
           <w:rStyle w:val="Refdecomentario"/>
         </w:rPr>
-        <w:commentReference w:id="49"/>
+        <w:commentReference w:id="50"/>
       </w:r>
       <w:r>
         <w:rPr>
@@ -25224,6 +25330,7 @@
           <w:sz w:val="20"/>
           <w:szCs w:val="20"/>
         </w:rPr>
+        <w:lastRenderedPageBreak/>
         <w:drawing>
           <wp:inline distT="0" distB="0" distL="0" distR="0" wp14:anchorId="19AE6863" wp14:editId="56637217">
             <wp:extent cx="5591175" cy="4001065"/>
@@ -25353,7 +25460,7 @@
           <w:szCs w:val="20"/>
         </w:rPr>
       </w:pPr>
-      <w:commentRangeStart w:id="50"/>
+      <w:commentRangeStart w:id="51"/>
       <w:r>
         <w:rPr>
           <w:b/>
@@ -25381,12 +25488,12 @@
         </w:rPr>
         <w:t xml:space="preserve">. </w:t>
       </w:r>
-      <w:commentRangeEnd w:id="50"/>
+      <w:commentRangeEnd w:id="51"/>
       <w:r>
         <w:rPr>
           <w:rStyle w:val="Refdecomentario"/>
         </w:rPr>
-        <w:commentReference w:id="50"/>
+        <w:commentReference w:id="51"/>
       </w:r>
       <w:r>
         <w:rPr>
@@ -25504,6 +25611,7 @@
           <w:sz w:val="20"/>
           <w:szCs w:val="20"/>
         </w:rPr>
+        <w:lastRenderedPageBreak/>
         <w:t>Regiones</w:t>
       </w:r>
       <w:r>
@@ -25633,7 +25741,7 @@
           <w:szCs w:val="20"/>
         </w:rPr>
       </w:pPr>
-      <w:commentRangeStart w:id="51"/>
+      <w:commentRangeStart w:id="52"/>
       <w:r>
         <w:rPr>
           <w:b/>
@@ -25668,12 +25776,12 @@
         </w:rPr>
         <w:t xml:space="preserve"> </w:t>
       </w:r>
-      <w:commentRangeEnd w:id="51"/>
+      <w:commentRangeEnd w:id="52"/>
       <w:r>
         <w:rPr>
           <w:rStyle w:val="Refdecomentario"/>
         </w:rPr>
-        <w:commentReference w:id="51"/>
+        <w:commentReference w:id="52"/>
       </w:r>
       <w:r>
         <w:rPr>
@@ -25889,7 +25997,7 @@
           <w:szCs w:val="20"/>
         </w:rPr>
       </w:pPr>
-      <w:commentRangeStart w:id="52"/>
+      <w:commentRangeStart w:id="53"/>
       <w:r>
         <w:rPr>
           <w:b/>
@@ -25917,12 +26025,12 @@
         </w:rPr>
         <w:t>.</w:t>
       </w:r>
-      <w:commentRangeEnd w:id="52"/>
+      <w:commentRangeEnd w:id="53"/>
       <w:r>
         <w:rPr>
           <w:rStyle w:val="Refdecomentario"/>
         </w:rPr>
-        <w:commentReference w:id="52"/>
+        <w:commentReference w:id="53"/>
       </w:r>
       <w:r>
         <w:rPr>
@@ -25957,6 +26065,7 @@
           <w:sz w:val="20"/>
           <w:szCs w:val="20"/>
         </w:rPr>
+        <w:lastRenderedPageBreak/>
         <w:drawing>
           <wp:inline distT="0" distB="0" distL="0" distR="0" wp14:anchorId="5694627A" wp14:editId="134ADC1C">
             <wp:extent cx="6038850" cy="2555550"/>
@@ -26083,7 +26192,7 @@
               </wp:anchor>
             </w:drawing>
           </mc:Choice>
-          <mc:Fallback>
+          <mc:Fallback xmlns:a="http://schemas.openxmlformats.org/drawingml/2006/main" xmlns:pic="http://schemas.openxmlformats.org/drawingml/2006/picture" xmlns:a14="http://schemas.microsoft.com/office/drawing/2010/main">
             <w:pict w14:anchorId="5113B4EF">
               <v:rect id="Rectángulo 3" style="position:absolute;margin-left:-5.45pt;margin-top:7.85pt;width:512.6pt;height:46.75pt;z-index:251695104;visibility:visible;mso-wrap-style:square;mso-width-percent:0;mso-height-percent:0;mso-wrap-distance-left:9pt;mso-wrap-distance-top:0;mso-wrap-distance-right:9pt;mso-wrap-distance-bottom:0;mso-position-horizontal:absolute;mso-position-horizontal-relative:margin;mso-position-vertical:absolute;mso-position-vertical-relative:text;mso-width-percent:0;mso-height-percent:0;mso-width-relative:margin;mso-height-relative:margin;v-text-anchor:middle" o:spid="_x0000_s1026" filled="f" strokecolor="black [3213]" w14:anchorId="2B091EF2" o:gfxdata="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">
                 <v:shadow on="t" color="black" opacity="22937f" offset="0,.63889mm" origin=",.5"/>
@@ -26114,7 +26223,7 @@
         </w:rPr>
         <w:t xml:space="preserve">Capítulo </w:t>
       </w:r>
-      <w:commentRangeStart w:id="53"/>
+      <w:commentRangeStart w:id="54"/>
       <w:r>
         <w:rPr>
           <w:b/>
@@ -26124,12 +26233,12 @@
         </w:rPr>
         <w:t>8</w:t>
       </w:r>
-      <w:commentRangeEnd w:id="53"/>
+      <w:commentRangeEnd w:id="54"/>
       <w:r>
         <w:rPr>
           <w:rStyle w:val="Refdecomentario"/>
         </w:rPr>
-        <w:commentReference w:id="53"/>
+        <w:commentReference w:id="54"/>
       </w:r>
       <w:r>
         <w:rPr>
@@ -26175,7 +26284,7 @@
         </w:rPr>
         <w:t xml:space="preserve">Para ampliar esta información se invita a consultar el capítulo 8 de la Química de Raymond Chang, en el siguiente enlace:  </w:t>
       </w:r>
-      <w:hyperlink w:history="1" r:id="rId77">
+      <w:hyperlink r:id="rId77" w:history="1">
         <w:r>
           <w:rPr>
             <w:rStyle w:val="Hipervnculo"/>
@@ -26404,7 +26513,21 @@
           <w:sz w:val="20"/>
           <w:szCs w:val="20"/>
         </w:rPr>
-        <w:t xml:space="preserve"> de un compuesto indica el número exacto de átomos de cada elemento que están presentes en la unidad más pequeña de una sustancia y la proporción entre los átomos, como se presenta en la figura:</w:t>
+        <w:t xml:space="preserve"> de un compuesto indica el número exacto de átomos de cada elemento que están presentes en la unidad más pequeña de una sustancia y la proporción entre </w:t>
+      </w:r>
+      <w:r>
+        <w:rPr>
+          <w:sz w:val="20"/>
+          <w:szCs w:val="20"/>
+        </w:rPr>
+        <w:t>ellos</w:t>
+      </w:r>
+      <w:r>
+        <w:rPr>
+          <w:sz w:val="20"/>
+          <w:szCs w:val="20"/>
+        </w:rPr>
+        <w:t>, como se presenta en la figura:</w:t>
       </w:r>
     </w:p>
     <w:p>
@@ -26426,7 +26549,7 @@
           <w:szCs w:val="20"/>
         </w:rPr>
       </w:pPr>
-      <w:commentRangeStart w:id="54"/>
+      <w:commentRangeStart w:id="55"/>
       <w:r>
         <w:rPr>
           <w:b/>
@@ -26452,12 +26575,12 @@
         </w:rPr>
         <w:t xml:space="preserve">. </w:t>
       </w:r>
-      <w:commentRangeEnd w:id="54"/>
+      <w:commentRangeEnd w:id="55"/>
       <w:r>
         <w:rPr>
           <w:rStyle w:val="Refdecomentario"/>
         </w:rPr>
-        <w:commentReference w:id="54"/>
+        <w:commentReference w:id="55"/>
       </w:r>
       <w:r>
         <w:rPr>
@@ -26547,6 +26670,7 @@
           <w:sz w:val="20"/>
           <w:szCs w:val="20"/>
         </w:rPr>
+        <w:lastRenderedPageBreak/>
         <w:t xml:space="preserve">Símbolos: identifican los elementos constituyentes del compuesto. </w:t>
       </w:r>
     </w:p>
@@ -26603,7 +26727,21 @@
           <w:sz w:val="20"/>
           <w:szCs w:val="20"/>
         </w:rPr>
-        <w:t xml:space="preserve"> para agrupar un conjunto de átomos que actúan como una unidad poliatómica (en el caso de la figura, el ion sulfato), viene acompañado de un subíndice para indicar el numero de veces que se repite la unidad</w:t>
+        <w:t xml:space="preserve"> para agrupar un conjunto de átomos que actúan como una unidad poliatómica (en el caso de la figura, el ion sulfato), viene acompañado de un subíndice para indicar el n</w:t>
+      </w:r>
+      <w:r>
+        <w:rPr>
+          <w:sz w:val="20"/>
+          <w:szCs w:val="20"/>
+        </w:rPr>
+        <w:t>ú</w:t>
+      </w:r>
+      <w:r>
+        <w:rPr>
+          <w:sz w:val="20"/>
+          <w:szCs w:val="20"/>
+        </w:rPr>
+        <w:t>mero de veces que se repite la unidad</w:t>
       </w:r>
       <w:r>
         <w:rPr>
@@ -26695,7 +26833,7 @@
               </wp:anchor>
             </w:drawing>
           </mc:Choice>
-          <mc:Fallback>
+          <mc:Fallback xmlns:a="http://schemas.openxmlformats.org/drawingml/2006/main" xmlns:pic="http://schemas.openxmlformats.org/drawingml/2006/picture" xmlns:a14="http://schemas.microsoft.com/office/drawing/2010/main">
             <w:pict w14:anchorId="23B9C2F1">
               <v:rect id="Rectángulo 3" style="position:absolute;margin-left:-13.7pt;margin-top:7pt;width:526.25pt;height:54.05pt;z-index:251697152;visibility:visible;mso-wrap-style:square;mso-width-percent:0;mso-height-percent:0;mso-wrap-distance-left:9pt;mso-wrap-distance-top:0;mso-wrap-distance-right:9pt;mso-wrap-distance-bottom:0;mso-position-horizontal:absolute;mso-position-horizontal-relative:margin;mso-position-vertical:absolute;mso-position-vertical-relative:text;mso-width-percent:0;mso-height-percent:0;mso-width-relative:margin;mso-height-relative:margin;v-text-anchor:middle" o:spid="_x0000_s1026" filled="f" strokecolor="black [3213]" w14:anchorId="443F2C52" o:gfxdata="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">
                 <v:shadow on="t" color="black" opacity="22937f" offset="0,.63889mm" origin=",.5"/>
@@ -26714,7 +26852,7 @@
           <w:szCs w:val="20"/>
         </w:rPr>
       </w:pPr>
-      <w:commentRangeStart w:id="55"/>
+      <w:commentRangeStart w:id="56"/>
       <w:r>
         <w:rPr>
           <w:b/>
@@ -26724,12 +26862,12 @@
         </w:rPr>
         <w:t>Nota</w:t>
       </w:r>
-      <w:commentRangeEnd w:id="55"/>
+      <w:commentRangeEnd w:id="56"/>
       <w:r>
         <w:rPr>
           <w:rStyle w:val="Refdecomentario"/>
         </w:rPr>
-        <w:commentReference w:id="55"/>
+        <w:commentReference w:id="56"/>
       </w:r>
       <w:r>
         <w:rPr>
@@ -26754,12 +26892,6 @@
           <w:szCs w:val="20"/>
         </w:rPr>
         <w:br/>
-      </w:r>
-      <w:r>
-        <w:rPr>
-          <w:sz w:val="20"/>
-          <w:szCs w:val="20"/>
-        </w:rPr>
         <w:t>En el caso del H</w:t>
       </w:r>
       <w:r>
@@ -27102,7 +27234,7 @@
         </w:rPr>
       </w:pPr>
     </w:p>
-    <w:commentRangeStart w:id="56"/>
+    <w:commentRangeStart w:id="57"/>
     <w:p>
       <w:pPr>
         <w:pStyle w:val="Normal0"/>
@@ -27185,7 +27317,7 @@
               </wp:anchor>
             </w:drawing>
           </mc:Choice>
-          <mc:Fallback>
+          <mc:Fallback xmlns:a="http://schemas.openxmlformats.org/drawingml/2006/main" xmlns:pic="http://schemas.openxmlformats.org/drawingml/2006/picture" xmlns:a14="http://schemas.microsoft.com/office/drawing/2010/main">
             <w:pict w14:anchorId="6AE618E8">
               <v:rect id="Rectángulo 3" style="position:absolute;margin-left:-16.65pt;margin-top:-6.3pt;width:543.65pt;height:61.15pt;z-index:251700224;visibility:visible;mso-wrap-style:square;mso-width-percent:0;mso-height-percent:0;mso-wrap-distance-left:9pt;mso-wrap-distance-top:0;mso-wrap-distance-right:9pt;mso-wrap-distance-bottom:0;mso-position-horizontal:absolute;mso-position-horizontal-relative:margin;mso-position-vertical:absolute;mso-position-vertical-relative:text;mso-width-percent:0;mso-height-percent:0;mso-width-relative:margin;mso-height-relative:margin;v-text-anchor:middle" o:spid="_x0000_s1026" filled="f" strokecolor="black [3213]" w14:anchorId="70546F7A" o:gfxdata="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">
                 <v:shadow on="t" color="black" opacity="22937f" offset="0,.63889mm" origin=",.5"/>
@@ -27197,24 +27329,24 @@
       </w:r>
       <w:r>
         <w:rPr>
-          <w:b w:val="1"/>
-          <w:bCs w:val="1"/>
+          <w:b/>
+          <w:bCs/>
           <w:sz w:val="20"/>
           <w:szCs w:val="20"/>
         </w:rPr>
         <w:t>Nota</w:t>
       </w:r>
-      <w:commentRangeEnd w:id="56"/>
+      <w:commentRangeEnd w:id="57"/>
       <w:r>
         <w:rPr>
           <w:rStyle w:val="Refdecomentario"/>
         </w:rPr>
-        <w:commentReference w:id="56"/>
-      </w:r>
-      <w:r>
-        <w:rPr>
-          <w:b w:val="1"/>
-          <w:bCs w:val="1"/>
+        <w:commentReference w:id="57"/>
+      </w:r>
+      <w:r>
+        <w:rPr>
+          <w:b/>
+          <w:bCs/>
           <w:sz w:val="20"/>
           <w:szCs w:val="20"/>
         </w:rPr>
@@ -27235,21 +27367,7 @@
           <w:sz w:val="20"/>
           <w:szCs w:val="20"/>
         </w:rPr>
-        <w:t xml:space="preserve">Los metales de transición, lantánidos y </w:t>
-      </w:r>
-      <w:r>
-        <w:rPr>
-          <w:sz w:val="20"/>
-          <w:szCs w:val="20"/>
-        </w:rPr>
-        <w:t>actínidos,</w:t>
-      </w:r>
-      <w:r>
-        <w:rPr>
-          <w:sz w:val="20"/>
-          <w:szCs w:val="20"/>
-        </w:rPr>
-        <w:t xml:space="preserve"> tienen capas internas incompletas y en general no es posible escribir sistemas sencillos de puntos de Lewis para ellos. </w:t>
+        <w:t xml:space="preserve">Los metales de transición, lantánidos y actínidos, tienen capas internas incompletas y en general no es posible escribir sistemas sencillos de puntos de Lewis para ellos. </w:t>
       </w:r>
     </w:p>
     <w:p>
@@ -27336,33 +27454,8 @@
           <w:sz w:val="20"/>
           <w:szCs w:val="20"/>
         </w:rPr>
-        <w:t>n ejemplo de ello es el cloruro de sodio (NaCl) o sal de cocina, en el que el sodio (</w:t>
-      </w:r>
-      <w:proofErr w:type="spellStart"/>
-      <w:r>
-        <w:rPr>
-          <w:sz w:val="20"/>
-          <w:szCs w:val="20"/>
-        </w:rPr>
-        <w:t>Na</w:t>
-      </w:r>
-      <w:proofErr w:type="spellEnd"/>
-      <w:r>
-        <w:rPr>
-          <w:sz w:val="20"/>
-          <w:szCs w:val="20"/>
-        </w:rPr>
-        <w:t>) pierde un electrón para formar un catión (</w:t>
-      </w:r>
-      <w:proofErr w:type="spellStart"/>
-      <w:r>
-        <w:rPr>
-          <w:sz w:val="20"/>
-          <w:szCs w:val="20"/>
-        </w:rPr>
-        <w:t>Na</w:t>
-      </w:r>
-      <w:proofErr w:type="spellEnd"/>
+        <w:t>n ejemplo de ello es el cloruro de sodio (NaCl) o sal de cocina, en el que el sodio (Na) pierde un electrón para formar un catión (Na</w:t>
+      </w:r>
       <w:r>
         <w:rPr>
           <w:sz w:val="20"/>
@@ -27461,6 +27554,7 @@
           <w:sz w:val="20"/>
           <w:szCs w:val="20"/>
         </w:rPr>
+        <w:lastRenderedPageBreak/>
         <w:t>Figura 1</w:t>
       </w:r>
       <w:r>
@@ -27488,7 +27582,7 @@
         </w:rPr>
         <w:t xml:space="preserve"> </w:t>
       </w:r>
-      <w:commentRangeStart w:id="57"/>
+      <w:commentRangeStart w:id="58"/>
       <w:r>
         <w:rPr>
           <w:sz w:val="20"/>
@@ -27496,12 +27590,12 @@
         </w:rPr>
         <w:t>Enlace</w:t>
       </w:r>
-      <w:commentRangeEnd w:id="57"/>
+      <w:commentRangeEnd w:id="58"/>
       <w:r>
         <w:rPr>
           <w:rStyle w:val="Refdecomentario"/>
         </w:rPr>
-        <w:commentReference w:id="57"/>
+        <w:commentReference w:id="58"/>
       </w:r>
       <w:r>
         <w:rPr>
@@ -27604,7 +27698,7 @@
         </w:rPr>
         <w:t xml:space="preserve">Fuente: </w:t>
       </w:r>
-      <w:hyperlink w:history="1" r:id="rId81">
+      <w:hyperlink r:id="rId81" w:history="1">
         <w:r>
           <w:rPr>
             <w:rStyle w:val="Hipervnculo"/>
@@ -27675,7 +27769,21 @@
           <w:sz w:val="20"/>
           <w:szCs w:val="20"/>
         </w:rPr>
-        <w:t xml:space="preserve">en enlace covalente ocurre cuando se establece una unión entre átomos no metálicos. En este enlace no se produce una transferencia completa de electrones, sino que uno o más pares de electrones son compartidos por los átomos para alcanzar una configuración electrónica más estable. </w:t>
+        <w:t>e</w:t>
+      </w:r>
+      <w:r>
+        <w:rPr>
+          <w:sz w:val="20"/>
+          <w:szCs w:val="20"/>
+        </w:rPr>
+        <w:t>l</w:t>
+      </w:r>
+      <w:r>
+        <w:rPr>
+          <w:sz w:val="20"/>
+          <w:szCs w:val="20"/>
+        </w:rPr>
+        <w:t xml:space="preserve"> enlace covalente ocurre cuando se establece una unión entre átomos no metálicos. En este enlace no se produce una transferencia completa de electrones, sino que uno o más pares de electrones son compartidos por los átomos para alcanzar una configuración electrónica más estable. </w:t>
       </w:r>
     </w:p>
     <w:p>
@@ -27744,8 +27852,8 @@
         <w:ind w:left="720"/>
         <w:jc w:val="both"/>
         <w:rPr>
-          <w:b w:val="1"/>
-          <w:bCs w:val="1"/>
+          <w:b/>
+          <w:bCs/>
           <w:sz w:val="20"/>
           <w:szCs w:val="20"/>
         </w:rPr>
@@ -27757,8 +27865,8 @@
         <w:ind w:left="720"/>
         <w:jc w:val="both"/>
         <w:rPr>
-          <w:b w:val="1"/>
-          <w:bCs w:val="1"/>
+          <w:b/>
+          <w:bCs/>
           <w:sz w:val="20"/>
           <w:szCs w:val="20"/>
         </w:rPr>
@@ -27770,8 +27878,8 @@
         <w:ind w:left="720"/>
         <w:jc w:val="both"/>
         <w:rPr>
-          <w:b w:val="1"/>
-          <w:bCs w:val="1"/>
+          <w:b/>
+          <w:bCs/>
           <w:sz w:val="20"/>
           <w:szCs w:val="20"/>
         </w:rPr>
@@ -27783,8 +27891,8 @@
         <w:ind w:left="720"/>
         <w:jc w:val="both"/>
         <w:rPr>
-          <w:b w:val="1"/>
-          <w:bCs w:val="1"/>
+          <w:b/>
+          <w:bCs/>
           <w:sz w:val="20"/>
           <w:szCs w:val="20"/>
         </w:rPr>
@@ -27796,8 +27904,8 @@
         <w:ind w:left="720"/>
         <w:jc w:val="both"/>
         <w:rPr>
-          <w:b w:val="1"/>
-          <w:bCs w:val="1"/>
+          <w:b/>
+          <w:bCs/>
           <w:sz w:val="20"/>
           <w:szCs w:val="20"/>
         </w:rPr>
@@ -27809,8 +27917,8 @@
         <w:ind w:left="720"/>
         <w:jc w:val="both"/>
         <w:rPr>
-          <w:b w:val="1"/>
-          <w:bCs w:val="1"/>
+          <w:b/>
+          <w:bCs/>
           <w:sz w:val="20"/>
           <w:szCs w:val="20"/>
         </w:rPr>
@@ -27822,8 +27930,8 @@
         <w:ind w:left="720"/>
         <w:jc w:val="both"/>
         <w:rPr>
-          <w:b w:val="1"/>
-          <w:bCs w:val="1"/>
+          <w:b/>
+          <w:bCs/>
           <w:sz w:val="20"/>
           <w:szCs w:val="20"/>
         </w:rPr>
@@ -27873,7 +27981,7 @@
         </w:rPr>
         <w:t xml:space="preserve"> Enlace covalente en el </w:t>
       </w:r>
-      <w:commentRangeStart w:id="58"/>
+      <w:commentRangeStart w:id="59"/>
       <w:r>
         <w:rPr>
           <w:sz w:val="20"/>
@@ -27896,12 +28004,12 @@
         </w:rPr>
         <w:t>)</w:t>
       </w:r>
-      <w:commentRangeEnd w:id="58"/>
+      <w:commentRangeEnd w:id="59"/>
       <w:r>
         <w:rPr>
           <w:rStyle w:val="Refdecomentario"/>
         </w:rPr>
-        <w:commentReference w:id="58"/>
+        <w:commentReference w:id="59"/>
       </w:r>
     </w:p>
     <w:p>
@@ -28102,6 +28210,7 @@
           <w:sz w:val="20"/>
           <w:szCs w:val="20"/>
         </w:rPr>
+        <w:lastRenderedPageBreak/>
         <w:t xml:space="preserve">Por otro lado, cuando un solo átomo aporta el par de electrones que se comparte con otro átomo que no tiene electrones disponibles, el enlace se denomina </w:t>
       </w:r>
       <w:r>
@@ -28187,7 +28296,7 @@
           <w:szCs w:val="20"/>
         </w:rPr>
       </w:pPr>
-      <w:commentRangeStart w:id="59"/>
+      <w:commentRangeStart w:id="60"/>
       <w:r>
         <w:rPr>
           <w:b/>
@@ -28222,12 +28331,12 @@
         </w:rPr>
         <w:t xml:space="preserve"> </w:t>
       </w:r>
-      <w:commentRangeEnd w:id="59"/>
+      <w:commentRangeEnd w:id="60"/>
       <w:r>
         <w:rPr>
           <w:rStyle w:val="Refdecomentario"/>
         </w:rPr>
-        <w:commentReference w:id="59"/>
+        <w:commentReference w:id="60"/>
       </w:r>
       <w:r>
         <w:rPr>
@@ -28489,7 +28598,7 @@
         </w:rPr>
         <w:t xml:space="preserve"> Estructura de Lewis del ácido </w:t>
       </w:r>
-      <w:commentRangeStart w:id="60"/>
+      <w:commentRangeStart w:id="61"/>
       <w:r>
         <w:rPr>
           <w:sz w:val="20"/>
@@ -28497,12 +28606,12 @@
         </w:rPr>
         <w:t>perclórico</w:t>
       </w:r>
-      <w:commentRangeEnd w:id="60"/>
+      <w:commentRangeEnd w:id="61"/>
       <w:r>
         <w:rPr>
           <w:rStyle w:val="Refdecomentario"/>
         </w:rPr>
-        <w:commentReference w:id="60"/>
+        <w:commentReference w:id="61"/>
       </w:r>
     </w:p>
     <w:p>
@@ -28573,7 +28682,7 @@
         </w:rPr>
         <w:t xml:space="preserve">Fuente: </w:t>
       </w:r>
-      <w:hyperlink w:history="1" r:id="rId85">
+      <w:hyperlink r:id="rId85" w:history="1">
         <w:r>
           <w:rPr>
             <w:rStyle w:val="Hipervnculo"/>
@@ -28696,7 +28805,7 @@
               </wp:anchor>
             </w:drawing>
           </mc:Choice>
-          <mc:Fallback>
+          <mc:Fallback xmlns:a="http://schemas.openxmlformats.org/drawingml/2006/main" xmlns:pic="http://schemas.openxmlformats.org/drawingml/2006/picture" xmlns:a14="http://schemas.microsoft.com/office/drawing/2010/main">
             <w:pict w14:anchorId="5C074CE5">
               <v:rect id="Rectángulo 3" style="position:absolute;margin-left:-4.5pt;margin-top:5.95pt;width:512.6pt;height:38.7pt;z-index:251702272;visibility:visible;mso-wrap-style:square;mso-width-percent:0;mso-height-percent:0;mso-wrap-distance-left:9pt;mso-wrap-distance-top:0;mso-wrap-distance-right:9pt;mso-wrap-distance-bottom:0;mso-position-horizontal:absolute;mso-position-horizontal-relative:margin;mso-position-vertical:absolute;mso-position-vertical-relative:text;mso-width-percent:0;mso-height-percent:0;mso-width-relative:margin;mso-height-relative:margin;v-text-anchor:middle" o:spid="_x0000_s1026" filled="f" strokecolor="black [3213]" w14:anchorId="64C346F2" o:gfxdata="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">
                 <v:shadow on="t" color="black" opacity="22937f" offset="0,.63889mm" origin=",.5"/>
@@ -28715,7 +28824,7 @@
           <w:szCs w:val="20"/>
         </w:rPr>
       </w:pPr>
-      <w:commentRangeStart w:id="61"/>
+      <w:commentRangeStart w:id="62"/>
       <w:r>
         <w:rPr>
           <w:b/>
@@ -28732,12 +28841,12 @@
         </w:rPr>
         <w:t xml:space="preserve">, propuesta por Lewis, establece que un átomo diferente del hidrógeno y del helio tiende a formar enlaces hasta que se rodea de ocho electrones de valencia. </w:t>
       </w:r>
-      <w:commentRangeEnd w:id="61"/>
+      <w:commentRangeEnd w:id="62"/>
       <w:r>
         <w:rPr>
           <w:rStyle w:val="Refdecomentario"/>
         </w:rPr>
-        <w:commentReference w:id="61"/>
+        <w:commentReference w:id="62"/>
       </w:r>
     </w:p>
     <w:p>
@@ -28862,7 +28971,7 @@
               </wp:anchor>
             </w:drawing>
           </mc:Choice>
-          <mc:Fallback>
+          <mc:Fallback xmlns:a="http://schemas.openxmlformats.org/drawingml/2006/main" xmlns:pic="http://schemas.openxmlformats.org/drawingml/2006/picture" xmlns:a14="http://schemas.microsoft.com/office/drawing/2010/main">
             <w:pict w14:anchorId="7BCFAF52">
               <v:rect id="Rectángulo 3" style="position:absolute;margin-left:-4.5pt;margin-top:5.85pt;width:512.6pt;height:65.8pt;z-index:251704320;visibility:visible;mso-wrap-style:square;mso-width-percent:0;mso-height-percent:0;mso-wrap-distance-left:9pt;mso-wrap-distance-top:0;mso-wrap-distance-right:9pt;mso-wrap-distance-bottom:0;mso-position-horizontal:absolute;mso-position-horizontal-relative:margin;mso-position-vertical:absolute;mso-position-vertical-relative:text;mso-width-percent:0;mso-height-percent:0;mso-width-relative:margin;mso-height-relative:margin;v-text-anchor:middle" o:spid="_x0000_s1026" filled="f" strokecolor="black [3213]" w14:anchorId="1C2A544F" o:gfxdata="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">
                 <v:shadow on="t" color="black" opacity="22937f" offset="0,.63889mm" origin=",.5"/>
@@ -28892,7 +29001,7 @@
         </w:rPr>
         <w:t xml:space="preserve">Excepciones a la regla </w:t>
       </w:r>
-      <w:commentRangeStart w:id="62"/>
+      <w:commentRangeStart w:id="63"/>
       <w:r>
         <w:rPr>
           <w:b/>
@@ -28902,12 +29011,12 @@
         </w:rPr>
         <w:t xml:space="preserve">del octeto. </w:t>
       </w:r>
-      <w:commentRangeEnd w:id="62"/>
+      <w:commentRangeEnd w:id="63"/>
       <w:r>
         <w:rPr>
           <w:rStyle w:val="Refdecomentario"/>
         </w:rPr>
-        <w:commentReference w:id="62"/>
+        <w:commentReference w:id="63"/>
       </w:r>
     </w:p>
     <w:p>
@@ -28953,7 +29062,7 @@
         </w:rPr>
         <w:t xml:space="preserve">siguiente enlace: </w:t>
       </w:r>
-      <w:hyperlink w:history="1" r:id="rId86">
+      <w:hyperlink r:id="rId86" w:history="1">
         <w:r>
           <w:rPr>
             <w:rStyle w:val="Hipervnculo"/>
@@ -29018,7 +29127,7 @@
           <w:szCs w:val="20"/>
         </w:rPr>
       </w:pPr>
-      <w:commentRangeStart w:id="63"/>
+      <w:commentRangeStart w:id="64"/>
       <w:r>
         <w:rPr>
           <w:b/>
@@ -29028,12 +29137,12 @@
         </w:rPr>
         <w:t>Pasos para realizar una estructura de Lewis</w:t>
       </w:r>
-      <w:commentRangeEnd w:id="63"/>
+      <w:commentRangeEnd w:id="64"/>
       <w:r>
         <w:rPr>
           <w:rStyle w:val="Refdecomentario"/>
         </w:rPr>
-        <w:commentReference w:id="63"/>
+        <w:commentReference w:id="64"/>
       </w:r>
     </w:p>
     <w:p>
@@ -29393,6 +29502,7 @@
           <w:sz w:val="20"/>
           <w:szCs w:val="20"/>
         </w:rPr>
+        <w:lastRenderedPageBreak/>
         <w:drawing>
           <wp:inline distT="0" distB="0" distL="0" distR="0" wp14:anchorId="63CC8F95" wp14:editId="421B98A9">
             <wp:extent cx="1314633" cy="1409897"/>
@@ -29779,6 +29889,7 @@
           <w:sz w:val="20"/>
           <w:szCs w:val="20"/>
         </w:rPr>
+        <w:lastRenderedPageBreak/>
         <w:drawing>
           <wp:inline distT="0" distB="0" distL="0" distR="0" wp14:anchorId="0F52DFBA" wp14:editId="14949014">
             <wp:extent cx="3553321" cy="1924319"/>
@@ -29915,14 +30026,43 @@
           <w:sz w:val="20"/>
           <w:szCs w:val="20"/>
         </w:rPr>
-        <w:t>, es necesario, primero distinguir entre compuestos inorgánicos y orgánicos. Los compuestos orgánicos contienen carbono, comúnmente combinados con elementos como hidrogeno, oxigeno, nitrógeno y azufre. El resto de los compuestos se clasifican como compuestos inorgánicos</w:t>
-      </w:r>
-      <w:r>
-        <w:rPr>
-          <w:sz w:val="20"/>
-          <w:szCs w:val="20"/>
-        </w:rPr>
-        <w:t xml:space="preserve">. Sin embargo, algunos compuestos que contienen carbono como monóxido de carbono (CO) y dióxido de carbono (CO2), se consideran compuestos inorgánicos. </w:t>
+        <w:t>, es necesario, primero distinguir entre compuestos inorgánicos y orgánicos. Los compuestos orgánicos contienen carbono, comúnmente combinados con elementos como hidrogeno, ox</w:t>
+      </w:r>
+      <w:r>
+        <w:rPr>
+          <w:sz w:val="20"/>
+          <w:szCs w:val="20"/>
+        </w:rPr>
+        <w:t>í</w:t>
+      </w:r>
+      <w:r>
+        <w:rPr>
+          <w:sz w:val="20"/>
+          <w:szCs w:val="20"/>
+        </w:rPr>
+        <w:t>geno, nitrógeno y azufre. El resto de los compuestos se clasifican como compuestos inorgánicos</w:t>
+      </w:r>
+      <w:r>
+        <w:rPr>
+          <w:sz w:val="20"/>
+          <w:szCs w:val="20"/>
+        </w:rPr>
+        <w:t>. Sin embargo, algunos compuestos que contienen carbono como monóxido de carbono (CO) y dióxido de carbono (CO</w:t>
+      </w:r>
+      <w:r>
+        <w:rPr>
+          <w:sz w:val="20"/>
+          <w:szCs w:val="20"/>
+          <w:vertAlign w:val="subscript"/>
+        </w:rPr>
+        <w:t>2</w:t>
+      </w:r>
+      <w:r>
+        <w:rPr>
+          <w:sz w:val="20"/>
+          <w:szCs w:val="20"/>
+        </w:rPr>
+        <w:t xml:space="preserve">), se consideran compuestos inorgánicos. </w:t>
       </w:r>
     </w:p>
     <w:p>
@@ -30411,14 +30551,15 @@
           <w:szCs w:val="20"/>
         </w:rPr>
       </w:pPr>
-      <w:commentRangeStart w:id="64"/>
-      <w:r>
-        <w:rPr>
-          <w:b/>
-          <w:bCs/>
-          <w:sz w:val="20"/>
-          <w:szCs w:val="20"/>
-        </w:rPr>
+      <w:commentRangeStart w:id="65"/>
+      <w:r>
+        <w:rPr>
+          <w:b/>
+          <w:bCs/>
+          <w:sz w:val="20"/>
+          <w:szCs w:val="20"/>
+        </w:rPr>
+        <w:lastRenderedPageBreak/>
         <w:t>Tabla 5.</w:t>
       </w:r>
       <w:r>
@@ -30428,12 +30569,12 @@
         </w:rPr>
         <w:t xml:space="preserve"> </w:t>
       </w:r>
-      <w:commentRangeEnd w:id="64"/>
+      <w:commentRangeEnd w:id="65"/>
       <w:r>
         <w:rPr>
           <w:rStyle w:val="Refdecomentario"/>
         </w:rPr>
-        <w:commentReference w:id="64"/>
+        <w:commentReference w:id="65"/>
       </w:r>
       <w:r>
         <w:rPr>
@@ -30727,7 +30868,6 @@
                 <w:szCs w:val="20"/>
               </w:rPr>
             </w:pPr>
-            <w:proofErr w:type="spellStart"/>
             <w:r>
               <w:rPr>
                 <w:sz w:val="20"/>
@@ -30735,7 +30875,6 @@
               </w:rPr>
               <w:t>Na</w:t>
             </w:r>
-            <w:proofErr w:type="spellEnd"/>
           </w:p>
         </w:tc>
         <w:tc>
@@ -31861,7 +32000,21 @@
                 <w:sz w:val="20"/>
                 <w:szCs w:val="20"/>
               </w:rPr>
-              <w:t>+7, 5, +3, +1, -1</w:t>
+              <w:t xml:space="preserve">+7, </w:t>
+            </w:r>
+            <w:r>
+              <w:rPr>
+                <w:sz w:val="20"/>
+                <w:szCs w:val="20"/>
+              </w:rPr>
+              <w:t>+</w:t>
+            </w:r>
+            <w:r>
+              <w:rPr>
+                <w:sz w:val="20"/>
+                <w:szCs w:val="20"/>
+              </w:rPr>
+              <w:t>5, +3, +1, -1</w:t>
             </w:r>
           </w:p>
         </w:tc>
@@ -32376,8 +32529,8 @@
         <w:ind w:left="284"/>
         <w:jc w:val="both"/>
         <w:rPr>
-          <w:b w:val="1"/>
-          <w:bCs w:val="1"/>
+          <w:b/>
+          <w:bCs/>
           <w:sz w:val="20"/>
           <w:szCs w:val="20"/>
         </w:rPr>
@@ -32389,8 +32542,8 @@
         <w:ind w:left="284"/>
         <w:jc w:val="both"/>
         <w:rPr>
-          <w:b w:val="1"/>
-          <w:bCs w:val="1"/>
+          <w:b/>
+          <w:bCs/>
           <w:sz w:val="20"/>
           <w:szCs w:val="20"/>
         </w:rPr>
@@ -32402,8 +32555,8 @@
         <w:ind w:left="284"/>
         <w:jc w:val="both"/>
         <w:rPr>
-          <w:b w:val="1"/>
-          <w:bCs w:val="1"/>
+          <w:b/>
+          <w:bCs/>
           <w:sz w:val="20"/>
           <w:szCs w:val="20"/>
         </w:rPr>
@@ -32559,7 +32712,7 @@
           <w:szCs w:val="20"/>
         </w:rPr>
       </w:pPr>
-      <w:commentRangeStart w:id="65"/>
+      <w:commentRangeStart w:id="66"/>
       <w:r>
         <w:rPr>
           <w:b/>
@@ -32594,12 +32747,12 @@
         </w:rPr>
         <w:t xml:space="preserve"> </w:t>
       </w:r>
-      <w:commentRangeEnd w:id="65"/>
+      <w:commentRangeEnd w:id="66"/>
       <w:r>
         <w:rPr>
           <w:rStyle w:val="Refdecomentario"/>
         </w:rPr>
-        <w:commentReference w:id="65"/>
+        <w:commentReference w:id="66"/>
       </w:r>
       <w:r>
         <w:rPr>
@@ -32636,6 +32789,7 @@
           <w:sz w:val="20"/>
           <w:szCs w:val="20"/>
         </w:rPr>
+        <w:lastRenderedPageBreak/>
         <w:drawing>
           <wp:inline distT="0" distB="0" distL="0" distR="0" wp14:anchorId="29A67487" wp14:editId="0E3618E1">
             <wp:extent cx="6332220" cy="3521710"/>
@@ -32709,7 +32863,7 @@
           <w:szCs w:val="20"/>
         </w:rPr>
       </w:pPr>
-      <w:commentRangeStart w:id="66"/>
+      <w:commentRangeStart w:id="67"/>
       <w:r>
         <w:rPr>
           <w:b/>
@@ -32719,12 +32873,12 @@
         </w:rPr>
         <w:t>Óxidos</w:t>
       </w:r>
-      <w:commentRangeEnd w:id="66"/>
+      <w:commentRangeEnd w:id="67"/>
       <w:r>
         <w:rPr>
           <w:rStyle w:val="Refdecomentario"/>
         </w:rPr>
-        <w:commentReference w:id="66"/>
+        <w:commentReference w:id="67"/>
       </w:r>
     </w:p>
     <w:p>
@@ -32776,7 +32930,21 @@
           <w:sz w:val="20"/>
           <w:szCs w:val="20"/>
         </w:rPr>
-        <w:t xml:space="preserve">, ya sea un metal o un no metal. Cuando el oxigeno se combina con un metal, se </w:t>
+        <w:t xml:space="preserve">, ya sea un metal o un no metal. Cuando el </w:t>
+      </w:r>
+      <w:r>
+        <w:rPr>
+          <w:sz w:val="20"/>
+          <w:szCs w:val="20"/>
+        </w:rPr>
+        <w:t>oxígeno</w:t>
+      </w:r>
+      <w:r>
+        <w:rPr>
+          <w:sz w:val="20"/>
+          <w:szCs w:val="20"/>
+        </w:rPr>
+        <w:t xml:space="preserve"> se combina con un metal, se </w:t>
       </w:r>
       <w:r>
         <w:rPr>
@@ -33128,6 +33296,7 @@
           <w:sz w:val="20"/>
           <w:szCs w:val="20"/>
         </w:rPr>
+        <w:lastRenderedPageBreak/>
         <w:t>Sales básicas: se forman cuando la base no pierde todos sus grupos OH</w:t>
       </w:r>
       <w:r>
@@ -33163,23 +33332,7 @@
           <w:sz w:val="20"/>
           <w:szCs w:val="20"/>
         </w:rPr>
-        <w:t xml:space="preserve">Sales </w:t>
-      </w:r>
-      <w:proofErr w:type="spellStart"/>
-      <w:r>
-        <w:rPr>
-          <w:sz w:val="20"/>
-          <w:szCs w:val="20"/>
-        </w:rPr>
-        <w:t>oxácidas</w:t>
-      </w:r>
-      <w:proofErr w:type="spellEnd"/>
-      <w:r>
-        <w:rPr>
-          <w:sz w:val="20"/>
-          <w:szCs w:val="20"/>
-        </w:rPr>
-        <w:t>: provienen de ácidos oxácidos (con oxígeno).</w:t>
+        <w:t>Sales oxácidas: provienen de ácidos oxácidos (con oxígeno).</w:t>
       </w:r>
     </w:p>
     <w:p>
@@ -33358,7 +33511,7 @@
           <w:szCs w:val="20"/>
         </w:rPr>
       </w:pPr>
-      <w:commentRangeStart w:id="67"/>
+      <w:commentRangeStart w:id="68"/>
       <w:r>
         <w:rPr>
           <w:sz w:val="20"/>
@@ -33366,12 +33519,12 @@
         </w:rPr>
         <w:t xml:space="preserve">Nomenclatura sistemática: </w:t>
       </w:r>
-      <w:commentRangeEnd w:id="67"/>
+      <w:commentRangeEnd w:id="68"/>
       <w:r>
         <w:rPr>
           <w:rStyle w:val="Refdecomentario"/>
         </w:rPr>
-        <w:commentReference w:id="67"/>
+        <w:commentReference w:id="68"/>
       </w:r>
       <w:r>
         <w:rPr>
@@ -33539,23 +33692,7 @@
           <w:sz w:val="20"/>
           <w:szCs w:val="20"/>
         </w:rPr>
-        <w:t xml:space="preserve">= trióxido de </w:t>
-      </w:r>
-      <w:proofErr w:type="spellStart"/>
-      <w:r>
-        <w:rPr>
-          <w:sz w:val="20"/>
-          <w:szCs w:val="20"/>
-        </w:rPr>
-        <w:t>dinitrógeno</w:t>
-      </w:r>
-      <w:proofErr w:type="spellEnd"/>
-      <w:r>
-        <w:rPr>
-          <w:sz w:val="20"/>
-          <w:szCs w:val="20"/>
-        </w:rPr>
-        <w:t>.</w:t>
+        <w:t>= trióxido de dinitrógeno.</w:t>
       </w:r>
     </w:p>
     <w:p>
@@ -33602,23 +33739,7 @@
           <w:sz w:val="20"/>
           <w:szCs w:val="20"/>
         </w:rPr>
-        <w:t xml:space="preserve"> = trióxido de </w:t>
-      </w:r>
-      <w:proofErr w:type="spellStart"/>
-      <w:r>
-        <w:rPr>
-          <w:sz w:val="20"/>
-          <w:szCs w:val="20"/>
-        </w:rPr>
-        <w:t>dihierro</w:t>
-      </w:r>
-      <w:proofErr w:type="spellEnd"/>
-      <w:r>
-        <w:rPr>
-          <w:sz w:val="20"/>
-          <w:szCs w:val="20"/>
-        </w:rPr>
-        <w:t>.</w:t>
+        <w:t xml:space="preserve"> = trióxido de dihierro.</w:t>
       </w:r>
     </w:p>
     <w:p>
@@ -33781,21 +33902,12 @@
           <w:szCs w:val="20"/>
         </w:rPr>
       </w:pPr>
-      <w:proofErr w:type="spellStart"/>
-      <w:r>
-        <w:rPr>
-          <w:sz w:val="20"/>
-          <w:szCs w:val="20"/>
-        </w:rPr>
-        <w:t>CuO</w:t>
-      </w:r>
-      <w:proofErr w:type="spellEnd"/>
-      <w:r>
-        <w:rPr>
-          <w:sz w:val="20"/>
-          <w:szCs w:val="20"/>
-        </w:rPr>
-        <w:t xml:space="preserve"> = óxido de cobre (II)</w:t>
+      <w:r>
+        <w:rPr>
+          <w:sz w:val="20"/>
+          <w:szCs w:val="20"/>
+        </w:rPr>
+        <w:t>CuO = óxido de cobre (II)</w:t>
       </w:r>
       <w:r>
         <w:rPr>
@@ -33814,21 +33926,12 @@
           <w:szCs w:val="20"/>
         </w:rPr>
       </w:pPr>
-      <w:proofErr w:type="gramStart"/>
-      <w:r>
-        <w:rPr>
-          <w:sz w:val="20"/>
-          <w:szCs w:val="20"/>
-        </w:rPr>
-        <w:t>Al(</w:t>
-      </w:r>
-      <w:proofErr w:type="gramEnd"/>
-      <w:r>
-        <w:rPr>
-          <w:sz w:val="20"/>
-          <w:szCs w:val="20"/>
-        </w:rPr>
-        <w:t>OH)</w:t>
+      <w:r>
+        <w:rPr>
+          <w:sz w:val="20"/>
+          <w:szCs w:val="20"/>
+        </w:rPr>
+        <w:t>Al(OH)</w:t>
       </w:r>
       <w:r>
         <w:rPr>
@@ -33855,21 +33958,12 @@
           <w:szCs w:val="20"/>
         </w:rPr>
       </w:pPr>
-      <w:proofErr w:type="gramStart"/>
-      <w:r>
-        <w:rPr>
-          <w:sz w:val="20"/>
-          <w:szCs w:val="20"/>
-        </w:rPr>
-        <w:t>Pb(</w:t>
-      </w:r>
-      <w:proofErr w:type="gramEnd"/>
-      <w:r>
-        <w:rPr>
-          <w:sz w:val="20"/>
-          <w:szCs w:val="20"/>
-        </w:rPr>
-        <w:t>OH)</w:t>
+      <w:r>
+        <w:rPr>
+          <w:sz w:val="20"/>
+          <w:szCs w:val="20"/>
+        </w:rPr>
+        <w:t>Pb(OH)</w:t>
       </w:r>
       <w:r>
         <w:rPr>
@@ -33971,19 +34065,8 @@
           <w:sz w:val="20"/>
           <w:szCs w:val="20"/>
         </w:rPr>
-        <w:t>-</w:t>
-      </w:r>
-      <w:proofErr w:type="spellStart"/>
-      <w:r>
-        <w:rPr>
-          <w:b/>
-          <w:bCs/>
-          <w:sz w:val="20"/>
-          <w:szCs w:val="20"/>
-        </w:rPr>
-        <w:t>ico</w:t>
-      </w:r>
-      <w:proofErr w:type="spellEnd"/>
+        <w:t>-ico</w:t>
+      </w:r>
       <w:r>
         <w:rPr>
           <w:sz w:val="20"/>
@@ -34016,8 +34099,8 @@
         <w:ind w:left="1004"/>
         <w:jc w:val="both"/>
         <w:rPr>
-          <w:b w:val="1"/>
-          <w:bCs w:val="1"/>
+          <w:b/>
+          <w:bCs/>
           <w:sz w:val="20"/>
           <w:szCs w:val="20"/>
         </w:rPr>
@@ -34033,7 +34116,7 @@
           <w:szCs w:val="20"/>
         </w:rPr>
       </w:pPr>
-      <w:commentRangeStart w:id="68"/>
+      <w:commentRangeStart w:id="69"/>
       <w:r>
         <w:rPr>
           <w:b/>
@@ -34050,12 +34133,12 @@
         </w:rPr>
         <w:t xml:space="preserve"> </w:t>
       </w:r>
-      <w:commentRangeEnd w:id="68"/>
+      <w:commentRangeEnd w:id="69"/>
       <w:r>
         <w:rPr>
           <w:rStyle w:val="Refdecomentario"/>
         </w:rPr>
-        <w:commentReference w:id="68"/>
+        <w:commentReference w:id="69"/>
       </w:r>
       <w:r>
         <w:rPr>
@@ -34368,17 +34451,8 @@
                 <w:sz w:val="20"/>
                 <w:szCs w:val="20"/>
               </w:rPr>
-              <w:t>-</w:t>
+              <w:t>-ico</w:t>
             </w:r>
-            <w:proofErr w:type="spellStart"/>
-            <w:r>
-              <w:rPr>
-                <w:sz w:val="20"/>
-                <w:szCs w:val="20"/>
-              </w:rPr>
-              <w:t>ico</w:t>
-            </w:r>
-            <w:proofErr w:type="spellEnd"/>
           </w:p>
         </w:tc>
       </w:tr>
@@ -34448,17 +34522,8 @@
                 <w:sz w:val="20"/>
                 <w:szCs w:val="20"/>
               </w:rPr>
-              <w:t>-</w:t>
+              <w:t>-ico</w:t>
             </w:r>
-            <w:proofErr w:type="spellStart"/>
-            <w:r>
-              <w:rPr>
-                <w:sz w:val="20"/>
-                <w:szCs w:val="20"/>
-              </w:rPr>
-              <w:t>ico</w:t>
-            </w:r>
-            <w:proofErr w:type="spellEnd"/>
           </w:p>
         </w:tc>
       </w:tr>
@@ -34520,21 +34585,12 @@
           <w:szCs w:val="20"/>
         </w:rPr>
       </w:pPr>
-      <w:proofErr w:type="spellStart"/>
-      <w:r>
-        <w:rPr>
-          <w:sz w:val="20"/>
-          <w:szCs w:val="20"/>
-        </w:rPr>
-        <w:t>FeO</w:t>
-      </w:r>
-      <w:proofErr w:type="spellEnd"/>
-      <w:r>
-        <w:rPr>
-          <w:sz w:val="20"/>
-          <w:szCs w:val="20"/>
-        </w:rPr>
-        <w:t xml:space="preserve"> = óxido ferroso.</w:t>
+      <w:r>
+        <w:rPr>
+          <w:sz w:val="20"/>
+          <w:szCs w:val="20"/>
+        </w:rPr>
+        <w:t>FeO = óxido ferroso.</w:t>
       </w:r>
     </w:p>
     <w:p>
@@ -34595,21 +34651,12 @@
           <w:szCs w:val="20"/>
         </w:rPr>
       </w:pPr>
-      <w:proofErr w:type="spellStart"/>
-      <w:r>
-        <w:rPr>
-          <w:sz w:val="20"/>
-          <w:szCs w:val="20"/>
-        </w:rPr>
-        <w:t>HClO</w:t>
-      </w:r>
-      <w:proofErr w:type="spellEnd"/>
-      <w:r>
-        <w:rPr>
-          <w:sz w:val="20"/>
-          <w:szCs w:val="20"/>
-        </w:rPr>
-        <w:t xml:space="preserve"> = ácido hipocloroso.</w:t>
+      <w:r>
+        <w:rPr>
+          <w:sz w:val="20"/>
+          <w:szCs w:val="20"/>
+        </w:rPr>
+        <w:t>HClO = ácido hipocloroso.</w:t>
       </w:r>
     </w:p>
     <w:p>
@@ -34627,6 +34674,7 @@
           <w:sz w:val="20"/>
           <w:szCs w:val="20"/>
         </w:rPr>
+        <w:lastRenderedPageBreak/>
         <w:t>HClO</w:t>
       </w:r>
       <w:r>
@@ -34796,7 +34844,7 @@
           <w:szCs w:val="20"/>
         </w:rPr>
       </w:pPr>
-      <w:commentRangeStart w:id="69"/>
+      <w:commentRangeStart w:id="70"/>
       <w:r>
         <w:rPr>
           <w:sz w:val="20"/>
@@ -34804,12 +34852,12 @@
         </w:rPr>
         <w:t xml:space="preserve">“Cuesta reconocer </w:t>
       </w:r>
-      <w:commentRangeEnd w:id="69"/>
+      <w:commentRangeEnd w:id="70"/>
       <w:r>
         <w:rPr>
           <w:rStyle w:val="Refdecomentario"/>
         </w:rPr>
-        <w:commentReference w:id="69"/>
+        <w:commentReference w:id="70"/>
       </w:r>
       <w:r>
         <w:rPr>
@@ -34978,7 +35026,21 @@
           <w:sz w:val="20"/>
           <w:szCs w:val="20"/>
         </w:rPr>
-        <w:t xml:space="preserve">, es una representación alfanumérica que utiliza los símbolos químicos para mostrar que sucede durante una reacción química. </w:t>
+        <w:t>, es una representación alfanumérica que utiliza los símbolos químicos para mostrar qu</w:t>
+      </w:r>
+      <w:r>
+        <w:rPr>
+          <w:sz w:val="20"/>
+          <w:szCs w:val="20"/>
+        </w:rPr>
+        <w:t>é</w:t>
+      </w:r>
+      <w:r>
+        <w:rPr>
+          <w:sz w:val="20"/>
+          <w:szCs w:val="20"/>
+        </w:rPr>
+        <w:t xml:space="preserve"> sucede durante una reacción química. </w:t>
       </w:r>
     </w:p>
     <w:p>
@@ -35139,7 +35201,7 @@
           <w:szCs w:val="20"/>
         </w:rPr>
       </w:pPr>
-      <w:commentRangeStart w:id="70"/>
+      <w:commentRangeStart w:id="71"/>
       <w:r>
         <w:rPr>
           <w:b/>
@@ -35156,12 +35218,12 @@
         </w:rPr>
         <w:t xml:space="preserve"> </w:t>
       </w:r>
-      <w:commentRangeEnd w:id="70"/>
+      <w:commentRangeEnd w:id="71"/>
       <w:r>
         <w:rPr>
           <w:rStyle w:val="Refdecomentario"/>
         </w:rPr>
-        <w:commentReference w:id="70"/>
+        <w:commentReference w:id="71"/>
       </w:r>
       <w:r>
         <w:rPr>
@@ -35398,6 +35460,7 @@
           <w:sz w:val="20"/>
           <w:szCs w:val="20"/>
         </w:rPr>
+        <w:lastRenderedPageBreak/>
         <w:t xml:space="preserve">Reacciones de sustitución o desplazamiento simple: </w:t>
       </w:r>
       <w:r>
@@ -35799,7 +35862,7 @@
         </w:rPr>
         <w:t xml:space="preserve">recomienda realizar el balanceo siguiendo el </w:t>
       </w:r>
-      <w:commentRangeStart w:id="71"/>
+      <w:commentRangeStart w:id="72"/>
       <w:r>
         <w:rPr>
           <w:sz w:val="20"/>
@@ -35807,12 +35870,12 @@
         </w:rPr>
         <w:t>siguiente orden:</w:t>
       </w:r>
-      <w:commentRangeEnd w:id="71"/>
+      <w:commentRangeEnd w:id="72"/>
       <w:r>
         <w:rPr>
           <w:rStyle w:val="Refdecomentario"/>
         </w:rPr>
-        <w:commentReference w:id="71"/>
+        <w:commentReference w:id="72"/>
       </w:r>
     </w:p>
     <w:p>
@@ -36764,7 +36827,69 @@
           <w:sz w:val="20"/>
           <w:szCs w:val="20"/>
         </w:rPr>
-        <w:t xml:space="preserve">Se realiza una inspección previa y se comprueba que la cantidad de átomos de cada elemento es diferente a cada lado de la ecuación. Por tanto, se deben ajustar ambos lados de la ecuación. </w:t>
+        <w:t>Se realiza una inspección previa y se comprueba que la cantidad de átomos de cada elemento es diferente a cada lado de la ecuación. Por tanto, se deben ajustar ambos lados de la ecuación.</w:t>
+      </w:r>
+    </w:p>
+    <w:p>
+      <w:pPr>
+        <w:pStyle w:val="Normal0"/>
+        <w:tabs>
+          <w:tab w:val="left" w:pos="284"/>
+        </w:tabs>
+        <w:rPr>
+          <w:sz w:val="20"/>
+          <w:szCs w:val="20"/>
+        </w:rPr>
+      </w:pPr>
+    </w:p>
+    <w:p>
+      <w:pPr>
+        <w:pStyle w:val="Normal0"/>
+        <w:tabs>
+          <w:tab w:val="left" w:pos="284"/>
+        </w:tabs>
+        <w:rPr>
+          <w:sz w:val="20"/>
+          <w:szCs w:val="20"/>
+        </w:rPr>
+      </w:pPr>
+      <w:commentRangeStart w:id="73"/>
+      <w:r>
+        <w:rPr>
+          <w:b/>
+          <w:bCs/>
+          <w:sz w:val="20"/>
+          <w:szCs w:val="20"/>
+        </w:rPr>
+        <w:t>Tabla 7</w:t>
+      </w:r>
+      <w:r>
+        <w:rPr>
+          <w:sz w:val="20"/>
+          <w:szCs w:val="20"/>
+        </w:rPr>
+        <w:t>.</w:t>
+      </w:r>
+      <w:commentRangeEnd w:id="73"/>
+      <w:r>
+        <w:rPr>
+          <w:rStyle w:val="Refdecomentario"/>
+        </w:rPr>
+        <w:commentReference w:id="73"/>
+      </w:r>
+      <w:r>
+        <w:rPr>
+          <w:sz w:val="20"/>
+          <w:szCs w:val="20"/>
+        </w:rPr>
+        <w:t xml:space="preserve"> Cantidad de átomos de cada elemento en la ecuación</w:t>
+      </w:r>
+      <w:r>
+        <w:rPr>
+          <w:sz w:val="20"/>
+          <w:szCs w:val="20"/>
+        </w:rPr>
+        <w:t xml:space="preserve"> </w:t>
       </w:r>
     </w:p>
     <w:p>
@@ -37845,7 +37970,22 @@
           <w:sz w:val="20"/>
           <w:szCs w:val="20"/>
         </w:rPr>
-        <w:t>La química orgánica se enfoca en el estudio de los compuestos cuya base es el átomo de carbono. Se estima que existen alrededor de 24 millones de compuestos orgánicos, entre los que se incluyen polímeros, fármacos, derivados del petróleo, cosméticos, fibras, pigmentos y biomoléculas, tales como carbohidratos, lípidos, proteínas, vitaminas y ácidos nucleicos, entre otros.</w:t>
+        <w:t xml:space="preserve">La química orgánica se enfoca en el estudio de los compuestos cuya base es el átomo de carbono. Se estima que existen alrededor de 24 millones de compuestos orgánicos, entre los que se incluyen polímeros, fármacos, derivados del petróleo, cosméticos, fibras, pigmentos y biomoléculas, tales como carbohidratos, lípidos, proteínas, vitaminas y ácidos nucleicos, </w:t>
+      </w:r>
+      <w:commentRangeStart w:id="74"/>
+      <w:r>
+        <w:rPr>
+          <w:sz w:val="20"/>
+          <w:szCs w:val="20"/>
+        </w:rPr>
+        <w:t>entre otros.</w:t>
+      </w:r>
+      <w:commentRangeEnd w:id="74"/>
+      <w:r>
+        <w:rPr>
+          <w:rStyle w:val="Refdecomentario"/>
+        </w:rPr>
+        <w:commentReference w:id="74"/>
       </w:r>
     </w:p>
     <w:p>
@@ -38205,10 +38345,33 @@
                             </w:pPr>
                             <w:r>
                               <w:rPr>
+                                <w:b/>
+                                <w:bCs/>
+                                <w:sz w:val="20"/>
+                                <w:szCs w:val="20"/>
+                              </w:rPr>
+                              <w:t>Figura 23.</w:t>
+                            </w:r>
+                            <w:r>
+                              <w:rPr>
+                                <w:sz w:val="20"/>
+                                <w:szCs w:val="20"/>
+                              </w:rPr>
+                              <w:t xml:space="preserve"> </w:t>
+                            </w:r>
+                            <w:r>
+                              <w:rPr>
                                 <w:sz w:val="20"/>
                                 <w:szCs w:val="20"/>
                               </w:rPr>
                               <w:t xml:space="preserve">Símbolo </w:t>
+                            </w:r>
+                            <w:r>
+                              <w:rPr>
+                                <w:sz w:val="20"/>
+                                <w:szCs w:val="20"/>
+                              </w:rPr>
+                              <w:t>del carbono</w:t>
                             </w:r>
                           </w:p>
                           <w:p>
@@ -38405,12 +38568,12 @@
             </w:drawing>
           </mc:Choice>
           <mc:Fallback>
-            <w:pict w14:anchorId="60251EE8">
-              <v:shapetype id="_x0000_t202" coordsize="21600,21600" o:spt="202" path="m,l,21600r21600,l21600,xe" w14:anchorId="1252B39A">
+            <w:pict>
+              <v:shapetype w14:anchorId="1252B39A" id="_x0000_t202" coordsize="21600,21600" o:spt="202" path="m,l,21600r21600,l21600,xe">
                 <v:stroke joinstyle="miter"/>
                 <v:path gradientshapeok="t" o:connecttype="rect"/>
               </v:shapetype>
-              <v:shape id="Cuadro de texto 2" style="position:absolute;left:0;text-align:left;margin-left:0;margin-top:27.25pt;width:465.45pt;height:110.6pt;z-index:251713536;visibility:visible;mso-wrap-style:square;mso-width-percent:0;mso-height-percent:200;mso-wrap-distance-left:9pt;mso-wrap-distance-top:3.6pt;mso-wrap-distance-right:9pt;mso-wrap-distance-bottom:3.6pt;mso-position-horizontal:center;mso-position-horizontal-relative:margin;mso-position-vertical:absolute;mso-position-vertical-relative:text;mso-width-percent:0;mso-height-percent:200;mso-width-relative:margin;mso-height-relative:margin;v-text-anchor:top" o:spid="_x0000_s1026" type="#_x0000_t202" o:gfxdata="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">
+              <v:shape id="Cuadro de texto 2" o:spid="_x0000_s1026" type="#_x0000_t202" style="position:absolute;left:0;text-align:left;margin-left:0;margin-top:27.25pt;width:465.45pt;height:110.6pt;z-index:251713536;visibility:visible;mso-wrap-style:square;mso-width-percent:0;mso-height-percent:200;mso-wrap-distance-left:9pt;mso-wrap-distance-top:3.6pt;mso-wrap-distance-right:9pt;mso-wrap-distance-bottom:3.6pt;mso-position-horizontal:center;mso-position-horizontal-relative:margin;mso-position-vertical:absolute;mso-position-vertical-relative:text;mso-width-percent:0;mso-height-percent:200;mso-width-relative:margin;mso-height-relative:margin;v-text-anchor:top" o:gfxdata="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">
                 <v:textbox style="mso-fit-shape-to-text:t">
                   <w:txbxContent>
                     <w:p>
@@ -38580,10 +38743,10 @@
                           <w:noProof/>
                         </w:rPr>
                         <w:drawing>
-                          <wp:inline distT="0" distB="0" distL="0" distR="0" wp14:anchorId="17778051" wp14:editId="0CFB77A9">
+                          <wp:inline distT="0" distB="0" distL="0" distR="0" wp14:anchorId="71336E3E" wp14:editId="0CFB77A9">
                             <wp:extent cx="329610" cy="485086"/>
                             <wp:effectExtent l="0" t="0" r="0" b="0"/>
-                            <wp:docPr id="2104874956" name="Imagen 1" descr="Un dibujo animado&#10;&#10;Descripción generada automáticamente con confianza baja"/>
+                            <wp:docPr id="445229206" name="Imagen 1" descr="Un dibujo animado&#10;&#10;Descripción generada automáticamente con confianza baja"/>
                             <wp:cNvGraphicFramePr>
                               <a:graphicFrameLocks xmlns:a="http://schemas.openxmlformats.org/drawingml/2006/main" noChangeAspect="1"/>
                             </wp:cNvGraphicFramePr>
@@ -38654,10 +38817,10 @@
                           <w:noProof/>
                         </w:rPr>
                         <w:drawing>
-                          <wp:inline distT="0" distB="0" distL="0" distR="0" wp14:anchorId="1DE6B446" wp14:editId="44E7D62F">
+                          <wp:inline distT="0" distB="0" distL="0" distR="0" wp14:anchorId="748327E9" wp14:editId="44E7D62F">
                             <wp:extent cx="1180214" cy="432288"/>
                             <wp:effectExtent l="0" t="0" r="1270" b="6350"/>
-                            <wp:docPr id="52981637" name="Imagen 1" descr="Icono&#10;&#10;Descripción generada automáticamente"/>
+                            <wp:docPr id="356584407" name="Imagen 1" descr="Icono&#10;&#10;Descripción generada automáticamente"/>
                             <wp:cNvGraphicFramePr>
                               <a:graphicFrameLocks xmlns:a="http://schemas.openxmlformats.org/drawingml/2006/main" noChangeAspect="1"/>
                             </wp:cNvGraphicFramePr>
@@ -38709,10 +38872,33 @@
                       </w:pPr>
                       <w:r>
                         <w:rPr>
+                          <w:b/>
+                          <w:bCs/>
+                          <w:sz w:val="20"/>
+                          <w:szCs w:val="20"/>
+                        </w:rPr>
+                        <w:t>Figura 23.</w:t>
+                      </w:r>
+                      <w:r>
+                        <w:rPr>
+                          <w:sz w:val="20"/>
+                          <w:szCs w:val="20"/>
+                        </w:rPr>
+                        <w:t xml:space="preserve"> </w:t>
+                      </w:r>
+                      <w:r>
+                        <w:rPr>
                           <w:sz w:val="20"/>
                           <w:szCs w:val="20"/>
                         </w:rPr>
                         <w:t xml:space="preserve">Símbolo </w:t>
+                      </w:r>
+                      <w:r>
+                        <w:rPr>
+                          <w:sz w:val="20"/>
+                          <w:szCs w:val="20"/>
+                        </w:rPr>
+                        <w:t>del carbono</w:t>
                       </w:r>
                     </w:p>
                     <w:p>
@@ -38729,14 +38915,15 @@
                         <w:rPr>
                           <w:b/>
                           <w:bCs/>
+                          <w:noProof/>
                           <w:sz w:val="20"/>
                           <w:szCs w:val="20"/>
                         </w:rPr>
                         <w:drawing>
-                          <wp:inline distT="0" distB="0" distL="0" distR="0" wp14:anchorId="5CEA69C4" wp14:editId="288FD946">
+                          <wp:inline distT="0" distB="0" distL="0" distR="0" wp14:anchorId="4F6FF407" wp14:editId="288FD946">
                             <wp:extent cx="1105786" cy="1105786"/>
                             <wp:effectExtent l="0" t="0" r="0" b="0"/>
-                            <wp:docPr id="1437522158" name="Imagen 17" descr="Interfaz de usuario gráfica, Aplicación&#10;&#10;Descripción generada automáticamente"/>
+                            <wp:docPr id="920540971" name="Imagen 17" descr="Interfaz de usuario gráfica, Aplicación&#10;&#10;Descripción generada automáticamente"/>
                             <wp:cNvGraphicFramePr>
                               <a:graphicFrameLocks xmlns:a="http://schemas.openxmlformats.org/drawingml/2006/main" noChangeAspect="1"/>
                             </wp:cNvGraphicFramePr>
@@ -38922,39 +39109,15 @@
           <w:sz w:val="20"/>
           <w:szCs w:val="20"/>
         </w:rPr>
-        <w:t xml:space="preserve">La diversidad de compuestos orgánicos se explica por las propiedades singulares del átomo de carbono. En primer lugar, el carbono es un elemento tetravalente, es decir, tiene la capacidad de formar cuatro enlaces covalentes. Estos enlaces pueden establecerse entre átomos de carbono, dando lugar a largas cadenas carbonadas que presentan una notable estabilidad química, lo que permite la existencia de un número prácticamente infinito de compuestos. La fuerza y estabilidad de estos enlaces se deben, en gran medida, a la </w:t>
-      </w:r>
-      <w:r>
-        <w:rPr>
-          <w:sz w:val="20"/>
-          <w:szCs w:val="20"/>
-        </w:rPr>
-        <w:t xml:space="preserve">capacidad del carbono para experimentar hibridación, es decir, la combinación de sus orbitales atómicos </w:t>
-      </w:r>
-      <w:r>
-        <w:rPr>
-          <w:b/>
-          <w:bCs/>
-          <w:sz w:val="20"/>
-          <w:szCs w:val="20"/>
-        </w:rPr>
-        <w:t>s</w:t>
-      </w:r>
-      <w:r>
-        <w:rPr>
-          <w:sz w:val="20"/>
-          <w:szCs w:val="20"/>
-        </w:rPr>
-        <w:t xml:space="preserve"> y </w:t>
-      </w:r>
-      <w:r>
-        <w:rPr>
-          <w:b/>
-          <w:bCs/>
-          <w:sz w:val="20"/>
-          <w:szCs w:val="20"/>
-        </w:rPr>
-        <w:t>p</w:t>
+        <w:lastRenderedPageBreak/>
+        <w:t xml:space="preserve">La diversidad de compuestos orgánicos se explica por las propiedades singulares del átomo de carbono. En primer lugar, el carbono es un elemento tetravalente, es decir, tiene la capacidad de formar cuatro enlaces covalentes. Estos enlaces pueden establecerse entre átomos de carbono, dando lugar a largas cadenas carbonadas que presentan una notable estabilidad química, lo que permite la existencia de un número prácticamente infinito de compuestos. La fuerza y estabilidad de estos enlaces se deben, en gran medida, a la capacidad del carbono para experimentar hibridación, es decir, la combinación de sus orbitales atómicos </w:t>
+      </w:r>
+      <w:r>
+        <w:rPr>
+          <w:sz w:val="20"/>
+          <w:szCs w:val="20"/>
+        </w:rPr>
+        <w:t>s y p</w:t>
       </w:r>
       <w:r>
         <w:rPr>
@@ -39290,7 +39453,21 @@
           <w:sz w:val="20"/>
           <w:szCs w:val="20"/>
         </w:rPr>
-        <w:t>). Para nombrar los alcanos, se debe identificar la cadena continua mas larga de átomos de carbono, identificar y nombrar los grupos alquilo</w:t>
+        <w:t xml:space="preserve">). Para nombrar los alcanos, se debe identificar la cadena continua </w:t>
+      </w:r>
+      <w:r>
+        <w:rPr>
+          <w:sz w:val="20"/>
+          <w:szCs w:val="20"/>
+        </w:rPr>
+        <w:t>más</w:t>
+      </w:r>
+      <w:r>
+        <w:rPr>
+          <w:sz w:val="20"/>
+          <w:szCs w:val="20"/>
+        </w:rPr>
+        <w:t xml:space="preserve"> larga de átomos de carbono, identificar y nombrar los grupos alquilo</w:t>
       </w:r>
       <w:r>
         <w:rPr>
@@ -39335,35 +39512,6 @@
           <w:szCs w:val="20"/>
         </w:rPr>
         <w:t xml:space="preserve"> en el nombre base del compuesto, determinado por el número de átomos de carbono en la cadena más larga. </w:t>
-      </w:r>
-    </w:p>
-    <w:p>
-      <w:pPr>
-        <w:pStyle w:val="Normal0"/>
-        <w:ind w:left="1004"/>
-        <w:jc w:val="both"/>
-        <w:rPr>
-          <w:sz w:val="20"/>
-          <w:szCs w:val="20"/>
-        </w:rPr>
-      </w:pPr>
-    </w:p>
-    <w:p>
-      <w:pPr>
-        <w:pStyle w:val="Normal0"/>
-        <w:ind w:left="1004"/>
-        <w:jc w:val="both"/>
-        <w:rPr>
-          <w:sz w:val="20"/>
-          <w:szCs w:val="20"/>
-        </w:rPr>
-      </w:pPr>
-      <w:r>
-        <w:rPr>
-          <w:sz w:val="20"/>
-          <w:szCs w:val="20"/>
-        </w:rPr>
-        <w:t xml:space="preserve">Ejemplo: </w:t>
       </w:r>
     </w:p>
     <w:p>
@@ -39491,6 +39639,7 @@
           <w:sz w:val="20"/>
           <w:szCs w:val="20"/>
         </w:rPr>
+        <w:lastRenderedPageBreak/>
         <w:t>Son alcanos cuyos átomos de carbono se unen formando anillos. El cicloalcano más sencillo es el ciclopropano (C</w:t>
       </w:r>
       <w:r>
@@ -39521,7 +39670,21 @@
           <w:sz w:val="20"/>
           <w:szCs w:val="20"/>
         </w:rPr>
-        <w:t xml:space="preserve">). Muchas sustancias de importancia biológica, como el colesterol, la testosterona y la progesterona contienen uno o mas de estos sistemas cíclicos. </w:t>
+        <w:t xml:space="preserve">). Muchas sustancias de importancia biológica, como el colesterol, la testosterona y la progesterona contienen uno o </w:t>
+      </w:r>
+      <w:r>
+        <w:rPr>
+          <w:sz w:val="20"/>
+          <w:szCs w:val="20"/>
+        </w:rPr>
+        <w:t>más</w:t>
+      </w:r>
+      <w:r>
+        <w:rPr>
+          <w:sz w:val="20"/>
+          <w:szCs w:val="20"/>
+        </w:rPr>
+        <w:t xml:space="preserve"> de estos sistemas cíclicos. </w:t>
       </w:r>
     </w:p>
     <w:p>
@@ -39857,19 +40020,8 @@
           <w:sz w:val="20"/>
           <w:szCs w:val="20"/>
         </w:rPr>
-        <w:t>-</w:t>
-      </w:r>
-      <w:proofErr w:type="spellStart"/>
-      <w:r>
-        <w:rPr>
-          <w:b/>
-          <w:bCs/>
-          <w:sz w:val="20"/>
-          <w:szCs w:val="20"/>
-        </w:rPr>
-        <w:t>eno</w:t>
-      </w:r>
-      <w:proofErr w:type="spellEnd"/>
+        <w:t>-eno</w:t>
+      </w:r>
       <w:r>
         <w:rPr>
           <w:sz w:val="20"/>
@@ -40098,19 +40250,8 @@
           <w:sz w:val="20"/>
           <w:szCs w:val="20"/>
         </w:rPr>
-        <w:t>-</w:t>
-      </w:r>
-      <w:proofErr w:type="spellStart"/>
-      <w:r>
-        <w:rPr>
-          <w:b/>
-          <w:bCs/>
-          <w:sz w:val="20"/>
-          <w:szCs w:val="20"/>
-        </w:rPr>
-        <w:t>ino</w:t>
-      </w:r>
-      <w:proofErr w:type="spellEnd"/>
+        <w:t>-ino</w:t>
+      </w:r>
       <w:r>
         <w:rPr>
           <w:sz w:val="20"/>
@@ -40236,6 +40377,7 @@
           <w:sz w:val="20"/>
           <w:szCs w:val="20"/>
         </w:rPr>
+        <w:lastRenderedPageBreak/>
         <w:drawing>
           <wp:inline distT="0" distB="0" distL="0" distR="0" wp14:anchorId="21576735" wp14:editId="1448B575">
             <wp:extent cx="2248214" cy="685896"/>
@@ -40492,23 +40634,7 @@
           <w:sz w:val="20"/>
           <w:szCs w:val="20"/>
         </w:rPr>
-        <w:t xml:space="preserve">Existen bencenos </w:t>
-      </w:r>
-      <w:proofErr w:type="spellStart"/>
-      <w:r>
-        <w:rPr>
-          <w:sz w:val="20"/>
-          <w:szCs w:val="20"/>
-        </w:rPr>
-        <w:t>monosustituidos</w:t>
-      </w:r>
-      <w:proofErr w:type="spellEnd"/>
-      <w:r>
-        <w:rPr>
-          <w:sz w:val="20"/>
-          <w:szCs w:val="20"/>
-        </w:rPr>
-        <w:t>, en los que un átomo o grupo de átomos</w:t>
+        <w:t>Existen bencenos monosustituidos, en los que un átomo o grupo de átomos</w:t>
       </w:r>
       <w:r>
         <w:rPr>
@@ -40806,7 +40932,7 @@
               </wp:anchor>
             </w:drawing>
           </mc:Choice>
-          <mc:Fallback>
+          <mc:Fallback xmlns:a="http://schemas.openxmlformats.org/drawingml/2006/main" xmlns:pic="http://schemas.openxmlformats.org/drawingml/2006/picture" xmlns:a14="http://schemas.microsoft.com/office/drawing/2010/main">
             <w:pict w14:anchorId="06B4DCC0">
               <v:shapetype id="_x0000_t32" coordsize="21600,21600" o:oned="t" filled="f" o:spt="32" path="m,l21600,21600e" w14:anchorId="3FD129FD">
                 <v:path fillok="f" arrowok="t" o:connecttype="none"/>
@@ -40924,22 +41050,35 @@
           <w:szCs w:val="20"/>
         </w:rPr>
       </w:pPr>
+    </w:p>
+    <w:p>
+      <w:pPr>
+        <w:pStyle w:val="Normal0"/>
+        <w:ind w:left="284"/>
+        <w:jc w:val="both"/>
+        <w:rPr>
+          <w:b/>
+          <w:sz w:val="20"/>
+          <w:szCs w:val="20"/>
+        </w:rPr>
+      </w:pPr>
       <w:r>
         <w:rPr>
           <w:noProof/>
           <w:sz w:val="20"/>
           <w:szCs w:val="20"/>
         </w:rPr>
+        <w:lastRenderedPageBreak/>
         <mc:AlternateContent>
           <mc:Choice Requires="wps">
             <w:drawing>
-              <wp:anchor distT="0" distB="0" distL="114300" distR="114300" simplePos="0" relativeHeight="251717632" behindDoc="0" locked="0" layoutInCell="1" allowOverlap="1" wp14:anchorId="1163164B" wp14:editId="3608224E">
+              <wp:anchor distT="0" distB="0" distL="114300" distR="114300" simplePos="0" relativeHeight="251717632" behindDoc="0" locked="0" layoutInCell="1" allowOverlap="1" wp14:anchorId="1163164B" wp14:editId="4E5DD828">
                 <wp:simplePos x="0" y="0"/>
                 <wp:positionH relativeFrom="margin">
-                  <wp:align>left</wp:align>
+                  <wp:posOffset>-85007</wp:posOffset>
                 </wp:positionH>
                 <wp:positionV relativeFrom="paragraph">
-                  <wp:posOffset>82225</wp:posOffset>
+                  <wp:posOffset>-196157</wp:posOffset>
                 </wp:positionV>
                 <wp:extent cx="6509385" cy="895350"/>
                 <wp:effectExtent l="57150" t="19050" r="81915" b="95250"/>
@@ -40998,15 +41137,23 @@
             </w:drawing>
           </mc:Choice>
           <mc:Fallback>
-            <w:pict w14:anchorId="04AFC87D">
-              <v:rect id="Rectángulo 3" style="position:absolute;margin-left:0;margin-top:6.45pt;width:512.55pt;height:70.5pt;z-index:251717632;visibility:visible;mso-wrap-style:square;mso-width-percent:0;mso-height-percent:0;mso-wrap-distance-left:9pt;mso-wrap-distance-top:0;mso-wrap-distance-right:9pt;mso-wrap-distance-bottom:0;mso-position-horizontal:left;mso-position-horizontal-relative:margin;mso-position-vertical:absolute;mso-position-vertical-relative:text;mso-width-percent:0;mso-height-percent:0;mso-width-relative:margin;mso-height-relative:margin;v-text-anchor:middle" o:spid="_x0000_s1026" filled="f" strokecolor="black [3213]" w14:anchorId="229941A4" o:gfxdata="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">
-                <v:shadow on="t" color="black" opacity="22937f" offset="0,.63889mm" origin=",.5"/>
+            <w:pict>
+              <v:rect w14:anchorId="53D19AC1" id="Rectángulo 3" o:spid="_x0000_s1026" style="position:absolute;margin-left:-6.7pt;margin-top:-15.45pt;width:512.55pt;height:70.5pt;z-index:251717632;visibility:visible;mso-wrap-style:square;mso-width-percent:0;mso-height-percent:0;mso-wrap-distance-left:9pt;mso-wrap-distance-top:0;mso-wrap-distance-right:9pt;mso-wrap-distance-bottom:0;mso-position-horizontal:absolute;mso-position-horizontal-relative:margin;mso-position-vertical:absolute;mso-position-vertical-relative:text;mso-width-percent:0;mso-height-percent:0;mso-width-relative:margin;mso-height-relative:margin;v-text-anchor:middle" o:gfxdata="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" filled="f" strokecolor="black [3213]">
+                <v:shadow on="t" color="black" opacity="22937f" origin=",.5" offset="0,.63889mm"/>
                 <w10:wrap anchorx="margin"/>
               </v:rect>
             </w:pict>
           </mc:Fallback>
         </mc:AlternateContent>
       </w:r>
+      <w:r>
+        <w:rPr>
+          <w:b/>
+          <w:sz w:val="20"/>
+          <w:szCs w:val="20"/>
+        </w:rPr>
+        <w:t>Química orgánica.</w:t>
+      </w:r>
     </w:p>
     <w:p>
       <w:pPr>
@@ -41014,40 +41161,36 @@
         <w:ind w:left="284"/>
         <w:jc w:val="both"/>
         <w:rPr>
-          <w:b/>
-          <w:sz w:val="20"/>
-          <w:szCs w:val="20"/>
-        </w:rPr>
-      </w:pPr>
-      <w:r>
-        <w:rPr>
-          <w:b/>
-          <w:sz w:val="20"/>
-          <w:szCs w:val="20"/>
-        </w:rPr>
-        <w:t>Química orgánica.</w:t>
-      </w:r>
-    </w:p>
-    <w:p>
-      <w:pPr>
-        <w:pStyle w:val="Normal0"/>
-        <w:ind w:left="284"/>
-        <w:jc w:val="both"/>
-        <w:rPr>
-          <w:bCs/>
-          <w:sz w:val="20"/>
-          <w:szCs w:val="20"/>
-        </w:rPr>
-      </w:pPr>
-      <w:r>
-        <w:rPr>
-          <w:bCs/>
-          <w:sz w:val="20"/>
-          <w:szCs w:val="20"/>
-        </w:rPr>
-        <w:t xml:space="preserve">Para profundizar en los diferentes tipos de compuestos orgánicos, nomenclatura, propiedades y reacciones, se invita a consultar el capitulo 24 de la Química de Raymond Chang, disponible en el siguiente enlace: </w:t>
-      </w:r>
-      <w:hyperlink w:history="1" r:id="rId124">
+          <w:bCs/>
+          <w:sz w:val="20"/>
+          <w:szCs w:val="20"/>
+        </w:rPr>
+      </w:pPr>
+      <w:r>
+        <w:rPr>
+          <w:bCs/>
+          <w:sz w:val="20"/>
+          <w:szCs w:val="20"/>
+        </w:rPr>
+        <w:t xml:space="preserve">Para profundizar en los diferentes tipos de compuestos orgánicos, nomenclatura, propiedades y reacciones, se invita a consultar el </w:t>
+      </w:r>
+      <w:r>
+        <w:rPr>
+          <w:bCs/>
+          <w:sz w:val="20"/>
+          <w:szCs w:val="20"/>
+        </w:rPr>
+        <w:t>capítulo</w:t>
+      </w:r>
+      <w:r>
+        <w:rPr>
+          <w:bCs/>
+          <w:sz w:val="20"/>
+          <w:szCs w:val="20"/>
+        </w:rPr>
+        <w:t xml:space="preserve"> 24 de la Química de Raymond Chang, disponible en el siguiente enlace: </w:t>
+      </w:r>
+      <w:hyperlink r:id="rId124" w:history="1">
         <w:r>
           <w:rPr>
             <w:rStyle w:val="Hipervnculo"/>
@@ -41159,7 +41302,23 @@
           <w:sz w:val="20"/>
           <w:szCs w:val="20"/>
         </w:rPr>
-        <w:t>aquellos que además de átomos de carbono e hidrógeno, contienen átomos de oxígeno es su estructura. Hacen parte de esta categoría, grupo</w:t>
+        <w:t>aquellos que además de átomos de carbono e hidrógeno, contienen átomos de oxígeno e</w:t>
+      </w:r>
+      <w:r>
+        <w:rPr>
+          <w:bCs/>
+          <w:sz w:val="20"/>
+          <w:szCs w:val="20"/>
+        </w:rPr>
+        <w:t>n</w:t>
+      </w:r>
+      <w:r>
+        <w:rPr>
+          <w:bCs/>
+          <w:sz w:val="20"/>
+          <w:szCs w:val="20"/>
+        </w:rPr>
+        <w:t xml:space="preserve"> su estructura. Hacen parte de esta categoría, grupo</w:t>
       </w:r>
       <w:r>
         <w:rPr>
@@ -41175,7 +41334,23 @@
           <w:sz w:val="20"/>
           <w:szCs w:val="20"/>
         </w:rPr>
-        <w:t xml:space="preserve">, como los alcoholes, los aldehídos las cetonas, los éteres y ésteres y los ácidos carboxílicos. </w:t>
+        <w:t>, como los alcoholes, los aldehídos</w:t>
+      </w:r>
+      <w:r>
+        <w:rPr>
+          <w:bCs/>
+          <w:sz w:val="20"/>
+          <w:szCs w:val="20"/>
+        </w:rPr>
+        <w:t>,</w:t>
+      </w:r>
+      <w:r>
+        <w:rPr>
+          <w:bCs/>
+          <w:sz w:val="20"/>
+          <w:szCs w:val="20"/>
+        </w:rPr>
+        <w:t xml:space="preserve"> las cetonas, los éteres y ésteres y los ácidos carboxílicos. </w:t>
       </w:r>
       <w:r>
         <w:rPr>
@@ -41331,7 +41506,6 @@
         </w:rPr>
         <w:t>-</w:t>
       </w:r>
-      <w:proofErr w:type="spellStart"/>
       <w:r>
         <w:rPr>
           <w:b/>
@@ -41340,7 +41514,6 @@
         </w:rPr>
         <w:t>ol</w:t>
       </w:r>
-      <w:proofErr w:type="spellEnd"/>
       <w:r>
         <w:rPr>
           <w:bCs/>
@@ -41693,25 +41866,7 @@
           <w:sz w:val="20"/>
           <w:szCs w:val="20"/>
         </w:rPr>
-        <w:t xml:space="preserve">Éter dietílico o </w:t>
-      </w:r>
-      <w:proofErr w:type="spellStart"/>
-      <w:r>
-        <w:rPr>
-          <w:bCs/>
-          <w:sz w:val="20"/>
-          <w:szCs w:val="20"/>
-        </w:rPr>
-        <w:t>dietil</w:t>
-      </w:r>
-      <w:proofErr w:type="spellEnd"/>
-      <w:r>
-        <w:rPr>
-          <w:bCs/>
-          <w:sz w:val="20"/>
-          <w:szCs w:val="20"/>
-        </w:rPr>
-        <w:t xml:space="preserve"> éter</w:t>
+        <w:t>Éter dietílico o dietil éter</w:t>
       </w:r>
     </w:p>
     <w:p>
@@ -41758,6 +41913,7 @@
           <w:sz w:val="20"/>
           <w:szCs w:val="20"/>
         </w:rPr>
+        <w:lastRenderedPageBreak/>
         <w:t>Aldehídos</w:t>
       </w:r>
     </w:p>
@@ -41854,15 +42010,7 @@
           <w:sz w:val="20"/>
           <w:szCs w:val="20"/>
         </w:rPr>
-        <w:t xml:space="preserve">, es un líquido de olor bastante desagradable y se usa como materia prima en la industria de los polímeros por su tendencia a polimerizarse fácilmente. Se nombran de manera similar a los alcanos, el carbono del grupo </w:t>
-      </w:r>
-      <w:r>
-        <w:rPr>
-          <w:bCs/>
-          <w:sz w:val="20"/>
-          <w:szCs w:val="20"/>
-        </w:rPr>
-        <w:t xml:space="preserve">carbonilo siempre llevará </w:t>
+        <w:t xml:space="preserve">, es un líquido de olor bastante desagradable y se usa como materia prima en la industria de los polímeros por su tendencia a polimerizarse fácilmente. Se nombran de manera similar a los alcanos, el carbono del grupo carbonilo siempre llevará </w:t>
       </w:r>
       <w:r>
         <w:rPr>
@@ -42171,7 +42319,7 @@
               </wp:anchor>
             </w:drawing>
           </mc:Choice>
-          <mc:Fallback>
+          <mc:Fallback xmlns:a="http://schemas.openxmlformats.org/drawingml/2006/main" xmlns:pic="http://schemas.openxmlformats.org/drawingml/2006/picture" xmlns:a14="http://schemas.microsoft.com/office/drawing/2010/main">
             <w:pict w14:anchorId="5BC12255">
               <v:shape id="_x0000_s1027" style="position:absolute;left:0;text-align:left;margin-left:52.95pt;margin-top:1.15pt;width:89.55pt;height:24.25pt;z-index:251722752;visibility:visible;mso-wrap-style:square;mso-width-percent:0;mso-height-percent:0;mso-wrap-distance-left:9pt;mso-wrap-distance-top:3.6pt;mso-wrap-distance-right:9pt;mso-wrap-distance-bottom:3.6pt;mso-position-horizontal:absolute;mso-position-horizontal-relative:text;mso-position-vertical:absolute;mso-position-vertical-relative:text;mso-width-percent:0;mso-height-percent:0;mso-width-relative:margin;mso-height-relative:margin;v-text-anchor:top" stroked="f" type="#_x0000_t202" o:gfxdata="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" w14:anchorId="1BFAA152">
                 <v:textbox>
@@ -42287,7 +42435,23 @@
           <w:sz w:val="20"/>
           <w:szCs w:val="20"/>
         </w:rPr>
-        <w:t xml:space="preserve">Esto compuestos, al igual de los aldehídos tienen el </w:t>
+        <w:t>Esto</w:t>
+      </w:r>
+      <w:r>
+        <w:rPr>
+          <w:bCs/>
+          <w:sz w:val="20"/>
+          <w:szCs w:val="20"/>
+        </w:rPr>
+        <w:t>s</w:t>
+      </w:r>
+      <w:r>
+        <w:rPr>
+          <w:bCs/>
+          <w:sz w:val="20"/>
+          <w:szCs w:val="20"/>
+        </w:rPr>
+        <w:t xml:space="preserve"> compuestos, al igual de los aldehídos tienen el </w:t>
       </w:r>
       <w:r>
         <w:rPr>
@@ -42311,7 +42475,23 @@
           <w:sz w:val="20"/>
           <w:szCs w:val="20"/>
         </w:rPr>
-        <w:t xml:space="preserve"> en su estructura, sin embargo, en una cetona, el átomo de carbono del grupo carbonilo está unido a dos grupos hidrocarbonados, es decir, que esta dentro de la cadena carbonada. </w:t>
+        <w:t xml:space="preserve"> en su estructura, sin embargo, en una cetona, el átomo de carbono del grupo carbonilo está unido a dos grupos hidrocarbonados, es decir, que </w:t>
+      </w:r>
+      <w:r>
+        <w:rPr>
+          <w:bCs/>
+          <w:sz w:val="20"/>
+          <w:szCs w:val="20"/>
+        </w:rPr>
+        <w:t>está</w:t>
+      </w:r>
+      <w:r>
+        <w:rPr>
+          <w:bCs/>
+          <w:sz w:val="20"/>
+          <w:szCs w:val="20"/>
+        </w:rPr>
+        <w:t xml:space="preserve"> dentro de la cadena carbonada. </w:t>
       </w:r>
     </w:p>
     <w:p>
@@ -42349,18 +42529,8 @@
           <w:sz w:val="20"/>
           <w:szCs w:val="20"/>
         </w:rPr>
-        <w:t>-</w:t>
-      </w:r>
-      <w:proofErr w:type="spellStart"/>
-      <w:r>
-        <w:rPr>
-          <w:b/>
-          <w:sz w:val="20"/>
-          <w:szCs w:val="20"/>
-        </w:rPr>
-        <w:t>ona</w:t>
-      </w:r>
-      <w:proofErr w:type="spellEnd"/>
+        <w:t>-ona</w:t>
+      </w:r>
       <w:r>
         <w:rPr>
           <w:bCs/>
@@ -42397,7 +42567,7 @@
           <w:noProof/>
         </w:rPr>
         <w:drawing>
-          <wp:inline distT="0" distB="0" distL="0" distR="0" wp14:anchorId="1C4C77D9" wp14:editId="6B27592E">
+          <wp:inline distT="0" distB="0" distL="0" distR="0" wp14:anchorId="1C4C77D9" wp14:editId="013A564B">
             <wp:extent cx="1594655" cy="947928"/>
             <wp:effectExtent l="0" t="0" r="0" b="5080"/>
             <wp:docPr id="518426496" name="Imagen 20" descr="Acetona | Unidad de Informática del Instituto de Química."/>
@@ -42656,7 +42826,7 @@
               </wp:anchor>
             </w:drawing>
           </mc:Choice>
-          <mc:Fallback>
+          <mc:Fallback xmlns:a="http://schemas.openxmlformats.org/drawingml/2006/main" xmlns:pic="http://schemas.openxmlformats.org/drawingml/2006/picture" xmlns:a14="http://schemas.microsoft.com/office/drawing/2010/main">
             <w:pict w14:anchorId="3F9E7B0B">
               <v:shape id="_x0000_s1028" style="position:absolute;left:0;text-align:left;margin-left:85.6pt;margin-top:9.9pt;width:67.8pt;height:23.4pt;z-index:251719680;visibility:visible;mso-wrap-style:square;mso-width-percent:0;mso-height-percent:0;mso-wrap-distance-left:9pt;mso-wrap-distance-top:3.6pt;mso-wrap-distance-right:9pt;mso-wrap-distance-bottom:3.6pt;mso-position-horizontal:absolute;mso-position-horizontal-relative:text;mso-position-vertical:absolute;mso-position-vertical-relative:text;mso-width-percent:0;mso-height-percent:0;mso-width-relative:margin;mso-height-relative:margin;v-text-anchor:top" stroked="f" type="#_x0000_t202" o:gfxdata="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" w14:anchorId="4C602631">
                 <v:textbox>
@@ -42796,7 +42966,16 @@
           <w:sz w:val="20"/>
           <w:szCs w:val="20"/>
         </w:rPr>
-        <w:t>(-COOH). Los ácidos carboxílicos abundan en la naturaleza, se encuentran tanto en el reino vegetal como animal. Todas las moléculas de proteínas están formadas por aminoácidos, los cuales son ácidos carboxílicos con un grupo amino (-NH</w:t>
+        <w:t xml:space="preserve">(-COOH). Los ácidos carboxílicos abundan en la naturaleza, se encuentran tanto en el reino vegetal </w:t>
+      </w:r>
+      <w:r>
+        <w:rPr>
+          <w:bCs/>
+          <w:sz w:val="20"/>
+          <w:szCs w:val="20"/>
+        </w:rPr>
+        <w:lastRenderedPageBreak/>
+        <w:t>como animal. Todas las moléculas de proteínas están formadas por aminoácidos, los cuales son ácidos carboxílicos con un grupo amino (-NH</w:t>
       </w:r>
       <w:r>
         <w:rPr>
@@ -42843,15 +43022,7 @@
           <w:sz w:val="20"/>
           <w:szCs w:val="20"/>
         </w:rPr>
-        <w:t xml:space="preserve">A diferencia de los ácidos orgánicos, los ácidos carboxílicos son débiles. Reaccionan con los alcoholes para formar ésteres. Se nombran de manera similar a los alcanos, considerando que el grupo carboxilo siempre está ubicado al final de la cadena y lleva el primer número indicador (C1), </w:t>
-      </w:r>
-      <w:r>
-        <w:rPr>
-          <w:bCs/>
-          <w:sz w:val="20"/>
-          <w:szCs w:val="20"/>
-        </w:rPr>
-        <w:t xml:space="preserve">se antepone la palabra ácido, se nombra la cadena base de acuerdo con el número total de carbonos y se cambia la terminación </w:t>
+        <w:t xml:space="preserve">A diferencia de los ácidos orgánicos, los ácidos carboxílicos son débiles. Reaccionan con los alcoholes para formar ésteres. Se nombran de manera similar a los alcanos, considerando que el grupo carboxilo siempre está ubicado al final de la cadena y lleva el primer número indicador (C1), se antepone la palabra ácido, se nombra la cadena base de acuerdo con el número total de carbonos y se cambia la terminación </w:t>
       </w:r>
       <w:r>
         <w:rPr>
@@ -42875,18 +43046,8 @@
           <w:sz w:val="20"/>
           <w:szCs w:val="20"/>
         </w:rPr>
-        <w:t>-</w:t>
-      </w:r>
-      <w:proofErr w:type="spellStart"/>
-      <w:r>
-        <w:rPr>
-          <w:b/>
-          <w:sz w:val="20"/>
-          <w:szCs w:val="20"/>
-        </w:rPr>
-        <w:t>oico</w:t>
-      </w:r>
-      <w:proofErr w:type="spellEnd"/>
+        <w:t>-oico</w:t>
+      </w:r>
       <w:r>
         <w:rPr>
           <w:bCs/>
@@ -43145,25 +43306,7 @@
           <w:sz w:val="20"/>
           <w:szCs w:val="20"/>
         </w:rPr>
-        <w:t xml:space="preserve">alquilo) y R es un grupo derivado de un hidrocarburo. Los ésteres se utilizan en la manufactura de perfumes y como agentes saborizantes en las industrias de confitería y de bebidas gaseosas. Muchas frutas deben su olor y sabor característicos a la presencia de pequeñas cantidades de ésteres. Por ejemplo, los plátanos contienen acetato de 3-metilbutilo, las naranjas, acetato de </w:t>
-      </w:r>
-      <w:proofErr w:type="spellStart"/>
-      <w:r>
-        <w:rPr>
-          <w:bCs/>
-          <w:sz w:val="20"/>
-          <w:szCs w:val="20"/>
-        </w:rPr>
-        <w:t>octilo</w:t>
-      </w:r>
-      <w:proofErr w:type="spellEnd"/>
-      <w:r>
-        <w:rPr>
-          <w:bCs/>
-          <w:sz w:val="20"/>
-          <w:szCs w:val="20"/>
-        </w:rPr>
-        <w:t xml:space="preserve"> y las manzanas, butirato de metilo. </w:t>
+        <w:t xml:space="preserve">alquilo) y R es un grupo derivado de un hidrocarburo. Los ésteres se utilizan en la manufactura de perfumes y como agentes saborizantes en las industrias de confitería y de bebidas gaseosas. Muchas frutas deben su olor y sabor característicos a la presencia de pequeñas cantidades de ésteres. Por ejemplo, los plátanos contienen acetato de 3-metilbutilo, las naranjas, acetato de octilo y las manzanas, butirato de metilo. </w:t>
       </w:r>
     </w:p>
     <w:p>
@@ -43421,17 +43564,8 @@
                                 <w:sz w:val="20"/>
                                 <w:szCs w:val="20"/>
                               </w:rPr>
-                              <w:t xml:space="preserve">ato de </w:t>
+                              <w:t>ato de octilo</w:t>
                             </w:r>
-                            <w:proofErr w:type="spellStart"/>
-                            <w:r>
-                              <w:rPr>
-                                <w:sz w:val="20"/>
-                                <w:szCs w:val="20"/>
-                              </w:rPr>
-                              <w:t>octilo</w:t>
-                            </w:r>
-                            <w:proofErr w:type="spellEnd"/>
                           </w:p>
                         </w:txbxContent>
                       </wps:txbx>
@@ -43450,7 +43584,7 @@
               </wp:anchor>
             </w:drawing>
           </mc:Choice>
-          <mc:Fallback>
+          <mc:Fallback xmlns:a="http://schemas.openxmlformats.org/drawingml/2006/main" xmlns:pic="http://schemas.openxmlformats.org/drawingml/2006/picture" xmlns:a14="http://schemas.microsoft.com/office/drawing/2010/main">
             <w:pict w14:anchorId="2062F44B">
               <v:shape id="_x0000_s1029" style="position:absolute;left:0;text-align:left;margin-left:266pt;margin-top:38.75pt;width:103.8pt;height:24.25pt;z-index:251724800;visibility:visible;mso-wrap-style:square;mso-width-percent:0;mso-height-percent:0;mso-wrap-distance-left:9pt;mso-wrap-distance-top:3.6pt;mso-wrap-distance-right:9pt;mso-wrap-distance-bottom:3.6pt;mso-position-horizontal:absolute;mso-position-horizontal-relative:text;mso-position-vertical:absolute;mso-position-vertical-relative:text;mso-width-percent:0;mso-height-percent:0;mso-width-relative:margin;mso-height-relative:margin;v-text-anchor:top" stroked="f" type="#_x0000_t202" o:gfxdata="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" w14:anchorId="2E7FD741">
                 <v:textbox>
@@ -43674,7 +43808,23 @@
           <w:sz w:val="20"/>
           <w:szCs w:val="20"/>
         </w:rPr>
-        <w:t xml:space="preserve">Los compuestos nitrogenados son compuestos orgánicos que contienen átomos de nitrógeno (N) en su estructura molecular. Este tipo de compuestos es uy variado y tiene gran importancia biológica, farmacéutica e industrial, ya que muchas biomoléculas, fármacos, explosivos y colorantes los contienen. </w:t>
+        <w:t xml:space="preserve">Los compuestos nitrogenados son compuestos orgánicos que contienen átomos de nitrógeno (N) en su estructura molecular. Este tipo de compuestos es </w:t>
+      </w:r>
+      <w:r>
+        <w:rPr>
+          <w:bCs/>
+          <w:sz w:val="20"/>
+          <w:szCs w:val="20"/>
+        </w:rPr>
+        <w:t>m</w:t>
+      </w:r>
+      <w:r>
+        <w:rPr>
+          <w:bCs/>
+          <w:sz w:val="20"/>
+          <w:szCs w:val="20"/>
+        </w:rPr>
+        <w:t xml:space="preserve">uy variado y tiene gran importancia biológica, farmacéutica e industrial, ya que muchas biomoléculas, fármacos, explosivos y colorantes los contienen. </w:t>
       </w:r>
     </w:p>
     <w:p>
@@ -44131,7 +44281,23 @@
           <w:sz w:val="20"/>
           <w:szCs w:val="20"/>
         </w:rPr>
-        <w:t>que resulta de la reacción entre un ácido carboxílico y una amina. E</w:t>
+        <w:t>que resulta</w:t>
+      </w:r>
+      <w:r>
+        <w:rPr>
+          <w:bCs/>
+          <w:sz w:val="20"/>
+          <w:szCs w:val="20"/>
+        </w:rPr>
+        <w:t>n</w:t>
+      </w:r>
+      <w:r>
+        <w:rPr>
+          <w:bCs/>
+          <w:sz w:val="20"/>
+          <w:szCs w:val="20"/>
+        </w:rPr>
+        <w:t xml:space="preserve"> de la reacción entre un ácido carboxílico y una amina. E</w:t>
       </w:r>
       <w:r>
         <w:rPr>
@@ -44236,33 +44402,31 @@
           <w:sz w:val="20"/>
           <w:szCs w:val="20"/>
         </w:rPr>
-        <w:t xml:space="preserve">Al igual que las aminas, las amidas puedes ser primarias, secundarias y terciarias, según el número de sustituyentes en el nitrógeno. Se nombran como derivados de ácido carboxílico, reemplazando el sufijo </w:t>
-      </w:r>
-      <w:r>
-        <w:rPr>
-          <w:b/>
-          <w:sz w:val="20"/>
-          <w:szCs w:val="20"/>
-        </w:rPr>
-        <w:t>-</w:t>
-      </w:r>
-      <w:proofErr w:type="spellStart"/>
-      <w:r>
-        <w:rPr>
-          <w:b/>
-          <w:sz w:val="20"/>
-          <w:szCs w:val="20"/>
-        </w:rPr>
-        <w:t>oico</w:t>
-      </w:r>
-      <w:proofErr w:type="spellEnd"/>
-      <w:r>
-        <w:rPr>
-          <w:b/>
-          <w:sz w:val="20"/>
-          <w:szCs w:val="20"/>
-        </w:rPr>
-        <w:t xml:space="preserve"> </w:t>
+        <w:t>Al igual que las aminas, las amidas puede</w:t>
+      </w:r>
+      <w:r>
+        <w:rPr>
+          <w:bCs/>
+          <w:sz w:val="20"/>
+          <w:szCs w:val="20"/>
+        </w:rPr>
+        <w:t>n</w:t>
+      </w:r>
+      <w:r>
+        <w:rPr>
+          <w:bCs/>
+          <w:sz w:val="20"/>
+          <w:szCs w:val="20"/>
+        </w:rPr>
+        <w:t xml:space="preserve"> ser primarias, secundarias y terciarias, según el número de sustituyentes en el nitrógeno. Se nombran como derivados de ácido carboxílico, reemplazando el sufijo </w:t>
+      </w:r>
+      <w:r>
+        <w:rPr>
+          <w:b/>
+          <w:sz w:val="20"/>
+          <w:szCs w:val="20"/>
+        </w:rPr>
+        <w:t xml:space="preserve">-oico </w:t>
       </w:r>
       <w:r>
         <w:rPr>
@@ -44534,9 +44698,23 @@
           <w:sz w:val="20"/>
           <w:szCs w:val="20"/>
         </w:rPr>
-        <w:t xml:space="preserve">Se abordan aspectos generales de la materia, incluyendo su clasificación en sustancias puras y mezclas, los diferentes estados físicos y las propiedades características que permiten identificarla. Se introduce además le uso de unidades y sistemas de medición, esenciales para la descripción de los fenómenos químicos. Se profundiza en el átomo como unidad fundamental de la materia, revisando las estructuras subatómicas y la organización de los elementos en la tabla periódica, herramienta fundamental para predecir propiedades químicas y relaciones entre elementos. Mas adelante, se estudian los diferentes tipos de enlace químico, que permiten la formación de compuestos, se analiza la representación de los enlaces mediante las estructuras de Lewis, y se introduce la nomenclatura inorgánica conforme las reglas IUPAC. Se exploran también las reacciones químicas entendidas como procesos de transformación de la materia, identificando sus tipos y el balanceo de ecuaciones. Finalmente, se introduce a la química orgánica, presentando los principales grupos funcionales que definen la estructura y reactividad de los compuestos orgánicos más </w:t>
-      </w:r>
-      <w:commentRangeStart w:id="72"/>
+        <w:t xml:space="preserve">Se abordan aspectos generales de la materia, incluyendo su clasificación en sustancias puras y mezclas, los diferentes estados físicos y las propiedades características que permiten identificarla. Se introduce además </w:t>
+      </w:r>
+      <w:r>
+        <w:rPr>
+          <w:sz w:val="20"/>
+          <w:szCs w:val="20"/>
+        </w:rPr>
+        <w:t>el</w:t>
+      </w:r>
+      <w:r>
+        <w:rPr>
+          <w:sz w:val="20"/>
+          <w:szCs w:val="20"/>
+        </w:rPr>
+        <w:t xml:space="preserve"> uso de unidades y sistemas de medición, esenciales para la descripción de los fenómenos químicos. Se profundiza en el átomo como unidad fundamental de la materia, revisando las estructuras subatómicas y la organización de los elementos en la tabla periódica, herramienta fundamental para predecir propiedades químicas y relaciones entre elementos. Mas adelante, se estudian los diferentes tipos de enlace químico, que permiten la formación de compuestos, se analiza la representación de los enlaces mediante las estructuras de Lewis, y se introduce la nomenclatura inorgánica conforme las reglas IUPAC. Se exploran también las reacciones químicas entendidas como procesos de transformación de la materia, identificando sus tipos y el balanceo de ecuaciones. Finalmente, se introduce a la química orgánica, presentando los principales grupos funcionales que definen la estructura y reactividad de los compuestos orgánicos más </w:t>
+      </w:r>
+      <w:commentRangeStart w:id="75"/>
       <w:r>
         <w:rPr>
           <w:sz w:val="20"/>
@@ -44544,12 +44722,12 @@
         </w:rPr>
         <w:t xml:space="preserve">comunes. </w:t>
       </w:r>
-      <w:commentRangeEnd w:id="72"/>
+      <w:commentRangeEnd w:id="75"/>
       <w:r>
         <w:rPr>
           <w:rStyle w:val="Refdecomentario"/>
         </w:rPr>
-        <w:commentReference w:id="72"/>
+        <w:commentReference w:id="75"/>
       </w:r>
     </w:p>
     <w:p>
@@ -44581,10 +44759,10 @@
           <w:szCs w:val="20"/>
         </w:rPr>
         <w:drawing>
-          <wp:inline distT="0" distB="0" distL="0" distR="0" wp14:anchorId="0E540578" wp14:editId="3384745E">
-            <wp:extent cx="6332220" cy="3852545"/>
+          <wp:inline distT="0" distB="0" distL="0" distR="0" wp14:anchorId="31BD1C41" wp14:editId="1EF8A426">
+            <wp:extent cx="6332220" cy="3873500"/>
             <wp:effectExtent l="0" t="0" r="0" b="0"/>
-            <wp:docPr id="357649470" name="Imagen 1" descr="Diagrama&#10;&#10;Descripción generada automáticamente"/>
+            <wp:docPr id="962284767" name="Imagen 1" descr="Diagrama&#10;&#10;Descripción generada automáticamente"/>
             <wp:cNvGraphicFramePr>
               <a:graphicFrameLocks xmlns:a="http://schemas.openxmlformats.org/drawingml/2006/main" noChangeAspect="1"/>
             </wp:cNvGraphicFramePr>
@@ -44592,7 +44770,7 @@
               <a:graphicData uri="http://schemas.openxmlformats.org/drawingml/2006/picture">
                 <pic:pic xmlns:pic="http://schemas.openxmlformats.org/drawingml/2006/picture">
                   <pic:nvPicPr>
-                    <pic:cNvPr id="357649470" name="Imagen 1" descr="Diagrama&#10;&#10;Descripción generada automáticamente"/>
+                    <pic:cNvPr id="962284767" name="Imagen 1" descr="Diagrama&#10;&#10;Descripción generada automáticamente"/>
                     <pic:cNvPicPr/>
                   </pic:nvPicPr>
                   <pic:blipFill>
@@ -44604,7 +44782,7 @@
                   <pic:spPr>
                     <a:xfrm>
                       <a:off x="0" y="0"/>
-                      <a:ext cx="6332220" cy="3852545"/>
+                      <a:ext cx="6332220" cy="3873500"/>
                     </a:xfrm>
                     <a:prstGeom prst="rect">
                       <a:avLst/>
@@ -44804,12 +44982,12 @@
         <w:tblW w:w="9541" w:type="dxa"/>
         <w:tblInd w:w="421" w:type="dxa"/>
         <w:tblBorders>
-          <w:top w:val="single" w:color="000000" w:sz="4" w:space="0"/>
-          <w:left w:val="single" w:color="000000" w:sz="4" w:space="0"/>
-          <w:bottom w:val="single" w:color="000000" w:sz="4" w:space="0"/>
-          <w:right w:val="single" w:color="000000" w:sz="4" w:space="0"/>
-          <w:insideH w:val="single" w:color="000000" w:sz="4" w:space="0"/>
-          <w:insideV w:val="single" w:color="000000" w:sz="4" w:space="0"/>
+          <w:top w:val="single" w:sz="4" w:space="0" w:color="000000"/>
+          <w:left w:val="single" w:sz="4" w:space="0" w:color="000000"/>
+          <w:bottom w:val="single" w:sz="4" w:space="0" w:color="000000"/>
+          <w:right w:val="single" w:sz="4" w:space="0" w:color="000000"/>
+          <w:insideH w:val="single" w:sz="4" w:space="0" w:color="000000"/>
+          <w:insideV w:val="single" w:sz="4" w:space="0" w:color="000000"/>
         </w:tblBorders>
         <w:tblLayout w:type="fixed"/>
         <w:tblLook w:val="0400" w:firstRow="0" w:lastRow="0" w:firstColumn="0" w:lastColumn="0" w:noHBand="0" w:noVBand="1"/>
@@ -44834,13 +45012,13 @@
               <w:pStyle w:val="Normal0"/>
               <w:jc w:val="center"/>
               <w:rPr>
-                <w:rFonts w:ascii="Calibri" w:hAnsi="Calibri" w:eastAsia="Calibri" w:cs="Calibri"/>
+                <w:rFonts w:ascii="Calibri" w:eastAsia="Calibri" w:hAnsi="Calibri" w:cs="Calibri"/>
                 <w:color w:val="000000"/>
               </w:rPr>
             </w:pPr>
             <w:r>
               <w:rPr>
-                <w:rFonts w:ascii="Calibri" w:hAnsi="Calibri" w:eastAsia="Calibri" w:cs="Calibri"/>
+                <w:rFonts w:ascii="Calibri" w:eastAsia="Calibri" w:hAnsi="Calibri" w:cs="Calibri"/>
                 <w:color w:val="000000"/>
               </w:rPr>
               <w:t>DESCRIPCIÓN DE ACTIVIDAD DIDÁCTICA</w:t>
@@ -44862,13 +45040,13 @@
             <w:pPr>
               <w:pStyle w:val="Normal0"/>
               <w:rPr>
-                <w:rFonts w:ascii="Calibri" w:hAnsi="Calibri" w:eastAsia="Calibri" w:cs="Calibri"/>
+                <w:rFonts w:ascii="Calibri" w:eastAsia="Calibri" w:hAnsi="Calibri" w:cs="Calibri"/>
                 <w:color w:val="000000"/>
               </w:rPr>
             </w:pPr>
             <w:r>
               <w:rPr>
-                <w:rFonts w:ascii="Calibri" w:hAnsi="Calibri" w:eastAsia="Calibri" w:cs="Calibri"/>
+                <w:rFonts w:ascii="Calibri" w:eastAsia="Calibri" w:hAnsi="Calibri" w:cs="Calibri"/>
                 <w:color w:val="000000"/>
               </w:rPr>
               <w:t>Nombre de la Actividad</w:t>
@@ -44885,13 +45063,13 @@
             <w:pPr>
               <w:pStyle w:val="Normal0"/>
               <w:rPr>
-                <w:rFonts w:ascii="Calibri" w:hAnsi="Calibri" w:eastAsia="Calibri" w:cs="Calibri"/>
+                <w:rFonts w:ascii="Calibri" w:eastAsia="Calibri" w:hAnsi="Calibri" w:cs="Calibri"/>
                 <w:color w:val="000000"/>
               </w:rPr>
             </w:pPr>
             <w:r>
               <w:rPr>
-                <w:rFonts w:ascii="Calibri" w:hAnsi="Calibri" w:eastAsia="Calibri" w:cs="Calibri"/>
+                <w:rFonts w:ascii="Calibri" w:eastAsia="Calibri" w:hAnsi="Calibri" w:cs="Calibri"/>
                 <w:b w:val="0"/>
                 <w:bCs/>
                 <w:iCs/>
@@ -44915,13 +45093,13 @@
             <w:pPr>
               <w:pStyle w:val="Normal0"/>
               <w:rPr>
-                <w:rFonts w:ascii="Calibri" w:hAnsi="Calibri" w:eastAsia="Calibri" w:cs="Calibri"/>
+                <w:rFonts w:ascii="Calibri" w:eastAsia="Calibri" w:hAnsi="Calibri" w:cs="Calibri"/>
                 <w:color w:val="000000"/>
               </w:rPr>
             </w:pPr>
             <w:r>
               <w:rPr>
-                <w:rFonts w:ascii="Calibri" w:hAnsi="Calibri" w:eastAsia="Calibri" w:cs="Calibri"/>
+                <w:rFonts w:ascii="Calibri" w:eastAsia="Calibri" w:hAnsi="Calibri" w:cs="Calibri"/>
                 <w:color w:val="000000"/>
               </w:rPr>
               <w:t>Objetivo de la actividad</w:t>
@@ -44938,13 +45116,13 @@
             <w:pPr>
               <w:pStyle w:val="Normal0"/>
               <w:rPr>
-                <w:rFonts w:ascii="Calibri" w:hAnsi="Calibri" w:eastAsia="Calibri" w:cs="Calibri"/>
+                <w:rFonts w:ascii="Calibri" w:eastAsia="Calibri" w:hAnsi="Calibri" w:cs="Calibri"/>
                 <w:color w:val="000000"/>
               </w:rPr>
             </w:pPr>
             <w:r>
               <w:rPr>
-                <w:rFonts w:ascii="Calibri" w:hAnsi="Calibri" w:eastAsia="Calibri" w:cs="Calibri"/>
+                <w:rFonts w:ascii="Calibri" w:eastAsia="Calibri" w:hAnsi="Calibri" w:cs="Calibri"/>
                 <w:b w:val="0"/>
                 <w:bCs/>
                 <w:iCs/>
@@ -44968,13 +45146,13 @@
             <w:pPr>
               <w:pStyle w:val="Normal0"/>
               <w:rPr>
-                <w:rFonts w:ascii="Calibri" w:hAnsi="Calibri" w:eastAsia="Calibri" w:cs="Calibri"/>
+                <w:rFonts w:ascii="Calibri" w:eastAsia="Calibri" w:hAnsi="Calibri" w:cs="Calibri"/>
                 <w:color w:val="000000"/>
               </w:rPr>
             </w:pPr>
             <w:r>
               <w:rPr>
-                <w:rFonts w:ascii="Calibri" w:hAnsi="Calibri" w:eastAsia="Calibri" w:cs="Calibri"/>
+                <w:rFonts w:ascii="Calibri" w:eastAsia="Calibri" w:hAnsi="Calibri" w:cs="Calibri"/>
                 <w:color w:val="000000"/>
               </w:rPr>
               <w:t>Tipo de actividad sugerida</w:t>
@@ -44991,7 +45169,7 @@
             <w:pPr>
               <w:pStyle w:val="Normal0"/>
               <w:rPr>
-                <w:rFonts w:ascii="Calibri" w:hAnsi="Calibri" w:eastAsia="Calibri" w:cs="Calibri"/>
+                <w:rFonts w:ascii="Calibri" w:eastAsia="Calibri" w:hAnsi="Calibri" w:cs="Calibri"/>
                 <w:color w:val="000000"/>
               </w:rPr>
             </w:pPr>
@@ -45053,13 +45231,13 @@
             <w:pPr>
               <w:pStyle w:val="Normal0"/>
               <w:rPr>
-                <w:rFonts w:ascii="Calibri" w:hAnsi="Calibri" w:eastAsia="Calibri" w:cs="Calibri"/>
+                <w:rFonts w:ascii="Calibri" w:eastAsia="Calibri" w:hAnsi="Calibri" w:cs="Calibri"/>
                 <w:color w:val="000000"/>
               </w:rPr>
             </w:pPr>
             <w:r>
               <w:rPr>
-                <w:rFonts w:ascii="Calibri" w:hAnsi="Calibri" w:eastAsia="Calibri" w:cs="Calibri"/>
+                <w:rFonts w:ascii="Calibri" w:eastAsia="Calibri" w:hAnsi="Calibri" w:cs="Calibri"/>
                 <w:color w:val="000000"/>
               </w:rPr>
               <w:t xml:space="preserve">Archivo de la actividad </w:t>
@@ -45069,13 +45247,13 @@
             <w:pPr>
               <w:pStyle w:val="Normal0"/>
               <w:rPr>
-                <w:rFonts w:ascii="Calibri" w:hAnsi="Calibri" w:eastAsia="Calibri" w:cs="Calibri"/>
+                <w:rFonts w:ascii="Calibri" w:eastAsia="Calibri" w:hAnsi="Calibri" w:cs="Calibri"/>
                 <w:color w:val="000000"/>
               </w:rPr>
             </w:pPr>
             <w:r>
               <w:rPr>
-                <w:rFonts w:ascii="Calibri" w:hAnsi="Calibri" w:eastAsia="Calibri" w:cs="Calibri"/>
+                <w:rFonts w:ascii="Calibri" w:eastAsia="Calibri" w:hAnsi="Calibri" w:cs="Calibri"/>
                 <w:color w:val="000000"/>
               </w:rPr>
               <w:t>(Anexo donde se describe la actividad propuesta)</w:t>
@@ -45092,14 +45270,14 @@
             <w:pPr>
               <w:pStyle w:val="Normal0"/>
               <w:rPr>
-                <w:rFonts w:ascii="Calibri" w:hAnsi="Calibri" w:eastAsia="Calibri" w:cs="Calibri"/>
+                <w:rFonts w:ascii="Calibri" w:eastAsia="Calibri" w:hAnsi="Calibri" w:cs="Calibri"/>
                 <w:iCs/>
                 <w:color w:val="999999"/>
               </w:rPr>
             </w:pPr>
             <w:r>
               <w:rPr>
-                <w:rFonts w:ascii="Calibri" w:hAnsi="Calibri" w:eastAsia="Calibri" w:cs="Calibri"/>
+                <w:rFonts w:ascii="Calibri" w:eastAsia="Calibri" w:hAnsi="Calibri" w:cs="Calibri"/>
                 <w:iCs/>
               </w:rPr>
               <w:t>Documento Word: Actividad didáctica_CF1_Entorno químico.</w:t>
@@ -45170,6 +45348,7 @@
           <w:sz w:val="20"/>
           <w:szCs w:val="20"/>
         </w:rPr>
+        <w:lastRenderedPageBreak/>
         <w:t xml:space="preserve">MATERIAL COMPLEMENTARIO: </w:t>
       </w:r>
     </w:p>
@@ -45196,12 +45375,12 @@
         <w:tblW w:w="10072" w:type="dxa"/>
         <w:tblInd w:w="0" w:type="dxa"/>
         <w:tblBorders>
-          <w:top w:val="single" w:color="000000" w:sz="4" w:space="0"/>
-          <w:left w:val="single" w:color="000000" w:sz="4" w:space="0"/>
-          <w:bottom w:val="single" w:color="000000" w:sz="4" w:space="0"/>
-          <w:right w:val="single" w:color="000000" w:sz="4" w:space="0"/>
-          <w:insideH w:val="single" w:color="000000" w:sz="4" w:space="0"/>
-          <w:insideV w:val="single" w:color="000000" w:sz="4" w:space="0"/>
+          <w:top w:val="single" w:sz="4" w:space="0" w:color="000000"/>
+          <w:left w:val="single" w:sz="4" w:space="0" w:color="000000"/>
+          <w:bottom w:val="single" w:sz="4" w:space="0" w:color="000000"/>
+          <w:right w:val="single" w:sz="4" w:space="0" w:color="000000"/>
+          <w:insideH w:val="single" w:sz="4" w:space="0" w:color="000000"/>
+          <w:insideV w:val="single" w:sz="4" w:space="0" w:color="000000"/>
         </w:tblBorders>
         <w:tblLayout w:type="fixed"/>
         <w:tblLook w:val="0400" w:firstRow="0" w:lastRow="0" w:firstColumn="0" w:lastColumn="0" w:noHBand="0" w:noVBand="1"/>
@@ -45449,77 +45628,13 @@
                 <w:szCs w:val="20"/>
               </w:rPr>
             </w:pPr>
-            <w:proofErr w:type="spellStart"/>
             <w:r>
               <w:rPr>
                 <w:b w:val="0"/>
                 <w:sz w:val="20"/>
                 <w:szCs w:val="20"/>
               </w:rPr>
-              <w:t>BrainPOP</w:t>
-            </w:r>
-            <w:proofErr w:type="spellEnd"/>
-            <w:r>
-              <w:rPr>
-                <w:b w:val="0"/>
-                <w:sz w:val="20"/>
-                <w:szCs w:val="20"/>
-              </w:rPr>
-              <w:t xml:space="preserve"> </w:t>
-            </w:r>
-            <w:proofErr w:type="gramStart"/>
-            <w:r>
-              <w:rPr>
-                <w:b w:val="0"/>
-                <w:sz w:val="20"/>
-                <w:szCs w:val="20"/>
-              </w:rPr>
-              <w:t>Español</w:t>
-            </w:r>
-            <w:proofErr w:type="gramEnd"/>
-            <w:r>
-              <w:rPr>
-                <w:b w:val="0"/>
-                <w:sz w:val="20"/>
-                <w:szCs w:val="20"/>
-              </w:rPr>
-              <w:t xml:space="preserve">. (1 de junio de 2012). Método científico – </w:t>
-            </w:r>
-            <w:proofErr w:type="spellStart"/>
-            <w:r>
-              <w:rPr>
-                <w:b w:val="0"/>
-                <w:sz w:val="20"/>
-                <w:szCs w:val="20"/>
-              </w:rPr>
-              <w:t>BrainPOP</w:t>
-            </w:r>
-            <w:proofErr w:type="spellEnd"/>
-            <w:r>
-              <w:rPr>
-                <w:b w:val="0"/>
-                <w:sz w:val="20"/>
-                <w:szCs w:val="20"/>
-              </w:rPr>
-              <w:t xml:space="preserve"> </w:t>
-            </w:r>
-            <w:proofErr w:type="gramStart"/>
-            <w:r>
-              <w:rPr>
-                <w:b w:val="0"/>
-                <w:sz w:val="20"/>
-                <w:szCs w:val="20"/>
-              </w:rPr>
-              <w:t>Español</w:t>
-            </w:r>
-            <w:proofErr w:type="gramEnd"/>
-            <w:r>
-              <w:rPr>
-                <w:b w:val="0"/>
-                <w:sz w:val="20"/>
-                <w:szCs w:val="20"/>
-              </w:rPr>
-              <w:t>.</w:t>
+              <w:t>BrainPOP Español. (1 de junio de 2012). Método científico – BrainPOP Español.</w:t>
             </w:r>
           </w:p>
         </w:tc>
@@ -45573,7 +45688,7 @@
                 <w:szCs w:val="20"/>
               </w:rPr>
             </w:pPr>
-            <w:hyperlink w:history="1" r:id="rId145">
+            <w:hyperlink r:id="rId145" w:history="1">
               <w:r>
                 <w:rPr>
                   <w:rStyle w:val="Hipervnculo"/>
@@ -45659,41 +45774,13 @@
                 <w:szCs w:val="20"/>
               </w:rPr>
             </w:pPr>
-            <w:proofErr w:type="spellStart"/>
             <w:r>
               <w:rPr>
                 <w:b w:val="0"/>
                 <w:sz w:val="20"/>
                 <w:szCs w:val="20"/>
               </w:rPr>
-              <w:t>University</w:t>
-            </w:r>
-            <w:proofErr w:type="spellEnd"/>
-            <w:r>
-              <w:rPr>
-                <w:b w:val="0"/>
-                <w:sz w:val="20"/>
-                <w:szCs w:val="20"/>
-              </w:rPr>
-              <w:t xml:space="preserve"> </w:t>
-            </w:r>
-            <w:proofErr w:type="spellStart"/>
-            <w:r>
-              <w:rPr>
-                <w:b w:val="0"/>
-                <w:sz w:val="20"/>
-                <w:szCs w:val="20"/>
-              </w:rPr>
-              <w:t>of</w:t>
-            </w:r>
-            <w:proofErr w:type="spellEnd"/>
-            <w:r>
-              <w:rPr>
-                <w:b w:val="0"/>
-                <w:sz w:val="20"/>
-                <w:szCs w:val="20"/>
-              </w:rPr>
-              <w:t xml:space="preserve"> Colorado Boulder. (8 septiembre de 2020). Estados de la materia.</w:t>
+              <w:t>University of Colorado Boulder. (8 septiembre de 2020). Estados de la materia.</w:t>
             </w:r>
           </w:p>
         </w:tc>
@@ -45745,7 +45832,7 @@
                 <w:szCs w:val="20"/>
               </w:rPr>
             </w:pPr>
-            <w:hyperlink w:history="1" r:id="rId146">
+            <w:hyperlink r:id="rId146" w:history="1">
               <w:r>
                 <w:rPr>
                   <w:rStyle w:val="Hipervnculo"/>
@@ -45839,12 +45926,12 @@
         <w:tblW w:w="9962" w:type="dxa"/>
         <w:tblInd w:w="0" w:type="dxa"/>
         <w:tblBorders>
-          <w:top w:val="single" w:color="000000" w:sz="4" w:space="0"/>
-          <w:left w:val="single" w:color="000000" w:sz="4" w:space="0"/>
-          <w:bottom w:val="single" w:color="000000" w:sz="4" w:space="0"/>
-          <w:right w:val="single" w:color="000000" w:sz="4" w:space="0"/>
-          <w:insideH w:val="single" w:color="000000" w:sz="4" w:space="0"/>
-          <w:insideV w:val="single" w:color="000000" w:sz="4" w:space="0"/>
+          <w:top w:val="single" w:sz="4" w:space="0" w:color="000000"/>
+          <w:left w:val="single" w:sz="4" w:space="0" w:color="000000"/>
+          <w:bottom w:val="single" w:sz="4" w:space="0" w:color="000000"/>
+          <w:right w:val="single" w:sz="4" w:space="0" w:color="000000"/>
+          <w:insideH w:val="single" w:sz="4" w:space="0" w:color="000000"/>
+          <w:insideV w:val="single" w:sz="4" w:space="0" w:color="000000"/>
         </w:tblBorders>
         <w:tblLayout w:type="fixed"/>
         <w:tblLook w:val="0400" w:firstRow="0" w:lastRow="0" w:firstColumn="0" w:lastColumn="0" w:noHBand="0" w:noVBand="1"/>
@@ -46666,6 +46753,7 @@
                 <w:sz w:val="20"/>
                 <w:szCs w:val="20"/>
               </w:rPr>
+              <w:lastRenderedPageBreak/>
               <w:t>Solución</w:t>
             </w:r>
           </w:p>
@@ -46900,17 +46988,8 @@
           <w:sz w:val="20"/>
           <w:szCs w:val="20"/>
         </w:rPr>
-        <w:t xml:space="preserve">Ahmed, I. (2020). </w:t>
-      </w:r>
-      <w:proofErr w:type="spellStart"/>
-      <w:r>
-        <w:rPr>
-          <w:sz w:val="20"/>
-          <w:szCs w:val="20"/>
-        </w:rPr>
-        <w:t>What’s</w:t>
-      </w:r>
-      <w:proofErr w:type="spellEnd"/>
+        <w:t>Ahmed, I. (2020). What’s the matter with the Universe? Scientists have the answer.</w:t>
+      </w:r>
       <w:r>
         <w:rPr>
           <w:sz w:val="20"/>
@@ -46918,142 +46997,7 @@
         </w:rPr>
         <w:t xml:space="preserve"> </w:t>
       </w:r>
-      <w:proofErr w:type="spellStart"/>
-      <w:r>
-        <w:rPr>
-          <w:sz w:val="20"/>
-          <w:szCs w:val="20"/>
-        </w:rPr>
-        <w:t>the</w:t>
-      </w:r>
-      <w:proofErr w:type="spellEnd"/>
-      <w:r>
-        <w:rPr>
-          <w:sz w:val="20"/>
-          <w:szCs w:val="20"/>
-        </w:rPr>
-        <w:t xml:space="preserve"> </w:t>
-      </w:r>
-      <w:proofErr w:type="spellStart"/>
-      <w:r>
-        <w:rPr>
-          <w:sz w:val="20"/>
-          <w:szCs w:val="20"/>
-        </w:rPr>
-        <w:t>matter</w:t>
-      </w:r>
-      <w:proofErr w:type="spellEnd"/>
-      <w:r>
-        <w:rPr>
-          <w:sz w:val="20"/>
-          <w:szCs w:val="20"/>
-        </w:rPr>
-        <w:t xml:space="preserve"> </w:t>
-      </w:r>
-      <w:proofErr w:type="spellStart"/>
-      <w:r>
-        <w:rPr>
-          <w:sz w:val="20"/>
-          <w:szCs w:val="20"/>
-        </w:rPr>
-        <w:t>with</w:t>
-      </w:r>
-      <w:proofErr w:type="spellEnd"/>
-      <w:r>
-        <w:rPr>
-          <w:sz w:val="20"/>
-          <w:szCs w:val="20"/>
-        </w:rPr>
-        <w:t xml:space="preserve"> </w:t>
-      </w:r>
-      <w:proofErr w:type="spellStart"/>
-      <w:r>
-        <w:rPr>
-          <w:sz w:val="20"/>
-          <w:szCs w:val="20"/>
-        </w:rPr>
-        <w:t>the</w:t>
-      </w:r>
-      <w:proofErr w:type="spellEnd"/>
-      <w:r>
-        <w:rPr>
-          <w:sz w:val="20"/>
-          <w:szCs w:val="20"/>
-        </w:rPr>
-        <w:t xml:space="preserve"> Universe? </w:t>
-      </w:r>
-      <w:proofErr w:type="spellStart"/>
-      <w:r>
-        <w:rPr>
-          <w:sz w:val="20"/>
-          <w:szCs w:val="20"/>
-        </w:rPr>
-        <w:t>Scientists</w:t>
-      </w:r>
-      <w:proofErr w:type="spellEnd"/>
-      <w:r>
-        <w:rPr>
-          <w:sz w:val="20"/>
-          <w:szCs w:val="20"/>
-        </w:rPr>
-        <w:t xml:space="preserve"> </w:t>
-      </w:r>
-      <w:proofErr w:type="spellStart"/>
-      <w:r>
-        <w:rPr>
-          <w:sz w:val="20"/>
-          <w:szCs w:val="20"/>
-        </w:rPr>
-        <w:t>have</w:t>
-      </w:r>
-      <w:proofErr w:type="spellEnd"/>
-      <w:r>
-        <w:rPr>
-          <w:sz w:val="20"/>
-          <w:szCs w:val="20"/>
-        </w:rPr>
-        <w:t xml:space="preserve"> </w:t>
-      </w:r>
-      <w:proofErr w:type="spellStart"/>
-      <w:r>
-        <w:rPr>
-          <w:sz w:val="20"/>
-          <w:szCs w:val="20"/>
-        </w:rPr>
-        <w:t>the</w:t>
-      </w:r>
-      <w:proofErr w:type="spellEnd"/>
-      <w:r>
-        <w:rPr>
-          <w:sz w:val="20"/>
-          <w:szCs w:val="20"/>
-        </w:rPr>
-        <w:t xml:space="preserve"> </w:t>
-      </w:r>
-      <w:proofErr w:type="spellStart"/>
-      <w:r>
-        <w:rPr>
-          <w:sz w:val="20"/>
-          <w:szCs w:val="20"/>
-        </w:rPr>
-        <w:t>answer</w:t>
-      </w:r>
-      <w:proofErr w:type="spellEnd"/>
-      <w:r>
-        <w:rPr>
-          <w:sz w:val="20"/>
-          <w:szCs w:val="20"/>
-        </w:rPr>
-        <w:t>.</w:t>
-      </w:r>
-      <w:r>
-        <w:rPr>
-          <w:sz w:val="20"/>
-          <w:szCs w:val="20"/>
-        </w:rPr>
-        <w:t xml:space="preserve"> </w:t>
-      </w:r>
-      <w:hyperlink w:history="1" r:id="rId147">
+      <w:hyperlink r:id="rId147" w:history="1">
         <w:r>
           <w:rPr>
             <w:rStyle w:val="Hipervnculo"/>
@@ -47077,50 +47021,6 @@
       <w:pPr>
         <w:pStyle w:val="Normal0"/>
         <w:rPr>
-          <w:rStyle w:val="Hipervnculo"/>
-          <w:sz w:val="20"/>
-          <w:szCs w:val="20"/>
-        </w:rPr>
-      </w:pPr>
-      <w:r>
-        <w:rPr>
-          <w:sz w:val="20"/>
-          <w:szCs w:val="20"/>
-        </w:rPr>
-        <w:t>Arroyo, S., J. E. (2014). Cambios de estado de la materia. [Esquema]. Blog de ciencias de la naturaleza.</w:t>
-      </w:r>
-      <w:r>
-        <w:rPr>
-          <w:sz w:val="20"/>
-          <w:szCs w:val="20"/>
-        </w:rPr>
-        <w:t xml:space="preserve"> </w:t>
-      </w:r>
-      <w:hyperlink w:history="1" r:id="rId148">
-        <w:r>
-          <w:rPr>
-            <w:rStyle w:val="Hipervnculo"/>
-            <w:sz w:val="20"/>
-            <w:szCs w:val="20"/>
-          </w:rPr>
-          <w:t>https://www.educ.ar/recursos/14466/cambios-de-estado</w:t>
-        </w:r>
-      </w:hyperlink>
-    </w:p>
-    <w:p>
-      <w:pPr>
-        <w:pStyle w:val="Normal0"/>
-        <w:rPr>
-          <w:rStyle w:val="Hipervnculo"/>
-          <w:sz w:val="20"/>
-          <w:szCs w:val="20"/>
-        </w:rPr>
-      </w:pPr>
-    </w:p>
-    <w:p>
-      <w:pPr>
-        <w:pStyle w:val="Normal0"/>
-        <w:rPr>
           <w:sz w:val="20"/>
           <w:szCs w:val="20"/>
         </w:rPr>
@@ -47157,7 +47057,7 @@
           <w:szCs w:val="20"/>
         </w:rPr>
       </w:pPr>
-      <w:hyperlink w:history="1" r:id="rId149">
+      <w:hyperlink r:id="rId148" w:history="1">
         <w:r>
           <w:rPr>
             <w:rStyle w:val="Hipervnculo"/>
@@ -47183,7 +47083,7 @@
         </w:rPr>
         <w:t xml:space="preserve"> </w:t>
       </w:r>
-      <w:hyperlink w:history="1" r:id="rId150">
+      <w:hyperlink r:id="rId149" w:history="1">
         <w:r>
           <w:rPr>
             <w:rStyle w:val="Hipervnculo"/>
@@ -47223,105 +47123,9 @@
           <w:sz w:val="20"/>
           <w:szCs w:val="20"/>
         </w:rPr>
-        <w:t xml:space="preserve">Center </w:t>
-      </w:r>
-      <w:proofErr w:type="spellStart"/>
-      <w:r>
-        <w:rPr>
-          <w:sz w:val="20"/>
-          <w:szCs w:val="20"/>
-        </w:rPr>
-        <w:t>for</w:t>
-      </w:r>
-      <w:proofErr w:type="spellEnd"/>
-      <w:r>
-        <w:rPr>
-          <w:sz w:val="20"/>
-          <w:szCs w:val="20"/>
-        </w:rPr>
-        <w:t xml:space="preserve"> </w:t>
-      </w:r>
-      <w:proofErr w:type="spellStart"/>
-      <w:r>
-        <w:rPr>
-          <w:sz w:val="20"/>
-          <w:szCs w:val="20"/>
-        </w:rPr>
-        <w:t>Astrophysics</w:t>
-      </w:r>
-      <w:proofErr w:type="spellEnd"/>
-      <w:r>
-        <w:rPr>
-          <w:sz w:val="20"/>
-          <w:szCs w:val="20"/>
-        </w:rPr>
-        <w:t xml:space="preserve">. (s.f.). </w:t>
-      </w:r>
-      <w:proofErr w:type="spellStart"/>
-      <w:r>
-        <w:rPr>
-          <w:sz w:val="20"/>
-          <w:szCs w:val="20"/>
-        </w:rPr>
-        <w:t>Dark</w:t>
-      </w:r>
-      <w:proofErr w:type="spellEnd"/>
-      <w:r>
-        <w:rPr>
-          <w:sz w:val="20"/>
-          <w:szCs w:val="20"/>
-        </w:rPr>
-        <w:t xml:space="preserve"> Energy and </w:t>
-      </w:r>
-      <w:proofErr w:type="spellStart"/>
-      <w:r>
-        <w:rPr>
-          <w:sz w:val="20"/>
-          <w:szCs w:val="20"/>
-        </w:rPr>
-        <w:t>Dark</w:t>
-      </w:r>
-      <w:proofErr w:type="spellEnd"/>
-      <w:r>
-        <w:rPr>
-          <w:sz w:val="20"/>
-          <w:szCs w:val="20"/>
-        </w:rPr>
-        <w:t xml:space="preserve"> </w:t>
-      </w:r>
-      <w:proofErr w:type="spellStart"/>
-      <w:r>
-        <w:rPr>
-          <w:sz w:val="20"/>
-          <w:szCs w:val="20"/>
-        </w:rPr>
-        <w:t>Matter</w:t>
-      </w:r>
-      <w:proofErr w:type="spellEnd"/>
-      <w:r>
-        <w:rPr>
-          <w:sz w:val="20"/>
-          <w:szCs w:val="20"/>
-        </w:rPr>
-        <w:t xml:space="preserve">. Harvard &amp; </w:t>
-      </w:r>
-      <w:proofErr w:type="spellStart"/>
-      <w:r>
-        <w:rPr>
-          <w:sz w:val="20"/>
-          <w:szCs w:val="20"/>
-        </w:rPr>
-        <w:t>Smithsoian</w:t>
-      </w:r>
-      <w:proofErr w:type="spellEnd"/>
-      <w:r>
-        <w:rPr>
-          <w:sz w:val="20"/>
-          <w:szCs w:val="20"/>
-        </w:rPr>
-        <w:t xml:space="preserve">. </w:t>
-      </w:r>
-      <w:hyperlink w:history="1" r:id="rId151">
+        <w:t xml:space="preserve">Center for Astrophysics. (s.f.). Dark Energy and Dark Matter. Harvard &amp; Smithsoian. </w:t>
+      </w:r>
+      <w:hyperlink r:id="rId150" w:history="1">
         <w:r>
           <w:rPr>
             <w:rStyle w:val="Hipervnculo"/>
@@ -47384,7 +47188,7 @@
         </w:rPr>
         <w:t xml:space="preserve"> ed.). Mc Graw Hill. </w:t>
       </w:r>
-      <w:hyperlink w:history="1" r:id="rId152">
+      <w:hyperlink r:id="rId151" w:history="1">
         <w:r>
           <w:rPr>
             <w:rStyle w:val="Hipervnculo"/>
@@ -47464,81 +47268,8 @@
           <w:sz w:val="20"/>
           <w:szCs w:val="20"/>
         </w:rPr>
-        <w:t xml:space="preserve">Dodds, W. (2009). </w:t>
-      </w:r>
-      <w:proofErr w:type="spellStart"/>
-      <w:r>
-        <w:rPr>
-          <w:sz w:val="20"/>
-          <w:szCs w:val="20"/>
-        </w:rPr>
-        <w:t>Laws</w:t>
-      </w:r>
-      <w:proofErr w:type="spellEnd"/>
-      <w:r>
-        <w:rPr>
-          <w:sz w:val="20"/>
-          <w:szCs w:val="20"/>
-        </w:rPr>
-        <w:t xml:space="preserve">, </w:t>
-      </w:r>
-      <w:proofErr w:type="spellStart"/>
-      <w:r>
-        <w:rPr>
-          <w:sz w:val="20"/>
-          <w:szCs w:val="20"/>
-        </w:rPr>
-        <w:t>Theories</w:t>
-      </w:r>
-      <w:proofErr w:type="spellEnd"/>
-      <w:r>
-        <w:rPr>
-          <w:sz w:val="20"/>
-          <w:szCs w:val="20"/>
-        </w:rPr>
-        <w:t xml:space="preserve">, and </w:t>
-      </w:r>
-      <w:proofErr w:type="spellStart"/>
-      <w:r>
-        <w:rPr>
-          <w:sz w:val="20"/>
-          <w:szCs w:val="20"/>
-        </w:rPr>
-        <w:t>Patterns</w:t>
-      </w:r>
-      <w:proofErr w:type="spellEnd"/>
-      <w:r>
-        <w:rPr>
-          <w:sz w:val="20"/>
-          <w:szCs w:val="20"/>
-        </w:rPr>
-        <w:t xml:space="preserve"> in </w:t>
-      </w:r>
-      <w:proofErr w:type="spellStart"/>
-      <w:r>
-        <w:rPr>
-          <w:sz w:val="20"/>
-          <w:szCs w:val="20"/>
-        </w:rPr>
-        <w:t>Ecology</w:t>
-      </w:r>
-      <w:proofErr w:type="spellEnd"/>
-      <w:r>
-        <w:rPr>
-          <w:sz w:val="20"/>
-          <w:szCs w:val="20"/>
-        </w:rPr>
-        <w:t xml:space="preserve">. </w:t>
-      </w:r>
-      <w:proofErr w:type="spellStart"/>
-      <w:r>
-        <w:rPr>
-          <w:sz w:val="20"/>
-          <w:szCs w:val="20"/>
-        </w:rPr>
-        <w:t>Amsterdam</w:t>
-      </w:r>
-      <w:proofErr w:type="spellEnd"/>
+        <w:t>Dodds, W. (2009). Laws, Theories, and Patterns in Ecology. Amsterdam University Press.</w:t>
+      </w:r>
       <w:r>
         <w:rPr>
           <w:sz w:val="20"/>
@@ -47546,46 +47277,7 @@
         </w:rPr>
         <w:t xml:space="preserve"> </w:t>
       </w:r>
-      <w:proofErr w:type="spellStart"/>
-      <w:r>
-        <w:rPr>
-          <w:sz w:val="20"/>
-          <w:szCs w:val="20"/>
-        </w:rPr>
-        <w:t>University</w:t>
-      </w:r>
-      <w:proofErr w:type="spellEnd"/>
-      <w:r>
-        <w:rPr>
-          <w:sz w:val="20"/>
-          <w:szCs w:val="20"/>
-        </w:rPr>
-        <w:t xml:space="preserve"> </w:t>
-      </w:r>
-      <w:proofErr w:type="spellStart"/>
-      <w:r>
-        <w:rPr>
-          <w:sz w:val="20"/>
-          <w:szCs w:val="20"/>
-        </w:rPr>
-        <w:t>Press</w:t>
-      </w:r>
-      <w:proofErr w:type="spellEnd"/>
-      <w:r>
-        <w:rPr>
-          <w:sz w:val="20"/>
-          <w:szCs w:val="20"/>
-        </w:rPr>
-        <w:t>.</w:t>
-      </w:r>
-      <w:r>
-        <w:rPr>
-          <w:sz w:val="20"/>
-          <w:szCs w:val="20"/>
-        </w:rPr>
-        <w:t xml:space="preserve"> </w:t>
-      </w:r>
-      <w:hyperlink w:history="1" r:id="rId153">
+      <w:hyperlink r:id="rId152" w:history="1">
         <w:r>
           <w:rPr>
             <w:rStyle w:val="Hipervnculo"/>
@@ -47619,25 +47311,9 @@
           <w:sz w:val="20"/>
           <w:szCs w:val="20"/>
         </w:rPr>
-        <w:t xml:space="preserve">Equipo editorial, </w:t>
-      </w:r>
-      <w:proofErr w:type="spellStart"/>
-      <w:r>
-        <w:rPr>
-          <w:sz w:val="20"/>
-          <w:szCs w:val="20"/>
-        </w:rPr>
-        <w:t>Etecé</w:t>
-      </w:r>
-      <w:proofErr w:type="spellEnd"/>
-      <w:r>
-        <w:rPr>
-          <w:sz w:val="20"/>
-          <w:szCs w:val="20"/>
-        </w:rPr>
-        <w:t xml:space="preserve"> (16 de febrero de 2025). Ciencia. Enciclopedia Concepto. Recuperado el 4 de junio de 2025 de </w:t>
-      </w:r>
-      <w:hyperlink w:history="1" r:id="rId154">
+        <w:t xml:space="preserve">Equipo editorial, Etecé (16 de febrero de 2025). Ciencia. Enciclopedia Concepto. Recuperado el 4 de junio de 2025 de </w:t>
+      </w:r>
+      <w:hyperlink r:id="rId153" w:history="1">
         <w:r>
           <w:rPr>
             <w:rStyle w:val="Hipervnculo"/>
@@ -47698,25 +47374,9 @@
           <w:sz w:val="20"/>
           <w:szCs w:val="20"/>
         </w:rPr>
-        <w:t xml:space="preserve">. National </w:t>
-      </w:r>
-      <w:proofErr w:type="spellStart"/>
-      <w:r>
-        <w:rPr>
-          <w:sz w:val="20"/>
-          <w:szCs w:val="20"/>
-        </w:rPr>
-        <w:t>Geografic</w:t>
-      </w:r>
-      <w:proofErr w:type="spellEnd"/>
-      <w:r>
-        <w:rPr>
-          <w:sz w:val="20"/>
-          <w:szCs w:val="20"/>
-        </w:rPr>
-        <w:t xml:space="preserve">. </w:t>
-      </w:r>
-      <w:hyperlink w:history="1" r:id="rId155">
+        <w:t xml:space="preserve">. National Geografic. </w:t>
+      </w:r>
+      <w:hyperlink r:id="rId154" w:history="1">
         <w:r>
           <w:rPr>
             <w:rStyle w:val="Hipervnculo"/>
@@ -47751,117 +47411,19 @@
           <w:szCs w:val="20"/>
         </w:rPr>
       </w:pPr>
-      <w:proofErr w:type="spellStart"/>
-      <w:r>
-        <w:rPr>
-          <w:sz w:val="20"/>
-          <w:szCs w:val="20"/>
-        </w:rPr>
-        <w:t>Holton</w:t>
-      </w:r>
-      <w:proofErr w:type="spellEnd"/>
-      <w:r>
-        <w:rPr>
-          <w:sz w:val="20"/>
-          <w:szCs w:val="20"/>
-        </w:rPr>
-        <w:t xml:space="preserve">, G.J. (1988). </w:t>
-      </w:r>
-      <w:proofErr w:type="spellStart"/>
-      <w:r>
-        <w:rPr>
-          <w:sz w:val="20"/>
-          <w:szCs w:val="20"/>
-        </w:rPr>
-        <w:t>Thematic</w:t>
-      </w:r>
-      <w:proofErr w:type="spellEnd"/>
-      <w:r>
-        <w:rPr>
-          <w:sz w:val="20"/>
-          <w:szCs w:val="20"/>
-        </w:rPr>
-        <w:t xml:space="preserve"> </w:t>
-      </w:r>
-      <w:proofErr w:type="spellStart"/>
-      <w:r>
-        <w:rPr>
-          <w:sz w:val="20"/>
-          <w:szCs w:val="20"/>
-        </w:rPr>
-        <w:t>Origins</w:t>
-      </w:r>
-      <w:proofErr w:type="spellEnd"/>
-      <w:r>
-        <w:rPr>
-          <w:sz w:val="20"/>
-          <w:szCs w:val="20"/>
-        </w:rPr>
-        <w:t xml:space="preserve"> </w:t>
-      </w:r>
-      <w:proofErr w:type="spellStart"/>
-      <w:r>
-        <w:rPr>
-          <w:sz w:val="20"/>
-          <w:szCs w:val="20"/>
-        </w:rPr>
-        <w:t>of</w:t>
-      </w:r>
-      <w:proofErr w:type="spellEnd"/>
-      <w:r>
-        <w:rPr>
-          <w:sz w:val="20"/>
-          <w:szCs w:val="20"/>
-        </w:rPr>
-        <w:t xml:space="preserve"> </w:t>
-      </w:r>
-      <w:proofErr w:type="spellStart"/>
-      <w:r>
-        <w:rPr>
-          <w:sz w:val="20"/>
-          <w:szCs w:val="20"/>
-        </w:rPr>
-        <w:t>Scientific</w:t>
-      </w:r>
-      <w:proofErr w:type="spellEnd"/>
-      <w:r>
-        <w:rPr>
-          <w:sz w:val="20"/>
-          <w:szCs w:val="20"/>
-        </w:rPr>
-        <w:t xml:space="preserve"> </w:t>
-      </w:r>
-      <w:proofErr w:type="spellStart"/>
-      <w:r>
-        <w:rPr>
-          <w:sz w:val="20"/>
-          <w:szCs w:val="20"/>
-        </w:rPr>
-        <w:t>Thought</w:t>
-      </w:r>
-      <w:proofErr w:type="spellEnd"/>
-      <w:r>
-        <w:rPr>
-          <w:sz w:val="20"/>
-          <w:szCs w:val="20"/>
-        </w:rPr>
-        <w:t xml:space="preserve">: Kepler </w:t>
-      </w:r>
-      <w:proofErr w:type="spellStart"/>
-      <w:r>
-        <w:rPr>
-          <w:sz w:val="20"/>
-          <w:szCs w:val="20"/>
-        </w:rPr>
-        <w:t>to</w:t>
-      </w:r>
-      <w:proofErr w:type="spellEnd"/>
-      <w:r>
-        <w:rPr>
-          <w:sz w:val="20"/>
-          <w:szCs w:val="20"/>
-        </w:rPr>
-        <w:t xml:space="preserve"> Einstein</w:t>
+      <w:r>
+        <w:rPr>
+          <w:sz w:val="20"/>
+          <w:szCs w:val="20"/>
+        </w:rPr>
+        <w:t xml:space="preserve">Holton, G.J. (1988). </w:t>
+      </w:r>
+      <w:r>
+        <w:rPr>
+          <w:sz w:val="20"/>
+          <w:szCs w:val="20"/>
+        </w:rPr>
+        <w:t>Thematic Origins of Scientific Thought: Kepler to Einstein</w:t>
       </w:r>
       <w:r>
         <w:rPr>
@@ -47877,17 +47439,8 @@
           <w:sz w:val="20"/>
           <w:szCs w:val="20"/>
         </w:rPr>
-        <w:t xml:space="preserve">Harvard </w:t>
-      </w:r>
-      <w:proofErr w:type="spellStart"/>
-      <w:r>
-        <w:rPr>
-          <w:sz w:val="20"/>
-          <w:szCs w:val="20"/>
-        </w:rPr>
-        <w:t>University</w:t>
-      </w:r>
-      <w:proofErr w:type="spellEnd"/>
+        <w:t>Harvard University Press.</w:t>
+      </w:r>
       <w:r>
         <w:rPr>
           <w:sz w:val="20"/>
@@ -47895,30 +47448,7 @@
         </w:rPr>
         <w:t xml:space="preserve"> </w:t>
       </w:r>
-      <w:proofErr w:type="spellStart"/>
-      <w:r>
-        <w:rPr>
-          <w:sz w:val="20"/>
-          <w:szCs w:val="20"/>
-        </w:rPr>
-        <w:t>Press</w:t>
-      </w:r>
-      <w:proofErr w:type="spellEnd"/>
-      <w:r>
-        <w:rPr>
-          <w:sz w:val="20"/>
-          <w:szCs w:val="20"/>
-        </w:rPr>
-        <w:t>.</w:t>
-      </w:r>
-      <w:r>
-        <w:rPr>
-          <w:sz w:val="20"/>
-          <w:szCs w:val="20"/>
-        </w:rPr>
-        <w:t xml:space="preserve"> </w:t>
-      </w:r>
-      <w:hyperlink w:history="1" r:id="rId156">
+      <w:hyperlink r:id="rId155" w:history="1">
         <w:r>
           <w:rPr>
             <w:rStyle w:val="Hipervnculo"/>
@@ -47953,47 +47483,13 @@
           <w:szCs w:val="20"/>
         </w:rPr>
       </w:pPr>
-      <w:proofErr w:type="spellStart"/>
-      <w:r>
-        <w:rPr>
-          <w:sz w:val="20"/>
-          <w:szCs w:val="20"/>
-        </w:rPr>
-        <w:t>Libretexts</w:t>
-      </w:r>
-      <w:proofErr w:type="spellEnd"/>
-      <w:r>
-        <w:rPr>
-          <w:sz w:val="20"/>
-          <w:szCs w:val="20"/>
-        </w:rPr>
-        <w:t xml:space="preserve">. (2021). 2.2: </w:t>
-      </w:r>
-      <w:proofErr w:type="spellStart"/>
-      <w:r>
-        <w:rPr>
-          <w:sz w:val="20"/>
-          <w:szCs w:val="20"/>
-        </w:rPr>
-        <w:t>The</w:t>
-      </w:r>
-      <w:proofErr w:type="spellEnd"/>
-      <w:r>
-        <w:rPr>
-          <w:sz w:val="20"/>
-          <w:szCs w:val="20"/>
-        </w:rPr>
-        <w:t xml:space="preserve"> Discovery </w:t>
-      </w:r>
-      <w:proofErr w:type="spellStart"/>
-      <w:r>
-        <w:rPr>
-          <w:sz w:val="20"/>
-          <w:szCs w:val="20"/>
-        </w:rPr>
-        <w:t>of</w:t>
-      </w:r>
-      <w:proofErr w:type="spellEnd"/>
+      <w:r>
+        <w:rPr>
+          <w:sz w:val="20"/>
+          <w:szCs w:val="20"/>
+        </w:rPr>
+        <w:t>Libretexts. (2021). 2.2: The Discovery of Atomic Structure. Chemistry LibreTexts.</w:t>
+      </w:r>
       <w:r>
         <w:rPr>
           <w:sz w:val="20"/>
@@ -48001,78 +47497,7 @@
         </w:rPr>
         <w:t xml:space="preserve"> </w:t>
       </w:r>
-      <w:proofErr w:type="spellStart"/>
-      <w:r>
-        <w:rPr>
-          <w:sz w:val="20"/>
-          <w:szCs w:val="20"/>
-        </w:rPr>
-        <w:t>Atomic</w:t>
-      </w:r>
-      <w:proofErr w:type="spellEnd"/>
-      <w:r>
-        <w:rPr>
-          <w:sz w:val="20"/>
-          <w:szCs w:val="20"/>
-        </w:rPr>
-        <w:t xml:space="preserve"> </w:t>
-      </w:r>
-      <w:proofErr w:type="spellStart"/>
-      <w:r>
-        <w:rPr>
-          <w:sz w:val="20"/>
-          <w:szCs w:val="20"/>
-        </w:rPr>
-        <w:t>Structure</w:t>
-      </w:r>
-      <w:proofErr w:type="spellEnd"/>
-      <w:r>
-        <w:rPr>
-          <w:sz w:val="20"/>
-          <w:szCs w:val="20"/>
-        </w:rPr>
-        <w:t xml:space="preserve">. </w:t>
-      </w:r>
-      <w:proofErr w:type="spellStart"/>
-      <w:r>
-        <w:rPr>
-          <w:sz w:val="20"/>
-          <w:szCs w:val="20"/>
-        </w:rPr>
-        <w:t>Chemistry</w:t>
-      </w:r>
-      <w:proofErr w:type="spellEnd"/>
-      <w:r>
-        <w:rPr>
-          <w:sz w:val="20"/>
-          <w:szCs w:val="20"/>
-        </w:rPr>
-        <w:t xml:space="preserve"> </w:t>
-      </w:r>
-      <w:proofErr w:type="spellStart"/>
-      <w:r>
-        <w:rPr>
-          <w:sz w:val="20"/>
-          <w:szCs w:val="20"/>
-        </w:rPr>
-        <w:t>LibreTexts</w:t>
-      </w:r>
-      <w:proofErr w:type="spellEnd"/>
-      <w:r>
-        <w:rPr>
-          <w:sz w:val="20"/>
-          <w:szCs w:val="20"/>
-        </w:rPr>
-        <w:t>.</w:t>
-      </w:r>
-      <w:r>
-        <w:rPr>
-          <w:sz w:val="20"/>
-          <w:szCs w:val="20"/>
-        </w:rPr>
-        <w:t xml:space="preserve"> </w:t>
-      </w:r>
-      <w:hyperlink w:history="1" r:id="rId157">
+      <w:hyperlink r:id="rId156" w:history="1">
         <w:r>
           <w:rPr>
             <w:rStyle w:val="Hipervnculo"/>
@@ -48114,14 +47539,14 @@
         </w:rPr>
         <w:t xml:space="preserve">Mann, A. (2019). Confirmado: el nuevo estado de la materia es sólido y líquido a la vez. National Geographic. </w:t>
       </w:r>
-      <w:hyperlink w:history="1" r:id="rId158">
+      <w:hyperlink r:id="rId157" w:history="1">
         <w:r>
           <w:rPr>
             <w:rStyle w:val="Hipervnculo"/>
             <w:sz w:val="20"/>
             <w:szCs w:val="20"/>
           </w:rPr>
-          <w:t>https://www.nationalgeographic.es/ciencia/2019/04/confirmado-el-nuevo-estado-de-la-materia-es-solido-y-liquido-a-la-vez</w:t>
+          <w:t>https://www.nationalgeographicla.com/ciencia/2019/04/confirmado-nuevo-estado-de-la-materia-es-solido-y-liquido-a-la-vez</w:t>
         </w:r>
       </w:hyperlink>
       <w:r>
@@ -48149,6 +47574,15 @@
           <w:szCs w:val="20"/>
         </w:rPr>
       </w:pPr>
+    </w:p>
+    <w:p>
+      <w:pPr>
+        <w:pStyle w:val="Normal0"/>
+        <w:rPr>
+          <w:sz w:val="20"/>
+          <w:szCs w:val="20"/>
+        </w:rPr>
+      </w:pPr>
       <w:r>
         <w:rPr>
           <w:sz w:val="20"/>
@@ -48174,7 +47608,6 @@
           <w:szCs w:val="20"/>
         </w:rPr>
       </w:pPr>
-      <w:proofErr w:type="spellStart"/>
       <w:r>
         <w:rPr>
           <w:sz w:val="20"/>
@@ -48187,47 +47620,7 @@
           <w:sz w:val="20"/>
           <w:szCs w:val="20"/>
         </w:rPr>
-        <w:t>chneegans</w:t>
-      </w:r>
-      <w:proofErr w:type="spellEnd"/>
-      <w:r>
-        <w:rPr>
-          <w:sz w:val="20"/>
-          <w:szCs w:val="20"/>
-        </w:rPr>
-        <w:t xml:space="preserve">, S.; Lewis, J. y T. </w:t>
-      </w:r>
-      <w:proofErr w:type="spellStart"/>
-      <w:r>
-        <w:rPr>
-          <w:sz w:val="20"/>
-          <w:szCs w:val="20"/>
-        </w:rPr>
-        <w:t>Straza</w:t>
-      </w:r>
-      <w:proofErr w:type="spellEnd"/>
-      <w:r>
-        <w:rPr>
-          <w:sz w:val="20"/>
-          <w:szCs w:val="20"/>
-        </w:rPr>
-        <w:t xml:space="preserve"> (editores) (2021) Informe de </w:t>
-      </w:r>
-      <w:proofErr w:type="spellStart"/>
-      <w:r>
-        <w:rPr>
-          <w:sz w:val="20"/>
-          <w:szCs w:val="20"/>
-        </w:rPr>
-        <w:t>l’UNESCO</w:t>
-      </w:r>
-      <w:proofErr w:type="spellEnd"/>
-      <w:r>
-        <w:rPr>
-          <w:sz w:val="20"/>
-          <w:szCs w:val="20"/>
-        </w:rPr>
-        <w:t xml:space="preserve"> sobre la Ciencia:  La Carrera contra el Reloj para un Desarrollo más Inteligente – Resumen Ejecutivo. UNESCO: Paris.</w:t>
+        <w:t>chneegans, S.; Lewis, J. y T. Straza (editores) (2021) Informe de l’UNESCO sobre la Ciencia:  La Carrera contra el Reloj para un Desarrollo más Inteligente – Resumen Ejecutivo. UNESCO: Paris.</w:t>
       </w:r>
       <w:r>
         <w:rPr>
@@ -48236,7 +47629,7 @@
         </w:rPr>
         <w:t xml:space="preserve"> </w:t>
       </w:r>
-      <w:hyperlink w:history="1" r:id="rId159">
+      <w:hyperlink r:id="rId158" w:history="1">
         <w:r>
           <w:rPr>
             <w:rStyle w:val="Hipervnculo"/>
@@ -48271,23 +47664,14 @@
           <w:szCs w:val="20"/>
         </w:rPr>
       </w:pPr>
-      <w:proofErr w:type="spellStart"/>
-      <w:r>
-        <w:rPr>
-          <w:sz w:val="20"/>
-          <w:szCs w:val="20"/>
-        </w:rPr>
-        <w:t>Yacolca</w:t>
-      </w:r>
-      <w:proofErr w:type="spellEnd"/>
-      <w:r>
-        <w:rPr>
-          <w:sz w:val="20"/>
-          <w:szCs w:val="20"/>
-        </w:rPr>
-        <w:t xml:space="preserve"> – Tejada, J.D. Los estados de la materia: ¿Cuántos estados existen? Universidad Nacional Mayor de San Marcos. Perú. </w:t>
-      </w:r>
-      <w:hyperlink w:history="1" r:id="rId160">
+      <w:r>
+        <w:rPr>
+          <w:sz w:val="20"/>
+          <w:szCs w:val="20"/>
+        </w:rPr>
+        <w:t xml:space="preserve">Yacolca – Tejada, J.D. Los estados de la materia: ¿Cuántos estados existen? Universidad Nacional Mayor de San Marcos. Perú. </w:t>
+      </w:r>
+      <w:hyperlink r:id="rId159" w:history="1">
         <w:r>
           <w:rPr>
             <w:rStyle w:val="Hipervnculo"/>
@@ -48373,12 +47757,12 @@
         <w:tblW w:w="9967" w:type="dxa"/>
         <w:tblInd w:w="0" w:type="dxa"/>
         <w:tblBorders>
-          <w:top w:val="single" w:color="000000" w:sz="4" w:space="0"/>
-          <w:left w:val="single" w:color="000000" w:sz="4" w:space="0"/>
-          <w:bottom w:val="single" w:color="000000" w:sz="4" w:space="0"/>
-          <w:right w:val="single" w:color="000000" w:sz="4" w:space="0"/>
-          <w:insideH w:val="single" w:color="000000" w:sz="4" w:space="0"/>
-          <w:insideV w:val="single" w:color="000000" w:sz="4" w:space="0"/>
+          <w:top w:val="single" w:sz="4" w:space="0" w:color="000000"/>
+          <w:left w:val="single" w:sz="4" w:space="0" w:color="000000"/>
+          <w:bottom w:val="single" w:sz="4" w:space="0" w:color="000000"/>
+          <w:right w:val="single" w:sz="4" w:space="0" w:color="000000"/>
+          <w:insideH w:val="single" w:sz="4" w:space="0" w:color="000000"/>
+          <w:insideV w:val="single" w:sz="4" w:space="0" w:color="000000"/>
         </w:tblBorders>
         <w:tblLayout w:type="fixed"/>
         <w:tblLook w:val="0400" w:firstRow="0" w:lastRow="0" w:firstColumn="0" w:lastColumn="0" w:noHBand="0" w:noVBand="1"/>
@@ -48942,12 +48326,12 @@
         <w:tblW w:w="9967" w:type="dxa"/>
         <w:tblInd w:w="0" w:type="dxa"/>
         <w:tblBorders>
-          <w:top w:val="single" w:color="000000" w:sz="4" w:space="0"/>
-          <w:left w:val="single" w:color="000000" w:sz="4" w:space="0"/>
-          <w:bottom w:val="single" w:color="000000" w:sz="4" w:space="0"/>
-          <w:right w:val="single" w:color="000000" w:sz="4" w:space="0"/>
-          <w:insideH w:val="single" w:color="000000" w:sz="4" w:space="0"/>
-          <w:insideV w:val="single" w:color="000000" w:sz="4" w:space="0"/>
+          <w:top w:val="single" w:sz="4" w:space="0" w:color="000000"/>
+          <w:left w:val="single" w:sz="4" w:space="0" w:color="000000"/>
+          <w:bottom w:val="single" w:sz="4" w:space="0" w:color="000000"/>
+          <w:right w:val="single" w:sz="4" w:space="0" w:color="000000"/>
+          <w:insideH w:val="single" w:sz="4" w:space="0" w:color="000000"/>
+          <w:insideV w:val="single" w:sz="4" w:space="0" w:color="000000"/>
         </w:tblBorders>
         <w:tblLayout w:type="fixed"/>
         <w:tblLook w:val="0400" w:firstRow="0" w:lastRow="0" w:firstColumn="0" w:lastColumn="0" w:noHBand="0" w:noVBand="1"/>
@@ -49155,7 +48539,7 @@
                 <w:sz w:val="20"/>
                 <w:szCs w:val="20"/>
               </w:rPr>
-              <w:t>Evaluadora instruccional</w:t>
+              <w:t>Validadora y vinculadora de recursos educativos digitales</w:t>
             </w:r>
           </w:p>
         </w:tc>
@@ -49295,7 +48679,7 @@
           <w:szCs w:val="20"/>
         </w:rPr>
       </w:pPr>
-      <w:hyperlink r:id="rId161">
+      <w:hyperlink r:id="rId160">
         <w:r>
           <w:rPr>
             <w:color w:val="0000FF"/>
@@ -49315,9 +48699,9 @@
       </w:r>
     </w:p>
     <w:sectPr>
-      <w:headerReference w:type="default" r:id="rId162"/>
-      <w:footerReference w:type="default" r:id="rId163"/>
-      <w:pgSz w:w="12240" w:h="15840" w:orient="portrait"/>
+      <w:headerReference w:type="default" r:id="rId161"/>
+      <w:footerReference w:type="default" r:id="rId162"/>
+      <w:pgSz w:w="12240" w:h="15840"/>
       <w:pgMar w:top="1701" w:right="1134" w:bottom="1134" w:left="1134" w:header="720" w:footer="0" w:gutter="0"/>
       <w:pgNumType w:start="1"/>
       <w:cols w:space="720"/>
@@ -49327,8 +48711,8 @@
 </file>
 
 <file path=word/comments.xml><?xml version="1.0" encoding="utf-8"?>
-<w:comments xmlns:wpc="http://schemas.microsoft.com/office/word/2010/wordprocessingCanvas" xmlns:cx="http://schemas.microsoft.com/office/drawing/2014/chartex" xmlns:cx1="http://schemas.microsoft.com/office/drawing/2015/9/8/chartex" xmlns:cx2="http://schemas.microsoft.com/office/drawing/2015/10/21/chartex" xmlns:cx3="http://schemas.microsoft.com/office/drawing/2016/5/9/chartex" xmlns:cx4="http://schemas.microsoft.com/office/drawing/2016/5/10/chartex" xmlns:cx5="http://schemas.microsoft.com/office/drawing/2016/5/11/chartex" xmlns:cx6="http://schemas.microsoft.com/office/drawing/2016/5/12/chartex" xmlns:cx7="http://schemas.microsoft.com/office/drawing/2016/5/13/chartex" xmlns:cx8="http://schemas.microsoft.com/office/drawing/2016/5/14/chartex" xmlns:mc="http://schemas.openxmlformats.org/markup-compatibility/2006" xmlns:aink="http://schemas.microsoft.com/office/drawing/2016/ink" xmlns:am3d="http://schemas.microsoft.com/office/drawing/2017/model3d" xmlns:o="urn:schemas-microsoft-com:office:office" xmlns:oel="http://schemas.microsoft.com/office/2019/extlst" xmlns:r="http://schemas.openxmlformats.org/officeDocument/2006/relationships" xmlns:m="http://schemas.openxmlformats.org/officeDocument/2006/math" xmlns:v="urn:schemas-microsoft-com:vml" xmlns:wp14="http://schemas.microsoft.com/office/word/2010/wordprocessingDrawing" xmlns:wp="http://schemas.openxmlformats.org/drawingml/2006/wordprocessingDrawing" xmlns:w10="urn:schemas-microsoft-com:office:word" xmlns:w="http://schemas.openxmlformats.org/wordprocessingml/2006/main" xmlns:w14="http://schemas.microsoft.com/office/word/2010/wordml" xmlns:w15="http://schemas.microsoft.com/office/word/2012/wordml" xmlns:w16cex="http://schemas.microsoft.com/office/word/2018/wordml/cex" xmlns:w16cid="http://schemas.microsoft.com/office/word/2016/wordml/cid" xmlns:w16="http://schemas.microsoft.com/office/word/2018/wordml" xmlns:w16du="http://schemas.microsoft.com/office/word/2023/wordml/word16du" xmlns:w16sdtdh="http://schemas.microsoft.com/office/word/2020/wordml/sdtdatahash" xmlns:w16se="http://schemas.microsoft.com/office/word/2015/wordml/symex" xmlns:wpg="http://schemas.microsoft.com/office/word/2010/wordprocessingGroup" xmlns:wpi="http://schemas.microsoft.com/office/word/2010/wordprocessingInk" xmlns:wne="http://schemas.microsoft.com/office/word/2006/wordml" xmlns:wps="http://schemas.microsoft.com/office/word/2010/wordprocessingShape" xmlns:a="http://schemas.openxmlformats.org/drawingml/2006/main" xmlns:pic="http://schemas.openxmlformats.org/drawingml/2006/picture" mc:Ignorable="w14 w15 w16se w16cid w16 w16cex w16sdtdh w16du wp14">
-  <w:comment w:initials="DM" w:author="Daniela Manrique Rueda" w:date="2025-06-05T13:28:00Z" w:id="1">
+<w:comments xmlns:wpc="http://schemas.microsoft.com/office/word/2010/wordprocessingCanvas" xmlns:cx="http://schemas.microsoft.com/office/drawing/2014/chartex" xmlns:cx1="http://schemas.microsoft.com/office/drawing/2015/9/8/chartex" xmlns:cx2="http://schemas.microsoft.com/office/drawing/2015/10/21/chartex" xmlns:cx3="http://schemas.microsoft.com/office/drawing/2016/5/9/chartex" xmlns:cx4="http://schemas.microsoft.com/office/drawing/2016/5/10/chartex" xmlns:cx5="http://schemas.microsoft.com/office/drawing/2016/5/11/chartex" xmlns:cx6="http://schemas.microsoft.com/office/drawing/2016/5/12/chartex" xmlns:cx7="http://schemas.microsoft.com/office/drawing/2016/5/13/chartex" xmlns:cx8="http://schemas.microsoft.com/office/drawing/2016/5/14/chartex" xmlns:mc="http://schemas.openxmlformats.org/markup-compatibility/2006" xmlns:aink="http://schemas.microsoft.com/office/drawing/2016/ink" xmlns:am3d="http://schemas.microsoft.com/office/drawing/2017/model3d" xmlns:o="urn:schemas-microsoft-com:office:office" xmlns:oel="http://schemas.microsoft.com/office/2019/extlst" xmlns:r="http://schemas.openxmlformats.org/officeDocument/2006/relationships" xmlns:m="http://schemas.openxmlformats.org/officeDocument/2006/math" xmlns:v="urn:schemas-microsoft-com:vml" xmlns:wp14="http://schemas.microsoft.com/office/word/2010/wordprocessingDrawing" xmlns:wp="http://schemas.openxmlformats.org/drawingml/2006/wordprocessingDrawing" xmlns:w10="urn:schemas-microsoft-com:office:word" xmlns:w="http://schemas.openxmlformats.org/wordprocessingml/2006/main" xmlns:w14="http://schemas.microsoft.com/office/word/2010/wordml" xmlns:w15="http://schemas.microsoft.com/office/word/2012/wordml" xmlns:w16cex="http://schemas.microsoft.com/office/word/2018/wordml/cex" xmlns:w16cid="http://schemas.microsoft.com/office/word/2016/wordml/cid" xmlns:w16="http://schemas.microsoft.com/office/word/2018/wordml" xmlns:w16du="http://schemas.microsoft.com/office/word/2023/wordml/word16du" xmlns:w16sdtdh="http://schemas.microsoft.com/office/word/2020/wordml/sdtdatahash" xmlns:w16se="http://schemas.microsoft.com/office/word/2015/wordml/symex" xmlns:wpg="http://schemas.microsoft.com/office/word/2010/wordprocessingGroup" xmlns:wpi="http://schemas.microsoft.com/office/word/2010/wordprocessingInk" xmlns:wne="http://schemas.microsoft.com/office/word/2006/wordml" xmlns:wps="http://schemas.microsoft.com/office/word/2010/wordprocessingShape" mc:Ignorable="w14 w15 w16se w16cid w16 w16cex w16sdtdh w16du wp14">
+  <w:comment w:id="1" w:author="Daniela Manrique Rueda" w:date="2025-06-05T13:28:00Z" w:initials="DM">
     <w:p>
       <w:pPr>
         <w:pStyle w:val="Textocomentario"/>
@@ -49344,41 +48728,25 @@
       </w:r>
     </w:p>
   </w:comment>
-  <w:comment xmlns:w="http://schemas.openxmlformats.org/wordprocessingml/2006/main" w:initials="DM" w:author="Daniela Manrique Rueda" w:date="05/30/2025 12:10:00" w:id="2">
-    <w:p xmlns:w14="http://schemas.microsoft.com/office/word/2010/wordml">
-      <w:pPr>
-        <w:pStyle w:val="CommentText"/>
-      </w:pPr>
-      <w:r>
-        <w:rPr>
-          <w:rStyle w:val="CommentReference"/>
-        </w:rPr>
+  <w:comment w:id="2" w:author="Daniela Manrique Rueda" w:date="1900-01-01T00:00:00Z" w:initials="DM">
+    <w:p>
+      <w:r>
         <w:annotationRef/>
       </w:r>
       <w:r>
         <w:t>Guion del video de introducción en el enlace:</w:t>
       </w:r>
     </w:p>
-    <w:p xmlns:w14="http://schemas.microsoft.com/office/word/2010/wordml">
-      <w:pPr>
-        <w:pStyle w:val="CommentText"/>
-      </w:pPr>
-    </w:p>
-    <w:p xmlns:w14="http://schemas.microsoft.com/office/word/2010/wordml">
-      <w:pPr>
-        <w:pStyle w:val="CommentText"/>
-      </w:pPr>
-      <w:hyperlink xmlns:r="http://schemas.openxmlformats.org/officeDocument/2006/relationships" r:id="R7e95c7f1065a4c81">
+    <w:p/>
+    <w:p>
+      <w:hyperlink r:id="rId1">
         <w:r>
-          <w:rPr>
-            <w:rStyle w:val="Hyperlink"/>
-          </w:rPr>
           <w:t>Guion_Video introductorio_CF1_Entorno químico.docx</w:t>
         </w:r>
       </w:hyperlink>
     </w:p>
   </w:comment>
-  <w:comment w:initials="DM" w:author="Daniela Manrique Rueda" w:date="2025-05-26T15:49:00Z" w:id="3">
+  <w:comment w:id="3" w:author="Daniela Manrique Rueda" w:date="2025-05-26T15:49:00Z" w:initials="DM">
     <w:p>
       <w:pPr>
         <w:pStyle w:val="Textocomentario"/>
@@ -49421,7 +48789,7 @@
                     <pic:cNvPicPr/>
                   </pic:nvPicPr>
                   <pic:blipFill>
-                    <a:blip r:embed="rId1"/>
+                    <a:blip r:embed="rId2"/>
                     <a:stretch>
                       <a:fillRect/>
                     </a:stretch>
@@ -49453,8 +48821,6 @@
       </w:pPr>
       <w:r>
         <w:br/>
-      </w:r>
-      <w:r>
         <w:t xml:space="preserve">Las imágenes de los personajes son de referencia para decorar el recurso. Se deben buscar fotografías de los personajes para usar en el recurso. </w:t>
       </w:r>
     </w:p>
@@ -49469,7 +48835,7 @@
       </w:pPr>
     </w:p>
   </w:comment>
-  <w:comment w:initials="DM" w:author="Daniela Manrique Rueda" w:date="2025-05-26T17:26:00Z" w:id="4">
+  <w:comment w:id="4" w:author="Daniela Manrique Rueda" w:date="2025-05-26T17:26:00Z" w:initials="DM">
     <w:p>
       <w:pPr>
         <w:pStyle w:val="Textocomentario"/>
@@ -49514,7 +48880,7 @@
                     <pic:cNvPicPr/>
                   </pic:nvPicPr>
                   <pic:blipFill>
-                    <a:blip r:embed="rId2"/>
+                    <a:blip r:embed="rId3"/>
                     <a:stretch>
                       <a:fillRect/>
                     </a:stretch>
@@ -49536,7 +48902,7 @@
       </w:r>
     </w:p>
   </w:comment>
-  <w:comment w:initials="DM" w:author="Daniela Manrique Rueda" w:date="2025-05-27T10:39:00Z" w:id="5">
+  <w:comment w:id="5" w:author="Daniela Manrique Rueda" w:date="2025-05-27T10:39:00Z" w:initials="DM">
     <w:p>
       <w:pPr>
         <w:pStyle w:val="Textocomentario"/>
@@ -49558,8 +48924,6 @@
       </w:r>
       <w:r>
         <w:br/>
-      </w:r>
-      <w:r>
         <w:t>Fuente:</w:t>
       </w:r>
       <w:r>
@@ -49567,7 +48931,7 @@
       </w:r>
     </w:p>
   </w:comment>
-  <w:comment w:initials="DM" w:author="Daniela Manrique Rueda" w:date="2025-05-27T11:40:00Z" w:id="6">
+  <w:comment w:id="6" w:author="Daniela Manrique Rueda" w:date="2025-05-27T11:40:00Z" w:initials="DM">
     <w:p>
       <w:pPr>
         <w:pStyle w:val="Textocomentario"/>
@@ -49588,7 +48952,7 @@
       </w:pPr>
     </w:p>
   </w:comment>
-  <w:comment w:initials="DM" w:author="Daniela Manrique Rueda" w:date="2025-05-27T11:14:00Z" w:id="7">
+  <w:comment w:id="7" w:author="Daniela Manrique Rueda" w:date="2025-05-27T11:14:00Z" w:initials="DM">
     <w:p>
       <w:pPr>
         <w:pStyle w:val="Textocomentario"/>
@@ -49633,7 +48997,7 @@
                     <pic:cNvPicPr/>
                   </pic:nvPicPr>
                   <pic:blipFill>
-                    <a:blip r:embed="rId3"/>
+                    <a:blip r:embed="rId4"/>
                     <a:stretch>
                       <a:fillRect/>
                     </a:stretch>
@@ -49660,7 +49024,7 @@
       </w:pPr>
     </w:p>
   </w:comment>
-  <w:comment w:initials="DM" w:author="Daniela Manrique Rueda" w:date="2025-05-27T11:14:00Z" w:id="8">
+  <w:comment w:id="8" w:author="Daniela Manrique Rueda" w:date="2025-05-27T11:14:00Z" w:initials="DM">
     <w:p>
       <w:pPr>
         <w:pStyle w:val="Textocomentario"/>
@@ -49707,7 +49071,7 @@
                     <pic:cNvPicPr/>
                   </pic:nvPicPr>
                   <pic:blipFill>
-                    <a:blip r:embed="rId4"/>
+                    <a:blip r:embed="rId5"/>
                     <a:stretch>
                       <a:fillRect/>
                     </a:stretch>
@@ -49729,7 +49093,7 @@
       </w:r>
     </w:p>
   </w:comment>
-  <w:comment w:initials="DM" w:author="Daniela Manrique Rueda" w:date="2025-05-27T16:31:00Z" w:id="9">
+  <w:comment w:id="9" w:author="Daniela Manrique Rueda" w:date="2025-05-27T16:31:00Z" w:initials="DM">
     <w:p>
       <w:pPr>
         <w:pStyle w:val="Textocomentario"/>
@@ -49745,8 +49109,6 @@
       </w:r>
       <w:r>
         <w:br/>
-      </w:r>
-      <w:r>
         <w:t>Esquema jerárquico que clasifica la materia en dos grandes grupos: mezclas</w:t>
       </w:r>
       <w:r>
@@ -49763,7 +49125,7 @@
       </w:r>
     </w:p>
   </w:comment>
-  <w:comment w:initials="DM" w:author="Daniela Manrique Rueda" w:date="2025-05-27T12:53:00Z" w:id="10">
+  <w:comment w:id="10" w:author="Daniela Manrique Rueda" w:date="2025-05-27T12:53:00Z" w:initials="DM">
     <w:p>
       <w:pPr>
         <w:pStyle w:val="Textocomentario"/>
@@ -49779,7 +49141,7 @@
       </w:r>
     </w:p>
   </w:comment>
-  <w:comment w:initials="DM" w:author="Daniela Manrique Rueda" w:date="2025-05-27T11:55:00Z" w:id="11">
+  <w:comment w:id="11" w:author="Daniela Manrique Rueda" w:date="2025-05-27T11:55:00Z" w:initials="DM">
     <w:p>
       <w:pPr>
         <w:pStyle w:val="Textocomentario"/>
@@ -49804,7 +49166,7 @@
       </w:r>
     </w:p>
   </w:comment>
-  <w:comment w:initials="DM" w:author="Daniela Manrique Rueda" w:date="2025-06-05T14:17:00Z" w:id="12">
+  <w:comment w:id="12" w:author="Daniela Manrique Rueda" w:date="2025-06-05T14:17:00Z" w:initials="DM">
     <w:p>
       <w:pPr>
         <w:pStyle w:val="Textocomentario"/>
@@ -49824,7 +49186,7 @@
       <w:r>
         <w:br/>
       </w:r>
-      <w:hyperlink w:history="1" r:id="rId5">
+      <w:hyperlink r:id="rId6" w:history="1">
         <w:r>
           <w:rPr>
             <w:rStyle w:val="Hipervnculo"/>
@@ -49837,7 +49199,7 @@
       </w:r>
     </w:p>
   </w:comment>
-  <w:comment w:initials="DM" w:author="Daniela Manrique Rueda" w:date="2025-05-27T16:28:00Z" w:id="13">
+  <w:comment w:id="13" w:author="Daniela Manrique Rueda" w:date="2025-05-27T16:28:00Z" w:initials="DM">
     <w:p>
       <w:pPr>
         <w:pStyle w:val="Textocomentario"/>
@@ -49853,8 +49215,6 @@
       </w:r>
       <w:r>
         <w:br/>
-      </w:r>
-      <w:r>
         <w:t xml:space="preserve">Se presentan 3 matraces que representan los </w:t>
       </w:r>
       <w:r>
@@ -49871,7 +49231,7 @@
       </w:r>
     </w:p>
   </w:comment>
-  <w:comment w:initials="DM" w:author="Daniela Manrique Rueda" w:date="2025-05-27T13:42:00Z" w:id="14">
+  <w:comment w:id="14" w:author="Daniela Manrique Rueda" w:date="2025-05-27T13:42:00Z" w:initials="DM">
     <w:p>
       <w:pPr>
         <w:pStyle w:val="Textocomentario"/>
@@ -49887,7 +49247,7 @@
       </w:r>
     </w:p>
   </w:comment>
-  <w:comment w:initials="DM" w:author="Daniela Manrique Rueda" w:date="2025-05-27T14:00:00Z" w:id="15">
+  <w:comment w:id="15" w:author="Daniela Manrique Rueda" w:date="2025-05-27T14:00:00Z" w:initials="DM">
     <w:p>
       <w:pPr>
         <w:pStyle w:val="Textocomentario"/>
@@ -49916,8 +49276,6 @@
       </w:r>
       <w:r>
         <w:br/>
-      </w:r>
-      <w:r>
         <w:t xml:space="preserve">Diagrama que representa el ciclo de los principales cambios de estados de la materia: sólido, líquido y gaseoso. Se expresa mediante flechas, el cambio de la materia y los nombres de los procesos fusión, vaporización, condensación, solidificación, sublimación y sublimación regresiva.   </w:t>
       </w:r>
       <w:r>
@@ -49925,7 +49283,7 @@
       </w:r>
     </w:p>
   </w:comment>
-  <w:comment w:initials="DM" w:author="Daniela Manrique Rueda" w:date="2025-05-27T14:14:00Z" w:id="16">
+  <w:comment w:id="16" w:author="Daniela Manrique Rueda" w:date="2025-05-27T14:14:00Z" w:initials="DM">
     <w:p>
       <w:pPr>
         <w:pStyle w:val="Textocomentario"/>
@@ -49975,7 +49333,7 @@
                     <pic:cNvPicPr/>
                   </pic:nvPicPr>
                   <pic:blipFill>
-                    <a:blip r:embed="rId6"/>
+                    <a:blip r:embed="rId7"/>
                     <a:stretch>
                       <a:fillRect/>
                     </a:stretch>
@@ -49997,7 +49355,7 @@
       </w:r>
     </w:p>
   </w:comment>
-  <w:comment w:initials="DM" w:author="Daniela Manrique Rueda" w:date="2025-05-27T14:47:00Z" w:id="17">
+  <w:comment w:id="17" w:author="Daniela Manrique Rueda" w:date="2025-05-27T14:47:00Z" w:initials="DM">
     <w:p>
       <w:pPr>
         <w:pStyle w:val="Textocomentario"/>
@@ -50039,7 +49397,7 @@
                     <pic:cNvPicPr/>
                   </pic:nvPicPr>
                   <pic:blipFill>
-                    <a:blip r:embed="rId7"/>
+                    <a:blip r:embed="rId8"/>
                     <a:stretch>
                       <a:fillRect/>
                     </a:stretch>
@@ -50085,7 +49443,7 @@
                     <pic:cNvPicPr/>
                   </pic:nvPicPr>
                   <pic:blipFill>
-                    <a:blip r:embed="rId8"/>
+                    <a:blip r:embed="rId9"/>
                     <a:stretch>
                       <a:fillRect/>
                     </a:stretch>
@@ -50131,7 +49489,7 @@
                     <pic:cNvPicPr/>
                   </pic:nvPicPr>
                   <pic:blipFill>
-                    <a:blip r:embed="rId9"/>
+                    <a:blip r:embed="rId10"/>
                     <a:stretch>
                       <a:fillRect/>
                     </a:stretch>
@@ -50185,7 +49543,7 @@
                     <pic:cNvPicPr/>
                   </pic:nvPicPr>
                   <pic:blipFill>
-                    <a:blip r:embed="rId10"/>
+                    <a:blip r:embed="rId11"/>
                     <a:stretch>
                       <a:fillRect/>
                     </a:stretch>
@@ -50231,7 +49589,7 @@
                     <pic:cNvPicPr/>
                   </pic:nvPicPr>
                   <pic:blipFill>
-                    <a:blip r:embed="rId11"/>
+                    <a:blip r:embed="rId12"/>
                     <a:stretch>
                       <a:fillRect/>
                     </a:stretch>
@@ -50277,7 +49635,7 @@
                     <pic:cNvPicPr/>
                   </pic:nvPicPr>
                   <pic:blipFill>
-                    <a:blip r:embed="rId12"/>
+                    <a:blip r:embed="rId13"/>
                     <a:stretch>
                       <a:fillRect/>
                     </a:stretch>
@@ -50322,7 +49680,7 @@
                     <pic:cNvPicPr/>
                   </pic:nvPicPr>
                   <pic:blipFill>
-                    <a:blip r:embed="rId13"/>
+                    <a:blip r:embed="rId14"/>
                     <a:stretch>
                       <a:fillRect/>
                     </a:stretch>
@@ -50344,7 +49702,7 @@
       </w:r>
     </w:p>
   </w:comment>
-  <w:comment w:initials="DM" w:author="Daniela Manrique Rueda" w:date="2025-05-27T15:41:00Z" w:id="18">
+  <w:comment w:id="18" w:author="Daniela Manrique Rueda" w:date="2025-05-27T15:41:00Z" w:initials="DM">
     <w:p>
       <w:pPr>
         <w:pStyle w:val="Textocomentario"/>
@@ -50389,7 +49747,7 @@
                     <pic:cNvPicPr/>
                   </pic:nvPicPr>
                   <pic:blipFill>
-                    <a:blip r:embed="rId14"/>
+                    <a:blip r:embed="rId15"/>
                     <a:stretch>
                       <a:fillRect/>
                     </a:stretch>
@@ -50411,7 +49769,7 @@
       </w:r>
     </w:p>
   </w:comment>
-  <w:comment w:initials="DM" w:author="Daniela Manrique Rueda" w:date="2025-05-27T15:42:00Z" w:id="19">
+  <w:comment w:id="19" w:author="Daniela Manrique Rueda" w:date="2025-05-27T15:42:00Z" w:initials="DM">
     <w:p>
       <w:pPr>
         <w:pStyle w:val="Textocomentario"/>
@@ -50456,7 +49814,7 @@
                     <pic:cNvPicPr/>
                   </pic:nvPicPr>
                   <pic:blipFill>
-                    <a:blip r:embed="rId15"/>
+                    <a:blip r:embed="rId16"/>
                     <a:stretch>
                       <a:fillRect/>
                     </a:stretch>
@@ -50478,7 +49836,7 @@
       </w:r>
     </w:p>
   </w:comment>
-  <w:comment w:initials="DM" w:author="Daniela Manrique Rueda" w:date="2025-05-27T15:59:00Z" w:id="20">
+  <w:comment w:id="20" w:author="Daniela Manrique Rueda" w:date="2025-05-27T15:59:00Z" w:initials="DM">
     <w:p>
       <w:pPr>
         <w:pStyle w:val="Textocomentario"/>
@@ -50531,7 +49889,7 @@
       </w:pPr>
     </w:p>
   </w:comment>
-  <w:comment w:initials="DM" w:author="Daniela Manrique Rueda" w:date="2025-05-27T16:19:00Z" w:id="21">
+  <w:comment w:id="21" w:author="Daniela Manrique Rueda" w:date="2025-05-27T16:19:00Z" w:initials="DM">
     <w:p>
       <w:pPr>
         <w:pStyle w:val="Textocomentario"/>
@@ -50560,13 +49918,11 @@
       </w:r>
       <w:r>
         <w:br/>
-      </w:r>
-      <w:r>
         <w:t xml:space="preserve">La tabla presenta los prefijos más comunes usados en el SI para expresar múltiplos y submúltiplos de unidades de medida. Se tiene el prefijo, el símbolo, el significado en notación decimal y exponencial y un ejemplo aplicado a la unidad de longitud, el metro. </w:t>
       </w:r>
     </w:p>
   </w:comment>
-  <w:comment w:initials="DM" w:author="Daniela Manrique Rueda" w:date="2025-05-27T16:55:00Z" w:id="22">
+  <w:comment w:id="22" w:author="Daniela Manrique Rueda" w:date="2025-05-27T16:55:00Z" w:initials="DM">
     <w:p>
       <w:pPr>
         <w:pStyle w:val="Textocomentario"/>
@@ -50582,7 +49938,7 @@
       </w:r>
     </w:p>
   </w:comment>
-  <w:comment w:initials="DM" w:author="Daniela Manrique Rueda" w:date="2025-05-27T17:21:00Z" w:id="23">
+  <w:comment w:id="23" w:author="Daniela Manrique Rueda" w:date="2025-05-27T17:21:00Z" w:initials="DM">
     <w:p>
       <w:pPr>
         <w:pStyle w:val="Textocomentario"/>
@@ -50598,7 +49954,7 @@
       </w:r>
     </w:p>
   </w:comment>
-  <w:comment w:initials="DM" w:author="Daniela Manrique Rueda" w:date="2025-05-27T17:28:00Z" w:id="24">
+  <w:comment w:id="24" w:author="Daniela Manrique Rueda" w:date="2025-05-27T17:28:00Z" w:initials="DM">
     <w:p>
       <w:pPr>
         <w:pStyle w:val="Textocomentario"/>
@@ -50627,7 +49983,7 @@
       </w:r>
     </w:p>
   </w:comment>
-  <w:comment w:initials="DM" w:author="Daniela Manrique Rueda" w:date="2025-05-27T17:39:00Z" w:id="25">
+  <w:comment w:id="25" w:author="Daniela Manrique Rueda" w:date="2025-05-27T17:39:00Z" w:initials="DM">
     <w:p>
       <w:pPr>
         <w:pStyle w:val="Textocomentario"/>
@@ -50643,7 +49999,7 @@
       </w:r>
     </w:p>
   </w:comment>
-  <w:comment w:initials="DM" w:author="Daniela Manrique Rueda" w:date="2025-05-27T18:05:00Z" w:id="26">
+  <w:comment w:id="26" w:author="Daniela Manrique Rueda" w:date="2025-05-27T18:05:00Z" w:initials="DM">
     <w:p>
       <w:pPr>
         <w:pStyle w:val="Textocomentario"/>
@@ -50669,7 +50025,7 @@
       </w:pPr>
     </w:p>
   </w:comment>
-  <w:comment w:initials="DM" w:author="Daniela Manrique Rueda" w:date="2025-06-05T14:40:00Z" w:id="27">
+  <w:comment w:id="27" w:author="Daniela Manrique Rueda" w:date="2025-06-05T14:40:00Z" w:initials="DM">
     <w:p>
       <w:pPr>
         <w:pStyle w:val="Textocomentario"/>
@@ -50701,14 +50057,10 @@
       </w:r>
       <w:r>
         <w:br/>
-      </w:r>
-      <w:r>
         <w:t xml:space="preserve">Punto de congelación del agua. </w:t>
       </w:r>
       <w:r>
         <w:br/>
-      </w:r>
-      <w:r>
         <w:t>100 grados Celsius.</w:t>
       </w:r>
       <w:r>
@@ -50716,8 +50068,6 @@
       </w:r>
       <w:r>
         <w:br/>
-      </w:r>
-      <w:r>
         <w:t xml:space="preserve">Colocar un espacio entre el número y la unidad (100 °C). </w:t>
       </w:r>
       <w:r>
@@ -50725,8 +50075,6 @@
       </w:r>
       <w:r>
         <w:br/>
-      </w:r>
-      <w:r>
         <w:t xml:space="preserve">Eliminar las fórmulas que están en la imagen. </w:t>
       </w:r>
       <w:r>
@@ -50734,14 +50082,10 @@
       </w:r>
       <w:r>
         <w:br/>
-      </w:r>
-      <w:r>
         <w:t>Texto alternativo:</w:t>
       </w:r>
       <w:r>
         <w:br/>
-      </w:r>
-      <w:r>
         <w:t xml:space="preserve">Termómetro </w:t>
       </w:r>
       <w:r>
@@ -50761,7 +50105,7 @@
       </w:r>
     </w:p>
   </w:comment>
-  <w:comment w:initials="DM" w:author="Daniela Manrique Rueda" w:date="2025-06-05T14:52:00Z" w:id="28">
+  <w:comment w:id="28" w:author="Daniela Manrique Rueda" w:date="2025-06-05T14:52:00Z" w:initials="DM">
     <w:p>
       <w:pPr>
         <w:pStyle w:val="Textocomentario"/>
@@ -50777,8 +50121,6 @@
       </w:r>
       <w:r>
         <w:br/>
-      </w:r>
-      <w:r>
         <w:t>100 kelvin</w:t>
       </w:r>
       <w:r>
@@ -50820,8 +50162,6 @@
       </w:r>
       <w:r>
         <w:br/>
-      </w:r>
-      <w:r>
         <w:t xml:space="preserve">Termómetro </w:t>
       </w:r>
       <w:r>
@@ -50844,7 +50184,7 @@
       </w:r>
     </w:p>
   </w:comment>
-  <w:comment w:initials="DM" w:author="Daniela Manrique Rueda" w:date="2025-06-05T15:07:00Z" w:id="29">
+  <w:comment w:id="29" w:author="Daniela Manrique Rueda" w:date="2025-06-05T15:07:00Z" w:initials="DM">
     <w:p>
       <w:pPr>
         <w:pStyle w:val="Textocomentario"/>
@@ -50873,24 +50213,11 @@
       </w:r>
       <w:r>
         <w:br/>
-      </w:r>
-      <w:r>
         <w:t xml:space="preserve">Punto de congelación del agua. </w:t>
       </w:r>
       <w:r>
         <w:br/>
-      </w:r>
-      <w:r>
-        <w:t>1</w:t>
-      </w:r>
-      <w:r>
-        <w:t>80</w:t>
-      </w:r>
-      <w:r>
-        <w:t xml:space="preserve"> grados </w:t>
-      </w:r>
-      <w:r>
-        <w:t>Fahrenheit.</w:t>
+        <w:t>180 grados Fahrenheit.</w:t>
       </w:r>
     </w:p>
     <w:p>
@@ -50903,10 +50230,7 @@
         <w:pStyle w:val="Textocomentario"/>
       </w:pPr>
       <w:r>
-        <w:t>Colocar un espacio entre el número y la unidad</w:t>
-      </w:r>
-      <w:r>
-        <w:t xml:space="preserve"> (212 °F, 32 °F, -40 °F).</w:t>
+        <w:t>Colocar un espacio entre el número y la unidad (212 °F, 32 °F, -40 °F).</w:t>
       </w:r>
     </w:p>
     <w:p>
@@ -50936,13 +50260,11 @@
       </w:r>
       <w:r>
         <w:br/>
-      </w:r>
-      <w:r>
         <w:t xml:space="preserve">Termómetro con escala Fahrenheit. Se destacan 3 puntos clave: 212 °F (punto de ebullición del agua), 32 °F (punto de congelación del agua) y -40 °F (temperatura de referencia baja). Entre el punto de congelación y el de ebullición del agua hay una diferencia de 180 °F. </w:t>
       </w:r>
     </w:p>
   </w:comment>
-  <w:comment w:initials="DM" w:author="Daniela Manrique Rueda" w:date="2025-05-27T18:04:00Z" w:id="30">
+  <w:comment w:id="30" w:author="Daniela Manrique Rueda" w:date="2025-05-27T18:04:00Z" w:initials="DM">
     <w:p>
       <w:pPr>
         <w:pStyle w:val="Textocomentario"/>
@@ -50958,7 +50280,7 @@
       </w:r>
     </w:p>
   </w:comment>
-  <w:comment w:initials="DM" w:author="Daniela Manrique Rueda" w:date="2025-05-27T18:05:00Z" w:id="31">
+  <w:comment w:id="31" w:author="Daniela Manrique Rueda" w:date="2025-05-27T18:05:00Z" w:initials="DM">
     <w:p>
       <w:pPr>
         <w:pStyle w:val="Textocomentario"/>
@@ -50974,7 +50296,7 @@
       </w:r>
     </w:p>
   </w:comment>
-  <w:comment w:initials="DM" w:author="Daniela Manrique Rueda" w:date="2025-05-27T18:27:00Z" w:id="32">
+  <w:comment w:id="32" w:author="Daniela Manrique Rueda" w:date="2025-05-27T18:27:00Z" w:initials="DM">
     <w:p>
       <w:pPr>
         <w:pStyle w:val="Textocomentario"/>
@@ -50990,7 +50312,7 @@
       </w:r>
     </w:p>
   </w:comment>
-  <w:comment w:initials="DM" w:author="Daniela Manrique Rueda" w:date="2025-05-27T18:27:00Z" w:id="33">
+  <w:comment w:id="33" w:author="Daniela Manrique Rueda" w:date="2025-05-27T18:27:00Z" w:initials="DM">
     <w:p>
       <w:pPr>
         <w:pStyle w:val="Textocomentario"/>
@@ -51006,7 +50328,7 @@
       </w:r>
     </w:p>
   </w:comment>
-  <w:comment w:initials="DM" w:author="Daniela Manrique Rueda" w:date="2025-05-27T18:34:00Z" w:id="34">
+  <w:comment w:id="34" w:author="Daniela Manrique Rueda" w:date="2025-05-27T18:34:00Z" w:initials="DM">
     <w:p>
       <w:pPr>
         <w:pStyle w:val="Textocomentario"/>
@@ -51028,7 +50350,7 @@
       </w:r>
     </w:p>
   </w:comment>
-  <w:comment w:initials="DM" w:author="Daniela Manrique Rueda" w:date="2025-05-28T12:15:00Z" w:id="35">
+  <w:comment w:id="35" w:author="Daniela Manrique Rueda" w:date="2025-05-28T12:15:00Z" w:initials="DM">
     <w:p>
       <w:pPr>
         <w:pStyle w:val="Textocomentario"/>
@@ -51044,7 +50366,7 @@
       </w:r>
     </w:p>
   </w:comment>
-  <w:comment w:initials="DM" w:author="Daniela Manrique Rueda" w:date="2025-05-28T11:59:00Z" w:id="36">
+  <w:comment w:id="36" w:author="Daniela Manrique Rueda" w:date="2025-08-01T13:46:00Z" w:initials="DM">
     <w:p>
       <w:pPr>
         <w:pStyle w:val="Textocomentario"/>
@@ -51056,13 +50378,7 @@
         <w:annotationRef/>
       </w:r>
       <w:r>
-        <w:t xml:space="preserve">Diseñar la denotación de </w:t>
-      </w:r>
-      <w:r>
-        <w:t>l</w:t>
-      </w:r>
-      <w:r>
-        <w:t xml:space="preserve">os números atómicos y de masa de los isótopos de hidrogeno con la misma estructura </w:t>
+        <w:t xml:space="preserve">Diseñar la denotación de los números atómicos y de masa de los isótopos de hidrogeno con la misma estructura </w:t>
       </w:r>
     </w:p>
     <w:p>
@@ -51074,10 +50390,10 @@
           <w:noProof/>
         </w:rPr>
         <w:drawing>
-          <wp:inline distT="0" distB="0" distL="0" distR="0" wp14:anchorId="4E8D3D97" wp14:editId="36D5D9C3">
+          <wp:inline distT="0" distB="0" distL="0" distR="0" wp14:anchorId="77624EFE" wp14:editId="117D7012">
             <wp:extent cx="819048" cy="914286"/>
             <wp:effectExtent l="0" t="0" r="635" b="635"/>
-            <wp:docPr id="377439227" name="Imagen 1" descr="Imagen que contiene Interfaz de usuario gráfica&#10;&#10;Descripción generada automáticamente"/>
+            <wp:docPr id="483931118" name="Imagen 1" descr="Imagen que contiene Interfaz de usuario gráfica&#10;&#10;Descripción generada automáticamente"/>
             <wp:cNvGraphicFramePr>
               <a:graphicFrameLocks xmlns:a="http://schemas.openxmlformats.org/drawingml/2006/main" noChangeAspect="1"/>
             </wp:cNvGraphicFramePr>
@@ -51089,7 +50405,7 @@
                     <pic:cNvPicPr/>
                   </pic:nvPicPr>
                   <pic:blipFill>
-                    <a:blip r:embed="rId16"/>
+                    <a:blip r:embed="rId17"/>
                     <a:stretch>
                       <a:fillRect/>
                     </a:stretch>
@@ -51111,7 +50427,7 @@
       </w:r>
     </w:p>
   </w:comment>
-  <w:comment w:initials="DM" w:author="Daniela Manrique Rueda" w:date="2025-05-28T13:31:00Z" w:id="37">
+  <w:comment w:id="37" w:author="Daniela Manrique Rueda" w:date="2025-05-28T13:31:00Z" w:initials="DM">
     <w:p>
       <w:pPr>
         <w:pStyle w:val="Textocomentario"/>
@@ -51170,7 +50486,7 @@
                     <pic:cNvPicPr/>
                   </pic:nvPicPr>
                   <pic:blipFill>
-                    <a:blip r:embed="rId17"/>
+                    <a:blip r:embed="rId18"/>
                     <a:stretch>
                       <a:fillRect/>
                     </a:stretch>
@@ -51195,8 +50511,6 @@
       </w:r>
       <w:r>
         <w:br/>
-      </w:r>
-      <w:r>
         <w:t>Fuente de la imagen:</w:t>
       </w:r>
       <w:r>
@@ -51229,7 +50543,7 @@
       </w:r>
     </w:p>
   </w:comment>
-  <w:comment w:initials="DM" w:author="Daniela Manrique Rueda" w:date="2025-05-28T13:54:00Z" w:id="38">
+  <w:comment w:id="38" w:author="Daniela Manrique Rueda" w:date="2025-05-28T13:54:00Z" w:initials="DM">
     <w:p>
       <w:pPr>
         <w:pStyle w:val="Textocomentario"/>
@@ -51245,13 +50559,11 @@
       </w:r>
       <w:r>
         <w:br/>
-      </w:r>
-      <w:r>
         <w:t xml:space="preserve">La tabla presenta las características de los subniveles de energía en un átomo, como el valor que puede tomar el número cuántico secundario o azimutal, los orbitales y la forma de estos, además de la cantidad máxima de electrones que permite cada tipo de orbital. </w:t>
       </w:r>
     </w:p>
   </w:comment>
-  <w:comment w:initials="DM" w:author="Daniela Manrique Rueda" w:date="2025-05-28T13:58:00Z" w:id="39">
+  <w:comment w:id="39" w:author="Daniela Manrique Rueda" w:date="2025-05-28T13:58:00Z" w:initials="DM">
     <w:p>
       <w:pPr>
         <w:pStyle w:val="Textocomentario"/>
@@ -51339,7 +50651,7 @@
       </w:r>
     </w:p>
   </w:comment>
-  <w:comment w:initials="DM" w:author="Daniela Manrique Rueda" w:date="2025-05-28T15:26:00Z" w:id="40">
+  <w:comment w:id="40" w:author="Daniela Manrique Rueda" w:date="2025-05-28T15:26:00Z" w:initials="DM">
     <w:p>
       <w:pPr>
         <w:pStyle w:val="Textocomentario"/>
@@ -51355,21 +50667,17 @@
       </w:r>
       <w:r>
         <w:br/>
-      </w:r>
-      <w:r>
-        <w:t xml:space="preserve">Diagrama que expone el orden en el cual se llenan los subniveles atómicos en un átomo </w:t>
-      </w:r>
-      <w:proofErr w:type="spellStart"/>
-      <w:r>
-        <w:t>polielectrónico</w:t>
-      </w:r>
-      <w:proofErr w:type="spellEnd"/>
-      <w:r>
-        <w:t xml:space="preserve">. Comenzando con el orbital 1s y descendiendo en dirección de las flechas, siguiente el orden: 1s&lt;2s&lt;2p&lt;3s&lt;3p&lt;4s&lt;3d y así sucesivamente. </w:t>
+        <w:t>Diagrama que expone el orden en el cual se llenan los subniveles atómicos en un átomo polielectrónico. Comenzando con el orbital 1s y descendiendo en dirección de las flechas, siguien</w:t>
+      </w:r>
+      <w:r>
+        <w:t>do</w:t>
+      </w:r>
+      <w:r>
+        <w:t xml:space="preserve"> el orden: 1s&lt;2s&lt;2p&lt;3s&lt;3p&lt;4s&lt;3d y así sucesivamente. </w:t>
       </w:r>
     </w:p>
   </w:comment>
-  <w:comment w:initials="DM" w:author="Daniela Manrique Rueda" w:date="2025-05-28T15:52:00Z" w:id="41">
+  <w:comment w:id="41" w:author="Daniela Manrique Rueda" w:date="2025-05-28T15:52:00Z" w:initials="DM">
     <w:p>
       <w:pPr>
         <w:pStyle w:val="Textocomentario"/>
@@ -51385,7 +50693,7 @@
       </w:r>
     </w:p>
   </w:comment>
-  <w:comment w:initials="DM" w:author="Daniela Manrique Rueda" w:date="2025-05-28T15:34:00Z" w:id="42">
+  <w:comment w:id="42" w:author="Daniela Manrique Rueda" w:date="2025-05-28T15:34:00Z" w:initials="DM">
     <w:p>
       <w:pPr>
         <w:pStyle w:val="Textocomentario"/>
@@ -51401,13 +50709,11 @@
       </w:r>
       <w:r>
         <w:br/>
-      </w:r>
-      <w:r>
         <w:t xml:space="preserve">Configuración electrónica del helio, cuyo número atómico es 2 y se representa como 1s2, indicando que los dos electrones del átomo se encuentran en el subnivel 1s y que el orbital tiene dos electrones con pines opuestos representados con dos flechas en posiciones opuestas (una hacia arriba y otra hacia abajo), de acuerdo con el principio de exclusión de Pauli. </w:t>
       </w:r>
     </w:p>
   </w:comment>
-  <w:comment w:initials="DM" w:author="Daniela Manrique Rueda" w:date="2025-05-28T16:08:00Z" w:id="43">
+  <w:comment w:id="43" w:author="Daniela Manrique Rueda" w:date="2025-05-28T16:08:00Z" w:initials="DM">
     <w:p>
       <w:pPr>
         <w:pStyle w:val="Textocomentario"/>
@@ -51429,7 +50735,7 @@
       </w:r>
     </w:p>
   </w:comment>
-  <w:comment w:initials="DM" w:author="Daniela Manrique Rueda" w:date="2025-05-28T16:23:00Z" w:id="44">
+  <w:comment w:id="44" w:author="Daniela Manrique Rueda" w:date="2025-05-28T16:23:00Z" w:initials="DM">
     <w:p>
       <w:pPr>
         <w:pStyle w:val="Textocomentario"/>
@@ -51458,7 +50764,7 @@
       </w:r>
     </w:p>
   </w:comment>
-  <w:comment w:initials="DM" w:author="Daniela Manrique Rueda" w:date="2025-05-28T19:18:00Z" w:id="45">
+  <w:comment w:id="45" w:author="Daniela Manrique Rueda" w:date="2025-05-28T19:18:00Z" w:initials="DM">
     <w:p>
       <w:pPr>
         <w:pStyle w:val="Textocomentario"/>
@@ -51474,7 +50780,7 @@
       </w:r>
     </w:p>
   </w:comment>
-  <w:comment w:initials="DM" w:author="Daniela Manrique Rueda" w:date="2025-05-28T19:18:00Z" w:id="46">
+  <w:comment w:id="46" w:author="Daniela Manrique Rueda" w:date="2025-05-28T19:18:00Z" w:initials="DM">
     <w:p>
       <w:pPr>
         <w:pStyle w:val="Textocomentario"/>
@@ -51490,7 +50796,7 @@
       </w:r>
     </w:p>
   </w:comment>
-  <w:comment w:initials="DM" w:author="Daniela Manrique Rueda" w:date="2025-06-05T15:29:00Z" w:id="47">
+  <w:comment w:id="47" w:author="Daniela Manrique Rueda" w:date="2025-08-01T14:58:00Z" w:initials="DM">
     <w:p>
       <w:pPr>
         <w:pStyle w:val="Textocomentario"/>
@@ -51502,6 +50808,31 @@
         <w:annotationRef/>
       </w:r>
       <w:r>
+        <w:t>Texto alternativo figura 11:</w:t>
+      </w:r>
+      <w:r>
+        <w:br/>
+      </w:r>
+      <w:r>
+        <w:br/>
+      </w:r>
+      <w:r>
+        <w:t xml:space="preserve">Esquema de la tabla periódica separada por regiones según el último subnivel de energía (s, p, d o f), donde el bloque s incluye los elementos de los grupos IA y IIA, el bloque p abarca seis grupos (IIA, IVA, VA, VIA, VIIA y VIIA), el bloque d corresponde a los elementos de transición y el bloque f en la parte inferior corresponde a los elementos de transición interna (lantánidos y actínidos). </w:t>
+      </w:r>
+    </w:p>
+  </w:comment>
+  <w:comment w:id="48" w:author="Daniela Manrique Rueda" w:date="2025-06-05T15:29:00Z" w:initials="DM">
+    <w:p>
+      <w:pPr>
+        <w:pStyle w:val="Textocomentario"/>
+      </w:pPr>
+      <w:r>
+        <w:rPr>
+          <w:rStyle w:val="Refdecomentario"/>
+        </w:rPr>
+        <w:annotationRef/>
+      </w:r>
+      <w:r>
         <w:t>Enlace del video en YouTube</w:t>
       </w:r>
     </w:p>
@@ -51514,7 +50845,7 @@
       <w:pPr>
         <w:pStyle w:val="Textocomentario"/>
       </w:pPr>
-      <w:hyperlink w:history="1" r:id="rId18">
+      <w:hyperlink r:id="rId19" w:history="1">
         <w:r>
           <w:rPr>
             <w:rStyle w:val="Hipervnculo"/>
@@ -51543,7 +50874,7 @@
       <w:pPr>
         <w:pStyle w:val="Textocomentario"/>
       </w:pPr>
-      <w:hyperlink w:history="1" r:id="rId19">
+      <w:hyperlink r:id="rId20" w:history="1">
         <w:r>
           <w:rPr>
             <w:rStyle w:val="Hipervnculo"/>
@@ -51556,7 +50887,7 @@
       </w:r>
     </w:p>
   </w:comment>
-  <w:comment w:initials="DM" w:author="Daniela Manrique Rueda" w:date="2025-05-28T18:01:00Z" w:id="48">
+  <w:comment w:id="49" w:author="Daniela Manrique Rueda" w:date="2025-05-28T18:01:00Z" w:initials="DM">
     <w:p>
       <w:pPr>
         <w:pStyle w:val="Textocomentario"/>
@@ -51587,14 +50918,10 @@
       </w:r>
       <w:r>
         <w:br/>
-      </w:r>
-      <w:r>
         <w:t>Texto alternativo:</w:t>
       </w:r>
       <w:r>
         <w:br/>
-      </w:r>
-      <w:r>
         <w:t>Tabla periódica de los elementos, codificada por colores para identificar los distintos tipos de elementos químicos según su clasificación. Cada casilla contiene el símbolo químico</w:t>
       </w:r>
       <w:r>
@@ -51602,7 +50929,7 @@
       </w:r>
     </w:p>
   </w:comment>
-  <w:comment w:initials="DM" w:author="Daniela Manrique Rueda" w:date="2025-05-28T18:13:00Z" w:id="49">
+  <w:comment w:id="50" w:author="Daniela Manrique Rueda" w:date="2025-05-28T18:13:00Z" w:initials="DM">
     <w:p>
       <w:pPr>
         <w:pStyle w:val="Textocomentario"/>
@@ -51635,14 +50962,10 @@
       </w:r>
       <w:r>
         <w:br/>
-      </w:r>
-      <w:r>
         <w:t>Texto alternativo:</w:t>
       </w:r>
       <w:r>
         <w:br/>
-      </w:r>
-      <w:r>
         <w:t xml:space="preserve">Tabla periódica de los elementos, codificada por colores para identificar los distintos </w:t>
       </w:r>
       <w:r>
@@ -51653,7 +50976,7 @@
       </w:r>
     </w:p>
   </w:comment>
-  <w:comment w:initials="DM" w:author="Daniela Manrique Rueda" w:date="2025-05-28T18:22:00Z" w:id="50">
+  <w:comment w:id="51" w:author="Daniela Manrique Rueda" w:date="2025-05-28T18:22:00Z" w:initials="DM">
     <w:p>
       <w:pPr>
         <w:pStyle w:val="Textocomentario"/>
@@ -51682,8 +51005,6 @@
       </w:r>
       <w:r>
         <w:br/>
-      </w:r>
-      <w:r>
         <w:t>Tabla periódica de los elementos, codificada por colores para identificar los distintos periodos. Se tienen 7 periodos en total numerados del 1 al 7.</w:t>
       </w:r>
       <w:r>
@@ -51691,7 +51012,7 @@
       </w:r>
     </w:p>
   </w:comment>
-  <w:comment w:initials="DM" w:author="Daniela Manrique Rueda" w:date="2025-05-28T18:31:00Z" w:id="51">
+  <w:comment w:id="52" w:author="Daniela Manrique Rueda" w:date="2025-05-28T18:31:00Z" w:initials="DM">
     <w:p>
       <w:pPr>
         <w:pStyle w:val="Textocomentario"/>
@@ -51710,8 +51031,6 @@
       </w:r>
       <w:r>
         <w:br/>
-      </w:r>
-      <w:r>
         <w:t>Si se cambia la figura debe retirarse la fuente Chang, (2021).</w:t>
       </w:r>
     </w:p>
@@ -51729,8 +51048,6 @@
       </w:r>
       <w:r>
         <w:br/>
-      </w:r>
-      <w:r>
         <w:t>Tabla periódica de los elementos, codificada por colores para identificar las distintas regiones o categorías de elementos. Se tienen 3 regiones o categorías que son: metales, no metales y metaloides.</w:t>
       </w:r>
     </w:p>
@@ -51740,7 +51057,7 @@
       </w:pPr>
     </w:p>
   </w:comment>
-  <w:comment w:initials="DM" w:author="Daniela Manrique Rueda" w:date="2025-05-28T19:01:00Z" w:id="52">
+  <w:comment w:id="53" w:author="Daniela Manrique Rueda" w:date="2025-05-28T19:01:00Z" w:initials="DM">
     <w:p>
       <w:pPr>
         <w:pStyle w:val="Textocomentario"/>
@@ -51781,7 +51098,7 @@
       </w:r>
     </w:p>
   </w:comment>
-  <w:comment w:initials="DM" w:author="Daniela Manrique Rueda" w:date="2025-05-28T19:17:00Z" w:id="53">
+  <w:comment w:id="54" w:author="Daniela Manrique Rueda" w:date="2025-05-28T19:17:00Z" w:initials="DM">
     <w:p>
       <w:pPr>
         <w:pStyle w:val="Textocomentario"/>
@@ -51797,7 +51114,7 @@
       </w:r>
     </w:p>
   </w:comment>
-  <w:comment w:initials="DM" w:author="Daniela Manrique Rueda" w:date="2025-05-29T09:54:00Z" w:id="54">
+  <w:comment w:id="55" w:author="Daniela Manrique Rueda" w:date="2025-05-29T09:54:00Z" w:initials="DM">
     <w:p>
       <w:pPr>
         <w:pStyle w:val="Textocomentario"/>
@@ -51813,13 +51130,11 @@
       </w:r>
       <w:r>
         <w:br/>
-      </w:r>
-      <w:r>
         <w:t xml:space="preserve">Estructura de una fórmula química compleja donde se resaltan los componentes que la conforman, como los símbolos químicos, los subíndices y los paréntesis. </w:t>
       </w:r>
     </w:p>
   </w:comment>
-  <w:comment w:initials="DM" w:author="Daniela Manrique Rueda" w:date="2025-05-29T11:44:00Z" w:id="55">
+  <w:comment w:id="56" w:author="Daniela Manrique Rueda" w:date="2025-05-29T11:44:00Z" w:initials="DM">
     <w:p>
       <w:pPr>
         <w:pStyle w:val="Textocomentario"/>
@@ -51835,7 +51150,7 @@
       </w:r>
     </w:p>
   </w:comment>
-  <w:comment w:initials="DM" w:author="Daniela Manrique Rueda" w:date="2025-05-29T11:44:00Z" w:id="56">
+  <w:comment w:id="57" w:author="Daniela Manrique Rueda" w:date="2025-05-29T11:44:00Z" w:initials="DM">
     <w:p>
       <w:pPr>
         <w:pStyle w:val="Textocomentario"/>
@@ -51851,7 +51166,7 @@
       </w:r>
     </w:p>
   </w:comment>
-  <w:comment w:initials="DM" w:author="Daniela Manrique Rueda" w:date="2025-05-29T10:45:00Z" w:id="57">
+  <w:comment w:id="58" w:author="Daniela Manrique Rueda" w:date="2025-05-29T10:45:00Z" w:initials="DM">
     <w:p>
       <w:pPr>
         <w:pStyle w:val="Textocomentario"/>
@@ -51870,7 +51185,7 @@
       <w:pPr>
         <w:pStyle w:val="Textocomentario"/>
       </w:pPr>
-      <w:hyperlink w:history="1" r:id="rId20">
+      <w:hyperlink r:id="rId21" w:history="1">
         <w:r>
           <w:rPr>
             <w:rStyle w:val="Hipervnculo"/>
@@ -51893,21 +51208,11 @@
       </w:r>
       <w:r>
         <w:br/>
-      </w:r>
-      <w:r>
-        <w:t xml:space="preserve">Esquema del enlace tipo iónico que se presenta entre el sodio y el cloro, en donde el sodio le transfiere su único electrón de valencia al cloro formándose los iones </w:t>
-      </w:r>
-      <w:proofErr w:type="spellStart"/>
-      <w:r>
-        <w:t>Na</w:t>
-      </w:r>
-      <w:proofErr w:type="spellEnd"/>
-      <w:r>
-        <w:t xml:space="preserve">+ y Cl-. </w:t>
+        <w:t xml:space="preserve">Esquema del enlace tipo iónico que se presenta entre el sodio y el cloro, en donde el sodio le transfiere su único electrón de valencia al cloro formándose los iones Na+ y Cl-. </w:t>
       </w:r>
     </w:p>
   </w:comment>
-  <w:comment w:initials="DM" w:author="Daniela Manrique Rueda" w:date="2025-05-29T11:08:00Z" w:id="58">
+  <w:comment w:id="59" w:author="Daniela Manrique Rueda" w:date="2025-05-29T11:08:00Z" w:initials="DM">
     <w:p>
       <w:pPr>
         <w:pStyle w:val="Textocomentario"/>
@@ -51969,7 +51274,7 @@
                     <pic:cNvPicPr/>
                   </pic:nvPicPr>
                   <pic:blipFill>
-                    <a:blip r:embed="rId21"/>
+                    <a:blip r:embed="rId22"/>
                     <a:stretch>
                       <a:fillRect/>
                     </a:stretch>
@@ -52004,8 +51309,6 @@
       </w:r>
       <w:r>
         <w:br/>
-      </w:r>
-      <w:r>
         <w:t xml:space="preserve">Fuente: adaptado de Chang, (2021). </w:t>
       </w:r>
     </w:p>
@@ -52023,13 +51326,11 @@
       </w:r>
       <w:r>
         <w:br/>
-      </w:r>
-      <w:r>
         <w:t xml:space="preserve">Esquema del enlace covalente que se presenta en la molécula de flúor, en donde los dos átomos se comparten el electrón desapareado para alcanzar la configuración más estable. </w:t>
       </w:r>
     </w:p>
   </w:comment>
-  <w:comment w:initials="DM" w:author="Daniela Manrique Rueda" w:date="2025-05-29T11:27:00Z" w:id="59">
+  <w:comment w:id="60" w:author="Daniela Manrique Rueda" w:date="2025-05-29T11:27:00Z" w:initials="DM">
     <w:p>
       <w:pPr>
         <w:pStyle w:val="Textocomentario"/>
@@ -52078,7 +51379,7 @@
                     <pic:cNvPicPr/>
                   </pic:nvPicPr>
                   <pic:blipFill>
-                    <a:blip r:embed="rId22"/>
+                    <a:blip r:embed="rId23"/>
                     <a:stretch>
                       <a:fillRect/>
                     </a:stretch>
@@ -52113,13 +51414,11 @@
       </w:r>
       <w:r>
         <w:br/>
-      </w:r>
-      <w:r>
         <w:t xml:space="preserve">Esquema de los tipos de enlace covalente: sencillo, donde se comparte un par de electrones; doble, donde se comparten dos pares de electrones; triple, donde se comparten tres pares de electrones y dativo donde uno de los átomos es el que dona el o los pares de electrones para compartir. </w:t>
       </w:r>
     </w:p>
   </w:comment>
-  <w:comment w:initials="DM" w:author="Daniela Manrique Rueda" w:date="2025-06-05T15:47:00Z" w:id="60">
+  <w:comment w:id="61" w:author="Daniela Manrique Rueda" w:date="2025-06-05T15:47:00Z" w:initials="DM">
     <w:p>
       <w:pPr>
         <w:pStyle w:val="Textocomentario"/>
@@ -52135,8 +51434,6 @@
       </w:r>
       <w:r>
         <w:br/>
-      </w:r>
-      <w:r>
         <w:t>Estructura de Lewis del ácido perclórico (HClO</w:t>
       </w:r>
       <w:r>
@@ -52153,7 +51450,7 @@
       </w:r>
     </w:p>
   </w:comment>
-  <w:comment w:initials="DM" w:author="Daniela Manrique Rueda" w:date="2025-05-29T11:44:00Z" w:id="61">
+  <w:comment w:id="62" w:author="Daniela Manrique Rueda" w:date="2025-05-29T11:44:00Z" w:initials="DM">
     <w:p>
       <w:pPr>
         <w:pStyle w:val="Textocomentario"/>
@@ -52169,7 +51466,7 @@
       </w:r>
     </w:p>
   </w:comment>
-  <w:comment w:initials="DM" w:author="Daniela Manrique Rueda" w:date="2025-05-29T12:31:00Z" w:id="62">
+  <w:comment w:id="63" w:author="Daniela Manrique Rueda" w:date="2025-05-29T12:31:00Z" w:initials="DM">
     <w:p>
       <w:pPr>
         <w:pStyle w:val="Textocomentario"/>
@@ -52185,7 +51482,7 @@
       </w:r>
     </w:p>
   </w:comment>
-  <w:comment w:initials="DM" w:author="Daniela Manrique Rueda" w:date="2025-05-29T12:07:00Z" w:id="63">
+  <w:comment w:id="64" w:author="Daniela Manrique Rueda" w:date="2025-05-29T12:07:00Z" w:initials="DM">
     <w:p>
       <w:pPr>
         <w:pStyle w:val="Textocomentario"/>
@@ -52209,7 +51506,7 @@
       </w:pPr>
     </w:p>
   </w:comment>
-  <w:comment w:initials="DM" w:author="Daniela Manrique Rueda" w:date="2025-05-29T13:40:00Z" w:id="64">
+  <w:comment w:id="65" w:author="Daniela Manrique Rueda" w:date="2025-05-29T13:40:00Z" w:initials="DM">
     <w:p>
       <w:pPr>
         <w:pStyle w:val="Textocomentario"/>
@@ -52225,13 +51522,11 @@
       </w:r>
       <w:r>
         <w:br/>
-      </w:r>
-      <w:r>
         <w:t xml:space="preserve">Números de oxidación conocidos de los elementos más comunes, ordenados según su posición en la tabla periódica. </w:t>
       </w:r>
     </w:p>
   </w:comment>
-  <w:comment w:initials="DM" w:author="Daniela Manrique Rueda" w:date="2025-05-29T14:36:00Z" w:id="65">
+  <w:comment w:id="66" w:author="Daniela Manrique Rueda" w:date="2025-05-29T14:36:00Z" w:initials="DM">
     <w:p>
       <w:pPr>
         <w:pStyle w:val="Textocomentario"/>
@@ -52268,7 +51563,7 @@
       </w:r>
     </w:p>
   </w:comment>
-  <w:comment w:initials="DM" w:author="Daniela Manrique Rueda" w:date="2025-05-29T15:17:00Z" w:id="66">
+  <w:comment w:id="67" w:author="Daniela Manrique Rueda" w:date="2025-05-29T15:17:00Z" w:initials="DM">
     <w:p>
       <w:pPr>
         <w:pStyle w:val="Textocomentario"/>
@@ -52284,7 +51579,7 @@
       </w:r>
     </w:p>
   </w:comment>
-  <w:comment w:initials="DM" w:author="Daniela Manrique Rueda" w:date="2025-05-29T15:59:00Z" w:id="67">
+  <w:comment w:id="68" w:author="Daniela Manrique Rueda" w:date="2025-05-29T15:59:00Z" w:initials="DM">
     <w:p>
       <w:pPr>
         <w:pStyle w:val="Textocomentario"/>
@@ -52311,7 +51606,7 @@
       </w:pPr>
     </w:p>
   </w:comment>
-  <w:comment w:initials="DM" w:author="Daniela Manrique Rueda" w:date="2025-05-29T15:53:00Z" w:id="68">
+  <w:comment w:id="69" w:author="Daniela Manrique Rueda" w:date="2025-05-29T15:53:00Z" w:initials="DM">
     <w:p>
       <w:pPr>
         <w:pStyle w:val="Textocomentario"/>
@@ -52327,13 +51622,11 @@
       </w:r>
       <w:r>
         <w:br/>
-      </w:r>
-      <w:r>
         <w:t xml:space="preserve">Tabla que presenta los prefijos y sufijos usados en la nomenclatura tradicional de compuestos inorgánicos para los diferentes tipos de valencia. </w:t>
       </w:r>
     </w:p>
   </w:comment>
-  <w:comment w:initials="DM" w:author="Daniela Manrique Rueda" w:date="2025-05-29T16:10:00Z" w:id="69">
+  <w:comment w:id="70" w:author="Daniela Manrique Rueda" w:date="2025-05-29T16:10:00Z" w:initials="DM">
     <w:p>
       <w:pPr>
         <w:pStyle w:val="Textocomentario"/>
@@ -52349,7 +51642,7 @@
       </w:r>
     </w:p>
   </w:comment>
-  <w:comment w:initials="DM" w:author="Daniela Manrique Rueda" w:date="2025-05-29T17:49:00Z" w:id="70">
+  <w:comment w:id="71" w:author="Daniela Manrique Rueda" w:date="2025-05-29T17:49:00Z" w:initials="DM">
     <w:p>
       <w:pPr>
         <w:pStyle w:val="Textocomentario"/>
@@ -52369,7 +51662,7 @@
       <w:r>
         <w:br/>
       </w:r>
-      <w:hyperlink w:history="1" r:id="rId23">
+      <w:hyperlink r:id="rId24" w:history="1">
         <w:r>
           <w:rPr>
             <w:rStyle w:val="Hipervnculo"/>
@@ -52382,7 +51675,7 @@
       </w:r>
     </w:p>
   </w:comment>
-  <w:comment w:initials="DM" w:author="Daniela Manrique Rueda" w:date="2025-05-29T17:05:00Z" w:id="71">
+  <w:comment w:id="72" w:author="Daniela Manrique Rueda" w:date="2025-05-29T17:05:00Z" w:initials="DM">
     <w:p>
       <w:pPr>
         <w:pStyle w:val="Textocomentario"/>
@@ -52411,7 +51704,7 @@
       </w:r>
     </w:p>
   </w:comment>
-  <w:comment w:initials="DM" w:author="Daniela Manrique Rueda" w:date="2025-05-30T18:57:00Z" w:id="72">
+  <w:comment w:id="73" w:author="Daniela Manrique Rueda" w:date="2025-08-04T09:54:00Z" w:initials="DM">
     <w:p>
       <w:pPr>
         <w:pStyle w:val="Textocomentario"/>
@@ -52423,12 +51716,73 @@
         <w:annotationRef/>
       </w:r>
       <w:r>
+        <w:t>Texto alternativo Tabla 7:</w:t>
+      </w:r>
+      <w:r>
+        <w:br/>
+      </w:r>
+      <w:r>
+        <w:br/>
+        <w:t xml:space="preserve">Tabla comparativa que indica el número de átomos de cada elemento a ambos lados de la ecuación química (reactivos y productos). </w:t>
+      </w:r>
+      <w:r>
+        <w:br/>
+      </w:r>
+    </w:p>
+  </w:comment>
+  <w:comment w:id="74" w:author="Daniela Manrique Rueda" w:date="2025-08-04T10:10:00Z" w:initials="DM">
+    <w:p>
+      <w:pPr>
+        <w:pStyle w:val="Textocomentario"/>
+      </w:pPr>
+      <w:r>
+        <w:rPr>
+          <w:rStyle w:val="Refdecomentario"/>
+        </w:rPr>
+        <w:annotationRef/>
+      </w:r>
+      <w:r>
+        <w:t xml:space="preserve">Texto alternativo Figura 23: </w:t>
+      </w:r>
+      <w:r>
+        <w:br/>
+      </w:r>
+      <w:r>
+        <w:br/>
+        <w:t xml:space="preserve">Representación del elemento carbono de la tabla periódica, con la letra C mayúscula, símbolo del elemento en la parte central del cuadrado, en la parte superior izquierda se tiene el número atómico (6), en la parte superior derecha la masa atómica (12.011) y en la parte inferior se tiene el nombre completo del elemento: carbono. </w:t>
+      </w:r>
+    </w:p>
+    <w:p>
+      <w:pPr>
+        <w:pStyle w:val="Textocomentario"/>
+      </w:pPr>
+      <w:r>
+        <w:t xml:space="preserve"> </w:t>
+      </w:r>
+      <w:r>
+        <w:br/>
+      </w:r>
+      <w:r>
+        <w:br/>
+      </w:r>
+    </w:p>
+  </w:comment>
+  <w:comment w:id="75" w:author="Daniela Manrique Rueda" w:date="2025-05-30T18:57:00Z" w:initials="DM">
+    <w:p>
+      <w:pPr>
+        <w:pStyle w:val="Textocomentario"/>
+      </w:pPr>
+      <w:r>
+        <w:rPr>
+          <w:rStyle w:val="Refdecomentario"/>
+        </w:rPr>
+        <w:annotationRef/>
+      </w:r>
+      <w:r>
         <w:t>Texto alternativo:</w:t>
       </w:r>
       <w:r>
         <w:br/>
-      </w:r>
-      <w:r>
         <w:t xml:space="preserve">Mapa conceptual que muestra la estructura temática del componente de química, resaltando 6 unidades temáticas que son: ciencias (fundamentos y método científico), la materia y sus cambios, el átomo, enlaces químicos, nomenclatura de compuestos orgánicos, reacciones químicas y química orgánica. </w:t>
       </w:r>
     </w:p>
@@ -52445,84 +51799,87 @@
 </file>
 
 <file path=word/commentsExtended.xml><?xml version="1.0" encoding="utf-8"?>
-<w15:commentsEx xmlns:mc="http://schemas.openxmlformats.org/markup-compatibility/2006" xmlns:w15="http://schemas.microsoft.com/office/word/2012/wordml" mc:Ignorable="w15">
-  <w15:commentEx w15:done="0" w15:paraId="7722BC3B"/>
-  <w15:commentEx w15:done="0" w15:paraId="0342406F"/>
-  <w15:commentEx w15:done="0" w15:paraId="6B7FEF3F"/>
-  <w15:commentEx w15:done="0" w15:paraId="00B0C10A"/>
-  <w15:commentEx w15:done="0" w15:paraId="03AE059A"/>
-  <w15:commentEx w15:done="0" w15:paraId="126F63E1"/>
-  <w15:commentEx w15:done="0" w15:paraId="31088428"/>
-  <w15:commentEx w15:done="0" w15:paraId="63781B26"/>
-  <w15:commentEx w15:done="0" w15:paraId="18350496"/>
-  <w15:commentEx w15:done="0" w15:paraId="6695A86A"/>
-  <w15:commentEx w15:done="0" w15:paraId="152D00C5"/>
-  <w15:commentEx w15:done="0" w15:paraId="2BFF1812"/>
-  <w15:commentEx w15:done="0" w15:paraId="50A8D6D6"/>
-  <w15:commentEx w15:done="0" w15:paraId="7183E888"/>
-  <w15:commentEx w15:done="0" w15:paraId="496004E7"/>
-  <w15:commentEx w15:done="0" w15:paraId="7B6B43C0"/>
-  <w15:commentEx w15:done="0" w15:paraId="7D732EB5"/>
-  <w15:commentEx w15:done="0" w15:paraId="28972BB7"/>
-  <w15:commentEx w15:done="0" w15:paraId="543985C3"/>
-  <w15:commentEx w15:done="0" w15:paraId="17AE46F0"/>
-  <w15:commentEx w15:done="0" w15:paraId="44FF25F5"/>
-  <w15:commentEx w15:done="0" w15:paraId="239C0F3F"/>
-  <w15:commentEx w15:done="0" w15:paraId="15074B59"/>
-  <w15:commentEx w15:done="0" w15:paraId="71471D95"/>
-  <w15:commentEx w15:done="0" w15:paraId="1D8013DF"/>
-  <w15:commentEx w15:done="0" w15:paraId="6403FAFC"/>
-  <w15:commentEx w15:done="0" w15:paraId="7F5F2091"/>
-  <w15:commentEx w15:done="0" w15:paraId="44CD119C"/>
-  <w15:commentEx w15:done="0" w15:paraId="119668D0"/>
-  <w15:commentEx w15:done="0" w15:paraId="49498BC0"/>
-  <w15:commentEx w15:done="0" w15:paraId="5DC47040"/>
-  <w15:commentEx w15:done="0" w15:paraId="58A31082"/>
-  <w15:commentEx w15:done="0" w15:paraId="1BF0F72C"/>
-  <w15:commentEx w15:done="0" w15:paraId="2CC86A10"/>
-  <w15:commentEx w15:done="0" w15:paraId="3A929AFB"/>
-  <w15:commentEx w15:done="0" w15:paraId="2E416C6D"/>
-  <w15:commentEx w15:done="0" w15:paraId="14B036CE"/>
-  <w15:commentEx w15:done="0" w15:paraId="6057895E"/>
-  <w15:commentEx w15:done="0" w15:paraId="4BEF4B32"/>
-  <w15:commentEx w15:done="0" w15:paraId="706AE8E5"/>
-  <w15:commentEx w15:done="0" w15:paraId="5107D038"/>
-  <w15:commentEx w15:done="0" w15:paraId="63B676BC"/>
-  <w15:commentEx w15:done="0" w15:paraId="53B549BF"/>
-  <w15:commentEx w15:done="0" w15:paraId="0325EFAF"/>
-  <w15:commentEx w15:done="0" w15:paraId="7642149E"/>
-  <w15:commentEx w15:done="0" w15:paraId="28C15E5B"/>
-  <w15:commentEx w15:done="0" w15:paraId="709CA030"/>
-  <w15:commentEx w15:done="0" w15:paraId="368A613B"/>
-  <w15:commentEx w15:done="0" w15:paraId="18FD62BA"/>
-  <w15:commentEx w15:done="0" w15:paraId="19140754"/>
-  <w15:commentEx w15:done="0" w15:paraId="69D4BD43"/>
-  <w15:commentEx w15:done="0" w15:paraId="19476BD7"/>
-  <w15:commentEx w15:done="0" w15:paraId="5B4BFCF0"/>
-  <w15:commentEx w15:done="0" w15:paraId="17AB7B0A"/>
-  <w15:commentEx w15:done="0" w15:paraId="673A9584"/>
-  <w15:commentEx w15:done="0" w15:paraId="1AB71801"/>
-  <w15:commentEx w15:done="0" w15:paraId="73A14A24"/>
-  <w15:commentEx w15:done="0" w15:paraId="236EBADD"/>
-  <w15:commentEx w15:done="0" w15:paraId="63D76B4F"/>
-  <w15:commentEx w15:done="0" w15:paraId="7E785160"/>
-  <w15:commentEx w15:done="0" w15:paraId="78291457"/>
-  <w15:commentEx w15:done="0" w15:paraId="427EEF1B"/>
-  <w15:commentEx w15:done="0" w15:paraId="616A133B"/>
-  <w15:commentEx w15:done="0" w15:paraId="2BCFD1A3"/>
-  <w15:commentEx w15:done="0" w15:paraId="3F29EE7B"/>
-  <w15:commentEx w15:done="0" w15:paraId="6E5ACE42"/>
-  <w15:commentEx w15:done="0" w15:paraId="17F3DADD"/>
-  <w15:commentEx w15:done="0" w15:paraId="55C8EE92"/>
-  <w15:commentEx w15:done="0" w15:paraId="03BB6CEB"/>
-  <w15:commentEx w15:done="0" w15:paraId="318F0E39"/>
-  <w15:commentEx w15:done="0" w15:paraId="735374CD"/>
-  <w15:commentEx w15:done="0" w15:paraId="664D5E44"/>
+<w15:commentsEx xmlns:wpc="http://schemas.microsoft.com/office/word/2010/wordprocessingCanvas" xmlns:cx="http://schemas.microsoft.com/office/drawing/2014/chartex" xmlns:cx1="http://schemas.microsoft.com/office/drawing/2015/9/8/chartex" xmlns:cx2="http://schemas.microsoft.com/office/drawing/2015/10/21/chartex" xmlns:cx3="http://schemas.microsoft.com/office/drawing/2016/5/9/chartex" xmlns:cx4="http://schemas.microsoft.com/office/drawing/2016/5/10/chartex" xmlns:cx5="http://schemas.microsoft.com/office/drawing/2016/5/11/chartex" xmlns:cx6="http://schemas.microsoft.com/office/drawing/2016/5/12/chartex" xmlns:cx7="http://schemas.microsoft.com/office/drawing/2016/5/13/chartex" xmlns:cx8="http://schemas.microsoft.com/office/drawing/2016/5/14/chartex" xmlns:mc="http://schemas.openxmlformats.org/markup-compatibility/2006" xmlns:aink="http://schemas.microsoft.com/office/drawing/2016/ink" xmlns:am3d="http://schemas.microsoft.com/office/drawing/2017/model3d" xmlns:o="urn:schemas-microsoft-com:office:office" xmlns:oel="http://schemas.microsoft.com/office/2019/extlst" xmlns:r="http://schemas.openxmlformats.org/officeDocument/2006/relationships" xmlns:m="http://schemas.openxmlformats.org/officeDocument/2006/math" xmlns:v="urn:schemas-microsoft-com:vml" xmlns:wp14="http://schemas.microsoft.com/office/word/2010/wordprocessingDrawing" xmlns:wp="http://schemas.openxmlformats.org/drawingml/2006/wordprocessingDrawing" xmlns:w10="urn:schemas-microsoft-com:office:word" xmlns:w="http://schemas.openxmlformats.org/wordprocessingml/2006/main" xmlns:w14="http://schemas.microsoft.com/office/word/2010/wordml" xmlns:w15="http://schemas.microsoft.com/office/word/2012/wordml" xmlns:w16cex="http://schemas.microsoft.com/office/word/2018/wordml/cex" xmlns:w16cid="http://schemas.microsoft.com/office/word/2016/wordml/cid" xmlns:w16="http://schemas.microsoft.com/office/word/2018/wordml" xmlns:w16du="http://schemas.microsoft.com/office/word/2023/wordml/word16du" xmlns:w16sdtdh="http://schemas.microsoft.com/office/word/2020/wordml/sdtdatahash" xmlns:w16se="http://schemas.microsoft.com/office/word/2015/wordml/symex" xmlns:wpg="http://schemas.microsoft.com/office/word/2010/wordprocessingGroup" xmlns:wpi="http://schemas.microsoft.com/office/word/2010/wordprocessingInk" xmlns:wne="http://schemas.microsoft.com/office/word/2006/wordml" xmlns:wps="http://schemas.microsoft.com/office/word/2010/wordprocessingShape" mc:Ignorable="w14 w15 w16se w16cid w16 w16cex w16sdtdh w16du wp14">
+  <w15:commentEx w15:paraId="7722BC3B" w15:done="0"/>
+  <w15:commentEx w15:paraId="0342406F" w15:done="0"/>
+  <w15:commentEx w15:paraId="6B7FEF3F" w15:done="0"/>
+  <w15:commentEx w15:paraId="00B0C10A" w15:done="0"/>
+  <w15:commentEx w15:paraId="03AE059A" w15:done="0"/>
+  <w15:commentEx w15:paraId="126F63E1" w15:done="0"/>
+  <w15:commentEx w15:paraId="31088428" w15:done="0"/>
+  <w15:commentEx w15:paraId="63781B26" w15:done="0"/>
+  <w15:commentEx w15:paraId="18350496" w15:done="0"/>
+  <w15:commentEx w15:paraId="6695A86A" w15:done="0"/>
+  <w15:commentEx w15:paraId="152D00C5" w15:done="0"/>
+  <w15:commentEx w15:paraId="2BFF1812" w15:done="0"/>
+  <w15:commentEx w15:paraId="50A8D6D6" w15:done="0"/>
+  <w15:commentEx w15:paraId="7183E888" w15:done="0"/>
+  <w15:commentEx w15:paraId="496004E7" w15:done="0"/>
+  <w15:commentEx w15:paraId="7B6B43C0" w15:done="0"/>
+  <w15:commentEx w15:paraId="7D732EB5" w15:done="0"/>
+  <w15:commentEx w15:paraId="28972BB7" w15:done="0"/>
+  <w15:commentEx w15:paraId="543985C3" w15:done="0"/>
+  <w15:commentEx w15:paraId="17AE46F0" w15:done="0"/>
+  <w15:commentEx w15:paraId="44FF25F5" w15:done="0"/>
+  <w15:commentEx w15:paraId="239C0F3F" w15:done="0"/>
+  <w15:commentEx w15:paraId="15074B59" w15:done="0"/>
+  <w15:commentEx w15:paraId="71471D95" w15:done="0"/>
+  <w15:commentEx w15:paraId="1D8013DF" w15:done="0"/>
+  <w15:commentEx w15:paraId="6403FAFC" w15:done="0"/>
+  <w15:commentEx w15:paraId="7F5F2091" w15:done="0"/>
+  <w15:commentEx w15:paraId="44CD119C" w15:done="0"/>
+  <w15:commentEx w15:paraId="119668D0" w15:done="0"/>
+  <w15:commentEx w15:paraId="49498BC0" w15:done="0"/>
+  <w15:commentEx w15:paraId="5DC47040" w15:done="0"/>
+  <w15:commentEx w15:paraId="58A31082" w15:done="0"/>
+  <w15:commentEx w15:paraId="1BF0F72C" w15:done="0"/>
+  <w15:commentEx w15:paraId="2CC86A10" w15:done="0"/>
+  <w15:commentEx w15:paraId="3A929AFB" w15:done="0"/>
+  <w15:commentEx w15:paraId="7E1E2F16" w15:done="0"/>
+  <w15:commentEx w15:paraId="14B036CE" w15:done="0"/>
+  <w15:commentEx w15:paraId="6057895E" w15:done="0"/>
+  <w15:commentEx w15:paraId="4BEF4B32" w15:done="0"/>
+  <w15:commentEx w15:paraId="706AE8E5" w15:done="0"/>
+  <w15:commentEx w15:paraId="5107D038" w15:done="0"/>
+  <w15:commentEx w15:paraId="63B676BC" w15:done="0"/>
+  <w15:commentEx w15:paraId="53B549BF" w15:done="0"/>
+  <w15:commentEx w15:paraId="0325EFAF" w15:done="0"/>
+  <w15:commentEx w15:paraId="7642149E" w15:done="0"/>
+  <w15:commentEx w15:paraId="28C15E5B" w15:done="0"/>
+  <w15:commentEx w15:paraId="6160BBBC" w15:done="0"/>
+  <w15:commentEx w15:paraId="709CA030" w15:done="0"/>
+  <w15:commentEx w15:paraId="368A613B" w15:done="0"/>
+  <w15:commentEx w15:paraId="18FD62BA" w15:done="0"/>
+  <w15:commentEx w15:paraId="19140754" w15:done="0"/>
+  <w15:commentEx w15:paraId="69D4BD43" w15:done="0"/>
+  <w15:commentEx w15:paraId="19476BD7" w15:done="0"/>
+  <w15:commentEx w15:paraId="5B4BFCF0" w15:done="0"/>
+  <w15:commentEx w15:paraId="17AB7B0A" w15:done="0"/>
+  <w15:commentEx w15:paraId="673A9584" w15:done="0"/>
+  <w15:commentEx w15:paraId="1AB71801" w15:done="0"/>
+  <w15:commentEx w15:paraId="73A14A24" w15:done="0"/>
+  <w15:commentEx w15:paraId="236EBADD" w15:done="0"/>
+  <w15:commentEx w15:paraId="63D76B4F" w15:done="0"/>
+  <w15:commentEx w15:paraId="7E785160" w15:done="0"/>
+  <w15:commentEx w15:paraId="78291457" w15:done="0"/>
+  <w15:commentEx w15:paraId="427EEF1B" w15:done="0"/>
+  <w15:commentEx w15:paraId="616A133B" w15:done="0"/>
+  <w15:commentEx w15:paraId="2BCFD1A3" w15:done="0"/>
+  <w15:commentEx w15:paraId="3F29EE7B" w15:done="0"/>
+  <w15:commentEx w15:paraId="6E5ACE42" w15:done="0"/>
+  <w15:commentEx w15:paraId="17F3DADD" w15:done="0"/>
+  <w15:commentEx w15:paraId="55C8EE92" w15:done="0"/>
+  <w15:commentEx w15:paraId="03BB6CEB" w15:done="0"/>
+  <w15:commentEx w15:paraId="318F0E39" w15:done="0"/>
+  <w15:commentEx w15:paraId="735374CD" w15:done="0"/>
+  <w15:commentEx w15:paraId="2DFF7C71" w15:done="0"/>
+  <w15:commentEx w15:paraId="2D64E6F7" w15:done="0"/>
+  <w15:commentEx w15:paraId="664D5E44" w15:done="0"/>
 </w15:commentsEx>
 </file>
 
 <file path=word/commentsExtensible.xml><?xml version="1.0" encoding="utf-8"?>
-<w16cex:commentsExtensible xmlns:w16="http://schemas.microsoft.com/office/word/2018/wordml" xmlns:w16cex="http://schemas.microsoft.com/office/word/2018/wordml/cex" xmlns:mc="http://schemas.openxmlformats.org/markup-compatibility/2006" mc:Ignorable="w16 w16cex">
+<w16cex:commentsExtensible xmlns:wpc="http://schemas.microsoft.com/office/word/2010/wordprocessingCanvas" xmlns:cx="http://schemas.microsoft.com/office/drawing/2014/chartex" xmlns:cx1="http://schemas.microsoft.com/office/drawing/2015/9/8/chartex" xmlns:cx2="http://schemas.microsoft.com/office/drawing/2015/10/21/chartex" xmlns:cx3="http://schemas.microsoft.com/office/drawing/2016/5/9/chartex" xmlns:cx4="http://schemas.microsoft.com/office/drawing/2016/5/10/chartex" xmlns:cx5="http://schemas.microsoft.com/office/drawing/2016/5/11/chartex" xmlns:cx6="http://schemas.microsoft.com/office/drawing/2016/5/12/chartex" xmlns:cx7="http://schemas.microsoft.com/office/drawing/2016/5/13/chartex" xmlns:cx8="http://schemas.microsoft.com/office/drawing/2016/5/14/chartex" xmlns:cr="http://schemas.microsoft.com/office/comments/2020/reactions" xmlns:mc="http://schemas.openxmlformats.org/markup-compatibility/2006" xmlns:aink="http://schemas.microsoft.com/office/drawing/2016/ink" xmlns:am3d="http://schemas.microsoft.com/office/drawing/2017/model3d" xmlns:o="urn:schemas-microsoft-com:office:office" xmlns:oel="http://schemas.microsoft.com/office/2019/extlst" xmlns:r="http://schemas.openxmlformats.org/officeDocument/2006/relationships" xmlns:m="http://schemas.openxmlformats.org/officeDocument/2006/math" xmlns:v="urn:schemas-microsoft-com:vml" xmlns:wp14="http://schemas.microsoft.com/office/word/2010/wordprocessingDrawing" xmlns:wp="http://schemas.openxmlformats.org/drawingml/2006/wordprocessingDrawing" xmlns:w10="urn:schemas-microsoft-com:office:word" xmlns:w="http://schemas.openxmlformats.org/wordprocessingml/2006/main" xmlns:w14="http://schemas.microsoft.com/office/word/2010/wordml" xmlns:w15="http://schemas.microsoft.com/office/word/2012/wordml" xmlns:w16cex="http://schemas.microsoft.com/office/word/2018/wordml/cex" xmlns:w16cid="http://schemas.microsoft.com/office/word/2016/wordml/cid" xmlns:w16="http://schemas.microsoft.com/office/word/2018/wordml" xmlns:w16du="http://schemas.microsoft.com/office/word/2023/wordml/word16du" xmlns:w16sdtdh="http://schemas.microsoft.com/office/word/2020/wordml/sdtdatahash" xmlns:w16se="http://schemas.microsoft.com/office/word/2015/wordml/symex" xmlns:wpg="http://schemas.microsoft.com/office/word/2010/wordprocessingGroup" xmlns:wpi="http://schemas.microsoft.com/office/word/2010/wordprocessingInk" xmlns:wne="http://schemas.microsoft.com/office/word/2006/wordml" xmlns:wps="http://schemas.microsoft.com/office/word/2010/wordprocessingShape" mc:Ignorable="w14 w15 w16se w16cid w16 w16cex w16sdtdh cr w16du wp14">
   <w16cex:commentExtensible w16cex:durableId="21D248CC" w16cex:dateUtc="2025-06-05T18:28:00Z"/>
   <w16cex:commentExtensible w16cex:durableId="083AFDFC" w16cex:dateUtc="2025-05-31T00:10:00Z"/>
   <w16cex:commentExtensible w16cex:durableId="4FADD260" w16cex:dateUtc="2025-05-26T20:49:00Z"/>
@@ -52558,7 +51915,7 @@
   <w16cex:commentExtensible w16cex:durableId="550FFB4A" w16cex:dateUtc="2025-05-27T23:27:00Z"/>
   <w16cex:commentExtensible w16cex:durableId="56ABCD8C" w16cex:dateUtc="2025-05-27T23:34:00Z"/>
   <w16cex:commentExtensible w16cex:durableId="14E8653C" w16cex:dateUtc="2025-05-28T17:15:00Z"/>
-  <w16cex:commentExtensible w16cex:durableId="54343BD6" w16cex:dateUtc="2025-05-28T16:59:00Z"/>
+  <w16cex:commentExtensible w16cex:durableId="75DF1765" w16cex:dateUtc="2025-08-01T18:46:00Z"/>
   <w16cex:commentExtensible w16cex:durableId="62B1FC01" w16cex:dateUtc="2025-05-28T18:31:00Z"/>
   <w16cex:commentExtensible w16cex:durableId="4A2E0067" w16cex:dateUtc="2025-05-28T18:54:00Z"/>
   <w16cex:commentExtensible w16cex:durableId="148A46B8" w16cex:dateUtc="2025-05-28T18:58:00Z"/>
@@ -52569,6 +51926,7 @@
   <w16cex:commentExtensible w16cex:durableId="3BB04B0F" w16cex:dateUtc="2025-05-28T21:23:00Z"/>
   <w16cex:commentExtensible w16cex:durableId="76AF5386" w16cex:dateUtc="2025-05-29T00:18:00Z"/>
   <w16cex:commentExtensible w16cex:durableId="790D5C7F" w16cex:dateUtc="2025-05-29T00:18:00Z"/>
+  <w16cex:commentExtensible w16cex:durableId="720AFF3D" w16cex:dateUtc="2025-08-01T19:58:00Z"/>
   <w16cex:commentExtensible w16cex:durableId="795A6B93" w16cex:dateUtc="2025-06-05T20:29:00Z"/>
   <w16cex:commentExtensible w16cex:durableId="57C93444" w16cex:dateUtc="2025-05-28T23:01:00Z"/>
   <w16cex:commentExtensible w16cex:durableId="0692DDEF" w16cex:dateUtc="2025-05-28T23:13:00Z"/>
@@ -52594,12 +51952,14 @@
   <w16cex:commentExtensible w16cex:durableId="614CD2AE" w16cex:dateUtc="2025-05-29T21:10:00Z"/>
   <w16cex:commentExtensible w16cex:durableId="76BDA613" w16cex:dateUtc="2025-05-29T22:49:00Z"/>
   <w16cex:commentExtensible w16cex:durableId="5B511C5F" w16cex:dateUtc="2025-05-29T22:05:00Z"/>
+  <w16cex:commentExtensible w16cex:durableId="0B03ADBF" w16cex:dateUtc="2025-08-04T14:54:00Z"/>
+  <w16cex:commentExtensible w16cex:durableId="77C54482" w16cex:dateUtc="2025-08-04T15:10:00Z"/>
   <w16cex:commentExtensible w16cex:durableId="41097F45" w16cex:dateUtc="2025-05-30T23:57:00Z"/>
 </w16cex:commentsExtensible>
 </file>
 
 <file path=word/commentsIds.xml><?xml version="1.0" encoding="utf-8"?>
-<w16cid:commentsIds xmlns:mc="http://schemas.openxmlformats.org/markup-compatibility/2006" xmlns:w16cid="http://schemas.microsoft.com/office/word/2016/wordml/cid" mc:Ignorable="w16cid">
+<w16cid:commentsIds xmlns:wpc="http://schemas.microsoft.com/office/word/2010/wordprocessingCanvas" xmlns:cx="http://schemas.microsoft.com/office/drawing/2014/chartex" xmlns:cx1="http://schemas.microsoft.com/office/drawing/2015/9/8/chartex" xmlns:cx2="http://schemas.microsoft.com/office/drawing/2015/10/21/chartex" xmlns:cx3="http://schemas.microsoft.com/office/drawing/2016/5/9/chartex" xmlns:cx4="http://schemas.microsoft.com/office/drawing/2016/5/10/chartex" xmlns:cx5="http://schemas.microsoft.com/office/drawing/2016/5/11/chartex" xmlns:cx6="http://schemas.microsoft.com/office/drawing/2016/5/12/chartex" xmlns:cx7="http://schemas.microsoft.com/office/drawing/2016/5/13/chartex" xmlns:cx8="http://schemas.microsoft.com/office/drawing/2016/5/14/chartex" xmlns:mc="http://schemas.openxmlformats.org/markup-compatibility/2006" xmlns:aink="http://schemas.microsoft.com/office/drawing/2016/ink" xmlns:am3d="http://schemas.microsoft.com/office/drawing/2017/model3d" xmlns:o="urn:schemas-microsoft-com:office:office" xmlns:oel="http://schemas.microsoft.com/office/2019/extlst" xmlns:r="http://schemas.openxmlformats.org/officeDocument/2006/relationships" xmlns:m="http://schemas.openxmlformats.org/officeDocument/2006/math" xmlns:v="urn:schemas-microsoft-com:vml" xmlns:wp14="http://schemas.microsoft.com/office/word/2010/wordprocessingDrawing" xmlns:wp="http://schemas.openxmlformats.org/drawingml/2006/wordprocessingDrawing" xmlns:w10="urn:schemas-microsoft-com:office:word" xmlns:w="http://schemas.openxmlformats.org/wordprocessingml/2006/main" xmlns:w14="http://schemas.microsoft.com/office/word/2010/wordml" xmlns:w15="http://schemas.microsoft.com/office/word/2012/wordml" xmlns:w16cex="http://schemas.microsoft.com/office/word/2018/wordml/cex" xmlns:w16cid="http://schemas.microsoft.com/office/word/2016/wordml/cid" xmlns:w16="http://schemas.microsoft.com/office/word/2018/wordml" xmlns:w16du="http://schemas.microsoft.com/office/word/2023/wordml/word16du" xmlns:w16sdtdh="http://schemas.microsoft.com/office/word/2020/wordml/sdtdatahash" xmlns:w16se="http://schemas.microsoft.com/office/word/2015/wordml/symex" xmlns:wpg="http://schemas.microsoft.com/office/word/2010/wordprocessingGroup" xmlns:wpi="http://schemas.microsoft.com/office/word/2010/wordprocessingInk" xmlns:wne="http://schemas.microsoft.com/office/word/2006/wordml" xmlns:wps="http://schemas.microsoft.com/office/word/2010/wordprocessingShape" mc:Ignorable="w14 w15 w16se w16cid w16 w16cex w16sdtdh w16du wp14">
   <w16cid:commentId w16cid:paraId="7722BC3B" w16cid:durableId="21D248CC"/>
   <w16cid:commentId w16cid:paraId="0342406F" w16cid:durableId="083AFDFC"/>
   <w16cid:commentId w16cid:paraId="6B7FEF3F" w16cid:durableId="4FADD260"/>
@@ -52635,7 +51995,7 @@
   <w16cid:commentId w16cid:paraId="1BF0F72C" w16cid:durableId="550FFB4A"/>
   <w16cid:commentId w16cid:paraId="2CC86A10" w16cid:durableId="56ABCD8C"/>
   <w16cid:commentId w16cid:paraId="3A929AFB" w16cid:durableId="14E8653C"/>
-  <w16cid:commentId w16cid:paraId="2E416C6D" w16cid:durableId="54343BD6"/>
+  <w16cid:commentId w16cid:paraId="7E1E2F16" w16cid:durableId="75DF1765"/>
   <w16cid:commentId w16cid:paraId="14B036CE" w16cid:durableId="62B1FC01"/>
   <w16cid:commentId w16cid:paraId="6057895E" w16cid:durableId="4A2E0067"/>
   <w16cid:commentId w16cid:paraId="4BEF4B32" w16cid:durableId="148A46B8"/>
@@ -52646,6 +52006,7 @@
   <w16cid:commentId w16cid:paraId="0325EFAF" w16cid:durableId="3BB04B0F"/>
   <w16cid:commentId w16cid:paraId="7642149E" w16cid:durableId="76AF5386"/>
   <w16cid:commentId w16cid:paraId="28C15E5B" w16cid:durableId="790D5C7F"/>
+  <w16cid:commentId w16cid:paraId="6160BBBC" w16cid:durableId="720AFF3D"/>
   <w16cid:commentId w16cid:paraId="709CA030" w16cid:durableId="795A6B93"/>
   <w16cid:commentId w16cid:paraId="368A613B" w16cid:durableId="57C93444"/>
   <w16cid:commentId w16cid:paraId="18FD62BA" w16cid:durableId="0692DDEF"/>
@@ -52671,6 +52032,8 @@
   <w16cid:commentId w16cid:paraId="03BB6CEB" w16cid:durableId="614CD2AE"/>
   <w16cid:commentId w16cid:paraId="318F0E39" w16cid:durableId="76BDA613"/>
   <w16cid:commentId w16cid:paraId="735374CD" w16cid:durableId="5B511C5F"/>
+  <w16cid:commentId w16cid:paraId="2DFF7C71" w16cid:durableId="0B03ADBF"/>
+  <w16cid:commentId w16cid:paraId="2D64E6F7" w16cid:durableId="77C54482"/>
   <w16cid:commentId w16cid:paraId="664D5E44" w16cid:durableId="41097F45"/>
 </w16cid:commentsIds>
 </file>
@@ -52734,7 +52097,7 @@
       <w:ind w:left="-2" w:hanging="2"/>
       <w:jc w:val="right"/>
       <w:rPr>
-        <w:rFonts w:ascii="Times New Roman" w:hAnsi="Times New Roman" w:eastAsia="Times New Roman" w:cs="Times New Roman"/>
+        <w:rFonts w:ascii="Times New Roman" w:eastAsia="Times New Roman" w:hAnsi="Times New Roman" w:cs="Times New Roman"/>
         <w:sz w:val="24"/>
         <w:szCs w:val="24"/>
       </w:rPr>
@@ -52745,7 +52108,7 @@
       <w:pStyle w:val="Normal0"/>
       <w:spacing w:line="240" w:lineRule="auto"/>
       <w:rPr>
-        <w:rFonts w:ascii="Times New Roman" w:hAnsi="Times New Roman" w:eastAsia="Times New Roman" w:cs="Times New Roman"/>
+        <w:rFonts w:ascii="Times New Roman" w:eastAsia="Times New Roman" w:hAnsi="Times New Roman" w:cs="Times New Roman"/>
         <w:sz w:val="24"/>
         <w:szCs w:val="24"/>
       </w:rPr>
@@ -52830,7 +52193,7 @@
 </file>
 
 <file path=word/header1.xml><?xml version="1.0" encoding="utf-8"?>
-<w:hdr xmlns:wpc="http://schemas.microsoft.com/office/word/2010/wordprocessingCanvas" xmlns:cx="http://schemas.microsoft.com/office/drawing/2014/chartex" xmlns:cx1="http://schemas.microsoft.com/office/drawing/2015/9/8/chartex" xmlns:cx2="http://schemas.microsoft.com/office/drawing/2015/10/21/chartex" xmlns:cx3="http://schemas.microsoft.com/office/drawing/2016/5/9/chartex" xmlns:cx4="http://schemas.microsoft.com/office/drawing/2016/5/10/chartex" xmlns:cx5="http://schemas.microsoft.com/office/drawing/2016/5/11/chartex" xmlns:cx6="http://schemas.microsoft.com/office/drawing/2016/5/12/chartex" xmlns:cx7="http://schemas.microsoft.com/office/drawing/2016/5/13/chartex" xmlns:cx8="http://schemas.microsoft.com/office/drawing/2016/5/14/chartex" xmlns:mc="http://schemas.openxmlformats.org/markup-compatibility/2006" xmlns:aink="http://schemas.microsoft.com/office/drawing/2016/ink" xmlns:am3d="http://schemas.microsoft.com/office/drawing/2017/model3d" xmlns:o="urn:schemas-microsoft-com:office:office" xmlns:oel="http://schemas.microsoft.com/office/2019/extlst" xmlns:r="http://schemas.openxmlformats.org/officeDocument/2006/relationships" xmlns:m="http://schemas.openxmlformats.org/officeDocument/2006/math" xmlns:v="urn:schemas-microsoft-com:vml" xmlns:wp14="http://schemas.microsoft.com/office/word/2010/wordprocessingDrawing" xmlns:wp="http://schemas.openxmlformats.org/drawingml/2006/wordprocessingDrawing" xmlns:w10="urn:schemas-microsoft-com:office:word" xmlns:w="http://schemas.openxmlformats.org/wordprocessingml/2006/main" xmlns:w14="http://schemas.microsoft.com/office/word/2010/wordml" xmlns:w15="http://schemas.microsoft.com/office/word/2012/wordml" xmlns:w16cex="http://schemas.microsoft.com/office/word/2018/wordml/cex" xmlns:w16cid="http://schemas.microsoft.com/office/word/2016/wordml/cid" xmlns:w16="http://schemas.microsoft.com/office/word/2018/wordml" xmlns:w16du="http://schemas.microsoft.com/office/word/2023/wordml/word16du" xmlns:w16sdtdh="http://schemas.microsoft.com/office/word/2020/wordml/sdtdatahash" xmlns:w16se="http://schemas.microsoft.com/office/word/2015/wordml/symex" xmlns:wpg="http://schemas.microsoft.com/office/word/2010/wordprocessingGroup" xmlns:wpi="http://schemas.microsoft.com/office/word/2010/wordprocessingInk" xmlns:wne="http://schemas.microsoft.com/office/word/2006/wordml" xmlns:wps="http://schemas.microsoft.com/office/word/2010/wordprocessingShape" xmlns:a="http://schemas.openxmlformats.org/drawingml/2006/main" xmlns:pic="http://schemas.openxmlformats.org/drawingml/2006/picture" xmlns:a14="http://schemas.microsoft.com/office/drawing/2010/main" mc:Ignorable="w14 w15 w16se w16cid w16 w16cex w16sdtdh w16du wp14">
+<w:hdr xmlns:wpc="http://schemas.microsoft.com/office/word/2010/wordprocessingCanvas" xmlns:cx="http://schemas.microsoft.com/office/drawing/2014/chartex" xmlns:cx1="http://schemas.microsoft.com/office/drawing/2015/9/8/chartex" xmlns:cx2="http://schemas.microsoft.com/office/drawing/2015/10/21/chartex" xmlns:cx3="http://schemas.microsoft.com/office/drawing/2016/5/9/chartex" xmlns:cx4="http://schemas.microsoft.com/office/drawing/2016/5/10/chartex" xmlns:cx5="http://schemas.microsoft.com/office/drawing/2016/5/11/chartex" xmlns:cx6="http://schemas.microsoft.com/office/drawing/2016/5/12/chartex" xmlns:cx7="http://schemas.microsoft.com/office/drawing/2016/5/13/chartex" xmlns:cx8="http://schemas.microsoft.com/office/drawing/2016/5/14/chartex" xmlns:mc="http://schemas.openxmlformats.org/markup-compatibility/2006" xmlns:aink="http://schemas.microsoft.com/office/drawing/2016/ink" xmlns:am3d="http://schemas.microsoft.com/office/drawing/2017/model3d" xmlns:o="urn:schemas-microsoft-com:office:office" xmlns:oel="http://schemas.microsoft.com/office/2019/extlst" xmlns:r="http://schemas.openxmlformats.org/officeDocument/2006/relationships" xmlns:m="http://schemas.openxmlformats.org/officeDocument/2006/math" xmlns:v="urn:schemas-microsoft-com:vml" xmlns:wp14="http://schemas.microsoft.com/office/word/2010/wordprocessingDrawing" xmlns:wp="http://schemas.openxmlformats.org/drawingml/2006/wordprocessingDrawing" xmlns:w10="urn:schemas-microsoft-com:office:word" xmlns:w="http://schemas.openxmlformats.org/wordprocessingml/2006/main" xmlns:w14="http://schemas.microsoft.com/office/word/2010/wordml" xmlns:w15="http://schemas.microsoft.com/office/word/2012/wordml" xmlns:w16cex="http://schemas.microsoft.com/office/word/2018/wordml/cex" xmlns:w16cid="http://schemas.microsoft.com/office/word/2016/wordml/cid" xmlns:w16="http://schemas.microsoft.com/office/word/2018/wordml" xmlns:w16du="http://schemas.microsoft.com/office/word/2023/wordml/word16du" xmlns:w16sdtdh="http://schemas.microsoft.com/office/word/2020/wordml/sdtdatahash" xmlns:w16se="http://schemas.microsoft.com/office/word/2015/wordml/symex" xmlns:wpg="http://schemas.microsoft.com/office/word/2010/wordprocessingGroup" xmlns:wpi="http://schemas.microsoft.com/office/word/2010/wordprocessingInk" xmlns:wne="http://schemas.microsoft.com/office/word/2006/wordml" xmlns:wps="http://schemas.microsoft.com/office/word/2010/wordprocessingShape" mc:Ignorable="w14 w15 w16se w16cid w16 w16cex w16sdtdh w16du wp14">
   <w:p>
     <w:pPr>
       <w:pStyle w:val="Normal0"/>
@@ -53222,7 +52585,7 @@
         <w:ind w:left="720" w:hanging="360"/>
       </w:pPr>
       <w:rPr>
-        <w:rFonts w:hint="default" w:ascii="Symbol" w:hAnsi="Symbol"/>
+        <w:rFonts w:ascii="Symbol" w:hAnsi="Symbol" w:hint="default"/>
       </w:rPr>
     </w:lvl>
     <w:lvl w:ilvl="1" w:tplc="240A0003">
@@ -53234,7 +52597,7 @@
         <w:ind w:left="1440" w:hanging="360"/>
       </w:pPr>
       <w:rPr>
-        <w:rFonts w:hint="default" w:ascii="Courier New" w:hAnsi="Courier New" w:cs="Courier New"/>
+        <w:rFonts w:ascii="Courier New" w:hAnsi="Courier New" w:cs="Courier New" w:hint="default"/>
       </w:rPr>
     </w:lvl>
     <w:lvl w:ilvl="2" w:tplc="240A0005" w:tentative="1">
@@ -53246,7 +52609,7 @@
         <w:ind w:left="2160" w:hanging="360"/>
       </w:pPr>
       <w:rPr>
-        <w:rFonts w:hint="default" w:ascii="Wingdings" w:hAnsi="Wingdings"/>
+        <w:rFonts w:ascii="Wingdings" w:hAnsi="Wingdings" w:hint="default"/>
       </w:rPr>
     </w:lvl>
     <w:lvl w:ilvl="3" w:tplc="240A0001" w:tentative="1">
@@ -53258,7 +52621,7 @@
         <w:ind w:left="2880" w:hanging="360"/>
       </w:pPr>
       <w:rPr>
-        <w:rFonts w:hint="default" w:ascii="Symbol" w:hAnsi="Symbol"/>
+        <w:rFonts w:ascii="Symbol" w:hAnsi="Symbol" w:hint="default"/>
       </w:rPr>
     </w:lvl>
     <w:lvl w:ilvl="4" w:tplc="240A0003" w:tentative="1">
@@ -53270,7 +52633,7 @@
         <w:ind w:left="3600" w:hanging="360"/>
       </w:pPr>
       <w:rPr>
-        <w:rFonts w:hint="default" w:ascii="Courier New" w:hAnsi="Courier New" w:cs="Courier New"/>
+        <w:rFonts w:ascii="Courier New" w:hAnsi="Courier New" w:cs="Courier New" w:hint="default"/>
       </w:rPr>
     </w:lvl>
     <w:lvl w:ilvl="5" w:tplc="240A0005" w:tentative="1">
@@ -53282,7 +52645,7 @@
         <w:ind w:left="4320" w:hanging="360"/>
       </w:pPr>
       <w:rPr>
-        <w:rFonts w:hint="default" w:ascii="Wingdings" w:hAnsi="Wingdings"/>
+        <w:rFonts w:ascii="Wingdings" w:hAnsi="Wingdings" w:hint="default"/>
       </w:rPr>
     </w:lvl>
     <w:lvl w:ilvl="6" w:tplc="240A0001" w:tentative="1">
@@ -53294,7 +52657,7 @@
         <w:ind w:left="5040" w:hanging="360"/>
       </w:pPr>
       <w:rPr>
-        <w:rFonts w:hint="default" w:ascii="Symbol" w:hAnsi="Symbol"/>
+        <w:rFonts w:ascii="Symbol" w:hAnsi="Symbol" w:hint="default"/>
       </w:rPr>
     </w:lvl>
     <w:lvl w:ilvl="7" w:tplc="240A0003" w:tentative="1">
@@ -53306,7 +52669,7 @@
         <w:ind w:left="5760" w:hanging="360"/>
       </w:pPr>
       <w:rPr>
-        <w:rFonts w:hint="default" w:ascii="Courier New" w:hAnsi="Courier New" w:cs="Courier New"/>
+        <w:rFonts w:ascii="Courier New" w:hAnsi="Courier New" w:cs="Courier New" w:hint="default"/>
       </w:rPr>
     </w:lvl>
     <w:lvl w:ilvl="8" w:tplc="240A0005" w:tentative="1">
@@ -53318,7 +52681,7 @@
         <w:ind w:left="6480" w:hanging="360"/>
       </w:pPr>
       <w:rPr>
-        <w:rFonts w:hint="default" w:ascii="Wingdings" w:hAnsi="Wingdings"/>
+        <w:rFonts w:ascii="Wingdings" w:hAnsi="Wingdings" w:hint="default"/>
       </w:rPr>
     </w:lvl>
   </w:abstractNum>
@@ -54060,7 +53423,7 @@
         <w:ind w:left="720" w:hanging="360"/>
       </w:pPr>
       <w:rPr>
-        <w:rFonts w:hint="default" w:ascii="Symbol" w:hAnsi="Symbol"/>
+        <w:rFonts w:ascii="Symbol" w:hAnsi="Symbol" w:hint="default"/>
         <w:sz w:val="20"/>
       </w:rPr>
     </w:lvl>
@@ -54076,7 +53439,7 @@
         <w:ind w:left="1440" w:hanging="360"/>
       </w:pPr>
       <w:rPr>
-        <w:rFonts w:hint="default" w:ascii="Courier New" w:hAnsi="Courier New"/>
+        <w:rFonts w:ascii="Courier New" w:hAnsi="Courier New" w:hint="default"/>
         <w:sz w:val="20"/>
       </w:rPr>
     </w:lvl>
@@ -54092,7 +53455,7 @@
         <w:ind w:left="2160" w:hanging="360"/>
       </w:pPr>
       <w:rPr>
-        <w:rFonts w:hint="default" w:ascii="Wingdings" w:hAnsi="Wingdings"/>
+        <w:rFonts w:ascii="Wingdings" w:hAnsi="Wingdings" w:hint="default"/>
         <w:sz w:val="20"/>
       </w:rPr>
     </w:lvl>
@@ -54108,7 +53471,7 @@
         <w:ind w:left="2880" w:hanging="360"/>
       </w:pPr>
       <w:rPr>
-        <w:rFonts w:hint="default" w:ascii="Wingdings" w:hAnsi="Wingdings"/>
+        <w:rFonts w:ascii="Wingdings" w:hAnsi="Wingdings" w:hint="default"/>
         <w:sz w:val="20"/>
       </w:rPr>
     </w:lvl>
@@ -54124,7 +53487,7 @@
         <w:ind w:left="3600" w:hanging="360"/>
       </w:pPr>
       <w:rPr>
-        <w:rFonts w:hint="default" w:ascii="Wingdings" w:hAnsi="Wingdings"/>
+        <w:rFonts w:ascii="Wingdings" w:hAnsi="Wingdings" w:hint="default"/>
         <w:sz w:val="20"/>
       </w:rPr>
     </w:lvl>
@@ -54140,7 +53503,7 @@
         <w:ind w:left="4320" w:hanging="360"/>
       </w:pPr>
       <w:rPr>
-        <w:rFonts w:hint="default" w:ascii="Wingdings" w:hAnsi="Wingdings"/>
+        <w:rFonts w:ascii="Wingdings" w:hAnsi="Wingdings" w:hint="default"/>
         <w:sz w:val="20"/>
       </w:rPr>
     </w:lvl>
@@ -54156,7 +53519,7 @@
         <w:ind w:left="5040" w:hanging="360"/>
       </w:pPr>
       <w:rPr>
-        <w:rFonts w:hint="default" w:ascii="Wingdings" w:hAnsi="Wingdings"/>
+        <w:rFonts w:ascii="Wingdings" w:hAnsi="Wingdings" w:hint="default"/>
         <w:sz w:val="20"/>
       </w:rPr>
     </w:lvl>
@@ -54172,7 +53535,7 @@
         <w:ind w:left="5760" w:hanging="360"/>
       </w:pPr>
       <w:rPr>
-        <w:rFonts w:hint="default" w:ascii="Wingdings" w:hAnsi="Wingdings"/>
+        <w:rFonts w:ascii="Wingdings" w:hAnsi="Wingdings" w:hint="default"/>
         <w:sz w:val="20"/>
       </w:rPr>
     </w:lvl>
@@ -54188,7 +53551,7 @@
         <w:ind w:left="6480" w:hanging="360"/>
       </w:pPr>
       <w:rPr>
-        <w:rFonts w:hint="default" w:ascii="Wingdings" w:hAnsi="Wingdings"/>
+        <w:rFonts w:ascii="Wingdings" w:hAnsi="Wingdings" w:hint="default"/>
         <w:sz w:val="20"/>
       </w:rPr>
     </w:lvl>
@@ -54319,7 +53682,7 @@
         <w:ind w:left="720" w:hanging="360"/>
       </w:pPr>
       <w:rPr>
-        <w:rFonts w:hint="default" w:ascii="Symbol" w:hAnsi="Symbol"/>
+        <w:rFonts w:ascii="Symbol" w:hAnsi="Symbol" w:hint="default"/>
       </w:rPr>
     </w:lvl>
     <w:lvl w:ilvl="1" w:tplc="240A0003" w:tentative="1">
@@ -54331,7 +53694,7 @@
         <w:ind w:left="1440" w:hanging="360"/>
       </w:pPr>
       <w:rPr>
-        <w:rFonts w:hint="default" w:ascii="Courier New" w:hAnsi="Courier New" w:cs="Courier New"/>
+        <w:rFonts w:ascii="Courier New" w:hAnsi="Courier New" w:cs="Courier New" w:hint="default"/>
       </w:rPr>
     </w:lvl>
     <w:lvl w:ilvl="2" w:tplc="240A0005" w:tentative="1">
@@ -54343,7 +53706,7 @@
         <w:ind w:left="2160" w:hanging="360"/>
       </w:pPr>
       <w:rPr>
-        <w:rFonts w:hint="default" w:ascii="Wingdings" w:hAnsi="Wingdings"/>
+        <w:rFonts w:ascii="Wingdings" w:hAnsi="Wingdings" w:hint="default"/>
       </w:rPr>
     </w:lvl>
     <w:lvl w:ilvl="3" w:tplc="240A0001" w:tentative="1">
@@ -54355,7 +53718,7 @@
         <w:ind w:left="2880" w:hanging="360"/>
       </w:pPr>
       <w:rPr>
-        <w:rFonts w:hint="default" w:ascii="Symbol" w:hAnsi="Symbol"/>
+        <w:rFonts w:ascii="Symbol" w:hAnsi="Symbol" w:hint="default"/>
       </w:rPr>
     </w:lvl>
     <w:lvl w:ilvl="4" w:tplc="240A0003" w:tentative="1">
@@ -54367,7 +53730,7 @@
         <w:ind w:left="3600" w:hanging="360"/>
       </w:pPr>
       <w:rPr>
-        <w:rFonts w:hint="default" w:ascii="Courier New" w:hAnsi="Courier New" w:cs="Courier New"/>
+        <w:rFonts w:ascii="Courier New" w:hAnsi="Courier New" w:cs="Courier New" w:hint="default"/>
       </w:rPr>
     </w:lvl>
     <w:lvl w:ilvl="5" w:tplc="240A0005" w:tentative="1">
@@ -54379,7 +53742,7 @@
         <w:ind w:left="4320" w:hanging="360"/>
       </w:pPr>
       <w:rPr>
-        <w:rFonts w:hint="default" w:ascii="Wingdings" w:hAnsi="Wingdings"/>
+        <w:rFonts w:ascii="Wingdings" w:hAnsi="Wingdings" w:hint="default"/>
       </w:rPr>
     </w:lvl>
     <w:lvl w:ilvl="6" w:tplc="240A0001" w:tentative="1">
@@ -54391,7 +53754,7 @@
         <w:ind w:left="5040" w:hanging="360"/>
       </w:pPr>
       <w:rPr>
-        <w:rFonts w:hint="default" w:ascii="Symbol" w:hAnsi="Symbol"/>
+        <w:rFonts w:ascii="Symbol" w:hAnsi="Symbol" w:hint="default"/>
       </w:rPr>
     </w:lvl>
     <w:lvl w:ilvl="7" w:tplc="240A0003" w:tentative="1">
@@ -54403,7 +53766,7 @@
         <w:ind w:left="5760" w:hanging="360"/>
       </w:pPr>
       <w:rPr>
-        <w:rFonts w:hint="default" w:ascii="Courier New" w:hAnsi="Courier New" w:cs="Courier New"/>
+        <w:rFonts w:ascii="Courier New" w:hAnsi="Courier New" w:cs="Courier New" w:hint="default"/>
       </w:rPr>
     </w:lvl>
     <w:lvl w:ilvl="8" w:tplc="240A0005" w:tentative="1">
@@ -54415,7 +53778,7 @@
         <w:ind w:left="6480" w:hanging="360"/>
       </w:pPr>
       <w:rPr>
-        <w:rFonts w:hint="default" w:ascii="Wingdings" w:hAnsi="Wingdings"/>
+        <w:rFonts w:ascii="Wingdings" w:hAnsi="Wingdings" w:hint="default"/>
       </w:rPr>
     </w:lvl>
   </w:abstractNum>
@@ -54725,7 +54088,7 @@
         <w:ind w:left="720" w:hanging="360"/>
       </w:pPr>
       <w:rPr>
-        <w:rFonts w:hint="default" w:ascii="Symbol" w:hAnsi="Symbol"/>
+        <w:rFonts w:ascii="Symbol" w:hAnsi="Symbol" w:hint="default"/>
       </w:rPr>
     </w:lvl>
     <w:lvl w:ilvl="1" w:tplc="240A0003" w:tentative="1">
@@ -54737,7 +54100,7 @@
         <w:ind w:left="1440" w:hanging="360"/>
       </w:pPr>
       <w:rPr>
-        <w:rFonts w:hint="default" w:ascii="Courier New" w:hAnsi="Courier New" w:cs="Courier New"/>
+        <w:rFonts w:ascii="Courier New" w:hAnsi="Courier New" w:cs="Courier New" w:hint="default"/>
       </w:rPr>
     </w:lvl>
     <w:lvl w:ilvl="2" w:tplc="240A0005" w:tentative="1">
@@ -54749,7 +54112,7 @@
         <w:ind w:left="2160" w:hanging="360"/>
       </w:pPr>
       <w:rPr>
-        <w:rFonts w:hint="default" w:ascii="Wingdings" w:hAnsi="Wingdings"/>
+        <w:rFonts w:ascii="Wingdings" w:hAnsi="Wingdings" w:hint="default"/>
       </w:rPr>
     </w:lvl>
     <w:lvl w:ilvl="3" w:tplc="240A0001" w:tentative="1">
@@ -54761,7 +54124,7 @@
         <w:ind w:left="2880" w:hanging="360"/>
       </w:pPr>
       <w:rPr>
-        <w:rFonts w:hint="default" w:ascii="Symbol" w:hAnsi="Symbol"/>
+        <w:rFonts w:ascii="Symbol" w:hAnsi="Symbol" w:hint="default"/>
       </w:rPr>
     </w:lvl>
     <w:lvl w:ilvl="4" w:tplc="240A0003" w:tentative="1">
@@ -54773,7 +54136,7 @@
         <w:ind w:left="3600" w:hanging="360"/>
       </w:pPr>
       <w:rPr>
-        <w:rFonts w:hint="default" w:ascii="Courier New" w:hAnsi="Courier New" w:cs="Courier New"/>
+        <w:rFonts w:ascii="Courier New" w:hAnsi="Courier New" w:cs="Courier New" w:hint="default"/>
       </w:rPr>
     </w:lvl>
     <w:lvl w:ilvl="5" w:tplc="240A0005" w:tentative="1">
@@ -54785,7 +54148,7 @@
         <w:ind w:left="4320" w:hanging="360"/>
       </w:pPr>
       <w:rPr>
-        <w:rFonts w:hint="default" w:ascii="Wingdings" w:hAnsi="Wingdings"/>
+        <w:rFonts w:ascii="Wingdings" w:hAnsi="Wingdings" w:hint="default"/>
       </w:rPr>
     </w:lvl>
     <w:lvl w:ilvl="6" w:tplc="240A0001" w:tentative="1">
@@ -54797,7 +54160,7 @@
         <w:ind w:left="5040" w:hanging="360"/>
       </w:pPr>
       <w:rPr>
-        <w:rFonts w:hint="default" w:ascii="Symbol" w:hAnsi="Symbol"/>
+        <w:rFonts w:ascii="Symbol" w:hAnsi="Symbol" w:hint="default"/>
       </w:rPr>
     </w:lvl>
     <w:lvl w:ilvl="7" w:tplc="240A0003" w:tentative="1">
@@ -54809,7 +54172,7 @@
         <w:ind w:left="5760" w:hanging="360"/>
       </w:pPr>
       <w:rPr>
-        <w:rFonts w:hint="default" w:ascii="Courier New" w:hAnsi="Courier New" w:cs="Courier New"/>
+        <w:rFonts w:ascii="Courier New" w:hAnsi="Courier New" w:cs="Courier New" w:hint="default"/>
       </w:rPr>
     </w:lvl>
     <w:lvl w:ilvl="8" w:tplc="240A0005" w:tentative="1">
@@ -54821,7 +54184,7 @@
         <w:ind w:left="6480" w:hanging="360"/>
       </w:pPr>
       <w:rPr>
-        <w:rFonts w:hint="default" w:ascii="Wingdings" w:hAnsi="Wingdings"/>
+        <w:rFonts w:ascii="Wingdings" w:hAnsi="Wingdings" w:hint="default"/>
       </w:rPr>
     </w:lvl>
   </w:abstractNum>
@@ -55018,7 +54381,7 @@
         <w:ind w:left="720" w:hanging="360"/>
       </w:pPr>
       <w:rPr>
-        <w:rFonts w:ascii="Arial" w:hAnsi="Arial" w:eastAsia="Arial" w:cs="Arial"/>
+        <w:rFonts w:ascii="Arial" w:eastAsia="Arial" w:hAnsi="Arial" w:cs="Arial"/>
       </w:rPr>
     </w:lvl>
     <w:lvl w:ilvl="1">
@@ -55030,7 +54393,7 @@
         <w:ind w:left="1440" w:hanging="360"/>
       </w:pPr>
       <w:rPr>
-        <w:rFonts w:ascii="Courier New" w:hAnsi="Courier New" w:eastAsia="Courier New" w:cs="Courier New"/>
+        <w:rFonts w:ascii="Courier New" w:eastAsia="Courier New" w:hAnsi="Courier New" w:cs="Courier New"/>
       </w:rPr>
     </w:lvl>
     <w:lvl w:ilvl="2">
@@ -55042,7 +54405,7 @@
         <w:ind w:left="2160" w:hanging="360"/>
       </w:pPr>
       <w:rPr>
-        <w:rFonts w:ascii="Noto Sans Symbols" w:hAnsi="Noto Sans Symbols" w:eastAsia="Noto Sans Symbols" w:cs="Noto Sans Symbols"/>
+        <w:rFonts w:ascii="Noto Sans Symbols" w:eastAsia="Noto Sans Symbols" w:hAnsi="Noto Sans Symbols" w:cs="Noto Sans Symbols"/>
       </w:rPr>
     </w:lvl>
     <w:lvl w:ilvl="3">
@@ -55054,7 +54417,7 @@
         <w:ind w:left="2880" w:hanging="360"/>
       </w:pPr>
       <w:rPr>
-        <w:rFonts w:ascii="Noto Sans Symbols" w:hAnsi="Noto Sans Symbols" w:eastAsia="Noto Sans Symbols" w:cs="Noto Sans Symbols"/>
+        <w:rFonts w:ascii="Noto Sans Symbols" w:eastAsia="Noto Sans Symbols" w:hAnsi="Noto Sans Symbols" w:cs="Noto Sans Symbols"/>
       </w:rPr>
     </w:lvl>
     <w:lvl w:ilvl="4">
@@ -55066,7 +54429,7 @@
         <w:ind w:left="3600" w:hanging="360"/>
       </w:pPr>
       <w:rPr>
-        <w:rFonts w:ascii="Courier New" w:hAnsi="Courier New" w:eastAsia="Courier New" w:cs="Courier New"/>
+        <w:rFonts w:ascii="Courier New" w:eastAsia="Courier New" w:hAnsi="Courier New" w:cs="Courier New"/>
       </w:rPr>
     </w:lvl>
     <w:lvl w:ilvl="5">
@@ -55078,7 +54441,7 @@
         <w:ind w:left="4320" w:hanging="360"/>
       </w:pPr>
       <w:rPr>
-        <w:rFonts w:ascii="Noto Sans Symbols" w:hAnsi="Noto Sans Symbols" w:eastAsia="Noto Sans Symbols" w:cs="Noto Sans Symbols"/>
+        <w:rFonts w:ascii="Noto Sans Symbols" w:eastAsia="Noto Sans Symbols" w:hAnsi="Noto Sans Symbols" w:cs="Noto Sans Symbols"/>
       </w:rPr>
     </w:lvl>
     <w:lvl w:ilvl="6">
@@ -55090,7 +54453,7 @@
         <w:ind w:left="5040" w:hanging="360"/>
       </w:pPr>
       <w:rPr>
-        <w:rFonts w:ascii="Noto Sans Symbols" w:hAnsi="Noto Sans Symbols" w:eastAsia="Noto Sans Symbols" w:cs="Noto Sans Symbols"/>
+        <w:rFonts w:ascii="Noto Sans Symbols" w:eastAsia="Noto Sans Symbols" w:hAnsi="Noto Sans Symbols" w:cs="Noto Sans Symbols"/>
       </w:rPr>
     </w:lvl>
     <w:lvl w:ilvl="7">
@@ -55102,7 +54465,7 @@
         <w:ind w:left="5760" w:hanging="360"/>
       </w:pPr>
       <w:rPr>
-        <w:rFonts w:ascii="Courier New" w:hAnsi="Courier New" w:eastAsia="Courier New" w:cs="Courier New"/>
+        <w:rFonts w:ascii="Courier New" w:eastAsia="Courier New" w:hAnsi="Courier New" w:cs="Courier New"/>
       </w:rPr>
     </w:lvl>
     <w:lvl w:ilvl="8">
@@ -55114,7 +54477,7 @@
         <w:ind w:left="6480" w:hanging="360"/>
       </w:pPr>
       <w:rPr>
-        <w:rFonts w:ascii="Noto Sans Symbols" w:hAnsi="Noto Sans Symbols" w:eastAsia="Noto Sans Symbols" w:cs="Noto Sans Symbols"/>
+        <w:rFonts w:ascii="Noto Sans Symbols" w:eastAsia="Noto Sans Symbols" w:hAnsi="Noto Sans Symbols" w:cs="Noto Sans Symbols"/>
       </w:rPr>
     </w:lvl>
   </w:abstractNum>
@@ -55131,7 +54494,7 @@
         <w:ind w:left="1080" w:hanging="360"/>
       </w:pPr>
       <w:rPr>
-        <w:rFonts w:hint="default" w:ascii="Symbol" w:hAnsi="Symbol"/>
+        <w:rFonts w:ascii="Symbol" w:hAnsi="Symbol" w:hint="default"/>
         <w:vertAlign w:val="baseline"/>
       </w:rPr>
     </w:lvl>
@@ -55144,7 +54507,7 @@
         <w:ind w:left="1800" w:hanging="360"/>
       </w:pPr>
       <w:rPr>
-        <w:rFonts w:hint="default" w:ascii="Courier New" w:hAnsi="Courier New" w:cs="Courier New"/>
+        <w:rFonts w:ascii="Courier New" w:hAnsi="Courier New" w:cs="Courier New" w:hint="default"/>
       </w:rPr>
     </w:lvl>
     <w:lvl w:ilvl="2" w:tplc="240A0005" w:tentative="1">
@@ -55156,7 +54519,7 @@
         <w:ind w:left="2520" w:hanging="360"/>
       </w:pPr>
       <w:rPr>
-        <w:rFonts w:hint="default" w:ascii="Wingdings" w:hAnsi="Wingdings"/>
+        <w:rFonts w:ascii="Wingdings" w:hAnsi="Wingdings" w:hint="default"/>
       </w:rPr>
     </w:lvl>
     <w:lvl w:ilvl="3" w:tplc="240A0001" w:tentative="1">
@@ -55168,7 +54531,7 @@
         <w:ind w:left="3240" w:hanging="360"/>
       </w:pPr>
       <w:rPr>
-        <w:rFonts w:hint="default" w:ascii="Symbol" w:hAnsi="Symbol"/>
+        <w:rFonts w:ascii="Symbol" w:hAnsi="Symbol" w:hint="default"/>
       </w:rPr>
     </w:lvl>
     <w:lvl w:ilvl="4" w:tplc="240A0003" w:tentative="1">
@@ -55180,7 +54543,7 @@
         <w:ind w:left="3960" w:hanging="360"/>
       </w:pPr>
       <w:rPr>
-        <w:rFonts w:hint="default" w:ascii="Courier New" w:hAnsi="Courier New" w:cs="Courier New"/>
+        <w:rFonts w:ascii="Courier New" w:hAnsi="Courier New" w:cs="Courier New" w:hint="default"/>
       </w:rPr>
     </w:lvl>
     <w:lvl w:ilvl="5" w:tplc="240A0005" w:tentative="1">
@@ -55192,7 +54555,7 @@
         <w:ind w:left="4680" w:hanging="360"/>
       </w:pPr>
       <w:rPr>
-        <w:rFonts w:hint="default" w:ascii="Wingdings" w:hAnsi="Wingdings"/>
+        <w:rFonts w:ascii="Wingdings" w:hAnsi="Wingdings" w:hint="default"/>
       </w:rPr>
     </w:lvl>
     <w:lvl w:ilvl="6" w:tplc="240A0001" w:tentative="1">
@@ -55204,7 +54567,7 @@
         <w:ind w:left="5400" w:hanging="360"/>
       </w:pPr>
       <w:rPr>
-        <w:rFonts w:hint="default" w:ascii="Symbol" w:hAnsi="Symbol"/>
+        <w:rFonts w:ascii="Symbol" w:hAnsi="Symbol" w:hint="default"/>
       </w:rPr>
     </w:lvl>
     <w:lvl w:ilvl="7" w:tplc="240A0003" w:tentative="1">
@@ -55216,7 +54579,7 @@
         <w:ind w:left="6120" w:hanging="360"/>
       </w:pPr>
       <w:rPr>
-        <w:rFonts w:hint="default" w:ascii="Courier New" w:hAnsi="Courier New" w:cs="Courier New"/>
+        <w:rFonts w:ascii="Courier New" w:hAnsi="Courier New" w:cs="Courier New" w:hint="default"/>
       </w:rPr>
     </w:lvl>
     <w:lvl w:ilvl="8" w:tplc="240A0005" w:tentative="1">
@@ -55228,7 +54591,7 @@
         <w:ind w:left="6840" w:hanging="360"/>
       </w:pPr>
       <w:rPr>
-        <w:rFonts w:hint="default" w:ascii="Wingdings" w:hAnsi="Wingdings"/>
+        <w:rFonts w:ascii="Wingdings" w:hAnsi="Wingdings" w:hint="default"/>
       </w:rPr>
     </w:lvl>
   </w:abstractNum>
@@ -55336,7 +54699,7 @@
         <w:ind w:left="720" w:hanging="360"/>
       </w:pPr>
       <w:rPr>
-        <w:rFonts w:hint="default" w:ascii="Symbol" w:hAnsi="Symbol"/>
+        <w:rFonts w:ascii="Symbol" w:hAnsi="Symbol" w:hint="default"/>
       </w:rPr>
     </w:lvl>
     <w:lvl w:ilvl="1" w:tplc="240A0003" w:tentative="1">
@@ -55348,7 +54711,7 @@
         <w:ind w:left="1440" w:hanging="360"/>
       </w:pPr>
       <w:rPr>
-        <w:rFonts w:hint="default" w:ascii="Courier New" w:hAnsi="Courier New" w:cs="Courier New"/>
+        <w:rFonts w:ascii="Courier New" w:hAnsi="Courier New" w:cs="Courier New" w:hint="default"/>
       </w:rPr>
     </w:lvl>
     <w:lvl w:ilvl="2" w:tplc="240A0005" w:tentative="1">
@@ -55360,7 +54723,7 @@
         <w:ind w:left="2160" w:hanging="360"/>
       </w:pPr>
       <w:rPr>
-        <w:rFonts w:hint="default" w:ascii="Wingdings" w:hAnsi="Wingdings"/>
+        <w:rFonts w:ascii="Wingdings" w:hAnsi="Wingdings" w:hint="default"/>
       </w:rPr>
     </w:lvl>
     <w:lvl w:ilvl="3" w:tplc="240A0001" w:tentative="1">
@@ -55372,7 +54735,7 @@
         <w:ind w:left="2880" w:hanging="360"/>
       </w:pPr>
       <w:rPr>
-        <w:rFonts w:hint="default" w:ascii="Symbol" w:hAnsi="Symbol"/>
+        <w:rFonts w:ascii="Symbol" w:hAnsi="Symbol" w:hint="default"/>
       </w:rPr>
     </w:lvl>
     <w:lvl w:ilvl="4" w:tplc="240A0003" w:tentative="1">
@@ -55384,7 +54747,7 @@
         <w:ind w:left="3600" w:hanging="360"/>
       </w:pPr>
       <w:rPr>
-        <w:rFonts w:hint="default" w:ascii="Courier New" w:hAnsi="Courier New" w:cs="Courier New"/>
+        <w:rFonts w:ascii="Courier New" w:hAnsi="Courier New" w:cs="Courier New" w:hint="default"/>
       </w:rPr>
     </w:lvl>
     <w:lvl w:ilvl="5" w:tplc="240A0005" w:tentative="1">
@@ -55396,7 +54759,7 @@
         <w:ind w:left="4320" w:hanging="360"/>
       </w:pPr>
       <w:rPr>
-        <w:rFonts w:hint="default" w:ascii="Wingdings" w:hAnsi="Wingdings"/>
+        <w:rFonts w:ascii="Wingdings" w:hAnsi="Wingdings" w:hint="default"/>
       </w:rPr>
     </w:lvl>
     <w:lvl w:ilvl="6" w:tplc="240A0001" w:tentative="1">
@@ -55408,7 +54771,7 @@
         <w:ind w:left="5040" w:hanging="360"/>
       </w:pPr>
       <w:rPr>
-        <w:rFonts w:hint="default" w:ascii="Symbol" w:hAnsi="Symbol"/>
+        <w:rFonts w:ascii="Symbol" w:hAnsi="Symbol" w:hint="default"/>
       </w:rPr>
     </w:lvl>
     <w:lvl w:ilvl="7" w:tplc="240A0003" w:tentative="1">
@@ -55420,7 +54783,7 @@
         <w:ind w:left="5760" w:hanging="360"/>
       </w:pPr>
       <w:rPr>
-        <w:rFonts w:hint="default" w:ascii="Courier New" w:hAnsi="Courier New" w:cs="Courier New"/>
+        <w:rFonts w:ascii="Courier New" w:hAnsi="Courier New" w:cs="Courier New" w:hint="default"/>
       </w:rPr>
     </w:lvl>
     <w:lvl w:ilvl="8" w:tplc="240A0005" w:tentative="1">
@@ -55432,7 +54795,7 @@
         <w:ind w:left="6480" w:hanging="360"/>
       </w:pPr>
       <w:rPr>
-        <w:rFonts w:hint="default" w:ascii="Wingdings" w:hAnsi="Wingdings"/>
+        <w:rFonts w:ascii="Wingdings" w:hAnsi="Wingdings" w:hint="default"/>
       </w:rPr>
     </w:lvl>
   </w:abstractNum>
@@ -55538,7 +54901,7 @@
         <w:ind w:left="720" w:hanging="360"/>
       </w:pPr>
       <w:rPr>
-        <w:rFonts w:hint="default" w:ascii="Symbol" w:hAnsi="Symbol"/>
+        <w:rFonts w:ascii="Symbol" w:hAnsi="Symbol" w:hint="default"/>
       </w:rPr>
     </w:lvl>
     <w:lvl w:ilvl="1" w:tplc="240A0003" w:tentative="1">
@@ -55550,7 +54913,7 @@
         <w:ind w:left="1440" w:hanging="360"/>
       </w:pPr>
       <w:rPr>
-        <w:rFonts w:hint="default" w:ascii="Courier New" w:hAnsi="Courier New" w:cs="Courier New"/>
+        <w:rFonts w:ascii="Courier New" w:hAnsi="Courier New" w:cs="Courier New" w:hint="default"/>
       </w:rPr>
     </w:lvl>
     <w:lvl w:ilvl="2" w:tplc="240A0005" w:tentative="1">
@@ -55562,7 +54925,7 @@
         <w:ind w:left="2160" w:hanging="360"/>
       </w:pPr>
       <w:rPr>
-        <w:rFonts w:hint="default" w:ascii="Wingdings" w:hAnsi="Wingdings"/>
+        <w:rFonts w:ascii="Wingdings" w:hAnsi="Wingdings" w:hint="default"/>
       </w:rPr>
     </w:lvl>
     <w:lvl w:ilvl="3" w:tplc="240A0001" w:tentative="1">
@@ -55574,7 +54937,7 @@
         <w:ind w:left="2880" w:hanging="360"/>
       </w:pPr>
       <w:rPr>
-        <w:rFonts w:hint="default" w:ascii="Symbol" w:hAnsi="Symbol"/>
+        <w:rFonts w:ascii="Symbol" w:hAnsi="Symbol" w:hint="default"/>
       </w:rPr>
     </w:lvl>
     <w:lvl w:ilvl="4" w:tplc="240A0003" w:tentative="1">
@@ -55586,7 +54949,7 @@
         <w:ind w:left="3600" w:hanging="360"/>
       </w:pPr>
       <w:rPr>
-        <w:rFonts w:hint="default" w:ascii="Courier New" w:hAnsi="Courier New" w:cs="Courier New"/>
+        <w:rFonts w:ascii="Courier New" w:hAnsi="Courier New" w:cs="Courier New" w:hint="default"/>
       </w:rPr>
     </w:lvl>
     <w:lvl w:ilvl="5" w:tplc="240A0005" w:tentative="1">
@@ -55598,7 +54961,7 @@
         <w:ind w:left="4320" w:hanging="360"/>
       </w:pPr>
       <w:rPr>
-        <w:rFonts w:hint="default" w:ascii="Wingdings" w:hAnsi="Wingdings"/>
+        <w:rFonts w:ascii="Wingdings" w:hAnsi="Wingdings" w:hint="default"/>
       </w:rPr>
     </w:lvl>
     <w:lvl w:ilvl="6" w:tplc="240A0001" w:tentative="1">
@@ -55610,7 +54973,7 @@
         <w:ind w:left="5040" w:hanging="360"/>
       </w:pPr>
       <w:rPr>
-        <w:rFonts w:hint="default" w:ascii="Symbol" w:hAnsi="Symbol"/>
+        <w:rFonts w:ascii="Symbol" w:hAnsi="Symbol" w:hint="default"/>
       </w:rPr>
     </w:lvl>
     <w:lvl w:ilvl="7" w:tplc="240A0003" w:tentative="1">
@@ -55622,7 +54985,7 @@
         <w:ind w:left="5760" w:hanging="360"/>
       </w:pPr>
       <w:rPr>
-        <w:rFonts w:hint="default" w:ascii="Courier New" w:hAnsi="Courier New" w:cs="Courier New"/>
+        <w:rFonts w:ascii="Courier New" w:hAnsi="Courier New" w:cs="Courier New" w:hint="default"/>
       </w:rPr>
     </w:lvl>
     <w:lvl w:ilvl="8" w:tplc="240A0005" w:tentative="1">
@@ -55634,7 +54997,7 @@
         <w:ind w:left="6480" w:hanging="360"/>
       </w:pPr>
       <w:rPr>
-        <w:rFonts w:hint="default" w:ascii="Wingdings" w:hAnsi="Wingdings"/>
+        <w:rFonts w:ascii="Wingdings" w:hAnsi="Wingdings" w:hint="default"/>
       </w:rPr>
     </w:lvl>
   </w:abstractNum>
@@ -55651,7 +55014,7 @@
         <w:ind w:left="1080" w:hanging="360"/>
       </w:pPr>
       <w:rPr>
-        <w:rFonts w:hint="default" w:ascii="Symbol" w:hAnsi="Symbol"/>
+        <w:rFonts w:ascii="Symbol" w:hAnsi="Symbol" w:hint="default"/>
         <w:vertAlign w:val="baseline"/>
       </w:rPr>
     </w:lvl>
@@ -55664,7 +55027,7 @@
         <w:ind w:left="1440" w:hanging="360"/>
       </w:pPr>
       <w:rPr>
-        <w:rFonts w:hint="default" w:ascii="Courier New" w:hAnsi="Courier New" w:cs="Courier New"/>
+        <w:rFonts w:ascii="Courier New" w:hAnsi="Courier New" w:cs="Courier New" w:hint="default"/>
       </w:rPr>
     </w:lvl>
     <w:lvl w:ilvl="2" w:tplc="240A0005" w:tentative="1">
@@ -55676,7 +55039,7 @@
         <w:ind w:left="2160" w:hanging="360"/>
       </w:pPr>
       <w:rPr>
-        <w:rFonts w:hint="default" w:ascii="Wingdings" w:hAnsi="Wingdings"/>
+        <w:rFonts w:ascii="Wingdings" w:hAnsi="Wingdings" w:hint="default"/>
       </w:rPr>
     </w:lvl>
     <w:lvl w:ilvl="3" w:tplc="240A0001" w:tentative="1">
@@ -55688,7 +55051,7 @@
         <w:ind w:left="2880" w:hanging="360"/>
       </w:pPr>
       <w:rPr>
-        <w:rFonts w:hint="default" w:ascii="Symbol" w:hAnsi="Symbol"/>
+        <w:rFonts w:ascii="Symbol" w:hAnsi="Symbol" w:hint="default"/>
       </w:rPr>
     </w:lvl>
     <w:lvl w:ilvl="4" w:tplc="240A0003" w:tentative="1">
@@ -55700,7 +55063,7 @@
         <w:ind w:left="3600" w:hanging="360"/>
       </w:pPr>
       <w:rPr>
-        <w:rFonts w:hint="default" w:ascii="Courier New" w:hAnsi="Courier New" w:cs="Courier New"/>
+        <w:rFonts w:ascii="Courier New" w:hAnsi="Courier New" w:cs="Courier New" w:hint="default"/>
       </w:rPr>
     </w:lvl>
     <w:lvl w:ilvl="5" w:tplc="240A0005" w:tentative="1">
@@ -55712,7 +55075,7 @@
         <w:ind w:left="4320" w:hanging="360"/>
       </w:pPr>
       <w:rPr>
-        <w:rFonts w:hint="default" w:ascii="Wingdings" w:hAnsi="Wingdings"/>
+        <w:rFonts w:ascii="Wingdings" w:hAnsi="Wingdings" w:hint="default"/>
       </w:rPr>
     </w:lvl>
     <w:lvl w:ilvl="6" w:tplc="240A0001" w:tentative="1">
@@ -55724,7 +55087,7 @@
         <w:ind w:left="5040" w:hanging="360"/>
       </w:pPr>
       <w:rPr>
-        <w:rFonts w:hint="default" w:ascii="Symbol" w:hAnsi="Symbol"/>
+        <w:rFonts w:ascii="Symbol" w:hAnsi="Symbol" w:hint="default"/>
       </w:rPr>
     </w:lvl>
     <w:lvl w:ilvl="7" w:tplc="240A0003" w:tentative="1">
@@ -55736,7 +55099,7 @@
         <w:ind w:left="5760" w:hanging="360"/>
       </w:pPr>
       <w:rPr>
-        <w:rFonts w:hint="default" w:ascii="Courier New" w:hAnsi="Courier New" w:cs="Courier New"/>
+        <w:rFonts w:ascii="Courier New" w:hAnsi="Courier New" w:cs="Courier New" w:hint="default"/>
       </w:rPr>
     </w:lvl>
     <w:lvl w:ilvl="8" w:tplc="240A0005" w:tentative="1">
@@ -55748,7 +55111,7 @@
         <w:ind w:left="6480" w:hanging="360"/>
       </w:pPr>
       <w:rPr>
-        <w:rFonts w:hint="default" w:ascii="Wingdings" w:hAnsi="Wingdings"/>
+        <w:rFonts w:ascii="Wingdings" w:hAnsi="Wingdings" w:hint="default"/>
       </w:rPr>
     </w:lvl>
   </w:abstractNum>
@@ -55765,7 +55128,7 @@
         <w:ind w:left="720" w:hanging="360"/>
       </w:pPr>
       <w:rPr>
-        <w:rFonts w:hint="default" w:ascii="Symbol" w:hAnsi="Symbol"/>
+        <w:rFonts w:ascii="Symbol" w:hAnsi="Symbol" w:hint="default"/>
       </w:rPr>
     </w:lvl>
     <w:lvl w:ilvl="1">
@@ -55816,7 +55179,7 @@
         <w:ind w:left="3600" w:hanging="360"/>
       </w:pPr>
       <w:rPr>
-        <w:rFonts w:hint="default" w:ascii="Symbol" w:hAnsi="Symbol"/>
+        <w:rFonts w:ascii="Symbol" w:hAnsi="Symbol" w:hint="default"/>
       </w:rPr>
     </w:lvl>
     <w:lvl w:ilvl="5">
@@ -55881,7 +55244,7 @@
         <w:ind w:left="720" w:hanging="360"/>
       </w:pPr>
       <w:rPr>
-        <w:rFonts w:hint="default" w:ascii="Symbol" w:hAnsi="Symbol"/>
+        <w:rFonts w:ascii="Symbol" w:hAnsi="Symbol" w:hint="default"/>
       </w:rPr>
     </w:lvl>
     <w:lvl w:ilvl="1" w:tplc="240A0003" w:tentative="1">
@@ -55893,7 +55256,7 @@
         <w:ind w:left="1440" w:hanging="360"/>
       </w:pPr>
       <w:rPr>
-        <w:rFonts w:hint="default" w:ascii="Courier New" w:hAnsi="Courier New" w:cs="Courier New"/>
+        <w:rFonts w:ascii="Courier New" w:hAnsi="Courier New" w:cs="Courier New" w:hint="default"/>
       </w:rPr>
     </w:lvl>
     <w:lvl w:ilvl="2" w:tplc="240A0005" w:tentative="1">
@@ -55905,7 +55268,7 @@
         <w:ind w:left="2160" w:hanging="360"/>
       </w:pPr>
       <w:rPr>
-        <w:rFonts w:hint="default" w:ascii="Wingdings" w:hAnsi="Wingdings"/>
+        <w:rFonts w:ascii="Wingdings" w:hAnsi="Wingdings" w:hint="default"/>
       </w:rPr>
     </w:lvl>
     <w:lvl w:ilvl="3" w:tplc="240A0001" w:tentative="1">
@@ -55917,7 +55280,7 @@
         <w:ind w:left="2880" w:hanging="360"/>
       </w:pPr>
       <w:rPr>
-        <w:rFonts w:hint="default" w:ascii="Symbol" w:hAnsi="Symbol"/>
+        <w:rFonts w:ascii="Symbol" w:hAnsi="Symbol" w:hint="default"/>
       </w:rPr>
     </w:lvl>
     <w:lvl w:ilvl="4" w:tplc="240A0003" w:tentative="1">
@@ -55929,7 +55292,7 @@
         <w:ind w:left="3600" w:hanging="360"/>
       </w:pPr>
       <w:rPr>
-        <w:rFonts w:hint="default" w:ascii="Courier New" w:hAnsi="Courier New" w:cs="Courier New"/>
+        <w:rFonts w:ascii="Courier New" w:hAnsi="Courier New" w:cs="Courier New" w:hint="default"/>
       </w:rPr>
     </w:lvl>
     <w:lvl w:ilvl="5" w:tplc="240A0005" w:tentative="1">
@@ -55941,7 +55304,7 @@
         <w:ind w:left="4320" w:hanging="360"/>
       </w:pPr>
       <w:rPr>
-        <w:rFonts w:hint="default" w:ascii="Wingdings" w:hAnsi="Wingdings"/>
+        <w:rFonts w:ascii="Wingdings" w:hAnsi="Wingdings" w:hint="default"/>
       </w:rPr>
     </w:lvl>
     <w:lvl w:ilvl="6" w:tplc="240A0001" w:tentative="1">
@@ -55953,7 +55316,7 @@
         <w:ind w:left="5040" w:hanging="360"/>
       </w:pPr>
       <w:rPr>
-        <w:rFonts w:hint="default" w:ascii="Symbol" w:hAnsi="Symbol"/>
+        <w:rFonts w:ascii="Symbol" w:hAnsi="Symbol" w:hint="default"/>
       </w:rPr>
     </w:lvl>
     <w:lvl w:ilvl="7" w:tplc="240A0003" w:tentative="1">
@@ -55965,7 +55328,7 @@
         <w:ind w:left="5760" w:hanging="360"/>
       </w:pPr>
       <w:rPr>
-        <w:rFonts w:hint="default" w:ascii="Courier New" w:hAnsi="Courier New" w:cs="Courier New"/>
+        <w:rFonts w:ascii="Courier New" w:hAnsi="Courier New" w:cs="Courier New" w:hint="default"/>
       </w:rPr>
     </w:lvl>
     <w:lvl w:ilvl="8" w:tplc="240A0005" w:tentative="1">
@@ -55977,7 +55340,7 @@
         <w:ind w:left="6480" w:hanging="360"/>
       </w:pPr>
       <w:rPr>
-        <w:rFonts w:hint="default" w:ascii="Wingdings" w:hAnsi="Wingdings"/>
+        <w:rFonts w:ascii="Wingdings" w:hAnsi="Wingdings" w:hint="default"/>
       </w:rPr>
     </w:lvl>
   </w:abstractNum>
@@ -55994,7 +55357,7 @@
         <w:ind w:left="1080" w:hanging="360"/>
       </w:pPr>
       <w:rPr>
-        <w:rFonts w:hint="default" w:ascii="Symbol" w:hAnsi="Symbol"/>
+        <w:rFonts w:ascii="Symbol" w:hAnsi="Symbol" w:hint="default"/>
         <w:vertAlign w:val="baseline"/>
       </w:rPr>
     </w:lvl>
@@ -56007,7 +55370,7 @@
         <w:ind w:left="1440" w:hanging="360"/>
       </w:pPr>
       <w:rPr>
-        <w:rFonts w:hint="default" w:ascii="Courier New" w:hAnsi="Courier New" w:cs="Courier New"/>
+        <w:rFonts w:ascii="Courier New" w:hAnsi="Courier New" w:cs="Courier New" w:hint="default"/>
       </w:rPr>
     </w:lvl>
     <w:lvl w:ilvl="2" w:tplc="240A0005" w:tentative="1">
@@ -56019,7 +55382,7 @@
         <w:ind w:left="2160" w:hanging="360"/>
       </w:pPr>
       <w:rPr>
-        <w:rFonts w:hint="default" w:ascii="Wingdings" w:hAnsi="Wingdings"/>
+        <w:rFonts w:ascii="Wingdings" w:hAnsi="Wingdings" w:hint="default"/>
       </w:rPr>
     </w:lvl>
     <w:lvl w:ilvl="3" w:tplc="240A0001" w:tentative="1">
@@ -56031,7 +55394,7 @@
         <w:ind w:left="2880" w:hanging="360"/>
       </w:pPr>
       <w:rPr>
-        <w:rFonts w:hint="default" w:ascii="Symbol" w:hAnsi="Symbol"/>
+        <w:rFonts w:ascii="Symbol" w:hAnsi="Symbol" w:hint="default"/>
       </w:rPr>
     </w:lvl>
     <w:lvl w:ilvl="4" w:tplc="240A0003" w:tentative="1">
@@ -56043,7 +55406,7 @@
         <w:ind w:left="3600" w:hanging="360"/>
       </w:pPr>
       <w:rPr>
-        <w:rFonts w:hint="default" w:ascii="Courier New" w:hAnsi="Courier New" w:cs="Courier New"/>
+        <w:rFonts w:ascii="Courier New" w:hAnsi="Courier New" w:cs="Courier New" w:hint="default"/>
       </w:rPr>
     </w:lvl>
     <w:lvl w:ilvl="5" w:tplc="240A0005" w:tentative="1">
@@ -56055,7 +55418,7 @@
         <w:ind w:left="4320" w:hanging="360"/>
       </w:pPr>
       <w:rPr>
-        <w:rFonts w:hint="default" w:ascii="Wingdings" w:hAnsi="Wingdings"/>
+        <w:rFonts w:ascii="Wingdings" w:hAnsi="Wingdings" w:hint="default"/>
       </w:rPr>
     </w:lvl>
     <w:lvl w:ilvl="6" w:tplc="240A0001" w:tentative="1">
@@ -56067,7 +55430,7 @@
         <w:ind w:left="5040" w:hanging="360"/>
       </w:pPr>
       <w:rPr>
-        <w:rFonts w:hint="default" w:ascii="Symbol" w:hAnsi="Symbol"/>
+        <w:rFonts w:ascii="Symbol" w:hAnsi="Symbol" w:hint="default"/>
       </w:rPr>
     </w:lvl>
     <w:lvl w:ilvl="7" w:tplc="240A0003" w:tentative="1">
@@ -56079,7 +55442,7 @@
         <w:ind w:left="5760" w:hanging="360"/>
       </w:pPr>
       <w:rPr>
-        <w:rFonts w:hint="default" w:ascii="Courier New" w:hAnsi="Courier New" w:cs="Courier New"/>
+        <w:rFonts w:ascii="Courier New" w:hAnsi="Courier New" w:cs="Courier New" w:hint="default"/>
       </w:rPr>
     </w:lvl>
     <w:lvl w:ilvl="8" w:tplc="240A0005" w:tentative="1">
@@ -56091,7 +55454,7 @@
         <w:ind w:left="6480" w:hanging="360"/>
       </w:pPr>
       <w:rPr>
-        <w:rFonts w:hint="default" w:ascii="Wingdings" w:hAnsi="Wingdings"/>
+        <w:rFonts w:ascii="Wingdings" w:hAnsi="Wingdings" w:hint="default"/>
       </w:rPr>
     </w:lvl>
   </w:abstractNum>
@@ -56108,7 +55471,7 @@
         <w:ind w:left="1080" w:hanging="360"/>
       </w:pPr>
       <w:rPr>
-        <w:rFonts w:ascii="Arial" w:hAnsi="Arial" w:eastAsia="Arial" w:cs="Arial"/>
+        <w:rFonts w:ascii="Arial" w:eastAsia="Arial" w:hAnsi="Arial" w:cs="Arial"/>
       </w:rPr>
     </w:lvl>
     <w:lvl w:ilvl="1" w:tplc="240A0019" w:tentative="1">
@@ -56197,7 +55560,7 @@
         <w:ind w:left="1004" w:hanging="360"/>
       </w:pPr>
       <w:rPr>
-        <w:rFonts w:hint="default" w:ascii="Symbol" w:hAnsi="Symbol"/>
+        <w:rFonts w:ascii="Symbol" w:hAnsi="Symbol" w:hint="default"/>
       </w:rPr>
     </w:lvl>
     <w:lvl w:ilvl="1" w:tplc="240A0003">
@@ -56209,7 +55572,7 @@
         <w:ind w:left="1724" w:hanging="360"/>
       </w:pPr>
       <w:rPr>
-        <w:rFonts w:hint="default" w:ascii="Courier New" w:hAnsi="Courier New" w:cs="Courier New"/>
+        <w:rFonts w:ascii="Courier New" w:hAnsi="Courier New" w:cs="Courier New" w:hint="default"/>
       </w:rPr>
     </w:lvl>
     <w:lvl w:ilvl="2" w:tplc="240A0005" w:tentative="1">
@@ -56221,7 +55584,7 @@
         <w:ind w:left="2444" w:hanging="360"/>
       </w:pPr>
       <w:rPr>
-        <w:rFonts w:hint="default" w:ascii="Wingdings" w:hAnsi="Wingdings"/>
+        <w:rFonts w:ascii="Wingdings" w:hAnsi="Wingdings" w:hint="default"/>
       </w:rPr>
     </w:lvl>
     <w:lvl w:ilvl="3" w:tplc="240A0001" w:tentative="1">
@@ -56233,7 +55596,7 @@
         <w:ind w:left="3164" w:hanging="360"/>
       </w:pPr>
       <w:rPr>
-        <w:rFonts w:hint="default" w:ascii="Symbol" w:hAnsi="Symbol"/>
+        <w:rFonts w:ascii="Symbol" w:hAnsi="Symbol" w:hint="default"/>
       </w:rPr>
     </w:lvl>
     <w:lvl w:ilvl="4" w:tplc="240A0003" w:tentative="1">
@@ -56245,7 +55608,7 @@
         <w:ind w:left="3884" w:hanging="360"/>
       </w:pPr>
       <w:rPr>
-        <w:rFonts w:hint="default" w:ascii="Courier New" w:hAnsi="Courier New" w:cs="Courier New"/>
+        <w:rFonts w:ascii="Courier New" w:hAnsi="Courier New" w:cs="Courier New" w:hint="default"/>
       </w:rPr>
     </w:lvl>
     <w:lvl w:ilvl="5" w:tplc="240A0005" w:tentative="1">
@@ -56257,7 +55620,7 @@
         <w:ind w:left="4604" w:hanging="360"/>
       </w:pPr>
       <w:rPr>
-        <w:rFonts w:hint="default" w:ascii="Wingdings" w:hAnsi="Wingdings"/>
+        <w:rFonts w:ascii="Wingdings" w:hAnsi="Wingdings" w:hint="default"/>
       </w:rPr>
     </w:lvl>
     <w:lvl w:ilvl="6" w:tplc="240A0001" w:tentative="1">
@@ -56269,7 +55632,7 @@
         <w:ind w:left="5324" w:hanging="360"/>
       </w:pPr>
       <w:rPr>
-        <w:rFonts w:hint="default" w:ascii="Symbol" w:hAnsi="Symbol"/>
+        <w:rFonts w:ascii="Symbol" w:hAnsi="Symbol" w:hint="default"/>
       </w:rPr>
     </w:lvl>
     <w:lvl w:ilvl="7" w:tplc="240A0003" w:tentative="1">
@@ -56281,7 +55644,7 @@
         <w:ind w:left="6044" w:hanging="360"/>
       </w:pPr>
       <w:rPr>
-        <w:rFonts w:hint="default" w:ascii="Courier New" w:hAnsi="Courier New" w:cs="Courier New"/>
+        <w:rFonts w:ascii="Courier New" w:hAnsi="Courier New" w:cs="Courier New" w:hint="default"/>
       </w:rPr>
     </w:lvl>
     <w:lvl w:ilvl="8" w:tplc="240A0005" w:tentative="1">
@@ -56293,7 +55656,7 @@
         <w:ind w:left="6764" w:hanging="360"/>
       </w:pPr>
       <w:rPr>
-        <w:rFonts w:hint="default" w:ascii="Wingdings" w:hAnsi="Wingdings"/>
+        <w:rFonts w:ascii="Wingdings" w:hAnsi="Wingdings" w:hint="default"/>
       </w:rPr>
     </w:lvl>
   </w:abstractNum>
@@ -56613,11 +55976,11 @@
 </file>
 
 <file path=word/styles.xml><?xml version="1.0" encoding="utf-8"?>
-<w:styles xmlns:wp14="http://schemas.microsoft.com/office/word/2010/wordprocessingDrawing" xmlns:mc="http://schemas.openxmlformats.org/markup-compatibility/2006" xmlns:r="http://schemas.openxmlformats.org/officeDocument/2006/relationships" xmlns:w="http://schemas.openxmlformats.org/wordprocessingml/2006/main" xmlns:w14="http://schemas.microsoft.com/office/word/2010/wordml" xmlns:w15="http://schemas.microsoft.com/office/word/2012/wordml" xmlns:w16cex="http://schemas.microsoft.com/office/word/2018/wordml/cex" xmlns:w16cid="http://schemas.microsoft.com/office/word/2016/wordml/cid" xmlns:w16="http://schemas.microsoft.com/office/word/2018/wordml" xmlns:w16du="http://schemas.microsoft.com/office/word/2023/wordml/word16du" xmlns:w16sdtdh="http://schemas.microsoft.com/office/word/2020/wordml/sdtdatahash" xmlns:w16se="http://schemas.microsoft.com/office/word/2015/wordml/symex" mc:Ignorable="w14 w15 w16se w16cid w16 w16cex w16sdtdh w16du wp14">
+<w:styles xmlns:mc="http://schemas.openxmlformats.org/markup-compatibility/2006" xmlns:r="http://schemas.openxmlformats.org/officeDocument/2006/relationships" xmlns:w="http://schemas.openxmlformats.org/wordprocessingml/2006/main" xmlns:w14="http://schemas.microsoft.com/office/word/2010/wordml" xmlns:w15="http://schemas.microsoft.com/office/word/2012/wordml" xmlns:w16cex="http://schemas.microsoft.com/office/word/2018/wordml/cex" xmlns:w16cid="http://schemas.microsoft.com/office/word/2016/wordml/cid" xmlns:w16="http://schemas.microsoft.com/office/word/2018/wordml" xmlns:w16du="http://schemas.microsoft.com/office/word/2023/wordml/word16du" xmlns:w16sdtdh="http://schemas.microsoft.com/office/word/2020/wordml/sdtdatahash" xmlns:w16se="http://schemas.microsoft.com/office/word/2015/wordml/symex" mc:Ignorable="w14 w15 w16se w16cid w16 w16cex w16sdtdh w16du">
   <w:docDefaults>
     <w:rPrDefault>
       <w:rPr>
-        <w:rFonts w:ascii="Arial" w:hAnsi="Arial" w:eastAsia="Arial" w:cs="Arial"/>
+        <w:rFonts w:ascii="Arial" w:eastAsia="Arial" w:hAnsi="Arial" w:cs="Arial"/>
         <w:sz w:val="22"/>
         <w:szCs w:val="22"/>
         <w:lang w:val="es-CO" w:eastAsia="ja-JP" w:bidi="ar-SA"/>
@@ -56632,14 +55995,14 @@
   <w:latentStyles w:defLockedState="0" w:defUIPriority="99" w:defSemiHidden="0" w:defUnhideWhenUsed="0" w:defQFormat="0" w:count="376">
     <w:lsdException w:name="Normal" w:uiPriority="0" w:qFormat="1"/>
     <w:lsdException w:name="heading 1" w:uiPriority="9" w:qFormat="1"/>
-    <w:lsdException w:name="heading 2" w:uiPriority="9" w:semiHidden="1" w:unhideWhenUsed="1" w:qFormat="1"/>
-    <w:lsdException w:name="heading 3" w:uiPriority="9" w:semiHidden="1" w:unhideWhenUsed="1" w:qFormat="1"/>
-    <w:lsdException w:name="heading 4" w:uiPriority="9" w:semiHidden="1" w:unhideWhenUsed="1" w:qFormat="1"/>
-    <w:lsdException w:name="heading 5" w:uiPriority="9" w:semiHidden="1" w:unhideWhenUsed="1" w:qFormat="1"/>
-    <w:lsdException w:name="heading 6" w:uiPriority="9" w:semiHidden="1" w:unhideWhenUsed="1" w:qFormat="1"/>
-    <w:lsdException w:name="heading 7" w:uiPriority="9" w:semiHidden="1" w:unhideWhenUsed="1" w:qFormat="1"/>
-    <w:lsdException w:name="heading 8" w:uiPriority="9" w:semiHidden="1" w:unhideWhenUsed="1" w:qFormat="1"/>
-    <w:lsdException w:name="heading 9" w:uiPriority="9" w:semiHidden="1" w:unhideWhenUsed="1" w:qFormat="1"/>
+    <w:lsdException w:name="heading 2" w:semiHidden="1" w:uiPriority="9" w:unhideWhenUsed="1" w:qFormat="1"/>
+    <w:lsdException w:name="heading 3" w:semiHidden="1" w:uiPriority="9" w:unhideWhenUsed="1" w:qFormat="1"/>
+    <w:lsdException w:name="heading 4" w:semiHidden="1" w:uiPriority="9" w:unhideWhenUsed="1" w:qFormat="1"/>
+    <w:lsdException w:name="heading 5" w:semiHidden="1" w:uiPriority="9" w:unhideWhenUsed="1" w:qFormat="1"/>
+    <w:lsdException w:name="heading 6" w:semiHidden="1" w:uiPriority="9" w:unhideWhenUsed="1" w:qFormat="1"/>
+    <w:lsdException w:name="heading 7" w:semiHidden="1" w:uiPriority="9" w:unhideWhenUsed="1" w:qFormat="1"/>
+    <w:lsdException w:name="heading 8" w:semiHidden="1" w:uiPriority="9" w:unhideWhenUsed="1" w:qFormat="1"/>
+    <w:lsdException w:name="heading 9" w:semiHidden="1" w:uiPriority="9" w:unhideWhenUsed="1" w:qFormat="1"/>
     <w:lsdException w:name="index 1" w:semiHidden="1" w:unhideWhenUsed="1"/>
     <w:lsdException w:name="index 2" w:semiHidden="1" w:unhideWhenUsed="1"/>
     <w:lsdException w:name="index 3" w:semiHidden="1" w:unhideWhenUsed="1"/>
@@ -56649,22 +56012,22 @@
     <w:lsdException w:name="index 7" w:semiHidden="1" w:unhideWhenUsed="1"/>
     <w:lsdException w:name="index 8" w:semiHidden="1" w:unhideWhenUsed="1"/>
     <w:lsdException w:name="index 9" w:semiHidden="1" w:unhideWhenUsed="1"/>
-    <w:lsdException w:name="toc 1" w:uiPriority="39" w:semiHidden="1" w:unhideWhenUsed="1"/>
-    <w:lsdException w:name="toc 2" w:uiPriority="39" w:semiHidden="1" w:unhideWhenUsed="1"/>
-    <w:lsdException w:name="toc 3" w:uiPriority="39" w:semiHidden="1" w:unhideWhenUsed="1"/>
-    <w:lsdException w:name="toc 4" w:uiPriority="39" w:semiHidden="1" w:unhideWhenUsed="1"/>
-    <w:lsdException w:name="toc 5" w:uiPriority="39" w:semiHidden="1" w:unhideWhenUsed="1"/>
-    <w:lsdException w:name="toc 6" w:uiPriority="39" w:semiHidden="1" w:unhideWhenUsed="1"/>
-    <w:lsdException w:name="toc 7" w:uiPriority="39" w:semiHidden="1" w:unhideWhenUsed="1"/>
-    <w:lsdException w:name="toc 8" w:uiPriority="39" w:semiHidden="1" w:unhideWhenUsed="1"/>
-    <w:lsdException w:name="toc 9" w:uiPriority="39" w:semiHidden="1" w:unhideWhenUsed="1"/>
+    <w:lsdException w:name="toc 1" w:semiHidden="1" w:uiPriority="39" w:unhideWhenUsed="1"/>
+    <w:lsdException w:name="toc 2" w:semiHidden="1" w:uiPriority="39" w:unhideWhenUsed="1"/>
+    <w:lsdException w:name="toc 3" w:semiHidden="1" w:uiPriority="39" w:unhideWhenUsed="1"/>
+    <w:lsdException w:name="toc 4" w:semiHidden="1" w:uiPriority="39" w:unhideWhenUsed="1"/>
+    <w:lsdException w:name="toc 5" w:semiHidden="1" w:uiPriority="39" w:unhideWhenUsed="1"/>
+    <w:lsdException w:name="toc 6" w:semiHidden="1" w:uiPriority="39" w:unhideWhenUsed="1"/>
+    <w:lsdException w:name="toc 7" w:semiHidden="1" w:uiPriority="39" w:unhideWhenUsed="1"/>
+    <w:lsdException w:name="toc 8" w:semiHidden="1" w:uiPriority="39" w:unhideWhenUsed="1"/>
+    <w:lsdException w:name="toc 9" w:semiHidden="1" w:uiPriority="39" w:unhideWhenUsed="1"/>
     <w:lsdException w:name="Normal Indent" w:semiHidden="1" w:unhideWhenUsed="1"/>
     <w:lsdException w:name="footnote text" w:semiHidden="1" w:unhideWhenUsed="1"/>
     <w:lsdException w:name="annotation text" w:semiHidden="1" w:unhideWhenUsed="1"/>
     <w:lsdException w:name="header" w:semiHidden="1" w:unhideWhenUsed="1"/>
     <w:lsdException w:name="footer" w:semiHidden="1" w:unhideWhenUsed="1"/>
     <w:lsdException w:name="index heading" w:semiHidden="1" w:unhideWhenUsed="1"/>
-    <w:lsdException w:name="caption" w:uiPriority="35" w:semiHidden="1" w:unhideWhenUsed="1" w:qFormat="1"/>
+    <w:lsdException w:name="caption" w:semiHidden="1" w:uiPriority="35" w:unhideWhenUsed="1" w:qFormat="1"/>
     <w:lsdException w:name="table of figures" w:semiHidden="1" w:unhideWhenUsed="1"/>
     <w:lsdException w:name="envelope address" w:semiHidden="1" w:unhideWhenUsed="1"/>
     <w:lsdException w:name="envelope return" w:semiHidden="1" w:unhideWhenUsed="1"/>
@@ -56695,7 +56058,7 @@
     <w:lsdException w:name="Title" w:uiPriority="10" w:qFormat="1"/>
     <w:lsdException w:name="Closing" w:semiHidden="1" w:unhideWhenUsed="1"/>
     <w:lsdException w:name="Signature" w:semiHidden="1" w:unhideWhenUsed="1"/>
-    <w:lsdException w:name="Default Paragraph Font" w:uiPriority="1" w:semiHidden="1" w:unhideWhenUsed="1"/>
+    <w:lsdException w:name="Default Paragraph Font" w:semiHidden="1" w:uiPriority="1" w:unhideWhenUsed="1"/>
     <w:lsdException w:name="Body Text" w:semiHidden="1" w:unhideWhenUsed="1"/>
     <w:lsdException w:name="Body Text Indent" w:semiHidden="1" w:unhideWhenUsed="1"/>
     <w:lsdException w:name="List Continue" w:semiHidden="1" w:unhideWhenUsed="1"/>
@@ -56895,8 +56258,8 @@
     <w:lsdException w:name="Subtle Reference" w:uiPriority="31" w:qFormat="1"/>
     <w:lsdException w:name="Intense Reference" w:uiPriority="32" w:qFormat="1"/>
     <w:lsdException w:name="Book Title" w:uiPriority="33" w:qFormat="1"/>
-    <w:lsdException w:name="Bibliography" w:uiPriority="37" w:semiHidden="1" w:unhideWhenUsed="1"/>
-    <w:lsdException w:name="TOC Heading" w:uiPriority="39" w:semiHidden="1" w:unhideWhenUsed="1" w:qFormat="1"/>
+    <w:lsdException w:name="Bibliography" w:semiHidden="1" w:uiPriority="37" w:unhideWhenUsed="1"/>
+    <w:lsdException w:name="TOC Heading" w:semiHidden="1" w:uiPriority="39" w:unhideWhenUsed="1" w:qFormat="1"/>
     <w:lsdException w:name="Plain Table 1" w:uiPriority="41"/>
     <w:lsdException w:name="Plain Table 2" w:uiPriority="42"/>
     <w:lsdException w:name="Plain Table 3" w:uiPriority="43"/>
@@ -57007,7 +56370,7 @@
     <w:lsdException w:name="Unresolved Mention" w:semiHidden="1" w:unhideWhenUsed="1"/>
     <w:lsdException w:name="Smart Link" w:semiHidden="1" w:unhideWhenUsed="1"/>
   </w:latentStyles>
-  <w:style w:type="paragraph" w:styleId="Normal" w:default="1">
+  <w:style w:type="paragraph" w:default="1" w:styleId="Normal">
     <w:name w:val="Normal"/>
     <w:qFormat/>
   </w:style>
@@ -57124,12 +56487,13 @@
       <w:color w:val="666666"/>
     </w:rPr>
   </w:style>
-  <w:style w:type="character" w:styleId="Fuentedeprrafopredeter" w:default="1">
+  <w:style w:type="character" w:default="1" w:styleId="Fuentedeprrafopredeter">
     <w:name w:val="Default Paragraph Font"/>
     <w:uiPriority w:val="1"/>
+    <w:semiHidden/>
     <w:unhideWhenUsed/>
   </w:style>
-  <w:style w:type="table" w:styleId="Tablanormal" w:default="1">
+  <w:style w:type="table" w:default="1" w:styleId="Tablanormal">
     <w:name w:val="Normal Table"/>
     <w:uiPriority w:val="99"/>
     <w:semiHidden/>
@@ -57144,7 +56508,7 @@
       </w:tblCellMar>
     </w:tblPr>
   </w:style>
-  <w:style w:type="numbering" w:styleId="Sinlista" w:default="1">
+  <w:style w:type="numbering" w:default="1" w:styleId="Sinlista">
     <w:name w:val="No List"/>
     <w:uiPriority w:val="99"/>
     <w:semiHidden/>
@@ -57166,11 +56530,11 @@
       <w:szCs w:val="52"/>
     </w:rPr>
   </w:style>
-  <w:style w:type="paragraph" w:styleId="Normal0" w:customStyle="1">
+  <w:style w:type="paragraph" w:customStyle="1" w:styleId="Normal0">
     <w:name w:val="Normal0"/>
     <w:qFormat/>
   </w:style>
-  <w:style w:type="paragraph" w:styleId="heading10" w:customStyle="1">
+  <w:style w:type="paragraph" w:customStyle="1" w:styleId="heading10">
     <w:name w:val="heading 10"/>
     <w:basedOn w:val="Normal0"/>
     <w:next w:val="Normal0"/>
@@ -57187,7 +56551,7 @@
       <w:szCs w:val="40"/>
     </w:rPr>
   </w:style>
-  <w:style w:type="paragraph" w:styleId="heading20" w:customStyle="1">
+  <w:style w:type="paragraph" w:customStyle="1" w:styleId="heading20">
     <w:name w:val="heading 20"/>
     <w:basedOn w:val="Normal0"/>
     <w:next w:val="Normal0"/>
@@ -57206,7 +56570,7 @@
       <w:szCs w:val="32"/>
     </w:rPr>
   </w:style>
-  <w:style w:type="paragraph" w:styleId="heading30" w:customStyle="1">
+  <w:style w:type="paragraph" w:customStyle="1" w:styleId="heading30">
     <w:name w:val="heading 30"/>
     <w:basedOn w:val="Normal0"/>
     <w:next w:val="Normal0"/>
@@ -57226,7 +56590,7 @@
       <w:szCs w:val="28"/>
     </w:rPr>
   </w:style>
-  <w:style w:type="paragraph" w:styleId="heading40" w:customStyle="1">
+  <w:style w:type="paragraph" w:customStyle="1" w:styleId="heading40">
     <w:name w:val="heading 40"/>
     <w:basedOn w:val="Normal0"/>
     <w:next w:val="Normal0"/>
@@ -57246,7 +56610,7 @@
       <w:szCs w:val="24"/>
     </w:rPr>
   </w:style>
-  <w:style w:type="paragraph" w:styleId="heading50" w:customStyle="1">
+  <w:style w:type="paragraph" w:customStyle="1" w:styleId="heading50">
     <w:name w:val="heading 50"/>
     <w:basedOn w:val="Normal0"/>
     <w:next w:val="Normal0"/>
@@ -57264,7 +56628,7 @@
       <w:color w:val="666666"/>
     </w:rPr>
   </w:style>
-  <w:style w:type="paragraph" w:styleId="heading60" w:customStyle="1">
+  <w:style w:type="paragraph" w:customStyle="1" w:styleId="heading60">
     <w:name w:val="heading 60"/>
     <w:basedOn w:val="Normal0"/>
     <w:next w:val="Normal0"/>
@@ -57283,7 +56647,7 @@
       <w:color w:val="666666"/>
     </w:rPr>
   </w:style>
-  <w:style w:type="table" w:styleId="NormalTable0" w:customStyle="1">
+  <w:style w:type="table" w:customStyle="1" w:styleId="NormalTable0">
     <w:name w:val="Normal Table0"/>
     <w:uiPriority w:val="99"/>
     <w:semiHidden/>
@@ -57298,7 +56662,7 @@
       </w:tblCellMar>
     </w:tblPr>
   </w:style>
-  <w:style w:type="table" w:styleId="NormalTable1" w:customStyle="1">
+  <w:style w:type="table" w:customStyle="1" w:styleId="NormalTable1">
     <w:name w:val="Normal Table1"/>
     <w:tblPr>
       <w:tblCellMar>
@@ -57309,7 +56673,7 @@
       </w:tblCellMar>
     </w:tblPr>
   </w:style>
-  <w:style w:type="paragraph" w:styleId="Title0" w:customStyle="1">
+  <w:style w:type="paragraph" w:customStyle="1" w:styleId="Title0">
     <w:name w:val="Title0"/>
     <w:basedOn w:val="Normal0"/>
     <w:next w:val="Normal0"/>
@@ -57325,7 +56689,7 @@
       <w:szCs w:val="52"/>
     </w:rPr>
   </w:style>
-  <w:style w:type="table" w:styleId="TableNormal" w:customStyle="1">
+  <w:style w:type="table" w:customStyle="1" w:styleId="TableNormal">
     <w:name w:val="Table Normal"/>
     <w:tblPr>
       <w:tblCellMar>
@@ -57353,7 +56717,7 @@
       <w:szCs w:val="30"/>
     </w:rPr>
   </w:style>
-  <w:style w:type="table" w:styleId="32" w:customStyle="1">
+  <w:style w:type="table" w:customStyle="1" w:styleId="32">
     <w:name w:val="32"/>
     <w:basedOn w:val="NormalTable0"/>
     <w:tblPr>
@@ -57367,7 +56731,7 @@
       </w:tblCellMar>
     </w:tblPr>
   </w:style>
-  <w:style w:type="table" w:styleId="31" w:customStyle="1">
+  <w:style w:type="table" w:customStyle="1" w:styleId="31">
     <w:name w:val="31"/>
     <w:basedOn w:val="NormalTable0"/>
     <w:tblPr>
@@ -57381,7 +56745,7 @@
       </w:tblCellMar>
     </w:tblPr>
   </w:style>
-  <w:style w:type="table" w:styleId="30" w:customStyle="1">
+  <w:style w:type="table" w:customStyle="1" w:styleId="30">
     <w:name w:val="30"/>
     <w:basedOn w:val="NormalTable0"/>
     <w:tblPr>
@@ -57405,12 +56769,12 @@
     </w:pPr>
     <w:tblPr>
       <w:tblBorders>
-        <w:top w:val="single" w:color="auto" w:sz="4" w:space="0"/>
-        <w:left w:val="single" w:color="auto" w:sz="4" w:space="0"/>
-        <w:bottom w:val="single" w:color="auto" w:sz="4" w:space="0"/>
-        <w:right w:val="single" w:color="auto" w:sz="4" w:space="0"/>
-        <w:insideH w:val="single" w:color="auto" w:sz="4" w:space="0"/>
-        <w:insideV w:val="single" w:color="auto" w:sz="4" w:space="0"/>
+        <w:top w:val="single" w:sz="4" w:space="0" w:color="auto"/>
+        <w:left w:val="single" w:sz="4" w:space="0" w:color="auto"/>
+        <w:bottom w:val="single" w:sz="4" w:space="0" w:color="auto"/>
+        <w:right w:val="single" w:sz="4" w:space="0" w:color="auto"/>
+        <w:insideH w:val="single" w:sz="4" w:space="0" w:color="auto"/>
+        <w:insideV w:val="single" w:sz="4" w:space="0" w:color="auto"/>
       </w:tblBorders>
     </w:tblPr>
   </w:style>
@@ -57429,7 +56793,7 @@
       <w:spacing w:line="240" w:lineRule="auto"/>
     </w:pPr>
   </w:style>
-  <w:style w:type="character" w:styleId="EncabezadoCar" w:customStyle="1">
+  <w:style w:type="character" w:customStyle="1" w:styleId="EncabezadoCar">
     <w:name w:val="Encabezado Car"/>
     <w:basedOn w:val="Fuentedeprrafopredeter"/>
     <w:link w:val="Encabezado"/>
@@ -57451,7 +56815,7 @@
       <w:spacing w:line="240" w:lineRule="auto"/>
     </w:pPr>
   </w:style>
-  <w:style w:type="character" w:styleId="PiedepginaCar" w:customStyle="1">
+  <w:style w:type="character" w:customStyle="1" w:styleId="PiedepginaCar">
     <w:name w:val="Pie de página Car"/>
     <w:basedOn w:val="Fuentedeprrafopredeter"/>
     <w:link w:val="Piedepgina"/>
@@ -57469,12 +56833,12 @@
       <w:spacing w:before="100" w:beforeAutospacing="1" w:after="100" w:afterAutospacing="1" w:line="240" w:lineRule="auto"/>
     </w:pPr>
     <w:rPr>
-      <w:rFonts w:ascii="Times New Roman" w:hAnsi="Times New Roman" w:eastAsia="Times New Roman" w:cs="Times New Roman"/>
+      <w:rFonts w:ascii="Times New Roman" w:eastAsia="Times New Roman" w:hAnsi="Times New Roman" w:cs="Times New Roman"/>
       <w:sz w:val="24"/>
       <w:szCs w:val="24"/>
     </w:rPr>
   </w:style>
-  <w:style w:type="character" w:styleId="Listavistosa-nfasis1Car" w:customStyle="1">
+  <w:style w:type="character" w:customStyle="1" w:styleId="Listavistosa-nfasis1Car">
     <w:name w:val="Lista vistosa - Énfasis 1 Car"/>
     <w:link w:val="Listavistosa-nfasis1"/>
     <w:uiPriority w:val="34"/>
@@ -57515,7 +56879,7 @@
       <w:tblPr/>
       <w:tcPr>
         <w:tcBorders>
-          <w:bottom w:val="single" w:color="FFFFFF" w:themeColor="background1" w:sz="12" w:space="0"/>
+          <w:bottom w:val="single" w:sz="12" w:space="0" w:color="FFFFFF" w:themeColor="background1"/>
         </w:tcBorders>
         <w:shd w:val="clear" w:color="auto" w:fill="9E3A38" w:themeFill="accent2" w:themeFillShade="CC"/>
       </w:tcPr>
@@ -57524,7 +56888,7 @@
       <w:tblPr/>
       <w:tcPr>
         <w:tcBorders>
-          <w:top w:val="single" w:color="000000" w:themeColor="text1" w:sz="12" w:space="0"/>
+          <w:top w:val="single" w:sz="12" w:space="0" w:color="000000" w:themeColor="text1"/>
         </w:tcBorders>
         <w:shd w:val="clear" w:color="auto" w:fill="FFFFFF" w:themeFill="background1"/>
       </w:tcPr>
@@ -57572,7 +56936,7 @@
       <w:u w:val="single"/>
     </w:rPr>
   </w:style>
-  <w:style w:type="character" w:styleId="Mencinsinresolver1" w:customStyle="1">
+  <w:style w:type="character" w:customStyle="1" w:styleId="Mencinsinresolver1">
     <w:name w:val="Mención sin resolver1"/>
     <w:basedOn w:val="Fuentedeprrafopredeter"/>
     <w:uiPriority w:val="99"/>
@@ -57613,7 +56977,7 @@
       <w:szCs w:val="18"/>
     </w:rPr>
   </w:style>
-  <w:style w:type="character" w:styleId="TextodegloboCar" w:customStyle="1">
+  <w:style w:type="character" w:customStyle="1" w:styleId="TextodegloboCar">
     <w:name w:val="Texto de globo Car"/>
     <w:basedOn w:val="Fuentedeprrafopredeter"/>
     <w:link w:val="Textodeglobo"/>
@@ -57653,7 +57017,7 @@
       <w:szCs w:val="20"/>
     </w:rPr>
   </w:style>
-  <w:style w:type="character" w:styleId="TextocomentarioCar" w:customStyle="1">
+  <w:style w:type="character" w:customStyle="1" w:styleId="TextocomentarioCar">
     <w:name w:val="Texto comentario Car"/>
     <w:basedOn w:val="Fuentedeprrafopredeter"/>
     <w:link w:val="Textocomentario"/>
@@ -57678,7 +57042,7 @@
       <w:bCs/>
     </w:rPr>
   </w:style>
-  <w:style w:type="character" w:styleId="AsuntodelcomentarioCar" w:customStyle="1">
+  <w:style w:type="character" w:customStyle="1" w:styleId="AsuntodelcomentarioCar">
     <w:name w:val="Asunto del comentario Car"/>
     <w:basedOn w:val="TextocomentarioCar"/>
     <w:link w:val="Asuntodelcomentario"/>
@@ -57692,7 +57056,7 @@
       <w:szCs w:val="20"/>
     </w:rPr>
   </w:style>
-  <w:style w:type="table" w:styleId="29" w:customStyle="1">
+  <w:style w:type="table" w:customStyle="1" w:styleId="29">
     <w:name w:val="29"/>
     <w:basedOn w:val="TableNormal"/>
     <w:pPr>
@@ -57715,7 +57079,7 @@
       <w:shd w:val="clear" w:color="auto" w:fill="EDF2F8"/>
     </w:tcPr>
   </w:style>
-  <w:style w:type="table" w:styleId="28" w:customStyle="1">
+  <w:style w:type="table" w:customStyle="1" w:styleId="28">
     <w:name w:val="28"/>
     <w:basedOn w:val="TableNormal"/>
     <w:pPr>
@@ -57738,7 +57102,7 @@
       <w:shd w:val="clear" w:color="auto" w:fill="EDF2F8"/>
     </w:tcPr>
   </w:style>
-  <w:style w:type="table" w:styleId="27" w:customStyle="1">
+  <w:style w:type="table" w:customStyle="1" w:styleId="27">
     <w:name w:val="27"/>
     <w:basedOn w:val="TableNormal"/>
     <w:pPr>
@@ -57761,7 +57125,7 @@
       <w:shd w:val="clear" w:color="auto" w:fill="EDF2F8"/>
     </w:tcPr>
   </w:style>
-  <w:style w:type="table" w:styleId="26" w:customStyle="1">
+  <w:style w:type="table" w:customStyle="1" w:styleId="26">
     <w:name w:val="26"/>
     <w:basedOn w:val="TableNormal"/>
     <w:pPr>
@@ -57784,7 +57148,7 @@
       <w:shd w:val="clear" w:color="auto" w:fill="EDF2F8"/>
     </w:tcPr>
   </w:style>
-  <w:style w:type="table" w:styleId="25" w:customStyle="1">
+  <w:style w:type="table" w:customStyle="1" w:styleId="25">
     <w:name w:val="25"/>
     <w:basedOn w:val="TableNormal"/>
     <w:tblPr>
@@ -57796,7 +57160,7 @@
       </w:tblCellMar>
     </w:tblPr>
   </w:style>
-  <w:style w:type="table" w:styleId="24" w:customStyle="1">
+  <w:style w:type="table" w:customStyle="1" w:styleId="24">
     <w:name w:val="24"/>
     <w:basedOn w:val="TableNormal"/>
     <w:tblPr>
@@ -57810,7 +57174,7 @@
       </w:tblCellMar>
     </w:tblPr>
   </w:style>
-  <w:style w:type="table" w:styleId="23" w:customStyle="1">
+  <w:style w:type="table" w:customStyle="1" w:styleId="23">
     <w:name w:val="23"/>
     <w:basedOn w:val="TableNormal"/>
     <w:tblPr>
@@ -57824,7 +57188,7 @@
       </w:tblCellMar>
     </w:tblPr>
   </w:style>
-  <w:style w:type="table" w:styleId="22" w:customStyle="1">
+  <w:style w:type="table" w:customStyle="1" w:styleId="22">
     <w:name w:val="22"/>
     <w:basedOn w:val="TableNormal"/>
     <w:tblPr>
@@ -57836,7 +57200,7 @@
       </w:tblCellMar>
     </w:tblPr>
   </w:style>
-  <w:style w:type="table" w:styleId="21" w:customStyle="1">
+  <w:style w:type="table" w:customStyle="1" w:styleId="21">
     <w:name w:val="21"/>
     <w:basedOn w:val="TableNormal"/>
     <w:tblPr>
@@ -57848,7 +57212,7 @@
       </w:tblCellMar>
     </w:tblPr>
   </w:style>
-  <w:style w:type="table" w:styleId="20" w:customStyle="1">
+  <w:style w:type="table" w:customStyle="1" w:styleId="20">
     <w:name w:val="20"/>
     <w:basedOn w:val="TableNormal"/>
     <w:pPr>
@@ -57871,7 +57235,7 @@
       <w:shd w:val="clear" w:color="auto" w:fill="EDF2F8"/>
     </w:tcPr>
   </w:style>
-  <w:style w:type="table" w:styleId="19" w:customStyle="1">
+  <w:style w:type="table" w:customStyle="1" w:styleId="19">
     <w:name w:val="19"/>
     <w:basedOn w:val="TableNormal"/>
     <w:pPr>
@@ -57894,7 +57258,7 @@
       <w:shd w:val="clear" w:color="auto" w:fill="EDF2F8"/>
     </w:tcPr>
   </w:style>
-  <w:style w:type="table" w:styleId="18" w:customStyle="1">
+  <w:style w:type="table" w:customStyle="1" w:styleId="18">
     <w:name w:val="18"/>
     <w:basedOn w:val="TableNormal"/>
     <w:pPr>
@@ -57917,7 +57281,7 @@
       <w:shd w:val="clear" w:color="auto" w:fill="EDF2F8"/>
     </w:tcPr>
   </w:style>
-  <w:style w:type="table" w:styleId="17" w:customStyle="1">
+  <w:style w:type="table" w:customStyle="1" w:styleId="17">
     <w:name w:val="17"/>
     <w:basedOn w:val="TableNormal"/>
     <w:pPr>
@@ -57940,7 +57304,7 @@
       <w:shd w:val="clear" w:color="auto" w:fill="EDF2F8"/>
     </w:tcPr>
   </w:style>
-  <w:style w:type="table" w:styleId="16" w:customStyle="1">
+  <w:style w:type="table" w:customStyle="1" w:styleId="16">
     <w:name w:val="16"/>
     <w:basedOn w:val="TableNormal"/>
     <w:pPr>
@@ -57963,7 +57327,7 @@
       <w:shd w:val="clear" w:color="auto" w:fill="EDF2F8"/>
     </w:tcPr>
   </w:style>
-  <w:style w:type="table" w:styleId="15" w:customStyle="1">
+  <w:style w:type="table" w:customStyle="1" w:styleId="15">
     <w:name w:val="15"/>
     <w:basedOn w:val="TableNormal"/>
     <w:pPr>
@@ -57986,7 +57350,7 @@
       <w:shd w:val="clear" w:color="auto" w:fill="EDF2F8"/>
     </w:tcPr>
   </w:style>
-  <w:style w:type="table" w:styleId="14" w:customStyle="1">
+  <w:style w:type="table" w:customStyle="1" w:styleId="14">
     <w:name w:val="14"/>
     <w:basedOn w:val="TableNormal"/>
     <w:pPr>
@@ -58009,7 +57373,7 @@
       <w:shd w:val="clear" w:color="auto" w:fill="EDF2F8"/>
     </w:tcPr>
   </w:style>
-  <w:style w:type="table" w:styleId="13" w:customStyle="1">
+  <w:style w:type="table" w:customStyle="1" w:styleId="13">
     <w:name w:val="13"/>
     <w:basedOn w:val="TableNormal"/>
     <w:pPr>
@@ -58032,7 +57396,7 @@
       <w:shd w:val="clear" w:color="auto" w:fill="EDF2F8"/>
     </w:tcPr>
   </w:style>
-  <w:style w:type="table" w:styleId="12" w:customStyle="1">
+  <w:style w:type="table" w:customStyle="1" w:styleId="12">
     <w:name w:val="12"/>
     <w:basedOn w:val="TableNormal"/>
     <w:pPr>
@@ -58055,7 +57419,7 @@
       <w:shd w:val="clear" w:color="auto" w:fill="EDF2F8"/>
     </w:tcPr>
   </w:style>
-  <w:style w:type="character" w:styleId="Mencinsinresolver2" w:customStyle="1">
+  <w:style w:type="character" w:customStyle="1" w:styleId="Mencinsinresolver2">
     <w:name w:val="Mención sin resolver2"/>
     <w:basedOn w:val="Fuentedeprrafopredeter"/>
     <w:uiPriority w:val="99"/>
@@ -58067,7 +57431,7 @@
       <w:shd w:val="clear" w:color="auto" w:fill="E1DFDD"/>
     </w:rPr>
   </w:style>
-  <w:style w:type="paragraph" w:styleId="Subtitle0" w:customStyle="1">
+  <w:style w:type="paragraph" w:customStyle="1" w:styleId="Subtitle0">
     <w:name w:val="Subtitle0"/>
     <w:basedOn w:val="Normal0"/>
     <w:next w:val="Normal0"/>
@@ -58082,7 +57446,7 @@
       <w:szCs w:val="30"/>
     </w:rPr>
   </w:style>
-  <w:style w:type="table" w:styleId="11" w:customStyle="1">
+  <w:style w:type="table" w:customStyle="1" w:styleId="11">
     <w:name w:val="11"/>
     <w:basedOn w:val="NormalTable1"/>
     <w:pPr>
@@ -58105,7 +57469,7 @@
       <w:shd w:val="clear" w:color="auto" w:fill="EDF2F8"/>
     </w:tcPr>
   </w:style>
-  <w:style w:type="table" w:styleId="10" w:customStyle="1">
+  <w:style w:type="table" w:customStyle="1" w:styleId="10">
     <w:name w:val="10"/>
     <w:basedOn w:val="NormalTable1"/>
     <w:pPr>
@@ -58128,7 +57492,7 @@
       <w:shd w:val="clear" w:color="auto" w:fill="EDF2F8"/>
     </w:tcPr>
   </w:style>
-  <w:style w:type="table" w:styleId="9" w:customStyle="1">
+  <w:style w:type="table" w:customStyle="1" w:styleId="9">
     <w:name w:val="9"/>
     <w:basedOn w:val="NormalTable1"/>
     <w:pPr>
@@ -58151,7 +57515,7 @@
       <w:shd w:val="clear" w:color="auto" w:fill="EDF2F8"/>
     </w:tcPr>
   </w:style>
-  <w:style w:type="table" w:styleId="8" w:customStyle="1">
+  <w:style w:type="table" w:customStyle="1" w:styleId="8">
     <w:name w:val="8"/>
     <w:basedOn w:val="NormalTable1"/>
     <w:pPr>
@@ -58174,7 +57538,7 @@
       <w:shd w:val="clear" w:color="auto" w:fill="EDF2F8"/>
     </w:tcPr>
   </w:style>
-  <w:style w:type="table" w:styleId="7" w:customStyle="1">
+  <w:style w:type="table" w:customStyle="1" w:styleId="7">
     <w:name w:val="7"/>
     <w:basedOn w:val="NormalTable1"/>
     <w:tblPr>
@@ -58188,7 +57552,7 @@
       </w:tblCellMar>
     </w:tblPr>
   </w:style>
-  <w:style w:type="table" w:styleId="6" w:customStyle="1">
+  <w:style w:type="table" w:customStyle="1" w:styleId="6">
     <w:name w:val="6"/>
     <w:basedOn w:val="NormalTable1"/>
     <w:tblPr>
@@ -58202,7 +57566,7 @@
       </w:tblCellMar>
     </w:tblPr>
   </w:style>
-  <w:style w:type="table" w:styleId="5" w:customStyle="1">
+  <w:style w:type="table" w:customStyle="1" w:styleId="5">
     <w:name w:val="5"/>
     <w:basedOn w:val="NormalTable1"/>
     <w:pPr>
@@ -58225,7 +57589,7 @@
       <w:shd w:val="clear" w:color="auto" w:fill="EDF2F8"/>
     </w:tcPr>
   </w:style>
-  <w:style w:type="table" w:styleId="4" w:customStyle="1">
+  <w:style w:type="table" w:customStyle="1" w:styleId="4">
     <w:name w:val="4"/>
     <w:basedOn w:val="NormalTable1"/>
     <w:pPr>
@@ -58248,7 +57612,7 @@
       <w:shd w:val="clear" w:color="auto" w:fill="EDF2F8"/>
     </w:tcPr>
   </w:style>
-  <w:style w:type="table" w:styleId="3" w:customStyle="1">
+  <w:style w:type="table" w:customStyle="1" w:styleId="3">
     <w:name w:val="3"/>
     <w:basedOn w:val="NormalTable1"/>
     <w:pPr>
@@ -58271,7 +57635,7 @@
       <w:shd w:val="clear" w:color="auto" w:fill="EDF2F8"/>
     </w:tcPr>
   </w:style>
-  <w:style w:type="table" w:styleId="2" w:customStyle="1">
+  <w:style w:type="table" w:customStyle="1" w:styleId="2">
     <w:name w:val="2"/>
     <w:basedOn w:val="NormalTable1"/>
     <w:pPr>
@@ -58294,7 +57658,7 @@
       <w:shd w:val="clear" w:color="auto" w:fill="EDF2F8"/>
     </w:tcPr>
   </w:style>
-  <w:style w:type="table" w:styleId="1" w:customStyle="1">
+  <w:style w:type="table" w:customStyle="1" w:styleId="1">
     <w:name w:val="1"/>
     <w:basedOn w:val="NormalTable1"/>
     <w:pPr>
@@ -58339,12 +57703,12 @@
       <w:color w:val="666666"/>
     </w:rPr>
   </w:style>
-  <w:style w:type="character" w:styleId="katex-mathml" w:customStyle="1">
+  <w:style w:type="character" w:customStyle="1" w:styleId="katex-mathml">
     <w:name w:val="katex-mathml"/>
     <w:basedOn w:val="Fuentedeprrafopredeter"/>
     <w:rsid w:val="000209B6"/>
   </w:style>
-  <w:style w:type="character" w:styleId="mord" w:customStyle="1">
+  <w:style w:type="character" w:customStyle="1" w:styleId="mord">
     <w:name w:val="mord"/>
     <w:basedOn w:val="Fuentedeprrafopredeter"/>
     <w:rsid w:val="000209B6"/>
@@ -58934,7 +58298,22 @@
 </file>
 
 <file path=customXml/itemProps1.xml><?xml version="1.0" encoding="utf-8"?>
-<ds:datastoreItem xmlns:ds="http://schemas.openxmlformats.org/officeDocument/2006/customXml" ds:itemID="{7CB142BA-211F-44B2-B198-1C6C1635D104}"/>
+<ds:datastoreItem xmlns:ds="http://schemas.openxmlformats.org/officeDocument/2006/customXml" ds:itemID="{7CB142BA-211F-44B2-B198-1C6C1635D104}">
+  <ds:schemaRefs>
+    <ds:schemaRef ds:uri="http://schemas.microsoft.com/office/2006/metadata/contentType"/>
+    <ds:schemaRef ds:uri="http://schemas.microsoft.com/office/2006/metadata/properties/metaAttributes"/>
+    <ds:schemaRef ds:uri="http://www.w3.org/2001/XMLSchema"/>
+    <ds:schemaRef ds:uri="http://schemas.microsoft.com/office/2006/metadata/properties"/>
+    <ds:schemaRef ds:uri="cb45339b-ced9-4d0d-8f64-77573914d53b"/>
+    <ds:schemaRef ds:uri="43a3ca16-9c26-4813-b83f-4aec9927b43f"/>
+    <ds:schemaRef ds:uri="http://schemas.microsoft.com/office/2006/documentManagement/types"/>
+    <ds:schemaRef ds:uri="http://schemas.microsoft.com/office/infopath/2007/PartnerControls"/>
+    <ds:schemaRef ds:uri="http://schemas.openxmlformats.org/package/2006/metadata/core-properties"/>
+    <ds:schemaRef ds:uri="http://purl.org/dc/elements/1.1/"/>
+    <ds:schemaRef ds:uri="http://purl.org/dc/terms/"/>
+    <ds:schemaRef ds:uri="http://schemas.microsoft.com/internal/obd"/>
+  </ds:schemaRefs>
+</ds:datastoreItem>
 </file>
 
 <file path=customXml/itemProps2.xml><?xml version="1.0" encoding="utf-8"?>
@@ -58959,8 +58338,8 @@
   <ds:schemaRefs>
     <ds:schemaRef ds:uri="http://schemas.microsoft.com/office/2006/metadata/properties"/>
     <ds:schemaRef ds:uri="http://schemas.microsoft.com/office/infopath/2007/PartnerControls"/>
-    <ds:schemaRef ds:uri="1d52d4bc-3f95-4709-b359-1b96840d7671"/>
-    <ds:schemaRef ds:uri="8d1bea48-6525-4b05-8cf5-c6ad0dd5b02f"/>
+    <ds:schemaRef ds:uri="cb45339b-ced9-4d0d-8f64-77573914d53b"/>
+    <ds:schemaRef ds:uri="43a3ca16-9c26-4813-b83f-4aec9927b43f"/>
   </ds:schemaRefs>
 </ds:datastoreItem>
 </file>
--- a/fuentes/220201501_CF1_DI.docx
+++ b/fuentes/220201501_CF1_DI.docx
@@ -1,6 +1,6 @@
 
 <file path=word/document.xml><?xml version="1.0" encoding="utf-8"?>
-<w:document xmlns:wpc="http://schemas.microsoft.com/office/word/2010/wordprocessingCanvas" xmlns:cx="http://schemas.microsoft.com/office/drawing/2014/chartex" xmlns:cx1="http://schemas.microsoft.com/office/drawing/2015/9/8/chartex" xmlns:cx2="http://schemas.microsoft.com/office/drawing/2015/10/21/chartex" xmlns:cx3="http://schemas.microsoft.com/office/drawing/2016/5/9/chartex" xmlns:cx4="http://schemas.microsoft.com/office/drawing/2016/5/10/chartex" xmlns:cx5="http://schemas.microsoft.com/office/drawing/2016/5/11/chartex" xmlns:cx6="http://schemas.microsoft.com/office/drawing/2016/5/12/chartex" xmlns:cx7="http://schemas.microsoft.com/office/drawing/2016/5/13/chartex" xmlns:cx8="http://schemas.microsoft.com/office/drawing/2016/5/14/chartex" xmlns:mc="http://schemas.openxmlformats.org/markup-compatibility/2006" xmlns:aink="http://schemas.microsoft.com/office/drawing/2016/ink" xmlns:am3d="http://schemas.microsoft.com/office/drawing/2017/model3d" xmlns:o="urn:schemas-microsoft-com:office:office" xmlns:oel="http://schemas.microsoft.com/office/2019/extlst" xmlns:r="http://schemas.openxmlformats.org/officeDocument/2006/relationships" xmlns:m="http://schemas.openxmlformats.org/officeDocument/2006/math" xmlns:v="urn:schemas-microsoft-com:vml" xmlns:wp14="http://schemas.microsoft.com/office/word/2010/wordprocessingDrawing" xmlns:wp="http://schemas.openxmlformats.org/drawingml/2006/wordprocessingDrawing" xmlns:w10="urn:schemas-microsoft-com:office:word" xmlns:w="http://schemas.openxmlformats.org/wordprocessingml/2006/main" xmlns:w14="http://schemas.microsoft.com/office/word/2010/wordml" xmlns:w15="http://schemas.microsoft.com/office/word/2012/wordml" xmlns:w16cex="http://schemas.microsoft.com/office/word/2018/wordml/cex" xmlns:w16cid="http://schemas.microsoft.com/office/word/2016/wordml/cid" xmlns:w16="http://schemas.microsoft.com/office/word/2018/wordml" xmlns:w16du="http://schemas.microsoft.com/office/word/2023/wordml/word16du" xmlns:w16sdtdh="http://schemas.microsoft.com/office/word/2020/wordml/sdtdatahash" xmlns:w16se="http://schemas.microsoft.com/office/word/2015/wordml/symex" xmlns:wpg="http://schemas.microsoft.com/office/word/2010/wordprocessingGroup" xmlns:wpi="http://schemas.microsoft.com/office/word/2010/wordprocessingInk" xmlns:wne="http://schemas.microsoft.com/office/word/2006/wordml" xmlns:wps="http://schemas.microsoft.com/office/word/2010/wordprocessingShape" mc:Ignorable="w14 w15 w16se w16cid w16 w16cex w16sdtdh w16du wp14">
+<w:document xmlns:wpc="http://schemas.microsoft.com/office/word/2010/wordprocessingCanvas" xmlns:cx="http://schemas.microsoft.com/office/drawing/2014/chartex" xmlns:cx1="http://schemas.microsoft.com/office/drawing/2015/9/8/chartex" xmlns:cx2="http://schemas.microsoft.com/office/drawing/2015/10/21/chartex" xmlns:cx3="http://schemas.microsoft.com/office/drawing/2016/5/9/chartex" xmlns:cx4="http://schemas.microsoft.com/office/drawing/2016/5/10/chartex" xmlns:cx5="http://schemas.microsoft.com/office/drawing/2016/5/11/chartex" xmlns:cx6="http://schemas.microsoft.com/office/drawing/2016/5/12/chartex" xmlns:cx7="http://schemas.microsoft.com/office/drawing/2016/5/13/chartex" xmlns:cx8="http://schemas.microsoft.com/office/drawing/2016/5/14/chartex" xmlns:mc="http://schemas.openxmlformats.org/markup-compatibility/2006" xmlns:aink="http://schemas.microsoft.com/office/drawing/2016/ink" xmlns:am3d="http://schemas.microsoft.com/office/drawing/2017/model3d" xmlns:o="urn:schemas-microsoft-com:office:office" xmlns:oel="http://schemas.microsoft.com/office/2019/extlst" xmlns:r="http://schemas.openxmlformats.org/officeDocument/2006/relationships" xmlns:m="http://schemas.openxmlformats.org/officeDocument/2006/math" xmlns:v="urn:schemas-microsoft-com:vml" xmlns:wp14="http://schemas.microsoft.com/office/word/2010/wordprocessingDrawing" xmlns:wp="http://schemas.openxmlformats.org/drawingml/2006/wordprocessingDrawing" xmlns:w10="urn:schemas-microsoft-com:office:word" xmlns:w="http://schemas.openxmlformats.org/wordprocessingml/2006/main" xmlns:w14="http://schemas.microsoft.com/office/word/2010/wordml" xmlns:w15="http://schemas.microsoft.com/office/word/2012/wordml" xmlns:w16cex="http://schemas.microsoft.com/office/word/2018/wordml/cex" xmlns:w16cid="http://schemas.microsoft.com/office/word/2016/wordml/cid" xmlns:w16="http://schemas.microsoft.com/office/word/2018/wordml" xmlns:w16du="http://schemas.microsoft.com/office/word/2023/wordml/word16du" xmlns:w16sdtdh="http://schemas.microsoft.com/office/word/2020/wordml/sdtdatahash" xmlns:w16se="http://schemas.microsoft.com/office/word/2015/wordml/symex" xmlns:wpg="http://schemas.microsoft.com/office/word/2010/wordprocessingGroup" xmlns:wpi="http://schemas.microsoft.com/office/word/2010/wordprocessingInk" xmlns:wne="http://schemas.microsoft.com/office/word/2006/wordml" xmlns:wps="http://schemas.microsoft.com/office/word/2010/wordprocessingShape" xmlns:a="http://schemas.openxmlformats.org/drawingml/2006/main" xmlns:pic="http://schemas.openxmlformats.org/drawingml/2006/picture" xmlns:a14="http://schemas.microsoft.com/office/drawing/2010/main" mc:Ignorable="w14 w15 w16se w16cid w16 w16cex w16sdtdh w16du wp14">
   <w:body>
     <w:p>
       <w:pPr>
@@ -12,7 +12,7 @@
           <w:szCs w:val="20"/>
         </w:rPr>
       </w:pPr>
-      <w:bookmarkStart w:id="0" w:name="_Hlk199342256"/>
+      <w:bookmarkStart w:name="_Hlk199342256" w:id="0"/>
       <w:bookmarkEnd w:id="0"/>
       <w:r>
         <w:rPr>
@@ -41,12 +41,12 @@
         <w:tblW w:w="9962" w:type="dxa"/>
         <w:tblInd w:w="0" w:type="dxa"/>
         <w:tblBorders>
-          <w:top w:val="single" w:sz="4" w:space="0" w:color="000000"/>
-          <w:left w:val="single" w:sz="4" w:space="0" w:color="000000"/>
-          <w:bottom w:val="single" w:sz="4" w:space="0" w:color="000000"/>
-          <w:right w:val="single" w:sz="4" w:space="0" w:color="000000"/>
-          <w:insideH w:val="single" w:sz="4" w:space="0" w:color="000000"/>
-          <w:insideV w:val="single" w:sz="4" w:space="0" w:color="000000"/>
+          <w:top w:val="single" w:color="000000" w:sz="4" w:space="0"/>
+          <w:left w:val="single" w:color="000000" w:sz="4" w:space="0"/>
+          <w:bottom w:val="single" w:color="000000" w:sz="4" w:space="0"/>
+          <w:right w:val="single" w:color="000000" w:sz="4" w:space="0"/>
+          <w:insideH w:val="single" w:color="000000" w:sz="4" w:space="0"/>
+          <w:insideV w:val="single" w:color="000000" w:sz="4" w:space="0"/>
         </w:tblBorders>
         <w:tblLayout w:type="fixed"/>
         <w:tblLook w:val="0400" w:firstRow="0" w:lastRow="0" w:firstColumn="0" w:lastColumn="0" w:noHBand="0" w:noVBand="1"/>
@@ -154,12 +154,12 @@
         <w:tblW w:w="9962" w:type="dxa"/>
         <w:tblInd w:w="0" w:type="dxa"/>
         <w:tblBorders>
-          <w:top w:val="single" w:sz="4" w:space="0" w:color="000000"/>
-          <w:left w:val="single" w:sz="4" w:space="0" w:color="000000"/>
-          <w:bottom w:val="single" w:sz="4" w:space="0" w:color="000000"/>
-          <w:right w:val="single" w:sz="4" w:space="0" w:color="000000"/>
-          <w:insideH w:val="single" w:sz="4" w:space="0" w:color="000000"/>
-          <w:insideV w:val="single" w:sz="4" w:space="0" w:color="000000"/>
+          <w:top w:val="single" w:color="000000" w:sz="4" w:space="0"/>
+          <w:left w:val="single" w:color="000000" w:sz="4" w:space="0"/>
+          <w:bottom w:val="single" w:color="000000" w:sz="4" w:space="0"/>
+          <w:right w:val="single" w:color="000000" w:sz="4" w:space="0"/>
+          <w:insideH w:val="single" w:color="000000" w:sz="4" w:space="0"/>
+          <w:insideV w:val="single" w:color="000000" w:sz="4" w:space="0"/>
         </w:tblBorders>
         <w:tblLayout w:type="fixed"/>
         <w:tblLook w:val="0400" w:firstRow="0" w:lastRow="0" w:firstColumn="0" w:lastColumn="0" w:noHBand="0" w:noVBand="1"/>
@@ -428,12 +428,12 @@
         <w:tblW w:w="9962" w:type="dxa"/>
         <w:tblInd w:w="0" w:type="dxa"/>
         <w:tblBorders>
-          <w:top w:val="single" w:sz="4" w:space="0" w:color="000000"/>
-          <w:left w:val="single" w:sz="4" w:space="0" w:color="000000"/>
-          <w:bottom w:val="single" w:sz="4" w:space="0" w:color="000000"/>
-          <w:right w:val="single" w:sz="4" w:space="0" w:color="000000"/>
-          <w:insideH w:val="single" w:sz="4" w:space="0" w:color="000000"/>
-          <w:insideV w:val="single" w:sz="4" w:space="0" w:color="000000"/>
+          <w:top w:val="single" w:color="000000" w:sz="4" w:space="0"/>
+          <w:left w:val="single" w:color="000000" w:sz="4" w:space="0"/>
+          <w:bottom w:val="single" w:color="000000" w:sz="4" w:space="0"/>
+          <w:right w:val="single" w:color="000000" w:sz="4" w:space="0"/>
+          <w:insideH w:val="single" w:color="000000" w:sz="4" w:space="0"/>
+          <w:insideV w:val="single" w:color="000000" w:sz="4" w:space="0"/>
         </w:tblBorders>
         <w:tblLayout w:type="fixed"/>
         <w:tblLook w:val="0400" w:firstRow="0" w:lastRow="0" w:firstColumn="0" w:lastColumn="0" w:noHBand="0" w:noVBand="1"/>
@@ -769,12 +769,12 @@
         <w:tblW w:w="9962" w:type="dxa"/>
         <w:tblInd w:w="0" w:type="dxa"/>
         <w:tblBorders>
-          <w:top w:val="single" w:sz="4" w:space="0" w:color="000000"/>
-          <w:left w:val="single" w:sz="4" w:space="0" w:color="000000"/>
-          <w:bottom w:val="single" w:sz="4" w:space="0" w:color="000000"/>
-          <w:right w:val="single" w:sz="4" w:space="0" w:color="000000"/>
-          <w:insideH w:val="single" w:sz="4" w:space="0" w:color="000000"/>
-          <w:insideV w:val="single" w:sz="4" w:space="0" w:color="000000"/>
+          <w:top w:val="single" w:color="000000" w:sz="4" w:space="0"/>
+          <w:left w:val="single" w:color="000000" w:sz="4" w:space="0"/>
+          <w:bottom w:val="single" w:color="000000" w:sz="4" w:space="0"/>
+          <w:right w:val="single" w:color="000000" w:sz="4" w:space="0"/>
+          <w:insideH w:val="single" w:color="000000" w:sz="4" w:space="0"/>
+          <w:insideV w:val="single" w:color="000000" w:sz="4" w:space="0"/>
         </w:tblBorders>
         <w:tblLayout w:type="fixed"/>
         <w:tblLook w:val="0400" w:firstRow="0" w:lastRow="0" w:firstColumn="0" w:lastColumn="0" w:noHBand="0" w:noVBand="1"/>
@@ -1059,7 +1059,6 @@
           <w:sz w:val="20"/>
           <w:szCs w:val="20"/>
         </w:rPr>
-        <w:lastRenderedPageBreak/>
         <w:t xml:space="preserve">La materia y sus cambios </w:t>
       </w:r>
     </w:p>
@@ -2115,7 +2114,6 @@
           <w:sz w:val="20"/>
           <w:szCs w:val="20"/>
         </w:rPr>
-        <w:lastRenderedPageBreak/>
         <w:t xml:space="preserve">hasta la invención de </w:t>
       </w:r>
       <w:r>
@@ -2654,7 +2652,6 @@
           <w:sz w:val="20"/>
           <w:szCs w:val="20"/>
         </w:rPr>
-        <w:lastRenderedPageBreak/>
         <w:t xml:space="preserve">Galileo Galilei </w:t>
       </w:r>
     </w:p>
@@ -3109,7 +3106,6 @@
           <w:sz w:val="20"/>
           <w:szCs w:val="20"/>
         </w:rPr>
-        <w:lastRenderedPageBreak/>
         <w:t>Este físico, teólogo, matemático e inventor inglés nació en 1642. Se hizo célebre por postular la ley de la gravitación universal en 1687. Entre sus aportes a la ciencia se destacan el desarrollo del cálculo infinitesimal, el descubrimiento del espectro de color, sus estudios sobre la naturaleza de la luz, su incursión en la mecánica de fluidos y la formulación de la ley de la viscosidad, entre otros. Es considerado uno de los genios más grandes de la historia. Ocupó el cargo de presidente de la Real Sociedad de Londres hasta su muerte, ocurrida en 1727.</w:t>
       </w:r>
     </w:p>
@@ -6014,7 +6010,21 @@
           <w:sz w:val="20"/>
           <w:szCs w:val="20"/>
         </w:rPr>
-        <w:t xml:space="preserve">es una forma de materia que tiene una composición fija (constante), químicamente definida y propiedades características.  Las sustancias difieren entre sí en su composición y pueden identificarse por su apariencia, olor sabor y otras propiedades. </w:t>
+        <w:t>es una forma de materia que tiene una composición fija (constante), químicamente definida y propiedades características.  Las sustancias difieren entre sí en su composición y pueden identificarse por su apariencia, olor</w:t>
+      </w:r>
+      <w:r>
+        <w:rPr>
+          <w:sz w:val="20"/>
+          <w:szCs w:val="20"/>
+        </w:rPr>
+        <w:t xml:space="preserve">, </w:t>
+      </w:r>
+      <w:r>
+        <w:rPr>
+          <w:sz w:val="20"/>
+          <w:szCs w:val="20"/>
+        </w:rPr>
+        <w:t xml:space="preserve">sabor y otras propiedades. </w:t>
       </w:r>
     </w:p>
     <w:p>
@@ -6540,7 +6550,6 @@
           <w:sz w:val="20"/>
           <w:szCs w:val="20"/>
         </w:rPr>
-        <w:lastRenderedPageBreak/>
         <w:t>Ejemplo: el agua mezclada con sal, el café con azúcar, en donde el agua actúa como disolvente y la sal o el azúcar como soluto.</w:t>
       </w:r>
     </w:p>
@@ -7139,7 +7148,6 @@
         <w:rPr>
           <w:noProof/>
         </w:rPr>
-        <w:lastRenderedPageBreak/>
         <w:drawing>
           <wp:inline distT="0" distB="0" distL="0" distR="0" wp14:anchorId="6CCDB3E3" wp14:editId="4DC6D0B9">
             <wp:extent cx="2091690" cy="1283850"/>
@@ -7724,7 +7732,6 @@
           <w:sz w:val="20"/>
           <w:szCs w:val="20"/>
         </w:rPr>
-        <w:lastRenderedPageBreak/>
         <w:drawing>
           <wp:inline distT="0" distB="0" distL="0" distR="0" wp14:anchorId="7945BBC9" wp14:editId="2058EE1B">
             <wp:extent cx="3901821" cy="1466850"/>
@@ -8583,7 +8590,7 @@
         </w:rPr>
         <w:t xml:space="preserve"> </w:t>
       </w:r>
-      <w:hyperlink r:id="rId36" w:history="1">
+      <w:hyperlink w:history="1" r:id="rId36">
         <w:r>
           <w:rPr>
             <w:rStyle w:val="Hipervnculo"/>
@@ -8833,7 +8840,6 @@
           <w:sz w:val="20"/>
           <w:szCs w:val="20"/>
         </w:rPr>
-        <w:lastRenderedPageBreak/>
         <w:t xml:space="preserve">Figura 2. </w:t>
       </w:r>
       <w:commentRangeEnd w:id="13"/>
@@ -9351,7 +9357,14 @@
           <w:sz w:val="20"/>
           <w:szCs w:val="20"/>
         </w:rPr>
-        <w:t xml:space="preserve">Fuente: tomada de Arroyo (2014). </w:t>
+        <w:t>Fuente: tomada de Arroyo</w:t>
+      </w:r>
+      <w:r>
+        <w:rPr>
+          <w:sz w:val="20"/>
+          <w:szCs w:val="20"/>
+        </w:rPr>
+        <w:t xml:space="preserve"> (2014). </w:t>
       </w:r>
     </w:p>
     <w:p>
@@ -9382,7 +9395,6 @@
           <w:sz w:val="20"/>
           <w:szCs w:val="20"/>
         </w:rPr>
-        <w:lastRenderedPageBreak/>
         <w:t xml:space="preserve">La materia es dinámica y por ello es susceptible a experimentar cambios de estado en la medida en la que absorbe o cede calor al medio o por efectos de la presión. De acuerdo con esto, los cambios de estado </w:t>
       </w:r>
       <w:r>
@@ -10168,7 +10180,6 @@
           <w:sz w:val="20"/>
           <w:szCs w:val="20"/>
         </w:rPr>
-        <w:lastRenderedPageBreak/>
         <w:t>Inercia</w:t>
       </w:r>
     </w:p>
@@ -11025,7 +11036,6 @@
           <w:sz w:val="20"/>
           <w:szCs w:val="20"/>
         </w:rPr>
-        <w:lastRenderedPageBreak/>
         <w:t>Propiedades químicas</w:t>
       </w:r>
     </w:p>
@@ -11644,7 +11654,6 @@
           <w:sz w:val="20"/>
           <w:szCs w:val="20"/>
         </w:rPr>
-        <w:lastRenderedPageBreak/>
         <w:t>Nominal</w:t>
       </w:r>
     </w:p>
@@ -12365,7 +12374,35 @@
           <w:sz w:val="20"/>
           <w:szCs w:val="20"/>
         </w:rPr>
-        <w:t xml:space="preserve">En la siguiente tabla se muestras las 7 unidades de medición básicas o fundamentales del SI. </w:t>
+        <w:t xml:space="preserve">En la siguiente tabla se </w:t>
+      </w:r>
+      <w:r>
+        <w:rPr>
+          <w:sz w:val="20"/>
+          <w:szCs w:val="20"/>
+        </w:rPr>
+        <w:t>present</w:t>
+      </w:r>
+      <w:r>
+        <w:rPr>
+          <w:sz w:val="20"/>
+          <w:szCs w:val="20"/>
+        </w:rPr>
+        <w:t>a</w:t>
+      </w:r>
+      <w:r>
+        <w:rPr>
+          <w:sz w:val="20"/>
+          <w:szCs w:val="20"/>
+        </w:rPr>
+        <w:t>n</w:t>
+      </w:r>
+      <w:r>
+        <w:rPr>
+          <w:sz w:val="20"/>
+          <w:szCs w:val="20"/>
+        </w:rPr>
+        <w:t xml:space="preserve"> las 7 unidades de medición básicas o fundamentales del SI. </w:t>
       </w:r>
     </w:p>
     <w:p>
@@ -12451,7 +12488,6 @@
           <w:sz w:val="20"/>
           <w:szCs w:val="20"/>
         </w:rPr>
-        <w:lastRenderedPageBreak/>
         <w:t>Tabla 1.</w:t>
       </w:r>
       <w:r>
@@ -12990,7 +13026,6 @@
           <w:sz w:val="20"/>
           <w:szCs w:val="20"/>
         </w:rPr>
-        <w:lastRenderedPageBreak/>
         <w:t xml:space="preserve">instrumento debe estar calibrado en relación a un patrón o estándar definido, garantizando confiabilidad, precisión y exactitud en la medida. </w:t>
       </w:r>
     </w:p>
@@ -14748,7 +14783,6 @@
           <w:sz w:val="20"/>
           <w:szCs w:val="20"/>
         </w:rPr>
-        <w:lastRenderedPageBreak/>
         <w:tab/>
       </w:r>
       <w:r>
@@ -14877,7 +14911,7 @@
         </w:rPr>
         <w:t xml:space="preserve">Fuente: </w:t>
       </w:r>
-      <w:hyperlink r:id="rId47" w:history="1">
+      <w:hyperlink w:history="1" r:id="rId47">
         <w:r>
           <w:rPr>
             <w:rStyle w:val="Hipervnculo"/>
@@ -15117,7 +15151,7 @@
         </w:rPr>
         <w:t xml:space="preserve">Fuente: </w:t>
       </w:r>
-      <w:hyperlink r:id="rId49" w:history="1">
+      <w:hyperlink w:history="1" r:id="rId49">
         <w:r>
           <w:rPr>
             <w:rStyle w:val="Hipervnculo"/>
@@ -15328,7 +15362,7 @@
         </w:rPr>
         <w:t xml:space="preserve">Fuente: </w:t>
       </w:r>
-      <w:hyperlink r:id="rId51" w:history="1">
+      <w:hyperlink w:history="1" r:id="rId51">
         <w:r>
           <w:rPr>
             <w:rStyle w:val="Hipervnculo"/>
@@ -15551,6 +15585,12 @@
           <w:szCs w:val="20"/>
         </w:rPr>
         <w:br/>
+      </w:r>
+      <w:r>
+        <w:rPr>
+          <w:sz w:val="20"/>
+          <w:szCs w:val="20"/>
+        </w:rPr>
         <w:t xml:space="preserve">Las escalas Celsius y Kelvin tienen unidades de la misma magnitud, es decir un grado Celsius es equivalente a un kelvin. Se ha comprobado que el cero absoluto de la escala Kelvin equivale a -273.15 °C. Así que para convertir grados Celsius a kelvin, se usa la </w:t>
       </w:r>
       <w:commentRangeStart w:id="31"/>
@@ -15693,7 +15733,6 @@
           <w:sz w:val="20"/>
           <w:szCs w:val="20"/>
         </w:rPr>
-        <w:lastRenderedPageBreak/>
         <w:t>Manejo de los números y factores de conversión</w:t>
       </w:r>
     </w:p>
@@ -16701,7 +16740,21 @@
           <w:sz w:val="20"/>
           <w:szCs w:val="20"/>
         </w:rPr>
-        <w:t>g = 1 kg; 1h = 3600 s)</w:t>
+        <w:t>g = 1 kg; 1</w:t>
+      </w:r>
+      <w:r>
+        <w:rPr>
+          <w:sz w:val="20"/>
+          <w:szCs w:val="20"/>
+        </w:rPr>
+        <w:t xml:space="preserve"> </w:t>
+      </w:r>
+      <w:r>
+        <w:rPr>
+          <w:sz w:val="20"/>
+          <w:szCs w:val="20"/>
+        </w:rPr>
+        <w:t>h = 3600 s)</w:t>
       </w:r>
       <w:r>
         <w:rPr>
@@ -16903,7 +16956,6 @@
                 <w:sz w:val="20"/>
                 <w:szCs w:val="20"/>
               </w:rPr>
-              <w:lastRenderedPageBreak/>
               <w:t>Pulgada (in)</w:t>
             </w:r>
           </w:p>
@@ -17916,7 +17968,6 @@
           <w:sz w:val="20"/>
           <w:szCs w:val="20"/>
         </w:rPr>
-        <w:lastRenderedPageBreak/>
         <w:t>compuesto, los átomos presentes siempre están en la misma proporción</w:t>
       </w:r>
       <w:r>
@@ -18461,7 +18512,7 @@
         </w:rPr>
         <w:t xml:space="preserve">Para profundizar sobre la evolución de los modelos atómicos a lo largo de la historia, lo invitamos a consultar el siguiente sitio web: </w:t>
       </w:r>
-      <w:hyperlink r:id="rId56" w:history="1">
+      <w:hyperlink w:history="1" r:id="rId56">
         <w:r>
           <w:rPr>
             <w:rStyle w:val="Hipervnculo"/>
@@ -18627,7 +18678,6 @@
           <w:sz w:val="20"/>
           <w:szCs w:val="20"/>
         </w:rPr>
-        <w:lastRenderedPageBreak/>
         <w:t xml:space="preserve">El </w:t>
       </w:r>
       <w:r>
@@ -18796,7 +18846,21 @@
           <w:sz w:val="20"/>
           <w:szCs w:val="20"/>
         </w:rPr>
-        <w:t>Por tanto, el número de neutrones es un átomo es igual a la resta entre el número de masa y el número atómico</w:t>
+        <w:t>Por tanto, el número de neutrones e</w:t>
+      </w:r>
+      <w:r>
+        <w:rPr>
+          <w:sz w:val="20"/>
+          <w:szCs w:val="20"/>
+        </w:rPr>
+        <w:t>n</w:t>
+      </w:r>
+      <w:r>
+        <w:rPr>
+          <w:sz w:val="20"/>
+          <w:szCs w:val="20"/>
+        </w:rPr>
+        <w:t xml:space="preserve"> un átomo es igual a la resta entre el número de masa y el número atómico</w:t>
       </w:r>
       <w:r>
         <w:rPr>
@@ -20418,7 +20482,6 @@
           <w:sz w:val="20"/>
           <w:szCs w:val="20"/>
         </w:rPr>
-        <w:lastRenderedPageBreak/>
         <w:drawing>
           <wp:inline distT="0" distB="0" distL="0" distR="0" wp14:anchorId="3FB9FCAA" wp14:editId="66CB56DC">
             <wp:extent cx="1330036" cy="1507490"/>
@@ -21006,7 +21069,7 @@
         </w:rPr>
         <w:t xml:space="preserve">Fuente: </w:t>
       </w:r>
-      <w:hyperlink r:id="rId66" w:history="1">
+      <w:hyperlink w:history="1" r:id="rId66">
         <w:r>
           <w:rPr>
             <w:rStyle w:val="Hipervnculo"/>
@@ -21052,7 +21115,6 @@
           <w:sz w:val="20"/>
           <w:szCs w:val="20"/>
         </w:rPr>
-        <w:lastRenderedPageBreak/>
         <w:t>Es importante seguir el orden de las flechas (de arriba hacia abajo y de derecha a izquierda), de tal modo que, si se escribiera de forma horizontal, quedaría:</w:t>
       </w:r>
     </w:p>
@@ -21860,6 +21922,12 @@
           <w:szCs w:val="20"/>
         </w:rPr>
         <w:tab/>
+      </w:r>
+      <w:r>
+        <w:rPr>
+          <w:sz w:val="20"/>
+          <w:szCs w:val="20"/>
+        </w:rPr>
         <w:t>Fuente: Chang (2021).</w:t>
       </w:r>
     </w:p>
@@ -22250,7 +22318,6 @@
           <w:sz w:val="20"/>
           <w:szCs w:val="20"/>
         </w:rPr>
-        <w:lastRenderedPageBreak/>
         <mc:AlternateContent>
           <mc:Choice Requires="wps">
             <w:drawing>
@@ -23198,7 +23265,6 @@
           <w:sz w:val="20"/>
           <w:szCs w:val="20"/>
         </w:rPr>
-        <w:lastRenderedPageBreak/>
         <mc:AlternateContent>
           <mc:Choice Requires="wps">
             <w:drawing>
@@ -23936,8 +24002,8 @@
       <w:commentRangeStart w:id="47"/>
       <w:r>
         <w:rPr>
-          <w:b/>
-          <w:bCs/>
+          <w:b w:val="1"/>
+          <w:bCs w:val="1"/>
           <w:sz w:val="20"/>
           <w:szCs w:val="20"/>
         </w:rPr>
@@ -23945,8 +24011,8 @@
       </w:r>
       <w:r>
         <w:rPr>
-          <w:b/>
-          <w:bCs/>
+          <w:b w:val="1"/>
+          <w:bCs w:val="1"/>
           <w:sz w:val="20"/>
           <w:szCs w:val="20"/>
         </w:rPr>
@@ -23996,28 +24062,23 @@
         </w:rPr>
       </w:pPr>
       <w:r>
-        <w:rPr>
-          <w:noProof/>
-          <w:sz w:val="20"/>
-          <w:szCs w:val="20"/>
-        </w:rPr>
         <w:drawing>
-          <wp:inline distT="0" distB="0" distL="0" distR="0" wp14:anchorId="11AF758A" wp14:editId="16299A7B">
+          <wp:inline wp14:editId="46A25ACF" wp14:anchorId="11AF758A">
             <wp:extent cx="5153025" cy="3486769"/>
             <wp:effectExtent l="0" t="0" r="0" b="0"/>
             <wp:docPr id="428313978" name="Imagen 1" descr="Escala de tiempo&#10;&#10;Descripción generada automáticamente con confianza baja"/>
             <wp:cNvGraphicFramePr>
-              <a:graphicFrameLocks xmlns:a="http://schemas.openxmlformats.org/drawingml/2006/main" noChangeAspect="1"/>
+              <a:graphicFrameLocks noChangeAspect="1"/>
             </wp:cNvGraphicFramePr>
-            <a:graphic xmlns:a="http://schemas.openxmlformats.org/drawingml/2006/main">
-              <a:graphicData uri="http://schemas.openxmlformats.org/drawingml/2006/picture">
+            <a:graphic>
+              <a:graphicData xmlns:a="http://schemas.openxmlformats.org/drawingml/2006/main" uri="http://schemas.openxmlformats.org/drawingml/2006/picture">
                 <pic:pic xmlns:pic="http://schemas.openxmlformats.org/drawingml/2006/picture">
                   <pic:nvPicPr>
                     <pic:cNvPr id="428313978" name="Imagen 1" descr="Escala de tiempo&#10;&#10;Descripción generada automáticamente con confianza baja"/>
                     <pic:cNvPicPr/>
                   </pic:nvPicPr>
                   <pic:blipFill rotWithShape="1">
-                    <a:blip r:embed="rId70"/>
+                    <a:blip xmlns:r="http://schemas.openxmlformats.org/officeDocument/2006/relationships" r:embed="rId70"/>
                     <a:srcRect t="6378"/>
                     <a:stretch/>
                   </pic:blipFill>
@@ -24049,12 +24110,58 @@
       <w:pPr>
         <w:pStyle w:val="Normal0"/>
         <w:ind w:left="360"/>
-        <w:jc w:val="both"/>
-        <w:rPr>
-          <w:sz w:val="20"/>
-          <w:szCs w:val="20"/>
-        </w:rPr>
-      </w:pPr>
+        <w:jc w:val="left"/>
+        <w:rPr>
+          <w:sz w:val="20"/>
+          <w:szCs w:val="20"/>
+        </w:rPr>
+      </w:pPr>
+      <w:r>
+        <w:rPr>
+          <w:b w:val="1"/>
+          <w:bCs w:val="1"/>
+          <w:sz w:val="20"/>
+          <w:szCs w:val="20"/>
+        </w:rPr>
+        <w:t>Fuente:</w:t>
+      </w:r>
+      <w:r>
+        <w:rPr>
+          <w:b w:val="1"/>
+          <w:bCs w:val="1"/>
+          <w:sz w:val="20"/>
+          <w:szCs w:val="20"/>
+        </w:rPr>
+        <w:t xml:space="preserve"> </w:t>
+      </w:r>
+      <w:r>
+        <w:rPr>
+          <w:sz w:val="20"/>
+          <w:szCs w:val="20"/>
+        </w:rPr>
+        <w:t>Mateu</w:t>
+      </w:r>
+      <w:r>
+        <w:rPr>
+          <w:sz w:val="20"/>
+          <w:szCs w:val="20"/>
+        </w:rPr>
+        <w:t xml:space="preserve">s </w:t>
+      </w:r>
+      <w:r>
+        <w:rPr>
+          <w:sz w:val="20"/>
+          <w:szCs w:val="20"/>
+        </w:rPr>
+        <w:t xml:space="preserve">- </w:t>
+      </w:r>
+      <w:r>
+        <w:rPr>
+          <w:sz w:val="20"/>
+          <w:szCs w:val="20"/>
+        </w:rPr>
+        <w:t>González, (2021).</w:t>
+      </w:r>
     </w:p>
     <w:p>
       <w:pPr>
@@ -24085,7 +24192,6 @@
           <w:sz w:val="20"/>
           <w:szCs w:val="20"/>
         </w:rPr>
-        <w:lastRenderedPageBreak/>
         <w:t>El último nivel de energía (nivel 3), tiene los subniveles s y p</w:t>
       </w:r>
       <w:r>
@@ -24309,6 +24415,12 @@
           <w:szCs w:val="20"/>
         </w:rPr>
         <w:br/>
+      </w:r>
+      <w:r>
+        <w:rPr>
+          <w:sz w:val="20"/>
+          <w:szCs w:val="20"/>
+        </w:rPr>
         <w:t xml:space="preserve">Los electrones de valencia coinciden con el número del grupo en los elementos representativos. Por ejemplo, los elementos del grupo 1A (como el sodio) tienen 1 electrón de valencia; los del grupo 7A (como el cloro), tienen 7 electrones de valencia. </w:t>
       </w:r>
     </w:p>
@@ -24820,7 +24932,7 @@
         </w:rPr>
         <w:t xml:space="preserve">: </w:t>
       </w:r>
-      <w:hyperlink r:id="rId71" w:history="1">
+      <w:hyperlink w:history="1" r:id="rId71">
         <w:r>
           <w:rPr>
             <w:rStyle w:val="Hipervnculo"/>
@@ -25330,7 +25442,6 @@
           <w:sz w:val="20"/>
           <w:szCs w:val="20"/>
         </w:rPr>
-        <w:lastRenderedPageBreak/>
         <w:drawing>
           <wp:inline distT="0" distB="0" distL="0" distR="0" wp14:anchorId="19AE6863" wp14:editId="56637217">
             <wp:extent cx="5591175" cy="4001065"/>
@@ -25396,6 +25507,68 @@
         <w:pStyle w:val="Normal0"/>
         <w:jc w:val="both"/>
         <w:rPr>
+          <w:noProof w:val="0"/>
+          <w:lang w:val="es-CO"/>
+        </w:rPr>
+      </w:pPr>
+      <w:r>
+        <w:rPr>
+          <w:b w:val="1"/>
+          <w:bCs w:val="1"/>
+          <w:sz w:val="20"/>
+          <w:szCs w:val="20"/>
+        </w:rPr>
+        <w:t>Fuente:</w:t>
+      </w:r>
+      <w:r>
+        <w:rPr>
+          <w:sz w:val="20"/>
+          <w:szCs w:val="20"/>
+        </w:rPr>
+        <w:t xml:space="preserve"> </w:t>
+      </w:r>
+      <w:hyperlink r:id="Rd219492a9442414f">
+        <w:r>
+          <w:rPr>
+            <w:rStyle w:val="Hipervnculo"/>
+            <w:rFonts w:ascii="Segoe UI" w:hAnsi="Segoe UI" w:eastAsia="Segoe UI" w:cs="Segoe UI"/>
+            <w:b w:val="0"/>
+            <w:bCs w:val="0"/>
+            <w:i w:val="0"/>
+            <w:iCs w:val="0"/>
+            <w:caps w:val="0"/>
+            <w:smallCaps w:val="0"/>
+            <w:noProof w:val="0"/>
+            <w:sz w:val="18"/>
+            <w:szCs w:val="18"/>
+            <w:lang w:val="es-CO"/>
+          </w:rPr>
+          <w:t>https://mx.pinterest.com/pin/pin-de-andrea-toral-en-qumica--473159504612322694/</w:t>
+        </w:r>
+      </w:hyperlink>
+      <w:r>
+        <w:rPr>
+          <w:rFonts w:ascii="Segoe UI" w:hAnsi="Segoe UI" w:eastAsia="Segoe UI" w:cs="Segoe UI"/>
+          <w:b w:val="0"/>
+          <w:bCs w:val="0"/>
+          <w:i w:val="0"/>
+          <w:iCs w:val="0"/>
+          <w:caps w:val="0"/>
+          <w:smallCaps w:val="0"/>
+          <w:noProof w:val="0"/>
+          <w:color w:val="333333"/>
+          <w:sz w:val="18"/>
+          <w:szCs w:val="18"/>
+          <w:lang w:val="es-CO"/>
+        </w:rPr>
+        <w:t xml:space="preserve"> </w:t>
+      </w:r>
+    </w:p>
+    <w:p>
+      <w:pPr>
+        <w:pStyle w:val="Normal0"/>
+        <w:jc w:val="both"/>
+        <w:rPr>
           <w:sz w:val="20"/>
           <w:szCs w:val="20"/>
         </w:rPr>
@@ -25611,7 +25784,6 @@
           <w:sz w:val="20"/>
           <w:szCs w:val="20"/>
         </w:rPr>
-        <w:lastRenderedPageBreak/>
         <w:t>Regiones</w:t>
       </w:r>
       <w:r>
@@ -26065,7 +26237,6 @@
           <w:sz w:val="20"/>
           <w:szCs w:val="20"/>
         </w:rPr>
-        <w:lastRenderedPageBreak/>
         <w:drawing>
           <wp:inline distT="0" distB="0" distL="0" distR="0" wp14:anchorId="5694627A" wp14:editId="134ADC1C">
             <wp:extent cx="6038850" cy="2555550"/>
@@ -26284,7 +26455,7 @@
         </w:rPr>
         <w:t xml:space="preserve">Para ampliar esta información se invita a consultar el capítulo 8 de la Química de Raymond Chang, en el siguiente enlace:  </w:t>
       </w:r>
-      <w:hyperlink r:id="rId77" w:history="1">
+      <w:hyperlink w:history="1" r:id="rId77">
         <w:r>
           <w:rPr>
             <w:rStyle w:val="Hipervnculo"/>
@@ -26670,7 +26841,6 @@
           <w:sz w:val="20"/>
           <w:szCs w:val="20"/>
         </w:rPr>
-        <w:lastRenderedPageBreak/>
         <w:t xml:space="preserve">Símbolos: identifican los elementos constituyentes del compuesto. </w:t>
       </w:r>
     </w:p>
@@ -26892,6 +27062,12 @@
           <w:szCs w:val="20"/>
         </w:rPr>
         <w:br/>
+      </w:r>
+      <w:r>
+        <w:rPr>
+          <w:sz w:val="20"/>
+          <w:szCs w:val="20"/>
+        </w:rPr>
         <w:t>En el caso del H</w:t>
       </w:r>
       <w:r>
@@ -27554,7 +27730,6 @@
           <w:sz w:val="20"/>
           <w:szCs w:val="20"/>
         </w:rPr>
-        <w:lastRenderedPageBreak/>
         <w:t>Figura 1</w:t>
       </w:r>
       <w:r>
@@ -27698,7 +27873,7 @@
         </w:rPr>
         <w:t xml:space="preserve">Fuente: </w:t>
       </w:r>
-      <w:hyperlink r:id="rId81" w:history="1">
+      <w:hyperlink w:history="1" r:id="rId81">
         <w:r>
           <w:rPr>
             <w:rStyle w:val="Hipervnculo"/>
@@ -28210,7 +28385,6 @@
           <w:sz w:val="20"/>
           <w:szCs w:val="20"/>
         </w:rPr>
-        <w:lastRenderedPageBreak/>
         <w:t xml:space="preserve">Por otro lado, cuando un solo átomo aporta el par de electrones que se comparte con otro átomo que no tiene electrones disponibles, el enlace se denomina </w:t>
       </w:r>
       <w:r>
@@ -28682,7 +28856,7 @@
         </w:rPr>
         <w:t xml:space="preserve">Fuente: </w:t>
       </w:r>
-      <w:hyperlink r:id="rId85" w:history="1">
+      <w:hyperlink w:history="1" r:id="rId85">
         <w:r>
           <w:rPr>
             <w:rStyle w:val="Hipervnculo"/>
@@ -29062,7 +29236,7 @@
         </w:rPr>
         <w:t xml:space="preserve">siguiente enlace: </w:t>
       </w:r>
-      <w:hyperlink r:id="rId86" w:history="1">
+      <w:hyperlink w:history="1" r:id="rId86">
         <w:r>
           <w:rPr>
             <w:rStyle w:val="Hipervnculo"/>
@@ -29502,7 +29676,6 @@
           <w:sz w:val="20"/>
           <w:szCs w:val="20"/>
         </w:rPr>
-        <w:lastRenderedPageBreak/>
         <w:drawing>
           <wp:inline distT="0" distB="0" distL="0" distR="0" wp14:anchorId="63CC8F95" wp14:editId="421B98A9">
             <wp:extent cx="1314633" cy="1409897"/>
@@ -29889,7 +30062,6 @@
           <w:sz w:val="20"/>
           <w:szCs w:val="20"/>
         </w:rPr>
-        <w:lastRenderedPageBreak/>
         <w:drawing>
           <wp:inline distT="0" distB="0" distL="0" distR="0" wp14:anchorId="0F52DFBA" wp14:editId="14949014">
             <wp:extent cx="3553321" cy="1924319"/>
@@ -30559,7 +30731,6 @@
           <w:sz w:val="20"/>
           <w:szCs w:val="20"/>
         </w:rPr>
-        <w:lastRenderedPageBreak/>
         <w:t>Tabla 5.</w:t>
       </w:r>
       <w:r>
@@ -30612,6 +30783,7 @@
         <w:tc>
           <w:tcPr>
             <w:tcW w:w="2386" w:type="dxa"/>
+            <w:tcMar/>
             <w:vAlign w:val="center"/>
           </w:tcPr>
           <w:p>
@@ -30639,6 +30811,7 @@
         <w:tc>
           <w:tcPr>
             <w:tcW w:w="2407" w:type="dxa"/>
+            <w:tcMar/>
             <w:vAlign w:val="center"/>
           </w:tcPr>
           <w:p>
@@ -30666,6 +30839,7 @@
         <w:tc>
           <w:tcPr>
             <w:tcW w:w="2400" w:type="dxa"/>
+            <w:tcMar/>
             <w:vAlign w:val="center"/>
           </w:tcPr>
           <w:p>
@@ -30693,6 +30867,7 @@
         <w:tc>
           <w:tcPr>
             <w:tcW w:w="2409" w:type="dxa"/>
+            <w:tcMar/>
             <w:vAlign w:val="center"/>
           </w:tcPr>
           <w:p>
@@ -30723,6 +30898,7 @@
           <w:tcPr>
             <w:tcW w:w="2386" w:type="dxa"/>
             <w:vMerge w:val="restart"/>
+            <w:tcMar/>
             <w:vAlign w:val="center"/>
           </w:tcPr>
           <w:p>
@@ -30746,6 +30922,7 @@
         <w:tc>
           <w:tcPr>
             <w:tcW w:w="2407" w:type="dxa"/>
+            <w:tcMar/>
             <w:vAlign w:val="center"/>
           </w:tcPr>
           <w:p>
@@ -30769,6 +30946,7 @@
         <w:tc>
           <w:tcPr>
             <w:tcW w:w="2400" w:type="dxa"/>
+            <w:tcMar/>
             <w:vAlign w:val="center"/>
           </w:tcPr>
           <w:p>
@@ -30792,6 +30970,7 @@
         <w:tc>
           <w:tcPr>
             <w:tcW w:w="2409" w:type="dxa"/>
+            <w:tcMar/>
             <w:vAlign w:val="center"/>
           </w:tcPr>
           <w:p>
@@ -30818,6 +30997,7 @@
           <w:tcPr>
             <w:tcW w:w="2386" w:type="dxa"/>
             <w:vMerge/>
+            <w:tcMar/>
             <w:vAlign w:val="center"/>
           </w:tcPr>
           <w:p>
@@ -30834,6 +31014,7 @@
         <w:tc>
           <w:tcPr>
             <w:tcW w:w="2407" w:type="dxa"/>
+            <w:tcMar/>
             <w:vAlign w:val="center"/>
           </w:tcPr>
           <w:p>
@@ -30857,6 +31038,7 @@
         <w:tc>
           <w:tcPr>
             <w:tcW w:w="2400" w:type="dxa"/>
+            <w:tcMar/>
             <w:vAlign w:val="center"/>
           </w:tcPr>
           <w:p>
@@ -30880,6 +31062,7 @@
         <w:tc>
           <w:tcPr>
             <w:tcW w:w="2409" w:type="dxa"/>
+            <w:tcMar/>
             <w:vAlign w:val="center"/>
           </w:tcPr>
           <w:p>
@@ -30906,6 +31089,7 @@
           <w:tcPr>
             <w:tcW w:w="2386" w:type="dxa"/>
             <w:vMerge w:val="restart"/>
+            <w:tcMar/>
             <w:vAlign w:val="center"/>
           </w:tcPr>
           <w:p>
@@ -30929,6 +31113,7 @@
         <w:tc>
           <w:tcPr>
             <w:tcW w:w="2407" w:type="dxa"/>
+            <w:tcMar/>
             <w:vAlign w:val="center"/>
           </w:tcPr>
           <w:p>
@@ -30952,6 +31137,7 @@
         <w:tc>
           <w:tcPr>
             <w:tcW w:w="2400" w:type="dxa"/>
+            <w:tcMar/>
             <w:vAlign w:val="center"/>
           </w:tcPr>
           <w:p>
@@ -30975,6 +31161,7 @@
         <w:tc>
           <w:tcPr>
             <w:tcW w:w="2409" w:type="dxa"/>
+            <w:tcMar/>
             <w:vAlign w:val="center"/>
           </w:tcPr>
           <w:p>
@@ -31001,6 +31188,7 @@
           <w:tcPr>
             <w:tcW w:w="2386" w:type="dxa"/>
             <w:vMerge/>
+            <w:tcMar/>
             <w:vAlign w:val="center"/>
           </w:tcPr>
           <w:p>
@@ -31017,6 +31205,7 @@
         <w:tc>
           <w:tcPr>
             <w:tcW w:w="2407" w:type="dxa"/>
+            <w:tcMar/>
             <w:vAlign w:val="center"/>
           </w:tcPr>
           <w:p>
@@ -31040,6 +31229,7 @@
         <w:tc>
           <w:tcPr>
             <w:tcW w:w="2400" w:type="dxa"/>
+            <w:tcMar/>
             <w:vAlign w:val="center"/>
           </w:tcPr>
           <w:p>
@@ -31063,6 +31253,7 @@
         <w:tc>
           <w:tcPr>
             <w:tcW w:w="2409" w:type="dxa"/>
+            <w:tcMar/>
             <w:vAlign w:val="center"/>
           </w:tcPr>
           <w:p>
@@ -31089,6 +31280,7 @@
           <w:tcPr>
             <w:tcW w:w="2386" w:type="dxa"/>
             <w:vMerge w:val="restart"/>
+            <w:tcMar/>
             <w:vAlign w:val="center"/>
           </w:tcPr>
           <w:p>
@@ -31112,6 +31304,7 @@
         <w:tc>
           <w:tcPr>
             <w:tcW w:w="2407" w:type="dxa"/>
+            <w:tcMar/>
             <w:vAlign w:val="center"/>
           </w:tcPr>
           <w:p>
@@ -31135,6 +31328,7 @@
         <w:tc>
           <w:tcPr>
             <w:tcW w:w="2400" w:type="dxa"/>
+            <w:tcMar/>
             <w:vAlign w:val="center"/>
           </w:tcPr>
           <w:p>
@@ -31158,6 +31352,7 @@
         <w:tc>
           <w:tcPr>
             <w:tcW w:w="2409" w:type="dxa"/>
+            <w:tcMar/>
             <w:vAlign w:val="center"/>
           </w:tcPr>
           <w:p>
@@ -31184,6 +31379,7 @@
           <w:tcPr>
             <w:tcW w:w="2386" w:type="dxa"/>
             <w:vMerge/>
+            <w:tcMar/>
           </w:tcPr>
           <w:p>
             <w:pPr>
@@ -31199,6 +31395,7 @@
         <w:tc>
           <w:tcPr>
             <w:tcW w:w="2407" w:type="dxa"/>
+            <w:tcMar/>
             <w:vAlign w:val="center"/>
           </w:tcPr>
           <w:p>
@@ -31222,6 +31419,7 @@
         <w:tc>
           <w:tcPr>
             <w:tcW w:w="2400" w:type="dxa"/>
+            <w:tcMar/>
             <w:vAlign w:val="center"/>
           </w:tcPr>
           <w:p>
@@ -31245,6 +31443,7 @@
         <w:tc>
           <w:tcPr>
             <w:tcW w:w="2409" w:type="dxa"/>
+            <w:tcMar/>
             <w:vAlign w:val="center"/>
           </w:tcPr>
           <w:p>
@@ -31271,6 +31470,7 @@
           <w:tcPr>
             <w:tcW w:w="2386" w:type="dxa"/>
             <w:vMerge w:val="restart"/>
+            <w:tcMar/>
             <w:vAlign w:val="center"/>
           </w:tcPr>
           <w:p>
@@ -31294,6 +31494,7 @@
         <w:tc>
           <w:tcPr>
             <w:tcW w:w="2407" w:type="dxa"/>
+            <w:tcMar/>
             <w:vAlign w:val="center"/>
           </w:tcPr>
           <w:p>
@@ -31317,6 +31518,7 @@
         <w:tc>
           <w:tcPr>
             <w:tcW w:w="2400" w:type="dxa"/>
+            <w:tcMar/>
             <w:vAlign w:val="center"/>
           </w:tcPr>
           <w:p>
@@ -31340,6 +31542,7 @@
         <w:tc>
           <w:tcPr>
             <w:tcW w:w="2409" w:type="dxa"/>
+            <w:tcMar/>
             <w:vAlign w:val="center"/>
           </w:tcPr>
           <w:p>
@@ -31366,6 +31569,7 @@
           <w:tcPr>
             <w:tcW w:w="2386" w:type="dxa"/>
             <w:vMerge/>
+            <w:tcMar/>
             <w:vAlign w:val="center"/>
           </w:tcPr>
           <w:p>
@@ -31382,6 +31586,7 @@
         <w:tc>
           <w:tcPr>
             <w:tcW w:w="2407" w:type="dxa"/>
+            <w:tcMar/>
             <w:vAlign w:val="center"/>
           </w:tcPr>
           <w:p>
@@ -31405,6 +31610,7 @@
         <w:tc>
           <w:tcPr>
             <w:tcW w:w="2400" w:type="dxa"/>
+            <w:tcMar/>
             <w:vAlign w:val="center"/>
           </w:tcPr>
           <w:p>
@@ -31428,6 +31634,7 @@
         <w:tc>
           <w:tcPr>
             <w:tcW w:w="2409" w:type="dxa"/>
+            <w:tcMar/>
             <w:vAlign w:val="center"/>
           </w:tcPr>
           <w:p>
@@ -31461,6 +31668,7 @@
           <w:tcPr>
             <w:tcW w:w="2386" w:type="dxa"/>
             <w:vMerge w:val="restart"/>
+            <w:tcMar/>
             <w:vAlign w:val="center"/>
           </w:tcPr>
           <w:p>
@@ -31484,6 +31692,7 @@
         <w:tc>
           <w:tcPr>
             <w:tcW w:w="2407" w:type="dxa"/>
+            <w:tcMar/>
             <w:vAlign w:val="center"/>
           </w:tcPr>
           <w:p>
@@ -31507,6 +31716,7 @@
         <w:tc>
           <w:tcPr>
             <w:tcW w:w="2400" w:type="dxa"/>
+            <w:tcMar/>
             <w:vAlign w:val="center"/>
           </w:tcPr>
           <w:p>
@@ -31530,6 +31740,7 @@
         <w:tc>
           <w:tcPr>
             <w:tcW w:w="2409" w:type="dxa"/>
+            <w:tcMar/>
             <w:vAlign w:val="center"/>
           </w:tcPr>
           <w:p>
@@ -31556,6 +31767,7 @@
           <w:tcPr>
             <w:tcW w:w="2386" w:type="dxa"/>
             <w:vMerge/>
+            <w:tcMar/>
             <w:vAlign w:val="center"/>
           </w:tcPr>
           <w:p>
@@ -31572,6 +31784,7 @@
         <w:tc>
           <w:tcPr>
             <w:tcW w:w="2407" w:type="dxa"/>
+            <w:tcMar/>
             <w:vAlign w:val="center"/>
           </w:tcPr>
           <w:p>
@@ -31595,6 +31808,7 @@
         <w:tc>
           <w:tcPr>
             <w:tcW w:w="2400" w:type="dxa"/>
+            <w:tcMar/>
             <w:vAlign w:val="center"/>
           </w:tcPr>
           <w:p>
@@ -31618,6 +31832,7 @@
         <w:tc>
           <w:tcPr>
             <w:tcW w:w="2409" w:type="dxa"/>
+            <w:tcMar/>
             <w:vAlign w:val="center"/>
           </w:tcPr>
           <w:p>
@@ -31644,6 +31859,7 @@
           <w:tcPr>
             <w:tcW w:w="2386" w:type="dxa"/>
             <w:vMerge w:val="restart"/>
+            <w:tcMar/>
             <w:vAlign w:val="center"/>
           </w:tcPr>
           <w:p>
@@ -31667,6 +31883,7 @@
         <w:tc>
           <w:tcPr>
             <w:tcW w:w="2407" w:type="dxa"/>
+            <w:tcMar/>
             <w:vAlign w:val="center"/>
           </w:tcPr>
           <w:p>
@@ -31690,6 +31907,7 @@
         <w:tc>
           <w:tcPr>
             <w:tcW w:w="2400" w:type="dxa"/>
+            <w:tcMar/>
             <w:vAlign w:val="center"/>
           </w:tcPr>
           <w:p>
@@ -31713,6 +31931,7 @@
         <w:tc>
           <w:tcPr>
             <w:tcW w:w="2409" w:type="dxa"/>
+            <w:tcMar/>
             <w:vAlign w:val="center"/>
           </w:tcPr>
           <w:p>
@@ -31739,6 +31958,7 @@
           <w:tcPr>
             <w:tcW w:w="2386" w:type="dxa"/>
             <w:vMerge/>
+            <w:tcMar/>
             <w:vAlign w:val="center"/>
           </w:tcPr>
           <w:p>
@@ -31755,6 +31975,7 @@
         <w:tc>
           <w:tcPr>
             <w:tcW w:w="2407" w:type="dxa"/>
+            <w:tcMar/>
             <w:vAlign w:val="center"/>
           </w:tcPr>
           <w:p>
@@ -31778,6 +31999,7 @@
         <w:tc>
           <w:tcPr>
             <w:tcW w:w="2400" w:type="dxa"/>
+            <w:tcMar/>
             <w:vAlign w:val="center"/>
           </w:tcPr>
           <w:p>
@@ -31801,6 +32023,7 @@
         <w:tc>
           <w:tcPr>
             <w:tcW w:w="2409" w:type="dxa"/>
+            <w:tcMar/>
             <w:vAlign w:val="center"/>
           </w:tcPr>
           <w:p>
@@ -31827,6 +32050,7 @@
           <w:tcPr>
             <w:tcW w:w="2386" w:type="dxa"/>
             <w:vMerge w:val="restart"/>
+            <w:tcMar/>
             <w:vAlign w:val="center"/>
           </w:tcPr>
           <w:p>
@@ -31850,6 +32074,7 @@
         <w:tc>
           <w:tcPr>
             <w:tcW w:w="2407" w:type="dxa"/>
+            <w:tcMar/>
             <w:vAlign w:val="center"/>
           </w:tcPr>
           <w:p>
@@ -31873,6 +32098,7 @@
         <w:tc>
           <w:tcPr>
             <w:tcW w:w="2400" w:type="dxa"/>
+            <w:tcMar/>
             <w:vAlign w:val="center"/>
           </w:tcPr>
           <w:p>
@@ -31896,6 +32122,7 @@
         <w:tc>
           <w:tcPr>
             <w:tcW w:w="2409" w:type="dxa"/>
+            <w:tcMar/>
             <w:vAlign w:val="center"/>
           </w:tcPr>
           <w:p>
@@ -31922,6 +32149,7 @@
           <w:tcPr>
             <w:tcW w:w="2386" w:type="dxa"/>
             <w:vMerge/>
+            <w:tcMar/>
             <w:vAlign w:val="center"/>
           </w:tcPr>
           <w:p>
@@ -31938,6 +32166,7 @@
         <w:tc>
           <w:tcPr>
             <w:tcW w:w="2407" w:type="dxa"/>
+            <w:tcMar/>
             <w:vAlign w:val="center"/>
           </w:tcPr>
           <w:p>
@@ -31961,6 +32190,7 @@
         <w:tc>
           <w:tcPr>
             <w:tcW w:w="2400" w:type="dxa"/>
+            <w:tcMar/>
             <w:vAlign w:val="center"/>
           </w:tcPr>
           <w:p>
@@ -31984,6 +32214,7 @@
         <w:tc>
           <w:tcPr>
             <w:tcW w:w="2409" w:type="dxa"/>
+            <w:tcMar/>
             <w:vAlign w:val="center"/>
           </w:tcPr>
           <w:p>
@@ -32023,6 +32254,7 @@
         <w:tc>
           <w:tcPr>
             <w:tcW w:w="2386" w:type="dxa"/>
+            <w:tcMar/>
             <w:vAlign w:val="center"/>
           </w:tcPr>
           <w:p>
@@ -32046,6 +32278,7 @@
         <w:tc>
           <w:tcPr>
             <w:tcW w:w="2407" w:type="dxa"/>
+            <w:tcMar/>
             <w:vAlign w:val="center"/>
           </w:tcPr>
           <w:p>
@@ -32069,6 +32302,7 @@
         <w:tc>
           <w:tcPr>
             <w:tcW w:w="2400" w:type="dxa"/>
+            <w:tcMar/>
             <w:vAlign w:val="center"/>
           </w:tcPr>
           <w:p>
@@ -32092,6 +32326,7 @@
         <w:tc>
           <w:tcPr>
             <w:tcW w:w="2409" w:type="dxa"/>
+            <w:tcMar/>
             <w:vAlign w:val="center"/>
           </w:tcPr>
           <w:p>
@@ -32117,6 +32352,7 @@
         <w:tc>
           <w:tcPr>
             <w:tcW w:w="2386" w:type="dxa"/>
+            <w:tcMar/>
             <w:vAlign w:val="center"/>
           </w:tcPr>
           <w:p>
@@ -32133,7 +32369,21 @@
                 <w:sz w:val="20"/>
                 <w:szCs w:val="20"/>
               </w:rPr>
-              <w:t>VIIB (</w:t>
+              <w:t>VII</w:t>
+            </w:r>
+            <w:r>
+              <w:rPr>
+                <w:sz w:val="20"/>
+                <w:szCs w:val="20"/>
+              </w:rPr>
+              <w:t>I</w:t>
+            </w:r>
+            <w:r>
+              <w:rPr>
+                <w:sz w:val="20"/>
+                <w:szCs w:val="20"/>
+              </w:rPr>
+              <w:t>B (</w:t>
             </w:r>
             <w:r>
               <w:rPr>
@@ -32147,6 +32397,7 @@
         <w:tc>
           <w:tcPr>
             <w:tcW w:w="2407" w:type="dxa"/>
+            <w:tcMar/>
             <w:vAlign w:val="center"/>
           </w:tcPr>
           <w:p>
@@ -32170,6 +32421,7 @@
         <w:tc>
           <w:tcPr>
             <w:tcW w:w="2400" w:type="dxa"/>
+            <w:tcMar/>
             <w:vAlign w:val="center"/>
           </w:tcPr>
           <w:p>
@@ -32193,6 +32445,7 @@
         <w:tc>
           <w:tcPr>
             <w:tcW w:w="2409" w:type="dxa"/>
+            <w:tcMar/>
             <w:vAlign w:val="center"/>
           </w:tcPr>
           <w:p>
@@ -32219,6 +32472,7 @@
           <w:tcPr>
             <w:tcW w:w="2386" w:type="dxa"/>
             <w:vMerge w:val="restart"/>
+            <w:tcMar/>
             <w:vAlign w:val="center"/>
           </w:tcPr>
           <w:p>
@@ -32242,6 +32496,7 @@
         <w:tc>
           <w:tcPr>
             <w:tcW w:w="2407" w:type="dxa"/>
+            <w:tcMar/>
             <w:vAlign w:val="center"/>
           </w:tcPr>
           <w:p>
@@ -32265,6 +32520,7 @@
         <w:tc>
           <w:tcPr>
             <w:tcW w:w="2400" w:type="dxa"/>
+            <w:tcMar/>
             <w:vAlign w:val="center"/>
           </w:tcPr>
           <w:p>
@@ -32288,6 +32544,7 @@
         <w:tc>
           <w:tcPr>
             <w:tcW w:w="2409" w:type="dxa"/>
+            <w:tcMar/>
             <w:vAlign w:val="center"/>
           </w:tcPr>
           <w:p>
@@ -32314,6 +32571,7 @@
           <w:tcPr>
             <w:tcW w:w="2386" w:type="dxa"/>
             <w:vMerge/>
+            <w:tcMar/>
           </w:tcPr>
           <w:p>
             <w:pPr>
@@ -32329,6 +32587,7 @@
         <w:tc>
           <w:tcPr>
             <w:tcW w:w="2407" w:type="dxa"/>
+            <w:tcMar/>
             <w:vAlign w:val="center"/>
           </w:tcPr>
           <w:p>
@@ -32352,6 +32611,7 @@
         <w:tc>
           <w:tcPr>
             <w:tcW w:w="2400" w:type="dxa"/>
+            <w:tcMar/>
             <w:vAlign w:val="center"/>
           </w:tcPr>
           <w:p>
@@ -32375,6 +32635,7 @@
         <w:tc>
           <w:tcPr>
             <w:tcW w:w="2409" w:type="dxa"/>
+            <w:tcMar/>
             <w:vAlign w:val="center"/>
           </w:tcPr>
           <w:p>
@@ -32401,6 +32662,7 @@
           <w:tcPr>
             <w:tcW w:w="2386" w:type="dxa"/>
             <w:vMerge/>
+            <w:tcMar/>
           </w:tcPr>
           <w:p>
             <w:pPr>
@@ -32416,6 +32678,7 @@
         <w:tc>
           <w:tcPr>
             <w:tcW w:w="2407" w:type="dxa"/>
+            <w:tcMar/>
             <w:vAlign w:val="center"/>
           </w:tcPr>
           <w:p>
@@ -32439,6 +32702,7 @@
         <w:tc>
           <w:tcPr>
             <w:tcW w:w="2400" w:type="dxa"/>
+            <w:tcMar/>
             <w:vAlign w:val="center"/>
           </w:tcPr>
           <w:p>
@@ -32462,6 +32726,7 @@
         <w:tc>
           <w:tcPr>
             <w:tcW w:w="2409" w:type="dxa"/>
+            <w:tcMar/>
             <w:vAlign w:val="center"/>
           </w:tcPr>
           <w:p>
@@ -32789,7 +33054,6 @@
           <w:sz w:val="20"/>
           <w:szCs w:val="20"/>
         </w:rPr>
-        <w:lastRenderedPageBreak/>
         <w:drawing>
           <wp:inline distT="0" distB="0" distL="0" distR="0" wp14:anchorId="29A67487" wp14:editId="0E3618E1">
             <wp:extent cx="6332220" cy="3521710"/>
@@ -33296,7 +33560,6 @@
           <w:sz w:val="20"/>
           <w:szCs w:val="20"/>
         </w:rPr>
-        <w:lastRenderedPageBreak/>
         <w:t>Sales básicas: se forman cuando la base no pierde todos sus grupos OH</w:t>
       </w:r>
       <w:r>
@@ -34674,7 +34937,6 @@
           <w:sz w:val="20"/>
           <w:szCs w:val="20"/>
         </w:rPr>
-        <w:lastRenderedPageBreak/>
         <w:t>HClO</w:t>
       </w:r>
       <w:r>
@@ -35460,7 +35722,6 @@
           <w:sz w:val="20"/>
           <w:szCs w:val="20"/>
         </w:rPr>
-        <w:lastRenderedPageBreak/>
         <w:t xml:space="preserve">Reacciones de sustitución o desplazamiento simple: </w:t>
       </w:r>
       <w:r>
@@ -38568,12 +38829,12 @@
             </w:drawing>
           </mc:Choice>
           <mc:Fallback>
-            <w:pict>
-              <v:shapetype w14:anchorId="1252B39A" id="_x0000_t202" coordsize="21600,21600" o:spt="202" path="m,l,21600r21600,l21600,xe">
+            <w:pict w14:anchorId="2B999CFF">
+              <v:shapetype id="_x0000_t202" coordsize="21600,21600" o:spt="202" path="m,l,21600r21600,l21600,xe" w14:anchorId="1252B39A">
                 <v:stroke joinstyle="miter"/>
                 <v:path gradientshapeok="t" o:connecttype="rect"/>
               </v:shapetype>
-              <v:shape id="Cuadro de texto 2" o:spid="_x0000_s1026" type="#_x0000_t202" style="position:absolute;left:0;text-align:left;margin-left:0;margin-top:27.25pt;width:465.45pt;height:110.6pt;z-index:251713536;visibility:visible;mso-wrap-style:square;mso-width-percent:0;mso-height-percent:200;mso-wrap-distance-left:9pt;mso-wrap-distance-top:3.6pt;mso-wrap-distance-right:9pt;mso-wrap-distance-bottom:3.6pt;mso-position-horizontal:center;mso-position-horizontal-relative:margin;mso-position-vertical:absolute;mso-position-vertical-relative:text;mso-width-percent:0;mso-height-percent:200;mso-width-relative:margin;mso-height-relative:margin;v-text-anchor:top" o:gfxdata="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">
+              <v:shape id="Cuadro de texto 2" style="position:absolute;left:0;text-align:left;margin-left:0;margin-top:27.25pt;width:465.45pt;height:110.6pt;z-index:251713536;visibility:visible;mso-wrap-style:square;mso-width-percent:0;mso-height-percent:200;mso-wrap-distance-left:9pt;mso-wrap-distance-top:3.6pt;mso-wrap-distance-right:9pt;mso-wrap-distance-bottom:3.6pt;mso-position-horizontal:center;mso-position-horizontal-relative:margin;mso-position-vertical:absolute;mso-position-vertical-relative:text;mso-width-percent:0;mso-height-percent:200;mso-width-relative:margin;mso-height-relative:margin;v-text-anchor:top" o:spid="_x0000_s1026" type="#_x0000_t202" o:gfxdata="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">
                 <v:textbox style="mso-fit-shape-to-text:t">
                   <w:txbxContent>
                     <w:p>
@@ -38743,10 +39004,10 @@
                           <w:noProof/>
                         </w:rPr>
                         <w:drawing>
-                          <wp:inline distT="0" distB="0" distL="0" distR="0" wp14:anchorId="71336E3E" wp14:editId="0CFB77A9">
+                          <wp:inline distT="0" distB="0" distL="0" distR="0" wp14:anchorId="6B720E16" wp14:editId="0CFB77A9">
                             <wp:extent cx="329610" cy="485086"/>
                             <wp:effectExtent l="0" t="0" r="0" b="0"/>
-                            <wp:docPr id="445229206" name="Imagen 1" descr="Un dibujo animado&#10;&#10;Descripción generada automáticamente con confianza baja"/>
+                            <wp:docPr id="2097829930" name="Imagen 1" descr="Un dibujo animado&#10;&#10;Descripción generada automáticamente con confianza baja"/>
                             <wp:cNvGraphicFramePr>
                               <a:graphicFrameLocks xmlns:a="http://schemas.openxmlformats.org/drawingml/2006/main" noChangeAspect="1"/>
                             </wp:cNvGraphicFramePr>
@@ -38817,10 +39078,10 @@
                           <w:noProof/>
                         </w:rPr>
                         <w:drawing>
-                          <wp:inline distT="0" distB="0" distL="0" distR="0" wp14:anchorId="748327E9" wp14:editId="44E7D62F">
+                          <wp:inline distT="0" distB="0" distL="0" distR="0" wp14:anchorId="31254A5D" wp14:editId="44E7D62F">
                             <wp:extent cx="1180214" cy="432288"/>
                             <wp:effectExtent l="0" t="0" r="1270" b="6350"/>
-                            <wp:docPr id="356584407" name="Imagen 1" descr="Icono&#10;&#10;Descripción generada automáticamente"/>
+                            <wp:docPr id="956563480" name="Imagen 1" descr="Icono&#10;&#10;Descripción generada automáticamente"/>
                             <wp:cNvGraphicFramePr>
                               <a:graphicFrameLocks xmlns:a="http://schemas.openxmlformats.org/drawingml/2006/main" noChangeAspect="1"/>
                             </wp:cNvGraphicFramePr>
@@ -38920,10 +39181,10 @@
                           <w:szCs w:val="20"/>
                         </w:rPr>
                         <w:drawing>
-                          <wp:inline distT="0" distB="0" distL="0" distR="0" wp14:anchorId="4F6FF407" wp14:editId="288FD946">
+                          <wp:inline distT="0" distB="0" distL="0" distR="0" wp14:anchorId="06502444" wp14:editId="288FD946">
                             <wp:extent cx="1105786" cy="1105786"/>
                             <wp:effectExtent l="0" t="0" r="0" b="0"/>
-                            <wp:docPr id="920540971" name="Imagen 17" descr="Interfaz de usuario gráfica, Aplicación&#10;&#10;Descripción generada automáticamente"/>
+                            <wp:docPr id="792591201" name="Imagen 17" descr="Interfaz de usuario gráfica, Aplicación&#10;&#10;Descripción generada automáticamente"/>
                             <wp:cNvGraphicFramePr>
                               <a:graphicFrameLocks xmlns:a="http://schemas.openxmlformats.org/drawingml/2006/main" noChangeAspect="1"/>
                             </wp:cNvGraphicFramePr>
@@ -39109,7 +39370,6 @@
           <w:sz w:val="20"/>
           <w:szCs w:val="20"/>
         </w:rPr>
-        <w:lastRenderedPageBreak/>
         <w:t xml:space="preserve">La diversidad de compuestos orgánicos se explica por las propiedades singulares del átomo de carbono. En primer lugar, el carbono es un elemento tetravalente, es decir, tiene la capacidad de formar cuatro enlaces covalentes. Estos enlaces pueden establecerse entre átomos de carbono, dando lugar a largas cadenas carbonadas que presentan una notable estabilidad química, lo que permite la existencia de un número prácticamente infinito de compuestos. La fuerza y estabilidad de estos enlaces se deben, en gran medida, a la capacidad del carbono para experimentar hibridación, es decir, la combinación de sus orbitales atómicos </w:t>
       </w:r>
       <w:r>
@@ -39639,7 +39899,6 @@
           <w:sz w:val="20"/>
           <w:szCs w:val="20"/>
         </w:rPr>
-        <w:lastRenderedPageBreak/>
         <w:t>Son alcanos cuyos átomos de carbono se unen formando anillos. El cicloalcano más sencillo es el ciclopropano (C</w:t>
       </w:r>
       <w:r>
@@ -40377,7 +40636,6 @@
           <w:sz w:val="20"/>
           <w:szCs w:val="20"/>
         </w:rPr>
-        <w:lastRenderedPageBreak/>
         <w:drawing>
           <wp:inline distT="0" distB="0" distL="0" distR="0" wp14:anchorId="21576735" wp14:editId="1448B575">
             <wp:extent cx="2248214" cy="685896"/>
@@ -41068,7 +41326,6 @@
           <w:sz w:val="20"/>
           <w:szCs w:val="20"/>
         </w:rPr>
-        <w:lastRenderedPageBreak/>
         <mc:AlternateContent>
           <mc:Choice Requires="wps">
             <w:drawing>
@@ -41137,9 +41394,9 @@
             </w:drawing>
           </mc:Choice>
           <mc:Fallback>
-            <w:pict>
-              <v:rect w14:anchorId="53D19AC1" id="Rectángulo 3" o:spid="_x0000_s1026" style="position:absolute;margin-left:-6.7pt;margin-top:-15.45pt;width:512.55pt;height:70.5pt;z-index:251717632;visibility:visible;mso-wrap-style:square;mso-width-percent:0;mso-height-percent:0;mso-wrap-distance-left:9pt;mso-wrap-distance-top:0;mso-wrap-distance-right:9pt;mso-wrap-distance-bottom:0;mso-position-horizontal:absolute;mso-position-horizontal-relative:margin;mso-position-vertical:absolute;mso-position-vertical-relative:text;mso-width-percent:0;mso-height-percent:0;mso-width-relative:margin;mso-height-relative:margin;v-text-anchor:middle" o:gfxdata="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" filled="f" strokecolor="black [3213]">
-                <v:shadow on="t" color="black" opacity="22937f" origin=",.5" offset="0,.63889mm"/>
+            <w:pict w14:anchorId="25789A2B">
+              <v:rect id="Rectángulo 3" style="position:absolute;margin-left:-6.7pt;margin-top:-15.45pt;width:512.55pt;height:70.5pt;z-index:251717632;visibility:visible;mso-wrap-style:square;mso-width-percent:0;mso-height-percent:0;mso-wrap-distance-left:9pt;mso-wrap-distance-top:0;mso-wrap-distance-right:9pt;mso-wrap-distance-bottom:0;mso-position-horizontal:absolute;mso-position-horizontal-relative:margin;mso-position-vertical:absolute;mso-position-vertical-relative:text;mso-width-percent:0;mso-height-percent:0;mso-width-relative:margin;mso-height-relative:margin;v-text-anchor:middle" o:spid="_x0000_s1026" filled="f" strokecolor="black [3213]" w14:anchorId="53D19AC1" o:gfxdata="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">
+                <v:shadow on="t" color="black" opacity="22937f" offset="0,.63889mm" origin=",.5"/>
                 <w10:wrap anchorx="margin"/>
               </v:rect>
             </w:pict>
@@ -41190,7 +41447,7 @@
         </w:rPr>
         <w:t xml:space="preserve"> 24 de la Química de Raymond Chang, disponible en el siguiente enlace: </w:t>
       </w:r>
-      <w:hyperlink r:id="rId124" w:history="1">
+      <w:hyperlink w:history="1" r:id="rId124">
         <w:r>
           <w:rPr>
             <w:rStyle w:val="Hipervnculo"/>
@@ -41913,7 +42170,6 @@
           <w:sz w:val="20"/>
           <w:szCs w:val="20"/>
         </w:rPr>
-        <w:lastRenderedPageBreak/>
         <w:t>Aldehídos</w:t>
       </w:r>
     </w:p>
@@ -42974,7 +43230,6 @@
           <w:sz w:val="20"/>
           <w:szCs w:val="20"/>
         </w:rPr>
-        <w:lastRenderedPageBreak/>
         <w:t>como animal. Todas las moléculas de proteínas están formadas por aminoácidos, los cuales son ácidos carboxílicos con un grupo amino (-NH</w:t>
       </w:r>
       <w:r>
@@ -43011,22 +43266,35 @@
         <w:pStyle w:val="Normal0"/>
         <w:ind w:left="1004"/>
         <w:rPr>
-          <w:bCs/>
-          <w:sz w:val="20"/>
-          <w:szCs w:val="20"/>
-        </w:rPr>
-      </w:pPr>
-      <w:r>
-        <w:rPr>
-          <w:bCs/>
-          <w:sz w:val="20"/>
-          <w:szCs w:val="20"/>
-        </w:rPr>
-        <w:t xml:space="preserve">A diferencia de los ácidos orgánicos, los ácidos carboxílicos son débiles. Reaccionan con los alcoholes para formar ésteres. Se nombran de manera similar a los alcanos, considerando que el grupo carboxilo siempre está ubicado al final de la cadena y lleva el primer número indicador (C1), se antepone la palabra ácido, se nombra la cadena base de acuerdo con el número total de carbonos y se cambia la terminación </w:t>
-      </w:r>
-      <w:r>
-        <w:rPr>
-          <w:b/>
+          <w:sz w:val="20"/>
+          <w:szCs w:val="20"/>
+        </w:rPr>
+      </w:pPr>
+      <w:r>
+        <w:rPr>
+          <w:sz w:val="20"/>
+          <w:szCs w:val="20"/>
+        </w:rPr>
+        <w:t xml:space="preserve">A diferencia de los ácidos </w:t>
+      </w:r>
+      <w:r>
+        <w:rPr>
+          <w:sz w:val="20"/>
+          <w:szCs w:val="20"/>
+        </w:rPr>
+        <w:t>in</w:t>
+      </w:r>
+      <w:r>
+        <w:rPr>
+          <w:sz w:val="20"/>
+          <w:szCs w:val="20"/>
+        </w:rPr>
+        <w:t xml:space="preserve">orgánicos, los ácidos carboxílicos son débiles. Reaccionan con los alcoholes para formar ésteres. Se nombran de manera similar a los alcanos, considerando que el grupo carboxilo siempre está ubicado al final de la cadena y lleva el primer número indicador (C1), se antepone la palabra ácido, se nombra la cadena base de acuerdo con el número total de carbonos y se cambia la terminación </w:t>
+      </w:r>
+      <w:r>
+        <w:rPr>
+          <w:b w:val="1"/>
+          <w:bCs w:val="1"/>
           <w:sz w:val="20"/>
           <w:szCs w:val="20"/>
         </w:rPr>
@@ -43034,7 +43302,6 @@
       </w:r>
       <w:r>
         <w:rPr>
-          <w:bCs/>
           <w:sz w:val="20"/>
           <w:szCs w:val="20"/>
         </w:rPr>
@@ -43042,15 +43309,24 @@
       </w:r>
       <w:r>
         <w:rPr>
-          <w:b/>
-          <w:sz w:val="20"/>
-          <w:szCs w:val="20"/>
-        </w:rPr>
-        <w:t>-oico</w:t>
-      </w:r>
-      <w:r>
-        <w:rPr>
-          <w:bCs/>
+          <w:b w:val="1"/>
+          <w:bCs w:val="1"/>
+          <w:sz w:val="20"/>
+          <w:szCs w:val="20"/>
+        </w:rPr>
+        <w:t>-</w:t>
+      </w:r>
+      <w:r>
+        <w:rPr>
+          <w:b w:val="1"/>
+          <w:bCs w:val="1"/>
+          <w:sz w:val="20"/>
+          <w:szCs w:val="20"/>
+        </w:rPr>
+        <w:t>oico</w:t>
+      </w:r>
+      <w:r>
+        <w:rPr>
           <w:sz w:val="20"/>
           <w:szCs w:val="20"/>
         </w:rPr>
@@ -44982,12 +45258,12 @@
         <w:tblW w:w="9541" w:type="dxa"/>
         <w:tblInd w:w="421" w:type="dxa"/>
         <w:tblBorders>
-          <w:top w:val="single" w:sz="4" w:space="0" w:color="000000"/>
-          <w:left w:val="single" w:sz="4" w:space="0" w:color="000000"/>
-          <w:bottom w:val="single" w:sz="4" w:space="0" w:color="000000"/>
-          <w:right w:val="single" w:sz="4" w:space="0" w:color="000000"/>
-          <w:insideH w:val="single" w:sz="4" w:space="0" w:color="000000"/>
-          <w:insideV w:val="single" w:sz="4" w:space="0" w:color="000000"/>
+          <w:top w:val="single" w:color="000000" w:sz="4" w:space="0"/>
+          <w:left w:val="single" w:color="000000" w:sz="4" w:space="0"/>
+          <w:bottom w:val="single" w:color="000000" w:sz="4" w:space="0"/>
+          <w:right w:val="single" w:color="000000" w:sz="4" w:space="0"/>
+          <w:insideH w:val="single" w:color="000000" w:sz="4" w:space="0"/>
+          <w:insideV w:val="single" w:color="000000" w:sz="4" w:space="0"/>
         </w:tblBorders>
         <w:tblLayout w:type="fixed"/>
         <w:tblLook w:val="0400" w:firstRow="0" w:lastRow="0" w:firstColumn="0" w:lastColumn="0" w:noHBand="0" w:noVBand="1"/>
@@ -45012,13 +45288,13 @@
               <w:pStyle w:val="Normal0"/>
               <w:jc w:val="center"/>
               <w:rPr>
-                <w:rFonts w:ascii="Calibri" w:eastAsia="Calibri" w:hAnsi="Calibri" w:cs="Calibri"/>
+                <w:rFonts w:ascii="Calibri" w:hAnsi="Calibri" w:eastAsia="Calibri" w:cs="Calibri"/>
                 <w:color w:val="000000"/>
               </w:rPr>
             </w:pPr>
             <w:r>
               <w:rPr>
-                <w:rFonts w:ascii="Calibri" w:eastAsia="Calibri" w:hAnsi="Calibri" w:cs="Calibri"/>
+                <w:rFonts w:ascii="Calibri" w:hAnsi="Calibri" w:eastAsia="Calibri" w:cs="Calibri"/>
                 <w:color w:val="000000"/>
               </w:rPr>
               <w:t>DESCRIPCIÓN DE ACTIVIDAD DIDÁCTICA</w:t>
@@ -45040,13 +45316,13 @@
             <w:pPr>
               <w:pStyle w:val="Normal0"/>
               <w:rPr>
-                <w:rFonts w:ascii="Calibri" w:eastAsia="Calibri" w:hAnsi="Calibri" w:cs="Calibri"/>
+                <w:rFonts w:ascii="Calibri" w:hAnsi="Calibri" w:eastAsia="Calibri" w:cs="Calibri"/>
                 <w:color w:val="000000"/>
               </w:rPr>
             </w:pPr>
             <w:r>
               <w:rPr>
-                <w:rFonts w:ascii="Calibri" w:eastAsia="Calibri" w:hAnsi="Calibri" w:cs="Calibri"/>
+                <w:rFonts w:ascii="Calibri" w:hAnsi="Calibri" w:eastAsia="Calibri" w:cs="Calibri"/>
                 <w:color w:val="000000"/>
               </w:rPr>
               <w:t>Nombre de la Actividad</w:t>
@@ -45063,13 +45339,13 @@
             <w:pPr>
               <w:pStyle w:val="Normal0"/>
               <w:rPr>
-                <w:rFonts w:ascii="Calibri" w:eastAsia="Calibri" w:hAnsi="Calibri" w:cs="Calibri"/>
+                <w:rFonts w:ascii="Calibri" w:hAnsi="Calibri" w:eastAsia="Calibri" w:cs="Calibri"/>
                 <w:color w:val="000000"/>
               </w:rPr>
             </w:pPr>
             <w:r>
               <w:rPr>
-                <w:rFonts w:ascii="Calibri" w:eastAsia="Calibri" w:hAnsi="Calibri" w:cs="Calibri"/>
+                <w:rFonts w:ascii="Calibri" w:hAnsi="Calibri" w:eastAsia="Calibri" w:cs="Calibri"/>
                 <w:b w:val="0"/>
                 <w:bCs/>
                 <w:iCs/>
@@ -45093,13 +45369,13 @@
             <w:pPr>
               <w:pStyle w:val="Normal0"/>
               <w:rPr>
-                <w:rFonts w:ascii="Calibri" w:eastAsia="Calibri" w:hAnsi="Calibri" w:cs="Calibri"/>
+                <w:rFonts w:ascii="Calibri" w:hAnsi="Calibri" w:eastAsia="Calibri" w:cs="Calibri"/>
                 <w:color w:val="000000"/>
               </w:rPr>
             </w:pPr>
             <w:r>
               <w:rPr>
-                <w:rFonts w:ascii="Calibri" w:eastAsia="Calibri" w:hAnsi="Calibri" w:cs="Calibri"/>
+                <w:rFonts w:ascii="Calibri" w:hAnsi="Calibri" w:eastAsia="Calibri" w:cs="Calibri"/>
                 <w:color w:val="000000"/>
               </w:rPr>
               <w:t>Objetivo de la actividad</w:t>
@@ -45116,13 +45392,13 @@
             <w:pPr>
               <w:pStyle w:val="Normal0"/>
               <w:rPr>
-                <w:rFonts w:ascii="Calibri" w:eastAsia="Calibri" w:hAnsi="Calibri" w:cs="Calibri"/>
+                <w:rFonts w:ascii="Calibri" w:hAnsi="Calibri" w:eastAsia="Calibri" w:cs="Calibri"/>
                 <w:color w:val="000000"/>
               </w:rPr>
             </w:pPr>
             <w:r>
               <w:rPr>
-                <w:rFonts w:ascii="Calibri" w:eastAsia="Calibri" w:hAnsi="Calibri" w:cs="Calibri"/>
+                <w:rFonts w:ascii="Calibri" w:hAnsi="Calibri" w:eastAsia="Calibri" w:cs="Calibri"/>
                 <w:b w:val="0"/>
                 <w:bCs/>
                 <w:iCs/>
@@ -45146,13 +45422,13 @@
             <w:pPr>
               <w:pStyle w:val="Normal0"/>
               <w:rPr>
-                <w:rFonts w:ascii="Calibri" w:eastAsia="Calibri" w:hAnsi="Calibri" w:cs="Calibri"/>
+                <w:rFonts w:ascii="Calibri" w:hAnsi="Calibri" w:eastAsia="Calibri" w:cs="Calibri"/>
                 <w:color w:val="000000"/>
               </w:rPr>
             </w:pPr>
             <w:r>
               <w:rPr>
-                <w:rFonts w:ascii="Calibri" w:eastAsia="Calibri" w:hAnsi="Calibri" w:cs="Calibri"/>
+                <w:rFonts w:ascii="Calibri" w:hAnsi="Calibri" w:eastAsia="Calibri" w:cs="Calibri"/>
                 <w:color w:val="000000"/>
               </w:rPr>
               <w:t>Tipo de actividad sugerida</w:t>
@@ -45169,7 +45445,7 @@
             <w:pPr>
               <w:pStyle w:val="Normal0"/>
               <w:rPr>
-                <w:rFonts w:ascii="Calibri" w:eastAsia="Calibri" w:hAnsi="Calibri" w:cs="Calibri"/>
+                <w:rFonts w:ascii="Calibri" w:hAnsi="Calibri" w:eastAsia="Calibri" w:cs="Calibri"/>
                 <w:color w:val="000000"/>
               </w:rPr>
             </w:pPr>
@@ -45231,13 +45507,13 @@
             <w:pPr>
               <w:pStyle w:val="Normal0"/>
               <w:rPr>
-                <w:rFonts w:ascii="Calibri" w:eastAsia="Calibri" w:hAnsi="Calibri" w:cs="Calibri"/>
+                <w:rFonts w:ascii="Calibri" w:hAnsi="Calibri" w:eastAsia="Calibri" w:cs="Calibri"/>
                 <w:color w:val="000000"/>
               </w:rPr>
             </w:pPr>
             <w:r>
               <w:rPr>
-                <w:rFonts w:ascii="Calibri" w:eastAsia="Calibri" w:hAnsi="Calibri" w:cs="Calibri"/>
+                <w:rFonts w:ascii="Calibri" w:hAnsi="Calibri" w:eastAsia="Calibri" w:cs="Calibri"/>
                 <w:color w:val="000000"/>
               </w:rPr>
               <w:t xml:space="preserve">Archivo de la actividad </w:t>
@@ -45247,13 +45523,13 @@
             <w:pPr>
               <w:pStyle w:val="Normal0"/>
               <w:rPr>
-                <w:rFonts w:ascii="Calibri" w:eastAsia="Calibri" w:hAnsi="Calibri" w:cs="Calibri"/>
+                <w:rFonts w:ascii="Calibri" w:hAnsi="Calibri" w:eastAsia="Calibri" w:cs="Calibri"/>
                 <w:color w:val="000000"/>
               </w:rPr>
             </w:pPr>
             <w:r>
               <w:rPr>
-                <w:rFonts w:ascii="Calibri" w:eastAsia="Calibri" w:hAnsi="Calibri" w:cs="Calibri"/>
+                <w:rFonts w:ascii="Calibri" w:hAnsi="Calibri" w:eastAsia="Calibri" w:cs="Calibri"/>
                 <w:color w:val="000000"/>
               </w:rPr>
               <w:t>(Anexo donde se describe la actividad propuesta)</w:t>
@@ -45270,14 +45546,14 @@
             <w:pPr>
               <w:pStyle w:val="Normal0"/>
               <w:rPr>
-                <w:rFonts w:ascii="Calibri" w:eastAsia="Calibri" w:hAnsi="Calibri" w:cs="Calibri"/>
+                <w:rFonts w:ascii="Calibri" w:hAnsi="Calibri" w:eastAsia="Calibri" w:cs="Calibri"/>
                 <w:iCs/>
                 <w:color w:val="999999"/>
               </w:rPr>
             </w:pPr>
             <w:r>
               <w:rPr>
-                <w:rFonts w:ascii="Calibri" w:eastAsia="Calibri" w:hAnsi="Calibri" w:cs="Calibri"/>
+                <w:rFonts w:ascii="Calibri" w:hAnsi="Calibri" w:eastAsia="Calibri" w:cs="Calibri"/>
                 <w:iCs/>
               </w:rPr>
               <w:t>Documento Word: Actividad didáctica_CF1_Entorno químico.</w:t>
@@ -45348,7 +45624,6 @@
           <w:sz w:val="20"/>
           <w:szCs w:val="20"/>
         </w:rPr>
-        <w:lastRenderedPageBreak/>
         <w:t xml:space="preserve">MATERIAL COMPLEMENTARIO: </w:t>
       </w:r>
     </w:p>
@@ -45375,12 +45650,12 @@
         <w:tblW w:w="10072" w:type="dxa"/>
         <w:tblInd w:w="0" w:type="dxa"/>
         <w:tblBorders>
-          <w:top w:val="single" w:sz="4" w:space="0" w:color="000000"/>
-          <w:left w:val="single" w:sz="4" w:space="0" w:color="000000"/>
-          <w:bottom w:val="single" w:sz="4" w:space="0" w:color="000000"/>
-          <w:right w:val="single" w:sz="4" w:space="0" w:color="000000"/>
-          <w:insideH w:val="single" w:sz="4" w:space="0" w:color="000000"/>
-          <w:insideV w:val="single" w:sz="4" w:space="0" w:color="000000"/>
+          <w:top w:val="single" w:color="000000" w:sz="4" w:space="0"/>
+          <w:left w:val="single" w:color="000000" w:sz="4" w:space="0"/>
+          <w:bottom w:val="single" w:color="000000" w:sz="4" w:space="0"/>
+          <w:right w:val="single" w:color="000000" w:sz="4" w:space="0"/>
+          <w:insideH w:val="single" w:color="000000" w:sz="4" w:space="0"/>
+          <w:insideV w:val="single" w:color="000000" w:sz="4" w:space="0"/>
         </w:tblBorders>
         <w:tblLayout w:type="fixed"/>
         <w:tblLook w:val="0400" w:firstRow="0" w:lastRow="0" w:firstColumn="0" w:lastColumn="0" w:noHBand="0" w:noVBand="1"/>
@@ -45688,7 +45963,7 @@
                 <w:szCs w:val="20"/>
               </w:rPr>
             </w:pPr>
-            <w:hyperlink r:id="rId145" w:history="1">
+            <w:hyperlink w:history="1" r:id="rId145">
               <w:r>
                 <w:rPr>
                   <w:rStyle w:val="Hipervnculo"/>
@@ -45832,7 +46107,7 @@
                 <w:szCs w:val="20"/>
               </w:rPr>
             </w:pPr>
-            <w:hyperlink r:id="rId146" w:history="1">
+            <w:hyperlink w:history="1" r:id="rId146">
               <w:r>
                 <w:rPr>
                   <w:rStyle w:val="Hipervnculo"/>
@@ -45926,12 +46201,12 @@
         <w:tblW w:w="9962" w:type="dxa"/>
         <w:tblInd w:w="0" w:type="dxa"/>
         <w:tblBorders>
-          <w:top w:val="single" w:sz="4" w:space="0" w:color="000000"/>
-          <w:left w:val="single" w:sz="4" w:space="0" w:color="000000"/>
-          <w:bottom w:val="single" w:sz="4" w:space="0" w:color="000000"/>
-          <w:right w:val="single" w:sz="4" w:space="0" w:color="000000"/>
-          <w:insideH w:val="single" w:sz="4" w:space="0" w:color="000000"/>
-          <w:insideV w:val="single" w:sz="4" w:space="0" w:color="000000"/>
+          <w:top w:val="single" w:color="000000" w:sz="4" w:space="0"/>
+          <w:left w:val="single" w:color="000000" w:sz="4" w:space="0"/>
+          <w:bottom w:val="single" w:color="000000" w:sz="4" w:space="0"/>
+          <w:right w:val="single" w:color="000000" w:sz="4" w:space="0"/>
+          <w:insideH w:val="single" w:color="000000" w:sz="4" w:space="0"/>
+          <w:insideV w:val="single" w:color="000000" w:sz="4" w:space="0"/>
         </w:tblBorders>
         <w:tblLayout w:type="fixed"/>
         <w:tblLook w:val="0400" w:firstRow="0" w:lastRow="0" w:firstColumn="0" w:lastColumn="0" w:noHBand="0" w:noVBand="1"/>
@@ -46753,7 +47028,6 @@
                 <w:sz w:val="20"/>
                 <w:szCs w:val="20"/>
               </w:rPr>
-              <w:lastRenderedPageBreak/>
               <w:t>Solución</w:t>
             </w:r>
           </w:p>
@@ -46997,7 +47271,7 @@
         </w:rPr>
         <w:t xml:space="preserve"> </w:t>
       </w:r>
-      <w:hyperlink r:id="rId147" w:history="1">
+      <w:hyperlink w:history="1" r:id="rId147">
         <w:r>
           <w:rPr>
             <w:rStyle w:val="Hipervnculo"/>
@@ -47057,7 +47331,7 @@
           <w:szCs w:val="20"/>
         </w:rPr>
       </w:pPr>
-      <w:hyperlink r:id="rId148" w:history="1">
+      <w:hyperlink w:history="1" r:id="rId148">
         <w:r>
           <w:rPr>
             <w:rStyle w:val="Hipervnculo"/>
@@ -47083,7 +47357,7 @@
         </w:rPr>
         <w:t xml:space="preserve"> </w:t>
       </w:r>
-      <w:hyperlink r:id="rId149" w:history="1">
+      <w:hyperlink w:history="1" r:id="rId149">
         <w:r>
           <w:rPr>
             <w:rStyle w:val="Hipervnculo"/>
@@ -47125,7 +47399,7 @@
         </w:rPr>
         <w:t xml:space="preserve">Center for Astrophysics. (s.f.). Dark Energy and Dark Matter. Harvard &amp; Smithsoian. </w:t>
       </w:r>
-      <w:hyperlink r:id="rId150" w:history="1">
+      <w:hyperlink w:history="1" r:id="rId150">
         <w:r>
           <w:rPr>
             <w:rStyle w:val="Hipervnculo"/>
@@ -47188,7 +47462,7 @@
         </w:rPr>
         <w:t xml:space="preserve"> ed.). Mc Graw Hill. </w:t>
       </w:r>
-      <w:hyperlink r:id="rId151" w:history="1">
+      <w:hyperlink w:history="1" r:id="rId151">
         <w:r>
           <w:rPr>
             <w:rStyle w:val="Hipervnculo"/>
@@ -47277,7 +47551,7 @@
         </w:rPr>
         <w:t xml:space="preserve"> </w:t>
       </w:r>
-      <w:hyperlink r:id="rId152" w:history="1">
+      <w:hyperlink w:history="1" r:id="rId152">
         <w:r>
           <w:rPr>
             <w:rStyle w:val="Hipervnculo"/>
@@ -47311,9 +47585,23 @@
           <w:sz w:val="20"/>
           <w:szCs w:val="20"/>
         </w:rPr>
-        <w:t xml:space="preserve">Equipo editorial, Etecé (16 de febrero de 2025). Ciencia. Enciclopedia Concepto. Recuperado el 4 de junio de 2025 de </w:t>
-      </w:r>
-      <w:hyperlink r:id="rId153" w:history="1">
+        <w:t xml:space="preserve">Equipo editorial, </w:t>
+      </w:r>
+      <w:r>
+        <w:rPr>
+          <w:sz w:val="20"/>
+          <w:szCs w:val="20"/>
+        </w:rPr>
+        <w:t>Etecé</w:t>
+      </w:r>
+      <w:r>
+        <w:rPr>
+          <w:sz w:val="20"/>
+          <w:szCs w:val="20"/>
+        </w:rPr>
+        <w:t xml:space="preserve"> (16 de febrero de 2025). Ciencia. Enciclopedia Concepto. </w:t>
+      </w:r>
+      <w:hyperlink r:id="R646665ea62f24271">
         <w:r>
           <w:rPr>
             <w:rStyle w:val="Hipervnculo"/>
@@ -47376,7 +47664,7 @@
         </w:rPr>
         <w:t xml:space="preserve">. National Geografic. </w:t>
       </w:r>
-      <w:hyperlink r:id="rId154" w:history="1">
+      <w:hyperlink w:history="1" r:id="rId154">
         <w:r>
           <w:rPr>
             <w:rStyle w:val="Hipervnculo"/>
@@ -47448,7 +47736,7 @@
         </w:rPr>
         <w:t xml:space="preserve"> </w:t>
       </w:r>
-      <w:hyperlink r:id="rId155" w:history="1">
+      <w:hyperlink w:history="1" r:id="rId155">
         <w:r>
           <w:rPr>
             <w:rStyle w:val="Hipervnculo"/>
@@ -47497,7 +47785,7 @@
         </w:rPr>
         <w:t xml:space="preserve"> </w:t>
       </w:r>
-      <w:hyperlink r:id="rId156" w:history="1">
+      <w:hyperlink w:history="1" r:id="rId156">
         <w:r>
           <w:rPr>
             <w:rStyle w:val="Hipervnculo"/>
@@ -47537,9 +47825,37 @@
           <w:sz w:val="20"/>
           <w:szCs w:val="20"/>
         </w:rPr>
-        <w:t xml:space="preserve">Mann, A. (2019). Confirmado: el nuevo estado de la materia es sólido y líquido a la vez. National Geographic. </w:t>
-      </w:r>
-      <w:hyperlink r:id="rId157" w:history="1">
+        <w:t xml:space="preserve">Mann, A. (2019). Confirmado: el nuevo estado de la materia es sólido y líquido a la vez. </w:t>
+      </w:r>
+      <w:r>
+        <w:rPr>
+          <w:sz w:val="20"/>
+          <w:szCs w:val="20"/>
+        </w:rPr>
+        <w:t>National</w:t>
+      </w:r>
+      <w:r>
+        <w:rPr>
+          <w:sz w:val="20"/>
+          <w:szCs w:val="20"/>
+        </w:rPr>
+        <w:t xml:space="preserve"> </w:t>
+      </w:r>
+      <w:r>
+        <w:rPr>
+          <w:sz w:val="20"/>
+          <w:szCs w:val="20"/>
+        </w:rPr>
+        <w:t>Geographic</w:t>
+      </w:r>
+      <w:r>
+        <w:rPr>
+          <w:sz w:val="20"/>
+          <w:szCs w:val="20"/>
+        </w:rPr>
+        <w:t xml:space="preserve">. </w:t>
+      </w:r>
+      <w:hyperlink r:id="R648d2f7bce924ed6">
         <w:r>
           <w:rPr>
             <w:rStyle w:val="Hipervnculo"/>
@@ -47574,6 +47890,127 @@
           <w:szCs w:val="20"/>
         </w:rPr>
       </w:pPr>
+      <w:r>
+        <w:rPr>
+          <w:sz w:val="20"/>
+          <w:szCs w:val="20"/>
+        </w:rPr>
+        <w:t>Mateu</w:t>
+      </w:r>
+      <w:r>
+        <w:rPr>
+          <w:sz w:val="20"/>
+          <w:szCs w:val="20"/>
+        </w:rPr>
+        <w:t>s</w:t>
+      </w:r>
+      <w:r>
+        <w:rPr>
+          <w:sz w:val="20"/>
+          <w:szCs w:val="20"/>
+        </w:rPr>
+        <w:t xml:space="preserve"> </w:t>
+      </w:r>
+      <w:r>
+        <w:rPr>
+          <w:sz w:val="20"/>
+          <w:szCs w:val="20"/>
+        </w:rPr>
+        <w:t>-</w:t>
+      </w:r>
+      <w:r>
+        <w:rPr>
+          <w:sz w:val="20"/>
+          <w:szCs w:val="20"/>
+        </w:rPr>
+        <w:t xml:space="preserve"> </w:t>
+      </w:r>
+      <w:r>
+        <w:rPr>
+          <w:sz w:val="20"/>
+          <w:szCs w:val="20"/>
+        </w:rPr>
+        <w:t>González, N.</w:t>
+      </w:r>
+      <w:r>
+        <w:rPr>
+          <w:sz w:val="20"/>
+          <w:szCs w:val="20"/>
+        </w:rPr>
+        <w:t xml:space="preserve"> Y. (2021). Números cuánticos y configuración electrónica. C</w:t>
+      </w:r>
+      <w:r>
+        <w:rPr>
+          <w:sz w:val="20"/>
+          <w:szCs w:val="20"/>
+        </w:rPr>
+        <w:t xml:space="preserve">olegio </w:t>
+      </w:r>
+      <w:r>
+        <w:rPr>
+          <w:sz w:val="20"/>
+          <w:szCs w:val="20"/>
+        </w:rPr>
+        <w:t>I</w:t>
+      </w:r>
+      <w:r>
+        <w:rPr>
+          <w:sz w:val="20"/>
+          <w:szCs w:val="20"/>
+        </w:rPr>
+        <w:t>nstituto</w:t>
+      </w:r>
+      <w:r>
+        <w:rPr>
+          <w:sz w:val="20"/>
+          <w:szCs w:val="20"/>
+        </w:rPr>
+        <w:t xml:space="preserve"> T</w:t>
+      </w:r>
+      <w:r>
+        <w:rPr>
+          <w:sz w:val="20"/>
+          <w:szCs w:val="20"/>
+        </w:rPr>
+        <w:t>écnico</w:t>
+      </w:r>
+      <w:r>
+        <w:rPr>
+          <w:sz w:val="20"/>
+          <w:szCs w:val="20"/>
+        </w:rPr>
+        <w:t xml:space="preserve"> I</w:t>
+      </w:r>
+      <w:r>
+        <w:rPr>
+          <w:sz w:val="20"/>
+          <w:szCs w:val="20"/>
+        </w:rPr>
+        <w:t>nternacional</w:t>
+      </w:r>
+      <w:r>
+        <w:rPr>
+          <w:sz w:val="20"/>
+          <w:szCs w:val="20"/>
+        </w:rPr>
+        <w:t xml:space="preserve"> IED</w:t>
+      </w:r>
+      <w:r>
+        <w:rPr>
+          <w:sz w:val="20"/>
+          <w:szCs w:val="20"/>
+        </w:rPr>
+        <w:t xml:space="preserve">. Bogotá, Colombia. </w:t>
+      </w:r>
+    </w:p>
+    <w:p>
+      <w:pPr>
+        <w:pStyle w:val="Normal0"/>
+        <w:rPr>
+          <w:sz w:val="20"/>
+          <w:szCs w:val="20"/>
+        </w:rPr>
+      </w:pPr>
     </w:p>
     <w:p>
       <w:pPr>
@@ -47620,7 +48057,91 @@
           <w:sz w:val="20"/>
           <w:szCs w:val="20"/>
         </w:rPr>
-        <w:t>chneegans, S.; Lewis, J. y T. Straza (editores) (2021) Informe de l’UNESCO sobre la Ciencia:  La Carrera contra el Reloj para un Desarrollo más Inteligente – Resumen Ejecutivo. UNESCO: Paris.</w:t>
+        <w:t>chneegans</w:t>
+      </w:r>
+      <w:r>
+        <w:rPr>
+          <w:sz w:val="20"/>
+          <w:szCs w:val="20"/>
+        </w:rPr>
+        <w:t xml:space="preserve">, S.; Lewis, J. y T. </w:t>
+      </w:r>
+      <w:r>
+        <w:rPr>
+          <w:sz w:val="20"/>
+          <w:szCs w:val="20"/>
+        </w:rPr>
+        <w:t>Straza</w:t>
+      </w:r>
+      <w:r>
+        <w:rPr>
+          <w:sz w:val="20"/>
+          <w:szCs w:val="20"/>
+        </w:rPr>
+        <w:t xml:space="preserve"> (editores)</w:t>
+      </w:r>
+      <w:r>
+        <w:rPr>
+          <w:sz w:val="20"/>
+          <w:szCs w:val="20"/>
+        </w:rPr>
+        <w:t>.</w:t>
+      </w:r>
+      <w:r>
+        <w:rPr>
+          <w:sz w:val="20"/>
+          <w:szCs w:val="20"/>
+        </w:rPr>
+        <w:t xml:space="preserve"> (2021)</w:t>
+      </w:r>
+      <w:r>
+        <w:rPr>
+          <w:sz w:val="20"/>
+          <w:szCs w:val="20"/>
+        </w:rPr>
+        <w:t>.</w:t>
+      </w:r>
+      <w:r>
+        <w:rPr>
+          <w:sz w:val="20"/>
+          <w:szCs w:val="20"/>
+        </w:rPr>
+        <w:t xml:space="preserve"> Informe de </w:t>
+      </w:r>
+      <w:r>
+        <w:rPr>
+          <w:sz w:val="20"/>
+          <w:szCs w:val="20"/>
+        </w:rPr>
+        <w:t xml:space="preserve">la </w:t>
+      </w:r>
+      <w:r>
+        <w:rPr>
+          <w:sz w:val="20"/>
+          <w:szCs w:val="20"/>
+        </w:rPr>
+        <w:t>UNESCO</w:t>
+      </w:r>
+      <w:r>
+        <w:rPr>
+          <w:sz w:val="20"/>
+          <w:szCs w:val="20"/>
+        </w:rPr>
+        <w:t xml:space="preserve"> sobre la Ciencia:  La Carrera contra el Reloj para un Desarrollo más Inteligente – Resumen Ejecutivo. UNESCO: Par</w:t>
+      </w:r>
+      <w:r>
+        <w:rPr>
+          <w:sz w:val="20"/>
+          <w:szCs w:val="20"/>
+        </w:rPr>
+        <w:t>í</w:t>
+      </w:r>
+      <w:r>
+        <w:rPr>
+          <w:sz w:val="20"/>
+          <w:szCs w:val="20"/>
+        </w:rPr>
+        <w:t>s.</w:t>
       </w:r>
       <w:r>
         <w:rPr>
@@ -47629,7 +48150,7 @@
         </w:rPr>
         <w:t xml:space="preserve"> </w:t>
       </w:r>
-      <w:hyperlink r:id="rId158" w:history="1">
+      <w:hyperlink r:id="Ra88f44783cba4fdc">
         <w:r>
           <w:rPr>
             <w:rStyle w:val="Hipervnculo"/>
@@ -47671,7 +48192,7 @@
         </w:rPr>
         <w:t xml:space="preserve">Yacolca – Tejada, J.D. Los estados de la materia: ¿Cuántos estados existen? Universidad Nacional Mayor de San Marcos. Perú. </w:t>
       </w:r>
-      <w:hyperlink r:id="rId159" w:history="1">
+      <w:hyperlink w:history="1" r:id="rId159">
         <w:r>
           <w:rPr>
             <w:rStyle w:val="Hipervnculo"/>
@@ -47757,12 +48278,12 @@
         <w:tblW w:w="9967" w:type="dxa"/>
         <w:tblInd w:w="0" w:type="dxa"/>
         <w:tblBorders>
-          <w:top w:val="single" w:sz="4" w:space="0" w:color="000000"/>
-          <w:left w:val="single" w:sz="4" w:space="0" w:color="000000"/>
-          <w:bottom w:val="single" w:sz="4" w:space="0" w:color="000000"/>
-          <w:right w:val="single" w:sz="4" w:space="0" w:color="000000"/>
-          <w:insideH w:val="single" w:sz="4" w:space="0" w:color="000000"/>
-          <w:insideV w:val="single" w:sz="4" w:space="0" w:color="000000"/>
+          <w:top w:val="single" w:color="000000" w:sz="4" w:space="0"/>
+          <w:left w:val="single" w:color="000000" w:sz="4" w:space="0"/>
+          <w:bottom w:val="single" w:color="000000" w:sz="4" w:space="0"/>
+          <w:right w:val="single" w:color="000000" w:sz="4" w:space="0"/>
+          <w:insideH w:val="single" w:color="000000" w:sz="4" w:space="0"/>
+          <w:insideV w:val="single" w:color="000000" w:sz="4" w:space="0"/>
         </w:tblBorders>
         <w:tblLayout w:type="fixed"/>
         <w:tblLook w:val="0400" w:firstRow="0" w:lastRow="0" w:firstColumn="0" w:lastColumn="0" w:noHBand="0" w:noVBand="1"/>
@@ -48326,12 +48847,12 @@
         <w:tblW w:w="9967" w:type="dxa"/>
         <w:tblInd w:w="0" w:type="dxa"/>
         <w:tblBorders>
-          <w:top w:val="single" w:sz="4" w:space="0" w:color="000000"/>
-          <w:left w:val="single" w:sz="4" w:space="0" w:color="000000"/>
-          <w:bottom w:val="single" w:sz="4" w:space="0" w:color="000000"/>
-          <w:right w:val="single" w:sz="4" w:space="0" w:color="000000"/>
-          <w:insideH w:val="single" w:sz="4" w:space="0" w:color="000000"/>
-          <w:insideV w:val="single" w:sz="4" w:space="0" w:color="000000"/>
+          <w:top w:val="single" w:color="000000" w:sz="4" w:space="0"/>
+          <w:left w:val="single" w:color="000000" w:sz="4" w:space="0"/>
+          <w:bottom w:val="single" w:color="000000" w:sz="4" w:space="0"/>
+          <w:right w:val="single" w:color="000000" w:sz="4" w:space="0"/>
+          <w:insideH w:val="single" w:color="000000" w:sz="4" w:space="0"/>
+          <w:insideV w:val="single" w:color="000000" w:sz="4" w:space="0"/>
         </w:tblBorders>
         <w:tblLayout w:type="fixed"/>
         <w:tblLook w:val="0400" w:firstRow="0" w:lastRow="0" w:firstColumn="0" w:lastColumn="0" w:noHBand="0" w:noVBand="1"/>
@@ -48701,7 +49222,7 @@
     <w:sectPr>
       <w:headerReference w:type="default" r:id="rId161"/>
       <w:footerReference w:type="default" r:id="rId162"/>
-      <w:pgSz w:w="12240" w:h="15840"/>
+      <w:pgSz w:w="12240" w:h="15840" w:orient="portrait"/>
       <w:pgMar w:top="1701" w:right="1134" w:bottom="1134" w:left="1134" w:header="720" w:footer="0" w:gutter="0"/>
       <w:pgNumType w:start="1"/>
       <w:cols w:space="720"/>
@@ -48711,8 +49232,8 @@
 </file>
 
 <file path=word/comments.xml><?xml version="1.0" encoding="utf-8"?>
-<w:comments xmlns:wpc="http://schemas.microsoft.com/office/word/2010/wordprocessingCanvas" xmlns:cx="http://schemas.microsoft.com/office/drawing/2014/chartex" xmlns:cx1="http://schemas.microsoft.com/office/drawing/2015/9/8/chartex" xmlns:cx2="http://schemas.microsoft.com/office/drawing/2015/10/21/chartex" xmlns:cx3="http://schemas.microsoft.com/office/drawing/2016/5/9/chartex" xmlns:cx4="http://schemas.microsoft.com/office/drawing/2016/5/10/chartex" xmlns:cx5="http://schemas.microsoft.com/office/drawing/2016/5/11/chartex" xmlns:cx6="http://schemas.microsoft.com/office/drawing/2016/5/12/chartex" xmlns:cx7="http://schemas.microsoft.com/office/drawing/2016/5/13/chartex" xmlns:cx8="http://schemas.microsoft.com/office/drawing/2016/5/14/chartex" xmlns:mc="http://schemas.openxmlformats.org/markup-compatibility/2006" xmlns:aink="http://schemas.microsoft.com/office/drawing/2016/ink" xmlns:am3d="http://schemas.microsoft.com/office/drawing/2017/model3d" xmlns:o="urn:schemas-microsoft-com:office:office" xmlns:oel="http://schemas.microsoft.com/office/2019/extlst" xmlns:r="http://schemas.openxmlformats.org/officeDocument/2006/relationships" xmlns:m="http://schemas.openxmlformats.org/officeDocument/2006/math" xmlns:v="urn:schemas-microsoft-com:vml" xmlns:wp14="http://schemas.microsoft.com/office/word/2010/wordprocessingDrawing" xmlns:wp="http://schemas.openxmlformats.org/drawingml/2006/wordprocessingDrawing" xmlns:w10="urn:schemas-microsoft-com:office:word" xmlns:w="http://schemas.openxmlformats.org/wordprocessingml/2006/main" xmlns:w14="http://schemas.microsoft.com/office/word/2010/wordml" xmlns:w15="http://schemas.microsoft.com/office/word/2012/wordml" xmlns:w16cex="http://schemas.microsoft.com/office/word/2018/wordml/cex" xmlns:w16cid="http://schemas.microsoft.com/office/word/2016/wordml/cid" xmlns:w16="http://schemas.microsoft.com/office/word/2018/wordml" xmlns:w16du="http://schemas.microsoft.com/office/word/2023/wordml/word16du" xmlns:w16sdtdh="http://schemas.microsoft.com/office/word/2020/wordml/sdtdatahash" xmlns:w16se="http://schemas.microsoft.com/office/word/2015/wordml/symex" xmlns:wpg="http://schemas.microsoft.com/office/word/2010/wordprocessingGroup" xmlns:wpi="http://schemas.microsoft.com/office/word/2010/wordprocessingInk" xmlns:wne="http://schemas.microsoft.com/office/word/2006/wordml" xmlns:wps="http://schemas.microsoft.com/office/word/2010/wordprocessingShape" mc:Ignorable="w14 w15 w16se w16cid w16 w16cex w16sdtdh w16du wp14">
-  <w:comment w:id="1" w:author="Daniela Manrique Rueda" w:date="2025-06-05T13:28:00Z" w:initials="DM">
+<w:comments xmlns:wpc="http://schemas.microsoft.com/office/word/2010/wordprocessingCanvas" xmlns:cx="http://schemas.microsoft.com/office/drawing/2014/chartex" xmlns:cx1="http://schemas.microsoft.com/office/drawing/2015/9/8/chartex" xmlns:cx2="http://schemas.microsoft.com/office/drawing/2015/10/21/chartex" xmlns:cx3="http://schemas.microsoft.com/office/drawing/2016/5/9/chartex" xmlns:cx4="http://schemas.microsoft.com/office/drawing/2016/5/10/chartex" xmlns:cx5="http://schemas.microsoft.com/office/drawing/2016/5/11/chartex" xmlns:cx6="http://schemas.microsoft.com/office/drawing/2016/5/12/chartex" xmlns:cx7="http://schemas.microsoft.com/office/drawing/2016/5/13/chartex" xmlns:cx8="http://schemas.microsoft.com/office/drawing/2016/5/14/chartex" xmlns:mc="http://schemas.openxmlformats.org/markup-compatibility/2006" xmlns:aink="http://schemas.microsoft.com/office/drawing/2016/ink" xmlns:am3d="http://schemas.microsoft.com/office/drawing/2017/model3d" xmlns:o="urn:schemas-microsoft-com:office:office" xmlns:oel="http://schemas.microsoft.com/office/2019/extlst" xmlns:r="http://schemas.openxmlformats.org/officeDocument/2006/relationships" xmlns:m="http://schemas.openxmlformats.org/officeDocument/2006/math" xmlns:v="urn:schemas-microsoft-com:vml" xmlns:wp14="http://schemas.microsoft.com/office/word/2010/wordprocessingDrawing" xmlns:wp="http://schemas.openxmlformats.org/drawingml/2006/wordprocessingDrawing" xmlns:w10="urn:schemas-microsoft-com:office:word" xmlns:w="http://schemas.openxmlformats.org/wordprocessingml/2006/main" xmlns:w14="http://schemas.microsoft.com/office/word/2010/wordml" xmlns:w15="http://schemas.microsoft.com/office/word/2012/wordml" xmlns:w16cex="http://schemas.microsoft.com/office/word/2018/wordml/cex" xmlns:w16cid="http://schemas.microsoft.com/office/word/2016/wordml/cid" xmlns:w16="http://schemas.microsoft.com/office/word/2018/wordml" xmlns:w16du="http://schemas.microsoft.com/office/word/2023/wordml/word16du" xmlns:w16sdtdh="http://schemas.microsoft.com/office/word/2020/wordml/sdtdatahash" xmlns:w16se="http://schemas.microsoft.com/office/word/2015/wordml/symex" xmlns:wpg="http://schemas.microsoft.com/office/word/2010/wordprocessingGroup" xmlns:wpi="http://schemas.microsoft.com/office/word/2010/wordprocessingInk" xmlns:wne="http://schemas.microsoft.com/office/word/2006/wordml" xmlns:wps="http://schemas.microsoft.com/office/word/2010/wordprocessingShape" xmlns:a="http://schemas.openxmlformats.org/drawingml/2006/main" xmlns:pic="http://schemas.openxmlformats.org/drawingml/2006/picture" mc:Ignorable="w14 w15 w16se w16cid w16 w16cex w16sdtdh w16du wp14">
+  <w:comment w:initials="DM" w:author="Daniela Manrique Rueda" w:date="2025-06-05T13:28:00Z" w:id="1">
     <w:p>
       <w:pPr>
         <w:pStyle w:val="Textocomentario"/>
@@ -48728,7 +49249,7 @@
       </w:r>
     </w:p>
   </w:comment>
-  <w:comment w:id="2" w:author="Daniela Manrique Rueda" w:date="1900-01-01T00:00:00Z" w:initials="DM">
+  <w:comment w:initials="DM" w:author="Daniela Manrique Rueda" w:date="1900-01-01T00:00:00Z" w:id="2">
     <w:p>
       <w:r>
         <w:annotationRef/>
@@ -48746,7 +49267,7 @@
       </w:hyperlink>
     </w:p>
   </w:comment>
-  <w:comment w:id="3" w:author="Daniela Manrique Rueda" w:date="2025-05-26T15:49:00Z" w:initials="DM">
+  <w:comment w:initials="DM" w:author="Daniela Manrique Rueda" w:date="2025-05-26T15:49:00Z" w:id="3">
     <w:p>
       <w:pPr>
         <w:pStyle w:val="Textocomentario"/>
@@ -48821,6 +49342,8 @@
       </w:pPr>
       <w:r>
         <w:br/>
+      </w:r>
+      <w:r>
         <w:t xml:space="preserve">Las imágenes de los personajes son de referencia para decorar el recurso. Se deben buscar fotografías de los personajes para usar en el recurso. </w:t>
       </w:r>
     </w:p>
@@ -48835,7 +49358,7 @@
       </w:pPr>
     </w:p>
   </w:comment>
-  <w:comment w:id="4" w:author="Daniela Manrique Rueda" w:date="2025-05-26T17:26:00Z" w:initials="DM">
+  <w:comment w:initials="DM" w:author="Daniela Manrique Rueda" w:date="2025-05-26T17:26:00Z" w:id="4">
     <w:p>
       <w:pPr>
         <w:pStyle w:val="Textocomentario"/>
@@ -48902,7 +49425,7 @@
       </w:r>
     </w:p>
   </w:comment>
-  <w:comment w:id="5" w:author="Daniela Manrique Rueda" w:date="2025-05-27T10:39:00Z" w:initials="DM">
+  <w:comment w:initials="DM" w:author="Daniela Manrique Rueda" w:date="2025-05-27T10:39:00Z" w:id="5">
     <w:p>
       <w:pPr>
         <w:pStyle w:val="Textocomentario"/>
@@ -48924,6 +49447,8 @@
       </w:r>
       <w:r>
         <w:br/>
+      </w:r>
+      <w:r>
         <w:t>Fuente:</w:t>
       </w:r>
       <w:r>
@@ -48931,7 +49456,7 @@
       </w:r>
     </w:p>
   </w:comment>
-  <w:comment w:id="6" w:author="Daniela Manrique Rueda" w:date="2025-05-27T11:40:00Z" w:initials="DM">
+  <w:comment w:initials="DM" w:author="Daniela Manrique Rueda" w:date="2025-05-27T11:40:00Z" w:id="6">
     <w:p>
       <w:pPr>
         <w:pStyle w:val="Textocomentario"/>
@@ -48952,7 +49477,7 @@
       </w:pPr>
     </w:p>
   </w:comment>
-  <w:comment w:id="7" w:author="Daniela Manrique Rueda" w:date="2025-05-27T11:14:00Z" w:initials="DM">
+  <w:comment w:initials="DM" w:author="Daniela Manrique Rueda" w:date="2025-05-27T11:14:00Z" w:id="7">
     <w:p>
       <w:pPr>
         <w:pStyle w:val="Textocomentario"/>
@@ -49024,7 +49549,7 @@
       </w:pPr>
     </w:p>
   </w:comment>
-  <w:comment w:id="8" w:author="Daniela Manrique Rueda" w:date="2025-05-27T11:14:00Z" w:initials="DM">
+  <w:comment w:initials="DM" w:author="Daniela Manrique Rueda" w:date="2025-05-27T11:14:00Z" w:id="8">
     <w:p>
       <w:pPr>
         <w:pStyle w:val="Textocomentario"/>
@@ -49093,7 +49618,7 @@
       </w:r>
     </w:p>
   </w:comment>
-  <w:comment w:id="9" w:author="Daniela Manrique Rueda" w:date="2025-05-27T16:31:00Z" w:initials="DM">
+  <w:comment w:initials="DM" w:author="Daniela Manrique Rueda" w:date="2025-05-27T16:31:00Z" w:id="9">
     <w:p>
       <w:pPr>
         <w:pStyle w:val="Textocomentario"/>
@@ -49109,6 +49634,8 @@
       </w:r>
       <w:r>
         <w:br/>
+      </w:r>
+      <w:r>
         <w:t>Esquema jerárquico que clasifica la materia en dos grandes grupos: mezclas</w:t>
       </w:r>
       <w:r>
@@ -49125,7 +49652,7 @@
       </w:r>
     </w:p>
   </w:comment>
-  <w:comment w:id="10" w:author="Daniela Manrique Rueda" w:date="2025-05-27T12:53:00Z" w:initials="DM">
+  <w:comment w:initials="DM" w:author="Daniela Manrique Rueda" w:date="2025-05-27T12:53:00Z" w:id="10">
     <w:p>
       <w:pPr>
         <w:pStyle w:val="Textocomentario"/>
@@ -49141,7 +49668,7 @@
       </w:r>
     </w:p>
   </w:comment>
-  <w:comment w:id="11" w:author="Daniela Manrique Rueda" w:date="2025-05-27T11:55:00Z" w:initials="DM">
+  <w:comment w:initials="DM" w:author="Daniela Manrique Rueda" w:date="2025-05-27T11:55:00Z" w:id="11">
     <w:p>
       <w:pPr>
         <w:pStyle w:val="Textocomentario"/>
@@ -49166,7 +49693,7 @@
       </w:r>
     </w:p>
   </w:comment>
-  <w:comment w:id="12" w:author="Daniela Manrique Rueda" w:date="2025-06-05T14:17:00Z" w:initials="DM">
+  <w:comment w:initials="DM" w:author="Daniela Manrique Rueda" w:date="2025-06-05T14:17:00Z" w:id="12">
     <w:p>
       <w:pPr>
         <w:pStyle w:val="Textocomentario"/>
@@ -49186,7 +49713,7 @@
       <w:r>
         <w:br/>
       </w:r>
-      <w:hyperlink r:id="rId6" w:history="1">
+      <w:hyperlink w:history="1" r:id="rId6">
         <w:r>
           <w:rPr>
             <w:rStyle w:val="Hipervnculo"/>
@@ -49199,7 +49726,7 @@
       </w:r>
     </w:p>
   </w:comment>
-  <w:comment w:id="13" w:author="Daniela Manrique Rueda" w:date="2025-05-27T16:28:00Z" w:initials="DM">
+  <w:comment w:initials="DM" w:author="Daniela Manrique Rueda" w:date="2025-05-27T16:28:00Z" w:id="13">
     <w:p>
       <w:pPr>
         <w:pStyle w:val="Textocomentario"/>
@@ -49215,6 +49742,8 @@
       </w:r>
       <w:r>
         <w:br/>
+      </w:r>
+      <w:r>
         <w:t xml:space="preserve">Se presentan 3 matraces que representan los </w:t>
       </w:r>
       <w:r>
@@ -49231,7 +49760,7 @@
       </w:r>
     </w:p>
   </w:comment>
-  <w:comment w:id="14" w:author="Daniela Manrique Rueda" w:date="2025-05-27T13:42:00Z" w:initials="DM">
+  <w:comment w:initials="DM" w:author="Daniela Manrique Rueda" w:date="2025-05-27T13:42:00Z" w:id="14">
     <w:p>
       <w:pPr>
         <w:pStyle w:val="Textocomentario"/>
@@ -49247,7 +49776,7 @@
       </w:r>
     </w:p>
   </w:comment>
-  <w:comment w:id="15" w:author="Daniela Manrique Rueda" w:date="2025-05-27T14:00:00Z" w:initials="DM">
+  <w:comment w:initials="DM" w:author="Daniela Manrique Rueda" w:date="2025-05-27T14:00:00Z" w:id="15">
     <w:p>
       <w:pPr>
         <w:pStyle w:val="Textocomentario"/>
@@ -49276,6 +49805,8 @@
       </w:r>
       <w:r>
         <w:br/>
+      </w:r>
+      <w:r>
         <w:t xml:space="preserve">Diagrama que representa el ciclo de los principales cambios de estados de la materia: sólido, líquido y gaseoso. Se expresa mediante flechas, el cambio de la materia y los nombres de los procesos fusión, vaporización, condensación, solidificación, sublimación y sublimación regresiva.   </w:t>
       </w:r>
       <w:r>
@@ -49283,7 +49814,7 @@
       </w:r>
     </w:p>
   </w:comment>
-  <w:comment w:id="16" w:author="Daniela Manrique Rueda" w:date="2025-05-27T14:14:00Z" w:initials="DM">
+  <w:comment w:initials="DM" w:author="Daniela Manrique Rueda" w:date="2025-05-27T14:14:00Z" w:id="16">
     <w:p>
       <w:pPr>
         <w:pStyle w:val="Textocomentario"/>
@@ -49355,7 +49886,7 @@
       </w:r>
     </w:p>
   </w:comment>
-  <w:comment w:id="17" w:author="Daniela Manrique Rueda" w:date="2025-05-27T14:47:00Z" w:initials="DM">
+  <w:comment w:initials="DM" w:author="Daniela Manrique Rueda" w:date="2025-05-27T14:47:00Z" w:id="17">
     <w:p>
       <w:pPr>
         <w:pStyle w:val="Textocomentario"/>
@@ -49702,7 +50233,7 @@
       </w:r>
     </w:p>
   </w:comment>
-  <w:comment w:id="18" w:author="Daniela Manrique Rueda" w:date="2025-05-27T15:41:00Z" w:initials="DM">
+  <w:comment w:initials="DM" w:author="Daniela Manrique Rueda" w:date="2025-05-27T15:41:00Z" w:id="18">
     <w:p>
       <w:pPr>
         <w:pStyle w:val="Textocomentario"/>
@@ -49769,7 +50300,7 @@
       </w:r>
     </w:p>
   </w:comment>
-  <w:comment w:id="19" w:author="Daniela Manrique Rueda" w:date="2025-05-27T15:42:00Z" w:initials="DM">
+  <w:comment w:initials="DM" w:author="Daniela Manrique Rueda" w:date="2025-05-27T15:42:00Z" w:id="19">
     <w:p>
       <w:pPr>
         <w:pStyle w:val="Textocomentario"/>
@@ -49836,7 +50367,7 @@
       </w:r>
     </w:p>
   </w:comment>
-  <w:comment w:id="20" w:author="Daniela Manrique Rueda" w:date="2025-05-27T15:59:00Z" w:initials="DM">
+  <w:comment w:initials="DM" w:author="Daniela Manrique Rueda" w:date="2025-05-27T15:59:00Z" w:id="20">
     <w:p>
       <w:pPr>
         <w:pStyle w:val="Textocomentario"/>
@@ -49889,7 +50420,7 @@
       </w:pPr>
     </w:p>
   </w:comment>
-  <w:comment w:id="21" w:author="Daniela Manrique Rueda" w:date="2025-05-27T16:19:00Z" w:initials="DM">
+  <w:comment w:initials="DM" w:author="Daniela Manrique Rueda" w:date="2025-05-27T16:19:00Z" w:id="21">
     <w:p>
       <w:pPr>
         <w:pStyle w:val="Textocomentario"/>
@@ -49918,11 +50449,13 @@
       </w:r>
       <w:r>
         <w:br/>
+      </w:r>
+      <w:r>
         <w:t xml:space="preserve">La tabla presenta los prefijos más comunes usados en el SI para expresar múltiplos y submúltiplos de unidades de medida. Se tiene el prefijo, el símbolo, el significado en notación decimal y exponencial y un ejemplo aplicado a la unidad de longitud, el metro. </w:t>
       </w:r>
     </w:p>
   </w:comment>
-  <w:comment w:id="22" w:author="Daniela Manrique Rueda" w:date="2025-05-27T16:55:00Z" w:initials="DM">
+  <w:comment w:initials="DM" w:author="Daniela Manrique Rueda" w:date="2025-05-27T16:55:00Z" w:id="22">
     <w:p>
       <w:pPr>
         <w:pStyle w:val="Textocomentario"/>
@@ -49938,7 +50471,7 @@
       </w:r>
     </w:p>
   </w:comment>
-  <w:comment w:id="23" w:author="Daniela Manrique Rueda" w:date="2025-05-27T17:21:00Z" w:initials="DM">
+  <w:comment w:initials="DM" w:author="Daniela Manrique Rueda" w:date="2025-05-27T17:21:00Z" w:id="23">
     <w:p>
       <w:pPr>
         <w:pStyle w:val="Textocomentario"/>
@@ -49954,7 +50487,7 @@
       </w:r>
     </w:p>
   </w:comment>
-  <w:comment w:id="24" w:author="Daniela Manrique Rueda" w:date="2025-05-27T17:28:00Z" w:initials="DM">
+  <w:comment w:initials="DM" w:author="Daniela Manrique Rueda" w:date="2025-05-27T17:28:00Z" w:id="24">
     <w:p>
       <w:pPr>
         <w:pStyle w:val="Textocomentario"/>
@@ -49983,7 +50516,7 @@
       </w:r>
     </w:p>
   </w:comment>
-  <w:comment w:id="25" w:author="Daniela Manrique Rueda" w:date="2025-05-27T17:39:00Z" w:initials="DM">
+  <w:comment w:initials="DM" w:author="Daniela Manrique Rueda" w:date="2025-05-27T17:39:00Z" w:id="25">
     <w:p>
       <w:pPr>
         <w:pStyle w:val="Textocomentario"/>
@@ -49999,7 +50532,7 @@
       </w:r>
     </w:p>
   </w:comment>
-  <w:comment w:id="26" w:author="Daniela Manrique Rueda" w:date="2025-05-27T18:05:00Z" w:initials="DM">
+  <w:comment w:initials="DM" w:author="Daniela Manrique Rueda" w:date="2025-05-27T18:05:00Z" w:id="26">
     <w:p>
       <w:pPr>
         <w:pStyle w:val="Textocomentario"/>
@@ -50025,7 +50558,7 @@
       </w:pPr>
     </w:p>
   </w:comment>
-  <w:comment w:id="27" w:author="Daniela Manrique Rueda" w:date="2025-06-05T14:40:00Z" w:initials="DM">
+  <w:comment w:initials="DM" w:author="Daniela Manrique Rueda" w:date="2025-06-05T14:40:00Z" w:id="27">
     <w:p>
       <w:pPr>
         <w:pStyle w:val="Textocomentario"/>
@@ -50057,10 +50590,14 @@
       </w:r>
       <w:r>
         <w:br/>
+      </w:r>
+      <w:r>
         <w:t xml:space="preserve">Punto de congelación del agua. </w:t>
       </w:r>
       <w:r>
         <w:br/>
+      </w:r>
+      <w:r>
         <w:t>100 grados Celsius.</w:t>
       </w:r>
       <w:r>
@@ -50068,6 +50605,8 @@
       </w:r>
       <w:r>
         <w:br/>
+      </w:r>
+      <w:r>
         <w:t xml:space="preserve">Colocar un espacio entre el número y la unidad (100 °C). </w:t>
       </w:r>
       <w:r>
@@ -50075,6 +50614,8 @@
       </w:r>
       <w:r>
         <w:br/>
+      </w:r>
+      <w:r>
         <w:t xml:space="preserve">Eliminar las fórmulas que están en la imagen. </w:t>
       </w:r>
       <w:r>
@@ -50082,10 +50623,14 @@
       </w:r>
       <w:r>
         <w:br/>
+      </w:r>
+      <w:r>
         <w:t>Texto alternativo:</w:t>
       </w:r>
       <w:r>
         <w:br/>
+      </w:r>
+      <w:r>
         <w:t xml:space="preserve">Termómetro </w:t>
       </w:r>
       <w:r>
@@ -50105,7 +50650,7 @@
       </w:r>
     </w:p>
   </w:comment>
-  <w:comment w:id="28" w:author="Daniela Manrique Rueda" w:date="2025-06-05T14:52:00Z" w:initials="DM">
+  <w:comment w:initials="DM" w:author="Daniela Manrique Rueda" w:date="2025-06-05T14:52:00Z" w:id="28">
     <w:p>
       <w:pPr>
         <w:pStyle w:val="Textocomentario"/>
@@ -50121,6 +50666,8 @@
       </w:r>
       <w:r>
         <w:br/>
+      </w:r>
+      <w:r>
         <w:t>100 kelvin</w:t>
       </w:r>
       <w:r>
@@ -50162,6 +50709,8 @@
       </w:r>
       <w:r>
         <w:br/>
+      </w:r>
+      <w:r>
         <w:t xml:space="preserve">Termómetro </w:t>
       </w:r>
       <w:r>
@@ -50184,7 +50733,7 @@
       </w:r>
     </w:p>
   </w:comment>
-  <w:comment w:id="29" w:author="Daniela Manrique Rueda" w:date="2025-06-05T15:07:00Z" w:initials="DM">
+  <w:comment w:initials="DM" w:author="Daniela Manrique Rueda" w:date="2025-06-05T15:07:00Z" w:id="29">
     <w:p>
       <w:pPr>
         <w:pStyle w:val="Textocomentario"/>
@@ -50213,10 +50762,14 @@
       </w:r>
       <w:r>
         <w:br/>
+      </w:r>
+      <w:r>
         <w:t xml:space="preserve">Punto de congelación del agua. </w:t>
       </w:r>
       <w:r>
         <w:br/>
+      </w:r>
+      <w:r>
         <w:t>180 grados Fahrenheit.</w:t>
       </w:r>
     </w:p>
@@ -50260,11 +50813,13 @@
       </w:r>
       <w:r>
         <w:br/>
+      </w:r>
+      <w:r>
         <w:t xml:space="preserve">Termómetro con escala Fahrenheit. Se destacan 3 puntos clave: 212 °F (punto de ebullición del agua), 32 °F (punto de congelación del agua) y -40 °F (temperatura de referencia baja). Entre el punto de congelación y el de ebullición del agua hay una diferencia de 180 °F. </w:t>
       </w:r>
     </w:p>
   </w:comment>
-  <w:comment w:id="30" w:author="Daniela Manrique Rueda" w:date="2025-05-27T18:04:00Z" w:initials="DM">
+  <w:comment w:initials="DM" w:author="Daniela Manrique Rueda" w:date="2025-05-27T18:04:00Z" w:id="30">
     <w:p>
       <w:pPr>
         <w:pStyle w:val="Textocomentario"/>
@@ -50280,7 +50835,7 @@
       </w:r>
     </w:p>
   </w:comment>
-  <w:comment w:id="31" w:author="Daniela Manrique Rueda" w:date="2025-05-27T18:05:00Z" w:initials="DM">
+  <w:comment w:initials="DM" w:author="Daniela Manrique Rueda" w:date="2025-05-27T18:05:00Z" w:id="31">
     <w:p>
       <w:pPr>
         <w:pStyle w:val="Textocomentario"/>
@@ -50296,7 +50851,7 @@
       </w:r>
     </w:p>
   </w:comment>
-  <w:comment w:id="32" w:author="Daniela Manrique Rueda" w:date="2025-05-27T18:27:00Z" w:initials="DM">
+  <w:comment w:initials="DM" w:author="Daniela Manrique Rueda" w:date="2025-05-27T18:27:00Z" w:id="32">
     <w:p>
       <w:pPr>
         <w:pStyle w:val="Textocomentario"/>
@@ -50312,7 +50867,7 @@
       </w:r>
     </w:p>
   </w:comment>
-  <w:comment w:id="33" w:author="Daniela Manrique Rueda" w:date="2025-05-27T18:27:00Z" w:initials="DM">
+  <w:comment w:initials="DM" w:author="Daniela Manrique Rueda" w:date="2025-05-27T18:27:00Z" w:id="33">
     <w:p>
       <w:pPr>
         <w:pStyle w:val="Textocomentario"/>
@@ -50328,7 +50883,7 @@
       </w:r>
     </w:p>
   </w:comment>
-  <w:comment w:id="34" w:author="Daniela Manrique Rueda" w:date="2025-05-27T18:34:00Z" w:initials="DM">
+  <w:comment w:initials="DM" w:author="Daniela Manrique Rueda" w:date="2025-05-27T18:34:00Z" w:id="34">
     <w:p>
       <w:pPr>
         <w:pStyle w:val="Textocomentario"/>
@@ -50350,7 +50905,7 @@
       </w:r>
     </w:p>
   </w:comment>
-  <w:comment w:id="35" w:author="Daniela Manrique Rueda" w:date="2025-05-28T12:15:00Z" w:initials="DM">
+  <w:comment w:initials="DM" w:author="Daniela Manrique Rueda" w:date="2025-05-28T12:15:00Z" w:id="35">
     <w:p>
       <w:pPr>
         <w:pStyle w:val="Textocomentario"/>
@@ -50366,7 +50921,7 @@
       </w:r>
     </w:p>
   </w:comment>
-  <w:comment w:id="36" w:author="Daniela Manrique Rueda" w:date="2025-08-01T13:46:00Z" w:initials="DM">
+  <w:comment w:initials="DM" w:author="Daniela Manrique Rueda" w:date="2025-08-01T13:46:00Z" w:id="36">
     <w:p>
       <w:pPr>
         <w:pStyle w:val="Textocomentario"/>
@@ -50427,7 +50982,7 @@
       </w:r>
     </w:p>
   </w:comment>
-  <w:comment w:id="37" w:author="Daniela Manrique Rueda" w:date="2025-05-28T13:31:00Z" w:initials="DM">
+  <w:comment w:initials="DM" w:author="Daniela Manrique Rueda" w:date="2025-05-28T13:31:00Z" w:id="37">
     <w:p>
       <w:pPr>
         <w:pStyle w:val="Textocomentario"/>
@@ -50511,6 +51066,8 @@
       </w:r>
       <w:r>
         <w:br/>
+      </w:r>
+      <w:r>
         <w:t>Fuente de la imagen:</w:t>
       </w:r>
       <w:r>
@@ -50543,7 +51100,7 @@
       </w:r>
     </w:p>
   </w:comment>
-  <w:comment w:id="38" w:author="Daniela Manrique Rueda" w:date="2025-05-28T13:54:00Z" w:initials="DM">
+  <w:comment w:initials="DM" w:author="Daniela Manrique Rueda" w:date="2025-05-28T13:54:00Z" w:id="38">
     <w:p>
       <w:pPr>
         <w:pStyle w:val="Textocomentario"/>
@@ -50559,11 +51116,13 @@
       </w:r>
       <w:r>
         <w:br/>
+      </w:r>
+      <w:r>
         <w:t xml:space="preserve">La tabla presenta las características de los subniveles de energía en un átomo, como el valor que puede tomar el número cuántico secundario o azimutal, los orbitales y la forma de estos, además de la cantidad máxima de electrones que permite cada tipo de orbital. </w:t>
       </w:r>
     </w:p>
   </w:comment>
-  <w:comment w:id="39" w:author="Daniela Manrique Rueda" w:date="2025-05-28T13:58:00Z" w:initials="DM">
+  <w:comment w:initials="DM" w:author="Daniela Manrique Rueda" w:date="2025-05-28T13:58:00Z" w:id="39">
     <w:p>
       <w:pPr>
         <w:pStyle w:val="Textocomentario"/>
@@ -50651,7 +51210,7 @@
       </w:r>
     </w:p>
   </w:comment>
-  <w:comment w:id="40" w:author="Daniela Manrique Rueda" w:date="2025-05-28T15:26:00Z" w:initials="DM">
+  <w:comment w:initials="DM" w:author="Daniela Manrique Rueda" w:date="2025-05-28T15:26:00Z" w:id="40">
     <w:p>
       <w:pPr>
         <w:pStyle w:val="Textocomentario"/>
@@ -50667,6 +51226,8 @@
       </w:r>
       <w:r>
         <w:br/>
+      </w:r>
+      <w:r>
         <w:t>Diagrama que expone el orden en el cual se llenan los subniveles atómicos en un átomo polielectrónico. Comenzando con el orbital 1s y descendiendo en dirección de las flechas, siguien</w:t>
       </w:r>
       <w:r>
@@ -50677,7 +51238,7 @@
       </w:r>
     </w:p>
   </w:comment>
-  <w:comment w:id="41" w:author="Daniela Manrique Rueda" w:date="2025-05-28T15:52:00Z" w:initials="DM">
+  <w:comment w:initials="DM" w:author="Daniela Manrique Rueda" w:date="2025-05-28T15:52:00Z" w:id="41">
     <w:p>
       <w:pPr>
         <w:pStyle w:val="Textocomentario"/>
@@ -50693,7 +51254,7 @@
       </w:r>
     </w:p>
   </w:comment>
-  <w:comment w:id="42" w:author="Daniela Manrique Rueda" w:date="2025-05-28T15:34:00Z" w:initials="DM">
+  <w:comment w:initials="DM" w:author="Daniela Manrique Rueda" w:date="2025-05-28T15:34:00Z" w:id="42">
     <w:p>
       <w:pPr>
         <w:pStyle w:val="Textocomentario"/>
@@ -50709,11 +51270,13 @@
       </w:r>
       <w:r>
         <w:br/>
+      </w:r>
+      <w:r>
         <w:t xml:space="preserve">Configuración electrónica del helio, cuyo número atómico es 2 y se representa como 1s2, indicando que los dos electrones del átomo se encuentran en el subnivel 1s y que el orbital tiene dos electrones con pines opuestos representados con dos flechas en posiciones opuestas (una hacia arriba y otra hacia abajo), de acuerdo con el principio de exclusión de Pauli. </w:t>
       </w:r>
     </w:p>
   </w:comment>
-  <w:comment w:id="43" w:author="Daniela Manrique Rueda" w:date="2025-05-28T16:08:00Z" w:initials="DM">
+  <w:comment w:initials="DM" w:author="Daniela Manrique Rueda" w:date="2025-05-28T16:08:00Z" w:id="43">
     <w:p>
       <w:pPr>
         <w:pStyle w:val="Textocomentario"/>
@@ -50735,7 +51298,7 @@
       </w:r>
     </w:p>
   </w:comment>
-  <w:comment w:id="44" w:author="Daniela Manrique Rueda" w:date="2025-05-28T16:23:00Z" w:initials="DM">
+  <w:comment w:initials="DM" w:author="Daniela Manrique Rueda" w:date="2025-05-28T16:23:00Z" w:id="44">
     <w:p>
       <w:pPr>
         <w:pStyle w:val="Textocomentario"/>
@@ -50764,7 +51327,7 @@
       </w:r>
     </w:p>
   </w:comment>
-  <w:comment w:id="45" w:author="Daniela Manrique Rueda" w:date="2025-05-28T19:18:00Z" w:initials="DM">
+  <w:comment w:initials="DM" w:author="Daniela Manrique Rueda" w:date="2025-05-28T19:18:00Z" w:id="45">
     <w:p>
       <w:pPr>
         <w:pStyle w:val="Textocomentario"/>
@@ -50780,7 +51343,7 @@
       </w:r>
     </w:p>
   </w:comment>
-  <w:comment w:id="46" w:author="Daniela Manrique Rueda" w:date="2025-05-28T19:18:00Z" w:initials="DM">
+  <w:comment w:initials="DM" w:author="Daniela Manrique Rueda" w:date="2025-05-28T19:18:00Z" w:id="46">
     <w:p>
       <w:pPr>
         <w:pStyle w:val="Textocomentario"/>
@@ -50796,7 +51359,23 @@
       </w:r>
     </w:p>
   </w:comment>
-  <w:comment w:id="47" w:author="Daniela Manrique Rueda" w:date="2025-08-01T14:58:00Z" w:initials="DM">
+  <w:comment xmlns:w="http://schemas.openxmlformats.org/wordprocessingml/2006/main" w:initials="DM" w:author="Daniela Manrique Rueda" w:date="08/01/2025 07:58:00" w:id="47">
+    <w:p xmlns:w14="http://schemas.microsoft.com/office/word/2010/wordml">
+      <w:pPr>
+        <w:pStyle w:val="CommentText"/>
+      </w:pPr>
+      <w:r>
+        <w:rPr>
+          <w:rStyle w:val="CommentReference"/>
+        </w:rPr>
+        <w:annotationRef/>
+      </w:r>
+      <w:r>
+        <w:t xml:space="preserve">Texto alternativo figura 11:Esquema de la tabla periódica separada por regiones según el último subnivel de energía (s, p, d o f), donde el bloque s incluye los elementos de los grupos IA y IIA, el bloque p abarca seis grupos (IIIA, IVA, VA, VIA, VIIA y VIIIA), el bloque d corresponde a los elementos de transición y el bloque f en la parte inferior corresponde a los elementos de transición interna (lantánidos y actínidos). </w:t>
+      </w:r>
+    </w:p>
+  </w:comment>
+  <w:comment w:initials="DM" w:author="Daniela Manrique Rueda" w:date="2025-06-05T15:29:00Z" w:id="48">
     <w:p>
       <w:pPr>
         <w:pStyle w:val="Textocomentario"/>
@@ -50808,44 +51387,19 @@
         <w:annotationRef/>
       </w:r>
       <w:r>
-        <w:t>Texto alternativo figura 11:</w:t>
-      </w:r>
-      <w:r>
-        <w:br/>
-      </w:r>
-      <w:r>
-        <w:br/>
-      </w:r>
-      <w:r>
-        <w:t xml:space="preserve">Esquema de la tabla periódica separada por regiones según el último subnivel de energía (s, p, d o f), donde el bloque s incluye los elementos de los grupos IA y IIA, el bloque p abarca seis grupos (IIA, IVA, VA, VIA, VIIA y VIIA), el bloque d corresponde a los elementos de transición y el bloque f en la parte inferior corresponde a los elementos de transición interna (lantánidos y actínidos). </w:t>
-      </w:r>
-    </w:p>
-  </w:comment>
-  <w:comment w:id="48" w:author="Daniela Manrique Rueda" w:date="2025-06-05T15:29:00Z" w:initials="DM">
+        <w:t>Enlace del video en YouTube</w:t>
+      </w:r>
+    </w:p>
     <w:p>
       <w:pPr>
         <w:pStyle w:val="Textocomentario"/>
       </w:pPr>
-      <w:r>
-        <w:rPr>
-          <w:rStyle w:val="Refdecomentario"/>
-        </w:rPr>
-        <w:annotationRef/>
-      </w:r>
-      <w:r>
-        <w:t>Enlace del video en YouTube</w:t>
-      </w:r>
     </w:p>
     <w:p>
       <w:pPr>
         <w:pStyle w:val="Textocomentario"/>
       </w:pPr>
-    </w:p>
-    <w:p>
-      <w:pPr>
-        <w:pStyle w:val="Textocomentario"/>
-      </w:pPr>
-      <w:hyperlink r:id="rId19" w:history="1">
+      <w:hyperlink w:history="1" r:id="rId19">
         <w:r>
           <w:rPr>
             <w:rStyle w:val="Hipervnculo"/>
@@ -50874,7 +51428,7 @@
       <w:pPr>
         <w:pStyle w:val="Textocomentario"/>
       </w:pPr>
-      <w:hyperlink r:id="rId20" w:history="1">
+      <w:hyperlink w:history="1" r:id="rId20">
         <w:r>
           <w:rPr>
             <w:rStyle w:val="Hipervnculo"/>
@@ -50887,7 +51441,7 @@
       </w:r>
     </w:p>
   </w:comment>
-  <w:comment w:id="49" w:author="Daniela Manrique Rueda" w:date="2025-05-28T18:01:00Z" w:initials="DM">
+  <w:comment w:initials="DM" w:author="Daniela Manrique Rueda" w:date="2025-05-28T18:01:00Z" w:id="49">
     <w:p>
       <w:pPr>
         <w:pStyle w:val="Textocomentario"/>
@@ -50918,10 +51472,14 @@
       </w:r>
       <w:r>
         <w:br/>
+      </w:r>
+      <w:r>
         <w:t>Texto alternativo:</w:t>
       </w:r>
       <w:r>
         <w:br/>
+      </w:r>
+      <w:r>
         <w:t>Tabla periódica de los elementos, codificada por colores para identificar los distintos tipos de elementos químicos según su clasificación. Cada casilla contiene el símbolo químico</w:t>
       </w:r>
       <w:r>
@@ -50929,7 +51487,7 @@
       </w:r>
     </w:p>
   </w:comment>
-  <w:comment w:id="50" w:author="Daniela Manrique Rueda" w:date="2025-05-28T18:13:00Z" w:initials="DM">
+  <w:comment w:initials="DM" w:author="Daniela Manrique Rueda" w:date="2025-05-28T18:13:00Z" w:id="50">
     <w:p>
       <w:pPr>
         <w:pStyle w:val="Textocomentario"/>
@@ -50962,10 +51520,14 @@
       </w:r>
       <w:r>
         <w:br/>
+      </w:r>
+      <w:r>
         <w:t>Texto alternativo:</w:t>
       </w:r>
       <w:r>
         <w:br/>
+      </w:r>
+      <w:r>
         <w:t xml:space="preserve">Tabla periódica de los elementos, codificada por colores para identificar los distintos </w:t>
       </w:r>
       <w:r>
@@ -50976,7 +51538,7 @@
       </w:r>
     </w:p>
   </w:comment>
-  <w:comment w:id="51" w:author="Daniela Manrique Rueda" w:date="2025-05-28T18:22:00Z" w:initials="DM">
+  <w:comment w:initials="DM" w:author="Daniela Manrique Rueda" w:date="2025-05-28T18:22:00Z" w:id="51">
     <w:p>
       <w:pPr>
         <w:pStyle w:val="Textocomentario"/>
@@ -51005,6 +51567,8 @@
       </w:r>
       <w:r>
         <w:br/>
+      </w:r>
+      <w:r>
         <w:t>Tabla periódica de los elementos, codificada por colores para identificar los distintos periodos. Se tienen 7 periodos en total numerados del 1 al 7.</w:t>
       </w:r>
       <w:r>
@@ -51012,7 +51576,7 @@
       </w:r>
     </w:p>
   </w:comment>
-  <w:comment w:id="52" w:author="Daniela Manrique Rueda" w:date="2025-05-28T18:31:00Z" w:initials="DM">
+  <w:comment w:initials="DM" w:author="Daniela Manrique Rueda" w:date="2025-05-28T18:31:00Z" w:id="52">
     <w:p>
       <w:pPr>
         <w:pStyle w:val="Textocomentario"/>
@@ -51031,6 +51595,8 @@
       </w:r>
       <w:r>
         <w:br/>
+      </w:r>
+      <w:r>
         <w:t>Si se cambia la figura debe retirarse la fuente Chang, (2021).</w:t>
       </w:r>
     </w:p>
@@ -51048,6 +51614,8 @@
       </w:r>
       <w:r>
         <w:br/>
+      </w:r>
+      <w:r>
         <w:t>Tabla periódica de los elementos, codificada por colores para identificar las distintas regiones o categorías de elementos. Se tienen 3 regiones o categorías que son: metales, no metales y metaloides.</w:t>
       </w:r>
     </w:p>
@@ -51057,7 +51625,7 @@
       </w:pPr>
     </w:p>
   </w:comment>
-  <w:comment w:id="53" w:author="Daniela Manrique Rueda" w:date="2025-05-28T19:01:00Z" w:initials="DM">
+  <w:comment w:initials="DM" w:author="Daniela Manrique Rueda" w:date="2025-05-28T19:01:00Z" w:id="53">
     <w:p>
       <w:pPr>
         <w:pStyle w:val="Textocomentario"/>
@@ -51098,7 +51666,7 @@
       </w:r>
     </w:p>
   </w:comment>
-  <w:comment w:id="54" w:author="Daniela Manrique Rueda" w:date="2025-05-28T19:17:00Z" w:initials="DM">
+  <w:comment w:initials="DM" w:author="Daniela Manrique Rueda" w:date="2025-05-28T19:17:00Z" w:id="54">
     <w:p>
       <w:pPr>
         <w:pStyle w:val="Textocomentario"/>
@@ -51114,7 +51682,7 @@
       </w:r>
     </w:p>
   </w:comment>
-  <w:comment w:id="55" w:author="Daniela Manrique Rueda" w:date="2025-05-29T09:54:00Z" w:initials="DM">
+  <w:comment w:initials="DM" w:author="Daniela Manrique Rueda" w:date="2025-05-29T09:54:00Z" w:id="55">
     <w:p>
       <w:pPr>
         <w:pStyle w:val="Textocomentario"/>
@@ -51130,11 +51698,13 @@
       </w:r>
       <w:r>
         <w:br/>
+      </w:r>
+      <w:r>
         <w:t xml:space="preserve">Estructura de una fórmula química compleja donde se resaltan los componentes que la conforman, como los símbolos químicos, los subíndices y los paréntesis. </w:t>
       </w:r>
     </w:p>
   </w:comment>
-  <w:comment w:id="56" w:author="Daniela Manrique Rueda" w:date="2025-05-29T11:44:00Z" w:initials="DM">
+  <w:comment w:initials="DM" w:author="Daniela Manrique Rueda" w:date="2025-05-29T11:44:00Z" w:id="56">
     <w:p>
       <w:pPr>
         <w:pStyle w:val="Textocomentario"/>
@@ -51150,7 +51720,7 @@
       </w:r>
     </w:p>
   </w:comment>
-  <w:comment w:id="57" w:author="Daniela Manrique Rueda" w:date="2025-05-29T11:44:00Z" w:initials="DM">
+  <w:comment w:initials="DM" w:author="Daniela Manrique Rueda" w:date="2025-05-29T11:44:00Z" w:id="57">
     <w:p>
       <w:pPr>
         <w:pStyle w:val="Textocomentario"/>
@@ -51166,7 +51736,7 @@
       </w:r>
     </w:p>
   </w:comment>
-  <w:comment w:id="58" w:author="Daniela Manrique Rueda" w:date="2025-05-29T10:45:00Z" w:initials="DM">
+  <w:comment w:initials="DM" w:author="Daniela Manrique Rueda" w:date="2025-05-29T10:45:00Z" w:id="58">
     <w:p>
       <w:pPr>
         <w:pStyle w:val="Textocomentario"/>
@@ -51185,7 +51755,7 @@
       <w:pPr>
         <w:pStyle w:val="Textocomentario"/>
       </w:pPr>
-      <w:hyperlink r:id="rId21" w:history="1">
+      <w:hyperlink w:history="1" r:id="rId21">
         <w:r>
           <w:rPr>
             <w:rStyle w:val="Hipervnculo"/>
@@ -51208,11 +51778,13 @@
       </w:r>
       <w:r>
         <w:br/>
+      </w:r>
+      <w:r>
         <w:t xml:space="preserve">Esquema del enlace tipo iónico que se presenta entre el sodio y el cloro, en donde el sodio le transfiere su único electrón de valencia al cloro formándose los iones Na+ y Cl-. </w:t>
       </w:r>
     </w:p>
   </w:comment>
-  <w:comment w:id="59" w:author="Daniela Manrique Rueda" w:date="2025-05-29T11:08:00Z" w:initials="DM">
+  <w:comment w:initials="DM" w:author="Daniela Manrique Rueda" w:date="2025-05-29T11:08:00Z" w:id="59">
     <w:p>
       <w:pPr>
         <w:pStyle w:val="Textocomentario"/>
@@ -51309,6 +51881,8 @@
       </w:r>
       <w:r>
         <w:br/>
+      </w:r>
+      <w:r>
         <w:t xml:space="preserve">Fuente: adaptado de Chang, (2021). </w:t>
       </w:r>
     </w:p>
@@ -51326,11 +51900,13 @@
       </w:r>
       <w:r>
         <w:br/>
+      </w:r>
+      <w:r>
         <w:t xml:space="preserve">Esquema del enlace covalente que se presenta en la molécula de flúor, en donde los dos átomos se comparten el electrón desapareado para alcanzar la configuración más estable. </w:t>
       </w:r>
     </w:p>
   </w:comment>
-  <w:comment w:id="60" w:author="Daniela Manrique Rueda" w:date="2025-05-29T11:27:00Z" w:initials="DM">
+  <w:comment w:initials="DM" w:author="Daniela Manrique Rueda" w:date="2025-05-29T11:27:00Z" w:id="60">
     <w:p>
       <w:pPr>
         <w:pStyle w:val="Textocomentario"/>
@@ -51414,11 +51990,13 @@
       </w:r>
       <w:r>
         <w:br/>
+      </w:r>
+      <w:r>
         <w:t xml:space="preserve">Esquema de los tipos de enlace covalente: sencillo, donde se comparte un par de electrones; doble, donde se comparten dos pares de electrones; triple, donde se comparten tres pares de electrones y dativo donde uno de los átomos es el que dona el o los pares de electrones para compartir. </w:t>
       </w:r>
     </w:p>
   </w:comment>
-  <w:comment w:id="61" w:author="Daniela Manrique Rueda" w:date="2025-06-05T15:47:00Z" w:initials="DM">
+  <w:comment w:initials="DM" w:author="Daniela Manrique Rueda" w:date="2025-06-05T15:47:00Z" w:id="61">
     <w:p>
       <w:pPr>
         <w:pStyle w:val="Textocomentario"/>
@@ -51434,6 +52012,8 @@
       </w:r>
       <w:r>
         <w:br/>
+      </w:r>
+      <w:r>
         <w:t>Estructura de Lewis del ácido perclórico (HClO</w:t>
       </w:r>
       <w:r>
@@ -51450,7 +52030,7 @@
       </w:r>
     </w:p>
   </w:comment>
-  <w:comment w:id="62" w:author="Daniela Manrique Rueda" w:date="2025-05-29T11:44:00Z" w:initials="DM">
+  <w:comment w:initials="DM" w:author="Daniela Manrique Rueda" w:date="2025-05-29T11:44:00Z" w:id="62">
     <w:p>
       <w:pPr>
         <w:pStyle w:val="Textocomentario"/>
@@ -51466,7 +52046,7 @@
       </w:r>
     </w:p>
   </w:comment>
-  <w:comment w:id="63" w:author="Daniela Manrique Rueda" w:date="2025-05-29T12:31:00Z" w:initials="DM">
+  <w:comment w:initials="DM" w:author="Daniela Manrique Rueda" w:date="2025-05-29T12:31:00Z" w:id="63">
     <w:p>
       <w:pPr>
         <w:pStyle w:val="Textocomentario"/>
@@ -51482,7 +52062,7 @@
       </w:r>
     </w:p>
   </w:comment>
-  <w:comment w:id="64" w:author="Daniela Manrique Rueda" w:date="2025-05-29T12:07:00Z" w:initials="DM">
+  <w:comment w:initials="DM" w:author="Daniela Manrique Rueda" w:date="2025-05-29T12:07:00Z" w:id="64">
     <w:p>
       <w:pPr>
         <w:pStyle w:val="Textocomentario"/>
@@ -51506,7 +52086,7 @@
       </w:pPr>
     </w:p>
   </w:comment>
-  <w:comment w:id="65" w:author="Daniela Manrique Rueda" w:date="2025-05-29T13:40:00Z" w:initials="DM">
+  <w:comment w:initials="DM" w:author="Daniela Manrique Rueda" w:date="2025-05-29T13:40:00Z" w:id="65">
     <w:p>
       <w:pPr>
         <w:pStyle w:val="Textocomentario"/>
@@ -51522,11 +52102,13 @@
       </w:r>
       <w:r>
         <w:br/>
+      </w:r>
+      <w:r>
         <w:t xml:space="preserve">Números de oxidación conocidos de los elementos más comunes, ordenados según su posición en la tabla periódica. </w:t>
       </w:r>
     </w:p>
   </w:comment>
-  <w:comment w:id="66" w:author="Daniela Manrique Rueda" w:date="2025-05-29T14:36:00Z" w:initials="DM">
+  <w:comment w:initials="DM" w:author="Daniela Manrique Rueda" w:date="2025-05-29T14:36:00Z" w:id="66">
     <w:p>
       <w:pPr>
         <w:pStyle w:val="Textocomentario"/>
@@ -51563,7 +52145,7 @@
       </w:r>
     </w:p>
   </w:comment>
-  <w:comment w:id="67" w:author="Daniela Manrique Rueda" w:date="2025-05-29T15:17:00Z" w:initials="DM">
+  <w:comment w:initials="DM" w:author="Daniela Manrique Rueda" w:date="2025-05-29T15:17:00Z" w:id="67">
     <w:p>
       <w:pPr>
         <w:pStyle w:val="Textocomentario"/>
@@ -51579,7 +52161,7 @@
       </w:r>
     </w:p>
   </w:comment>
-  <w:comment w:id="68" w:author="Daniela Manrique Rueda" w:date="2025-05-29T15:59:00Z" w:initials="DM">
+  <w:comment w:initials="DM" w:author="Daniela Manrique Rueda" w:date="2025-05-29T15:59:00Z" w:id="68">
     <w:p>
       <w:pPr>
         <w:pStyle w:val="Textocomentario"/>
@@ -51606,7 +52188,7 @@
       </w:pPr>
     </w:p>
   </w:comment>
-  <w:comment w:id="69" w:author="Daniela Manrique Rueda" w:date="2025-05-29T15:53:00Z" w:initials="DM">
+  <w:comment w:initials="DM" w:author="Daniela Manrique Rueda" w:date="2025-05-29T15:53:00Z" w:id="69">
     <w:p>
       <w:pPr>
         <w:pStyle w:val="Textocomentario"/>
@@ -51622,11 +52204,13 @@
       </w:r>
       <w:r>
         <w:br/>
+      </w:r>
+      <w:r>
         <w:t xml:space="preserve">Tabla que presenta los prefijos y sufijos usados en la nomenclatura tradicional de compuestos inorgánicos para los diferentes tipos de valencia. </w:t>
       </w:r>
     </w:p>
   </w:comment>
-  <w:comment w:id="70" w:author="Daniela Manrique Rueda" w:date="2025-05-29T16:10:00Z" w:initials="DM">
+  <w:comment w:initials="DM" w:author="Daniela Manrique Rueda" w:date="2025-05-29T16:10:00Z" w:id="70">
     <w:p>
       <w:pPr>
         <w:pStyle w:val="Textocomentario"/>
@@ -51642,7 +52226,7 @@
       </w:r>
     </w:p>
   </w:comment>
-  <w:comment w:id="71" w:author="Daniela Manrique Rueda" w:date="2025-05-29T17:49:00Z" w:initials="DM">
+  <w:comment w:initials="DM" w:author="Daniela Manrique Rueda" w:date="2025-05-29T17:49:00Z" w:id="71">
     <w:p>
       <w:pPr>
         <w:pStyle w:val="Textocomentario"/>
@@ -51662,7 +52246,7 @@
       <w:r>
         <w:br/>
       </w:r>
-      <w:hyperlink r:id="rId24" w:history="1">
+      <w:hyperlink w:history="1" r:id="rId24">
         <w:r>
           <w:rPr>
             <w:rStyle w:val="Hipervnculo"/>
@@ -51675,7 +52259,7 @@
       </w:r>
     </w:p>
   </w:comment>
-  <w:comment w:id="72" w:author="Daniela Manrique Rueda" w:date="2025-05-29T17:05:00Z" w:initials="DM">
+  <w:comment w:initials="DM" w:author="Daniela Manrique Rueda" w:date="2025-05-29T17:05:00Z" w:id="72">
     <w:p>
       <w:pPr>
         <w:pStyle w:val="Textocomentario"/>
@@ -51704,7 +52288,7 @@
       </w:r>
     </w:p>
   </w:comment>
-  <w:comment w:id="73" w:author="Daniela Manrique Rueda" w:date="2025-08-04T09:54:00Z" w:initials="DM">
+  <w:comment w:initials="DM" w:author="Daniela Manrique Rueda" w:date="2025-08-04T09:54:00Z" w:id="73">
     <w:p>
       <w:pPr>
         <w:pStyle w:val="Textocomentario"/>
@@ -51723,6 +52307,8 @@
       </w:r>
       <w:r>
         <w:br/>
+      </w:r>
+      <w:r>
         <w:t xml:space="preserve">Tabla comparativa que indica el número de átomos de cada elemento a ambos lados de la ecuación química (reactivos y productos). </w:t>
       </w:r>
       <w:r>
@@ -51730,7 +52316,7 @@
       </w:r>
     </w:p>
   </w:comment>
-  <w:comment w:id="74" w:author="Daniela Manrique Rueda" w:date="2025-08-04T10:10:00Z" w:initials="DM">
+  <w:comment w:initials="DM" w:author="Daniela Manrique Rueda" w:date="2025-08-04T10:10:00Z" w:id="74">
     <w:p>
       <w:pPr>
         <w:pStyle w:val="Textocomentario"/>
@@ -51749,6 +52335,8 @@
       </w:r>
       <w:r>
         <w:br/>
+      </w:r>
+      <w:r>
         <w:t xml:space="preserve">Representación del elemento carbono de la tabla periódica, con la letra C mayúscula, símbolo del elemento en la parte central del cuadrado, en la parte superior izquierda se tiene el número atómico (6), en la parte superior derecha la masa atómica (12.011) y en la parte inferior se tiene el nombre completo del elemento: carbono. </w:t>
       </w:r>
     </w:p>
@@ -51767,7 +52355,7 @@
       </w:r>
     </w:p>
   </w:comment>
-  <w:comment w:id="75" w:author="Daniela Manrique Rueda" w:date="2025-05-30T18:57:00Z" w:initials="DM">
+  <w:comment w:initials="DM" w:author="Daniela Manrique Rueda" w:date="2025-05-30T18:57:00Z" w:id="75">
     <w:p>
       <w:pPr>
         <w:pStyle w:val="Textocomentario"/>
@@ -51783,6 +52371,8 @@
       </w:r>
       <w:r>
         <w:br/>
+      </w:r>
+      <w:r>
         <w:t xml:space="preserve">Mapa conceptual que muestra la estructura temática del componente de química, resaltando 6 unidades temáticas que son: ciencias (fundamentos y método científico), la materia y sus cambios, el átomo, enlaces químicos, nomenclatura de compuestos orgánicos, reacciones químicas y química orgánica. </w:t>
       </w:r>
     </w:p>
@@ -51799,87 +52389,87 @@
 </file>
 
 <file path=word/commentsExtended.xml><?xml version="1.0" encoding="utf-8"?>
-<w15:commentsEx xmlns:wpc="http://schemas.microsoft.com/office/word/2010/wordprocessingCanvas" xmlns:cx="http://schemas.microsoft.com/office/drawing/2014/chartex" xmlns:cx1="http://schemas.microsoft.com/office/drawing/2015/9/8/chartex" xmlns:cx2="http://schemas.microsoft.com/office/drawing/2015/10/21/chartex" xmlns:cx3="http://schemas.microsoft.com/office/drawing/2016/5/9/chartex" xmlns:cx4="http://schemas.microsoft.com/office/drawing/2016/5/10/chartex" xmlns:cx5="http://schemas.microsoft.com/office/drawing/2016/5/11/chartex" xmlns:cx6="http://schemas.microsoft.com/office/drawing/2016/5/12/chartex" xmlns:cx7="http://schemas.microsoft.com/office/drawing/2016/5/13/chartex" xmlns:cx8="http://schemas.microsoft.com/office/drawing/2016/5/14/chartex" xmlns:mc="http://schemas.openxmlformats.org/markup-compatibility/2006" xmlns:aink="http://schemas.microsoft.com/office/drawing/2016/ink" xmlns:am3d="http://schemas.microsoft.com/office/drawing/2017/model3d" xmlns:o="urn:schemas-microsoft-com:office:office" xmlns:oel="http://schemas.microsoft.com/office/2019/extlst" xmlns:r="http://schemas.openxmlformats.org/officeDocument/2006/relationships" xmlns:m="http://schemas.openxmlformats.org/officeDocument/2006/math" xmlns:v="urn:schemas-microsoft-com:vml" xmlns:wp14="http://schemas.microsoft.com/office/word/2010/wordprocessingDrawing" xmlns:wp="http://schemas.openxmlformats.org/drawingml/2006/wordprocessingDrawing" xmlns:w10="urn:schemas-microsoft-com:office:word" xmlns:w="http://schemas.openxmlformats.org/wordprocessingml/2006/main" xmlns:w14="http://schemas.microsoft.com/office/word/2010/wordml" xmlns:w15="http://schemas.microsoft.com/office/word/2012/wordml" xmlns:w16cex="http://schemas.microsoft.com/office/word/2018/wordml/cex" xmlns:w16cid="http://schemas.microsoft.com/office/word/2016/wordml/cid" xmlns:w16="http://schemas.microsoft.com/office/word/2018/wordml" xmlns:w16du="http://schemas.microsoft.com/office/word/2023/wordml/word16du" xmlns:w16sdtdh="http://schemas.microsoft.com/office/word/2020/wordml/sdtdatahash" xmlns:w16se="http://schemas.microsoft.com/office/word/2015/wordml/symex" xmlns:wpg="http://schemas.microsoft.com/office/word/2010/wordprocessingGroup" xmlns:wpi="http://schemas.microsoft.com/office/word/2010/wordprocessingInk" xmlns:wne="http://schemas.microsoft.com/office/word/2006/wordml" xmlns:wps="http://schemas.microsoft.com/office/word/2010/wordprocessingShape" mc:Ignorable="w14 w15 w16se w16cid w16 w16cex w16sdtdh w16du wp14">
-  <w15:commentEx w15:paraId="7722BC3B" w15:done="0"/>
-  <w15:commentEx w15:paraId="0342406F" w15:done="0"/>
-  <w15:commentEx w15:paraId="6B7FEF3F" w15:done="0"/>
-  <w15:commentEx w15:paraId="00B0C10A" w15:done="0"/>
-  <w15:commentEx w15:paraId="03AE059A" w15:done="0"/>
-  <w15:commentEx w15:paraId="126F63E1" w15:done="0"/>
-  <w15:commentEx w15:paraId="31088428" w15:done="0"/>
-  <w15:commentEx w15:paraId="63781B26" w15:done="0"/>
-  <w15:commentEx w15:paraId="18350496" w15:done="0"/>
-  <w15:commentEx w15:paraId="6695A86A" w15:done="0"/>
-  <w15:commentEx w15:paraId="152D00C5" w15:done="0"/>
-  <w15:commentEx w15:paraId="2BFF1812" w15:done="0"/>
-  <w15:commentEx w15:paraId="50A8D6D6" w15:done="0"/>
-  <w15:commentEx w15:paraId="7183E888" w15:done="0"/>
-  <w15:commentEx w15:paraId="496004E7" w15:done="0"/>
-  <w15:commentEx w15:paraId="7B6B43C0" w15:done="0"/>
-  <w15:commentEx w15:paraId="7D732EB5" w15:done="0"/>
-  <w15:commentEx w15:paraId="28972BB7" w15:done="0"/>
-  <w15:commentEx w15:paraId="543985C3" w15:done="0"/>
-  <w15:commentEx w15:paraId="17AE46F0" w15:done="0"/>
-  <w15:commentEx w15:paraId="44FF25F5" w15:done="0"/>
-  <w15:commentEx w15:paraId="239C0F3F" w15:done="0"/>
-  <w15:commentEx w15:paraId="15074B59" w15:done="0"/>
-  <w15:commentEx w15:paraId="71471D95" w15:done="0"/>
-  <w15:commentEx w15:paraId="1D8013DF" w15:done="0"/>
-  <w15:commentEx w15:paraId="6403FAFC" w15:done="0"/>
-  <w15:commentEx w15:paraId="7F5F2091" w15:done="0"/>
-  <w15:commentEx w15:paraId="44CD119C" w15:done="0"/>
-  <w15:commentEx w15:paraId="119668D0" w15:done="0"/>
-  <w15:commentEx w15:paraId="49498BC0" w15:done="0"/>
-  <w15:commentEx w15:paraId="5DC47040" w15:done="0"/>
-  <w15:commentEx w15:paraId="58A31082" w15:done="0"/>
-  <w15:commentEx w15:paraId="1BF0F72C" w15:done="0"/>
-  <w15:commentEx w15:paraId="2CC86A10" w15:done="0"/>
-  <w15:commentEx w15:paraId="3A929AFB" w15:done="0"/>
-  <w15:commentEx w15:paraId="7E1E2F16" w15:done="0"/>
-  <w15:commentEx w15:paraId="14B036CE" w15:done="0"/>
-  <w15:commentEx w15:paraId="6057895E" w15:done="0"/>
-  <w15:commentEx w15:paraId="4BEF4B32" w15:done="0"/>
-  <w15:commentEx w15:paraId="706AE8E5" w15:done="0"/>
-  <w15:commentEx w15:paraId="5107D038" w15:done="0"/>
-  <w15:commentEx w15:paraId="63B676BC" w15:done="0"/>
-  <w15:commentEx w15:paraId="53B549BF" w15:done="0"/>
-  <w15:commentEx w15:paraId="0325EFAF" w15:done="0"/>
-  <w15:commentEx w15:paraId="7642149E" w15:done="0"/>
-  <w15:commentEx w15:paraId="28C15E5B" w15:done="0"/>
-  <w15:commentEx w15:paraId="6160BBBC" w15:done="0"/>
-  <w15:commentEx w15:paraId="709CA030" w15:done="0"/>
-  <w15:commentEx w15:paraId="368A613B" w15:done="0"/>
-  <w15:commentEx w15:paraId="18FD62BA" w15:done="0"/>
-  <w15:commentEx w15:paraId="19140754" w15:done="0"/>
-  <w15:commentEx w15:paraId="69D4BD43" w15:done="0"/>
-  <w15:commentEx w15:paraId="19476BD7" w15:done="0"/>
-  <w15:commentEx w15:paraId="5B4BFCF0" w15:done="0"/>
-  <w15:commentEx w15:paraId="17AB7B0A" w15:done="0"/>
-  <w15:commentEx w15:paraId="673A9584" w15:done="0"/>
-  <w15:commentEx w15:paraId="1AB71801" w15:done="0"/>
-  <w15:commentEx w15:paraId="73A14A24" w15:done="0"/>
-  <w15:commentEx w15:paraId="236EBADD" w15:done="0"/>
-  <w15:commentEx w15:paraId="63D76B4F" w15:done="0"/>
-  <w15:commentEx w15:paraId="7E785160" w15:done="0"/>
-  <w15:commentEx w15:paraId="78291457" w15:done="0"/>
-  <w15:commentEx w15:paraId="427EEF1B" w15:done="0"/>
-  <w15:commentEx w15:paraId="616A133B" w15:done="0"/>
-  <w15:commentEx w15:paraId="2BCFD1A3" w15:done="0"/>
-  <w15:commentEx w15:paraId="3F29EE7B" w15:done="0"/>
-  <w15:commentEx w15:paraId="6E5ACE42" w15:done="0"/>
-  <w15:commentEx w15:paraId="17F3DADD" w15:done="0"/>
-  <w15:commentEx w15:paraId="55C8EE92" w15:done="0"/>
-  <w15:commentEx w15:paraId="03BB6CEB" w15:done="0"/>
-  <w15:commentEx w15:paraId="318F0E39" w15:done="0"/>
-  <w15:commentEx w15:paraId="735374CD" w15:done="0"/>
-  <w15:commentEx w15:paraId="2DFF7C71" w15:done="0"/>
-  <w15:commentEx w15:paraId="2D64E6F7" w15:done="0"/>
-  <w15:commentEx w15:paraId="664D5E44" w15:done="0"/>
+<w15:commentsEx xmlns:mc="http://schemas.openxmlformats.org/markup-compatibility/2006" xmlns:w15="http://schemas.microsoft.com/office/word/2012/wordml" mc:Ignorable="w15">
+  <w15:commentEx w15:done="0" w15:paraId="7722BC3B"/>
+  <w15:commentEx w15:done="0" w15:paraId="0342406F"/>
+  <w15:commentEx w15:done="0" w15:paraId="6B7FEF3F"/>
+  <w15:commentEx w15:done="0" w15:paraId="00B0C10A"/>
+  <w15:commentEx w15:done="0" w15:paraId="03AE059A"/>
+  <w15:commentEx w15:done="0" w15:paraId="126F63E1"/>
+  <w15:commentEx w15:done="0" w15:paraId="31088428"/>
+  <w15:commentEx w15:done="0" w15:paraId="63781B26"/>
+  <w15:commentEx w15:done="0" w15:paraId="18350496"/>
+  <w15:commentEx w15:done="0" w15:paraId="6695A86A"/>
+  <w15:commentEx w15:done="0" w15:paraId="152D00C5"/>
+  <w15:commentEx w15:done="0" w15:paraId="2BFF1812"/>
+  <w15:commentEx w15:done="0" w15:paraId="50A8D6D6"/>
+  <w15:commentEx w15:done="0" w15:paraId="7183E888"/>
+  <w15:commentEx w15:done="0" w15:paraId="496004E7"/>
+  <w15:commentEx w15:done="0" w15:paraId="7B6B43C0"/>
+  <w15:commentEx w15:done="0" w15:paraId="7D732EB5"/>
+  <w15:commentEx w15:done="0" w15:paraId="28972BB7"/>
+  <w15:commentEx w15:done="0" w15:paraId="543985C3"/>
+  <w15:commentEx w15:done="0" w15:paraId="17AE46F0"/>
+  <w15:commentEx w15:done="0" w15:paraId="44FF25F5"/>
+  <w15:commentEx w15:done="0" w15:paraId="239C0F3F"/>
+  <w15:commentEx w15:done="0" w15:paraId="15074B59"/>
+  <w15:commentEx w15:done="0" w15:paraId="71471D95"/>
+  <w15:commentEx w15:done="0" w15:paraId="1D8013DF"/>
+  <w15:commentEx w15:done="0" w15:paraId="6403FAFC"/>
+  <w15:commentEx w15:done="0" w15:paraId="7F5F2091"/>
+  <w15:commentEx w15:done="0" w15:paraId="44CD119C"/>
+  <w15:commentEx w15:done="0" w15:paraId="119668D0"/>
+  <w15:commentEx w15:done="0" w15:paraId="49498BC0"/>
+  <w15:commentEx w15:done="0" w15:paraId="5DC47040"/>
+  <w15:commentEx w15:done="0" w15:paraId="58A31082"/>
+  <w15:commentEx w15:done="0" w15:paraId="1BF0F72C"/>
+  <w15:commentEx w15:done="0" w15:paraId="2CC86A10"/>
+  <w15:commentEx w15:done="0" w15:paraId="3A929AFB"/>
+  <w15:commentEx w15:done="0" w15:paraId="7E1E2F16"/>
+  <w15:commentEx w15:done="0" w15:paraId="14B036CE"/>
+  <w15:commentEx w15:done="0" w15:paraId="6057895E"/>
+  <w15:commentEx w15:done="0" w15:paraId="4BEF4B32"/>
+  <w15:commentEx w15:done="0" w15:paraId="706AE8E5"/>
+  <w15:commentEx w15:done="0" w15:paraId="5107D038"/>
+  <w15:commentEx w15:done="0" w15:paraId="63B676BC"/>
+  <w15:commentEx w15:done="0" w15:paraId="53B549BF"/>
+  <w15:commentEx w15:done="0" w15:paraId="0325EFAF"/>
+  <w15:commentEx w15:done="0" w15:paraId="7642149E"/>
+  <w15:commentEx w15:done="0" w15:paraId="28C15E5B"/>
+  <w15:commentEx w15:done="0" w15:paraId="6160BBBC"/>
+  <w15:commentEx w15:done="0" w15:paraId="709CA030"/>
+  <w15:commentEx w15:done="0" w15:paraId="368A613B"/>
+  <w15:commentEx w15:done="0" w15:paraId="18FD62BA"/>
+  <w15:commentEx w15:done="0" w15:paraId="19140754"/>
+  <w15:commentEx w15:done="0" w15:paraId="69D4BD43"/>
+  <w15:commentEx w15:done="0" w15:paraId="19476BD7"/>
+  <w15:commentEx w15:done="0" w15:paraId="5B4BFCF0"/>
+  <w15:commentEx w15:done="0" w15:paraId="17AB7B0A"/>
+  <w15:commentEx w15:done="0" w15:paraId="673A9584"/>
+  <w15:commentEx w15:done="0" w15:paraId="1AB71801"/>
+  <w15:commentEx w15:done="0" w15:paraId="73A14A24"/>
+  <w15:commentEx w15:done="0" w15:paraId="236EBADD"/>
+  <w15:commentEx w15:done="0" w15:paraId="63D76B4F"/>
+  <w15:commentEx w15:done="0" w15:paraId="7E785160"/>
+  <w15:commentEx w15:done="0" w15:paraId="78291457"/>
+  <w15:commentEx w15:done="0" w15:paraId="427EEF1B"/>
+  <w15:commentEx w15:done="0" w15:paraId="616A133B"/>
+  <w15:commentEx w15:done="0" w15:paraId="2BCFD1A3"/>
+  <w15:commentEx w15:done="0" w15:paraId="3F29EE7B"/>
+  <w15:commentEx w15:done="0" w15:paraId="6E5ACE42"/>
+  <w15:commentEx w15:done="0" w15:paraId="17F3DADD"/>
+  <w15:commentEx w15:done="0" w15:paraId="55C8EE92"/>
+  <w15:commentEx w15:done="0" w15:paraId="03BB6CEB"/>
+  <w15:commentEx w15:done="0" w15:paraId="318F0E39"/>
+  <w15:commentEx w15:done="0" w15:paraId="735374CD"/>
+  <w15:commentEx w15:done="0" w15:paraId="2DFF7C71"/>
+  <w15:commentEx w15:done="0" w15:paraId="2D64E6F7"/>
+  <w15:commentEx w15:done="0" w15:paraId="664D5E44"/>
 </w15:commentsEx>
 </file>
 
 <file path=word/commentsExtensible.xml><?xml version="1.0" encoding="utf-8"?>
-<w16cex:commentsExtensible xmlns:wpc="http://schemas.microsoft.com/office/word/2010/wordprocessingCanvas" xmlns:cx="http://schemas.microsoft.com/office/drawing/2014/chartex" xmlns:cx1="http://schemas.microsoft.com/office/drawing/2015/9/8/chartex" xmlns:cx2="http://schemas.microsoft.com/office/drawing/2015/10/21/chartex" xmlns:cx3="http://schemas.microsoft.com/office/drawing/2016/5/9/chartex" xmlns:cx4="http://schemas.microsoft.com/office/drawing/2016/5/10/chartex" xmlns:cx5="http://schemas.microsoft.com/office/drawing/2016/5/11/chartex" xmlns:cx6="http://schemas.microsoft.com/office/drawing/2016/5/12/chartex" xmlns:cx7="http://schemas.microsoft.com/office/drawing/2016/5/13/chartex" xmlns:cx8="http://schemas.microsoft.com/office/drawing/2016/5/14/chartex" xmlns:cr="http://schemas.microsoft.com/office/comments/2020/reactions" xmlns:mc="http://schemas.openxmlformats.org/markup-compatibility/2006" xmlns:aink="http://schemas.microsoft.com/office/drawing/2016/ink" xmlns:am3d="http://schemas.microsoft.com/office/drawing/2017/model3d" xmlns:o="urn:schemas-microsoft-com:office:office" xmlns:oel="http://schemas.microsoft.com/office/2019/extlst" xmlns:r="http://schemas.openxmlformats.org/officeDocument/2006/relationships" xmlns:m="http://schemas.openxmlformats.org/officeDocument/2006/math" xmlns:v="urn:schemas-microsoft-com:vml" xmlns:wp14="http://schemas.microsoft.com/office/word/2010/wordprocessingDrawing" xmlns:wp="http://schemas.openxmlformats.org/drawingml/2006/wordprocessingDrawing" xmlns:w10="urn:schemas-microsoft-com:office:word" xmlns:w="http://schemas.openxmlformats.org/wordprocessingml/2006/main" xmlns:w14="http://schemas.microsoft.com/office/word/2010/wordml" xmlns:w15="http://schemas.microsoft.com/office/word/2012/wordml" xmlns:w16cex="http://schemas.microsoft.com/office/word/2018/wordml/cex" xmlns:w16cid="http://schemas.microsoft.com/office/word/2016/wordml/cid" xmlns:w16="http://schemas.microsoft.com/office/word/2018/wordml" xmlns:w16du="http://schemas.microsoft.com/office/word/2023/wordml/word16du" xmlns:w16sdtdh="http://schemas.microsoft.com/office/word/2020/wordml/sdtdatahash" xmlns:w16se="http://schemas.microsoft.com/office/word/2015/wordml/symex" xmlns:wpg="http://schemas.microsoft.com/office/word/2010/wordprocessingGroup" xmlns:wpi="http://schemas.microsoft.com/office/word/2010/wordprocessingInk" xmlns:wne="http://schemas.microsoft.com/office/word/2006/wordml" xmlns:wps="http://schemas.microsoft.com/office/word/2010/wordprocessingShape" mc:Ignorable="w14 w15 w16se w16cid w16 w16cex w16sdtdh cr w16du wp14">
+<w16cex:commentsExtensible xmlns:w16="http://schemas.microsoft.com/office/word/2018/wordml" xmlns:w16cex="http://schemas.microsoft.com/office/word/2018/wordml/cex" xmlns:mc="http://schemas.openxmlformats.org/markup-compatibility/2006" mc:Ignorable="w16 w16cex">
   <w16cex:commentExtensible w16cex:durableId="21D248CC" w16cex:dateUtc="2025-06-05T18:28:00Z"/>
   <w16cex:commentExtensible w16cex:durableId="083AFDFC" w16cex:dateUtc="2025-05-31T00:10:00Z"/>
   <w16cex:commentExtensible w16cex:durableId="4FADD260" w16cex:dateUtc="2025-05-26T20:49:00Z"/>
@@ -51959,7 +52549,7 @@
 </file>
 
 <file path=word/commentsIds.xml><?xml version="1.0" encoding="utf-8"?>
-<w16cid:commentsIds xmlns:wpc="http://schemas.microsoft.com/office/word/2010/wordprocessingCanvas" xmlns:cx="http://schemas.microsoft.com/office/drawing/2014/chartex" xmlns:cx1="http://schemas.microsoft.com/office/drawing/2015/9/8/chartex" xmlns:cx2="http://schemas.microsoft.com/office/drawing/2015/10/21/chartex" xmlns:cx3="http://schemas.microsoft.com/office/drawing/2016/5/9/chartex" xmlns:cx4="http://schemas.microsoft.com/office/drawing/2016/5/10/chartex" xmlns:cx5="http://schemas.microsoft.com/office/drawing/2016/5/11/chartex" xmlns:cx6="http://schemas.microsoft.com/office/drawing/2016/5/12/chartex" xmlns:cx7="http://schemas.microsoft.com/office/drawing/2016/5/13/chartex" xmlns:cx8="http://schemas.microsoft.com/office/drawing/2016/5/14/chartex" xmlns:mc="http://schemas.openxmlformats.org/markup-compatibility/2006" xmlns:aink="http://schemas.microsoft.com/office/drawing/2016/ink" xmlns:am3d="http://schemas.microsoft.com/office/drawing/2017/model3d" xmlns:o="urn:schemas-microsoft-com:office:office" xmlns:oel="http://schemas.microsoft.com/office/2019/extlst" xmlns:r="http://schemas.openxmlformats.org/officeDocument/2006/relationships" xmlns:m="http://schemas.openxmlformats.org/officeDocument/2006/math" xmlns:v="urn:schemas-microsoft-com:vml" xmlns:wp14="http://schemas.microsoft.com/office/word/2010/wordprocessingDrawing" xmlns:wp="http://schemas.openxmlformats.org/drawingml/2006/wordprocessingDrawing" xmlns:w10="urn:schemas-microsoft-com:office:word" xmlns:w="http://schemas.openxmlformats.org/wordprocessingml/2006/main" xmlns:w14="http://schemas.microsoft.com/office/word/2010/wordml" xmlns:w15="http://schemas.microsoft.com/office/word/2012/wordml" xmlns:w16cex="http://schemas.microsoft.com/office/word/2018/wordml/cex" xmlns:w16cid="http://schemas.microsoft.com/office/word/2016/wordml/cid" xmlns:w16="http://schemas.microsoft.com/office/word/2018/wordml" xmlns:w16du="http://schemas.microsoft.com/office/word/2023/wordml/word16du" xmlns:w16sdtdh="http://schemas.microsoft.com/office/word/2020/wordml/sdtdatahash" xmlns:w16se="http://schemas.microsoft.com/office/word/2015/wordml/symex" xmlns:wpg="http://schemas.microsoft.com/office/word/2010/wordprocessingGroup" xmlns:wpi="http://schemas.microsoft.com/office/word/2010/wordprocessingInk" xmlns:wne="http://schemas.microsoft.com/office/word/2006/wordml" xmlns:wps="http://schemas.microsoft.com/office/word/2010/wordprocessingShape" mc:Ignorable="w14 w15 w16se w16cid w16 w16cex w16sdtdh w16du wp14">
+<w16cid:commentsIds xmlns:mc="http://schemas.openxmlformats.org/markup-compatibility/2006" xmlns:w16cid="http://schemas.microsoft.com/office/word/2016/wordml/cid" mc:Ignorable="w16cid">
   <w16cid:commentId w16cid:paraId="7722BC3B" w16cid:durableId="21D248CC"/>
   <w16cid:commentId w16cid:paraId="0342406F" w16cid:durableId="083AFDFC"/>
   <w16cid:commentId w16cid:paraId="6B7FEF3F" w16cid:durableId="4FADD260"/>
@@ -52097,7 +52687,7 @@
       <w:ind w:left="-2" w:hanging="2"/>
       <w:jc w:val="right"/>
       <w:rPr>
-        <w:rFonts w:ascii="Times New Roman" w:eastAsia="Times New Roman" w:hAnsi="Times New Roman" w:cs="Times New Roman"/>
+        <w:rFonts w:ascii="Times New Roman" w:hAnsi="Times New Roman" w:eastAsia="Times New Roman" w:cs="Times New Roman"/>
         <w:sz w:val="24"/>
         <w:szCs w:val="24"/>
       </w:rPr>
@@ -52108,7 +52698,7 @@
       <w:pStyle w:val="Normal0"/>
       <w:spacing w:line="240" w:lineRule="auto"/>
       <w:rPr>
-        <w:rFonts w:ascii="Times New Roman" w:eastAsia="Times New Roman" w:hAnsi="Times New Roman" w:cs="Times New Roman"/>
+        <w:rFonts w:ascii="Times New Roman" w:hAnsi="Times New Roman" w:eastAsia="Times New Roman" w:cs="Times New Roman"/>
         <w:sz w:val="24"/>
         <w:szCs w:val="24"/>
       </w:rPr>
@@ -52193,7 +52783,7 @@
 </file>
 
 <file path=word/header1.xml><?xml version="1.0" encoding="utf-8"?>
-<w:hdr xmlns:wpc="http://schemas.microsoft.com/office/word/2010/wordprocessingCanvas" xmlns:cx="http://schemas.microsoft.com/office/drawing/2014/chartex" xmlns:cx1="http://schemas.microsoft.com/office/drawing/2015/9/8/chartex" xmlns:cx2="http://schemas.microsoft.com/office/drawing/2015/10/21/chartex" xmlns:cx3="http://schemas.microsoft.com/office/drawing/2016/5/9/chartex" xmlns:cx4="http://schemas.microsoft.com/office/drawing/2016/5/10/chartex" xmlns:cx5="http://schemas.microsoft.com/office/drawing/2016/5/11/chartex" xmlns:cx6="http://schemas.microsoft.com/office/drawing/2016/5/12/chartex" xmlns:cx7="http://schemas.microsoft.com/office/drawing/2016/5/13/chartex" xmlns:cx8="http://schemas.microsoft.com/office/drawing/2016/5/14/chartex" xmlns:mc="http://schemas.openxmlformats.org/markup-compatibility/2006" xmlns:aink="http://schemas.microsoft.com/office/drawing/2016/ink" xmlns:am3d="http://schemas.microsoft.com/office/drawing/2017/model3d" xmlns:o="urn:schemas-microsoft-com:office:office" xmlns:oel="http://schemas.microsoft.com/office/2019/extlst" xmlns:r="http://schemas.openxmlformats.org/officeDocument/2006/relationships" xmlns:m="http://schemas.openxmlformats.org/officeDocument/2006/math" xmlns:v="urn:schemas-microsoft-com:vml" xmlns:wp14="http://schemas.microsoft.com/office/word/2010/wordprocessingDrawing" xmlns:wp="http://schemas.openxmlformats.org/drawingml/2006/wordprocessingDrawing" xmlns:w10="urn:schemas-microsoft-com:office:word" xmlns:w="http://schemas.openxmlformats.org/wordprocessingml/2006/main" xmlns:w14="http://schemas.microsoft.com/office/word/2010/wordml" xmlns:w15="http://schemas.microsoft.com/office/word/2012/wordml" xmlns:w16cex="http://schemas.microsoft.com/office/word/2018/wordml/cex" xmlns:w16cid="http://schemas.microsoft.com/office/word/2016/wordml/cid" xmlns:w16="http://schemas.microsoft.com/office/word/2018/wordml" xmlns:w16du="http://schemas.microsoft.com/office/word/2023/wordml/word16du" xmlns:w16sdtdh="http://schemas.microsoft.com/office/word/2020/wordml/sdtdatahash" xmlns:w16se="http://schemas.microsoft.com/office/word/2015/wordml/symex" xmlns:wpg="http://schemas.microsoft.com/office/word/2010/wordprocessingGroup" xmlns:wpi="http://schemas.microsoft.com/office/word/2010/wordprocessingInk" xmlns:wne="http://schemas.microsoft.com/office/word/2006/wordml" xmlns:wps="http://schemas.microsoft.com/office/word/2010/wordprocessingShape" mc:Ignorable="w14 w15 w16se w16cid w16 w16cex w16sdtdh w16du wp14">
+<w:hdr xmlns:wpc="http://schemas.microsoft.com/office/word/2010/wordprocessingCanvas" xmlns:cx="http://schemas.microsoft.com/office/drawing/2014/chartex" xmlns:cx1="http://schemas.microsoft.com/office/drawing/2015/9/8/chartex" xmlns:cx2="http://schemas.microsoft.com/office/drawing/2015/10/21/chartex" xmlns:cx3="http://schemas.microsoft.com/office/drawing/2016/5/9/chartex" xmlns:cx4="http://schemas.microsoft.com/office/drawing/2016/5/10/chartex" xmlns:cx5="http://schemas.microsoft.com/office/drawing/2016/5/11/chartex" xmlns:cx6="http://schemas.microsoft.com/office/drawing/2016/5/12/chartex" xmlns:cx7="http://schemas.microsoft.com/office/drawing/2016/5/13/chartex" xmlns:cx8="http://schemas.microsoft.com/office/drawing/2016/5/14/chartex" xmlns:mc="http://schemas.openxmlformats.org/markup-compatibility/2006" xmlns:aink="http://schemas.microsoft.com/office/drawing/2016/ink" xmlns:am3d="http://schemas.microsoft.com/office/drawing/2017/model3d" xmlns:o="urn:schemas-microsoft-com:office:office" xmlns:oel="http://schemas.microsoft.com/office/2019/extlst" xmlns:r="http://schemas.openxmlformats.org/officeDocument/2006/relationships" xmlns:m="http://schemas.openxmlformats.org/officeDocument/2006/math" xmlns:v="urn:schemas-microsoft-com:vml" xmlns:wp14="http://schemas.microsoft.com/office/word/2010/wordprocessingDrawing" xmlns:wp="http://schemas.openxmlformats.org/drawingml/2006/wordprocessingDrawing" xmlns:w10="urn:schemas-microsoft-com:office:word" xmlns:w="http://schemas.openxmlformats.org/wordprocessingml/2006/main" xmlns:w14="http://schemas.microsoft.com/office/word/2010/wordml" xmlns:w15="http://schemas.microsoft.com/office/word/2012/wordml" xmlns:w16cex="http://schemas.microsoft.com/office/word/2018/wordml/cex" xmlns:w16cid="http://schemas.microsoft.com/office/word/2016/wordml/cid" xmlns:w16="http://schemas.microsoft.com/office/word/2018/wordml" xmlns:w16du="http://schemas.microsoft.com/office/word/2023/wordml/word16du" xmlns:w16sdtdh="http://schemas.microsoft.com/office/word/2020/wordml/sdtdatahash" xmlns:w16se="http://schemas.microsoft.com/office/word/2015/wordml/symex" xmlns:wpg="http://schemas.microsoft.com/office/word/2010/wordprocessingGroup" xmlns:wpi="http://schemas.microsoft.com/office/word/2010/wordprocessingInk" xmlns:wne="http://schemas.microsoft.com/office/word/2006/wordml" xmlns:wps="http://schemas.microsoft.com/office/word/2010/wordprocessingShape" xmlns:a="http://schemas.openxmlformats.org/drawingml/2006/main" xmlns:pic="http://schemas.openxmlformats.org/drawingml/2006/picture" xmlns:a14="http://schemas.microsoft.com/office/drawing/2010/main" mc:Ignorable="w14 w15 w16se w16cid w16 w16cex w16sdtdh w16du wp14">
   <w:p>
     <w:pPr>
       <w:pStyle w:val="Normal0"/>
@@ -52585,7 +53175,7 @@
         <w:ind w:left="720" w:hanging="360"/>
       </w:pPr>
       <w:rPr>
-        <w:rFonts w:ascii="Symbol" w:hAnsi="Symbol" w:hint="default"/>
+        <w:rFonts w:hint="default" w:ascii="Symbol" w:hAnsi="Symbol"/>
       </w:rPr>
     </w:lvl>
     <w:lvl w:ilvl="1" w:tplc="240A0003">
@@ -52597,7 +53187,7 @@
         <w:ind w:left="1440" w:hanging="360"/>
       </w:pPr>
       <w:rPr>
-        <w:rFonts w:ascii="Courier New" w:hAnsi="Courier New" w:cs="Courier New" w:hint="default"/>
+        <w:rFonts w:hint="default" w:ascii="Courier New" w:hAnsi="Courier New" w:cs="Courier New"/>
       </w:rPr>
     </w:lvl>
     <w:lvl w:ilvl="2" w:tplc="240A0005" w:tentative="1">
@@ -52609,7 +53199,7 @@
         <w:ind w:left="2160" w:hanging="360"/>
       </w:pPr>
       <w:rPr>
-        <w:rFonts w:ascii="Wingdings" w:hAnsi="Wingdings" w:hint="default"/>
+        <w:rFonts w:hint="default" w:ascii="Wingdings" w:hAnsi="Wingdings"/>
       </w:rPr>
     </w:lvl>
     <w:lvl w:ilvl="3" w:tplc="240A0001" w:tentative="1">
@@ -52621,7 +53211,7 @@
         <w:ind w:left="2880" w:hanging="360"/>
       </w:pPr>
       <w:rPr>
-        <w:rFonts w:ascii="Symbol" w:hAnsi="Symbol" w:hint="default"/>
+        <w:rFonts w:hint="default" w:ascii="Symbol" w:hAnsi="Symbol"/>
       </w:rPr>
     </w:lvl>
     <w:lvl w:ilvl="4" w:tplc="240A0003" w:tentative="1">
@@ -52633,7 +53223,7 @@
         <w:ind w:left="3600" w:hanging="360"/>
       </w:pPr>
       <w:rPr>
-        <w:rFonts w:ascii="Courier New" w:hAnsi="Courier New" w:cs="Courier New" w:hint="default"/>
+        <w:rFonts w:hint="default" w:ascii="Courier New" w:hAnsi="Courier New" w:cs="Courier New"/>
       </w:rPr>
     </w:lvl>
     <w:lvl w:ilvl="5" w:tplc="240A0005" w:tentative="1">
@@ -52645,7 +53235,7 @@
         <w:ind w:left="4320" w:hanging="360"/>
       </w:pPr>
       <w:rPr>
-        <w:rFonts w:ascii="Wingdings" w:hAnsi="Wingdings" w:hint="default"/>
+        <w:rFonts w:hint="default" w:ascii="Wingdings" w:hAnsi="Wingdings"/>
       </w:rPr>
     </w:lvl>
     <w:lvl w:ilvl="6" w:tplc="240A0001" w:tentative="1">
@@ -52657,7 +53247,7 @@
         <w:ind w:left="5040" w:hanging="360"/>
       </w:pPr>
       <w:rPr>
-        <w:rFonts w:ascii="Symbol" w:hAnsi="Symbol" w:hint="default"/>
+        <w:rFonts w:hint="default" w:ascii="Symbol" w:hAnsi="Symbol"/>
       </w:rPr>
     </w:lvl>
     <w:lvl w:ilvl="7" w:tplc="240A0003" w:tentative="1">
@@ -52669,7 +53259,7 @@
         <w:ind w:left="5760" w:hanging="360"/>
       </w:pPr>
       <w:rPr>
-        <w:rFonts w:ascii="Courier New" w:hAnsi="Courier New" w:cs="Courier New" w:hint="default"/>
+        <w:rFonts w:hint="default" w:ascii="Courier New" w:hAnsi="Courier New" w:cs="Courier New"/>
       </w:rPr>
     </w:lvl>
     <w:lvl w:ilvl="8" w:tplc="240A0005" w:tentative="1">
@@ -52681,7 +53271,7 @@
         <w:ind w:left="6480" w:hanging="360"/>
       </w:pPr>
       <w:rPr>
-        <w:rFonts w:ascii="Wingdings" w:hAnsi="Wingdings" w:hint="default"/>
+        <w:rFonts w:hint="default" w:ascii="Wingdings" w:hAnsi="Wingdings"/>
       </w:rPr>
     </w:lvl>
   </w:abstractNum>
@@ -53423,7 +54013,7 @@
         <w:ind w:left="720" w:hanging="360"/>
       </w:pPr>
       <w:rPr>
-        <w:rFonts w:ascii="Symbol" w:hAnsi="Symbol" w:hint="default"/>
+        <w:rFonts w:hint="default" w:ascii="Symbol" w:hAnsi="Symbol"/>
         <w:sz w:val="20"/>
       </w:rPr>
     </w:lvl>
@@ -53439,7 +54029,7 @@
         <w:ind w:left="1440" w:hanging="360"/>
       </w:pPr>
       <w:rPr>
-        <w:rFonts w:ascii="Courier New" w:hAnsi="Courier New" w:hint="default"/>
+        <w:rFonts w:hint="default" w:ascii="Courier New" w:hAnsi="Courier New"/>
         <w:sz w:val="20"/>
       </w:rPr>
     </w:lvl>
@@ -53455,7 +54045,7 @@
         <w:ind w:left="2160" w:hanging="360"/>
       </w:pPr>
       <w:rPr>
-        <w:rFonts w:ascii="Wingdings" w:hAnsi="Wingdings" w:hint="default"/>
+        <w:rFonts w:hint="default" w:ascii="Wingdings" w:hAnsi="Wingdings"/>
         <w:sz w:val="20"/>
       </w:rPr>
     </w:lvl>
@@ -53471,7 +54061,7 @@
         <w:ind w:left="2880" w:hanging="360"/>
       </w:pPr>
       <w:rPr>
-        <w:rFonts w:ascii="Wingdings" w:hAnsi="Wingdings" w:hint="default"/>
+        <w:rFonts w:hint="default" w:ascii="Wingdings" w:hAnsi="Wingdings"/>
         <w:sz w:val="20"/>
       </w:rPr>
     </w:lvl>
@@ -53487,7 +54077,7 @@
         <w:ind w:left="3600" w:hanging="360"/>
       </w:pPr>
       <w:rPr>
-        <w:rFonts w:ascii="Wingdings" w:hAnsi="Wingdings" w:hint="default"/>
+        <w:rFonts w:hint="default" w:ascii="Wingdings" w:hAnsi="Wingdings"/>
         <w:sz w:val="20"/>
       </w:rPr>
     </w:lvl>
@@ -53503,7 +54093,7 @@
         <w:ind w:left="4320" w:hanging="360"/>
       </w:pPr>
       <w:rPr>
-        <w:rFonts w:ascii="Wingdings" w:hAnsi="Wingdings" w:hint="default"/>
+        <w:rFonts w:hint="default" w:ascii="Wingdings" w:hAnsi="Wingdings"/>
         <w:sz w:val="20"/>
       </w:rPr>
     </w:lvl>
@@ -53519,7 +54109,7 @@
         <w:ind w:left="5040" w:hanging="360"/>
       </w:pPr>
       <w:rPr>
-        <w:rFonts w:ascii="Wingdings" w:hAnsi="Wingdings" w:hint="default"/>
+        <w:rFonts w:hint="default" w:ascii="Wingdings" w:hAnsi="Wingdings"/>
         <w:sz w:val="20"/>
       </w:rPr>
     </w:lvl>
@@ -53535,7 +54125,7 @@
         <w:ind w:left="5760" w:hanging="360"/>
       </w:pPr>
       <w:rPr>
-        <w:rFonts w:ascii="Wingdings" w:hAnsi="Wingdings" w:hint="default"/>
+        <w:rFonts w:hint="default" w:ascii="Wingdings" w:hAnsi="Wingdings"/>
         <w:sz w:val="20"/>
       </w:rPr>
     </w:lvl>
@@ -53551,7 +54141,7 @@
         <w:ind w:left="6480" w:hanging="360"/>
       </w:pPr>
       <w:rPr>
-        <w:rFonts w:ascii="Wingdings" w:hAnsi="Wingdings" w:hint="default"/>
+        <w:rFonts w:hint="default" w:ascii="Wingdings" w:hAnsi="Wingdings"/>
         <w:sz w:val="20"/>
       </w:rPr>
     </w:lvl>
@@ -53682,7 +54272,7 @@
         <w:ind w:left="720" w:hanging="360"/>
       </w:pPr>
       <w:rPr>
-        <w:rFonts w:ascii="Symbol" w:hAnsi="Symbol" w:hint="default"/>
+        <w:rFonts w:hint="default" w:ascii="Symbol" w:hAnsi="Symbol"/>
       </w:rPr>
     </w:lvl>
     <w:lvl w:ilvl="1" w:tplc="240A0003" w:tentative="1">
@@ -53694,7 +54284,7 @@
         <w:ind w:left="1440" w:hanging="360"/>
       </w:pPr>
       <w:rPr>
-        <w:rFonts w:ascii="Courier New" w:hAnsi="Courier New" w:cs="Courier New" w:hint="default"/>
+        <w:rFonts w:hint="default" w:ascii="Courier New" w:hAnsi="Courier New" w:cs="Courier New"/>
       </w:rPr>
     </w:lvl>
     <w:lvl w:ilvl="2" w:tplc="240A0005" w:tentative="1">
@@ -53706,7 +54296,7 @@
         <w:ind w:left="2160" w:hanging="360"/>
       </w:pPr>
       <w:rPr>
-        <w:rFonts w:ascii="Wingdings" w:hAnsi="Wingdings" w:hint="default"/>
+        <w:rFonts w:hint="default" w:ascii="Wingdings" w:hAnsi="Wingdings"/>
       </w:rPr>
     </w:lvl>
     <w:lvl w:ilvl="3" w:tplc="240A0001" w:tentative="1">
@@ -53718,7 +54308,7 @@
         <w:ind w:left="2880" w:hanging="360"/>
       </w:pPr>
       <w:rPr>
-        <w:rFonts w:ascii="Symbol" w:hAnsi="Symbol" w:hint="default"/>
+        <w:rFonts w:hint="default" w:ascii="Symbol" w:hAnsi="Symbol"/>
       </w:rPr>
     </w:lvl>
     <w:lvl w:ilvl="4" w:tplc="240A0003" w:tentative="1">
@@ -53730,7 +54320,7 @@
         <w:ind w:left="3600" w:hanging="360"/>
       </w:pPr>
       <w:rPr>
-        <w:rFonts w:ascii="Courier New" w:hAnsi="Courier New" w:cs="Courier New" w:hint="default"/>
+        <w:rFonts w:hint="default" w:ascii="Courier New" w:hAnsi="Courier New" w:cs="Courier New"/>
       </w:rPr>
     </w:lvl>
     <w:lvl w:ilvl="5" w:tplc="240A0005" w:tentative="1">
@@ -53742,7 +54332,7 @@
         <w:ind w:left="4320" w:hanging="360"/>
       </w:pPr>
       <w:rPr>
-        <w:rFonts w:ascii="Wingdings" w:hAnsi="Wingdings" w:hint="default"/>
+        <w:rFonts w:hint="default" w:ascii="Wingdings" w:hAnsi="Wingdings"/>
       </w:rPr>
     </w:lvl>
     <w:lvl w:ilvl="6" w:tplc="240A0001" w:tentative="1">
@@ -53754,7 +54344,7 @@
         <w:ind w:left="5040" w:hanging="360"/>
       </w:pPr>
       <w:rPr>
-        <w:rFonts w:ascii="Symbol" w:hAnsi="Symbol" w:hint="default"/>
+        <w:rFonts w:hint="default" w:ascii="Symbol" w:hAnsi="Symbol"/>
       </w:rPr>
     </w:lvl>
     <w:lvl w:ilvl="7" w:tplc="240A0003" w:tentative="1">
@@ -53766,7 +54356,7 @@
         <w:ind w:left="5760" w:hanging="360"/>
       </w:pPr>
       <w:rPr>
-        <w:rFonts w:ascii="Courier New" w:hAnsi="Courier New" w:cs="Courier New" w:hint="default"/>
+        <w:rFonts w:hint="default" w:ascii="Courier New" w:hAnsi="Courier New" w:cs="Courier New"/>
       </w:rPr>
     </w:lvl>
     <w:lvl w:ilvl="8" w:tplc="240A0005" w:tentative="1">
@@ -53778,7 +54368,7 @@
         <w:ind w:left="6480" w:hanging="360"/>
       </w:pPr>
       <w:rPr>
-        <w:rFonts w:ascii="Wingdings" w:hAnsi="Wingdings" w:hint="default"/>
+        <w:rFonts w:hint="default" w:ascii="Wingdings" w:hAnsi="Wingdings"/>
       </w:rPr>
     </w:lvl>
   </w:abstractNum>
@@ -54088,7 +54678,7 @@
         <w:ind w:left="720" w:hanging="360"/>
       </w:pPr>
       <w:rPr>
-        <w:rFonts w:ascii="Symbol" w:hAnsi="Symbol" w:hint="default"/>
+        <w:rFonts w:hint="default" w:ascii="Symbol" w:hAnsi="Symbol"/>
       </w:rPr>
     </w:lvl>
     <w:lvl w:ilvl="1" w:tplc="240A0003" w:tentative="1">
@@ -54100,7 +54690,7 @@
         <w:ind w:left="1440" w:hanging="360"/>
       </w:pPr>
       <w:rPr>
-        <w:rFonts w:ascii="Courier New" w:hAnsi="Courier New" w:cs="Courier New" w:hint="default"/>
+        <w:rFonts w:hint="default" w:ascii="Courier New" w:hAnsi="Courier New" w:cs="Courier New"/>
       </w:rPr>
     </w:lvl>
     <w:lvl w:ilvl="2" w:tplc="240A0005" w:tentative="1">
@@ -54112,7 +54702,7 @@
         <w:ind w:left="2160" w:hanging="360"/>
       </w:pPr>
       <w:rPr>
-        <w:rFonts w:ascii="Wingdings" w:hAnsi="Wingdings" w:hint="default"/>
+        <w:rFonts w:hint="default" w:ascii="Wingdings" w:hAnsi="Wingdings"/>
       </w:rPr>
     </w:lvl>
     <w:lvl w:ilvl="3" w:tplc="240A0001" w:tentative="1">
@@ -54124,7 +54714,7 @@
         <w:ind w:left="2880" w:hanging="360"/>
       </w:pPr>
       <w:rPr>
-        <w:rFonts w:ascii="Symbol" w:hAnsi="Symbol" w:hint="default"/>
+        <w:rFonts w:hint="default" w:ascii="Symbol" w:hAnsi="Symbol"/>
       </w:rPr>
     </w:lvl>
     <w:lvl w:ilvl="4" w:tplc="240A0003" w:tentative="1">
@@ -54136,7 +54726,7 @@
         <w:ind w:left="3600" w:hanging="360"/>
       </w:pPr>
       <w:rPr>
-        <w:rFonts w:ascii="Courier New" w:hAnsi="Courier New" w:cs="Courier New" w:hint="default"/>
+        <w:rFonts w:hint="default" w:ascii="Courier New" w:hAnsi="Courier New" w:cs="Courier New"/>
       </w:rPr>
     </w:lvl>
     <w:lvl w:ilvl="5" w:tplc="240A0005" w:tentative="1">
@@ -54148,7 +54738,7 @@
         <w:ind w:left="4320" w:hanging="360"/>
       </w:pPr>
       <w:rPr>
-        <w:rFonts w:ascii="Wingdings" w:hAnsi="Wingdings" w:hint="default"/>
+        <w:rFonts w:hint="default" w:ascii="Wingdings" w:hAnsi="Wingdings"/>
       </w:rPr>
     </w:lvl>
     <w:lvl w:ilvl="6" w:tplc="240A0001" w:tentative="1">
@@ -54160,7 +54750,7 @@
         <w:ind w:left="5040" w:hanging="360"/>
       </w:pPr>
       <w:rPr>
-        <w:rFonts w:ascii="Symbol" w:hAnsi="Symbol" w:hint="default"/>
+        <w:rFonts w:hint="default" w:ascii="Symbol" w:hAnsi="Symbol"/>
       </w:rPr>
     </w:lvl>
     <w:lvl w:ilvl="7" w:tplc="240A0003" w:tentative="1">
@@ -54172,7 +54762,7 @@
         <w:ind w:left="5760" w:hanging="360"/>
       </w:pPr>
       <w:rPr>
-        <w:rFonts w:ascii="Courier New" w:hAnsi="Courier New" w:cs="Courier New" w:hint="default"/>
+        <w:rFonts w:hint="default" w:ascii="Courier New" w:hAnsi="Courier New" w:cs="Courier New"/>
       </w:rPr>
     </w:lvl>
     <w:lvl w:ilvl="8" w:tplc="240A0005" w:tentative="1">
@@ -54184,7 +54774,7 @@
         <w:ind w:left="6480" w:hanging="360"/>
       </w:pPr>
       <w:rPr>
-        <w:rFonts w:ascii="Wingdings" w:hAnsi="Wingdings" w:hint="default"/>
+        <w:rFonts w:hint="default" w:ascii="Wingdings" w:hAnsi="Wingdings"/>
       </w:rPr>
     </w:lvl>
   </w:abstractNum>
@@ -54381,7 +54971,7 @@
         <w:ind w:left="720" w:hanging="360"/>
       </w:pPr>
       <w:rPr>
-        <w:rFonts w:ascii="Arial" w:eastAsia="Arial" w:hAnsi="Arial" w:cs="Arial"/>
+        <w:rFonts w:ascii="Arial" w:hAnsi="Arial" w:eastAsia="Arial" w:cs="Arial"/>
       </w:rPr>
     </w:lvl>
     <w:lvl w:ilvl="1">
@@ -54393,7 +54983,7 @@
         <w:ind w:left="1440" w:hanging="360"/>
       </w:pPr>
       <w:rPr>
-        <w:rFonts w:ascii="Courier New" w:eastAsia="Courier New" w:hAnsi="Courier New" w:cs="Courier New"/>
+        <w:rFonts w:ascii="Courier New" w:hAnsi="Courier New" w:eastAsia="Courier New" w:cs="Courier New"/>
       </w:rPr>
     </w:lvl>
     <w:lvl w:ilvl="2">
@@ -54405,7 +54995,7 @@
         <w:ind w:left="2160" w:hanging="360"/>
       </w:pPr>
       <w:rPr>
-        <w:rFonts w:ascii="Noto Sans Symbols" w:eastAsia="Noto Sans Symbols" w:hAnsi="Noto Sans Symbols" w:cs="Noto Sans Symbols"/>
+        <w:rFonts w:ascii="Noto Sans Symbols" w:hAnsi="Noto Sans Symbols" w:eastAsia="Noto Sans Symbols" w:cs="Noto Sans Symbols"/>
       </w:rPr>
     </w:lvl>
     <w:lvl w:ilvl="3">
@@ -54417,7 +55007,7 @@
         <w:ind w:left="2880" w:hanging="360"/>
       </w:pPr>
       <w:rPr>
-        <w:rFonts w:ascii="Noto Sans Symbols" w:eastAsia="Noto Sans Symbols" w:hAnsi="Noto Sans Symbols" w:cs="Noto Sans Symbols"/>
+        <w:rFonts w:ascii="Noto Sans Symbols" w:hAnsi="Noto Sans Symbols" w:eastAsia="Noto Sans Symbols" w:cs="Noto Sans Symbols"/>
       </w:rPr>
     </w:lvl>
     <w:lvl w:ilvl="4">
@@ -54429,7 +55019,7 @@
         <w:ind w:left="3600" w:hanging="360"/>
       </w:pPr>
       <w:rPr>
-        <w:rFonts w:ascii="Courier New" w:eastAsia="Courier New" w:hAnsi="Courier New" w:cs="Courier New"/>
+        <w:rFonts w:ascii="Courier New" w:hAnsi="Courier New" w:eastAsia="Courier New" w:cs="Courier New"/>
       </w:rPr>
     </w:lvl>
     <w:lvl w:ilvl="5">
@@ -54441,7 +55031,7 @@
         <w:ind w:left="4320" w:hanging="360"/>
       </w:pPr>
       <w:rPr>
-        <w:rFonts w:ascii="Noto Sans Symbols" w:eastAsia="Noto Sans Symbols" w:hAnsi="Noto Sans Symbols" w:cs="Noto Sans Symbols"/>
+        <w:rFonts w:ascii="Noto Sans Symbols" w:hAnsi="Noto Sans Symbols" w:eastAsia="Noto Sans Symbols" w:cs="Noto Sans Symbols"/>
       </w:rPr>
     </w:lvl>
     <w:lvl w:ilvl="6">
@@ -54453,7 +55043,7 @@
         <w:ind w:left="5040" w:hanging="360"/>
       </w:pPr>
       <w:rPr>
-        <w:rFonts w:ascii="Noto Sans Symbols" w:eastAsia="Noto Sans Symbols" w:hAnsi="Noto Sans Symbols" w:cs="Noto Sans Symbols"/>
+        <w:rFonts w:ascii="Noto Sans Symbols" w:hAnsi="Noto Sans Symbols" w:eastAsia="Noto Sans Symbols" w:cs="Noto Sans Symbols"/>
       </w:rPr>
     </w:lvl>
     <w:lvl w:ilvl="7">
@@ -54465,7 +55055,7 @@
         <w:ind w:left="5760" w:hanging="360"/>
       </w:pPr>
       <w:rPr>
-        <w:rFonts w:ascii="Courier New" w:eastAsia="Courier New" w:hAnsi="Courier New" w:cs="Courier New"/>
+        <w:rFonts w:ascii="Courier New" w:hAnsi="Courier New" w:eastAsia="Courier New" w:cs="Courier New"/>
       </w:rPr>
     </w:lvl>
     <w:lvl w:ilvl="8">
@@ -54477,7 +55067,7 @@
         <w:ind w:left="6480" w:hanging="360"/>
       </w:pPr>
       <w:rPr>
-        <w:rFonts w:ascii="Noto Sans Symbols" w:eastAsia="Noto Sans Symbols" w:hAnsi="Noto Sans Symbols" w:cs="Noto Sans Symbols"/>
+        <w:rFonts w:ascii="Noto Sans Symbols" w:hAnsi="Noto Sans Symbols" w:eastAsia="Noto Sans Symbols" w:cs="Noto Sans Symbols"/>
       </w:rPr>
     </w:lvl>
   </w:abstractNum>
@@ -54494,7 +55084,7 @@
         <w:ind w:left="1080" w:hanging="360"/>
       </w:pPr>
       <w:rPr>
-        <w:rFonts w:ascii="Symbol" w:hAnsi="Symbol" w:hint="default"/>
+        <w:rFonts w:hint="default" w:ascii="Symbol" w:hAnsi="Symbol"/>
         <w:vertAlign w:val="baseline"/>
       </w:rPr>
     </w:lvl>
@@ -54507,7 +55097,7 @@
         <w:ind w:left="1800" w:hanging="360"/>
       </w:pPr>
       <w:rPr>
-        <w:rFonts w:ascii="Courier New" w:hAnsi="Courier New" w:cs="Courier New" w:hint="default"/>
+        <w:rFonts w:hint="default" w:ascii="Courier New" w:hAnsi="Courier New" w:cs="Courier New"/>
       </w:rPr>
     </w:lvl>
     <w:lvl w:ilvl="2" w:tplc="240A0005" w:tentative="1">
@@ -54519,7 +55109,7 @@
         <w:ind w:left="2520" w:hanging="360"/>
       </w:pPr>
       <w:rPr>
-        <w:rFonts w:ascii="Wingdings" w:hAnsi="Wingdings" w:hint="default"/>
+        <w:rFonts w:hint="default" w:ascii="Wingdings" w:hAnsi="Wingdings"/>
       </w:rPr>
     </w:lvl>
     <w:lvl w:ilvl="3" w:tplc="240A0001" w:tentative="1">
@@ -54531,7 +55121,7 @@
         <w:ind w:left="3240" w:hanging="360"/>
       </w:pPr>
       <w:rPr>
-        <w:rFonts w:ascii="Symbol" w:hAnsi="Symbol" w:hint="default"/>
+        <w:rFonts w:hint="default" w:ascii="Symbol" w:hAnsi="Symbol"/>
       </w:rPr>
     </w:lvl>
     <w:lvl w:ilvl="4" w:tplc="240A0003" w:tentative="1">
@@ -54543,7 +55133,7 @@
         <w:ind w:left="3960" w:hanging="360"/>
       </w:pPr>
       <w:rPr>
-        <w:rFonts w:ascii="Courier New" w:hAnsi="Courier New" w:cs="Courier New" w:hint="default"/>
+        <w:rFonts w:hint="default" w:ascii="Courier New" w:hAnsi="Courier New" w:cs="Courier New"/>
       </w:rPr>
     </w:lvl>
     <w:lvl w:ilvl="5" w:tplc="240A0005" w:tentative="1">
@@ -54555,7 +55145,7 @@
         <w:ind w:left="4680" w:hanging="360"/>
       </w:pPr>
       <w:rPr>
-        <w:rFonts w:ascii="Wingdings" w:hAnsi="Wingdings" w:hint="default"/>
+        <w:rFonts w:hint="default" w:ascii="Wingdings" w:hAnsi="Wingdings"/>
       </w:rPr>
     </w:lvl>
     <w:lvl w:ilvl="6" w:tplc="240A0001" w:tentative="1">
@@ -54567,7 +55157,7 @@
         <w:ind w:left="5400" w:hanging="360"/>
       </w:pPr>
       <w:rPr>
-        <w:rFonts w:ascii="Symbol" w:hAnsi="Symbol" w:hint="default"/>
+        <w:rFonts w:hint="default" w:ascii="Symbol" w:hAnsi="Symbol"/>
       </w:rPr>
     </w:lvl>
     <w:lvl w:ilvl="7" w:tplc="240A0003" w:tentative="1">
@@ -54579,7 +55169,7 @@
         <w:ind w:left="6120" w:hanging="360"/>
       </w:pPr>
       <w:rPr>
-        <w:rFonts w:ascii="Courier New" w:hAnsi="Courier New" w:cs="Courier New" w:hint="default"/>
+        <w:rFonts w:hint="default" w:ascii="Courier New" w:hAnsi="Courier New" w:cs="Courier New"/>
       </w:rPr>
     </w:lvl>
     <w:lvl w:ilvl="8" w:tplc="240A0005" w:tentative="1">
@@ -54591,7 +55181,7 @@
         <w:ind w:left="6840" w:hanging="360"/>
       </w:pPr>
       <w:rPr>
-        <w:rFonts w:ascii="Wingdings" w:hAnsi="Wingdings" w:hint="default"/>
+        <w:rFonts w:hint="default" w:ascii="Wingdings" w:hAnsi="Wingdings"/>
       </w:rPr>
     </w:lvl>
   </w:abstractNum>
@@ -54699,7 +55289,7 @@
         <w:ind w:left="720" w:hanging="360"/>
       </w:pPr>
       <w:rPr>
-        <w:rFonts w:ascii="Symbol" w:hAnsi="Symbol" w:hint="default"/>
+        <w:rFonts w:hint="default" w:ascii="Symbol" w:hAnsi="Symbol"/>
       </w:rPr>
     </w:lvl>
     <w:lvl w:ilvl="1" w:tplc="240A0003" w:tentative="1">
@@ -54711,7 +55301,7 @@
         <w:ind w:left="1440" w:hanging="360"/>
       </w:pPr>
       <w:rPr>
-        <w:rFonts w:ascii="Courier New" w:hAnsi="Courier New" w:cs="Courier New" w:hint="default"/>
+        <w:rFonts w:hint="default" w:ascii="Courier New" w:hAnsi="Courier New" w:cs="Courier New"/>
       </w:rPr>
     </w:lvl>
     <w:lvl w:ilvl="2" w:tplc="240A0005" w:tentative="1">
@@ -54723,7 +55313,7 @@
         <w:ind w:left="2160" w:hanging="360"/>
       </w:pPr>
       <w:rPr>
-        <w:rFonts w:ascii="Wingdings" w:hAnsi="Wingdings" w:hint="default"/>
+        <w:rFonts w:hint="default" w:ascii="Wingdings" w:hAnsi="Wingdings"/>
       </w:rPr>
     </w:lvl>
     <w:lvl w:ilvl="3" w:tplc="240A0001" w:tentative="1">
@@ -54735,7 +55325,7 @@
         <w:ind w:left="2880" w:hanging="360"/>
       </w:pPr>
       <w:rPr>
-        <w:rFonts w:ascii="Symbol" w:hAnsi="Symbol" w:hint="default"/>
+        <w:rFonts w:hint="default" w:ascii="Symbol" w:hAnsi="Symbol"/>
       </w:rPr>
     </w:lvl>
     <w:lvl w:ilvl="4" w:tplc="240A0003" w:tentative="1">
@@ -54747,7 +55337,7 @@
         <w:ind w:left="3600" w:hanging="360"/>
       </w:pPr>
       <w:rPr>
-        <w:rFonts w:ascii="Courier New" w:hAnsi="Courier New" w:cs="Courier New" w:hint="default"/>
+        <w:rFonts w:hint="default" w:ascii="Courier New" w:hAnsi="Courier New" w:cs="Courier New"/>
       </w:rPr>
     </w:lvl>
     <w:lvl w:ilvl="5" w:tplc="240A0005" w:tentative="1">
@@ -54759,7 +55349,7 @@
         <w:ind w:left="4320" w:hanging="360"/>
       </w:pPr>
       <w:rPr>
-        <w:rFonts w:ascii="Wingdings" w:hAnsi="Wingdings" w:hint="default"/>
+        <w:rFonts w:hint="default" w:ascii="Wingdings" w:hAnsi="Wingdings"/>
       </w:rPr>
     </w:lvl>
     <w:lvl w:ilvl="6" w:tplc="240A0001" w:tentative="1">
@@ -54771,7 +55361,7 @@
         <w:ind w:left="5040" w:hanging="360"/>
       </w:pPr>
       <w:rPr>
-        <w:rFonts w:ascii="Symbol" w:hAnsi="Symbol" w:hint="default"/>
+        <w:rFonts w:hint="default" w:ascii="Symbol" w:hAnsi="Symbol"/>
       </w:rPr>
     </w:lvl>
     <w:lvl w:ilvl="7" w:tplc="240A0003" w:tentative="1">
@@ -54783,7 +55373,7 @@
         <w:ind w:left="5760" w:hanging="360"/>
       </w:pPr>
       <w:rPr>
-        <w:rFonts w:ascii="Courier New" w:hAnsi="Courier New" w:cs="Courier New" w:hint="default"/>
+        <w:rFonts w:hint="default" w:ascii="Courier New" w:hAnsi="Courier New" w:cs="Courier New"/>
       </w:rPr>
     </w:lvl>
     <w:lvl w:ilvl="8" w:tplc="240A0005" w:tentative="1">
@@ -54795,7 +55385,7 @@
         <w:ind w:left="6480" w:hanging="360"/>
       </w:pPr>
       <w:rPr>
-        <w:rFonts w:ascii="Wingdings" w:hAnsi="Wingdings" w:hint="default"/>
+        <w:rFonts w:hint="default" w:ascii="Wingdings" w:hAnsi="Wingdings"/>
       </w:rPr>
     </w:lvl>
   </w:abstractNum>
@@ -54901,7 +55491,7 @@
         <w:ind w:left="720" w:hanging="360"/>
       </w:pPr>
       <w:rPr>
-        <w:rFonts w:ascii="Symbol" w:hAnsi="Symbol" w:hint="default"/>
+        <w:rFonts w:hint="default" w:ascii="Symbol" w:hAnsi="Symbol"/>
       </w:rPr>
     </w:lvl>
     <w:lvl w:ilvl="1" w:tplc="240A0003" w:tentative="1">
@@ -54913,7 +55503,7 @@
         <w:ind w:left="1440" w:hanging="360"/>
       </w:pPr>
       <w:rPr>
-        <w:rFonts w:ascii="Courier New" w:hAnsi="Courier New" w:cs="Courier New" w:hint="default"/>
+        <w:rFonts w:hint="default" w:ascii="Courier New" w:hAnsi="Courier New" w:cs="Courier New"/>
       </w:rPr>
     </w:lvl>
     <w:lvl w:ilvl="2" w:tplc="240A0005" w:tentative="1">
@@ -54925,7 +55515,7 @@
         <w:ind w:left="2160" w:hanging="360"/>
       </w:pPr>
       <w:rPr>
-        <w:rFonts w:ascii="Wingdings" w:hAnsi="Wingdings" w:hint="default"/>
+        <w:rFonts w:hint="default" w:ascii="Wingdings" w:hAnsi="Wingdings"/>
       </w:rPr>
     </w:lvl>
     <w:lvl w:ilvl="3" w:tplc="240A0001" w:tentative="1">
@@ -54937,7 +55527,7 @@
         <w:ind w:left="2880" w:hanging="360"/>
       </w:pPr>
       <w:rPr>
-        <w:rFonts w:ascii="Symbol" w:hAnsi="Symbol" w:hint="default"/>
+        <w:rFonts w:hint="default" w:ascii="Symbol" w:hAnsi="Symbol"/>
       </w:rPr>
     </w:lvl>
     <w:lvl w:ilvl="4" w:tplc="240A0003" w:tentative="1">
@@ -54949,7 +55539,7 @@
         <w:ind w:left="3600" w:hanging="360"/>
       </w:pPr>
       <w:rPr>
-        <w:rFonts w:ascii="Courier New" w:hAnsi="Courier New" w:cs="Courier New" w:hint="default"/>
+        <w:rFonts w:hint="default" w:ascii="Courier New" w:hAnsi="Courier New" w:cs="Courier New"/>
       </w:rPr>
     </w:lvl>
     <w:lvl w:ilvl="5" w:tplc="240A0005" w:tentative="1">
@@ -54961,7 +55551,7 @@
         <w:ind w:left="4320" w:hanging="360"/>
       </w:pPr>
       <w:rPr>
-        <w:rFonts w:ascii="Wingdings" w:hAnsi="Wingdings" w:hint="default"/>
+        <w:rFonts w:hint="default" w:ascii="Wingdings" w:hAnsi="Wingdings"/>
       </w:rPr>
     </w:lvl>
     <w:lvl w:ilvl="6" w:tplc="240A0001" w:tentative="1">
@@ -54973,7 +55563,7 @@
         <w:ind w:left="5040" w:hanging="360"/>
       </w:pPr>
       <w:rPr>
-        <w:rFonts w:ascii="Symbol" w:hAnsi="Symbol" w:hint="default"/>
+        <w:rFonts w:hint="default" w:ascii="Symbol" w:hAnsi="Symbol"/>
       </w:rPr>
     </w:lvl>
     <w:lvl w:ilvl="7" w:tplc="240A0003" w:tentative="1">
@@ -54985,7 +55575,7 @@
         <w:ind w:left="5760" w:hanging="360"/>
       </w:pPr>
       <w:rPr>
-        <w:rFonts w:ascii="Courier New" w:hAnsi="Courier New" w:cs="Courier New" w:hint="default"/>
+        <w:rFonts w:hint="default" w:ascii="Courier New" w:hAnsi="Courier New" w:cs="Courier New"/>
       </w:rPr>
     </w:lvl>
     <w:lvl w:ilvl="8" w:tplc="240A0005" w:tentative="1">
@@ -54997,7 +55587,7 @@
         <w:ind w:left="6480" w:hanging="360"/>
       </w:pPr>
       <w:rPr>
-        <w:rFonts w:ascii="Wingdings" w:hAnsi="Wingdings" w:hint="default"/>
+        <w:rFonts w:hint="default" w:ascii="Wingdings" w:hAnsi="Wingdings"/>
       </w:rPr>
     </w:lvl>
   </w:abstractNum>
@@ -55014,7 +55604,7 @@
         <w:ind w:left="1080" w:hanging="360"/>
       </w:pPr>
       <w:rPr>
-        <w:rFonts w:ascii="Symbol" w:hAnsi="Symbol" w:hint="default"/>
+        <w:rFonts w:hint="default" w:ascii="Symbol" w:hAnsi="Symbol"/>
         <w:vertAlign w:val="baseline"/>
       </w:rPr>
     </w:lvl>
@@ -55027,7 +55617,7 @@
         <w:ind w:left="1440" w:hanging="360"/>
       </w:pPr>
       <w:rPr>
-        <w:rFonts w:ascii="Courier New" w:hAnsi="Courier New" w:cs="Courier New" w:hint="default"/>
+        <w:rFonts w:hint="default" w:ascii="Courier New" w:hAnsi="Courier New" w:cs="Courier New"/>
       </w:rPr>
     </w:lvl>
     <w:lvl w:ilvl="2" w:tplc="240A0005" w:tentative="1">
@@ -55039,7 +55629,7 @@
         <w:ind w:left="2160" w:hanging="360"/>
       </w:pPr>
       <w:rPr>
-        <w:rFonts w:ascii="Wingdings" w:hAnsi="Wingdings" w:hint="default"/>
+        <w:rFonts w:hint="default" w:ascii="Wingdings" w:hAnsi="Wingdings"/>
       </w:rPr>
     </w:lvl>
     <w:lvl w:ilvl="3" w:tplc="240A0001" w:tentative="1">
@@ -55051,7 +55641,7 @@
         <w:ind w:left="2880" w:hanging="360"/>
       </w:pPr>
       <w:rPr>
-        <w:rFonts w:ascii="Symbol" w:hAnsi="Symbol" w:hint="default"/>
+        <w:rFonts w:hint="default" w:ascii="Symbol" w:hAnsi="Symbol"/>
       </w:rPr>
     </w:lvl>
     <w:lvl w:ilvl="4" w:tplc="240A0003" w:tentative="1">
@@ -55063,7 +55653,7 @@
         <w:ind w:left="3600" w:hanging="360"/>
       </w:pPr>
       <w:rPr>
-        <w:rFonts w:ascii="Courier New" w:hAnsi="Courier New" w:cs="Courier New" w:hint="default"/>
+        <w:rFonts w:hint="default" w:ascii="Courier New" w:hAnsi="Courier New" w:cs="Courier New"/>
       </w:rPr>
     </w:lvl>
     <w:lvl w:ilvl="5" w:tplc="240A0005" w:tentative="1">
@@ -55075,7 +55665,7 @@
         <w:ind w:left="4320" w:hanging="360"/>
       </w:pPr>
       <w:rPr>
-        <w:rFonts w:ascii="Wingdings" w:hAnsi="Wingdings" w:hint="default"/>
+        <w:rFonts w:hint="default" w:ascii="Wingdings" w:hAnsi="Wingdings"/>
       </w:rPr>
     </w:lvl>
     <w:lvl w:ilvl="6" w:tplc="240A0001" w:tentative="1">
@@ -55087,7 +55677,7 @@
         <w:ind w:left="5040" w:hanging="360"/>
       </w:pPr>
       <w:rPr>
-        <w:rFonts w:ascii="Symbol" w:hAnsi="Symbol" w:hint="default"/>
+        <w:rFonts w:hint="default" w:ascii="Symbol" w:hAnsi="Symbol"/>
       </w:rPr>
     </w:lvl>
     <w:lvl w:ilvl="7" w:tplc="240A0003" w:tentative="1">
@@ -55099,7 +55689,7 @@
         <w:ind w:left="5760" w:hanging="360"/>
       </w:pPr>
       <w:rPr>
-        <w:rFonts w:ascii="Courier New" w:hAnsi="Courier New" w:cs="Courier New" w:hint="default"/>
+        <w:rFonts w:hint="default" w:ascii="Courier New" w:hAnsi="Courier New" w:cs="Courier New"/>
       </w:rPr>
     </w:lvl>
     <w:lvl w:ilvl="8" w:tplc="240A0005" w:tentative="1">
@@ -55111,7 +55701,7 @@
         <w:ind w:left="6480" w:hanging="360"/>
       </w:pPr>
       <w:rPr>
-        <w:rFonts w:ascii="Wingdings" w:hAnsi="Wingdings" w:hint="default"/>
+        <w:rFonts w:hint="default" w:ascii="Wingdings" w:hAnsi="Wingdings"/>
       </w:rPr>
     </w:lvl>
   </w:abstractNum>
@@ -55128,7 +55718,7 @@
         <w:ind w:left="720" w:hanging="360"/>
       </w:pPr>
       <w:rPr>
-        <w:rFonts w:ascii="Symbol" w:hAnsi="Symbol" w:hint="default"/>
+        <w:rFonts w:hint="default" w:ascii="Symbol" w:hAnsi="Symbol"/>
       </w:rPr>
     </w:lvl>
     <w:lvl w:ilvl="1">
@@ -55179,7 +55769,7 @@
         <w:ind w:left="3600" w:hanging="360"/>
       </w:pPr>
       <w:rPr>
-        <w:rFonts w:ascii="Symbol" w:hAnsi="Symbol" w:hint="default"/>
+        <w:rFonts w:hint="default" w:ascii="Symbol" w:hAnsi="Symbol"/>
       </w:rPr>
     </w:lvl>
     <w:lvl w:ilvl="5">
@@ -55244,7 +55834,7 @@
         <w:ind w:left="720" w:hanging="360"/>
       </w:pPr>
       <w:rPr>
-        <w:rFonts w:ascii="Symbol" w:hAnsi="Symbol" w:hint="default"/>
+        <w:rFonts w:hint="default" w:ascii="Symbol" w:hAnsi="Symbol"/>
       </w:rPr>
     </w:lvl>
     <w:lvl w:ilvl="1" w:tplc="240A0003" w:tentative="1">
@@ -55256,7 +55846,7 @@
         <w:ind w:left="1440" w:hanging="360"/>
       </w:pPr>
       <w:rPr>
-        <w:rFonts w:ascii="Courier New" w:hAnsi="Courier New" w:cs="Courier New" w:hint="default"/>
+        <w:rFonts w:hint="default" w:ascii="Courier New" w:hAnsi="Courier New" w:cs="Courier New"/>
       </w:rPr>
     </w:lvl>
     <w:lvl w:ilvl="2" w:tplc="240A0005" w:tentative="1">
@@ -55268,7 +55858,7 @@
         <w:ind w:left="2160" w:hanging="360"/>
       </w:pPr>
       <w:rPr>
-        <w:rFonts w:ascii="Wingdings" w:hAnsi="Wingdings" w:hint="default"/>
+        <w:rFonts w:hint="default" w:ascii="Wingdings" w:hAnsi="Wingdings"/>
       </w:rPr>
     </w:lvl>
     <w:lvl w:ilvl="3" w:tplc="240A0001" w:tentative="1">
@@ -55280,7 +55870,7 @@
         <w:ind w:left="2880" w:hanging="360"/>
       </w:pPr>
       <w:rPr>
-        <w:rFonts w:ascii="Symbol" w:hAnsi="Symbol" w:hint="default"/>
+        <w:rFonts w:hint="default" w:ascii="Symbol" w:hAnsi="Symbol"/>
       </w:rPr>
     </w:lvl>
     <w:lvl w:ilvl="4" w:tplc="240A0003" w:tentative="1">
@@ -55292,7 +55882,7 @@
         <w:ind w:left="3600" w:hanging="360"/>
       </w:pPr>
       <w:rPr>
-        <w:rFonts w:ascii="Courier New" w:hAnsi="Courier New" w:cs="Courier New" w:hint="default"/>
+        <w:rFonts w:hint="default" w:ascii="Courier New" w:hAnsi="Courier New" w:cs="Courier New"/>
       </w:rPr>
     </w:lvl>
     <w:lvl w:ilvl="5" w:tplc="240A0005" w:tentative="1">
@@ -55304,7 +55894,7 @@
         <w:ind w:left="4320" w:hanging="360"/>
       </w:pPr>
       <w:rPr>
-        <w:rFonts w:ascii="Wingdings" w:hAnsi="Wingdings" w:hint="default"/>
+        <w:rFonts w:hint="default" w:ascii="Wingdings" w:hAnsi="Wingdings"/>
       </w:rPr>
     </w:lvl>
     <w:lvl w:ilvl="6" w:tplc="240A0001" w:tentative="1">
@@ -55316,7 +55906,7 @@
         <w:ind w:left="5040" w:hanging="360"/>
       </w:pPr>
       <w:rPr>
-        <w:rFonts w:ascii="Symbol" w:hAnsi="Symbol" w:hint="default"/>
+        <w:rFonts w:hint="default" w:ascii="Symbol" w:hAnsi="Symbol"/>
       </w:rPr>
     </w:lvl>
     <w:lvl w:ilvl="7" w:tplc="240A0003" w:tentative="1">
@@ -55328,7 +55918,7 @@
         <w:ind w:left="5760" w:hanging="360"/>
       </w:pPr>
       <w:rPr>
-        <w:rFonts w:ascii="Courier New" w:hAnsi="Courier New" w:cs="Courier New" w:hint="default"/>
+        <w:rFonts w:hint="default" w:ascii="Courier New" w:hAnsi="Courier New" w:cs="Courier New"/>
       </w:rPr>
     </w:lvl>
     <w:lvl w:ilvl="8" w:tplc="240A0005" w:tentative="1">
@@ -55340,7 +55930,7 @@
         <w:ind w:left="6480" w:hanging="360"/>
       </w:pPr>
       <w:rPr>
-        <w:rFonts w:ascii="Wingdings" w:hAnsi="Wingdings" w:hint="default"/>
+        <w:rFonts w:hint="default" w:ascii="Wingdings" w:hAnsi="Wingdings"/>
       </w:rPr>
     </w:lvl>
   </w:abstractNum>
@@ -55357,7 +55947,7 @@
         <w:ind w:left="1080" w:hanging="360"/>
       </w:pPr>
       <w:rPr>
-        <w:rFonts w:ascii="Symbol" w:hAnsi="Symbol" w:hint="default"/>
+        <w:rFonts w:hint="default" w:ascii="Symbol" w:hAnsi="Symbol"/>
         <w:vertAlign w:val="baseline"/>
       </w:rPr>
     </w:lvl>
@@ -55370,7 +55960,7 @@
         <w:ind w:left="1440" w:hanging="360"/>
       </w:pPr>
       <w:rPr>
-        <w:rFonts w:ascii="Courier New" w:hAnsi="Courier New" w:cs="Courier New" w:hint="default"/>
+        <w:rFonts w:hint="default" w:ascii="Courier New" w:hAnsi="Courier New" w:cs="Courier New"/>
       </w:rPr>
     </w:lvl>
     <w:lvl w:ilvl="2" w:tplc="240A0005" w:tentative="1">
@@ -55382,7 +55972,7 @@
         <w:ind w:left="2160" w:hanging="360"/>
       </w:pPr>
       <w:rPr>
-        <w:rFonts w:ascii="Wingdings" w:hAnsi="Wingdings" w:hint="default"/>
+        <w:rFonts w:hint="default" w:ascii="Wingdings" w:hAnsi="Wingdings"/>
       </w:rPr>
     </w:lvl>
     <w:lvl w:ilvl="3" w:tplc="240A0001" w:tentative="1">
@@ -55394,7 +55984,7 @@
         <w:ind w:left="2880" w:hanging="360"/>
       </w:pPr>
       <w:rPr>
-        <w:rFonts w:ascii="Symbol" w:hAnsi="Symbol" w:hint="default"/>
+        <w:rFonts w:hint="default" w:ascii="Symbol" w:hAnsi="Symbol"/>
       </w:rPr>
     </w:lvl>
     <w:lvl w:ilvl="4" w:tplc="240A0003" w:tentative="1">
@@ -55406,7 +55996,7 @@
         <w:ind w:left="3600" w:hanging="360"/>
       </w:pPr>
       <w:rPr>
-        <w:rFonts w:ascii="Courier New" w:hAnsi="Courier New" w:cs="Courier New" w:hint="default"/>
+        <w:rFonts w:hint="default" w:ascii="Courier New" w:hAnsi="Courier New" w:cs="Courier New"/>
       </w:rPr>
     </w:lvl>
     <w:lvl w:ilvl="5" w:tplc="240A0005" w:tentative="1">
@@ -55418,7 +56008,7 @@
         <w:ind w:left="4320" w:hanging="360"/>
       </w:pPr>
       <w:rPr>
-        <w:rFonts w:ascii="Wingdings" w:hAnsi="Wingdings" w:hint="default"/>
+        <w:rFonts w:hint="default" w:ascii="Wingdings" w:hAnsi="Wingdings"/>
       </w:rPr>
     </w:lvl>
     <w:lvl w:ilvl="6" w:tplc="240A0001" w:tentative="1">
@@ -55430,7 +56020,7 @@
         <w:ind w:left="5040" w:hanging="360"/>
       </w:pPr>
       <w:rPr>
-        <w:rFonts w:ascii="Symbol" w:hAnsi="Symbol" w:hint="default"/>
+        <w:rFonts w:hint="default" w:ascii="Symbol" w:hAnsi="Symbol"/>
       </w:rPr>
     </w:lvl>
     <w:lvl w:ilvl="7" w:tplc="240A0003" w:tentative="1">
@@ -55442,7 +56032,7 @@
         <w:ind w:left="5760" w:hanging="360"/>
       </w:pPr>
       <w:rPr>
-        <w:rFonts w:ascii="Courier New" w:hAnsi="Courier New" w:cs="Courier New" w:hint="default"/>
+        <w:rFonts w:hint="default" w:ascii="Courier New" w:hAnsi="Courier New" w:cs="Courier New"/>
       </w:rPr>
     </w:lvl>
     <w:lvl w:ilvl="8" w:tplc="240A0005" w:tentative="1">
@@ -55454,7 +56044,7 @@
         <w:ind w:left="6480" w:hanging="360"/>
       </w:pPr>
       <w:rPr>
-        <w:rFonts w:ascii="Wingdings" w:hAnsi="Wingdings" w:hint="default"/>
+        <w:rFonts w:hint="default" w:ascii="Wingdings" w:hAnsi="Wingdings"/>
       </w:rPr>
     </w:lvl>
   </w:abstractNum>
@@ -55471,7 +56061,7 @@
         <w:ind w:left="1080" w:hanging="360"/>
       </w:pPr>
       <w:rPr>
-        <w:rFonts w:ascii="Arial" w:eastAsia="Arial" w:hAnsi="Arial" w:cs="Arial"/>
+        <w:rFonts w:ascii="Arial" w:hAnsi="Arial" w:eastAsia="Arial" w:cs="Arial"/>
       </w:rPr>
     </w:lvl>
     <w:lvl w:ilvl="1" w:tplc="240A0019" w:tentative="1">
@@ -55560,7 +56150,7 @@
         <w:ind w:left="1004" w:hanging="360"/>
       </w:pPr>
       <w:rPr>
-        <w:rFonts w:ascii="Symbol" w:hAnsi="Symbol" w:hint="default"/>
+        <w:rFonts w:hint="default" w:ascii="Symbol" w:hAnsi="Symbol"/>
       </w:rPr>
     </w:lvl>
     <w:lvl w:ilvl="1" w:tplc="240A0003">
@@ -55572,7 +56162,7 @@
         <w:ind w:left="1724" w:hanging="360"/>
       </w:pPr>
       <w:rPr>
-        <w:rFonts w:ascii="Courier New" w:hAnsi="Courier New" w:cs="Courier New" w:hint="default"/>
+        <w:rFonts w:hint="default" w:ascii="Courier New" w:hAnsi="Courier New" w:cs="Courier New"/>
       </w:rPr>
     </w:lvl>
     <w:lvl w:ilvl="2" w:tplc="240A0005" w:tentative="1">
@@ -55584,7 +56174,7 @@
         <w:ind w:left="2444" w:hanging="360"/>
       </w:pPr>
       <w:rPr>
-        <w:rFonts w:ascii="Wingdings" w:hAnsi="Wingdings" w:hint="default"/>
+        <w:rFonts w:hint="default" w:ascii="Wingdings" w:hAnsi="Wingdings"/>
       </w:rPr>
     </w:lvl>
     <w:lvl w:ilvl="3" w:tplc="240A0001" w:tentative="1">
@@ -55596,7 +56186,7 @@
         <w:ind w:left="3164" w:hanging="360"/>
       </w:pPr>
       <w:rPr>
-        <w:rFonts w:ascii="Symbol" w:hAnsi="Symbol" w:hint="default"/>
+        <w:rFonts w:hint="default" w:ascii="Symbol" w:hAnsi="Symbol"/>
       </w:rPr>
     </w:lvl>
     <w:lvl w:ilvl="4" w:tplc="240A0003" w:tentative="1">
@@ -55608,7 +56198,7 @@
         <w:ind w:left="3884" w:hanging="360"/>
       </w:pPr>
       <w:rPr>
-        <w:rFonts w:ascii="Courier New" w:hAnsi="Courier New" w:cs="Courier New" w:hint="default"/>
+        <w:rFonts w:hint="default" w:ascii="Courier New" w:hAnsi="Courier New" w:cs="Courier New"/>
       </w:rPr>
     </w:lvl>
     <w:lvl w:ilvl="5" w:tplc="240A0005" w:tentative="1">
@@ -55620,7 +56210,7 @@
         <w:ind w:left="4604" w:hanging="360"/>
       </w:pPr>
       <w:rPr>
-        <w:rFonts w:ascii="Wingdings" w:hAnsi="Wingdings" w:hint="default"/>
+        <w:rFonts w:hint="default" w:ascii="Wingdings" w:hAnsi="Wingdings"/>
       </w:rPr>
     </w:lvl>
     <w:lvl w:ilvl="6" w:tplc="240A0001" w:tentative="1">
@@ -55632,7 +56222,7 @@
         <w:ind w:left="5324" w:hanging="360"/>
       </w:pPr>
       <w:rPr>
-        <w:rFonts w:ascii="Symbol" w:hAnsi="Symbol" w:hint="default"/>
+        <w:rFonts w:hint="default" w:ascii="Symbol" w:hAnsi="Symbol"/>
       </w:rPr>
     </w:lvl>
     <w:lvl w:ilvl="7" w:tplc="240A0003" w:tentative="1">
@@ -55644,7 +56234,7 @@
         <w:ind w:left="6044" w:hanging="360"/>
       </w:pPr>
       <w:rPr>
-        <w:rFonts w:ascii="Courier New" w:hAnsi="Courier New" w:cs="Courier New" w:hint="default"/>
+        <w:rFonts w:hint="default" w:ascii="Courier New" w:hAnsi="Courier New" w:cs="Courier New"/>
       </w:rPr>
     </w:lvl>
     <w:lvl w:ilvl="8" w:tplc="240A0005" w:tentative="1">
@@ -55656,7 +56246,7 @@
         <w:ind w:left="6764" w:hanging="360"/>
       </w:pPr>
       <w:rPr>
-        <w:rFonts w:ascii="Wingdings" w:hAnsi="Wingdings" w:hint="default"/>
+        <w:rFonts w:hint="default" w:ascii="Wingdings" w:hAnsi="Wingdings"/>
       </w:rPr>
     </w:lvl>
   </w:abstractNum>
@@ -55976,11 +56566,11 @@
 </file>
 
 <file path=word/styles.xml><?xml version="1.0" encoding="utf-8"?>
-<w:styles xmlns:mc="http://schemas.openxmlformats.org/markup-compatibility/2006" xmlns:r="http://schemas.openxmlformats.org/officeDocument/2006/relationships" xmlns:w="http://schemas.openxmlformats.org/wordprocessingml/2006/main" xmlns:w14="http://schemas.microsoft.com/office/word/2010/wordml" xmlns:w15="http://schemas.microsoft.com/office/word/2012/wordml" xmlns:w16cex="http://schemas.microsoft.com/office/word/2018/wordml/cex" xmlns:w16cid="http://schemas.microsoft.com/office/word/2016/wordml/cid" xmlns:w16="http://schemas.microsoft.com/office/word/2018/wordml" xmlns:w16du="http://schemas.microsoft.com/office/word/2023/wordml/word16du" xmlns:w16sdtdh="http://schemas.microsoft.com/office/word/2020/wordml/sdtdatahash" xmlns:w16se="http://schemas.microsoft.com/office/word/2015/wordml/symex" mc:Ignorable="w14 w15 w16se w16cid w16 w16cex w16sdtdh w16du">
+<w:styles xmlns:wp14="http://schemas.microsoft.com/office/word/2010/wordprocessingDrawing" xmlns:mc="http://schemas.openxmlformats.org/markup-compatibility/2006" xmlns:r="http://schemas.openxmlformats.org/officeDocument/2006/relationships" xmlns:w="http://schemas.openxmlformats.org/wordprocessingml/2006/main" xmlns:w14="http://schemas.microsoft.com/office/word/2010/wordml" xmlns:w15="http://schemas.microsoft.com/office/word/2012/wordml" xmlns:w16cex="http://schemas.microsoft.com/office/word/2018/wordml/cex" xmlns:w16cid="http://schemas.microsoft.com/office/word/2016/wordml/cid" xmlns:w16="http://schemas.microsoft.com/office/word/2018/wordml" xmlns:w16du="http://schemas.microsoft.com/office/word/2023/wordml/word16du" xmlns:w16sdtdh="http://schemas.microsoft.com/office/word/2020/wordml/sdtdatahash" xmlns:w16se="http://schemas.microsoft.com/office/word/2015/wordml/symex" mc:Ignorable="w14 w15 w16se w16cid w16 w16cex w16sdtdh w16du wp14">
   <w:docDefaults>
     <w:rPrDefault>
       <w:rPr>
-        <w:rFonts w:ascii="Arial" w:eastAsia="Arial" w:hAnsi="Arial" w:cs="Arial"/>
+        <w:rFonts w:ascii="Arial" w:hAnsi="Arial" w:eastAsia="Arial" w:cs="Arial"/>
         <w:sz w:val="22"/>
         <w:szCs w:val="22"/>
         <w:lang w:val="es-CO" w:eastAsia="ja-JP" w:bidi="ar-SA"/>
@@ -55995,14 +56585,14 @@
   <w:latentStyles w:defLockedState="0" w:defUIPriority="99" w:defSemiHidden="0" w:defUnhideWhenUsed="0" w:defQFormat="0" w:count="376">
     <w:lsdException w:name="Normal" w:uiPriority="0" w:qFormat="1"/>
     <w:lsdException w:name="heading 1" w:uiPriority="9" w:qFormat="1"/>
-    <w:lsdException w:name="heading 2" w:semiHidden="1" w:uiPriority="9" w:unhideWhenUsed="1" w:qFormat="1"/>
-    <w:lsdException w:name="heading 3" w:semiHidden="1" w:uiPriority="9" w:unhideWhenUsed="1" w:qFormat="1"/>
-    <w:lsdException w:name="heading 4" w:semiHidden="1" w:uiPriority="9" w:unhideWhenUsed="1" w:qFormat="1"/>
-    <w:lsdException w:name="heading 5" w:semiHidden="1" w:uiPriority="9" w:unhideWhenUsed="1" w:qFormat="1"/>
-    <w:lsdException w:name="heading 6" w:semiHidden="1" w:uiPriority="9" w:unhideWhenUsed="1" w:qFormat="1"/>
-    <w:lsdException w:name="heading 7" w:semiHidden="1" w:uiPriority="9" w:unhideWhenUsed="1" w:qFormat="1"/>
-    <w:lsdException w:name="heading 8" w:semiHidden="1" w:uiPriority="9" w:unhideWhenUsed="1" w:qFormat="1"/>
-    <w:lsdException w:name="heading 9" w:semiHidden="1" w:uiPriority="9" w:unhideWhenUsed="1" w:qFormat="1"/>
+    <w:lsdException w:name="heading 2" w:uiPriority="9" w:semiHidden="1" w:unhideWhenUsed="1" w:qFormat="1"/>
+    <w:lsdException w:name="heading 3" w:uiPriority="9" w:semiHidden="1" w:unhideWhenUsed="1" w:qFormat="1"/>
+    <w:lsdException w:name="heading 4" w:uiPriority="9" w:semiHidden="1" w:unhideWhenUsed="1" w:qFormat="1"/>
+    <w:lsdException w:name="heading 5" w:uiPriority="9" w:semiHidden="1" w:unhideWhenUsed="1" w:qFormat="1"/>
+    <w:lsdException w:name="heading 6" w:uiPriority="9" w:semiHidden="1" w:unhideWhenUsed="1" w:qFormat="1"/>
+    <w:lsdException w:name="heading 7" w:uiPriority="9" w:semiHidden="1" w:unhideWhenUsed="1" w:qFormat="1"/>
+    <w:lsdException w:name="heading 8" w:uiPriority="9" w:semiHidden="1" w:unhideWhenUsed="1" w:qFormat="1"/>
+    <w:lsdException w:name="heading 9" w:uiPriority="9" w:semiHidden="1" w:unhideWhenUsed="1" w:qFormat="1"/>
     <w:lsdException w:name="index 1" w:semiHidden="1" w:unhideWhenUsed="1"/>
     <w:lsdException w:name="index 2" w:semiHidden="1" w:unhideWhenUsed="1"/>
     <w:lsdException w:name="index 3" w:semiHidden="1" w:unhideWhenUsed="1"/>
@@ -56012,22 +56602,22 @@
     <w:lsdException w:name="index 7" w:semiHidden="1" w:unhideWhenUsed="1"/>
     <w:lsdException w:name="index 8" w:semiHidden="1" w:unhideWhenUsed="1"/>
     <w:lsdException w:name="index 9" w:semiHidden="1" w:unhideWhenUsed="1"/>
-    <w:lsdException w:name="toc 1" w:semiHidden="1" w:uiPriority="39" w:unhideWhenUsed="1"/>
-    <w:lsdException w:name="toc 2" w:semiHidden="1" w:uiPriority="39" w:unhideWhenUsed="1"/>
-    <w:lsdException w:name="toc 3" w:semiHidden="1" w:uiPriority="39" w:unhideWhenUsed="1"/>
-    <w:lsdException w:name="toc 4" w:semiHidden="1" w:uiPriority="39" w:unhideWhenUsed="1"/>
-    <w:lsdException w:name="toc 5" w:semiHidden="1" w:uiPriority="39" w:unhideWhenUsed="1"/>
-    <w:lsdException w:name="toc 6" w:semiHidden="1" w:uiPriority="39" w:unhideWhenUsed="1"/>
-    <w:lsdException w:name="toc 7" w:semiHidden="1" w:uiPriority="39" w:unhideWhenUsed="1"/>
-    <w:lsdException w:name="toc 8" w:semiHidden="1" w:uiPriority="39" w:unhideWhenUsed="1"/>
-    <w:lsdException w:name="toc 9" w:semiHidden="1" w:uiPriority="39" w:unhideWhenUsed="1"/>
+    <w:lsdException w:name="toc 1" w:uiPriority="39" w:semiHidden="1" w:unhideWhenUsed="1"/>
+    <w:lsdException w:name="toc 2" w:uiPriority="39" w:semiHidden="1" w:unhideWhenUsed="1"/>
+    <w:lsdException w:name="toc 3" w:uiPriority="39" w:semiHidden="1" w:unhideWhenUsed="1"/>
+    <w:lsdException w:name="toc 4" w:uiPriority="39" w:semiHidden="1" w:unhideWhenUsed="1"/>
+    <w:lsdException w:name="toc 5" w:uiPriority="39" w:semiHidden="1" w:unhideWhenUsed="1"/>
+    <w:lsdException w:name="toc 6" w:uiPriority="39" w:semiHidden="1" w:unhideWhenUsed="1"/>
+    <w:lsdException w:name="toc 7" w:uiPriority="39" w:semiHidden="1" w:unhideWhenUsed="1"/>
+    <w:lsdException w:name="toc 8" w:uiPriority="39" w:semiHidden="1" w:unhideWhenUsed="1"/>
+    <w:lsdException w:name="toc 9" w:uiPriority="39" w:semiHidden="1" w:unhideWhenUsed="1"/>
     <w:lsdException w:name="Normal Indent" w:semiHidden="1" w:unhideWhenUsed="1"/>
     <w:lsdException w:name="footnote text" w:semiHidden="1" w:unhideWhenUsed="1"/>
     <w:lsdException w:name="annotation text" w:semiHidden="1" w:unhideWhenUsed="1"/>
     <w:lsdException w:name="header" w:semiHidden="1" w:unhideWhenUsed="1"/>
     <w:lsdException w:name="footer" w:semiHidden="1" w:unhideWhenUsed="1"/>
     <w:lsdException w:name="index heading" w:semiHidden="1" w:unhideWhenUsed="1"/>
-    <w:lsdException w:name="caption" w:semiHidden="1" w:uiPriority="35" w:unhideWhenUsed="1" w:qFormat="1"/>
+    <w:lsdException w:name="caption" w:uiPriority="35" w:semiHidden="1" w:unhideWhenUsed="1" w:qFormat="1"/>
     <w:lsdException w:name="table of figures" w:semiHidden="1" w:unhideWhenUsed="1"/>
     <w:lsdException w:name="envelope address" w:semiHidden="1" w:unhideWhenUsed="1"/>
     <w:lsdException w:name="envelope return" w:semiHidden="1" w:unhideWhenUsed="1"/>
@@ -56058,7 +56648,7 @@
     <w:lsdException w:name="Title" w:uiPriority="10" w:qFormat="1"/>
     <w:lsdException w:name="Closing" w:semiHidden="1" w:unhideWhenUsed="1"/>
     <w:lsdException w:name="Signature" w:semiHidden="1" w:unhideWhenUsed="1"/>
-    <w:lsdException w:name="Default Paragraph Font" w:semiHidden="1" w:uiPriority="1" w:unhideWhenUsed="1"/>
+    <w:lsdException w:name="Default Paragraph Font" w:uiPriority="1" w:semiHidden="1" w:unhideWhenUsed="1"/>
     <w:lsdException w:name="Body Text" w:semiHidden="1" w:unhideWhenUsed="1"/>
     <w:lsdException w:name="Body Text Indent" w:semiHidden="1" w:unhideWhenUsed="1"/>
     <w:lsdException w:name="List Continue" w:semiHidden="1" w:unhideWhenUsed="1"/>
@@ -56258,8 +56848,8 @@
     <w:lsdException w:name="Subtle Reference" w:uiPriority="31" w:qFormat="1"/>
     <w:lsdException w:name="Intense Reference" w:uiPriority="32" w:qFormat="1"/>
     <w:lsdException w:name="Book Title" w:uiPriority="33" w:qFormat="1"/>
-    <w:lsdException w:name="Bibliography" w:semiHidden="1" w:uiPriority="37" w:unhideWhenUsed="1"/>
-    <w:lsdException w:name="TOC Heading" w:semiHidden="1" w:uiPriority="39" w:unhideWhenUsed="1" w:qFormat="1"/>
+    <w:lsdException w:name="Bibliography" w:uiPriority="37" w:semiHidden="1" w:unhideWhenUsed="1"/>
+    <w:lsdException w:name="TOC Heading" w:uiPriority="39" w:semiHidden="1" w:unhideWhenUsed="1" w:qFormat="1"/>
     <w:lsdException w:name="Plain Table 1" w:uiPriority="41"/>
     <w:lsdException w:name="Plain Table 2" w:uiPriority="42"/>
     <w:lsdException w:name="Plain Table 3" w:uiPriority="43"/>
@@ -56370,7 +56960,7 @@
     <w:lsdException w:name="Unresolved Mention" w:semiHidden="1" w:unhideWhenUsed="1"/>
     <w:lsdException w:name="Smart Link" w:semiHidden="1" w:unhideWhenUsed="1"/>
   </w:latentStyles>
-  <w:style w:type="paragraph" w:default="1" w:styleId="Normal">
+  <w:style w:type="paragraph" w:styleId="Normal" w:default="1">
     <w:name w:val="Normal"/>
     <w:qFormat/>
   </w:style>
@@ -56487,13 +57077,13 @@
       <w:color w:val="666666"/>
     </w:rPr>
   </w:style>
-  <w:style w:type="character" w:default="1" w:styleId="Fuentedeprrafopredeter">
+  <w:style w:type="character" w:styleId="Fuentedeprrafopredeter" w:default="1">
     <w:name w:val="Default Paragraph Font"/>
     <w:uiPriority w:val="1"/>
     <w:semiHidden/>
     <w:unhideWhenUsed/>
   </w:style>
-  <w:style w:type="table" w:default="1" w:styleId="Tablanormal">
+  <w:style w:type="table" w:styleId="Tablanormal" w:default="1">
     <w:name w:val="Normal Table"/>
     <w:uiPriority w:val="99"/>
     <w:semiHidden/>
@@ -56508,7 +57098,7 @@
       </w:tblCellMar>
     </w:tblPr>
   </w:style>
-  <w:style w:type="numbering" w:default="1" w:styleId="Sinlista">
+  <w:style w:type="numbering" w:styleId="Sinlista" w:default="1">
     <w:name w:val="No List"/>
     <w:uiPriority w:val="99"/>
     <w:semiHidden/>
@@ -56530,11 +57120,11 @@
       <w:szCs w:val="52"/>
     </w:rPr>
   </w:style>
-  <w:style w:type="paragraph" w:customStyle="1" w:styleId="Normal0">
+  <w:style w:type="paragraph" w:styleId="Normal0" w:customStyle="1">
     <w:name w:val="Normal0"/>
     <w:qFormat/>
   </w:style>
-  <w:style w:type="paragraph" w:customStyle="1" w:styleId="heading10">
+  <w:style w:type="paragraph" w:styleId="heading10" w:customStyle="1">
     <w:name w:val="heading 10"/>
     <w:basedOn w:val="Normal0"/>
     <w:next w:val="Normal0"/>
@@ -56551,7 +57141,7 @@
       <w:szCs w:val="40"/>
     </w:rPr>
   </w:style>
-  <w:style w:type="paragraph" w:customStyle="1" w:styleId="heading20">
+  <w:style w:type="paragraph" w:styleId="heading20" w:customStyle="1">
     <w:name w:val="heading 20"/>
     <w:basedOn w:val="Normal0"/>
     <w:next w:val="Normal0"/>
@@ -56570,7 +57160,7 @@
       <w:szCs w:val="32"/>
     </w:rPr>
   </w:style>
-  <w:style w:type="paragraph" w:customStyle="1" w:styleId="heading30">
+  <w:style w:type="paragraph" w:styleId="heading30" w:customStyle="1">
     <w:name w:val="heading 30"/>
     <w:basedOn w:val="Normal0"/>
     <w:next w:val="Normal0"/>
@@ -56590,7 +57180,7 @@
       <w:szCs w:val="28"/>
     </w:rPr>
   </w:style>
-  <w:style w:type="paragraph" w:customStyle="1" w:styleId="heading40">
+  <w:style w:type="paragraph" w:styleId="heading40" w:customStyle="1">
     <w:name w:val="heading 40"/>
     <w:basedOn w:val="Normal0"/>
     <w:next w:val="Normal0"/>
@@ -56610,7 +57200,7 @@
       <w:szCs w:val="24"/>
     </w:rPr>
   </w:style>
-  <w:style w:type="paragraph" w:customStyle="1" w:styleId="heading50">
+  <w:style w:type="paragraph" w:styleId="heading50" w:customStyle="1">
     <w:name w:val="heading 50"/>
     <w:basedOn w:val="Normal0"/>
     <w:next w:val="Normal0"/>
@@ -56628,7 +57218,7 @@
       <w:color w:val="666666"/>
     </w:rPr>
   </w:style>
-  <w:style w:type="paragraph" w:customStyle="1" w:styleId="heading60">
+  <w:style w:type="paragraph" w:styleId="heading60" w:customStyle="1">
     <w:name w:val="heading 60"/>
     <w:basedOn w:val="Normal0"/>
     <w:next w:val="Normal0"/>
@@ -56647,7 +57237,7 @@
       <w:color w:val="666666"/>
     </w:rPr>
   </w:style>
-  <w:style w:type="table" w:customStyle="1" w:styleId="NormalTable0">
+  <w:style w:type="table" w:styleId="NormalTable0" w:customStyle="1">
     <w:name w:val="Normal Table0"/>
     <w:uiPriority w:val="99"/>
     <w:semiHidden/>
@@ -56662,7 +57252,7 @@
       </w:tblCellMar>
     </w:tblPr>
   </w:style>
-  <w:style w:type="table" w:customStyle="1" w:styleId="NormalTable1">
+  <w:style w:type="table" w:styleId="NormalTable1" w:customStyle="1">
     <w:name w:val="Normal Table1"/>
     <w:tblPr>
       <w:tblCellMar>
@@ -56673,7 +57263,7 @@
       </w:tblCellMar>
     </w:tblPr>
   </w:style>
-  <w:style w:type="paragraph" w:customStyle="1" w:styleId="Title0">
+  <w:style w:type="paragraph" w:styleId="Title0" w:customStyle="1">
     <w:name w:val="Title0"/>
     <w:basedOn w:val="Normal0"/>
     <w:next w:val="Normal0"/>
@@ -56689,7 +57279,7 @@
       <w:szCs w:val="52"/>
     </w:rPr>
   </w:style>
-  <w:style w:type="table" w:customStyle="1" w:styleId="TableNormal">
+  <w:style w:type="table" w:styleId="TableNormal" w:customStyle="1">
     <w:name w:val="Table Normal"/>
     <w:tblPr>
       <w:tblCellMar>
@@ -56717,7 +57307,7 @@
       <w:szCs w:val="30"/>
     </w:rPr>
   </w:style>
-  <w:style w:type="table" w:customStyle="1" w:styleId="32">
+  <w:style w:type="table" w:styleId="32" w:customStyle="1">
     <w:name w:val="32"/>
     <w:basedOn w:val="NormalTable0"/>
     <w:tblPr>
@@ -56731,7 +57321,7 @@
       </w:tblCellMar>
     </w:tblPr>
   </w:style>
-  <w:style w:type="table" w:customStyle="1" w:styleId="31">
+  <w:style w:type="table" w:styleId="31" w:customStyle="1">
     <w:name w:val="31"/>
     <w:basedOn w:val="NormalTable0"/>
     <w:tblPr>
@@ -56745,7 +57335,7 @@
       </w:tblCellMar>
     </w:tblPr>
   </w:style>
-  <w:style w:type="table" w:customStyle="1" w:styleId="30">
+  <w:style w:type="table" w:styleId="30" w:customStyle="1">
     <w:name w:val="30"/>
     <w:basedOn w:val="NormalTable0"/>
     <w:tblPr>
@@ -56769,12 +57359,12 @@
     </w:pPr>
     <w:tblPr>
       <w:tblBorders>
-        <w:top w:val="single" w:sz="4" w:space="0" w:color="auto"/>
-        <w:left w:val="single" w:sz="4" w:space="0" w:color="auto"/>
-        <w:bottom w:val="single" w:sz="4" w:space="0" w:color="auto"/>
-        <w:right w:val="single" w:sz="4" w:space="0" w:color="auto"/>
-        <w:insideH w:val="single" w:sz="4" w:space="0" w:color="auto"/>
-        <w:insideV w:val="single" w:sz="4" w:space="0" w:color="auto"/>
+        <w:top w:val="single" w:color="auto" w:sz="4" w:space="0"/>
+        <w:left w:val="single" w:color="auto" w:sz="4" w:space="0"/>
+        <w:bottom w:val="single" w:color="auto" w:sz="4" w:space="0"/>
+        <w:right w:val="single" w:color="auto" w:sz="4" w:space="0"/>
+        <w:insideH w:val="single" w:color="auto" w:sz="4" w:space="0"/>
+        <w:insideV w:val="single" w:color="auto" w:sz="4" w:space="0"/>
       </w:tblBorders>
     </w:tblPr>
   </w:style>
@@ -56793,7 +57383,7 @@
       <w:spacing w:line="240" w:lineRule="auto"/>
     </w:pPr>
   </w:style>
-  <w:style w:type="character" w:customStyle="1" w:styleId="EncabezadoCar">
+  <w:style w:type="character" w:styleId="EncabezadoCar" w:customStyle="1">
     <w:name w:val="Encabezado Car"/>
     <w:basedOn w:val="Fuentedeprrafopredeter"/>
     <w:link w:val="Encabezado"/>
@@ -56815,7 +57405,7 @@
       <w:spacing w:line="240" w:lineRule="auto"/>
     </w:pPr>
   </w:style>
-  <w:style w:type="character" w:customStyle="1" w:styleId="PiedepginaCar">
+  <w:style w:type="character" w:styleId="PiedepginaCar" w:customStyle="1">
     <w:name w:val="Pie de página Car"/>
     <w:basedOn w:val="Fuentedeprrafopredeter"/>
     <w:link w:val="Piedepgina"/>
@@ -56833,12 +57423,12 @@
       <w:spacing w:before="100" w:beforeAutospacing="1" w:after="100" w:afterAutospacing="1" w:line="240" w:lineRule="auto"/>
     </w:pPr>
     <w:rPr>
-      <w:rFonts w:ascii="Times New Roman" w:eastAsia="Times New Roman" w:hAnsi="Times New Roman" w:cs="Times New Roman"/>
+      <w:rFonts w:ascii="Times New Roman" w:hAnsi="Times New Roman" w:eastAsia="Times New Roman" w:cs="Times New Roman"/>
       <w:sz w:val="24"/>
       <w:szCs w:val="24"/>
     </w:rPr>
   </w:style>
-  <w:style w:type="character" w:customStyle="1" w:styleId="Listavistosa-nfasis1Car">
+  <w:style w:type="character" w:styleId="Listavistosa-nfasis1Car" w:customStyle="1">
     <w:name w:val="Lista vistosa - Énfasis 1 Car"/>
     <w:link w:val="Listavistosa-nfasis1"/>
     <w:uiPriority w:val="34"/>
@@ -56879,7 +57469,7 @@
       <w:tblPr/>
       <w:tcPr>
         <w:tcBorders>
-          <w:bottom w:val="single" w:sz="12" w:space="0" w:color="FFFFFF" w:themeColor="background1"/>
+          <w:bottom w:val="single" w:color="FFFFFF" w:themeColor="background1" w:sz="12" w:space="0"/>
         </w:tcBorders>
         <w:shd w:val="clear" w:color="auto" w:fill="9E3A38" w:themeFill="accent2" w:themeFillShade="CC"/>
       </w:tcPr>
@@ -56888,7 +57478,7 @@
       <w:tblPr/>
       <w:tcPr>
         <w:tcBorders>
-          <w:top w:val="single" w:sz="12" w:space="0" w:color="000000" w:themeColor="text1"/>
+          <w:top w:val="single" w:color="000000" w:themeColor="text1" w:sz="12" w:space="0"/>
         </w:tcBorders>
         <w:shd w:val="clear" w:color="auto" w:fill="FFFFFF" w:themeFill="background1"/>
       </w:tcPr>
@@ -56936,7 +57526,7 @@
       <w:u w:val="single"/>
     </w:rPr>
   </w:style>
-  <w:style w:type="character" w:customStyle="1" w:styleId="Mencinsinresolver1">
+  <w:style w:type="character" w:styleId="Mencinsinresolver1" w:customStyle="1">
     <w:name w:val="Mención sin resolver1"/>
     <w:basedOn w:val="Fuentedeprrafopredeter"/>
     <w:uiPriority w:val="99"/>
@@ -56977,7 +57567,7 @@
       <w:szCs w:val="18"/>
     </w:rPr>
   </w:style>
-  <w:style w:type="character" w:customStyle="1" w:styleId="TextodegloboCar">
+  <w:style w:type="character" w:styleId="TextodegloboCar" w:customStyle="1">
     <w:name w:val="Texto de globo Car"/>
     <w:basedOn w:val="Fuentedeprrafopredeter"/>
     <w:link w:val="Textodeglobo"/>
@@ -57017,7 +57607,7 @@
       <w:szCs w:val="20"/>
     </w:rPr>
   </w:style>
-  <w:style w:type="character" w:customStyle="1" w:styleId="TextocomentarioCar">
+  <w:style w:type="character" w:styleId="TextocomentarioCar" w:customStyle="1">
     <w:name w:val="Texto comentario Car"/>
     <w:basedOn w:val="Fuentedeprrafopredeter"/>
     <w:link w:val="Textocomentario"/>
@@ -57042,7 +57632,7 @@
       <w:bCs/>
     </w:rPr>
   </w:style>
-  <w:style w:type="character" w:customStyle="1" w:styleId="AsuntodelcomentarioCar">
+  <w:style w:type="character" w:styleId="AsuntodelcomentarioCar" w:customStyle="1">
     <w:name w:val="Asunto del comentario Car"/>
     <w:basedOn w:val="TextocomentarioCar"/>
     <w:link w:val="Asuntodelcomentario"/>
@@ -57056,7 +57646,7 @@
       <w:szCs w:val="20"/>
     </w:rPr>
   </w:style>
-  <w:style w:type="table" w:customStyle="1" w:styleId="29">
+  <w:style w:type="table" w:styleId="29" w:customStyle="1">
     <w:name w:val="29"/>
     <w:basedOn w:val="TableNormal"/>
     <w:pPr>
@@ -57079,7 +57669,7 @@
       <w:shd w:val="clear" w:color="auto" w:fill="EDF2F8"/>
     </w:tcPr>
   </w:style>
-  <w:style w:type="table" w:customStyle="1" w:styleId="28">
+  <w:style w:type="table" w:styleId="28" w:customStyle="1">
     <w:name w:val="28"/>
     <w:basedOn w:val="TableNormal"/>
     <w:pPr>
@@ -57102,7 +57692,7 @@
       <w:shd w:val="clear" w:color="auto" w:fill="EDF2F8"/>
     </w:tcPr>
   </w:style>
-  <w:style w:type="table" w:customStyle="1" w:styleId="27">
+  <w:style w:type="table" w:styleId="27" w:customStyle="1">
     <w:name w:val="27"/>
     <w:basedOn w:val="TableNormal"/>
     <w:pPr>
@@ -57125,7 +57715,7 @@
       <w:shd w:val="clear" w:color="auto" w:fill="EDF2F8"/>
     </w:tcPr>
   </w:style>
-  <w:style w:type="table" w:customStyle="1" w:styleId="26">
+  <w:style w:type="table" w:styleId="26" w:customStyle="1">
     <w:name w:val="26"/>
     <w:basedOn w:val="TableNormal"/>
     <w:pPr>
@@ -57148,7 +57738,7 @@
       <w:shd w:val="clear" w:color="auto" w:fill="EDF2F8"/>
     </w:tcPr>
   </w:style>
-  <w:style w:type="table" w:customStyle="1" w:styleId="25">
+  <w:style w:type="table" w:styleId="25" w:customStyle="1">
     <w:name w:val="25"/>
     <w:basedOn w:val="TableNormal"/>
     <w:tblPr>
@@ -57160,7 +57750,7 @@
       </w:tblCellMar>
     </w:tblPr>
   </w:style>
-  <w:style w:type="table" w:customStyle="1" w:styleId="24">
+  <w:style w:type="table" w:styleId="24" w:customStyle="1">
     <w:name w:val="24"/>
     <w:basedOn w:val="TableNormal"/>
     <w:tblPr>
@@ -57174,7 +57764,7 @@
       </w:tblCellMar>
     </w:tblPr>
   </w:style>
-  <w:style w:type="table" w:customStyle="1" w:styleId="23">
+  <w:style w:type="table" w:styleId="23" w:customStyle="1">
     <w:name w:val="23"/>
     <w:basedOn w:val="TableNormal"/>
     <w:tblPr>
@@ -57188,7 +57778,7 @@
       </w:tblCellMar>
     </w:tblPr>
   </w:style>
-  <w:style w:type="table" w:customStyle="1" w:styleId="22">
+  <w:style w:type="table" w:styleId="22" w:customStyle="1">
     <w:name w:val="22"/>
     <w:basedOn w:val="TableNormal"/>
     <w:tblPr>
@@ -57200,7 +57790,7 @@
       </w:tblCellMar>
     </w:tblPr>
   </w:style>
-  <w:style w:type="table" w:customStyle="1" w:styleId="21">
+  <w:style w:type="table" w:styleId="21" w:customStyle="1">
     <w:name w:val="21"/>
     <w:basedOn w:val="TableNormal"/>
     <w:tblPr>
@@ -57212,7 +57802,7 @@
       </w:tblCellMar>
     </w:tblPr>
   </w:style>
-  <w:style w:type="table" w:customStyle="1" w:styleId="20">
+  <w:style w:type="table" w:styleId="20" w:customStyle="1">
     <w:name w:val="20"/>
     <w:basedOn w:val="TableNormal"/>
     <w:pPr>
@@ -57235,7 +57825,7 @@
       <w:shd w:val="clear" w:color="auto" w:fill="EDF2F8"/>
     </w:tcPr>
   </w:style>
-  <w:style w:type="table" w:customStyle="1" w:styleId="19">
+  <w:style w:type="table" w:styleId="19" w:customStyle="1">
     <w:name w:val="19"/>
     <w:basedOn w:val="TableNormal"/>
     <w:pPr>
@@ -57258,7 +57848,7 @@
       <w:shd w:val="clear" w:color="auto" w:fill="EDF2F8"/>
     </w:tcPr>
   </w:style>
-  <w:style w:type="table" w:customStyle="1" w:styleId="18">
+  <w:style w:type="table" w:styleId="18" w:customStyle="1">
     <w:name w:val="18"/>
     <w:basedOn w:val="TableNormal"/>
     <w:pPr>
@@ -57281,7 +57871,7 @@
       <w:shd w:val="clear" w:color="auto" w:fill="EDF2F8"/>
     </w:tcPr>
   </w:style>
-  <w:style w:type="table" w:customStyle="1" w:styleId="17">
+  <w:style w:type="table" w:styleId="17" w:customStyle="1">
     <w:name w:val="17"/>
     <w:basedOn w:val="TableNormal"/>
     <w:pPr>
@@ -57304,7 +57894,7 @@
       <w:shd w:val="clear" w:color="auto" w:fill="EDF2F8"/>
     </w:tcPr>
   </w:style>
-  <w:style w:type="table" w:customStyle="1" w:styleId="16">
+  <w:style w:type="table" w:styleId="16" w:customStyle="1">
     <w:name w:val="16"/>
     <w:basedOn w:val="TableNormal"/>
     <w:pPr>
@@ -57327,7 +57917,7 @@
       <w:shd w:val="clear" w:color="auto" w:fill="EDF2F8"/>
     </w:tcPr>
   </w:style>
-  <w:style w:type="table" w:customStyle="1" w:styleId="15">
+  <w:style w:type="table" w:styleId="15" w:customStyle="1">
     <w:name w:val="15"/>
     <w:basedOn w:val="TableNormal"/>
     <w:pPr>
@@ -57350,7 +57940,7 @@
       <w:shd w:val="clear" w:color="auto" w:fill="EDF2F8"/>
     </w:tcPr>
   </w:style>
-  <w:style w:type="table" w:customStyle="1" w:styleId="14">
+  <w:style w:type="table" w:styleId="14" w:customStyle="1">
     <w:name w:val="14"/>
     <w:basedOn w:val="TableNormal"/>
     <w:pPr>
@@ -57373,7 +57963,7 @@
       <w:shd w:val="clear" w:color="auto" w:fill="EDF2F8"/>
     </w:tcPr>
   </w:style>
-  <w:style w:type="table" w:customStyle="1" w:styleId="13">
+  <w:style w:type="table" w:styleId="13" w:customStyle="1">
     <w:name w:val="13"/>
     <w:basedOn w:val="TableNormal"/>
     <w:pPr>
@@ -57396,7 +57986,7 @@
       <w:shd w:val="clear" w:color="auto" w:fill="EDF2F8"/>
     </w:tcPr>
   </w:style>
-  <w:style w:type="table" w:customStyle="1" w:styleId="12">
+  <w:style w:type="table" w:styleId="12" w:customStyle="1">
     <w:name w:val="12"/>
     <w:basedOn w:val="TableNormal"/>
     <w:pPr>
@@ -57419,7 +58009,7 @@
       <w:shd w:val="clear" w:color="auto" w:fill="EDF2F8"/>
     </w:tcPr>
   </w:style>
-  <w:style w:type="character" w:customStyle="1" w:styleId="Mencinsinresolver2">
+  <w:style w:type="character" w:styleId="Mencinsinresolver2" w:customStyle="1">
     <w:name w:val="Mención sin resolver2"/>
     <w:basedOn w:val="Fuentedeprrafopredeter"/>
     <w:uiPriority w:val="99"/>
@@ -57431,7 +58021,7 @@
       <w:shd w:val="clear" w:color="auto" w:fill="E1DFDD"/>
     </w:rPr>
   </w:style>
-  <w:style w:type="paragraph" w:customStyle="1" w:styleId="Subtitle0">
+  <w:style w:type="paragraph" w:styleId="Subtitle0" w:customStyle="1">
     <w:name w:val="Subtitle0"/>
     <w:basedOn w:val="Normal0"/>
     <w:next w:val="Normal0"/>
@@ -57446,7 +58036,7 @@
       <w:szCs w:val="30"/>
     </w:rPr>
   </w:style>
-  <w:style w:type="table" w:customStyle="1" w:styleId="11">
+  <w:style w:type="table" w:styleId="11" w:customStyle="1">
     <w:name w:val="11"/>
     <w:basedOn w:val="NormalTable1"/>
     <w:pPr>
@@ -57469,7 +58059,7 @@
       <w:shd w:val="clear" w:color="auto" w:fill="EDF2F8"/>
     </w:tcPr>
   </w:style>
-  <w:style w:type="table" w:customStyle="1" w:styleId="10">
+  <w:style w:type="table" w:styleId="10" w:customStyle="1">
     <w:name w:val="10"/>
     <w:basedOn w:val="NormalTable1"/>
     <w:pPr>
@@ -57492,7 +58082,7 @@
       <w:shd w:val="clear" w:color="auto" w:fill="EDF2F8"/>
     </w:tcPr>
   </w:style>
-  <w:style w:type="table" w:customStyle="1" w:styleId="9">
+  <w:style w:type="table" w:styleId="9" w:customStyle="1">
     <w:name w:val="9"/>
     <w:basedOn w:val="NormalTable1"/>
     <w:pPr>
@@ -57515,7 +58105,7 @@
       <w:shd w:val="clear" w:color="auto" w:fill="EDF2F8"/>
     </w:tcPr>
   </w:style>
-  <w:style w:type="table" w:customStyle="1" w:styleId="8">
+  <w:style w:type="table" w:styleId="8" w:customStyle="1">
     <w:name w:val="8"/>
     <w:basedOn w:val="NormalTable1"/>
     <w:pPr>
@@ -57538,7 +58128,7 @@
       <w:shd w:val="clear" w:color="auto" w:fill="EDF2F8"/>
     </w:tcPr>
   </w:style>
-  <w:style w:type="table" w:customStyle="1" w:styleId="7">
+  <w:style w:type="table" w:styleId="7" w:customStyle="1">
     <w:name w:val="7"/>
     <w:basedOn w:val="NormalTable1"/>
     <w:tblPr>
@@ -57552,7 +58142,7 @@
       </w:tblCellMar>
     </w:tblPr>
   </w:style>
-  <w:style w:type="table" w:customStyle="1" w:styleId="6">
+  <w:style w:type="table" w:styleId="6" w:customStyle="1">
     <w:name w:val="6"/>
     <w:basedOn w:val="NormalTable1"/>
     <w:tblPr>
@@ -57566,7 +58156,7 @@
       </w:tblCellMar>
     </w:tblPr>
   </w:style>
-  <w:style w:type="table" w:customStyle="1" w:styleId="5">
+  <w:style w:type="table" w:styleId="5" w:customStyle="1">
     <w:name w:val="5"/>
     <w:basedOn w:val="NormalTable1"/>
     <w:pPr>
@@ -57589,7 +58179,7 @@
       <w:shd w:val="clear" w:color="auto" w:fill="EDF2F8"/>
     </w:tcPr>
   </w:style>
-  <w:style w:type="table" w:customStyle="1" w:styleId="4">
+  <w:style w:type="table" w:styleId="4" w:customStyle="1">
     <w:name w:val="4"/>
     <w:basedOn w:val="NormalTable1"/>
     <w:pPr>
@@ -57612,7 +58202,7 @@
       <w:shd w:val="clear" w:color="auto" w:fill="EDF2F8"/>
     </w:tcPr>
   </w:style>
-  <w:style w:type="table" w:customStyle="1" w:styleId="3">
+  <w:style w:type="table" w:styleId="3" w:customStyle="1">
     <w:name w:val="3"/>
     <w:basedOn w:val="NormalTable1"/>
     <w:pPr>
@@ -57635,7 +58225,7 @@
       <w:shd w:val="clear" w:color="auto" w:fill="EDF2F8"/>
     </w:tcPr>
   </w:style>
-  <w:style w:type="table" w:customStyle="1" w:styleId="2">
+  <w:style w:type="table" w:styleId="2" w:customStyle="1">
     <w:name w:val="2"/>
     <w:basedOn w:val="NormalTable1"/>
     <w:pPr>
@@ -57658,7 +58248,7 @@
       <w:shd w:val="clear" w:color="auto" w:fill="EDF2F8"/>
     </w:tcPr>
   </w:style>
-  <w:style w:type="table" w:customStyle="1" w:styleId="1">
+  <w:style w:type="table" w:styleId="1" w:customStyle="1">
     <w:name w:val="1"/>
     <w:basedOn w:val="NormalTable1"/>
     <w:pPr>
@@ -57703,12 +58293,12 @@
       <w:color w:val="666666"/>
     </w:rPr>
   </w:style>
-  <w:style w:type="character" w:customStyle="1" w:styleId="katex-mathml">
+  <w:style w:type="character" w:styleId="katex-mathml" w:customStyle="1">
     <w:name w:val="katex-mathml"/>
     <w:basedOn w:val="Fuentedeprrafopredeter"/>
     <w:rsid w:val="000209B6"/>
   </w:style>
-  <w:style w:type="character" w:customStyle="1" w:styleId="mord">
+  <w:style w:type="character" w:styleId="mord" w:customStyle="1">
     <w:name w:val="mord"/>
     <w:basedOn w:val="Fuentedeprrafopredeter"/>
     <w:rsid w:val="000209B6"/>

--- a/fuentes/220201501_CF1_DI.docx
+++ b/fuentes/220201501_CF1_DI.docx
@@ -1,6 +1,6 @@
 
 <file path=word/document.xml><?xml version="1.0" encoding="utf-8"?>
-<w:document xmlns:wpc="http://schemas.microsoft.com/office/word/2010/wordprocessingCanvas" xmlns:cx="http://schemas.microsoft.com/office/drawing/2014/chartex" xmlns:cx1="http://schemas.microsoft.com/office/drawing/2015/9/8/chartex" xmlns:cx2="http://schemas.microsoft.com/office/drawing/2015/10/21/chartex" xmlns:cx3="http://schemas.microsoft.com/office/drawing/2016/5/9/chartex" xmlns:cx4="http://schemas.microsoft.com/office/drawing/2016/5/10/chartex" xmlns:cx5="http://schemas.microsoft.com/office/drawing/2016/5/11/chartex" xmlns:cx6="http://schemas.microsoft.com/office/drawing/2016/5/12/chartex" xmlns:cx7="http://schemas.microsoft.com/office/drawing/2016/5/13/chartex" xmlns:cx8="http://schemas.microsoft.com/office/drawing/2016/5/14/chartex" xmlns:mc="http://schemas.openxmlformats.org/markup-compatibility/2006" xmlns:aink="http://schemas.microsoft.com/office/drawing/2016/ink" xmlns:am3d="http://schemas.microsoft.com/office/drawing/2017/model3d" xmlns:o="urn:schemas-microsoft-com:office:office" xmlns:oel="http://schemas.microsoft.com/office/2019/extlst" xmlns:r="http://schemas.openxmlformats.org/officeDocument/2006/relationships" xmlns:m="http://schemas.openxmlformats.org/officeDocument/2006/math" xmlns:v="urn:schemas-microsoft-com:vml" xmlns:wp14="http://schemas.microsoft.com/office/word/2010/wordprocessingDrawing" xmlns:wp="http://schemas.openxmlformats.org/drawingml/2006/wordprocessingDrawing" xmlns:w10="urn:schemas-microsoft-com:office:word" xmlns:w="http://schemas.openxmlformats.org/wordprocessingml/2006/main" xmlns:w14="http://schemas.microsoft.com/office/word/2010/wordml" xmlns:w15="http://schemas.microsoft.com/office/word/2012/wordml" xmlns:w16cex="http://schemas.microsoft.com/office/word/2018/wordml/cex" xmlns:w16cid="http://schemas.microsoft.com/office/word/2016/wordml/cid" xmlns:w16="http://schemas.microsoft.com/office/word/2018/wordml" xmlns:w16du="http://schemas.microsoft.com/office/word/2023/wordml/word16du" xmlns:w16sdtdh="http://schemas.microsoft.com/office/word/2020/wordml/sdtdatahash" xmlns:w16se="http://schemas.microsoft.com/office/word/2015/wordml/symex" xmlns:wpg="http://schemas.microsoft.com/office/word/2010/wordprocessingGroup" xmlns:wpi="http://schemas.microsoft.com/office/word/2010/wordprocessingInk" xmlns:wne="http://schemas.microsoft.com/office/word/2006/wordml" xmlns:wps="http://schemas.microsoft.com/office/word/2010/wordprocessingShape" xmlns:a="http://schemas.openxmlformats.org/drawingml/2006/main" xmlns:pic="http://schemas.openxmlformats.org/drawingml/2006/picture" xmlns:a14="http://schemas.microsoft.com/office/drawing/2010/main" mc:Ignorable="w14 w15 w16se w16cid w16 w16cex w16sdtdh w16du wp14">
+<w:document xmlns:wpc="http://schemas.microsoft.com/office/word/2010/wordprocessingCanvas" xmlns:cx="http://schemas.microsoft.com/office/drawing/2014/chartex" xmlns:cx1="http://schemas.microsoft.com/office/drawing/2015/9/8/chartex" xmlns:cx2="http://schemas.microsoft.com/office/drawing/2015/10/21/chartex" xmlns:cx3="http://schemas.microsoft.com/office/drawing/2016/5/9/chartex" xmlns:cx4="http://schemas.microsoft.com/office/drawing/2016/5/10/chartex" xmlns:cx5="http://schemas.microsoft.com/office/drawing/2016/5/11/chartex" xmlns:cx6="http://schemas.microsoft.com/office/drawing/2016/5/12/chartex" xmlns:cx7="http://schemas.microsoft.com/office/drawing/2016/5/13/chartex" xmlns:cx8="http://schemas.microsoft.com/office/drawing/2016/5/14/chartex" xmlns:mc="http://schemas.openxmlformats.org/markup-compatibility/2006" xmlns:aink="http://schemas.microsoft.com/office/drawing/2016/ink" xmlns:am3d="http://schemas.microsoft.com/office/drawing/2017/model3d" xmlns:o="urn:schemas-microsoft-com:office:office" xmlns:oel="http://schemas.microsoft.com/office/2019/extlst" xmlns:r="http://schemas.openxmlformats.org/officeDocument/2006/relationships" xmlns:m="http://schemas.openxmlformats.org/officeDocument/2006/math" xmlns:v="urn:schemas-microsoft-com:vml" xmlns:wp14="http://schemas.microsoft.com/office/word/2010/wordprocessingDrawing" xmlns:wp="http://schemas.openxmlformats.org/drawingml/2006/wordprocessingDrawing" xmlns:w10="urn:schemas-microsoft-com:office:word" xmlns:w="http://schemas.openxmlformats.org/wordprocessingml/2006/main" xmlns:w14="http://schemas.microsoft.com/office/word/2010/wordml" xmlns:w15="http://schemas.microsoft.com/office/word/2012/wordml" xmlns:w16cex="http://schemas.microsoft.com/office/word/2018/wordml/cex" xmlns:w16cid="http://schemas.microsoft.com/office/word/2016/wordml/cid" xmlns:w16="http://schemas.microsoft.com/office/word/2018/wordml" xmlns:w16du="http://schemas.microsoft.com/office/word/2023/wordml/word16du" xmlns:w16sdtdh="http://schemas.microsoft.com/office/word/2020/wordml/sdtdatahash" xmlns:w16se="http://schemas.microsoft.com/office/word/2015/wordml/symex" xmlns:wpg="http://schemas.microsoft.com/office/word/2010/wordprocessingGroup" xmlns:wpi="http://schemas.microsoft.com/office/word/2010/wordprocessingInk" xmlns:wne="http://schemas.microsoft.com/office/word/2006/wordml" xmlns:wps="http://schemas.microsoft.com/office/word/2010/wordprocessingShape" mc:Ignorable="w14 w15 w16se w16cid w16 w16cex w16sdtdh w16du wp14">
   <w:body>
     <w:p>
       <w:pPr>
@@ -12,7 +12,7 @@
           <w:szCs w:val="20"/>
         </w:rPr>
       </w:pPr>
-      <w:bookmarkStart w:name="_Hlk199342256" w:id="0"/>
+      <w:bookmarkStart w:id="0" w:name="_Hlk199342256"/>
       <w:bookmarkEnd w:id="0"/>
       <w:r>
         <w:rPr>
@@ -41,12 +41,12 @@
         <w:tblW w:w="9962" w:type="dxa"/>
         <w:tblInd w:w="0" w:type="dxa"/>
         <w:tblBorders>
-          <w:top w:val="single" w:color="000000" w:sz="4" w:space="0"/>
-          <w:left w:val="single" w:color="000000" w:sz="4" w:space="0"/>
-          <w:bottom w:val="single" w:color="000000" w:sz="4" w:space="0"/>
-          <w:right w:val="single" w:color="000000" w:sz="4" w:space="0"/>
-          <w:insideH w:val="single" w:color="000000" w:sz="4" w:space="0"/>
-          <w:insideV w:val="single" w:color="000000" w:sz="4" w:space="0"/>
+          <w:top w:val="single" w:sz="4" w:space="0" w:color="000000"/>
+          <w:left w:val="single" w:sz="4" w:space="0" w:color="000000"/>
+          <w:bottom w:val="single" w:sz="4" w:space="0" w:color="000000"/>
+          <w:right w:val="single" w:sz="4" w:space="0" w:color="000000"/>
+          <w:insideH w:val="single" w:sz="4" w:space="0" w:color="000000"/>
+          <w:insideV w:val="single" w:sz="4" w:space="0" w:color="000000"/>
         </w:tblBorders>
         <w:tblLayout w:type="fixed"/>
         <w:tblLook w:val="0400" w:firstRow="0" w:lastRow="0" w:firstColumn="0" w:lastColumn="0" w:noHBand="0" w:noVBand="1"/>
@@ -154,12 +154,12 @@
         <w:tblW w:w="9962" w:type="dxa"/>
         <w:tblInd w:w="0" w:type="dxa"/>
         <w:tblBorders>
-          <w:top w:val="single" w:color="000000" w:sz="4" w:space="0"/>
-          <w:left w:val="single" w:color="000000" w:sz="4" w:space="0"/>
-          <w:bottom w:val="single" w:color="000000" w:sz="4" w:space="0"/>
-          <w:right w:val="single" w:color="000000" w:sz="4" w:space="0"/>
-          <w:insideH w:val="single" w:color="000000" w:sz="4" w:space="0"/>
-          <w:insideV w:val="single" w:color="000000" w:sz="4" w:space="0"/>
+          <w:top w:val="single" w:sz="4" w:space="0" w:color="000000"/>
+          <w:left w:val="single" w:sz="4" w:space="0" w:color="000000"/>
+          <w:bottom w:val="single" w:sz="4" w:space="0" w:color="000000"/>
+          <w:right w:val="single" w:sz="4" w:space="0" w:color="000000"/>
+          <w:insideH w:val="single" w:sz="4" w:space="0" w:color="000000"/>
+          <w:insideV w:val="single" w:sz="4" w:space="0" w:color="000000"/>
         </w:tblBorders>
         <w:tblLayout w:type="fixed"/>
         <w:tblLook w:val="0400" w:firstRow="0" w:lastRow="0" w:firstColumn="0" w:lastColumn="0" w:noHBand="0" w:noVBand="1"/>
@@ -428,12 +428,12 @@
         <w:tblW w:w="9962" w:type="dxa"/>
         <w:tblInd w:w="0" w:type="dxa"/>
         <w:tblBorders>
-          <w:top w:val="single" w:color="000000" w:sz="4" w:space="0"/>
-          <w:left w:val="single" w:color="000000" w:sz="4" w:space="0"/>
-          <w:bottom w:val="single" w:color="000000" w:sz="4" w:space="0"/>
-          <w:right w:val="single" w:color="000000" w:sz="4" w:space="0"/>
-          <w:insideH w:val="single" w:color="000000" w:sz="4" w:space="0"/>
-          <w:insideV w:val="single" w:color="000000" w:sz="4" w:space="0"/>
+          <w:top w:val="single" w:sz="4" w:space="0" w:color="000000"/>
+          <w:left w:val="single" w:sz="4" w:space="0" w:color="000000"/>
+          <w:bottom w:val="single" w:sz="4" w:space="0" w:color="000000"/>
+          <w:right w:val="single" w:sz="4" w:space="0" w:color="000000"/>
+          <w:insideH w:val="single" w:sz="4" w:space="0" w:color="000000"/>
+          <w:insideV w:val="single" w:sz="4" w:space="0" w:color="000000"/>
         </w:tblBorders>
         <w:tblLayout w:type="fixed"/>
         <w:tblLook w:val="0400" w:firstRow="0" w:lastRow="0" w:firstColumn="0" w:lastColumn="0" w:noHBand="0" w:noVBand="1"/>
@@ -769,12 +769,12 @@
         <w:tblW w:w="9962" w:type="dxa"/>
         <w:tblInd w:w="0" w:type="dxa"/>
         <w:tblBorders>
-          <w:top w:val="single" w:color="000000" w:sz="4" w:space="0"/>
-          <w:left w:val="single" w:color="000000" w:sz="4" w:space="0"/>
-          <w:bottom w:val="single" w:color="000000" w:sz="4" w:space="0"/>
-          <w:right w:val="single" w:color="000000" w:sz="4" w:space="0"/>
-          <w:insideH w:val="single" w:color="000000" w:sz="4" w:space="0"/>
-          <w:insideV w:val="single" w:color="000000" w:sz="4" w:space="0"/>
+          <w:top w:val="single" w:sz="4" w:space="0" w:color="000000"/>
+          <w:left w:val="single" w:sz="4" w:space="0" w:color="000000"/>
+          <w:bottom w:val="single" w:sz="4" w:space="0" w:color="000000"/>
+          <w:right w:val="single" w:sz="4" w:space="0" w:color="000000"/>
+          <w:insideH w:val="single" w:sz="4" w:space="0" w:color="000000"/>
+          <w:insideV w:val="single" w:sz="4" w:space="0" w:color="000000"/>
         </w:tblBorders>
         <w:tblLayout w:type="fixed"/>
         <w:tblLook w:val="0400" w:firstRow="0" w:lastRow="0" w:firstColumn="0" w:lastColumn="0" w:noHBand="0" w:noVBand="1"/>
@@ -1059,6 +1059,7 @@
           <w:sz w:val="20"/>
           <w:szCs w:val="20"/>
         </w:rPr>
+        <w:lastRenderedPageBreak/>
         <w:t xml:space="preserve">La materia y sus cambios </w:t>
       </w:r>
     </w:p>
@@ -2114,6 +2115,7 @@
           <w:sz w:val="20"/>
           <w:szCs w:val="20"/>
         </w:rPr>
+        <w:lastRenderedPageBreak/>
         <w:t xml:space="preserve">hasta la invención de </w:t>
       </w:r>
       <w:r>
@@ -2209,7 +2211,21 @@
           <w:sz w:val="20"/>
           <w:szCs w:val="20"/>
         </w:rPr>
-        <w:t>Por, tanto la ciencia, c</w:t>
+        <w:t>Por tanto</w:t>
+      </w:r>
+      <w:r>
+        <w:rPr>
+          <w:sz w:val="20"/>
+          <w:szCs w:val="20"/>
+        </w:rPr>
+        <w:t>,</w:t>
+      </w:r>
+      <w:r>
+        <w:rPr>
+          <w:sz w:val="20"/>
+          <w:szCs w:val="20"/>
+        </w:rPr>
+        <w:t xml:space="preserve"> la ciencia c</w:t>
       </w:r>
       <w:r>
         <w:rPr>
@@ -2652,6 +2668,7 @@
           <w:sz w:val="20"/>
           <w:szCs w:val="20"/>
         </w:rPr>
+        <w:lastRenderedPageBreak/>
         <w:t xml:space="preserve">Galileo Galilei </w:t>
       </w:r>
     </w:p>
@@ -3106,6 +3123,7 @@
           <w:sz w:val="20"/>
           <w:szCs w:val="20"/>
         </w:rPr>
+        <w:lastRenderedPageBreak/>
         <w:t>Este físico, teólogo, matemático e inventor inglés nació en 1642. Se hizo célebre por postular la ley de la gravitación universal en 1687. Entre sus aportes a la ciencia se destacan el desarrollo del cálculo infinitesimal, el descubrimiento del espectro de color, sus estudios sobre la naturaleza de la luz, su incursión en la mecánica de fluidos y la formulación de la ley de la viscosidad, entre otros. Es considerado uno de los genios más grandes de la historia. Ocupó el cargo de presidente de la Real Sociedad de Londres hasta su muerte, ocurrida en 1727.</w:t>
       </w:r>
     </w:p>
@@ -6003,14 +6021,7 @@
           <w:sz w:val="20"/>
           <w:szCs w:val="20"/>
         </w:rPr>
-        <w:t xml:space="preserve">Una sustancia </w:t>
-      </w:r>
-      <w:r>
-        <w:rPr>
-          <w:sz w:val="20"/>
-          <w:szCs w:val="20"/>
-        </w:rPr>
-        <w:t>es una forma de materia que tiene una composición fija (constante), químicamente definida y propiedades características.  Las sustancias difieren entre sí en su composición y pueden identificarse por su apariencia, olor</w:t>
+        <w:t>Una sustancia es una forma de materia que tiene una composición fija (constante), químicamente definida y propiedades características.  Las sustancias difieren entre sí en su composición y pueden identificarse por su apariencia, olor</w:t>
       </w:r>
       <w:r>
         <w:rPr>
@@ -6153,7 +6164,7 @@
           <w:sz w:val="20"/>
           <w:szCs w:val="20"/>
         </w:rPr>
-        <w:t xml:space="preserve">es una sustancia que se no se puede separar en sustancias </w:t>
+        <w:t xml:space="preserve">es una sustancia que no se puede separar en sustancias </w:t>
       </w:r>
       <w:r>
         <w:rPr>
@@ -6550,6 +6561,7 @@
           <w:sz w:val="20"/>
           <w:szCs w:val="20"/>
         </w:rPr>
+        <w:lastRenderedPageBreak/>
         <w:t>Ejemplo: el agua mezclada con sal, el café con azúcar, en donde el agua actúa como disolvente y la sal o el azúcar como soluto.</w:t>
       </w:r>
     </w:p>
@@ -7148,6 +7160,7 @@
         <w:rPr>
           <w:noProof/>
         </w:rPr>
+        <w:lastRenderedPageBreak/>
         <w:drawing>
           <wp:inline distT="0" distB="0" distL="0" distR="0" wp14:anchorId="6CCDB3E3" wp14:editId="4DC6D0B9">
             <wp:extent cx="2091690" cy="1283850"/>
@@ -7732,6 +7745,7 @@
           <w:sz w:val="20"/>
           <w:szCs w:val="20"/>
         </w:rPr>
+        <w:lastRenderedPageBreak/>
         <w:drawing>
           <wp:inline distT="0" distB="0" distL="0" distR="0" wp14:anchorId="7945BBC9" wp14:editId="2058EE1B">
             <wp:extent cx="3901821" cy="1466850"/>
@@ -8418,7 +8432,7 @@
               </wp:anchor>
             </w:drawing>
           </mc:Choice>
-          <mc:Fallback xmlns:a="http://schemas.openxmlformats.org/drawingml/2006/main" xmlns:pic="http://schemas.openxmlformats.org/drawingml/2006/picture" xmlns:a14="http://schemas.microsoft.com/office/drawing/2010/main">
+          <mc:Fallback xmlns:a14="http://schemas.microsoft.com/office/drawing/2010/main" xmlns:pic="http://schemas.openxmlformats.org/drawingml/2006/picture" xmlns:a="http://schemas.openxmlformats.org/drawingml/2006/main">
             <w:pict w14:anchorId="7DE8DE54">
               <v:rect id="Rectángulo 26" style="position:absolute;margin-left:50.55pt;margin-top:9.9pt;width:459pt;height:84.75pt;z-index:251727872;visibility:visible;mso-wrap-style:square;mso-height-percent:0;mso-wrap-distance-left:9pt;mso-wrap-distance-top:0;mso-wrap-distance-right:9pt;mso-wrap-distance-bottom:0;mso-position-horizontal:absolute;mso-position-horizontal-relative:text;mso-position-vertical:absolute;mso-position-vertical-relative:text;mso-height-percent:0;mso-height-relative:margin;v-text-anchor:middle" o:spid="_x0000_s1026" filled="f" strokecolor="black [3213]" w14:anchorId="0F9D63AF" o:gfxdata="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">
                 <v:shadow on="t" color="black" opacity="22937f" offset="0,.63889mm" origin=",.5"/>
@@ -8590,7 +8604,7 @@
         </w:rPr>
         <w:t xml:space="preserve"> </w:t>
       </w:r>
-      <w:hyperlink w:history="1" r:id="rId36">
+      <w:hyperlink r:id="rId36" w:history="1">
         <w:r>
           <w:rPr>
             <w:rStyle w:val="Hipervnculo"/>
@@ -8840,6 +8854,7 @@
           <w:sz w:val="20"/>
           <w:szCs w:val="20"/>
         </w:rPr>
+        <w:lastRenderedPageBreak/>
         <w:t xml:space="preserve">Figura 2. </w:t>
       </w:r>
       <w:commentRangeEnd w:id="13"/>
@@ -9133,7 +9148,7 @@
               </wp:anchor>
             </w:drawing>
           </mc:Choice>
-          <mc:Fallback xmlns:a="http://schemas.openxmlformats.org/drawingml/2006/main" xmlns:pic="http://schemas.openxmlformats.org/drawingml/2006/picture" xmlns:a14="http://schemas.microsoft.com/office/drawing/2010/main">
+          <mc:Fallback xmlns:a14="http://schemas.microsoft.com/office/drawing/2010/main" xmlns:pic="http://schemas.openxmlformats.org/drawingml/2006/picture" xmlns:a="http://schemas.openxmlformats.org/drawingml/2006/main">
             <w:pict w14:anchorId="51817C70">
               <v:rect id="Rectángulo 3" style="position:absolute;margin-left:-6.15pt;margin-top:7.1pt;width:519.9pt;height:37.65pt;z-index:251625472;visibility:visible;mso-wrap-style:square;mso-height-percent:0;mso-wrap-distance-left:9pt;mso-wrap-distance-top:0;mso-wrap-distance-right:9pt;mso-wrap-distance-bottom:0;mso-position-horizontal:absolute;mso-position-horizontal-relative:text;mso-position-vertical:absolute;mso-position-vertical-relative:text;mso-height-percent:0;mso-height-relative:margin;v-text-anchor:middle" o:spid="_x0000_s1026" filled="f" strokecolor="black [3213]" w14:anchorId="025DC958" o:gfxdata="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">
                 <v:shadow on="t" color="black" opacity="22937f" offset="0,.63889mm" origin=",.5"/>
@@ -9176,7 +9191,21 @@
           <w:sz w:val="20"/>
           <w:szCs w:val="20"/>
         </w:rPr>
-        <w:t xml:space="preserve">en la que ocurre la transición de solido a líquido se denomina </w:t>
+        <w:t>en la que ocurre la transición de s</w:t>
+      </w:r>
+      <w:r>
+        <w:rPr>
+          <w:sz w:val="20"/>
+          <w:szCs w:val="20"/>
+        </w:rPr>
+        <w:t>ó</w:t>
+      </w:r>
+      <w:r>
+        <w:rPr>
+          <w:sz w:val="20"/>
+          <w:szCs w:val="20"/>
+        </w:rPr>
+        <w:t xml:space="preserve">lido a líquido se denomina </w:t>
       </w:r>
       <w:r>
         <w:rPr>
@@ -9357,14 +9386,7 @@
           <w:sz w:val="20"/>
           <w:szCs w:val="20"/>
         </w:rPr>
-        <w:t>Fuente: tomada de Arroyo</w:t>
-      </w:r>
-      <w:r>
-        <w:rPr>
-          <w:sz w:val="20"/>
-          <w:szCs w:val="20"/>
-        </w:rPr>
-        <w:t xml:space="preserve"> (2014). </w:t>
+        <w:t xml:space="preserve">Fuente: tomada de Arroyo (2014). </w:t>
       </w:r>
     </w:p>
     <w:p>
@@ -9395,6 +9417,7 @@
           <w:sz w:val="20"/>
           <w:szCs w:val="20"/>
         </w:rPr>
+        <w:lastRenderedPageBreak/>
         <w:t xml:space="preserve">La materia es dinámica y por ello es susceptible a experimentar cambios de estado en la medida en la que absorbe o cede calor al medio o por efectos de la presión. De acuerdo con esto, los cambios de estado </w:t>
       </w:r>
       <w:r>
@@ -10180,6 +10203,7 @@
           <w:sz w:val="20"/>
           <w:szCs w:val="20"/>
         </w:rPr>
+        <w:lastRenderedPageBreak/>
         <w:t>Inercia</w:t>
       </w:r>
     </w:p>
@@ -11036,6 +11060,7 @@
           <w:sz w:val="20"/>
           <w:szCs w:val="20"/>
         </w:rPr>
+        <w:lastRenderedPageBreak/>
         <w:t>Propiedades químicas</w:t>
       </w:r>
     </w:p>
@@ -11114,7 +11139,21 @@
           <w:sz w:val="20"/>
           <w:szCs w:val="20"/>
         </w:rPr>
-        <w:t xml:space="preserve">Cada vez que se cuece un huevo ocurre un cambio químico. Cuando la yema y la clara se someten a temperaturas cercanas a 100 °C, experimentan cambios que no sólo modifican su aspecto físico, sino también su composición química. Después, al ser consumido, el huevo se modifica nuevamente, por efecto de sustancias del cuerpo humano llamadas enzimas. Esta acción digestiva es un ejemplo de un cambio químico. Lo que ocurre durante la digestión depende de las propiedades químicas de las enzimas y de los alimentos. </w:t>
+        <w:t>Cada vez que se cuece un huevo ocurre un cambio químico. Cuando la yema y la clara se someten a temperaturas cercanas a 100 °C, experimentan cambios que no s</w:t>
+      </w:r>
+      <w:r>
+        <w:rPr>
+          <w:sz w:val="20"/>
+          <w:szCs w:val="20"/>
+        </w:rPr>
+        <w:t>o</w:t>
+      </w:r>
+      <w:r>
+        <w:rPr>
+          <w:sz w:val="20"/>
+          <w:szCs w:val="20"/>
+        </w:rPr>
+        <w:t xml:space="preserve">lo modifican su aspecto físico, sino también su composición química. Después, al ser consumido, el huevo se modifica nuevamente, por efecto de sustancias del cuerpo humano llamadas enzimas. Esta acción digestiva es un ejemplo de un cambio químico. Lo que ocurre durante la digestión depende de las propiedades químicas de las enzimas y de los alimentos. </w:t>
       </w:r>
     </w:p>
     <w:p>
@@ -11654,6 +11693,7 @@
           <w:sz w:val="20"/>
           <w:szCs w:val="20"/>
         </w:rPr>
+        <w:lastRenderedPageBreak/>
         <w:t>Nominal</w:t>
       </w:r>
     </w:p>
@@ -12159,7 +12199,21 @@
           <w:sz w:val="20"/>
           <w:szCs w:val="20"/>
         </w:rPr>
-        <w:t xml:space="preserve"> Una magnitud se describe mediante una cifra numérica y una unidad de medida lo que le confiere un sentido físico. </w:t>
+        <w:t xml:space="preserve"> Una magnitud se describe mediante una cifra numérica y una unidad de medida</w:t>
+      </w:r>
+      <w:r>
+        <w:rPr>
+          <w:sz w:val="20"/>
+          <w:szCs w:val="20"/>
+        </w:rPr>
+        <w:t>,</w:t>
+      </w:r>
+      <w:r>
+        <w:rPr>
+          <w:sz w:val="20"/>
+          <w:szCs w:val="20"/>
+        </w:rPr>
+        <w:t xml:space="preserve"> lo que le confiere un sentido físico. </w:t>
       </w:r>
     </w:p>
     <w:p>
@@ -12488,6 +12542,7 @@
           <w:sz w:val="20"/>
           <w:szCs w:val="20"/>
         </w:rPr>
+        <w:lastRenderedPageBreak/>
         <w:t>Tabla 1.</w:t>
       </w:r>
       <w:r>
@@ -13026,6 +13081,7 @@
           <w:sz w:val="20"/>
           <w:szCs w:val="20"/>
         </w:rPr>
+        <w:lastRenderedPageBreak/>
         <w:t xml:space="preserve">instrumento debe estar calibrado en relación a un patrón o estándar definido, garantizando confiabilidad, precisión y exactitud en la medida. </w:t>
       </w:r>
     </w:p>
@@ -13183,7 +13239,7 @@
               </wp:anchor>
             </w:drawing>
           </mc:Choice>
-          <mc:Fallback xmlns:a="http://schemas.openxmlformats.org/drawingml/2006/main" xmlns:pic="http://schemas.openxmlformats.org/drawingml/2006/picture" xmlns:a14="http://schemas.microsoft.com/office/drawing/2010/main">
+          <mc:Fallback xmlns:a14="http://schemas.microsoft.com/office/drawing/2010/main" xmlns:pic="http://schemas.openxmlformats.org/drawingml/2006/picture" xmlns:a="http://schemas.openxmlformats.org/drawingml/2006/main">
             <w:pict w14:anchorId="2C4647E7">
               <v:rect id="Rectángulo 3" style="position:absolute;margin-left:.15pt;margin-top:2.15pt;width:519.9pt;height:78.9pt;z-index:251630592;visibility:visible;mso-wrap-style:square;mso-height-percent:0;mso-wrap-distance-left:9pt;mso-wrap-distance-top:0;mso-wrap-distance-right:9pt;mso-wrap-distance-bottom:0;mso-position-horizontal:absolute;mso-position-horizontal-relative:text;mso-position-vertical:absolute;mso-position-vertical-relative:text;mso-height-percent:0;mso-height-relative:margin;v-text-anchor:middle" o:spid="_x0000_s1026" filled="f" strokecolor="black [3213]" w14:anchorId="705DDF6C" o:gfxdata="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">
                 <v:shadow on="t" color="black" opacity="22937f" offset="0,.63889mm" origin=",.5"/>
@@ -14783,6 +14839,7 @@
           <w:sz w:val="20"/>
           <w:szCs w:val="20"/>
         </w:rPr>
+        <w:lastRenderedPageBreak/>
         <w:tab/>
       </w:r>
       <w:r>
@@ -14911,7 +14968,7 @@
         </w:rPr>
         <w:t xml:space="preserve">Fuente: </w:t>
       </w:r>
-      <w:hyperlink w:history="1" r:id="rId47">
+      <w:hyperlink r:id="rId47" w:history="1">
         <w:r>
           <w:rPr>
             <w:rStyle w:val="Hipervnculo"/>
@@ -15151,7 +15208,7 @@
         </w:rPr>
         <w:t xml:space="preserve">Fuente: </w:t>
       </w:r>
-      <w:hyperlink w:history="1" r:id="rId49">
+      <w:hyperlink r:id="rId49" w:history="1">
         <w:r>
           <w:rPr>
             <w:rStyle w:val="Hipervnculo"/>
@@ -15362,7 +15419,7 @@
         </w:rPr>
         <w:t xml:space="preserve">Fuente: </w:t>
       </w:r>
-      <w:hyperlink w:history="1" r:id="rId51">
+      <w:hyperlink r:id="rId51" w:history="1">
         <w:r>
           <w:rPr>
             <w:rStyle w:val="Hipervnculo"/>
@@ -15585,12 +15642,6 @@
           <w:szCs w:val="20"/>
         </w:rPr>
         <w:br/>
-      </w:r>
-      <w:r>
-        <w:rPr>
-          <w:sz w:val="20"/>
-          <w:szCs w:val="20"/>
-        </w:rPr>
         <w:t xml:space="preserve">Las escalas Celsius y Kelvin tienen unidades de la misma magnitud, es decir un grado Celsius es equivalente a un kelvin. Se ha comprobado que el cero absoluto de la escala Kelvin equivale a -273.15 °C. Así que para convertir grados Celsius a kelvin, se usa la </w:t>
       </w:r>
       <w:commentRangeStart w:id="31"/>
@@ -15733,6 +15784,7 @@
           <w:sz w:val="20"/>
           <w:szCs w:val="20"/>
         </w:rPr>
+        <w:lastRenderedPageBreak/>
         <w:t>Manejo de los números y factores de conversión</w:t>
       </w:r>
     </w:p>
@@ -16285,7 +16337,7 @@
               </wp:anchor>
             </w:drawing>
           </mc:Choice>
-          <mc:Fallback xmlns:a="http://schemas.openxmlformats.org/drawingml/2006/main" xmlns:pic="http://schemas.openxmlformats.org/drawingml/2006/picture" xmlns:a14="http://schemas.microsoft.com/office/drawing/2010/main">
+          <mc:Fallback xmlns:a14="http://schemas.microsoft.com/office/drawing/2010/main" xmlns:pic="http://schemas.openxmlformats.org/drawingml/2006/picture" xmlns:a="http://schemas.openxmlformats.org/drawingml/2006/main">
             <w:pict w14:anchorId="020D7000">
               <v:rect id="Rectángulo 3" style="position:absolute;margin-left:138.7pt;margin-top:2pt;width:223.2pt;height:37pt;z-index:251635712;visibility:visible;mso-wrap-style:square;mso-width-percent:0;mso-height-percent:0;mso-wrap-distance-left:9pt;mso-wrap-distance-top:0;mso-wrap-distance-right:9pt;mso-wrap-distance-bottom:0;mso-position-horizontal:absolute;mso-position-horizontal-relative:text;mso-position-vertical:absolute;mso-position-vertical-relative:text;mso-width-percent:0;mso-height-percent:0;mso-width-relative:margin;mso-height-relative:margin;v-text-anchor:middle" o:spid="_x0000_s1026" filled="f" strokecolor="black [3213]" w14:anchorId="074A86A5" o:gfxdata="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">
                 <v:shadow on="t" color="black" opacity="22937f" offset="0,.63889mm" origin=",.5"/>
@@ -16512,7 +16564,7 @@
               </wp:anchor>
             </w:drawing>
           </mc:Choice>
-          <mc:Fallback xmlns:a="http://schemas.openxmlformats.org/drawingml/2006/main" xmlns:pic="http://schemas.openxmlformats.org/drawingml/2006/picture" xmlns:a14="http://schemas.microsoft.com/office/drawing/2010/main">
+          <mc:Fallback xmlns:a14="http://schemas.microsoft.com/office/drawing/2010/main" xmlns:pic="http://schemas.openxmlformats.org/drawingml/2006/picture" xmlns:a="http://schemas.openxmlformats.org/drawingml/2006/main">
             <w:pict w14:anchorId="2A6579A7">
               <v:rect id="Rectángulo 3" style="position:absolute;margin-left:0;margin-top:2.65pt;width:223.2pt;height:37pt;z-index:251639808;visibility:visible;mso-wrap-style:square;mso-width-percent:0;mso-height-percent:0;mso-wrap-distance-left:9pt;mso-wrap-distance-top:0;mso-wrap-distance-right:9pt;mso-wrap-distance-bottom:0;mso-position-horizontal:center;mso-position-horizontal-relative:margin;mso-position-vertical:absolute;mso-position-vertical-relative:text;mso-width-percent:0;mso-height-percent:0;mso-width-relative:margin;mso-height-relative:margin;v-text-anchor:middle" o:spid="_x0000_s1026" filled="f" strokecolor="black [3213]" w14:anchorId="72664FAC" o:gfxdata="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">
                 <v:shadow on="t" color="black" opacity="22937f" offset="0,.63889mm" origin=",.5"/>
@@ -16956,6 +17008,7 @@
                 <w:sz w:val="20"/>
                 <w:szCs w:val="20"/>
               </w:rPr>
+              <w:lastRenderedPageBreak/>
               <w:t>Pulgada (in)</w:t>
             </w:r>
           </w:p>
@@ -17968,6 +18021,7 @@
           <w:sz w:val="20"/>
           <w:szCs w:val="20"/>
         </w:rPr>
+        <w:lastRenderedPageBreak/>
         <w:t>compuesto, los átomos presentes siempre están en la misma proporción</w:t>
       </w:r>
       <w:r>
@@ -18029,7 +18083,21 @@
           <w:sz w:val="20"/>
           <w:szCs w:val="20"/>
         </w:rPr>
-        <w:t xml:space="preserve">Una reacción química implica sólo la separación, combinación o reordenamiento de los átomos, nunca supone la creación o destrucción de los mismos. </w:t>
+        <w:t>Una reacción química implica s</w:t>
+      </w:r>
+      <w:r>
+        <w:rPr>
+          <w:sz w:val="20"/>
+          <w:szCs w:val="20"/>
+        </w:rPr>
+        <w:t>o</w:t>
+      </w:r>
+      <w:r>
+        <w:rPr>
+          <w:sz w:val="20"/>
+          <w:szCs w:val="20"/>
+        </w:rPr>
+        <w:t xml:space="preserve">lo la separación, combinación o reordenamiento de los átomos, nunca supone la creación o destrucción de los mismos. </w:t>
       </w:r>
       <w:r>
         <w:rPr>
@@ -18471,7 +18539,7 @@
               </wp:anchor>
             </w:drawing>
           </mc:Choice>
-          <mc:Fallback xmlns:a="http://schemas.openxmlformats.org/drawingml/2006/main" xmlns:pic="http://schemas.openxmlformats.org/drawingml/2006/picture" xmlns:a14="http://schemas.microsoft.com/office/drawing/2010/main">
+          <mc:Fallback xmlns:a14="http://schemas.microsoft.com/office/drawing/2010/main" xmlns:pic="http://schemas.openxmlformats.org/drawingml/2006/picture" xmlns:a="http://schemas.openxmlformats.org/drawingml/2006/main">
             <w:pict w14:anchorId="7169062A">
               <v:rect id="Rectángulo 3" style="position:absolute;margin-left:-15.65pt;margin-top:-8.1pt;width:526.55pt;height:53.7pt;z-index:251726848;visibility:visible;mso-wrap-style:square;mso-width-percent:0;mso-height-percent:0;mso-wrap-distance-left:9pt;mso-wrap-distance-top:0;mso-wrap-distance-right:9pt;mso-wrap-distance-bottom:0;mso-position-horizontal:absolute;mso-position-horizontal-relative:text;mso-position-vertical:absolute;mso-position-vertical-relative:text;mso-width-percent:0;mso-height-percent:0;mso-width-relative:margin;mso-height-relative:margin;v-text-anchor:middle" o:spid="_x0000_s1026" filled="f" strokecolor="black [3213]" w14:anchorId="33EA1FAD" o:gfxdata="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">
                 <v:shadow on="t" color="black" opacity="22937f" offset="0,.63889mm" origin=",.5"/>
@@ -18512,7 +18580,7 @@
         </w:rPr>
         <w:t xml:space="preserve">Para profundizar sobre la evolución de los modelos atómicos a lo largo de la historia, lo invitamos a consultar el siguiente sitio web: </w:t>
       </w:r>
-      <w:hyperlink w:history="1" r:id="rId56">
+      <w:hyperlink r:id="rId56" w:history="1">
         <w:r>
           <w:rPr>
             <w:rStyle w:val="Hipervnculo"/>
@@ -18678,6 +18746,7 @@
           <w:sz w:val="20"/>
           <w:szCs w:val="20"/>
         </w:rPr>
+        <w:lastRenderedPageBreak/>
         <w:t xml:space="preserve">El </w:t>
       </w:r>
       <w:r>
@@ -18701,7 +18770,21 @@
           <w:sz w:val="20"/>
           <w:szCs w:val="20"/>
         </w:rPr>
-        <w:t xml:space="preserve"> en el núcleo del átomo de un elemento. En un átomo neutro el número de protones es igual al número de electrones, de manera que el número atómico también indica el número de electrones presentes en un átomo. Así es que, la identidad química de un átomo queda determinada por su número atómico. </w:t>
+        <w:t xml:space="preserve"> en el núcleo del átomo de un elemento. En un átomo neutro</w:t>
+      </w:r>
+      <w:r>
+        <w:rPr>
+          <w:sz w:val="20"/>
+          <w:szCs w:val="20"/>
+        </w:rPr>
+        <w:t>,</w:t>
+      </w:r>
+      <w:r>
+        <w:rPr>
+          <w:sz w:val="20"/>
+          <w:szCs w:val="20"/>
+        </w:rPr>
+        <w:t xml:space="preserve"> el número de protones es igual al número de electrones, de manera que el número atómico también indica el número de electrones presentes en un átomo. Así es que, la identidad química de un átomo queda determinada por su número atómico. </w:t>
       </w:r>
     </w:p>
     <w:p>
@@ -18742,7 +18825,21 @@
           <w:sz w:val="20"/>
           <w:szCs w:val="20"/>
         </w:rPr>
-        <w:t xml:space="preserve">o número másico es el número total de neutrones y protones presentes en el núcleo de un átomo. En general el número de masa está dado por: </w:t>
+        <w:t>o número másico es el número total de neutrones y protones presentes en el núcleo de un átomo. En general</w:t>
+      </w:r>
+      <w:r>
+        <w:rPr>
+          <w:sz w:val="20"/>
+          <w:szCs w:val="20"/>
+        </w:rPr>
+        <w:t>,</w:t>
+      </w:r>
+      <w:r>
+        <w:rPr>
+          <w:sz w:val="20"/>
+          <w:szCs w:val="20"/>
+        </w:rPr>
+        <w:t xml:space="preserve"> el número de masa está dado por: </w:t>
       </w:r>
     </w:p>
     <w:p>
@@ -18953,6 +19050,7 @@
         <w:t xml:space="preserve">son átomos que tienen el mismo número atómico pero diferente número de masa. La mayoría de los elementos tiene dos o más isótopos. Por ejemplo, existen tres isótopos de hidrógeno. Uno de ellos, que se conoce como hidrógeno, tiene un protón y no tiene neutrones. El isótopo llamado deuterio contiene un protón y un neutrón, y el tritio tiene un protón y dos </w:t>
       </w:r>
       <w:commentRangeStart w:id="36"/>
+      <w:commentRangeStart w:id="37"/>
       <w:r>
         <w:rPr>
           <w:sz w:val="20"/>
@@ -18966,6 +19064,13 @@
           <w:rStyle w:val="Refdecomentario"/>
         </w:rPr>
         <w:commentReference w:id="36"/>
+      </w:r>
+      <w:commentRangeEnd w:id="37"/>
+      <w:r>
+        <w:rPr>
+          <w:rStyle w:val="Refdecomentario"/>
+        </w:rPr>
+        <w:commentReference w:id="37"/>
       </w:r>
       <w:r>
         <w:rPr>
@@ -19389,7 +19494,7 @@
           <w:szCs w:val="20"/>
         </w:rPr>
       </w:pPr>
-      <w:commentRangeStart w:id="37"/>
+      <w:commentRangeStart w:id="38"/>
       <w:r>
         <w:rPr>
           <w:b/>
@@ -19424,12 +19529,12 @@
         </w:rPr>
         <w:t xml:space="preserve"> </w:t>
       </w:r>
-      <w:commentRangeEnd w:id="37"/>
+      <w:commentRangeEnd w:id="38"/>
       <w:r>
         <w:rPr>
           <w:rStyle w:val="Refdecomentario"/>
         </w:rPr>
-        <w:commentReference w:id="37"/>
+        <w:commentReference w:id="38"/>
       </w:r>
       <w:r>
         <w:rPr>
@@ -19749,7 +19854,7 @@
         </w:rPr>
         <w:t xml:space="preserve">Tabla </w:t>
       </w:r>
-      <w:commentRangeStart w:id="38"/>
+      <w:commentRangeStart w:id="39"/>
       <w:r>
         <w:rPr>
           <w:b/>
@@ -19759,12 +19864,12 @@
         </w:rPr>
         <w:t>4</w:t>
       </w:r>
-      <w:commentRangeEnd w:id="38"/>
+      <w:commentRangeEnd w:id="39"/>
       <w:r>
         <w:rPr>
           <w:rStyle w:val="Refdecomentario"/>
         </w:rPr>
-        <w:commentReference w:id="38"/>
+        <w:commentReference w:id="39"/>
       </w:r>
       <w:r>
         <w:rPr>
@@ -20436,7 +20541,7 @@
         </w:rPr>
         <w:t xml:space="preserve">para entender la configuración electrónica, la estructura periódica y la reactividad de los </w:t>
       </w:r>
-      <w:commentRangeStart w:id="39"/>
+      <w:commentRangeStart w:id="40"/>
       <w:r>
         <w:rPr>
           <w:sz w:val="20"/>
@@ -20444,12 +20549,12 @@
         </w:rPr>
         <w:t>elementos</w:t>
       </w:r>
-      <w:commentRangeEnd w:id="39"/>
+      <w:commentRangeEnd w:id="40"/>
       <w:r>
         <w:rPr>
           <w:rStyle w:val="Refdecomentario"/>
         </w:rPr>
-        <w:commentReference w:id="39"/>
+        <w:commentReference w:id="40"/>
       </w:r>
       <w:r>
         <w:rPr>
@@ -20482,6 +20587,7 @@
           <w:sz w:val="20"/>
           <w:szCs w:val="20"/>
         </w:rPr>
+        <w:lastRenderedPageBreak/>
         <w:drawing>
           <wp:inline distT="0" distB="0" distL="0" distR="0" wp14:anchorId="3FB9FCAA" wp14:editId="66CB56DC">
             <wp:extent cx="1330036" cy="1507490"/>
@@ -20925,7 +21031,7 @@
           <w:szCs w:val="20"/>
         </w:rPr>
       </w:pPr>
-      <w:commentRangeStart w:id="40"/>
+      <w:commentRangeStart w:id="41"/>
       <w:r>
         <w:rPr>
           <w:b/>
@@ -20953,12 +21059,12 @@
         </w:rPr>
         <w:t>.</w:t>
       </w:r>
-      <w:commentRangeEnd w:id="40"/>
+      <w:commentRangeEnd w:id="41"/>
       <w:r>
         <w:rPr>
           <w:rStyle w:val="Refdecomentario"/>
         </w:rPr>
-        <w:commentReference w:id="40"/>
+        <w:commentReference w:id="41"/>
       </w:r>
       <w:r>
         <w:rPr>
@@ -21069,7 +21175,7 @@
         </w:rPr>
         <w:t xml:space="preserve">Fuente: </w:t>
       </w:r>
-      <w:hyperlink w:history="1" r:id="rId66">
+      <w:hyperlink r:id="rId66" w:history="1">
         <w:r>
           <w:rPr>
             <w:rStyle w:val="Hipervnculo"/>
@@ -21115,6 +21221,7 @@
           <w:sz w:val="20"/>
           <w:szCs w:val="20"/>
         </w:rPr>
+        <w:lastRenderedPageBreak/>
         <w:t>Es importante seguir el orden de las flechas (de arriba hacia abajo y de derecha a izquierda), de tal modo que, si se escribiera de forma horizontal, quedaría:</w:t>
       </w:r>
     </w:p>
@@ -21201,7 +21308,7 @@
               </wp:anchor>
             </w:drawing>
           </mc:Choice>
-          <mc:Fallback xmlns:a="http://schemas.openxmlformats.org/drawingml/2006/main" xmlns:pic="http://schemas.openxmlformats.org/drawingml/2006/picture" xmlns:a14="http://schemas.microsoft.com/office/drawing/2010/main">
+          <mc:Fallback xmlns:a14="http://schemas.microsoft.com/office/drawing/2010/main" xmlns:pic="http://schemas.openxmlformats.org/drawingml/2006/picture" xmlns:a="http://schemas.openxmlformats.org/drawingml/2006/main">
             <w:pict w14:anchorId="53F916CB">
               <v:rect id="Rectángulo 3" style="position:absolute;margin-left:.15pt;margin-top:2.4pt;width:494.8pt;height:34.05pt;z-index:251652096;visibility:visible;mso-wrap-style:square;mso-width-percent:0;mso-height-percent:0;mso-wrap-distance-left:9pt;mso-wrap-distance-top:0;mso-wrap-distance-right:9pt;mso-wrap-distance-bottom:0;mso-position-horizontal:absolute;mso-position-horizontal-relative:text;mso-position-vertical:absolute;mso-position-vertical-relative:text;mso-width-percent:0;mso-height-percent:0;mso-width-relative:margin;mso-height-relative:margin;v-text-anchor:middle" o:spid="_x0000_s1026" filled="f" strokecolor="black [3213]" w14:anchorId="6F8E3230" o:gfxdata="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">
                 <v:shadow on="t" color="black" opacity="22937f" offset="0,.63889mm" origin=",.5"/>
@@ -21222,7 +21329,7 @@
           <w:szCs w:val="20"/>
         </w:rPr>
       </w:pPr>
-      <w:commentRangeStart w:id="41"/>
+      <w:commentRangeStart w:id="42"/>
       <w:r>
         <w:rPr>
           <w:b/>
@@ -21641,13 +21748,13 @@
         </w:rPr>
         <w:t>14</w:t>
       </w:r>
-      <w:commentRangeEnd w:id="41"/>
+      <w:commentRangeEnd w:id="42"/>
       <w:r>
         <w:rPr>
           <w:rStyle w:val="Refdecomentario"/>
           <w:vertAlign w:val="superscript"/>
         </w:rPr>
-        <w:commentReference w:id="41"/>
+        <w:commentReference w:id="42"/>
       </w:r>
     </w:p>
     <w:p>
@@ -21790,7 +21897,7 @@
           <w:szCs w:val="20"/>
         </w:rPr>
       </w:pPr>
-      <w:commentRangeStart w:id="42"/>
+      <w:commentRangeStart w:id="43"/>
       <w:r>
         <w:rPr>
           <w:b/>
@@ -21818,12 +21925,12 @@
         </w:rPr>
         <w:t xml:space="preserve">. </w:t>
       </w:r>
-      <w:commentRangeEnd w:id="42"/>
+      <w:commentRangeEnd w:id="43"/>
       <w:r>
         <w:rPr>
           <w:rStyle w:val="Refdecomentario"/>
         </w:rPr>
-        <w:commentReference w:id="42"/>
+        <w:commentReference w:id="43"/>
       </w:r>
       <w:r>
         <w:rPr>
@@ -21922,12 +22029,6 @@
           <w:szCs w:val="20"/>
         </w:rPr>
         <w:tab/>
-      </w:r>
-      <w:r>
-        <w:rPr>
-          <w:sz w:val="20"/>
-          <w:szCs w:val="20"/>
-        </w:rPr>
         <w:t>Fuente: Chang (2021).</w:t>
       </w:r>
     </w:p>
@@ -22091,7 +22192,7 @@
           <w:szCs w:val="20"/>
         </w:rPr>
       </w:pPr>
-      <w:commentRangeStart w:id="43"/>
+      <w:commentRangeStart w:id="44"/>
       <w:r>
         <w:rPr>
           <w:b/>
@@ -22126,12 +22227,12 @@
         </w:rPr>
         <w:t xml:space="preserve"> </w:t>
       </w:r>
-      <w:commentRangeEnd w:id="43"/>
+      <w:commentRangeEnd w:id="44"/>
       <w:r>
         <w:rPr>
           <w:rStyle w:val="Refdecomentario"/>
         </w:rPr>
-        <w:commentReference w:id="43"/>
+        <w:commentReference w:id="44"/>
       </w:r>
       <w:r>
         <w:rPr>
@@ -22267,7 +22368,7 @@
         </w:rPr>
         <w:t xml:space="preserve">A continuación, se explicará el procedimiento para encontrar la configuración electrónica del átomo de </w:t>
       </w:r>
-      <w:commentRangeStart w:id="44"/>
+      <w:commentRangeStart w:id="45"/>
       <w:r>
         <w:rPr>
           <w:sz w:val="20"/>
@@ -22275,12 +22376,12 @@
         </w:rPr>
         <w:t>cloro (Cl):</w:t>
       </w:r>
-      <w:commentRangeEnd w:id="44"/>
+      <w:commentRangeEnd w:id="45"/>
       <w:r>
         <w:rPr>
           <w:rStyle w:val="Refdecomentario"/>
         </w:rPr>
-        <w:commentReference w:id="44"/>
+        <w:commentReference w:id="45"/>
       </w:r>
     </w:p>
     <w:p>
@@ -22318,6 +22419,7 @@
           <w:sz w:val="20"/>
           <w:szCs w:val="20"/>
         </w:rPr>
+        <w:lastRenderedPageBreak/>
         <mc:AlternateContent>
           <mc:Choice Requires="wps">
             <w:drawing>
@@ -22385,7 +22487,7 @@
               </wp:anchor>
             </w:drawing>
           </mc:Choice>
-          <mc:Fallback xmlns:a="http://schemas.openxmlformats.org/drawingml/2006/main" xmlns:pic="http://schemas.openxmlformats.org/drawingml/2006/picture" xmlns:a14="http://schemas.microsoft.com/office/drawing/2010/main">
+          <mc:Fallback xmlns:a14="http://schemas.microsoft.com/office/drawing/2010/main" xmlns:pic="http://schemas.openxmlformats.org/drawingml/2006/picture" xmlns:a="http://schemas.openxmlformats.org/drawingml/2006/main">
             <w:pict w14:anchorId="66A42894">
               <v:rect id="Rectángulo 3" style="position:absolute;margin-left:0;margin-top:-17.3pt;width:277.85pt;height:218.25pt;z-index:251729920;visibility:visible;mso-wrap-style:square;mso-width-percent:0;mso-height-percent:0;mso-wrap-distance-left:9pt;mso-wrap-distance-top:0;mso-wrap-distance-right:9pt;mso-wrap-distance-bottom:0;mso-position-horizontal:center;mso-position-horizontal-relative:margin;mso-position-vertical:absolute;mso-position-vertical-relative:text;mso-width-percent:0;mso-height-percent:0;mso-width-relative:margin;mso-height-relative:margin;v-text-anchor:middle" o:spid="_x0000_s1026" filled="f" strokecolor="black [3213]" w14:anchorId="3C9EAD83" o:gfxdata="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">
                 <v:shadow on="t" color="black" opacity="22937f" offset="0,.63889mm" origin=",.5"/>
@@ -22699,7 +22801,7 @@
               </wp:anchor>
             </w:drawing>
           </mc:Choice>
-          <mc:Fallback xmlns:a="http://schemas.openxmlformats.org/drawingml/2006/main" xmlns:pic="http://schemas.openxmlformats.org/drawingml/2006/picture" xmlns:a14="http://schemas.microsoft.com/office/drawing/2010/main">
+          <mc:Fallback xmlns:a14="http://schemas.microsoft.com/office/drawing/2010/main" xmlns:pic="http://schemas.openxmlformats.org/drawingml/2006/picture" xmlns:a="http://schemas.openxmlformats.org/drawingml/2006/main">
             <w:pict w14:anchorId="03E415D7">
               <v:rect id="Rectángulo 3" style="position:absolute;margin-left:180.8pt;margin-top:4.65pt;width:143.95pt;height:29.35pt;z-index:251663360;visibility:visible;mso-wrap-style:square;mso-width-percent:0;mso-height-percent:0;mso-wrap-distance-left:9pt;mso-wrap-distance-top:0;mso-wrap-distance-right:9pt;mso-wrap-distance-bottom:0;mso-position-horizontal:absolute;mso-position-horizontal-relative:margin;mso-position-vertical:absolute;mso-position-vertical-relative:text;mso-width-percent:0;mso-height-percent:0;mso-width-relative:margin;mso-height-relative:margin;v-text-anchor:middle" o:spid="_x0000_s1026" filled="f" strokecolor="black [3213]" w14:anchorId="2C3B29E7" o:gfxdata="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">
                 <v:shadow on="t" color="black" opacity="22937f" offset="0,.63889mm" origin=",.5"/>
@@ -22719,7 +22821,7 @@
           <w:szCs w:val="28"/>
         </w:rPr>
       </w:pPr>
-      <w:commentRangeStart w:id="45"/>
+      <w:commentRangeStart w:id="46"/>
       <w:r>
         <w:rPr>
           <w:b/>
@@ -22815,12 +22917,12 @@
         </w:rPr>
         <w:t>5</w:t>
       </w:r>
-      <w:commentRangeEnd w:id="45"/>
+      <w:commentRangeEnd w:id="46"/>
       <w:r>
         <w:rPr>
           <w:rStyle w:val="Refdecomentario"/>
         </w:rPr>
-        <w:commentReference w:id="45"/>
+        <w:commentReference w:id="46"/>
       </w:r>
     </w:p>
     <w:p>
@@ -22991,7 +23093,7 @@
               </wp:anchor>
             </w:drawing>
           </mc:Choice>
-          <mc:Fallback xmlns:a="http://schemas.openxmlformats.org/drawingml/2006/main" xmlns:pic="http://schemas.openxmlformats.org/drawingml/2006/picture" xmlns:a14="http://schemas.microsoft.com/office/drawing/2010/main">
+          <mc:Fallback xmlns:a14="http://schemas.microsoft.com/office/drawing/2010/main" xmlns:pic="http://schemas.openxmlformats.org/drawingml/2006/picture" xmlns:a="http://schemas.openxmlformats.org/drawingml/2006/main">
             <w:pict w14:anchorId="2F6F3DEC">
               <v:rect id="Rectángulo 3" style="position:absolute;margin-left:160.25pt;margin-top:2.5pt;width:177.65pt;height:33.1pt;z-index:251668480;visibility:visible;mso-wrap-style:square;mso-width-percent:0;mso-height-percent:0;mso-wrap-distance-left:9pt;mso-wrap-distance-top:0;mso-wrap-distance-right:9pt;mso-wrap-distance-bottom:0;mso-position-horizontal:absolute;mso-position-horizontal-relative:margin;mso-position-vertical:absolute;mso-position-vertical-relative:text;mso-width-percent:0;mso-height-percent:0;mso-width-relative:margin;mso-height-relative:margin;v-text-anchor:middle" o:spid="_x0000_s1026" filled="f" strokecolor="black [3213]" w14:anchorId="2778BF2C" o:gfxdata="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">
                 <v:shadow on="t" color="black" opacity="22937f" offset="0,.63889mm" origin=",.5"/>
@@ -23014,7 +23116,7 @@
           <w:bCs/>
         </w:rPr>
       </w:pPr>
-      <w:commentRangeStart w:id="46"/>
+      <w:commentRangeStart w:id="47"/>
       <w:r>
         <w:rPr>
           <w:b/>
@@ -23029,12 +23131,12 @@
         </w:rPr>
         <w:t xml:space="preserve"> electrones</w:t>
       </w:r>
-      <w:commentRangeEnd w:id="46"/>
+      <w:commentRangeEnd w:id="47"/>
       <w:r>
         <w:rPr>
           <w:rStyle w:val="Refdecomentario"/>
         </w:rPr>
-        <w:commentReference w:id="46"/>
+        <w:commentReference w:id="47"/>
       </w:r>
     </w:p>
     <w:p>
@@ -23265,6 +23367,7 @@
           <w:sz w:val="20"/>
           <w:szCs w:val="20"/>
         </w:rPr>
+        <w:lastRenderedPageBreak/>
         <mc:AlternateContent>
           <mc:Choice Requires="wps">
             <w:drawing>
@@ -23332,7 +23435,7 @@
               </wp:anchor>
             </w:drawing>
           </mc:Choice>
-          <mc:Fallback xmlns:a="http://schemas.openxmlformats.org/drawingml/2006/main" xmlns:pic="http://schemas.openxmlformats.org/drawingml/2006/picture" xmlns:a14="http://schemas.microsoft.com/office/drawing/2010/main">
+          <mc:Fallback xmlns:a14="http://schemas.microsoft.com/office/drawing/2010/main" xmlns:pic="http://schemas.openxmlformats.org/drawingml/2006/picture" xmlns:a="http://schemas.openxmlformats.org/drawingml/2006/main">
             <w:pict w14:anchorId="7F86A1FA">
               <v:rect id="Rectángulo 3" style="position:absolute;margin-left:-7.2pt;margin-top:-8.9pt;width:520.25pt;height:54pt;z-index:251731968;visibility:visible;mso-wrap-style:square;mso-width-percent:0;mso-height-percent:0;mso-wrap-distance-left:9pt;mso-wrap-distance-top:0;mso-wrap-distance-right:9pt;mso-wrap-distance-bottom:0;mso-position-horizontal:absolute;mso-position-horizontal-relative:margin;mso-position-vertical:absolute;mso-position-vertical-relative:text;mso-width-percent:0;mso-height-percent:0;mso-width-relative:margin;mso-height-relative:margin;v-text-anchor:middle" o:spid="_x0000_s1026" filled="f" strokecolor="black [3213]" w14:anchorId="23181295" o:gfxdata="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">
                 <v:shadow on="t" color="black" opacity="22937f" offset="0,.63889mm" origin=",.5"/>
@@ -23822,7 +23925,35 @@
           <w:sz w:val="20"/>
           <w:szCs w:val="20"/>
         </w:rPr>
-        <w:t xml:space="preserve">, si por el contrario terminan en </w:t>
+        <w:t>. Si</w:t>
+      </w:r>
+      <w:r>
+        <w:rPr>
+          <w:sz w:val="20"/>
+          <w:szCs w:val="20"/>
+        </w:rPr>
+        <w:t>,</w:t>
+      </w:r>
+      <w:r>
+        <w:rPr>
+          <w:sz w:val="20"/>
+          <w:szCs w:val="20"/>
+        </w:rPr>
+        <w:t xml:space="preserve"> por el contrario</w:t>
+      </w:r>
+      <w:r>
+        <w:rPr>
+          <w:sz w:val="20"/>
+          <w:szCs w:val="20"/>
+        </w:rPr>
+        <w:t>,</w:t>
+      </w:r>
+      <w:r>
+        <w:rPr>
+          <w:sz w:val="20"/>
+          <w:szCs w:val="20"/>
+        </w:rPr>
+        <w:t xml:space="preserve"> terminan en </w:t>
       </w:r>
       <w:r>
         <w:rPr>
@@ -23999,11 +24130,11 @@
         </w:rPr>
         <w:tab/>
       </w:r>
-      <w:commentRangeStart w:id="47"/>
-      <w:r>
-        <w:rPr>
-          <w:b w:val="1"/>
-          <w:bCs w:val="1"/>
+      <w:commentRangeStart w:id="48"/>
+      <w:r>
+        <w:rPr>
+          <w:b/>
+          <w:bCs/>
           <w:sz w:val="20"/>
           <w:szCs w:val="20"/>
         </w:rPr>
@@ -24011,8 +24142,8 @@
       </w:r>
       <w:r>
         <w:rPr>
-          <w:b w:val="1"/>
-          <w:bCs w:val="1"/>
+          <w:b/>
+          <w:bCs/>
           <w:sz w:val="20"/>
           <w:szCs w:val="20"/>
         </w:rPr>
@@ -24025,12 +24156,12 @@
         </w:rPr>
         <w:t xml:space="preserve"> </w:t>
       </w:r>
-      <w:commentRangeEnd w:id="47"/>
+      <w:commentRangeEnd w:id="48"/>
       <w:r>
         <w:rPr>
           <w:rStyle w:val="Refdecomentario"/>
         </w:rPr>
-        <w:commentReference w:id="47"/>
+        <w:commentReference w:id="48"/>
       </w:r>
       <w:r>
         <w:rPr>
@@ -24062,23 +24193,26 @@
         </w:rPr>
       </w:pPr>
       <w:r>
+        <w:rPr>
+          <w:noProof/>
+        </w:rPr>
         <w:drawing>
-          <wp:inline wp14:editId="46A25ACF" wp14:anchorId="11AF758A">
+          <wp:inline distT="0" distB="0" distL="0" distR="0" wp14:anchorId="11AF758A" wp14:editId="46A25ACF">
             <wp:extent cx="5153025" cy="3486769"/>
             <wp:effectExtent l="0" t="0" r="0" b="0"/>
             <wp:docPr id="428313978" name="Imagen 1" descr="Escala de tiempo&#10;&#10;Descripción generada automáticamente con confianza baja"/>
             <wp:cNvGraphicFramePr>
-              <a:graphicFrameLocks noChangeAspect="1"/>
+              <a:graphicFrameLocks xmlns:a="http://schemas.openxmlformats.org/drawingml/2006/main" noChangeAspect="1"/>
             </wp:cNvGraphicFramePr>
-            <a:graphic>
-              <a:graphicData xmlns:a="http://schemas.openxmlformats.org/drawingml/2006/main" uri="http://schemas.openxmlformats.org/drawingml/2006/picture">
+            <a:graphic xmlns:a="http://schemas.openxmlformats.org/drawingml/2006/main">
+              <a:graphicData uri="http://schemas.openxmlformats.org/drawingml/2006/picture">
                 <pic:pic xmlns:pic="http://schemas.openxmlformats.org/drawingml/2006/picture">
                   <pic:nvPicPr>
                     <pic:cNvPr id="428313978" name="Imagen 1" descr="Escala de tiempo&#10;&#10;Descripción generada automáticamente con confianza baja"/>
                     <pic:cNvPicPr/>
                   </pic:nvPicPr>
                   <pic:blipFill rotWithShape="1">
-                    <a:blip xmlns:r="http://schemas.openxmlformats.org/officeDocument/2006/relationships" r:embed="rId70"/>
+                    <a:blip r:embed="rId70"/>
                     <a:srcRect t="6378"/>
                     <a:stretch/>
                   </pic:blipFill>
@@ -24110,16 +24244,15 @@
       <w:pPr>
         <w:pStyle w:val="Normal0"/>
         <w:ind w:left="360"/>
-        <w:jc w:val="left"/>
-        <w:rPr>
-          <w:sz w:val="20"/>
-          <w:szCs w:val="20"/>
-        </w:rPr>
-      </w:pPr>
-      <w:r>
-        <w:rPr>
-          <w:b w:val="1"/>
-          <w:bCs w:val="1"/>
+        <w:rPr>
+          <w:sz w:val="20"/>
+          <w:szCs w:val="20"/>
+        </w:rPr>
+      </w:pPr>
+      <w:r>
+        <w:rPr>
+          <w:b/>
+          <w:bCs/>
           <w:sz w:val="20"/>
           <w:szCs w:val="20"/>
         </w:rPr>
@@ -24127,8 +24260,8 @@
       </w:r>
       <w:r>
         <w:rPr>
-          <w:b w:val="1"/>
-          <w:bCs w:val="1"/>
+          <w:b/>
+          <w:bCs/>
           <w:sz w:val="20"/>
           <w:szCs w:val="20"/>
         </w:rPr>
@@ -24139,14 +24272,7 @@
           <w:sz w:val="20"/>
           <w:szCs w:val="20"/>
         </w:rPr>
-        <w:t>Mateu</w:t>
-      </w:r>
-      <w:r>
-        <w:rPr>
-          <w:sz w:val="20"/>
-          <w:szCs w:val="20"/>
-        </w:rPr>
-        <w:t xml:space="preserve">s </w:t>
+        <w:t xml:space="preserve">Mateus </w:t>
       </w:r>
       <w:r>
         <w:rPr>
@@ -24192,6 +24318,7 @@
           <w:sz w:val="20"/>
           <w:szCs w:val="20"/>
         </w:rPr>
+        <w:lastRenderedPageBreak/>
         <w:t>El último nivel de energía (nivel 3), tiene los subniveles s y p</w:t>
       </w:r>
       <w:r>
@@ -24372,7 +24499,7 @@
               </wp:anchor>
             </w:drawing>
           </mc:Choice>
-          <mc:Fallback xmlns:a="http://schemas.openxmlformats.org/drawingml/2006/main" xmlns:pic="http://schemas.openxmlformats.org/drawingml/2006/picture" xmlns:a14="http://schemas.microsoft.com/office/drawing/2010/main">
+          <mc:Fallback xmlns:a14="http://schemas.microsoft.com/office/drawing/2010/main" xmlns:pic="http://schemas.openxmlformats.org/drawingml/2006/picture" xmlns:a="http://schemas.openxmlformats.org/drawingml/2006/main">
             <w:pict w14:anchorId="57ED634D">
               <v:rect id="Rectángulo 3" style="position:absolute;margin-left:445.5pt;margin-top:7.3pt;width:496.7pt;height:59.3pt;z-index:251688960;visibility:visible;mso-wrap-style:square;mso-width-percent:0;mso-height-percent:0;mso-wrap-distance-left:9pt;mso-wrap-distance-top:0;mso-wrap-distance-right:9pt;mso-wrap-distance-bottom:0;mso-position-horizontal:right;mso-position-horizontal-relative:margin;mso-position-vertical:absolute;mso-position-vertical-relative:text;mso-width-percent:0;mso-height-percent:0;mso-width-relative:margin;mso-height-relative:margin;v-text-anchor:middle" o:spid="_x0000_s1026" filled="f" strokecolor="black [3213]" w14:anchorId="316C5FEC" o:gfxdata="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">
                 <v:shadow on="t" color="black" opacity="22937f" offset="0,.63889mm" origin=",.5"/>
@@ -24415,12 +24542,6 @@
           <w:szCs w:val="20"/>
         </w:rPr>
         <w:br/>
-      </w:r>
-      <w:r>
-        <w:rPr>
-          <w:sz w:val="20"/>
-          <w:szCs w:val="20"/>
-        </w:rPr>
         <w:t xml:space="preserve">Los electrones de valencia coinciden con el número del grupo en los elementos representativos. Por ejemplo, los elementos del grupo 1A (como el sodio) tienen 1 electrón de valencia; los del grupo 7A (como el cloro), tienen 7 electrones de valencia. </w:t>
       </w:r>
     </w:p>
@@ -24514,7 +24635,7 @@
               </wp:anchor>
             </w:drawing>
           </mc:Choice>
-          <mc:Fallback xmlns:a="http://schemas.openxmlformats.org/drawingml/2006/main" xmlns:pic="http://schemas.openxmlformats.org/drawingml/2006/picture" xmlns:a14="http://schemas.microsoft.com/office/drawing/2010/main">
+          <mc:Fallback xmlns:a14="http://schemas.microsoft.com/office/drawing/2010/main" xmlns:pic="http://schemas.openxmlformats.org/drawingml/2006/picture" xmlns:a="http://schemas.openxmlformats.org/drawingml/2006/main">
             <w:pict w14:anchorId="7947339A">
               <v:rect id="Rectángulo 3" style="position:absolute;margin-left:-8.25pt;margin-top:9.95pt;width:512.55pt;height:60.35pt;z-index:251692032;visibility:visible;mso-wrap-style:square;mso-width-percent:0;mso-height-percent:0;mso-wrap-distance-left:9pt;mso-wrap-distance-top:0;mso-wrap-distance-right:9pt;mso-wrap-distance-bottom:0;mso-position-horizontal:absolute;mso-position-horizontal-relative:margin;mso-position-vertical:absolute;mso-position-vertical-relative:text;mso-width-percent:0;mso-height-percent:0;mso-width-relative:margin;mso-height-relative:margin;v-text-anchor:middle" o:spid="_x0000_s1026" filled="f" strokecolor="black [3213]" w14:anchorId="2FC04155" o:gfxdata="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">
                 <v:shadow on="t" color="black" opacity="22937f" offset="0,.63889mm" origin=",.5"/>
@@ -24793,7 +24914,7 @@
               </wp:anchor>
             </w:drawing>
           </mc:Choice>
-          <mc:Fallback xmlns:a="http://schemas.openxmlformats.org/drawingml/2006/main" xmlns:pic="http://schemas.openxmlformats.org/drawingml/2006/picture" xmlns:a14="http://schemas.microsoft.com/office/drawing/2010/main">
+          <mc:Fallback xmlns:a14="http://schemas.microsoft.com/office/drawing/2010/main" xmlns:pic="http://schemas.openxmlformats.org/drawingml/2006/picture" xmlns:a="http://schemas.openxmlformats.org/drawingml/2006/main">
             <w:pict w14:anchorId="329E9991">
               <v:rect id="Rectángulo 27" style="position:absolute;margin-left:52.8pt;margin-top:4.25pt;width:431.25pt;height:93.75pt;z-index:251732992;visibility:visible;mso-wrap-style:square;mso-wrap-distance-left:9pt;mso-wrap-distance-top:0;mso-wrap-distance-right:9pt;mso-wrap-distance-bottom:0;mso-position-horizontal:absolute;mso-position-horizontal-relative:text;mso-position-vertical:absolute;mso-position-vertical-relative:text;v-text-anchor:middle" o:spid="_x0000_s1026" filled="f" strokecolor="black [3213]" w14:anchorId="151E38BE" o:gfxdata="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">
                 <v:shadow on="t" color="black" opacity="22937f" offset="0,.63889mm" origin=",.5"/>
@@ -24818,7 +24939,7 @@
           <w:szCs w:val="20"/>
         </w:rPr>
       </w:pPr>
-      <w:commentRangeStart w:id="48"/>
+      <w:commentRangeStart w:id="49"/>
       <w:r>
         <w:rPr>
           <w:b/>
@@ -24828,12 +24949,12 @@
         </w:rPr>
         <w:t>Llamado a la acción</w:t>
       </w:r>
-      <w:commentRangeEnd w:id="48"/>
+      <w:commentRangeEnd w:id="49"/>
       <w:r>
         <w:rPr>
           <w:rStyle w:val="Refdecomentario"/>
         </w:rPr>
-        <w:commentReference w:id="48"/>
+        <w:commentReference w:id="49"/>
       </w:r>
     </w:p>
     <w:p>
@@ -24932,7 +25053,7 @@
         </w:rPr>
         <w:t xml:space="preserve">: </w:t>
       </w:r>
-      <w:hyperlink w:history="1" r:id="rId71">
+      <w:hyperlink r:id="rId71" w:history="1">
         <w:r>
           <w:rPr>
             <w:rStyle w:val="Hipervnculo"/>
@@ -25187,7 +25308,7 @@
           <w:szCs w:val="20"/>
         </w:rPr>
       </w:pPr>
-      <w:commentRangeStart w:id="49"/>
+      <w:commentRangeStart w:id="50"/>
       <w:r>
         <w:rPr>
           <w:b/>
@@ -25222,12 +25343,12 @@
         </w:rPr>
         <w:t xml:space="preserve"> </w:t>
       </w:r>
-      <w:commentRangeEnd w:id="49"/>
+      <w:commentRangeEnd w:id="50"/>
       <w:r>
         <w:rPr>
           <w:rStyle w:val="Refdecomentario"/>
         </w:rPr>
-        <w:commentReference w:id="49"/>
+        <w:commentReference w:id="50"/>
       </w:r>
       <w:r>
         <w:rPr>
@@ -25363,7 +25484,7 @@
           <w:szCs w:val="20"/>
         </w:rPr>
       </w:pPr>
-      <w:commentRangeStart w:id="50"/>
+      <w:commentRangeStart w:id="51"/>
       <w:r>
         <w:rPr>
           <w:b/>
@@ -25398,12 +25519,12 @@
         </w:rPr>
         <w:t xml:space="preserve"> </w:t>
       </w:r>
-      <w:commentRangeEnd w:id="50"/>
+      <w:commentRangeEnd w:id="51"/>
       <w:r>
         <w:rPr>
           <w:rStyle w:val="Refdecomentario"/>
         </w:rPr>
-        <w:commentReference w:id="50"/>
+        <w:commentReference w:id="51"/>
       </w:r>
       <w:r>
         <w:rPr>
@@ -25442,6 +25563,7 @@
           <w:sz w:val="20"/>
           <w:szCs w:val="20"/>
         </w:rPr>
+        <w:lastRenderedPageBreak/>
         <w:drawing>
           <wp:inline distT="0" distB="0" distL="0" distR="0" wp14:anchorId="19AE6863" wp14:editId="56637217">
             <wp:extent cx="5591175" cy="4001065"/>
@@ -25506,15 +25628,11 @@
       <w:pPr>
         <w:pStyle w:val="Normal0"/>
         <w:jc w:val="both"/>
-        <w:rPr>
-          <w:noProof w:val="0"/>
-          <w:lang w:val="es-CO"/>
-        </w:rPr>
-      </w:pPr>
-      <w:r>
-        <w:rPr>
-          <w:b w:val="1"/>
-          <w:bCs w:val="1"/>
+      </w:pPr>
+      <w:r>
+        <w:rPr>
+          <w:b/>
+          <w:bCs/>
           <w:sz w:val="20"/>
           <w:szCs w:val="20"/>
         </w:rPr>
@@ -25527,39 +25645,23 @@
         </w:rPr>
         <w:t xml:space="preserve"> </w:t>
       </w:r>
-      <w:hyperlink r:id="Rd219492a9442414f">
+      <w:hyperlink r:id="rId74">
         <w:r>
           <w:rPr>
             <w:rStyle w:val="Hipervnculo"/>
-            <w:rFonts w:ascii="Segoe UI" w:hAnsi="Segoe UI" w:eastAsia="Segoe UI" w:cs="Segoe UI"/>
-            <w:b w:val="0"/>
-            <w:bCs w:val="0"/>
-            <w:i w:val="0"/>
-            <w:iCs w:val="0"/>
-            <w:caps w:val="0"/>
-            <w:smallCaps w:val="0"/>
-            <w:noProof w:val="0"/>
+            <w:rFonts w:ascii="Segoe UI" w:eastAsia="Segoe UI" w:hAnsi="Segoe UI" w:cs="Segoe UI"/>
             <w:sz w:val="18"/>
             <w:szCs w:val="18"/>
-            <w:lang w:val="es-CO"/>
           </w:rPr>
           <w:t>https://mx.pinterest.com/pin/pin-de-andrea-toral-en-qumica--473159504612322694/</w:t>
         </w:r>
       </w:hyperlink>
       <w:r>
         <w:rPr>
-          <w:rFonts w:ascii="Segoe UI" w:hAnsi="Segoe UI" w:eastAsia="Segoe UI" w:cs="Segoe UI"/>
-          <w:b w:val="0"/>
-          <w:bCs w:val="0"/>
-          <w:i w:val="0"/>
-          <w:iCs w:val="0"/>
-          <w:caps w:val="0"/>
-          <w:smallCaps w:val="0"/>
-          <w:noProof w:val="0"/>
+          <w:rFonts w:ascii="Segoe UI" w:eastAsia="Segoe UI" w:hAnsi="Segoe UI" w:cs="Segoe UI"/>
           <w:color w:val="333333"/>
           <w:sz w:val="18"/>
           <w:szCs w:val="18"/>
-          <w:lang w:val="es-CO"/>
         </w:rPr>
         <w:t xml:space="preserve"> </w:t>
       </w:r>
@@ -25633,7 +25735,7 @@
           <w:szCs w:val="20"/>
         </w:rPr>
       </w:pPr>
-      <w:commentRangeStart w:id="51"/>
+      <w:commentRangeStart w:id="52"/>
       <w:r>
         <w:rPr>
           <w:b/>
@@ -25661,12 +25763,12 @@
         </w:rPr>
         <w:t xml:space="preserve">. </w:t>
       </w:r>
-      <w:commentRangeEnd w:id="51"/>
+      <w:commentRangeEnd w:id="52"/>
       <w:r>
         <w:rPr>
           <w:rStyle w:val="Refdecomentario"/>
         </w:rPr>
-        <w:commentReference w:id="51"/>
+        <w:commentReference w:id="52"/>
       </w:r>
       <w:r>
         <w:rPr>
@@ -25707,7 +25809,7 @@
                     <pic:cNvPicPr/>
                   </pic:nvPicPr>
                   <pic:blipFill rotWithShape="1">
-                    <a:blip r:embed="rId74"/>
+                    <a:blip r:embed="rId75"/>
                     <a:srcRect t="15755"/>
                     <a:stretch/>
                   </pic:blipFill>
@@ -25913,7 +26015,7 @@
           <w:szCs w:val="20"/>
         </w:rPr>
       </w:pPr>
-      <w:commentRangeStart w:id="52"/>
+      <w:commentRangeStart w:id="53"/>
       <w:r>
         <w:rPr>
           <w:b/>
@@ -25948,12 +26050,12 @@
         </w:rPr>
         <w:t xml:space="preserve"> </w:t>
       </w:r>
-      <w:commentRangeEnd w:id="52"/>
+      <w:commentRangeEnd w:id="53"/>
       <w:r>
         <w:rPr>
           <w:rStyle w:val="Refdecomentario"/>
         </w:rPr>
-        <w:commentReference w:id="52"/>
+        <w:commentReference w:id="53"/>
       </w:r>
       <w:r>
         <w:rPr>
@@ -26004,7 +26106,7 @@
                     <pic:cNvPicPr/>
                   </pic:nvPicPr>
                   <pic:blipFill>
-                    <a:blip r:embed="rId75"/>
+                    <a:blip r:embed="rId76"/>
                     <a:stretch>
                       <a:fillRect/>
                     </a:stretch>
@@ -26169,7 +26271,7 @@
           <w:szCs w:val="20"/>
         </w:rPr>
       </w:pPr>
-      <w:commentRangeStart w:id="53"/>
+      <w:commentRangeStart w:id="54"/>
       <w:r>
         <w:rPr>
           <w:b/>
@@ -26197,12 +26299,12 @@
         </w:rPr>
         <w:t>.</w:t>
       </w:r>
-      <w:commentRangeEnd w:id="53"/>
+      <w:commentRangeEnd w:id="54"/>
       <w:r>
         <w:rPr>
           <w:rStyle w:val="Refdecomentario"/>
         </w:rPr>
-        <w:commentReference w:id="53"/>
+        <w:commentReference w:id="54"/>
       </w:r>
       <w:r>
         <w:rPr>
@@ -26237,6 +26339,7 @@
           <w:sz w:val="20"/>
           <w:szCs w:val="20"/>
         </w:rPr>
+        <w:lastRenderedPageBreak/>
         <w:drawing>
           <wp:inline distT="0" distB="0" distL="0" distR="0" wp14:anchorId="5694627A" wp14:editId="134ADC1C">
             <wp:extent cx="6038850" cy="2555550"/>
@@ -26253,7 +26356,7 @@
                     <pic:cNvPicPr/>
                   </pic:nvPicPr>
                   <pic:blipFill>
-                    <a:blip r:embed="rId76"/>
+                    <a:blip r:embed="rId77"/>
                     <a:stretch>
                       <a:fillRect/>
                     </a:stretch>
@@ -26363,7 +26466,7 @@
               </wp:anchor>
             </w:drawing>
           </mc:Choice>
-          <mc:Fallback xmlns:a="http://schemas.openxmlformats.org/drawingml/2006/main" xmlns:pic="http://schemas.openxmlformats.org/drawingml/2006/picture" xmlns:a14="http://schemas.microsoft.com/office/drawing/2010/main">
+          <mc:Fallback xmlns:a14="http://schemas.microsoft.com/office/drawing/2010/main" xmlns:pic="http://schemas.openxmlformats.org/drawingml/2006/picture" xmlns:a="http://schemas.openxmlformats.org/drawingml/2006/main">
             <w:pict w14:anchorId="5113B4EF">
               <v:rect id="Rectángulo 3" style="position:absolute;margin-left:-5.45pt;margin-top:7.85pt;width:512.6pt;height:46.75pt;z-index:251695104;visibility:visible;mso-wrap-style:square;mso-width-percent:0;mso-height-percent:0;mso-wrap-distance-left:9pt;mso-wrap-distance-top:0;mso-wrap-distance-right:9pt;mso-wrap-distance-bottom:0;mso-position-horizontal:absolute;mso-position-horizontal-relative:margin;mso-position-vertical:absolute;mso-position-vertical-relative:text;mso-width-percent:0;mso-height-percent:0;mso-width-relative:margin;mso-height-relative:margin;v-text-anchor:middle" o:spid="_x0000_s1026" filled="f" strokecolor="black [3213]" w14:anchorId="2B091EF2" o:gfxdata="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">
                 <v:shadow on="t" color="black" opacity="22937f" offset="0,.63889mm" origin=",.5"/>
@@ -26394,7 +26497,7 @@
         </w:rPr>
         <w:t xml:space="preserve">Capítulo </w:t>
       </w:r>
-      <w:commentRangeStart w:id="54"/>
+      <w:commentRangeStart w:id="55"/>
       <w:r>
         <w:rPr>
           <w:b/>
@@ -26404,12 +26507,12 @@
         </w:rPr>
         <w:t>8</w:t>
       </w:r>
-      <w:commentRangeEnd w:id="54"/>
+      <w:commentRangeEnd w:id="55"/>
       <w:r>
         <w:rPr>
           <w:rStyle w:val="Refdecomentario"/>
         </w:rPr>
-        <w:commentReference w:id="54"/>
+        <w:commentReference w:id="55"/>
       </w:r>
       <w:r>
         <w:rPr>
@@ -26455,7 +26558,7 @@
         </w:rPr>
         <w:t xml:space="preserve">Para ampliar esta información se invita a consultar el capítulo 8 de la Química de Raymond Chang, en el siguiente enlace:  </w:t>
       </w:r>
-      <w:hyperlink w:history="1" r:id="rId77">
+      <w:hyperlink r:id="rId78" w:history="1">
         <w:r>
           <w:rPr>
             <w:rStyle w:val="Hipervnculo"/>
@@ -26720,7 +26823,7 @@
           <w:szCs w:val="20"/>
         </w:rPr>
       </w:pPr>
-      <w:commentRangeStart w:id="55"/>
+      <w:commentRangeStart w:id="56"/>
       <w:r>
         <w:rPr>
           <w:b/>
@@ -26746,12 +26849,12 @@
         </w:rPr>
         <w:t xml:space="preserve">. </w:t>
       </w:r>
-      <w:commentRangeEnd w:id="55"/>
+      <w:commentRangeEnd w:id="56"/>
       <w:r>
         <w:rPr>
           <w:rStyle w:val="Refdecomentario"/>
         </w:rPr>
-        <w:commentReference w:id="55"/>
+        <w:commentReference w:id="56"/>
       </w:r>
       <w:r>
         <w:rPr>
@@ -26792,7 +26895,7 @@
                     <pic:cNvPicPr/>
                   </pic:nvPicPr>
                   <pic:blipFill>
-                    <a:blip r:embed="rId78"/>
+                    <a:blip r:embed="rId79"/>
                     <a:stretch>
                       <a:fillRect/>
                     </a:stretch>
@@ -26841,6 +26944,7 @@
           <w:sz w:val="20"/>
           <w:szCs w:val="20"/>
         </w:rPr>
+        <w:lastRenderedPageBreak/>
         <w:t xml:space="preserve">Símbolos: identifican los elementos constituyentes del compuesto. </w:t>
       </w:r>
     </w:p>
@@ -27003,7 +27107,7 @@
               </wp:anchor>
             </w:drawing>
           </mc:Choice>
-          <mc:Fallback xmlns:a="http://schemas.openxmlformats.org/drawingml/2006/main" xmlns:pic="http://schemas.openxmlformats.org/drawingml/2006/picture" xmlns:a14="http://schemas.microsoft.com/office/drawing/2010/main">
+          <mc:Fallback xmlns:a14="http://schemas.microsoft.com/office/drawing/2010/main" xmlns:pic="http://schemas.openxmlformats.org/drawingml/2006/picture" xmlns:a="http://schemas.openxmlformats.org/drawingml/2006/main">
             <w:pict w14:anchorId="23B9C2F1">
               <v:rect id="Rectángulo 3" style="position:absolute;margin-left:-13.7pt;margin-top:7pt;width:526.25pt;height:54.05pt;z-index:251697152;visibility:visible;mso-wrap-style:square;mso-width-percent:0;mso-height-percent:0;mso-wrap-distance-left:9pt;mso-wrap-distance-top:0;mso-wrap-distance-right:9pt;mso-wrap-distance-bottom:0;mso-position-horizontal:absolute;mso-position-horizontal-relative:margin;mso-position-vertical:absolute;mso-position-vertical-relative:text;mso-width-percent:0;mso-height-percent:0;mso-width-relative:margin;mso-height-relative:margin;v-text-anchor:middle" o:spid="_x0000_s1026" filled="f" strokecolor="black [3213]" w14:anchorId="443F2C52" o:gfxdata="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">
                 <v:shadow on="t" color="black" opacity="22937f" offset="0,.63889mm" origin=",.5"/>
@@ -27022,7 +27126,7 @@
           <w:szCs w:val="20"/>
         </w:rPr>
       </w:pPr>
-      <w:commentRangeStart w:id="56"/>
+      <w:commentRangeStart w:id="57"/>
       <w:r>
         <w:rPr>
           <w:b/>
@@ -27032,12 +27136,12 @@
         </w:rPr>
         <w:t>Nota</w:t>
       </w:r>
-      <w:commentRangeEnd w:id="56"/>
+      <w:commentRangeEnd w:id="57"/>
       <w:r>
         <w:rPr>
           <w:rStyle w:val="Refdecomentario"/>
         </w:rPr>
-        <w:commentReference w:id="56"/>
+        <w:commentReference w:id="57"/>
       </w:r>
       <w:r>
         <w:rPr>
@@ -27062,12 +27166,6 @@
           <w:szCs w:val="20"/>
         </w:rPr>
         <w:br/>
-      </w:r>
-      <w:r>
-        <w:rPr>
-          <w:sz w:val="20"/>
-          <w:szCs w:val="20"/>
-        </w:rPr>
         <w:t>En el caso del H</w:t>
       </w:r>
       <w:r>
@@ -27083,7 +27181,21 @@
           <w:sz w:val="20"/>
           <w:szCs w:val="20"/>
         </w:rPr>
-        <w:t>O, no aparece subíndice para el O, debido a que sólo hay un átomo de oxígeno en una molécula de agua; de esta manera se omite el subíndice “uno” e</w:t>
+        <w:t>O, no aparece subíndice para el O, debido a que s</w:t>
+      </w:r>
+      <w:r>
+        <w:rPr>
+          <w:sz w:val="20"/>
+          <w:szCs w:val="20"/>
+        </w:rPr>
+        <w:t>o</w:t>
+      </w:r>
+      <w:r>
+        <w:rPr>
+          <w:sz w:val="20"/>
+          <w:szCs w:val="20"/>
+        </w:rPr>
+        <w:t>lo hay un átomo de oxígeno en una molécula de agua; de esta manera se omite el subíndice “uno” e</w:t>
       </w:r>
       <w:r>
         <w:rPr>
@@ -27189,7 +27301,7 @@
                     <pic:cNvPicPr/>
                   </pic:nvPicPr>
                   <pic:blipFill>
-                    <a:blip r:embed="rId79">
+                    <a:blip r:embed="rId80">
                       <a:extLst>
                         <a:ext uri="{28A0092B-C50C-407E-A947-70E740481C1C}">
                           <a14:useLocalDpi xmlns:a14="http://schemas.microsoft.com/office/drawing/2010/main" val="0"/>
@@ -27324,7 +27436,21 @@
           <w:sz w:val="20"/>
           <w:szCs w:val="20"/>
         </w:rPr>
-        <w:t>Cuando los átomos interactúan para formar un enlace químico, sólo entran en contacto sus regiones más externas. Por esta razón</w:t>
+        <w:t>Cuando los átomos interactúan para formar un enlace químico, s</w:t>
+      </w:r>
+      <w:r>
+        <w:rPr>
+          <w:sz w:val="20"/>
+          <w:szCs w:val="20"/>
+        </w:rPr>
+        <w:t>o</w:t>
+      </w:r>
+      <w:r>
+        <w:rPr>
+          <w:sz w:val="20"/>
+          <w:szCs w:val="20"/>
+        </w:rPr>
+        <w:t>lo entran en contacto sus regiones más externas. Por esta razón</w:t>
       </w:r>
       <w:r>
         <w:rPr>
@@ -27410,7 +27536,7 @@
         </w:rPr>
       </w:pPr>
     </w:p>
-    <w:commentRangeStart w:id="57"/>
+    <w:commentRangeStart w:id="58"/>
     <w:p>
       <w:pPr>
         <w:pStyle w:val="Normal0"/>
@@ -27493,7 +27619,7 @@
               </wp:anchor>
             </w:drawing>
           </mc:Choice>
-          <mc:Fallback xmlns:a="http://schemas.openxmlformats.org/drawingml/2006/main" xmlns:pic="http://schemas.openxmlformats.org/drawingml/2006/picture" xmlns:a14="http://schemas.microsoft.com/office/drawing/2010/main">
+          <mc:Fallback xmlns:a14="http://schemas.microsoft.com/office/drawing/2010/main" xmlns:pic="http://schemas.openxmlformats.org/drawingml/2006/picture" xmlns:a="http://schemas.openxmlformats.org/drawingml/2006/main">
             <w:pict w14:anchorId="6AE618E8">
               <v:rect id="Rectángulo 3" style="position:absolute;margin-left:-16.65pt;margin-top:-6.3pt;width:543.65pt;height:61.15pt;z-index:251700224;visibility:visible;mso-wrap-style:square;mso-width-percent:0;mso-height-percent:0;mso-wrap-distance-left:9pt;mso-wrap-distance-top:0;mso-wrap-distance-right:9pt;mso-wrap-distance-bottom:0;mso-position-horizontal:absolute;mso-position-horizontal-relative:margin;mso-position-vertical:absolute;mso-position-vertical-relative:text;mso-width-percent:0;mso-height-percent:0;mso-width-relative:margin;mso-height-relative:margin;v-text-anchor:middle" o:spid="_x0000_s1026" filled="f" strokecolor="black [3213]" w14:anchorId="70546F7A" o:gfxdata="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">
                 <v:shadow on="t" color="black" opacity="22937f" offset="0,.63889mm" origin=",.5"/>
@@ -27512,12 +27638,12 @@
         </w:rPr>
         <w:t>Nota</w:t>
       </w:r>
-      <w:commentRangeEnd w:id="57"/>
+      <w:commentRangeEnd w:id="58"/>
       <w:r>
         <w:rPr>
           <w:rStyle w:val="Refdecomentario"/>
         </w:rPr>
-        <w:commentReference w:id="57"/>
+        <w:commentReference w:id="58"/>
       </w:r>
       <w:r>
         <w:rPr>
@@ -27543,7 +27669,21 @@
           <w:sz w:val="20"/>
           <w:szCs w:val="20"/>
         </w:rPr>
-        <w:t xml:space="preserve">Los metales de transición, lantánidos y actínidos, tienen capas internas incompletas y en general no es posible escribir sistemas sencillos de puntos de Lewis para ellos. </w:t>
+        <w:t>Los metales de transición, lantánidos y actínidos, tienen capas internas incompletas y en general</w:t>
+      </w:r>
+      <w:r>
+        <w:rPr>
+          <w:sz w:val="20"/>
+          <w:szCs w:val="20"/>
+        </w:rPr>
+        <w:t>,</w:t>
+      </w:r>
+      <w:r>
+        <w:rPr>
+          <w:sz w:val="20"/>
+          <w:szCs w:val="20"/>
+        </w:rPr>
+        <w:t xml:space="preserve"> no es posible escribir sistemas sencillos de puntos de Lewis para ellos. </w:t>
       </w:r>
     </w:p>
     <w:p>
@@ -27730,6 +27870,7 @@
           <w:sz w:val="20"/>
           <w:szCs w:val="20"/>
         </w:rPr>
+        <w:lastRenderedPageBreak/>
         <w:t>Figura 1</w:t>
       </w:r>
       <w:r>
@@ -27757,7 +27898,7 @@
         </w:rPr>
         <w:t xml:space="preserve"> </w:t>
       </w:r>
-      <w:commentRangeStart w:id="58"/>
+      <w:commentRangeStart w:id="59"/>
       <w:r>
         <w:rPr>
           <w:sz w:val="20"/>
@@ -27765,12 +27906,12 @@
         </w:rPr>
         <w:t>Enlace</w:t>
       </w:r>
-      <w:commentRangeEnd w:id="58"/>
+      <w:commentRangeEnd w:id="59"/>
       <w:r>
         <w:rPr>
           <w:rStyle w:val="Refdecomentario"/>
         </w:rPr>
-        <w:commentReference w:id="58"/>
+        <w:commentReference w:id="59"/>
       </w:r>
       <w:r>
         <w:rPr>
@@ -27825,7 +27966,7 @@
                     </pic:cNvPicPr>
                   </pic:nvPicPr>
                   <pic:blipFill>
-                    <a:blip r:embed="rId80">
+                    <a:blip r:embed="rId81">
                       <a:extLst>
                         <a:ext uri="{28A0092B-C50C-407E-A947-70E740481C1C}">
                           <a14:useLocalDpi xmlns:a14="http://schemas.microsoft.com/office/drawing/2010/main" val="0"/>
@@ -27873,7 +28014,7 @@
         </w:rPr>
         <w:t xml:space="preserve">Fuente: </w:t>
       </w:r>
-      <w:hyperlink w:history="1" r:id="rId81">
+      <w:hyperlink r:id="rId82" w:history="1">
         <w:r>
           <w:rPr>
             <w:rStyle w:val="Hipervnculo"/>
@@ -28156,7 +28297,7 @@
         </w:rPr>
         <w:t xml:space="preserve"> Enlace covalente en el </w:t>
       </w:r>
-      <w:commentRangeStart w:id="59"/>
+      <w:commentRangeStart w:id="60"/>
       <w:r>
         <w:rPr>
           <w:sz w:val="20"/>
@@ -28179,12 +28320,12 @@
         </w:rPr>
         <w:t>)</w:t>
       </w:r>
-      <w:commentRangeEnd w:id="59"/>
+      <w:commentRangeEnd w:id="60"/>
       <w:r>
         <w:rPr>
           <w:rStyle w:val="Refdecomentario"/>
         </w:rPr>
-        <w:commentReference w:id="59"/>
+        <w:commentReference w:id="60"/>
       </w:r>
     </w:p>
     <w:p>
@@ -28230,7 +28371,7 @@
                     <pic:cNvPicPr/>
                   </pic:nvPicPr>
                   <pic:blipFill>
-                    <a:blip r:embed="rId82"/>
+                    <a:blip r:embed="rId83"/>
                     <a:stretch>
                       <a:fillRect/>
                     </a:stretch>
@@ -28385,6 +28526,7 @@
           <w:sz w:val="20"/>
           <w:szCs w:val="20"/>
         </w:rPr>
+        <w:lastRenderedPageBreak/>
         <w:t xml:space="preserve">Por otro lado, cuando un solo átomo aporta el par de electrones que se comparte con otro átomo que no tiene electrones disponibles, el enlace se denomina </w:t>
       </w:r>
       <w:r>
@@ -28470,7 +28612,7 @@
           <w:szCs w:val="20"/>
         </w:rPr>
       </w:pPr>
-      <w:commentRangeStart w:id="60"/>
+      <w:commentRangeStart w:id="61"/>
       <w:r>
         <w:rPr>
           <w:b/>
@@ -28505,12 +28647,12 @@
         </w:rPr>
         <w:t xml:space="preserve"> </w:t>
       </w:r>
-      <w:commentRangeEnd w:id="60"/>
+      <w:commentRangeEnd w:id="61"/>
       <w:r>
         <w:rPr>
           <w:rStyle w:val="Refdecomentario"/>
         </w:rPr>
-        <w:commentReference w:id="60"/>
+        <w:commentReference w:id="61"/>
       </w:r>
       <w:r>
         <w:rPr>
@@ -28563,7 +28705,7 @@
                     <pic:cNvPicPr/>
                   </pic:nvPicPr>
                   <pic:blipFill>
-                    <a:blip r:embed="rId83"/>
+                    <a:blip r:embed="rId84"/>
                     <a:stretch>
                       <a:fillRect/>
                     </a:stretch>
@@ -28697,7 +28839,21 @@
           <w:sz w:val="20"/>
           <w:szCs w:val="20"/>
         </w:rPr>
-        <w:t xml:space="preserve"> En una estructura de Lewis sólo se muestran los electrones de valencia y la formación de los enlaces para conseguir la estabilidad de la molécula o compuesto cumpliendo la </w:t>
+        <w:t xml:space="preserve"> En una estructura de Lewis s</w:t>
+      </w:r>
+      <w:r>
+        <w:rPr>
+          <w:sz w:val="20"/>
+          <w:szCs w:val="20"/>
+        </w:rPr>
+        <w:t>o</w:t>
+      </w:r>
+      <w:r>
+        <w:rPr>
+          <w:sz w:val="20"/>
+          <w:szCs w:val="20"/>
+        </w:rPr>
+        <w:t xml:space="preserve">lo se muestran los electrones de valencia y la formación de los enlaces para conseguir la estabilidad de la molécula o compuesto cumpliendo la </w:t>
       </w:r>
       <w:r>
         <w:rPr>
@@ -28772,7 +28928,7 @@
         </w:rPr>
         <w:t xml:space="preserve"> Estructura de Lewis del ácido </w:t>
       </w:r>
-      <w:commentRangeStart w:id="61"/>
+      <w:commentRangeStart w:id="62"/>
       <w:r>
         <w:rPr>
           <w:sz w:val="20"/>
@@ -28780,12 +28936,12 @@
         </w:rPr>
         <w:t>perclórico</w:t>
       </w:r>
-      <w:commentRangeEnd w:id="61"/>
+      <w:commentRangeEnd w:id="62"/>
       <w:r>
         <w:rPr>
           <w:rStyle w:val="Refdecomentario"/>
         </w:rPr>
-        <w:commentReference w:id="61"/>
+        <w:commentReference w:id="62"/>
       </w:r>
     </w:p>
     <w:p>
@@ -28819,7 +28975,7 @@
                     <pic:cNvPicPr/>
                   </pic:nvPicPr>
                   <pic:blipFill>
-                    <a:blip r:embed="rId84"/>
+                    <a:blip r:embed="rId85"/>
                     <a:stretch>
                       <a:fillRect/>
                     </a:stretch>
@@ -28856,7 +29012,7 @@
         </w:rPr>
         <w:t xml:space="preserve">Fuente: </w:t>
       </w:r>
-      <w:hyperlink w:history="1" r:id="rId85">
+      <w:hyperlink r:id="rId86" w:history="1">
         <w:r>
           <w:rPr>
             <w:rStyle w:val="Hipervnculo"/>
@@ -28979,7 +29135,7 @@
               </wp:anchor>
             </w:drawing>
           </mc:Choice>
-          <mc:Fallback xmlns:a="http://schemas.openxmlformats.org/drawingml/2006/main" xmlns:pic="http://schemas.openxmlformats.org/drawingml/2006/picture" xmlns:a14="http://schemas.microsoft.com/office/drawing/2010/main">
+          <mc:Fallback xmlns:a14="http://schemas.microsoft.com/office/drawing/2010/main" xmlns:pic="http://schemas.openxmlformats.org/drawingml/2006/picture" xmlns:a="http://schemas.openxmlformats.org/drawingml/2006/main">
             <w:pict w14:anchorId="5C074CE5">
               <v:rect id="Rectángulo 3" style="position:absolute;margin-left:-4.5pt;margin-top:5.95pt;width:512.6pt;height:38.7pt;z-index:251702272;visibility:visible;mso-wrap-style:square;mso-width-percent:0;mso-height-percent:0;mso-wrap-distance-left:9pt;mso-wrap-distance-top:0;mso-wrap-distance-right:9pt;mso-wrap-distance-bottom:0;mso-position-horizontal:absolute;mso-position-horizontal-relative:margin;mso-position-vertical:absolute;mso-position-vertical-relative:text;mso-width-percent:0;mso-height-percent:0;mso-width-relative:margin;mso-height-relative:margin;v-text-anchor:middle" o:spid="_x0000_s1026" filled="f" strokecolor="black [3213]" w14:anchorId="64C346F2" o:gfxdata="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">
                 <v:shadow on="t" color="black" opacity="22937f" offset="0,.63889mm" origin=",.5"/>
@@ -28998,7 +29154,7 @@
           <w:szCs w:val="20"/>
         </w:rPr>
       </w:pPr>
-      <w:commentRangeStart w:id="62"/>
+      <w:commentRangeStart w:id="63"/>
       <w:r>
         <w:rPr>
           <w:b/>
@@ -29015,12 +29171,12 @@
         </w:rPr>
         <w:t xml:space="preserve">, propuesta por Lewis, establece que un átomo diferente del hidrógeno y del helio tiende a formar enlaces hasta que se rodea de ocho electrones de valencia. </w:t>
       </w:r>
-      <w:commentRangeEnd w:id="62"/>
+      <w:commentRangeEnd w:id="63"/>
       <w:r>
         <w:rPr>
           <w:rStyle w:val="Refdecomentario"/>
         </w:rPr>
-        <w:commentReference w:id="62"/>
+        <w:commentReference w:id="63"/>
       </w:r>
     </w:p>
     <w:p>
@@ -29145,7 +29301,7 @@
               </wp:anchor>
             </w:drawing>
           </mc:Choice>
-          <mc:Fallback xmlns:a="http://schemas.openxmlformats.org/drawingml/2006/main" xmlns:pic="http://schemas.openxmlformats.org/drawingml/2006/picture" xmlns:a14="http://schemas.microsoft.com/office/drawing/2010/main">
+          <mc:Fallback xmlns:a14="http://schemas.microsoft.com/office/drawing/2010/main" xmlns:pic="http://schemas.openxmlformats.org/drawingml/2006/picture" xmlns:a="http://schemas.openxmlformats.org/drawingml/2006/main">
             <w:pict w14:anchorId="7BCFAF52">
               <v:rect id="Rectángulo 3" style="position:absolute;margin-left:-4.5pt;margin-top:5.85pt;width:512.6pt;height:65.8pt;z-index:251704320;visibility:visible;mso-wrap-style:square;mso-width-percent:0;mso-height-percent:0;mso-wrap-distance-left:9pt;mso-wrap-distance-top:0;mso-wrap-distance-right:9pt;mso-wrap-distance-bottom:0;mso-position-horizontal:absolute;mso-position-horizontal-relative:margin;mso-position-vertical:absolute;mso-position-vertical-relative:text;mso-width-percent:0;mso-height-percent:0;mso-width-relative:margin;mso-height-relative:margin;v-text-anchor:middle" o:spid="_x0000_s1026" filled="f" strokecolor="black [3213]" w14:anchorId="1C2A544F" o:gfxdata="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">
                 <v:shadow on="t" color="black" opacity="22937f" offset="0,.63889mm" origin=",.5"/>
@@ -29175,7 +29331,7 @@
         </w:rPr>
         <w:t xml:space="preserve">Excepciones a la regla </w:t>
       </w:r>
-      <w:commentRangeStart w:id="63"/>
+      <w:commentRangeStart w:id="64"/>
       <w:r>
         <w:rPr>
           <w:b/>
@@ -29185,12 +29341,12 @@
         </w:rPr>
         <w:t xml:space="preserve">del octeto. </w:t>
       </w:r>
-      <w:commentRangeEnd w:id="63"/>
+      <w:commentRangeEnd w:id="64"/>
       <w:r>
         <w:rPr>
           <w:rStyle w:val="Refdecomentario"/>
         </w:rPr>
-        <w:commentReference w:id="63"/>
+        <w:commentReference w:id="64"/>
       </w:r>
     </w:p>
     <w:p>
@@ -29236,7 +29392,7 @@
         </w:rPr>
         <w:t xml:space="preserve">siguiente enlace: </w:t>
       </w:r>
-      <w:hyperlink w:history="1" r:id="rId86">
+      <w:hyperlink r:id="rId87" w:history="1">
         <w:r>
           <w:rPr>
             <w:rStyle w:val="Hipervnculo"/>
@@ -29301,7 +29457,7 @@
           <w:szCs w:val="20"/>
         </w:rPr>
       </w:pPr>
-      <w:commentRangeStart w:id="64"/>
+      <w:commentRangeStart w:id="65"/>
       <w:r>
         <w:rPr>
           <w:b/>
@@ -29311,12 +29467,12 @@
         </w:rPr>
         <w:t>Pasos para realizar una estructura de Lewis</w:t>
       </w:r>
-      <w:commentRangeEnd w:id="64"/>
+      <w:commentRangeEnd w:id="65"/>
       <w:r>
         <w:rPr>
           <w:rStyle w:val="Refdecomentario"/>
         </w:rPr>
-        <w:commentReference w:id="64"/>
+        <w:commentReference w:id="65"/>
       </w:r>
     </w:p>
     <w:p>
@@ -29441,7 +29597,7 @@
                     <pic:cNvPicPr/>
                   </pic:nvPicPr>
                   <pic:blipFill>
-                    <a:blip r:embed="rId87"/>
+                    <a:blip r:embed="rId88"/>
                     <a:stretch>
                       <a:fillRect/>
                     </a:stretch>
@@ -29563,7 +29719,7 @@
                     <pic:cNvPicPr/>
                   </pic:nvPicPr>
                   <pic:blipFill>
-                    <a:blip r:embed="rId88"/>
+                    <a:blip r:embed="rId89"/>
                     <a:stretch>
                       <a:fillRect/>
                     </a:stretch>
@@ -29676,6 +29832,7 @@
           <w:sz w:val="20"/>
           <w:szCs w:val="20"/>
         </w:rPr>
+        <w:lastRenderedPageBreak/>
         <w:drawing>
           <wp:inline distT="0" distB="0" distL="0" distR="0" wp14:anchorId="63CC8F95" wp14:editId="421B98A9">
             <wp:extent cx="1314633" cy="1409897"/>
@@ -29692,7 +29849,7 @@
                     <pic:cNvPicPr/>
                   </pic:nvPicPr>
                   <pic:blipFill>
-                    <a:blip r:embed="rId89"/>
+                    <a:blip r:embed="rId90"/>
                     <a:stretch>
                       <a:fillRect/>
                     </a:stretch>
@@ -29816,7 +29973,7 @@
                     <pic:cNvPicPr/>
                   </pic:nvPicPr>
                   <pic:blipFill>
-                    <a:blip r:embed="rId90"/>
+                    <a:blip r:embed="rId91"/>
                     <a:stretch>
                       <a:fillRect/>
                     </a:stretch>
@@ -29933,7 +30090,7 @@
                     <pic:cNvPicPr/>
                   </pic:nvPicPr>
                   <pic:blipFill>
-                    <a:blip r:embed="rId91"/>
+                    <a:blip r:embed="rId92"/>
                     <a:stretch>
                       <a:fillRect/>
                     </a:stretch>
@@ -30062,6 +30219,7 @@
           <w:sz w:val="20"/>
           <w:szCs w:val="20"/>
         </w:rPr>
+        <w:lastRenderedPageBreak/>
         <w:drawing>
           <wp:inline distT="0" distB="0" distL="0" distR="0" wp14:anchorId="0F52DFBA" wp14:editId="14949014">
             <wp:extent cx="3553321" cy="1924319"/>
@@ -30078,7 +30236,7 @@
                     <pic:cNvPicPr/>
                   </pic:nvPicPr>
                   <pic:blipFill>
-                    <a:blip r:embed="rId92"/>
+                    <a:blip r:embed="rId93"/>
                     <a:stretch>
                       <a:fillRect/>
                     </a:stretch>
@@ -30198,7 +30356,21 @@
           <w:sz w:val="20"/>
           <w:szCs w:val="20"/>
         </w:rPr>
-        <w:t>, es necesario, primero distinguir entre compuestos inorgánicos y orgánicos. Los compuestos orgánicos contienen carbono, comúnmente combinados con elementos como hidrogeno, ox</w:t>
+        <w:t>, es necesario, primero distinguir entre compuestos inorgánicos y orgánicos. Los compuestos orgánicos contienen carbono, comúnmente combinados con elementos como hidr</w:t>
+      </w:r>
+      <w:r>
+        <w:rPr>
+          <w:sz w:val="20"/>
+          <w:szCs w:val="20"/>
+        </w:rPr>
+        <w:t>ó</w:t>
+      </w:r>
+      <w:r>
+        <w:rPr>
+          <w:sz w:val="20"/>
+          <w:szCs w:val="20"/>
+        </w:rPr>
+        <w:t>geno, ox</w:t>
       </w:r>
       <w:r>
         <w:rPr>
@@ -30723,14 +30895,15 @@
           <w:szCs w:val="20"/>
         </w:rPr>
       </w:pPr>
-      <w:commentRangeStart w:id="65"/>
-      <w:r>
-        <w:rPr>
-          <w:b/>
-          <w:bCs/>
-          <w:sz w:val="20"/>
-          <w:szCs w:val="20"/>
-        </w:rPr>
+      <w:commentRangeStart w:id="66"/>
+      <w:r>
+        <w:rPr>
+          <w:b/>
+          <w:bCs/>
+          <w:sz w:val="20"/>
+          <w:szCs w:val="20"/>
+        </w:rPr>
+        <w:lastRenderedPageBreak/>
         <w:t>Tabla 5.</w:t>
       </w:r>
       <w:r>
@@ -30740,12 +30913,12 @@
         </w:rPr>
         <w:t xml:space="preserve"> </w:t>
       </w:r>
-      <w:commentRangeEnd w:id="65"/>
+      <w:commentRangeEnd w:id="66"/>
       <w:r>
         <w:rPr>
           <w:rStyle w:val="Refdecomentario"/>
         </w:rPr>
-        <w:commentReference w:id="65"/>
+        <w:commentReference w:id="66"/>
       </w:r>
       <w:r>
         <w:rPr>
@@ -30783,7 +30956,6 @@
         <w:tc>
           <w:tcPr>
             <w:tcW w:w="2386" w:type="dxa"/>
-            <w:tcMar/>
             <w:vAlign w:val="center"/>
           </w:tcPr>
           <w:p>
@@ -30811,7 +30983,6 @@
         <w:tc>
           <w:tcPr>
             <w:tcW w:w="2407" w:type="dxa"/>
-            <w:tcMar/>
             <w:vAlign w:val="center"/>
           </w:tcPr>
           <w:p>
@@ -30839,7 +31010,6 @@
         <w:tc>
           <w:tcPr>
             <w:tcW w:w="2400" w:type="dxa"/>
-            <w:tcMar/>
             <w:vAlign w:val="center"/>
           </w:tcPr>
           <w:p>
@@ -30867,7 +31037,6 @@
         <w:tc>
           <w:tcPr>
             <w:tcW w:w="2409" w:type="dxa"/>
-            <w:tcMar/>
             <w:vAlign w:val="center"/>
           </w:tcPr>
           <w:p>
@@ -30898,7 +31067,6 @@
           <w:tcPr>
             <w:tcW w:w="2386" w:type="dxa"/>
             <w:vMerge w:val="restart"/>
-            <w:tcMar/>
             <w:vAlign w:val="center"/>
           </w:tcPr>
           <w:p>
@@ -30922,7 +31090,6 @@
         <w:tc>
           <w:tcPr>
             <w:tcW w:w="2407" w:type="dxa"/>
-            <w:tcMar/>
             <w:vAlign w:val="center"/>
           </w:tcPr>
           <w:p>
@@ -30946,7 +31113,6 @@
         <w:tc>
           <w:tcPr>
             <w:tcW w:w="2400" w:type="dxa"/>
-            <w:tcMar/>
             <w:vAlign w:val="center"/>
           </w:tcPr>
           <w:p>
@@ -30970,7 +31136,6 @@
         <w:tc>
           <w:tcPr>
             <w:tcW w:w="2409" w:type="dxa"/>
-            <w:tcMar/>
             <w:vAlign w:val="center"/>
           </w:tcPr>
           <w:p>
@@ -30997,7 +31162,6 @@
           <w:tcPr>
             <w:tcW w:w="2386" w:type="dxa"/>
             <w:vMerge/>
-            <w:tcMar/>
             <w:vAlign w:val="center"/>
           </w:tcPr>
           <w:p>
@@ -31014,7 +31178,6 @@
         <w:tc>
           <w:tcPr>
             <w:tcW w:w="2407" w:type="dxa"/>
-            <w:tcMar/>
             <w:vAlign w:val="center"/>
           </w:tcPr>
           <w:p>
@@ -31038,7 +31201,6 @@
         <w:tc>
           <w:tcPr>
             <w:tcW w:w="2400" w:type="dxa"/>
-            <w:tcMar/>
             <w:vAlign w:val="center"/>
           </w:tcPr>
           <w:p>
@@ -31062,7 +31224,6 @@
         <w:tc>
           <w:tcPr>
             <w:tcW w:w="2409" w:type="dxa"/>
-            <w:tcMar/>
             <w:vAlign w:val="center"/>
           </w:tcPr>
           <w:p>
@@ -31089,7 +31250,6 @@
           <w:tcPr>
             <w:tcW w:w="2386" w:type="dxa"/>
             <w:vMerge w:val="restart"/>
-            <w:tcMar/>
             <w:vAlign w:val="center"/>
           </w:tcPr>
           <w:p>
@@ -31113,7 +31273,6 @@
         <w:tc>
           <w:tcPr>
             <w:tcW w:w="2407" w:type="dxa"/>
-            <w:tcMar/>
             <w:vAlign w:val="center"/>
           </w:tcPr>
           <w:p>
@@ -31137,7 +31296,6 @@
         <w:tc>
           <w:tcPr>
             <w:tcW w:w="2400" w:type="dxa"/>
-            <w:tcMar/>
             <w:vAlign w:val="center"/>
           </w:tcPr>
           <w:p>
@@ -31161,7 +31319,6 @@
         <w:tc>
           <w:tcPr>
             <w:tcW w:w="2409" w:type="dxa"/>
-            <w:tcMar/>
             <w:vAlign w:val="center"/>
           </w:tcPr>
           <w:p>
@@ -31188,7 +31345,6 @@
           <w:tcPr>
             <w:tcW w:w="2386" w:type="dxa"/>
             <w:vMerge/>
-            <w:tcMar/>
             <w:vAlign w:val="center"/>
           </w:tcPr>
           <w:p>
@@ -31205,7 +31361,6 @@
         <w:tc>
           <w:tcPr>
             <w:tcW w:w="2407" w:type="dxa"/>
-            <w:tcMar/>
             <w:vAlign w:val="center"/>
           </w:tcPr>
           <w:p>
@@ -31229,7 +31384,6 @@
         <w:tc>
           <w:tcPr>
             <w:tcW w:w="2400" w:type="dxa"/>
-            <w:tcMar/>
             <w:vAlign w:val="center"/>
           </w:tcPr>
           <w:p>
@@ -31253,7 +31407,6 @@
         <w:tc>
           <w:tcPr>
             <w:tcW w:w="2409" w:type="dxa"/>
-            <w:tcMar/>
             <w:vAlign w:val="center"/>
           </w:tcPr>
           <w:p>
@@ -31280,7 +31433,6 @@
           <w:tcPr>
             <w:tcW w:w="2386" w:type="dxa"/>
             <w:vMerge w:val="restart"/>
-            <w:tcMar/>
             <w:vAlign w:val="center"/>
           </w:tcPr>
           <w:p>
@@ -31304,7 +31456,6 @@
         <w:tc>
           <w:tcPr>
             <w:tcW w:w="2407" w:type="dxa"/>
-            <w:tcMar/>
             <w:vAlign w:val="center"/>
           </w:tcPr>
           <w:p>
@@ -31328,7 +31479,6 @@
         <w:tc>
           <w:tcPr>
             <w:tcW w:w="2400" w:type="dxa"/>
-            <w:tcMar/>
             <w:vAlign w:val="center"/>
           </w:tcPr>
           <w:p>
@@ -31352,7 +31502,6 @@
         <w:tc>
           <w:tcPr>
             <w:tcW w:w="2409" w:type="dxa"/>
-            <w:tcMar/>
             <w:vAlign w:val="center"/>
           </w:tcPr>
           <w:p>
@@ -31379,7 +31528,6 @@
           <w:tcPr>
             <w:tcW w:w="2386" w:type="dxa"/>
             <w:vMerge/>
-            <w:tcMar/>
           </w:tcPr>
           <w:p>
             <w:pPr>
@@ -31395,7 +31543,6 @@
         <w:tc>
           <w:tcPr>
             <w:tcW w:w="2407" w:type="dxa"/>
-            <w:tcMar/>
             <w:vAlign w:val="center"/>
           </w:tcPr>
           <w:p>
@@ -31419,7 +31566,6 @@
         <w:tc>
           <w:tcPr>
             <w:tcW w:w="2400" w:type="dxa"/>
-            <w:tcMar/>
             <w:vAlign w:val="center"/>
           </w:tcPr>
           <w:p>
@@ -31443,7 +31589,6 @@
         <w:tc>
           <w:tcPr>
             <w:tcW w:w="2409" w:type="dxa"/>
-            <w:tcMar/>
             <w:vAlign w:val="center"/>
           </w:tcPr>
           <w:p>
@@ -31470,7 +31615,6 @@
           <w:tcPr>
             <w:tcW w:w="2386" w:type="dxa"/>
             <w:vMerge w:val="restart"/>
-            <w:tcMar/>
             <w:vAlign w:val="center"/>
           </w:tcPr>
           <w:p>
@@ -31494,7 +31638,6 @@
         <w:tc>
           <w:tcPr>
             <w:tcW w:w="2407" w:type="dxa"/>
-            <w:tcMar/>
             <w:vAlign w:val="center"/>
           </w:tcPr>
           <w:p>
@@ -31518,7 +31661,6 @@
         <w:tc>
           <w:tcPr>
             <w:tcW w:w="2400" w:type="dxa"/>
-            <w:tcMar/>
             <w:vAlign w:val="center"/>
           </w:tcPr>
           <w:p>
@@ -31542,7 +31684,6 @@
         <w:tc>
           <w:tcPr>
             <w:tcW w:w="2409" w:type="dxa"/>
-            <w:tcMar/>
             <w:vAlign w:val="center"/>
           </w:tcPr>
           <w:p>
@@ -31569,7 +31710,6 @@
           <w:tcPr>
             <w:tcW w:w="2386" w:type="dxa"/>
             <w:vMerge/>
-            <w:tcMar/>
             <w:vAlign w:val="center"/>
           </w:tcPr>
           <w:p>
@@ -31586,7 +31726,6 @@
         <w:tc>
           <w:tcPr>
             <w:tcW w:w="2407" w:type="dxa"/>
-            <w:tcMar/>
             <w:vAlign w:val="center"/>
           </w:tcPr>
           <w:p>
@@ -31610,7 +31749,6 @@
         <w:tc>
           <w:tcPr>
             <w:tcW w:w="2400" w:type="dxa"/>
-            <w:tcMar/>
             <w:vAlign w:val="center"/>
           </w:tcPr>
           <w:p>
@@ -31634,7 +31772,6 @@
         <w:tc>
           <w:tcPr>
             <w:tcW w:w="2409" w:type="dxa"/>
-            <w:tcMar/>
             <w:vAlign w:val="center"/>
           </w:tcPr>
           <w:p>
@@ -31668,7 +31805,6 @@
           <w:tcPr>
             <w:tcW w:w="2386" w:type="dxa"/>
             <w:vMerge w:val="restart"/>
-            <w:tcMar/>
             <w:vAlign w:val="center"/>
           </w:tcPr>
           <w:p>
@@ -31692,7 +31828,6 @@
         <w:tc>
           <w:tcPr>
             <w:tcW w:w="2407" w:type="dxa"/>
-            <w:tcMar/>
             <w:vAlign w:val="center"/>
           </w:tcPr>
           <w:p>
@@ -31716,7 +31851,6 @@
         <w:tc>
           <w:tcPr>
             <w:tcW w:w="2400" w:type="dxa"/>
-            <w:tcMar/>
             <w:vAlign w:val="center"/>
           </w:tcPr>
           <w:p>
@@ -31740,7 +31874,6 @@
         <w:tc>
           <w:tcPr>
             <w:tcW w:w="2409" w:type="dxa"/>
-            <w:tcMar/>
             <w:vAlign w:val="center"/>
           </w:tcPr>
           <w:p>
@@ -31767,7 +31900,6 @@
           <w:tcPr>
             <w:tcW w:w="2386" w:type="dxa"/>
             <w:vMerge/>
-            <w:tcMar/>
             <w:vAlign w:val="center"/>
           </w:tcPr>
           <w:p>
@@ -31784,7 +31916,6 @@
         <w:tc>
           <w:tcPr>
             <w:tcW w:w="2407" w:type="dxa"/>
-            <w:tcMar/>
             <w:vAlign w:val="center"/>
           </w:tcPr>
           <w:p>
@@ -31808,7 +31939,6 @@
         <w:tc>
           <w:tcPr>
             <w:tcW w:w="2400" w:type="dxa"/>
-            <w:tcMar/>
             <w:vAlign w:val="center"/>
           </w:tcPr>
           <w:p>
@@ -31832,7 +31962,6 @@
         <w:tc>
           <w:tcPr>
             <w:tcW w:w="2409" w:type="dxa"/>
-            <w:tcMar/>
             <w:vAlign w:val="center"/>
           </w:tcPr>
           <w:p>
@@ -31859,7 +31988,6 @@
           <w:tcPr>
             <w:tcW w:w="2386" w:type="dxa"/>
             <w:vMerge w:val="restart"/>
-            <w:tcMar/>
             <w:vAlign w:val="center"/>
           </w:tcPr>
           <w:p>
@@ -31883,7 +32011,6 @@
         <w:tc>
           <w:tcPr>
             <w:tcW w:w="2407" w:type="dxa"/>
-            <w:tcMar/>
             <w:vAlign w:val="center"/>
           </w:tcPr>
           <w:p>
@@ -31907,7 +32034,6 @@
         <w:tc>
           <w:tcPr>
             <w:tcW w:w="2400" w:type="dxa"/>
-            <w:tcMar/>
             <w:vAlign w:val="center"/>
           </w:tcPr>
           <w:p>
@@ -31931,7 +32057,6 @@
         <w:tc>
           <w:tcPr>
             <w:tcW w:w="2409" w:type="dxa"/>
-            <w:tcMar/>
             <w:vAlign w:val="center"/>
           </w:tcPr>
           <w:p>
@@ -31958,7 +32083,6 @@
           <w:tcPr>
             <w:tcW w:w="2386" w:type="dxa"/>
             <w:vMerge/>
-            <w:tcMar/>
             <w:vAlign w:val="center"/>
           </w:tcPr>
           <w:p>
@@ -31975,7 +32099,6 @@
         <w:tc>
           <w:tcPr>
             <w:tcW w:w="2407" w:type="dxa"/>
-            <w:tcMar/>
             <w:vAlign w:val="center"/>
           </w:tcPr>
           <w:p>
@@ -31999,7 +32122,6 @@
         <w:tc>
           <w:tcPr>
             <w:tcW w:w="2400" w:type="dxa"/>
-            <w:tcMar/>
             <w:vAlign w:val="center"/>
           </w:tcPr>
           <w:p>
@@ -32023,7 +32145,6 @@
         <w:tc>
           <w:tcPr>
             <w:tcW w:w="2409" w:type="dxa"/>
-            <w:tcMar/>
             <w:vAlign w:val="center"/>
           </w:tcPr>
           <w:p>
@@ -32050,7 +32171,6 @@
           <w:tcPr>
             <w:tcW w:w="2386" w:type="dxa"/>
             <w:vMerge w:val="restart"/>
-            <w:tcMar/>
             <w:vAlign w:val="center"/>
           </w:tcPr>
           <w:p>
@@ -32074,7 +32194,6 @@
         <w:tc>
           <w:tcPr>
             <w:tcW w:w="2407" w:type="dxa"/>
-            <w:tcMar/>
             <w:vAlign w:val="center"/>
           </w:tcPr>
           <w:p>
@@ -32098,7 +32217,6 @@
         <w:tc>
           <w:tcPr>
             <w:tcW w:w="2400" w:type="dxa"/>
-            <w:tcMar/>
             <w:vAlign w:val="center"/>
           </w:tcPr>
           <w:p>
@@ -32122,7 +32240,6 @@
         <w:tc>
           <w:tcPr>
             <w:tcW w:w="2409" w:type="dxa"/>
-            <w:tcMar/>
             <w:vAlign w:val="center"/>
           </w:tcPr>
           <w:p>
@@ -32149,7 +32266,6 @@
           <w:tcPr>
             <w:tcW w:w="2386" w:type="dxa"/>
             <w:vMerge/>
-            <w:tcMar/>
             <w:vAlign w:val="center"/>
           </w:tcPr>
           <w:p>
@@ -32166,7 +32282,6 @@
         <w:tc>
           <w:tcPr>
             <w:tcW w:w="2407" w:type="dxa"/>
-            <w:tcMar/>
             <w:vAlign w:val="center"/>
           </w:tcPr>
           <w:p>
@@ -32190,7 +32305,6 @@
         <w:tc>
           <w:tcPr>
             <w:tcW w:w="2400" w:type="dxa"/>
-            <w:tcMar/>
             <w:vAlign w:val="center"/>
           </w:tcPr>
           <w:p>
@@ -32214,7 +32328,6 @@
         <w:tc>
           <w:tcPr>
             <w:tcW w:w="2409" w:type="dxa"/>
-            <w:tcMar/>
             <w:vAlign w:val="center"/>
           </w:tcPr>
           <w:p>
@@ -32254,7 +32367,6 @@
         <w:tc>
           <w:tcPr>
             <w:tcW w:w="2386" w:type="dxa"/>
-            <w:tcMar/>
             <w:vAlign w:val="center"/>
           </w:tcPr>
           <w:p>
@@ -32278,7 +32390,6 @@
         <w:tc>
           <w:tcPr>
             <w:tcW w:w="2407" w:type="dxa"/>
-            <w:tcMar/>
             <w:vAlign w:val="center"/>
           </w:tcPr>
           <w:p>
@@ -32302,7 +32413,6 @@
         <w:tc>
           <w:tcPr>
             <w:tcW w:w="2400" w:type="dxa"/>
-            <w:tcMar/>
             <w:vAlign w:val="center"/>
           </w:tcPr>
           <w:p>
@@ -32326,7 +32436,6 @@
         <w:tc>
           <w:tcPr>
             <w:tcW w:w="2409" w:type="dxa"/>
-            <w:tcMar/>
             <w:vAlign w:val="center"/>
           </w:tcPr>
           <w:p>
@@ -32352,7 +32461,6 @@
         <w:tc>
           <w:tcPr>
             <w:tcW w:w="2386" w:type="dxa"/>
-            <w:tcMar/>
             <w:vAlign w:val="center"/>
           </w:tcPr>
           <w:p>
@@ -32397,7 +32505,6 @@
         <w:tc>
           <w:tcPr>
             <w:tcW w:w="2407" w:type="dxa"/>
-            <w:tcMar/>
             <w:vAlign w:val="center"/>
           </w:tcPr>
           <w:p>
@@ -32421,7 +32528,6 @@
         <w:tc>
           <w:tcPr>
             <w:tcW w:w="2400" w:type="dxa"/>
-            <w:tcMar/>
             <w:vAlign w:val="center"/>
           </w:tcPr>
           <w:p>
@@ -32445,7 +32551,6 @@
         <w:tc>
           <w:tcPr>
             <w:tcW w:w="2409" w:type="dxa"/>
-            <w:tcMar/>
             <w:vAlign w:val="center"/>
           </w:tcPr>
           <w:p>
@@ -32472,7 +32577,6 @@
           <w:tcPr>
             <w:tcW w:w="2386" w:type="dxa"/>
             <w:vMerge w:val="restart"/>
-            <w:tcMar/>
             <w:vAlign w:val="center"/>
           </w:tcPr>
           <w:p>
@@ -32496,7 +32600,6 @@
         <w:tc>
           <w:tcPr>
             <w:tcW w:w="2407" w:type="dxa"/>
-            <w:tcMar/>
             <w:vAlign w:val="center"/>
           </w:tcPr>
           <w:p>
@@ -32520,7 +32623,6 @@
         <w:tc>
           <w:tcPr>
             <w:tcW w:w="2400" w:type="dxa"/>
-            <w:tcMar/>
             <w:vAlign w:val="center"/>
           </w:tcPr>
           <w:p>
@@ -32544,7 +32646,6 @@
         <w:tc>
           <w:tcPr>
             <w:tcW w:w="2409" w:type="dxa"/>
-            <w:tcMar/>
             <w:vAlign w:val="center"/>
           </w:tcPr>
           <w:p>
@@ -32571,7 +32672,6 @@
           <w:tcPr>
             <w:tcW w:w="2386" w:type="dxa"/>
             <w:vMerge/>
-            <w:tcMar/>
           </w:tcPr>
           <w:p>
             <w:pPr>
@@ -32587,7 +32687,6 @@
         <w:tc>
           <w:tcPr>
             <w:tcW w:w="2407" w:type="dxa"/>
-            <w:tcMar/>
             <w:vAlign w:val="center"/>
           </w:tcPr>
           <w:p>
@@ -32611,7 +32710,6 @@
         <w:tc>
           <w:tcPr>
             <w:tcW w:w="2400" w:type="dxa"/>
-            <w:tcMar/>
             <w:vAlign w:val="center"/>
           </w:tcPr>
           <w:p>
@@ -32635,7 +32733,6 @@
         <w:tc>
           <w:tcPr>
             <w:tcW w:w="2409" w:type="dxa"/>
-            <w:tcMar/>
             <w:vAlign w:val="center"/>
           </w:tcPr>
           <w:p>
@@ -32662,7 +32759,6 @@
           <w:tcPr>
             <w:tcW w:w="2386" w:type="dxa"/>
             <w:vMerge/>
-            <w:tcMar/>
           </w:tcPr>
           <w:p>
             <w:pPr>
@@ -32678,7 +32774,6 @@
         <w:tc>
           <w:tcPr>
             <w:tcW w:w="2407" w:type="dxa"/>
-            <w:tcMar/>
             <w:vAlign w:val="center"/>
           </w:tcPr>
           <w:p>
@@ -32702,7 +32797,6 @@
         <w:tc>
           <w:tcPr>
             <w:tcW w:w="2400" w:type="dxa"/>
-            <w:tcMar/>
             <w:vAlign w:val="center"/>
           </w:tcPr>
           <w:p>
@@ -32726,7 +32820,6 @@
         <w:tc>
           <w:tcPr>
             <w:tcW w:w="2409" w:type="dxa"/>
-            <w:tcMar/>
             <w:vAlign w:val="center"/>
           </w:tcPr>
           <w:p>
@@ -32977,7 +33070,7 @@
           <w:szCs w:val="20"/>
         </w:rPr>
       </w:pPr>
-      <w:commentRangeStart w:id="66"/>
+      <w:commentRangeStart w:id="67"/>
       <w:r>
         <w:rPr>
           <w:b/>
@@ -33012,12 +33105,12 @@
         </w:rPr>
         <w:t xml:space="preserve"> </w:t>
       </w:r>
-      <w:commentRangeEnd w:id="66"/>
+      <w:commentRangeEnd w:id="67"/>
       <w:r>
         <w:rPr>
           <w:rStyle w:val="Refdecomentario"/>
         </w:rPr>
-        <w:commentReference w:id="66"/>
+        <w:commentReference w:id="67"/>
       </w:r>
       <w:r>
         <w:rPr>
@@ -33054,6 +33147,7 @@
           <w:sz w:val="20"/>
           <w:szCs w:val="20"/>
         </w:rPr>
+        <w:lastRenderedPageBreak/>
         <w:drawing>
           <wp:inline distT="0" distB="0" distL="0" distR="0" wp14:anchorId="29A67487" wp14:editId="0E3618E1">
             <wp:extent cx="6332220" cy="3521710"/>
@@ -33070,7 +33164,7 @@
                     <pic:cNvPicPr/>
                   </pic:nvPicPr>
                   <pic:blipFill>
-                    <a:blip r:embed="rId93"/>
+                    <a:blip r:embed="rId94"/>
                     <a:stretch>
                       <a:fillRect/>
                     </a:stretch>
@@ -33127,7 +33221,7 @@
           <w:szCs w:val="20"/>
         </w:rPr>
       </w:pPr>
-      <w:commentRangeStart w:id="67"/>
+      <w:commentRangeStart w:id="68"/>
       <w:r>
         <w:rPr>
           <w:b/>
@@ -33137,12 +33231,12 @@
         </w:rPr>
         <w:t>Óxidos</w:t>
       </w:r>
-      <w:commentRangeEnd w:id="67"/>
+      <w:commentRangeEnd w:id="68"/>
       <w:r>
         <w:rPr>
           <w:rStyle w:val="Refdecomentario"/>
         </w:rPr>
-        <w:commentReference w:id="67"/>
+        <w:commentReference w:id="68"/>
       </w:r>
     </w:p>
     <w:p>
@@ -33394,7 +33488,21 @@
           <w:sz w:val="20"/>
           <w:szCs w:val="20"/>
         </w:rPr>
-        <w:t xml:space="preserve">Existen dos tipos de ácidos: los ácidos oxácidos, en donde el hidrogeno se unió a un no metal en presencia del oxígeno, por </w:t>
+        <w:t>Existen dos tipos de ácidos: los ácidos oxácidos, en donde el hidr</w:t>
+      </w:r>
+      <w:r>
+        <w:rPr>
+          <w:sz w:val="20"/>
+          <w:szCs w:val="20"/>
+        </w:rPr>
+        <w:t>ó</w:t>
+      </w:r>
+      <w:r>
+        <w:rPr>
+          <w:sz w:val="20"/>
+          <w:szCs w:val="20"/>
+        </w:rPr>
+        <w:t xml:space="preserve">geno se unió a un no metal en presencia del oxígeno, por </w:t>
       </w:r>
       <w:r>
         <w:rPr>
@@ -33438,7 +33546,21 @@
           <w:sz w:val="20"/>
           <w:szCs w:val="20"/>
         </w:rPr>
-        <w:t xml:space="preserve">), y los ácidos hidrácidos, en donde el hidrogeno se unió a un no metal en ausencia de oxígeno, como en el caso del ácido clorhídrico (HCl). </w:t>
+        <w:t>), y los ácidos hidrácidos, en donde el hidr</w:t>
+      </w:r>
+      <w:r>
+        <w:rPr>
+          <w:sz w:val="20"/>
+          <w:szCs w:val="20"/>
+        </w:rPr>
+        <w:t>ó</w:t>
+      </w:r>
+      <w:r>
+        <w:rPr>
+          <w:sz w:val="20"/>
+          <w:szCs w:val="20"/>
+        </w:rPr>
+        <w:t xml:space="preserve">geno se unió a un no metal en ausencia de oxígeno, como en el caso del ácido clorhídrico (HCl). </w:t>
       </w:r>
     </w:p>
     <w:p>
@@ -33560,6 +33682,7 @@
           <w:sz w:val="20"/>
           <w:szCs w:val="20"/>
         </w:rPr>
+        <w:lastRenderedPageBreak/>
         <w:t>Sales básicas: se forman cuando la base no pierde todos sus grupos OH</w:t>
       </w:r>
       <w:r>
@@ -33774,7 +33897,7 @@
           <w:szCs w:val="20"/>
         </w:rPr>
       </w:pPr>
-      <w:commentRangeStart w:id="68"/>
+      <w:commentRangeStart w:id="69"/>
       <w:r>
         <w:rPr>
           <w:sz w:val="20"/>
@@ -33782,12 +33905,12 @@
         </w:rPr>
         <w:t xml:space="preserve">Nomenclatura sistemática: </w:t>
       </w:r>
-      <w:commentRangeEnd w:id="68"/>
+      <w:commentRangeEnd w:id="69"/>
       <w:r>
         <w:rPr>
           <w:rStyle w:val="Refdecomentario"/>
         </w:rPr>
-        <w:commentReference w:id="68"/>
+        <w:commentReference w:id="69"/>
       </w:r>
       <w:r>
         <w:rPr>
@@ -34379,7 +34502,7 @@
           <w:szCs w:val="20"/>
         </w:rPr>
       </w:pPr>
-      <w:commentRangeStart w:id="69"/>
+      <w:commentRangeStart w:id="70"/>
       <w:r>
         <w:rPr>
           <w:b/>
@@ -34396,12 +34519,12 @@
         </w:rPr>
         <w:t xml:space="preserve"> </w:t>
       </w:r>
-      <w:commentRangeEnd w:id="69"/>
+      <w:commentRangeEnd w:id="70"/>
       <w:r>
         <w:rPr>
           <w:rStyle w:val="Refdecomentario"/>
         </w:rPr>
-        <w:commentReference w:id="69"/>
+        <w:commentReference w:id="70"/>
       </w:r>
       <w:r>
         <w:rPr>
@@ -34937,6 +35060,7 @@
           <w:sz w:val="20"/>
           <w:szCs w:val="20"/>
         </w:rPr>
+        <w:lastRenderedPageBreak/>
         <w:t>HClO</w:t>
       </w:r>
       <w:r>
@@ -35106,7 +35230,7 @@
           <w:szCs w:val="20"/>
         </w:rPr>
       </w:pPr>
-      <w:commentRangeStart w:id="70"/>
+      <w:commentRangeStart w:id="71"/>
       <w:r>
         <w:rPr>
           <w:sz w:val="20"/>
@@ -35114,12 +35238,12 @@
         </w:rPr>
         <w:t xml:space="preserve">“Cuesta reconocer </w:t>
       </w:r>
-      <w:commentRangeEnd w:id="70"/>
+      <w:commentRangeEnd w:id="71"/>
       <w:r>
         <w:rPr>
           <w:rStyle w:val="Refdecomentario"/>
         </w:rPr>
-        <w:commentReference w:id="70"/>
+        <w:commentReference w:id="71"/>
       </w:r>
       <w:r>
         <w:rPr>
@@ -35463,7 +35587,7 @@
           <w:szCs w:val="20"/>
         </w:rPr>
       </w:pPr>
-      <w:commentRangeStart w:id="71"/>
+      <w:commentRangeStart w:id="72"/>
       <w:r>
         <w:rPr>
           <w:b/>
@@ -35480,12 +35604,12 @@
         </w:rPr>
         <w:t xml:space="preserve"> </w:t>
       </w:r>
-      <w:commentRangeEnd w:id="71"/>
+      <w:commentRangeEnd w:id="72"/>
       <w:r>
         <w:rPr>
           <w:rStyle w:val="Refdecomentario"/>
         </w:rPr>
-        <w:commentReference w:id="71"/>
+        <w:commentReference w:id="72"/>
       </w:r>
       <w:r>
         <w:rPr>
@@ -35542,7 +35666,7 @@
                     <pic:cNvPicPr/>
                   </pic:nvPicPr>
                   <pic:blipFill rotWithShape="1">
-                    <a:blip r:embed="rId94"/>
+                    <a:blip r:embed="rId95"/>
                     <a:srcRect t="11163" b="-1"/>
                     <a:stretch/>
                   </pic:blipFill>
@@ -35670,7 +35794,7 @@
                     <pic:cNvPicPr/>
                   </pic:nvPicPr>
                   <pic:blipFill rotWithShape="1">
-                    <a:blip r:embed="rId95"/>
+                    <a:blip r:embed="rId96"/>
                     <a:srcRect t="5316"/>
                     <a:stretch/>
                   </pic:blipFill>
@@ -35722,6 +35846,7 @@
           <w:sz w:val="20"/>
           <w:szCs w:val="20"/>
         </w:rPr>
+        <w:lastRenderedPageBreak/>
         <w:t xml:space="preserve">Reacciones de sustitución o desplazamiento simple: </w:t>
       </w:r>
       <w:r>
@@ -35792,7 +35917,7 @@
                     <pic:cNvPicPr/>
                   </pic:nvPicPr>
                   <pic:blipFill>
-                    <a:blip r:embed="rId96"/>
+                    <a:blip r:embed="rId97"/>
                     <a:stretch>
                       <a:fillRect/>
                     </a:stretch>
@@ -35915,7 +36040,7 @@
                     <pic:cNvPicPr/>
                   </pic:nvPicPr>
                   <pic:blipFill>
-                    <a:blip r:embed="rId97"/>
+                    <a:blip r:embed="rId98"/>
                     <a:stretch>
                       <a:fillRect/>
                     </a:stretch>
@@ -36123,7 +36248,7 @@
         </w:rPr>
         <w:t xml:space="preserve">recomienda realizar el balanceo siguiendo el </w:t>
       </w:r>
-      <w:commentRangeStart w:id="72"/>
+      <w:commentRangeStart w:id="73"/>
       <w:r>
         <w:rPr>
           <w:sz w:val="20"/>
@@ -36131,12 +36256,12 @@
         </w:rPr>
         <w:t>siguiente orden:</w:t>
       </w:r>
-      <w:commentRangeEnd w:id="72"/>
+      <w:commentRangeEnd w:id="73"/>
       <w:r>
         <w:rPr>
           <w:rStyle w:val="Refdecomentario"/>
         </w:rPr>
-        <w:commentReference w:id="72"/>
+        <w:commentReference w:id="73"/>
       </w:r>
     </w:p>
     <w:p>
@@ -36257,7 +36382,7 @@
                           <pic:cNvPicPr/>
                         </pic:nvPicPr>
                         <pic:blipFill>
-                          <a:blip r:embed="rId98">
+                          <a:blip r:embed="rId99">
                             <a:extLst>
                               <a:ext uri="{28A0092B-C50C-407E-A947-70E740481C1C}">
                                 <a14:useLocalDpi xmlns:a14="http://schemas.microsoft.com/office/drawing/2010/main" val="0"/>
@@ -36391,7 +36516,7 @@
                           <pic:cNvPicPr/>
                         </pic:nvPicPr>
                         <pic:blipFill>
-                          <a:blip r:embed="rId99">
+                          <a:blip r:embed="rId100">
                             <a:extLst>
                               <a:ext uri="{28A0092B-C50C-407E-A947-70E740481C1C}">
                                 <a14:useLocalDpi xmlns:a14="http://schemas.microsoft.com/office/drawing/2010/main" val="0"/>
@@ -36618,7 +36743,7 @@
                           <pic:cNvPicPr/>
                         </pic:nvPicPr>
                         <pic:blipFill>
-                          <a:blip r:embed="rId100">
+                          <a:blip r:embed="rId101">
                             <a:extLst>
                               <a:ext uri="{28A0092B-C50C-407E-A947-70E740481C1C}">
                                 <a14:useLocalDpi xmlns:a14="http://schemas.microsoft.com/office/drawing/2010/main" val="0"/>
@@ -36737,7 +36862,7 @@
                           <pic:cNvPicPr/>
                         </pic:nvPicPr>
                         <pic:blipFill>
-                          <a:blip r:embed="rId101">
+                          <a:blip r:embed="rId102">
                             <a:extLst>
                               <a:ext uri="{28A0092B-C50C-407E-A947-70E740481C1C}">
                                 <a14:useLocalDpi xmlns:a14="http://schemas.microsoft.com/office/drawing/2010/main" val="0"/>
@@ -37039,7 +37164,7 @@
                     <pic:cNvPicPr/>
                   </pic:nvPicPr>
                   <pic:blipFill>
-                    <a:blip r:embed="rId102"/>
+                    <a:blip r:embed="rId103"/>
                     <a:stretch>
                       <a:fillRect/>
                     </a:stretch>
@@ -37114,7 +37239,7 @@
           <w:szCs w:val="20"/>
         </w:rPr>
       </w:pPr>
-      <w:commentRangeStart w:id="73"/>
+      <w:commentRangeStart w:id="74"/>
       <w:r>
         <w:rPr>
           <w:b/>
@@ -37131,12 +37256,12 @@
         </w:rPr>
         <w:t>.</w:t>
       </w:r>
-      <w:commentRangeEnd w:id="73"/>
+      <w:commentRangeEnd w:id="74"/>
       <w:r>
         <w:rPr>
           <w:rStyle w:val="Refdecomentario"/>
         </w:rPr>
-        <w:commentReference w:id="73"/>
+        <w:commentReference w:id="74"/>
       </w:r>
       <w:r>
         <w:rPr>
@@ -37604,7 +37729,7 @@
                     <pic:cNvPicPr/>
                   </pic:nvPicPr>
                   <pic:blipFill>
-                    <a:blip r:embed="rId103"/>
+                    <a:blip r:embed="rId104"/>
                     <a:stretch>
                       <a:fillRect/>
                     </a:stretch>
@@ -37706,7 +37831,7 @@
                     <pic:cNvPicPr/>
                   </pic:nvPicPr>
                   <pic:blipFill>
-                    <a:blip r:embed="rId104"/>
+                    <a:blip r:embed="rId105"/>
                     <a:stretch>
                       <a:fillRect/>
                     </a:stretch>
@@ -37827,7 +37952,7 @@
                     <pic:cNvPicPr/>
                   </pic:nvPicPr>
                   <pic:blipFill>
-                    <a:blip r:embed="rId105"/>
+                    <a:blip r:embed="rId106"/>
                     <a:stretch>
                       <a:fillRect/>
                     </a:stretch>
@@ -37934,7 +38059,7 @@
                     <pic:cNvPicPr/>
                   </pic:nvPicPr>
                   <pic:blipFill>
-                    <a:blip r:embed="rId106"/>
+                    <a:blip r:embed="rId107"/>
                     <a:stretch>
                       <a:fillRect/>
                     </a:stretch>
@@ -37996,7 +38121,7 @@
                     <pic:cNvPicPr/>
                   </pic:nvPicPr>
                   <pic:blipFill>
-                    <a:blip r:embed="rId106"/>
+                    <a:blip r:embed="rId107"/>
                     <a:stretch>
                       <a:fillRect/>
                     </a:stretch>
@@ -38058,7 +38183,7 @@
                     <pic:cNvPicPr/>
                   </pic:nvPicPr>
                   <pic:blipFill>
-                    <a:blip r:embed="rId106"/>
+                    <a:blip r:embed="rId107"/>
                     <a:stretch>
                       <a:fillRect/>
                     </a:stretch>
@@ -38126,7 +38251,7 @@
                     <pic:cNvPicPr/>
                   </pic:nvPicPr>
                   <pic:blipFill>
-                    <a:blip r:embed="rId105"/>
+                    <a:blip r:embed="rId106"/>
                     <a:stretch>
                       <a:fillRect/>
                     </a:stretch>
@@ -38233,7 +38358,7 @@
         </w:rPr>
         <w:t xml:space="preserve">La química orgánica se enfoca en el estudio de los compuestos cuya base es el átomo de carbono. Se estima que existen alrededor de 24 millones de compuestos orgánicos, entre los que se incluyen polímeros, fármacos, derivados del petróleo, cosméticos, fibras, pigmentos y biomoléculas, tales como carbohidratos, lípidos, proteínas, vitaminas y ácidos nucleicos, </w:t>
       </w:r>
-      <w:commentRangeStart w:id="74"/>
+      <w:commentRangeStart w:id="75"/>
       <w:r>
         <w:rPr>
           <w:sz w:val="20"/>
@@ -38241,12 +38366,12 @@
         </w:rPr>
         <w:t>entre otros.</w:t>
       </w:r>
-      <w:commentRangeEnd w:id="74"/>
+      <w:commentRangeEnd w:id="75"/>
       <w:r>
         <w:rPr>
           <w:rStyle w:val="Refdecomentario"/>
         </w:rPr>
-        <w:commentReference w:id="74"/>
+        <w:commentReference w:id="75"/>
       </w:r>
     </w:p>
     <w:p>
@@ -38492,7 +38617,7 @@
                                           <pic:cNvPicPr/>
                                         </pic:nvPicPr>
                                         <pic:blipFill>
-                                          <a:blip r:embed="rId107"/>
+                                          <a:blip r:embed="rId108"/>
                                           <a:stretch>
                                             <a:fillRect/>
                                           </a:stretch>
@@ -38566,7 +38691,7 @@
                                           <pic:cNvPicPr/>
                                         </pic:nvPicPr>
                                         <pic:blipFill>
-                                          <a:blip r:embed="rId108"/>
+                                          <a:blip r:embed="rId109"/>
                                           <a:stretch>
                                             <a:fillRect/>
                                           </a:stretch>
@@ -38671,7 +38796,7 @@
                                           </pic:cNvPicPr>
                                         </pic:nvPicPr>
                                         <pic:blipFill>
-                                          <a:blip r:embed="rId109">
+                                          <a:blip r:embed="rId110">
                                             <a:extLst>
                                               <a:ext uri="{28A0092B-C50C-407E-A947-70E740481C1C}">
                                                 <a14:useLocalDpi xmlns:a14="http://schemas.microsoft.com/office/drawing/2010/main" val="0"/>
@@ -38828,7 +38953,7 @@
               </wp:anchor>
             </w:drawing>
           </mc:Choice>
-          <mc:Fallback>
+          <mc:Fallback xmlns:a14="http://schemas.microsoft.com/office/drawing/2010/main" xmlns:pic="http://schemas.openxmlformats.org/drawingml/2006/picture" xmlns:a="http://schemas.openxmlformats.org/drawingml/2006/main">
             <w:pict w14:anchorId="2B999CFF">
               <v:shapetype id="_x0000_t202" coordsize="21600,21600" o:spt="202" path="m,l,21600r21600,l21600,xe" w14:anchorId="1252B39A">
                 <v:stroke joinstyle="miter"/>
@@ -39019,7 +39144,7 @@
                                     <pic:cNvPicPr/>
                                   </pic:nvPicPr>
                                   <pic:blipFill>
-                                    <a:blip r:embed="rId110"/>
+                                    <a:blip r:embed="rId111"/>
                                     <a:stretch>
                                       <a:fillRect/>
                                     </a:stretch>
@@ -39093,7 +39218,7 @@
                                     <pic:cNvPicPr/>
                                   </pic:nvPicPr>
                                   <pic:blipFill>
-                                    <a:blip r:embed="rId111"/>
+                                    <a:blip r:embed="rId112"/>
                                     <a:stretch>
                                       <a:fillRect/>
                                     </a:stretch>
@@ -39198,7 +39323,7 @@
                                     </pic:cNvPicPr>
                                   </pic:nvPicPr>
                                   <pic:blipFill>
-                                    <a:blip r:embed="rId112">
+                                    <a:blip r:embed="rId113">
                                       <a:extLst>
                                         <a:ext uri="{28A0092B-C50C-407E-A947-70E740481C1C}">
                                           <a14:useLocalDpi xmlns:a14="http://schemas.microsoft.com/office/drawing/2010/main" val="0"/>
@@ -39370,6 +39495,7 @@
           <w:sz w:val="20"/>
           <w:szCs w:val="20"/>
         </w:rPr>
+        <w:lastRenderedPageBreak/>
         <w:t xml:space="preserve">La diversidad de compuestos orgánicos se explica por las propiedades singulares del átomo de carbono. En primer lugar, el carbono es un elemento tetravalente, es decir, tiene la capacidad de formar cuatro enlaces covalentes. Estos enlaces pueden establecerse entre átomos de carbono, dando lugar a largas cadenas carbonadas que presentan una notable estabilidad química, lo que permite la existencia de un número prácticamente infinito de compuestos. La fuerza y estabilidad de estos enlaces se deben, en gran medida, a la capacidad del carbono para experimentar hibridación, es decir, la combinación de sus orbitales atómicos </w:t>
       </w:r>
       <w:r>
@@ -39817,7 +39943,7 @@
                     <pic:cNvPicPr/>
                   </pic:nvPicPr>
                   <pic:blipFill>
-                    <a:blip r:embed="rId113"/>
+                    <a:blip r:embed="rId114"/>
                     <a:stretch>
                       <a:fillRect/>
                     </a:stretch>
@@ -39899,6 +40025,7 @@
           <w:sz w:val="20"/>
           <w:szCs w:val="20"/>
         </w:rPr>
+        <w:lastRenderedPageBreak/>
         <w:t>Son alcanos cuyos átomos de carbono se unen formando anillos. El cicloalcano más sencillo es el ciclopropano (C</w:t>
       </w:r>
       <w:r>
@@ -39988,7 +40115,7 @@
                     <pic:cNvPicPr/>
                   </pic:nvPicPr>
                   <pic:blipFill>
-                    <a:blip r:embed="rId114"/>
+                    <a:blip r:embed="rId115"/>
                     <a:stretch>
                       <a:fillRect/>
                     </a:stretch>
@@ -40036,7 +40163,7 @@
                     <pic:cNvPicPr/>
                   </pic:nvPicPr>
                   <pic:blipFill>
-                    <a:blip r:embed="rId115"/>
+                    <a:blip r:embed="rId116"/>
                     <a:stretch>
                       <a:fillRect/>
                     </a:stretch>
@@ -40332,7 +40459,7 @@
                     <pic:cNvPicPr/>
                   </pic:nvPicPr>
                   <pic:blipFill>
-                    <a:blip r:embed="rId116"/>
+                    <a:blip r:embed="rId117"/>
                     <a:stretch>
                       <a:fillRect/>
                     </a:stretch>
@@ -40402,7 +40529,7 @@
                     <pic:cNvPicPr/>
                   </pic:nvPicPr>
                   <pic:blipFill>
-                    <a:blip r:embed="rId117"/>
+                    <a:blip r:embed="rId118"/>
                     <a:stretch>
                       <a:fillRect/>
                     </a:stretch>
@@ -40582,7 +40709,7 @@
                     <pic:cNvPicPr/>
                   </pic:nvPicPr>
                   <pic:blipFill>
-                    <a:blip r:embed="rId118"/>
+                    <a:blip r:embed="rId119"/>
                     <a:stretch>
                       <a:fillRect/>
                     </a:stretch>
@@ -40636,6 +40763,7 @@
           <w:sz w:val="20"/>
           <w:szCs w:val="20"/>
         </w:rPr>
+        <w:lastRenderedPageBreak/>
         <w:drawing>
           <wp:inline distT="0" distB="0" distL="0" distR="0" wp14:anchorId="21576735" wp14:editId="1448B575">
             <wp:extent cx="2248214" cy="685896"/>
@@ -40652,7 +40780,7 @@
                     <pic:cNvPicPr/>
                   </pic:nvPicPr>
                   <pic:blipFill>
-                    <a:blip r:embed="rId119"/>
+                    <a:blip r:embed="rId120"/>
                     <a:stretch>
                       <a:fillRect/>
                     </a:stretch>
@@ -40837,7 +40965,7 @@
                     <pic:cNvPicPr/>
                   </pic:nvPicPr>
                   <pic:blipFill rotWithShape="1">
-                    <a:blip r:embed="rId120"/>
+                    <a:blip r:embed="rId121"/>
                     <a:srcRect t="3987"/>
                     <a:stretch/>
                   </pic:blipFill>
@@ -40968,7 +41096,7 @@
                     <pic:cNvPicPr/>
                   </pic:nvPicPr>
                   <pic:blipFill>
-                    <a:blip r:embed="rId121"/>
+                    <a:blip r:embed="rId122"/>
                     <a:stretch>
                       <a:fillRect/>
                     </a:stretch>
@@ -41088,7 +41216,7 @@
                     <pic:cNvPicPr/>
                   </pic:nvPicPr>
                   <pic:blipFill>
-                    <a:blip r:embed="rId122">
+                    <a:blip r:embed="rId123">
                       <a:extLst>
                         <a:ext uri="{28A0092B-C50C-407E-A947-70E740481C1C}">
                           <a14:useLocalDpi xmlns:a14="http://schemas.microsoft.com/office/drawing/2010/main" val="0"/>
@@ -41190,7 +41318,7 @@
               </wp:anchor>
             </w:drawing>
           </mc:Choice>
-          <mc:Fallback xmlns:a="http://schemas.openxmlformats.org/drawingml/2006/main" xmlns:pic="http://schemas.openxmlformats.org/drawingml/2006/picture" xmlns:a14="http://schemas.microsoft.com/office/drawing/2010/main">
+          <mc:Fallback xmlns:a14="http://schemas.microsoft.com/office/drawing/2010/main" xmlns:pic="http://schemas.openxmlformats.org/drawingml/2006/picture" xmlns:a="http://schemas.openxmlformats.org/drawingml/2006/main">
             <w:pict w14:anchorId="06B4DCC0">
               <v:shapetype id="_x0000_t32" coordsize="21600,21600" o:oned="t" filled="f" o:spt="32" path="m,l21600,21600e" w14:anchorId="3FD129FD">
                 <v:path fillok="f" arrowok="t" o:connecttype="none"/>
@@ -41226,7 +41354,7 @@
                     <pic:cNvPicPr/>
                   </pic:nvPicPr>
                   <pic:blipFill>
-                    <a:blip r:embed="rId123"/>
+                    <a:blip r:embed="rId124"/>
                     <a:stretch>
                       <a:fillRect/>
                     </a:stretch>
@@ -41326,6 +41454,7 @@
           <w:sz w:val="20"/>
           <w:szCs w:val="20"/>
         </w:rPr>
+        <w:lastRenderedPageBreak/>
         <mc:AlternateContent>
           <mc:Choice Requires="wps">
             <w:drawing>
@@ -41393,7 +41522,7 @@
               </wp:anchor>
             </w:drawing>
           </mc:Choice>
-          <mc:Fallback>
+          <mc:Fallback xmlns:a14="http://schemas.microsoft.com/office/drawing/2010/main" xmlns:pic="http://schemas.openxmlformats.org/drawingml/2006/picture" xmlns:a="http://schemas.openxmlformats.org/drawingml/2006/main">
             <w:pict w14:anchorId="25789A2B">
               <v:rect id="Rectángulo 3" style="position:absolute;margin-left:-6.7pt;margin-top:-15.45pt;width:512.55pt;height:70.5pt;z-index:251717632;visibility:visible;mso-wrap-style:square;mso-width-percent:0;mso-height-percent:0;mso-wrap-distance-left:9pt;mso-wrap-distance-top:0;mso-wrap-distance-right:9pt;mso-wrap-distance-bottom:0;mso-position-horizontal:absolute;mso-position-horizontal-relative:margin;mso-position-vertical:absolute;mso-position-vertical-relative:text;mso-width-percent:0;mso-height-percent:0;mso-width-relative:margin;mso-height-relative:margin;v-text-anchor:middle" o:spid="_x0000_s1026" filled="f" strokecolor="black [3213]" w14:anchorId="53D19AC1" o:gfxdata="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">
                 <v:shadow on="t" color="black" opacity="22937f" offset="0,.63889mm" origin=",.5"/>
@@ -41447,7 +41576,7 @@
         </w:rPr>
         <w:t xml:space="preserve"> 24 de la Química de Raymond Chang, disponible en el siguiente enlace: </w:t>
       </w:r>
-      <w:hyperlink w:history="1" r:id="rId124">
+      <w:hyperlink r:id="rId125" w:history="1">
         <w:r>
           <w:rPr>
             <w:rStyle w:val="Hipervnculo"/>
@@ -41825,7 +41954,7 @@
                     <pic:cNvPicPr/>
                   </pic:nvPicPr>
                   <pic:blipFill rotWithShape="1">
-                    <a:blip r:embed="rId125"/>
+                    <a:blip r:embed="rId126"/>
                     <a:srcRect t="3166"/>
                     <a:stretch/>
                   </pic:blipFill>
@@ -41883,7 +42012,7 @@
                     <pic:cNvPicPr/>
                   </pic:nvPicPr>
                   <pic:blipFill>
-                    <a:blip r:embed="rId126"/>
+                    <a:blip r:embed="rId127"/>
                     <a:stretch>
                       <a:fillRect/>
                     </a:stretch>
@@ -41995,7 +42124,23 @@
           <w:sz w:val="20"/>
           <w:szCs w:val="20"/>
         </w:rPr>
-        <w:t xml:space="preserve">, donde R y R’ son grupos derivados de un hidrocarburo, ya sea alifáticos o aromáticos, llamados grupos alquilo o arilo, respectivamente. Uno de los éteres más conocidos es el éter dietílico, usado principalmente como solvente orgánico. Los éteres, al igual que los alcoholes son muy inflamables y cuando se dejan al aire libre en reposo, tienden a formar, lentamente, peróxidos explosivos. </w:t>
+        <w:t>, donde R y R’ son grupos derivados de un hidrocarburo, ya sea alifáticos o aromáticos, llamados grupos alquilo o arilo, respectivamente. Uno de los éteres más conocidos es el éter dietílico, usado principalmente como solvente orgánico. Los éteres, al igual que los alcoholes</w:t>
+      </w:r>
+      <w:r>
+        <w:rPr>
+          <w:bCs/>
+          <w:sz w:val="20"/>
+          <w:szCs w:val="20"/>
+        </w:rPr>
+        <w:t>,</w:t>
+      </w:r>
+      <w:r>
+        <w:rPr>
+          <w:bCs/>
+          <w:sz w:val="20"/>
+          <w:szCs w:val="20"/>
+        </w:rPr>
+        <w:t xml:space="preserve"> son muy inflamables y cuando se dejan al aire libre en reposo, tienden a formar, lentamente, peróxidos explosivos. </w:t>
       </w:r>
     </w:p>
     <w:p>
@@ -42043,7 +42188,7 @@
                     </pic:cNvPicPr>
                   </pic:nvPicPr>
                   <pic:blipFill rotWithShape="1">
-                    <a:blip r:embed="rId127">
+                    <a:blip r:embed="rId128">
                       <a:extLst>
                         <a:ext uri="{28A0092B-C50C-407E-A947-70E740481C1C}">
                           <a14:useLocalDpi xmlns:a14="http://schemas.microsoft.com/office/drawing/2010/main" val="0"/>
@@ -42170,6 +42315,7 @@
           <w:sz w:val="20"/>
           <w:szCs w:val="20"/>
         </w:rPr>
+        <w:lastRenderedPageBreak/>
         <w:t>Aldehídos</w:t>
       </w:r>
     </w:p>
@@ -42386,7 +42532,7 @@
                     </pic:cNvPicPr>
                   </pic:nvPicPr>
                   <pic:blipFill>
-                    <a:blip r:embed="rId128">
+                    <a:blip r:embed="rId129">
                       <a:extLst>
                         <a:ext uri="{28A0092B-C50C-407E-A947-70E740481C1C}">
                           <a14:useLocalDpi xmlns:a14="http://schemas.microsoft.com/office/drawing/2010/main" val="0"/>
@@ -42448,7 +42594,7 @@
                     <pic:cNvPicPr/>
                   </pic:nvPicPr>
                   <pic:blipFill>
-                    <a:blip r:embed="rId129"/>
+                    <a:blip r:embed="rId130"/>
                     <a:stretch>
                       <a:fillRect/>
                     </a:stretch>
@@ -42575,7 +42721,7 @@
               </wp:anchor>
             </w:drawing>
           </mc:Choice>
-          <mc:Fallback xmlns:a="http://schemas.openxmlformats.org/drawingml/2006/main" xmlns:pic="http://schemas.openxmlformats.org/drawingml/2006/picture" xmlns:a14="http://schemas.microsoft.com/office/drawing/2010/main">
+          <mc:Fallback xmlns:a14="http://schemas.microsoft.com/office/drawing/2010/main" xmlns:pic="http://schemas.openxmlformats.org/drawingml/2006/picture" xmlns:a="http://schemas.openxmlformats.org/drawingml/2006/main">
             <w:pict w14:anchorId="5BC12255">
               <v:shape id="_x0000_s1027" style="position:absolute;left:0;text-align:left;margin-left:52.95pt;margin-top:1.15pt;width:89.55pt;height:24.25pt;z-index:251722752;visibility:visible;mso-wrap-style:square;mso-width-percent:0;mso-height-percent:0;mso-wrap-distance-left:9pt;mso-wrap-distance-top:3.6pt;mso-wrap-distance-right:9pt;mso-wrap-distance-bottom:3.6pt;mso-position-horizontal:absolute;mso-position-horizontal-relative:text;mso-position-vertical:absolute;mso-position-vertical-relative:text;mso-width-percent:0;mso-height-percent:0;mso-width-relative:margin;mso-height-relative:margin;v-text-anchor:top" stroked="f" type="#_x0000_t202" o:gfxdata="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" w14:anchorId="1BFAA152">
                 <v:textbox>
@@ -42707,7 +42853,39 @@
           <w:sz w:val="20"/>
           <w:szCs w:val="20"/>
         </w:rPr>
-        <w:t xml:space="preserve"> compuestos, al igual de los aldehídos tienen el </w:t>
+        <w:t xml:space="preserve"> compuestos, al igual </w:t>
+      </w:r>
+      <w:r>
+        <w:rPr>
+          <w:bCs/>
+          <w:sz w:val="20"/>
+          <w:szCs w:val="20"/>
+        </w:rPr>
+        <w:t>que</w:t>
+      </w:r>
+      <w:r>
+        <w:rPr>
+          <w:bCs/>
+          <w:sz w:val="20"/>
+          <w:szCs w:val="20"/>
+        </w:rPr>
+        <w:t xml:space="preserve"> los aldehídos</w:t>
+      </w:r>
+      <w:r>
+        <w:rPr>
+          <w:bCs/>
+          <w:sz w:val="20"/>
+          <w:szCs w:val="20"/>
+        </w:rPr>
+        <w:t>,</w:t>
+      </w:r>
+      <w:r>
+        <w:rPr>
+          <w:bCs/>
+          <w:sz w:val="20"/>
+          <w:szCs w:val="20"/>
+        </w:rPr>
+        <w:t xml:space="preserve"> tienen el </w:t>
       </w:r>
       <w:r>
         <w:rPr>
@@ -42823,7 +43001,7 @@
           <w:noProof/>
         </w:rPr>
         <w:drawing>
-          <wp:inline distT="0" distB="0" distL="0" distR="0" wp14:anchorId="1C4C77D9" wp14:editId="013A564B">
+          <wp:inline distT="0" distB="0" distL="0" distR="0" wp14:anchorId="1C4C77D9" wp14:editId="5D3BAFAA">
             <wp:extent cx="1594655" cy="947928"/>
             <wp:effectExtent l="0" t="0" r="0" b="5080"/>
             <wp:docPr id="518426496" name="Imagen 20" descr="Acetona | Unidad de Informática del Instituto de Química."/>
@@ -42840,7 +43018,7 @@
                     </pic:cNvPicPr>
                   </pic:nvPicPr>
                   <pic:blipFill>
-                    <a:blip r:embed="rId130" cstate="print">
+                    <a:blip r:embed="rId131" cstate="print">
                       <a:extLst>
                         <a:ext uri="{28A0092B-C50C-407E-A947-70E740481C1C}">
                           <a14:useLocalDpi xmlns:a14="http://schemas.microsoft.com/office/drawing/2010/main" val="0"/>
@@ -42902,7 +43080,7 @@
                     <pic:cNvPicPr/>
                   </pic:nvPicPr>
                   <pic:blipFill>
-                    <a:blip r:embed="rId131"/>
+                    <a:blip r:embed="rId132"/>
                     <a:stretch>
                       <a:fillRect/>
                     </a:stretch>
@@ -42965,7 +43143,7 @@
                     <pic:cNvPicPr/>
                   </pic:nvPicPr>
                   <pic:blipFill>
-                    <a:blip r:embed="rId132">
+                    <a:blip r:embed="rId133">
                       <a:extLst>
                         <a:ext uri="{28A0092B-C50C-407E-A947-70E740481C1C}">
                           <a14:useLocalDpi xmlns:a14="http://schemas.microsoft.com/office/drawing/2010/main" val="0"/>
@@ -43082,7 +43260,7 @@
               </wp:anchor>
             </w:drawing>
           </mc:Choice>
-          <mc:Fallback xmlns:a="http://schemas.openxmlformats.org/drawingml/2006/main" xmlns:pic="http://schemas.openxmlformats.org/drawingml/2006/picture" xmlns:a14="http://schemas.microsoft.com/office/drawing/2010/main">
+          <mc:Fallback xmlns:a14="http://schemas.microsoft.com/office/drawing/2010/main" xmlns:pic="http://schemas.openxmlformats.org/drawingml/2006/picture" xmlns:a="http://schemas.openxmlformats.org/drawingml/2006/main">
             <w:pict w14:anchorId="3F9E7B0B">
               <v:shape id="_x0000_s1028" style="position:absolute;left:0;text-align:left;margin-left:85.6pt;margin-top:9.9pt;width:67.8pt;height:23.4pt;z-index:251719680;visibility:visible;mso-wrap-style:square;mso-width-percent:0;mso-height-percent:0;mso-wrap-distance-left:9pt;mso-wrap-distance-top:3.6pt;mso-wrap-distance-right:9pt;mso-wrap-distance-bottom:3.6pt;mso-position-horizontal:absolute;mso-position-horizontal-relative:text;mso-position-vertical:absolute;mso-position-vertical-relative:text;mso-width-percent:0;mso-height-percent:0;mso-width-relative:margin;mso-height-relative:margin;v-text-anchor:top" stroked="f" type="#_x0000_t202" o:gfxdata="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" w14:anchorId="4C602631">
                 <v:textbox>
@@ -43230,6 +43408,7 @@
           <w:sz w:val="20"/>
           <w:szCs w:val="20"/>
         </w:rPr>
+        <w:lastRenderedPageBreak/>
         <w:t>como animal. Todas las moléculas de proteínas están formadas por aminoácidos, los cuales son ácidos carboxílicos con un grupo amino (-NH</w:t>
       </w:r>
       <w:r>
@@ -43293,8 +43472,8 @@
       </w:r>
       <w:r>
         <w:rPr>
-          <w:b w:val="1"/>
-          <w:bCs w:val="1"/>
+          <w:b/>
+          <w:bCs/>
           <w:sz w:val="20"/>
           <w:szCs w:val="20"/>
         </w:rPr>
@@ -43309,21 +43488,12 @@
       </w:r>
       <w:r>
         <w:rPr>
-          <w:b w:val="1"/>
-          <w:bCs w:val="1"/>
-          <w:sz w:val="20"/>
-          <w:szCs w:val="20"/>
-        </w:rPr>
-        <w:t>-</w:t>
-      </w:r>
-      <w:r>
-        <w:rPr>
-          <w:b w:val="1"/>
-          <w:bCs w:val="1"/>
-          <w:sz w:val="20"/>
-          <w:szCs w:val="20"/>
-        </w:rPr>
-        <w:t>oico</w:t>
+          <w:b/>
+          <w:bCs/>
+          <w:sz w:val="20"/>
+          <w:szCs w:val="20"/>
+        </w:rPr>
+        <w:t>-oico</w:t>
       </w:r>
       <w:r>
         <w:rPr>
@@ -43387,7 +43557,7 @@
                     <pic:cNvPicPr/>
                   </pic:nvPicPr>
                   <pic:blipFill>
-                    <a:blip r:embed="rId133"/>
+                    <a:blip r:embed="rId134"/>
                     <a:stretch>
                       <a:fillRect/>
                     </a:stretch>
@@ -43430,7 +43600,7 @@
                     <pic:cNvPicPr/>
                   </pic:nvPicPr>
                   <pic:blipFill>
-                    <a:blip r:embed="rId134"/>
+                    <a:blip r:embed="rId135"/>
                     <a:stretch>
                       <a:fillRect/>
                     </a:stretch>
@@ -43629,7 +43799,7 @@
                     <pic:cNvPicPr/>
                   </pic:nvPicPr>
                   <pic:blipFill rotWithShape="1">
-                    <a:blip r:embed="rId135"/>
+                    <a:blip r:embed="rId136"/>
                     <a:srcRect t="8552" b="51151"/>
                     <a:stretch/>
                   </pic:blipFill>
@@ -43679,7 +43849,7 @@
                     <pic:cNvPicPr/>
                   </pic:nvPicPr>
                   <pic:blipFill>
-                    <a:blip r:embed="rId136"/>
+                    <a:blip r:embed="rId137"/>
                     <a:stretch>
                       <a:fillRect/>
                     </a:stretch>
@@ -43722,7 +43892,7 @@
                     <pic:cNvPicPr/>
                   </pic:nvPicPr>
                   <pic:blipFill>
-                    <a:blip r:embed="rId137"/>
+                    <a:blip r:embed="rId138"/>
                     <a:stretch>
                       <a:fillRect/>
                     </a:stretch>
@@ -43860,7 +44030,7 @@
               </wp:anchor>
             </w:drawing>
           </mc:Choice>
-          <mc:Fallback xmlns:a="http://schemas.openxmlformats.org/drawingml/2006/main" xmlns:pic="http://schemas.openxmlformats.org/drawingml/2006/picture" xmlns:a14="http://schemas.microsoft.com/office/drawing/2010/main">
+          <mc:Fallback xmlns:a14="http://schemas.microsoft.com/office/drawing/2010/main" xmlns:pic="http://schemas.openxmlformats.org/drawingml/2006/picture" xmlns:a="http://schemas.openxmlformats.org/drawingml/2006/main">
             <w:pict w14:anchorId="2062F44B">
               <v:shape id="_x0000_s1029" style="position:absolute;left:0;text-align:left;margin-left:266pt;margin-top:38.75pt;width:103.8pt;height:24.25pt;z-index:251724800;visibility:visible;mso-wrap-style:square;mso-width-percent:0;mso-height-percent:0;mso-wrap-distance-left:9pt;mso-wrap-distance-top:3.6pt;mso-wrap-distance-right:9pt;mso-wrap-distance-bottom:3.6pt;mso-position-horizontal:absolute;mso-position-horizontal-relative:text;mso-position-vertical:absolute;mso-position-vertical-relative:text;mso-width-percent:0;mso-height-percent:0;mso-width-relative:margin;mso-height-relative:margin;v-text-anchor:top" stroked="f" type="#_x0000_t202" o:gfxdata="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" w14:anchorId="2E7FD741">
                 <v:textbox>
@@ -43926,7 +44096,7 @@
                     </pic:cNvPicPr>
                   </pic:nvPicPr>
                   <pic:blipFill>
-                    <a:blip r:embed="rId138">
+                    <a:blip r:embed="rId139">
                       <a:extLst>
                         <a:ext uri="{28A0092B-C50C-407E-A947-70E740481C1C}">
                           <a14:useLocalDpi xmlns:a14="http://schemas.microsoft.com/office/drawing/2010/main" val="0"/>
@@ -43980,7 +44150,7 @@
                     <pic:cNvPicPr/>
                   </pic:nvPicPr>
                   <pic:blipFill>
-                    <a:blip r:embed="rId139"/>
+                    <a:blip r:embed="rId140"/>
                     <a:stretch>
                       <a:fillRect/>
                     </a:stretch>
@@ -44397,7 +44567,7 @@
                     <pic:cNvPicPr/>
                   </pic:nvPicPr>
                   <pic:blipFill>
-                    <a:blip r:embed="rId140"/>
+                    <a:blip r:embed="rId141"/>
                     <a:stretch>
                       <a:fillRect/>
                     </a:stretch>
@@ -44440,7 +44610,7 @@
                     <pic:cNvPicPr/>
                   </pic:nvPicPr>
                   <pic:blipFill>
-                    <a:blip r:embed="rId141"/>
+                    <a:blip r:embed="rId142"/>
                     <a:stretch>
                       <a:fillRect/>
                     </a:stretch>
@@ -44783,7 +44953,7 @@
                     <pic:cNvPicPr/>
                   </pic:nvPicPr>
                   <pic:blipFill>
-                    <a:blip r:embed="rId142"/>
+                    <a:blip r:embed="rId143"/>
                     <a:stretch>
                       <a:fillRect/>
                     </a:stretch>
@@ -44988,9 +45158,23 @@
           <w:sz w:val="20"/>
           <w:szCs w:val="20"/>
         </w:rPr>
-        <w:t xml:space="preserve"> uso de unidades y sistemas de medición, esenciales para la descripción de los fenómenos químicos. Se profundiza en el átomo como unidad fundamental de la materia, revisando las estructuras subatómicas y la organización de los elementos en la tabla periódica, herramienta fundamental para predecir propiedades químicas y relaciones entre elementos. Mas adelante, se estudian los diferentes tipos de enlace químico, que permiten la formación de compuestos, se analiza la representación de los enlaces mediante las estructuras de Lewis, y se introduce la nomenclatura inorgánica conforme las reglas IUPAC. Se exploran también las reacciones químicas entendidas como procesos de transformación de la materia, identificando sus tipos y el balanceo de ecuaciones. Finalmente, se introduce a la química orgánica, presentando los principales grupos funcionales que definen la estructura y reactividad de los compuestos orgánicos más </w:t>
-      </w:r>
-      <w:commentRangeStart w:id="75"/>
+        <w:t xml:space="preserve"> uso de unidades y sistemas de medición, esenciales para la descripción de los fenómenos químicos. Se profundiza en el átomo como unidad fundamental de la materia, revisando las estructuras subatómicas y la organización de los elementos en la tabla periódica, herramienta fundamental para predecir propiedades químicas y relaciones entre elementos. M</w:t>
+      </w:r>
+      <w:r>
+        <w:rPr>
+          <w:sz w:val="20"/>
+          <w:szCs w:val="20"/>
+        </w:rPr>
+        <w:t>á</w:t>
+      </w:r>
+      <w:r>
+        <w:rPr>
+          <w:sz w:val="20"/>
+          <w:szCs w:val="20"/>
+        </w:rPr>
+        <w:t xml:space="preserve">s adelante, se estudian los diferentes tipos de enlace químico, que permiten la formación de compuestos, se analiza la representación de los enlaces mediante las estructuras de Lewis, y se introduce la nomenclatura inorgánica conforme las reglas IUPAC. Se exploran también las reacciones químicas entendidas como procesos de transformación de la materia, identificando sus tipos y el balanceo de ecuaciones. Finalmente, se introduce a la química orgánica, presentando los principales grupos funcionales que definen la estructura y reactividad de los compuestos orgánicos más </w:t>
+      </w:r>
+      <w:commentRangeStart w:id="76"/>
       <w:r>
         <w:rPr>
           <w:sz w:val="20"/>
@@ -44998,12 +45182,12 @@
         </w:rPr>
         <w:t xml:space="preserve">comunes. </w:t>
       </w:r>
-      <w:commentRangeEnd w:id="75"/>
+      <w:commentRangeEnd w:id="76"/>
       <w:r>
         <w:rPr>
           <w:rStyle w:val="Refdecomentario"/>
         </w:rPr>
-        <w:commentReference w:id="75"/>
+        <w:commentReference w:id="76"/>
       </w:r>
     </w:p>
     <w:p>
@@ -45050,7 +45234,7 @@
                     <pic:cNvPicPr/>
                   </pic:nvPicPr>
                   <pic:blipFill>
-                    <a:blip r:embed="rId143"/>
+                    <a:blip r:embed="rId144"/>
                     <a:stretch>
                       <a:fillRect/>
                     </a:stretch>
@@ -45258,12 +45442,12 @@
         <w:tblW w:w="9541" w:type="dxa"/>
         <w:tblInd w:w="421" w:type="dxa"/>
         <w:tblBorders>
-          <w:top w:val="single" w:color="000000" w:sz="4" w:space="0"/>
-          <w:left w:val="single" w:color="000000" w:sz="4" w:space="0"/>
-          <w:bottom w:val="single" w:color="000000" w:sz="4" w:space="0"/>
-          <w:right w:val="single" w:color="000000" w:sz="4" w:space="0"/>
-          <w:insideH w:val="single" w:color="000000" w:sz="4" w:space="0"/>
-          <w:insideV w:val="single" w:color="000000" w:sz="4" w:space="0"/>
+          <w:top w:val="single" w:sz="4" w:space="0" w:color="000000"/>
+          <w:left w:val="single" w:sz="4" w:space="0" w:color="000000"/>
+          <w:bottom w:val="single" w:sz="4" w:space="0" w:color="000000"/>
+          <w:right w:val="single" w:sz="4" w:space="0" w:color="000000"/>
+          <w:insideH w:val="single" w:sz="4" w:space="0" w:color="000000"/>
+          <w:insideV w:val="single" w:sz="4" w:space="0" w:color="000000"/>
         </w:tblBorders>
         <w:tblLayout w:type="fixed"/>
         <w:tblLook w:val="0400" w:firstRow="0" w:lastRow="0" w:firstColumn="0" w:lastColumn="0" w:noHBand="0" w:noVBand="1"/>
@@ -45288,13 +45472,13 @@
               <w:pStyle w:val="Normal0"/>
               <w:jc w:val="center"/>
               <w:rPr>
-                <w:rFonts w:ascii="Calibri" w:hAnsi="Calibri" w:eastAsia="Calibri" w:cs="Calibri"/>
+                <w:rFonts w:ascii="Calibri" w:eastAsia="Calibri" w:hAnsi="Calibri" w:cs="Calibri"/>
                 <w:color w:val="000000"/>
               </w:rPr>
             </w:pPr>
             <w:r>
               <w:rPr>
-                <w:rFonts w:ascii="Calibri" w:hAnsi="Calibri" w:eastAsia="Calibri" w:cs="Calibri"/>
+                <w:rFonts w:ascii="Calibri" w:eastAsia="Calibri" w:hAnsi="Calibri" w:cs="Calibri"/>
                 <w:color w:val="000000"/>
               </w:rPr>
               <w:t>DESCRIPCIÓN DE ACTIVIDAD DIDÁCTICA</w:t>
@@ -45316,13 +45500,13 @@
             <w:pPr>
               <w:pStyle w:val="Normal0"/>
               <w:rPr>
-                <w:rFonts w:ascii="Calibri" w:hAnsi="Calibri" w:eastAsia="Calibri" w:cs="Calibri"/>
+                <w:rFonts w:ascii="Calibri" w:eastAsia="Calibri" w:hAnsi="Calibri" w:cs="Calibri"/>
                 <w:color w:val="000000"/>
               </w:rPr>
             </w:pPr>
             <w:r>
               <w:rPr>
-                <w:rFonts w:ascii="Calibri" w:hAnsi="Calibri" w:eastAsia="Calibri" w:cs="Calibri"/>
+                <w:rFonts w:ascii="Calibri" w:eastAsia="Calibri" w:hAnsi="Calibri" w:cs="Calibri"/>
                 <w:color w:val="000000"/>
               </w:rPr>
               <w:t>Nombre de la Actividad</w:t>
@@ -45339,13 +45523,13 @@
             <w:pPr>
               <w:pStyle w:val="Normal0"/>
               <w:rPr>
-                <w:rFonts w:ascii="Calibri" w:hAnsi="Calibri" w:eastAsia="Calibri" w:cs="Calibri"/>
+                <w:rFonts w:ascii="Calibri" w:eastAsia="Calibri" w:hAnsi="Calibri" w:cs="Calibri"/>
                 <w:color w:val="000000"/>
               </w:rPr>
             </w:pPr>
             <w:r>
               <w:rPr>
-                <w:rFonts w:ascii="Calibri" w:hAnsi="Calibri" w:eastAsia="Calibri" w:cs="Calibri"/>
+                <w:rFonts w:ascii="Calibri" w:eastAsia="Calibri" w:hAnsi="Calibri" w:cs="Calibri"/>
                 <w:b w:val="0"/>
                 <w:bCs/>
                 <w:iCs/>
@@ -45369,13 +45553,13 @@
             <w:pPr>
               <w:pStyle w:val="Normal0"/>
               <w:rPr>
-                <w:rFonts w:ascii="Calibri" w:hAnsi="Calibri" w:eastAsia="Calibri" w:cs="Calibri"/>
+                <w:rFonts w:ascii="Calibri" w:eastAsia="Calibri" w:hAnsi="Calibri" w:cs="Calibri"/>
                 <w:color w:val="000000"/>
               </w:rPr>
             </w:pPr>
             <w:r>
               <w:rPr>
-                <w:rFonts w:ascii="Calibri" w:hAnsi="Calibri" w:eastAsia="Calibri" w:cs="Calibri"/>
+                <w:rFonts w:ascii="Calibri" w:eastAsia="Calibri" w:hAnsi="Calibri" w:cs="Calibri"/>
                 <w:color w:val="000000"/>
               </w:rPr>
               <w:t>Objetivo de la actividad</w:t>
@@ -45392,13 +45576,13 @@
             <w:pPr>
               <w:pStyle w:val="Normal0"/>
               <w:rPr>
-                <w:rFonts w:ascii="Calibri" w:hAnsi="Calibri" w:eastAsia="Calibri" w:cs="Calibri"/>
+                <w:rFonts w:ascii="Calibri" w:eastAsia="Calibri" w:hAnsi="Calibri" w:cs="Calibri"/>
                 <w:color w:val="000000"/>
               </w:rPr>
             </w:pPr>
             <w:r>
               <w:rPr>
-                <w:rFonts w:ascii="Calibri" w:hAnsi="Calibri" w:eastAsia="Calibri" w:cs="Calibri"/>
+                <w:rFonts w:ascii="Calibri" w:eastAsia="Calibri" w:hAnsi="Calibri" w:cs="Calibri"/>
                 <w:b w:val="0"/>
                 <w:bCs/>
                 <w:iCs/>
@@ -45422,13 +45606,13 @@
             <w:pPr>
               <w:pStyle w:val="Normal0"/>
               <w:rPr>
-                <w:rFonts w:ascii="Calibri" w:hAnsi="Calibri" w:eastAsia="Calibri" w:cs="Calibri"/>
+                <w:rFonts w:ascii="Calibri" w:eastAsia="Calibri" w:hAnsi="Calibri" w:cs="Calibri"/>
                 <w:color w:val="000000"/>
               </w:rPr>
             </w:pPr>
             <w:r>
               <w:rPr>
-                <w:rFonts w:ascii="Calibri" w:hAnsi="Calibri" w:eastAsia="Calibri" w:cs="Calibri"/>
+                <w:rFonts w:ascii="Calibri" w:eastAsia="Calibri" w:hAnsi="Calibri" w:cs="Calibri"/>
                 <w:color w:val="000000"/>
               </w:rPr>
               <w:t>Tipo de actividad sugerida</w:t>
@@ -45445,7 +45629,7 @@
             <w:pPr>
               <w:pStyle w:val="Normal0"/>
               <w:rPr>
-                <w:rFonts w:ascii="Calibri" w:hAnsi="Calibri" w:eastAsia="Calibri" w:cs="Calibri"/>
+                <w:rFonts w:ascii="Calibri" w:eastAsia="Calibri" w:hAnsi="Calibri" w:cs="Calibri"/>
                 <w:color w:val="000000"/>
               </w:rPr>
             </w:pPr>
@@ -45468,7 +45652,7 @@
                           <pic:cNvPicPr preferRelativeResize="0"/>
                         </pic:nvPicPr>
                         <pic:blipFill>
-                          <a:blip r:embed="rId144"/>
+                          <a:blip r:embed="rId145"/>
                           <a:srcRect/>
                           <a:stretch>
                             <a:fillRect/>
@@ -45507,13 +45691,13 @@
             <w:pPr>
               <w:pStyle w:val="Normal0"/>
               <w:rPr>
-                <w:rFonts w:ascii="Calibri" w:hAnsi="Calibri" w:eastAsia="Calibri" w:cs="Calibri"/>
+                <w:rFonts w:ascii="Calibri" w:eastAsia="Calibri" w:hAnsi="Calibri" w:cs="Calibri"/>
                 <w:color w:val="000000"/>
               </w:rPr>
             </w:pPr>
             <w:r>
               <w:rPr>
-                <w:rFonts w:ascii="Calibri" w:hAnsi="Calibri" w:eastAsia="Calibri" w:cs="Calibri"/>
+                <w:rFonts w:ascii="Calibri" w:eastAsia="Calibri" w:hAnsi="Calibri" w:cs="Calibri"/>
                 <w:color w:val="000000"/>
               </w:rPr>
               <w:t xml:space="preserve">Archivo de la actividad </w:t>
@@ -45523,13 +45707,13 @@
             <w:pPr>
               <w:pStyle w:val="Normal0"/>
               <w:rPr>
-                <w:rFonts w:ascii="Calibri" w:hAnsi="Calibri" w:eastAsia="Calibri" w:cs="Calibri"/>
+                <w:rFonts w:ascii="Calibri" w:eastAsia="Calibri" w:hAnsi="Calibri" w:cs="Calibri"/>
                 <w:color w:val="000000"/>
               </w:rPr>
             </w:pPr>
             <w:r>
               <w:rPr>
-                <w:rFonts w:ascii="Calibri" w:hAnsi="Calibri" w:eastAsia="Calibri" w:cs="Calibri"/>
+                <w:rFonts w:ascii="Calibri" w:eastAsia="Calibri" w:hAnsi="Calibri" w:cs="Calibri"/>
                 <w:color w:val="000000"/>
               </w:rPr>
               <w:t>(Anexo donde se describe la actividad propuesta)</w:t>
@@ -45546,14 +45730,14 @@
             <w:pPr>
               <w:pStyle w:val="Normal0"/>
               <w:rPr>
-                <w:rFonts w:ascii="Calibri" w:hAnsi="Calibri" w:eastAsia="Calibri" w:cs="Calibri"/>
+                <w:rFonts w:ascii="Calibri" w:eastAsia="Calibri" w:hAnsi="Calibri" w:cs="Calibri"/>
                 <w:iCs/>
                 <w:color w:val="999999"/>
               </w:rPr>
             </w:pPr>
             <w:r>
               <w:rPr>
-                <w:rFonts w:ascii="Calibri" w:hAnsi="Calibri" w:eastAsia="Calibri" w:cs="Calibri"/>
+                <w:rFonts w:ascii="Calibri" w:eastAsia="Calibri" w:hAnsi="Calibri" w:cs="Calibri"/>
                 <w:iCs/>
               </w:rPr>
               <w:t>Documento Word: Actividad didáctica_CF1_Entorno químico.</w:t>
@@ -45624,6 +45808,7 @@
           <w:sz w:val="20"/>
           <w:szCs w:val="20"/>
         </w:rPr>
+        <w:lastRenderedPageBreak/>
         <w:t xml:space="preserve">MATERIAL COMPLEMENTARIO: </w:t>
       </w:r>
     </w:p>
@@ -45650,12 +45835,12 @@
         <w:tblW w:w="10072" w:type="dxa"/>
         <w:tblInd w:w="0" w:type="dxa"/>
         <w:tblBorders>
-          <w:top w:val="single" w:color="000000" w:sz="4" w:space="0"/>
-          <w:left w:val="single" w:color="000000" w:sz="4" w:space="0"/>
-          <w:bottom w:val="single" w:color="000000" w:sz="4" w:space="0"/>
-          <w:right w:val="single" w:color="000000" w:sz="4" w:space="0"/>
-          <w:insideH w:val="single" w:color="000000" w:sz="4" w:space="0"/>
-          <w:insideV w:val="single" w:color="000000" w:sz="4" w:space="0"/>
+          <w:top w:val="single" w:sz="4" w:space="0" w:color="000000"/>
+          <w:left w:val="single" w:sz="4" w:space="0" w:color="000000"/>
+          <w:bottom w:val="single" w:sz="4" w:space="0" w:color="000000"/>
+          <w:right w:val="single" w:sz="4" w:space="0" w:color="000000"/>
+          <w:insideH w:val="single" w:sz="4" w:space="0" w:color="000000"/>
+          <w:insideV w:val="single" w:sz="4" w:space="0" w:color="000000"/>
         </w:tblBorders>
         <w:tblLayout w:type="fixed"/>
         <w:tblLook w:val="0400" w:firstRow="0" w:lastRow="0" w:firstColumn="0" w:lastColumn="0" w:noHBand="0" w:noVBand="1"/>
@@ -45963,7 +46148,7 @@
                 <w:szCs w:val="20"/>
               </w:rPr>
             </w:pPr>
-            <w:hyperlink w:history="1" r:id="rId145">
+            <w:hyperlink r:id="rId146" w:history="1">
               <w:r>
                 <w:rPr>
                   <w:rStyle w:val="Hipervnculo"/>
@@ -46107,7 +46292,7 @@
                 <w:szCs w:val="20"/>
               </w:rPr>
             </w:pPr>
-            <w:hyperlink w:history="1" r:id="rId146">
+            <w:hyperlink r:id="rId147" w:history="1">
               <w:r>
                 <w:rPr>
                   <w:rStyle w:val="Hipervnculo"/>
@@ -46201,12 +46386,12 @@
         <w:tblW w:w="9962" w:type="dxa"/>
         <w:tblInd w:w="0" w:type="dxa"/>
         <w:tblBorders>
-          <w:top w:val="single" w:color="000000" w:sz="4" w:space="0"/>
-          <w:left w:val="single" w:color="000000" w:sz="4" w:space="0"/>
-          <w:bottom w:val="single" w:color="000000" w:sz="4" w:space="0"/>
-          <w:right w:val="single" w:color="000000" w:sz="4" w:space="0"/>
-          <w:insideH w:val="single" w:color="000000" w:sz="4" w:space="0"/>
-          <w:insideV w:val="single" w:color="000000" w:sz="4" w:space="0"/>
+          <w:top w:val="single" w:sz="4" w:space="0" w:color="000000"/>
+          <w:left w:val="single" w:sz="4" w:space="0" w:color="000000"/>
+          <w:bottom w:val="single" w:sz="4" w:space="0" w:color="000000"/>
+          <w:right w:val="single" w:sz="4" w:space="0" w:color="000000"/>
+          <w:insideH w:val="single" w:sz="4" w:space="0" w:color="000000"/>
+          <w:insideV w:val="single" w:sz="4" w:space="0" w:color="000000"/>
         </w:tblBorders>
         <w:tblLayout w:type="fixed"/>
         <w:tblLook w:val="0400" w:firstRow="0" w:lastRow="0" w:firstColumn="0" w:lastColumn="0" w:noHBand="0" w:noVBand="1"/>
@@ -47028,6 +47213,7 @@
                 <w:sz w:val="20"/>
                 <w:szCs w:val="20"/>
               </w:rPr>
+              <w:lastRenderedPageBreak/>
               <w:t>Solución</w:t>
             </w:r>
           </w:p>
@@ -47271,7 +47457,7 @@
         </w:rPr>
         <w:t xml:space="preserve"> </w:t>
       </w:r>
-      <w:hyperlink w:history="1" r:id="rId147">
+      <w:hyperlink r:id="rId148" w:history="1">
         <w:r>
           <w:rPr>
             <w:rStyle w:val="Hipervnculo"/>
@@ -47331,7 +47517,7 @@
           <w:szCs w:val="20"/>
         </w:rPr>
       </w:pPr>
-      <w:hyperlink w:history="1" r:id="rId148">
+      <w:hyperlink r:id="rId149" w:history="1">
         <w:r>
           <w:rPr>
             <w:rStyle w:val="Hipervnculo"/>
@@ -47357,7 +47543,7 @@
         </w:rPr>
         <w:t xml:space="preserve"> </w:t>
       </w:r>
-      <w:hyperlink w:history="1" r:id="rId149">
+      <w:hyperlink r:id="rId150" w:history="1">
         <w:r>
           <w:rPr>
             <w:rStyle w:val="Hipervnculo"/>
@@ -47399,7 +47585,7 @@
         </w:rPr>
         <w:t xml:space="preserve">Center for Astrophysics. (s.f.). Dark Energy and Dark Matter. Harvard &amp; Smithsoian. </w:t>
       </w:r>
-      <w:hyperlink w:history="1" r:id="rId150">
+      <w:hyperlink r:id="rId151" w:history="1">
         <w:r>
           <w:rPr>
             <w:rStyle w:val="Hipervnculo"/>
@@ -47462,7 +47648,7 @@
         </w:rPr>
         <w:t xml:space="preserve"> ed.). Mc Graw Hill. </w:t>
       </w:r>
-      <w:hyperlink w:history="1" r:id="rId151">
+      <w:hyperlink r:id="rId152" w:history="1">
         <w:r>
           <w:rPr>
             <w:rStyle w:val="Hipervnculo"/>
@@ -47551,7 +47737,7 @@
         </w:rPr>
         <w:t xml:space="preserve"> </w:t>
       </w:r>
-      <w:hyperlink w:history="1" r:id="rId152">
+      <w:hyperlink r:id="rId153" w:history="1">
         <w:r>
           <w:rPr>
             <w:rStyle w:val="Hipervnculo"/>
@@ -47585,23 +47771,9 @@
           <w:sz w:val="20"/>
           <w:szCs w:val="20"/>
         </w:rPr>
-        <w:t xml:space="preserve">Equipo editorial, </w:t>
-      </w:r>
-      <w:r>
-        <w:rPr>
-          <w:sz w:val="20"/>
-          <w:szCs w:val="20"/>
-        </w:rPr>
-        <w:t>Etecé</w:t>
-      </w:r>
-      <w:r>
-        <w:rPr>
-          <w:sz w:val="20"/>
-          <w:szCs w:val="20"/>
-        </w:rPr>
-        <w:t xml:space="preserve"> (16 de febrero de 2025). Ciencia. Enciclopedia Concepto. </w:t>
-      </w:r>
-      <w:hyperlink r:id="R646665ea62f24271">
+        <w:t xml:space="preserve">Equipo editorial, Etecé (16 de febrero de 2025). Ciencia. Enciclopedia Concepto. </w:t>
+      </w:r>
+      <w:hyperlink r:id="rId154">
         <w:r>
           <w:rPr>
             <w:rStyle w:val="Hipervnculo"/>
@@ -47616,14 +47788,7 @@
           <w:sz w:val="20"/>
           <w:szCs w:val="20"/>
         </w:rPr>
-        <w:t>.</w:t>
-      </w:r>
-      <w:r>
-        <w:rPr>
-          <w:sz w:val="20"/>
-          <w:szCs w:val="20"/>
-        </w:rPr>
-        <w:t xml:space="preserve">  </w:t>
+        <w:t xml:space="preserve">.  </w:t>
       </w:r>
     </w:p>
     <w:p>
@@ -47662,9 +47827,23 @@
           <w:sz w:val="20"/>
           <w:szCs w:val="20"/>
         </w:rPr>
-        <w:t xml:space="preserve">. National Geografic. </w:t>
-      </w:r>
-      <w:hyperlink w:history="1" r:id="rId154">
+        <w:t>. National Geogra</w:t>
+      </w:r>
+      <w:r>
+        <w:rPr>
+          <w:sz w:val="20"/>
+          <w:szCs w:val="20"/>
+        </w:rPr>
+        <w:t>phic</w:t>
+      </w:r>
+      <w:r>
+        <w:rPr>
+          <w:sz w:val="20"/>
+          <w:szCs w:val="20"/>
+        </w:rPr>
+        <w:t xml:space="preserve">. </w:t>
+      </w:r>
+      <w:hyperlink r:id="rId155" w:history="1">
         <w:r>
           <w:rPr>
             <w:rStyle w:val="Hipervnculo"/>
@@ -47736,7 +47915,7 @@
         </w:rPr>
         <w:t xml:space="preserve"> </w:t>
       </w:r>
-      <w:hyperlink w:history="1" r:id="rId155">
+      <w:hyperlink r:id="rId156" w:history="1">
         <w:r>
           <w:rPr>
             <w:rStyle w:val="Hipervnculo"/>
@@ -47785,7 +47964,7 @@
         </w:rPr>
         <w:t xml:space="preserve"> </w:t>
       </w:r>
-      <w:hyperlink w:history="1" r:id="rId156">
+      <w:hyperlink r:id="rId157" w:history="1">
         <w:r>
           <w:rPr>
             <w:rStyle w:val="Hipervnculo"/>
@@ -47825,37 +48004,9 @@
           <w:sz w:val="20"/>
           <w:szCs w:val="20"/>
         </w:rPr>
-        <w:t xml:space="preserve">Mann, A. (2019). Confirmado: el nuevo estado de la materia es sólido y líquido a la vez. </w:t>
-      </w:r>
-      <w:r>
-        <w:rPr>
-          <w:sz w:val="20"/>
-          <w:szCs w:val="20"/>
-        </w:rPr>
-        <w:t>National</w:t>
-      </w:r>
-      <w:r>
-        <w:rPr>
-          <w:sz w:val="20"/>
-          <w:szCs w:val="20"/>
-        </w:rPr>
-        <w:t xml:space="preserve"> </w:t>
-      </w:r>
-      <w:r>
-        <w:rPr>
-          <w:sz w:val="20"/>
-          <w:szCs w:val="20"/>
-        </w:rPr>
-        <w:t>Geographic</w:t>
-      </w:r>
-      <w:r>
-        <w:rPr>
-          <w:sz w:val="20"/>
-          <w:szCs w:val="20"/>
-        </w:rPr>
-        <w:t xml:space="preserve">. </w:t>
-      </w:r>
-      <w:hyperlink r:id="R648d2f7bce924ed6">
+        <w:t xml:space="preserve">Mann, A. (2019). Confirmado: el nuevo estado de la materia es sólido y líquido a la vez. National Geographic. </w:t>
+      </w:r>
+      <w:hyperlink r:id="rId158">
         <w:r>
           <w:rPr>
             <w:rStyle w:val="Hipervnculo"/>
@@ -47895,14 +48046,8 @@
           <w:sz w:val="20"/>
           <w:szCs w:val="20"/>
         </w:rPr>
-        <w:t>Mateu</w:t>
-      </w:r>
-      <w:r>
-        <w:rPr>
-          <w:sz w:val="20"/>
-          <w:szCs w:val="20"/>
-        </w:rPr>
-        <w:t>s</w:t>
+        <w:lastRenderedPageBreak/>
+        <w:t>Mateus</w:t>
       </w:r>
       <w:r>
         <w:rPr>
@@ -48050,35 +48195,7 @@
           <w:sz w:val="20"/>
           <w:szCs w:val="20"/>
         </w:rPr>
-        <w:t>S</w:t>
-      </w:r>
-      <w:r>
-        <w:rPr>
-          <w:sz w:val="20"/>
-          <w:szCs w:val="20"/>
-        </w:rPr>
-        <w:t>chneegans</w:t>
-      </w:r>
-      <w:r>
-        <w:rPr>
-          <w:sz w:val="20"/>
-          <w:szCs w:val="20"/>
-        </w:rPr>
-        <w:t xml:space="preserve">, S.; Lewis, J. y T. </w:t>
-      </w:r>
-      <w:r>
-        <w:rPr>
-          <w:sz w:val="20"/>
-          <w:szCs w:val="20"/>
-        </w:rPr>
-        <w:t>Straza</w:t>
-      </w:r>
-      <w:r>
-        <w:rPr>
-          <w:sz w:val="20"/>
-          <w:szCs w:val="20"/>
-        </w:rPr>
-        <w:t xml:space="preserve"> (editores)</w:t>
+        <w:t>Schneegans, S.; Lewis, J. y T. Straza (editores)</w:t>
       </w:r>
       <w:r>
         <w:rPr>
@@ -48120,14 +48237,7 @@
           <w:sz w:val="20"/>
           <w:szCs w:val="20"/>
         </w:rPr>
-        <w:t>UNESCO</w:t>
-      </w:r>
-      <w:r>
-        <w:rPr>
-          <w:sz w:val="20"/>
-          <w:szCs w:val="20"/>
-        </w:rPr>
-        <w:t xml:space="preserve"> sobre la Ciencia:  La Carrera contra el Reloj para un Desarrollo más Inteligente – Resumen Ejecutivo. UNESCO: Par</w:t>
+        <w:t>UNESCO sobre la Ciencia:  La Carrera contra el Reloj para un Desarrollo más Inteligente – Resumen Ejecutivo. UNESCO: Par</w:t>
       </w:r>
       <w:r>
         <w:rPr>
@@ -48150,7 +48260,7 @@
         </w:rPr>
         <w:t xml:space="preserve"> </w:t>
       </w:r>
-      <w:hyperlink r:id="Ra88f44783cba4fdc">
+      <w:hyperlink r:id="rId159">
         <w:r>
           <w:rPr>
             <w:rStyle w:val="Hipervnculo"/>
@@ -48192,7 +48302,7 @@
         </w:rPr>
         <w:t xml:space="preserve">Yacolca – Tejada, J.D. Los estados de la materia: ¿Cuántos estados existen? Universidad Nacional Mayor de San Marcos. Perú. </w:t>
       </w:r>
-      <w:hyperlink w:history="1" r:id="rId159">
+      <w:hyperlink r:id="rId160" w:history="1">
         <w:r>
           <w:rPr>
             <w:rStyle w:val="Hipervnculo"/>
@@ -48278,12 +48388,12 @@
         <w:tblW w:w="9967" w:type="dxa"/>
         <w:tblInd w:w="0" w:type="dxa"/>
         <w:tblBorders>
-          <w:top w:val="single" w:color="000000" w:sz="4" w:space="0"/>
-          <w:left w:val="single" w:color="000000" w:sz="4" w:space="0"/>
-          <w:bottom w:val="single" w:color="000000" w:sz="4" w:space="0"/>
-          <w:right w:val="single" w:color="000000" w:sz="4" w:space="0"/>
-          <w:insideH w:val="single" w:color="000000" w:sz="4" w:space="0"/>
-          <w:insideV w:val="single" w:color="000000" w:sz="4" w:space="0"/>
+          <w:top w:val="single" w:sz="4" w:space="0" w:color="000000"/>
+          <w:left w:val="single" w:sz="4" w:space="0" w:color="000000"/>
+          <w:bottom w:val="single" w:sz="4" w:space="0" w:color="000000"/>
+          <w:right w:val="single" w:sz="4" w:space="0" w:color="000000"/>
+          <w:insideH w:val="single" w:sz="4" w:space="0" w:color="000000"/>
+          <w:insideV w:val="single" w:sz="4" w:space="0" w:color="000000"/>
         </w:tblBorders>
         <w:tblLayout w:type="fixed"/>
         <w:tblLook w:val="0400" w:firstRow="0" w:lastRow="0" w:firstColumn="0" w:lastColumn="0" w:noHBand="0" w:noVBand="1"/>
@@ -48847,12 +48957,12 @@
         <w:tblW w:w="9967" w:type="dxa"/>
         <w:tblInd w:w="0" w:type="dxa"/>
         <w:tblBorders>
-          <w:top w:val="single" w:color="000000" w:sz="4" w:space="0"/>
-          <w:left w:val="single" w:color="000000" w:sz="4" w:space="0"/>
-          <w:bottom w:val="single" w:color="000000" w:sz="4" w:space="0"/>
-          <w:right w:val="single" w:color="000000" w:sz="4" w:space="0"/>
-          <w:insideH w:val="single" w:color="000000" w:sz="4" w:space="0"/>
-          <w:insideV w:val="single" w:color="000000" w:sz="4" w:space="0"/>
+          <w:top w:val="single" w:sz="4" w:space="0" w:color="000000"/>
+          <w:left w:val="single" w:sz="4" w:space="0" w:color="000000"/>
+          <w:bottom w:val="single" w:sz="4" w:space="0" w:color="000000"/>
+          <w:right w:val="single" w:sz="4" w:space="0" w:color="000000"/>
+          <w:insideH w:val="single" w:sz="4" w:space="0" w:color="000000"/>
+          <w:insideV w:val="single" w:sz="4" w:space="0" w:color="000000"/>
         </w:tblBorders>
         <w:tblLayout w:type="fixed"/>
         <w:tblLook w:val="0400" w:firstRow="0" w:lastRow="0" w:firstColumn="0" w:lastColumn="0" w:noHBand="0" w:noVBand="1"/>
@@ -49200,7 +49310,7 @@
           <w:szCs w:val="20"/>
         </w:rPr>
       </w:pPr>
-      <w:hyperlink r:id="rId160">
+      <w:hyperlink r:id="rId161">
         <w:r>
           <w:rPr>
             <w:color w:val="0000FF"/>
@@ -49220,9 +49330,9 @@
       </w:r>
     </w:p>
     <w:sectPr>
-      <w:headerReference w:type="default" r:id="rId161"/>
-      <w:footerReference w:type="default" r:id="rId162"/>
-      <w:pgSz w:w="12240" w:h="15840" w:orient="portrait"/>
+      <w:headerReference w:type="default" r:id="rId162"/>
+      <w:footerReference w:type="default" r:id="rId163"/>
+      <w:pgSz w:w="12240" w:h="15840"/>
       <w:pgMar w:top="1701" w:right="1134" w:bottom="1134" w:left="1134" w:header="720" w:footer="0" w:gutter="0"/>
       <w:pgNumType w:start="1"/>
       <w:cols w:space="720"/>
@@ -49232,8 +49342,8 @@
 </file>
 
 <file path=word/comments.xml><?xml version="1.0" encoding="utf-8"?>
-<w:comments xmlns:wpc="http://schemas.microsoft.com/office/word/2010/wordprocessingCanvas" xmlns:cx="http://schemas.microsoft.com/office/drawing/2014/chartex" xmlns:cx1="http://schemas.microsoft.com/office/drawing/2015/9/8/chartex" xmlns:cx2="http://schemas.microsoft.com/office/drawing/2015/10/21/chartex" xmlns:cx3="http://schemas.microsoft.com/office/drawing/2016/5/9/chartex" xmlns:cx4="http://schemas.microsoft.com/office/drawing/2016/5/10/chartex" xmlns:cx5="http://schemas.microsoft.com/office/drawing/2016/5/11/chartex" xmlns:cx6="http://schemas.microsoft.com/office/drawing/2016/5/12/chartex" xmlns:cx7="http://schemas.microsoft.com/office/drawing/2016/5/13/chartex" xmlns:cx8="http://schemas.microsoft.com/office/drawing/2016/5/14/chartex" xmlns:mc="http://schemas.openxmlformats.org/markup-compatibility/2006" xmlns:aink="http://schemas.microsoft.com/office/drawing/2016/ink" xmlns:am3d="http://schemas.microsoft.com/office/drawing/2017/model3d" xmlns:o="urn:schemas-microsoft-com:office:office" xmlns:oel="http://schemas.microsoft.com/office/2019/extlst" xmlns:r="http://schemas.openxmlformats.org/officeDocument/2006/relationships" xmlns:m="http://schemas.openxmlformats.org/officeDocument/2006/math" xmlns:v="urn:schemas-microsoft-com:vml" xmlns:wp14="http://schemas.microsoft.com/office/word/2010/wordprocessingDrawing" xmlns:wp="http://schemas.openxmlformats.org/drawingml/2006/wordprocessingDrawing" xmlns:w10="urn:schemas-microsoft-com:office:word" xmlns:w="http://schemas.openxmlformats.org/wordprocessingml/2006/main" xmlns:w14="http://schemas.microsoft.com/office/word/2010/wordml" xmlns:w15="http://schemas.microsoft.com/office/word/2012/wordml" xmlns:w16cex="http://schemas.microsoft.com/office/word/2018/wordml/cex" xmlns:w16cid="http://schemas.microsoft.com/office/word/2016/wordml/cid" xmlns:w16="http://schemas.microsoft.com/office/word/2018/wordml" xmlns:w16du="http://schemas.microsoft.com/office/word/2023/wordml/word16du" xmlns:w16sdtdh="http://schemas.microsoft.com/office/word/2020/wordml/sdtdatahash" xmlns:w16se="http://schemas.microsoft.com/office/word/2015/wordml/symex" xmlns:wpg="http://schemas.microsoft.com/office/word/2010/wordprocessingGroup" xmlns:wpi="http://schemas.microsoft.com/office/word/2010/wordprocessingInk" xmlns:wne="http://schemas.microsoft.com/office/word/2006/wordml" xmlns:wps="http://schemas.microsoft.com/office/word/2010/wordprocessingShape" xmlns:a="http://schemas.openxmlformats.org/drawingml/2006/main" xmlns:pic="http://schemas.openxmlformats.org/drawingml/2006/picture" mc:Ignorable="w14 w15 w16se w16cid w16 w16cex w16sdtdh w16du wp14">
-  <w:comment w:initials="DM" w:author="Daniela Manrique Rueda" w:date="2025-06-05T13:28:00Z" w:id="1">
+<w:comments xmlns:wpc="http://schemas.microsoft.com/office/word/2010/wordprocessingCanvas" xmlns:cx="http://schemas.microsoft.com/office/drawing/2014/chartex" xmlns:cx1="http://schemas.microsoft.com/office/drawing/2015/9/8/chartex" xmlns:cx2="http://schemas.microsoft.com/office/drawing/2015/10/21/chartex" xmlns:cx3="http://schemas.microsoft.com/office/drawing/2016/5/9/chartex" xmlns:cx4="http://schemas.microsoft.com/office/drawing/2016/5/10/chartex" xmlns:cx5="http://schemas.microsoft.com/office/drawing/2016/5/11/chartex" xmlns:cx6="http://schemas.microsoft.com/office/drawing/2016/5/12/chartex" xmlns:cx7="http://schemas.microsoft.com/office/drawing/2016/5/13/chartex" xmlns:cx8="http://schemas.microsoft.com/office/drawing/2016/5/14/chartex" xmlns:mc="http://schemas.openxmlformats.org/markup-compatibility/2006" xmlns:aink="http://schemas.microsoft.com/office/drawing/2016/ink" xmlns:am3d="http://schemas.microsoft.com/office/drawing/2017/model3d" xmlns:o="urn:schemas-microsoft-com:office:office" xmlns:oel="http://schemas.microsoft.com/office/2019/extlst" xmlns:r="http://schemas.openxmlformats.org/officeDocument/2006/relationships" xmlns:m="http://schemas.openxmlformats.org/officeDocument/2006/math" xmlns:v="urn:schemas-microsoft-com:vml" xmlns:wp14="http://schemas.microsoft.com/office/word/2010/wordprocessingDrawing" xmlns:wp="http://schemas.openxmlformats.org/drawingml/2006/wordprocessingDrawing" xmlns:w10="urn:schemas-microsoft-com:office:word" xmlns:w="http://schemas.openxmlformats.org/wordprocessingml/2006/main" xmlns:w14="http://schemas.microsoft.com/office/word/2010/wordml" xmlns:w15="http://schemas.microsoft.com/office/word/2012/wordml" xmlns:w16cex="http://schemas.microsoft.com/office/word/2018/wordml/cex" xmlns:w16cid="http://schemas.microsoft.com/office/word/2016/wordml/cid" xmlns:w16="http://schemas.microsoft.com/office/word/2018/wordml" xmlns:w16du="http://schemas.microsoft.com/office/word/2023/wordml/word16du" xmlns:w16sdtdh="http://schemas.microsoft.com/office/word/2020/wordml/sdtdatahash" xmlns:w16se="http://schemas.microsoft.com/office/word/2015/wordml/symex" xmlns:wpg="http://schemas.microsoft.com/office/word/2010/wordprocessingGroup" xmlns:wpi="http://schemas.microsoft.com/office/word/2010/wordprocessingInk" xmlns:wne="http://schemas.microsoft.com/office/word/2006/wordml" xmlns:wps="http://schemas.microsoft.com/office/word/2010/wordprocessingShape" mc:Ignorable="w14 w15 w16se w16cid w16 w16cex w16sdtdh w16du wp14">
+  <w:comment w:id="1" w:author="Daniela Manrique Rueda" w:date="2025-06-05T13:28:00Z" w:initials="DM">
     <w:p>
       <w:pPr>
         <w:pStyle w:val="Textocomentario"/>
@@ -49249,7 +49359,7 @@
       </w:r>
     </w:p>
   </w:comment>
-  <w:comment w:initials="DM" w:author="Daniela Manrique Rueda" w:date="1900-01-01T00:00:00Z" w:id="2">
+  <w:comment w:id="2" w:author="Daniela Manrique Rueda" w:date="1900-01-01T00:00:00Z" w:initials="DM">
     <w:p>
       <w:r>
         <w:annotationRef/>
@@ -49267,7 +49377,7 @@
       </w:hyperlink>
     </w:p>
   </w:comment>
-  <w:comment w:initials="DM" w:author="Daniela Manrique Rueda" w:date="2025-05-26T15:49:00Z" w:id="3">
+  <w:comment w:id="3" w:author="Daniela Manrique Rueda" w:date="2025-05-26T15:49:00Z" w:initials="DM">
     <w:p>
       <w:pPr>
         <w:pStyle w:val="Textocomentario"/>
@@ -49342,8 +49452,6 @@
       </w:pPr>
       <w:r>
         <w:br/>
-      </w:r>
-      <w:r>
         <w:t xml:space="preserve">Las imágenes de los personajes son de referencia para decorar el recurso. Se deben buscar fotografías de los personajes para usar en el recurso. </w:t>
       </w:r>
     </w:p>
@@ -49358,7 +49466,7 @@
       </w:pPr>
     </w:p>
   </w:comment>
-  <w:comment w:initials="DM" w:author="Daniela Manrique Rueda" w:date="2025-05-26T17:26:00Z" w:id="4">
+  <w:comment w:id="4" w:author="Daniela Manrique Rueda" w:date="2025-05-26T17:26:00Z" w:initials="DM">
     <w:p>
       <w:pPr>
         <w:pStyle w:val="Textocomentario"/>
@@ -49425,7 +49533,7 @@
       </w:r>
     </w:p>
   </w:comment>
-  <w:comment w:initials="DM" w:author="Daniela Manrique Rueda" w:date="2025-05-27T10:39:00Z" w:id="5">
+  <w:comment w:id="5" w:author="Daniela Manrique Rueda" w:date="2025-05-27T10:39:00Z" w:initials="DM">
     <w:p>
       <w:pPr>
         <w:pStyle w:val="Textocomentario"/>
@@ -49447,8 +49555,6 @@
       </w:r>
       <w:r>
         <w:br/>
-      </w:r>
-      <w:r>
         <w:t>Fuente:</w:t>
       </w:r>
       <w:r>
@@ -49456,7 +49562,7 @@
       </w:r>
     </w:p>
   </w:comment>
-  <w:comment w:initials="DM" w:author="Daniela Manrique Rueda" w:date="2025-05-27T11:40:00Z" w:id="6">
+  <w:comment w:id="6" w:author="Daniela Manrique Rueda" w:date="2025-05-27T11:40:00Z" w:initials="DM">
     <w:p>
       <w:pPr>
         <w:pStyle w:val="Textocomentario"/>
@@ -49477,7 +49583,7 @@
       </w:pPr>
     </w:p>
   </w:comment>
-  <w:comment w:initials="DM" w:author="Daniela Manrique Rueda" w:date="2025-05-27T11:14:00Z" w:id="7">
+  <w:comment w:id="7" w:author="Daniela Manrique Rueda" w:date="2025-05-27T11:14:00Z" w:initials="DM">
     <w:p>
       <w:pPr>
         <w:pStyle w:val="Textocomentario"/>
@@ -49549,7 +49655,7 @@
       </w:pPr>
     </w:p>
   </w:comment>
-  <w:comment w:initials="DM" w:author="Daniela Manrique Rueda" w:date="2025-05-27T11:14:00Z" w:id="8">
+  <w:comment w:id="8" w:author="Daniela Manrique Rueda" w:date="2025-05-27T11:14:00Z" w:initials="DM">
     <w:p>
       <w:pPr>
         <w:pStyle w:val="Textocomentario"/>
@@ -49618,7 +49724,7 @@
       </w:r>
     </w:p>
   </w:comment>
-  <w:comment w:initials="DM" w:author="Daniela Manrique Rueda" w:date="2025-05-27T16:31:00Z" w:id="9">
+  <w:comment w:id="9" w:author="Daniela Manrique Rueda" w:date="2025-05-27T16:31:00Z" w:initials="DM">
     <w:p>
       <w:pPr>
         <w:pStyle w:val="Textocomentario"/>
@@ -49634,8 +49740,6 @@
       </w:r>
       <w:r>
         <w:br/>
-      </w:r>
-      <w:r>
         <w:t>Esquema jerárquico que clasifica la materia en dos grandes grupos: mezclas</w:t>
       </w:r>
       <w:r>
@@ -49652,7 +49756,7 @@
       </w:r>
     </w:p>
   </w:comment>
-  <w:comment w:initials="DM" w:author="Daniela Manrique Rueda" w:date="2025-05-27T12:53:00Z" w:id="10">
+  <w:comment w:id="10" w:author="Daniela Manrique Rueda" w:date="2025-05-27T12:53:00Z" w:initials="DM">
     <w:p>
       <w:pPr>
         <w:pStyle w:val="Textocomentario"/>
@@ -49668,7 +49772,7 @@
       </w:r>
     </w:p>
   </w:comment>
-  <w:comment w:initials="DM" w:author="Daniela Manrique Rueda" w:date="2025-05-27T11:55:00Z" w:id="11">
+  <w:comment w:id="11" w:author="Daniela Manrique Rueda" w:date="2025-05-27T11:55:00Z" w:initials="DM">
     <w:p>
       <w:pPr>
         <w:pStyle w:val="Textocomentario"/>
@@ -49693,7 +49797,7 @@
       </w:r>
     </w:p>
   </w:comment>
-  <w:comment w:initials="DM" w:author="Daniela Manrique Rueda" w:date="2025-06-05T14:17:00Z" w:id="12">
+  <w:comment w:id="12" w:author="Daniela Manrique Rueda" w:date="2025-06-05T14:17:00Z" w:initials="DM">
     <w:p>
       <w:pPr>
         <w:pStyle w:val="Textocomentario"/>
@@ -49713,7 +49817,7 @@
       <w:r>
         <w:br/>
       </w:r>
-      <w:hyperlink w:history="1" r:id="rId6">
+      <w:hyperlink r:id="rId6" w:history="1">
         <w:r>
           <w:rPr>
             <w:rStyle w:val="Hipervnculo"/>
@@ -49726,7 +49830,7 @@
       </w:r>
     </w:p>
   </w:comment>
-  <w:comment w:initials="DM" w:author="Daniela Manrique Rueda" w:date="2025-05-27T16:28:00Z" w:id="13">
+  <w:comment w:id="13" w:author="Daniela Manrique Rueda" w:date="2025-05-27T16:28:00Z" w:initials="DM">
     <w:p>
       <w:pPr>
         <w:pStyle w:val="Textocomentario"/>
@@ -49742,8 +49846,6 @@
       </w:r>
       <w:r>
         <w:br/>
-      </w:r>
-      <w:r>
         <w:t xml:space="preserve">Se presentan 3 matraces que representan los </w:t>
       </w:r>
       <w:r>
@@ -49760,7 +49862,7 @@
       </w:r>
     </w:p>
   </w:comment>
-  <w:comment w:initials="DM" w:author="Daniela Manrique Rueda" w:date="2025-05-27T13:42:00Z" w:id="14">
+  <w:comment w:id="14" w:author="Daniela Manrique Rueda" w:date="2025-05-27T13:42:00Z" w:initials="DM">
     <w:p>
       <w:pPr>
         <w:pStyle w:val="Textocomentario"/>
@@ -49776,7 +49878,7 @@
       </w:r>
     </w:p>
   </w:comment>
-  <w:comment w:initials="DM" w:author="Daniela Manrique Rueda" w:date="2025-05-27T14:00:00Z" w:id="15">
+  <w:comment w:id="15" w:author="Daniela Manrique Rueda" w:date="2025-05-27T14:00:00Z" w:initials="DM">
     <w:p>
       <w:pPr>
         <w:pStyle w:val="Textocomentario"/>
@@ -49805,8 +49907,6 @@
       </w:r>
       <w:r>
         <w:br/>
-      </w:r>
-      <w:r>
         <w:t xml:space="preserve">Diagrama que representa el ciclo de los principales cambios de estados de la materia: sólido, líquido y gaseoso. Se expresa mediante flechas, el cambio de la materia y los nombres de los procesos fusión, vaporización, condensación, solidificación, sublimación y sublimación regresiva.   </w:t>
       </w:r>
       <w:r>
@@ -49814,7 +49914,7 @@
       </w:r>
     </w:p>
   </w:comment>
-  <w:comment w:initials="DM" w:author="Daniela Manrique Rueda" w:date="2025-05-27T14:14:00Z" w:id="16">
+  <w:comment w:id="16" w:author="Daniela Manrique Rueda" w:date="2025-05-27T14:14:00Z" w:initials="DM">
     <w:p>
       <w:pPr>
         <w:pStyle w:val="Textocomentario"/>
@@ -49886,7 +49986,7 @@
       </w:r>
     </w:p>
   </w:comment>
-  <w:comment w:initials="DM" w:author="Daniela Manrique Rueda" w:date="2025-05-27T14:47:00Z" w:id="17">
+  <w:comment w:id="17" w:author="Daniela Manrique Rueda" w:date="2025-05-27T14:47:00Z" w:initials="DM">
     <w:p>
       <w:pPr>
         <w:pStyle w:val="Textocomentario"/>
@@ -50233,7 +50333,7 @@
       </w:r>
     </w:p>
   </w:comment>
-  <w:comment w:initials="DM" w:author="Daniela Manrique Rueda" w:date="2025-05-27T15:41:00Z" w:id="18">
+  <w:comment w:id="18" w:author="Daniela Manrique Rueda" w:date="2025-05-27T15:41:00Z" w:initials="DM">
     <w:p>
       <w:pPr>
         <w:pStyle w:val="Textocomentario"/>
@@ -50300,7 +50400,7 @@
       </w:r>
     </w:p>
   </w:comment>
-  <w:comment w:initials="DM" w:author="Daniela Manrique Rueda" w:date="2025-05-27T15:42:00Z" w:id="19">
+  <w:comment w:id="19" w:author="Daniela Manrique Rueda" w:date="2025-05-27T15:42:00Z" w:initials="DM">
     <w:p>
       <w:pPr>
         <w:pStyle w:val="Textocomentario"/>
@@ -50367,7 +50467,7 @@
       </w:r>
     </w:p>
   </w:comment>
-  <w:comment w:initials="DM" w:author="Daniela Manrique Rueda" w:date="2025-05-27T15:59:00Z" w:id="20">
+  <w:comment w:id="20" w:author="Daniela Manrique Rueda" w:date="2025-05-27T15:59:00Z" w:initials="DM">
     <w:p>
       <w:pPr>
         <w:pStyle w:val="Textocomentario"/>
@@ -50420,7 +50520,7 @@
       </w:pPr>
     </w:p>
   </w:comment>
-  <w:comment w:initials="DM" w:author="Daniela Manrique Rueda" w:date="2025-05-27T16:19:00Z" w:id="21">
+  <w:comment w:id="21" w:author="Daniela Manrique Rueda" w:date="2025-05-27T16:19:00Z" w:initials="DM">
     <w:p>
       <w:pPr>
         <w:pStyle w:val="Textocomentario"/>
@@ -50449,13 +50549,11 @@
       </w:r>
       <w:r>
         <w:br/>
-      </w:r>
-      <w:r>
         <w:t xml:space="preserve">La tabla presenta los prefijos más comunes usados en el SI para expresar múltiplos y submúltiplos de unidades de medida. Se tiene el prefijo, el símbolo, el significado en notación decimal y exponencial y un ejemplo aplicado a la unidad de longitud, el metro. </w:t>
       </w:r>
     </w:p>
   </w:comment>
-  <w:comment w:initials="DM" w:author="Daniela Manrique Rueda" w:date="2025-05-27T16:55:00Z" w:id="22">
+  <w:comment w:id="22" w:author="Daniela Manrique Rueda" w:date="2025-05-27T16:55:00Z" w:initials="DM">
     <w:p>
       <w:pPr>
         <w:pStyle w:val="Textocomentario"/>
@@ -50471,7 +50569,7 @@
       </w:r>
     </w:p>
   </w:comment>
-  <w:comment w:initials="DM" w:author="Daniela Manrique Rueda" w:date="2025-05-27T17:21:00Z" w:id="23">
+  <w:comment w:id="23" w:author="Daniela Manrique Rueda" w:date="2025-05-27T17:21:00Z" w:initials="DM">
     <w:p>
       <w:pPr>
         <w:pStyle w:val="Textocomentario"/>
@@ -50487,7 +50585,7 @@
       </w:r>
     </w:p>
   </w:comment>
-  <w:comment w:initials="DM" w:author="Daniela Manrique Rueda" w:date="2025-05-27T17:28:00Z" w:id="24">
+  <w:comment w:id="24" w:author="Daniela Manrique Rueda" w:date="2025-05-27T17:28:00Z" w:initials="DM">
     <w:p>
       <w:pPr>
         <w:pStyle w:val="Textocomentario"/>
@@ -50516,7 +50614,7 @@
       </w:r>
     </w:p>
   </w:comment>
-  <w:comment w:initials="DM" w:author="Daniela Manrique Rueda" w:date="2025-05-27T17:39:00Z" w:id="25">
+  <w:comment w:id="25" w:author="Daniela Manrique Rueda" w:date="2025-05-27T17:39:00Z" w:initials="DM">
     <w:p>
       <w:pPr>
         <w:pStyle w:val="Textocomentario"/>
@@ -50532,7 +50630,7 @@
       </w:r>
     </w:p>
   </w:comment>
-  <w:comment w:initials="DM" w:author="Daniela Manrique Rueda" w:date="2025-05-27T18:05:00Z" w:id="26">
+  <w:comment w:id="26" w:author="Daniela Manrique Rueda" w:date="2025-05-27T18:05:00Z" w:initials="DM">
     <w:p>
       <w:pPr>
         <w:pStyle w:val="Textocomentario"/>
@@ -50558,7 +50656,7 @@
       </w:pPr>
     </w:p>
   </w:comment>
-  <w:comment w:initials="DM" w:author="Daniela Manrique Rueda" w:date="2025-06-05T14:40:00Z" w:id="27">
+  <w:comment w:id="27" w:author="Daniela Manrique Rueda" w:date="2025-06-05T14:40:00Z" w:initials="DM">
     <w:p>
       <w:pPr>
         <w:pStyle w:val="Textocomentario"/>
@@ -50590,14 +50688,10 @@
       </w:r>
       <w:r>
         <w:br/>
-      </w:r>
-      <w:r>
         <w:t xml:space="preserve">Punto de congelación del agua. </w:t>
       </w:r>
       <w:r>
         <w:br/>
-      </w:r>
-      <w:r>
         <w:t>100 grados Celsius.</w:t>
       </w:r>
       <w:r>
@@ -50605,8 +50699,6 @@
       </w:r>
       <w:r>
         <w:br/>
-      </w:r>
-      <w:r>
         <w:t xml:space="preserve">Colocar un espacio entre el número y la unidad (100 °C). </w:t>
       </w:r>
       <w:r>
@@ -50614,8 +50706,6 @@
       </w:r>
       <w:r>
         <w:br/>
-      </w:r>
-      <w:r>
         <w:t xml:space="preserve">Eliminar las fórmulas que están en la imagen. </w:t>
       </w:r>
       <w:r>
@@ -50623,14 +50713,10 @@
       </w:r>
       <w:r>
         <w:br/>
-      </w:r>
-      <w:r>
         <w:t>Texto alternativo:</w:t>
       </w:r>
       <w:r>
         <w:br/>
-      </w:r>
-      <w:r>
         <w:t xml:space="preserve">Termómetro </w:t>
       </w:r>
       <w:r>
@@ -50650,7 +50736,7 @@
       </w:r>
     </w:p>
   </w:comment>
-  <w:comment w:initials="DM" w:author="Daniela Manrique Rueda" w:date="2025-06-05T14:52:00Z" w:id="28">
+  <w:comment w:id="28" w:author="Daniela Manrique Rueda" w:date="2025-06-05T14:52:00Z" w:initials="DM">
     <w:p>
       <w:pPr>
         <w:pStyle w:val="Textocomentario"/>
@@ -50666,8 +50752,6 @@
       </w:r>
       <w:r>
         <w:br/>
-      </w:r>
-      <w:r>
         <w:t>100 kelvin</w:t>
       </w:r>
       <w:r>
@@ -50709,8 +50793,6 @@
       </w:r>
       <w:r>
         <w:br/>
-      </w:r>
-      <w:r>
         <w:t xml:space="preserve">Termómetro </w:t>
       </w:r>
       <w:r>
@@ -50733,7 +50815,7 @@
       </w:r>
     </w:p>
   </w:comment>
-  <w:comment w:initials="DM" w:author="Daniela Manrique Rueda" w:date="2025-06-05T15:07:00Z" w:id="29">
+  <w:comment w:id="29" w:author="Daniela Manrique Rueda" w:date="2025-06-05T15:07:00Z" w:initials="DM">
     <w:p>
       <w:pPr>
         <w:pStyle w:val="Textocomentario"/>
@@ -50762,14 +50844,10 @@
       </w:r>
       <w:r>
         <w:br/>
-      </w:r>
-      <w:r>
         <w:t xml:space="preserve">Punto de congelación del agua. </w:t>
       </w:r>
       <w:r>
         <w:br/>
-      </w:r>
-      <w:r>
         <w:t>180 grados Fahrenheit.</w:t>
       </w:r>
     </w:p>
@@ -50813,13 +50891,11 @@
       </w:r>
       <w:r>
         <w:br/>
-      </w:r>
-      <w:r>
         <w:t xml:space="preserve">Termómetro con escala Fahrenheit. Se destacan 3 puntos clave: 212 °F (punto de ebullición del agua), 32 °F (punto de congelación del agua) y -40 °F (temperatura de referencia baja). Entre el punto de congelación y el de ebullición del agua hay una diferencia de 180 °F. </w:t>
       </w:r>
     </w:p>
   </w:comment>
-  <w:comment w:initials="DM" w:author="Daniela Manrique Rueda" w:date="2025-05-27T18:04:00Z" w:id="30">
+  <w:comment w:id="30" w:author="Daniela Manrique Rueda" w:date="2025-05-27T18:04:00Z" w:initials="DM">
     <w:p>
       <w:pPr>
         <w:pStyle w:val="Textocomentario"/>
@@ -50835,7 +50911,7 @@
       </w:r>
     </w:p>
   </w:comment>
-  <w:comment w:initials="DM" w:author="Daniela Manrique Rueda" w:date="2025-05-27T18:05:00Z" w:id="31">
+  <w:comment w:id="31" w:author="Daniela Manrique Rueda" w:date="2025-05-27T18:05:00Z" w:initials="DM">
     <w:p>
       <w:pPr>
         <w:pStyle w:val="Textocomentario"/>
@@ -50851,7 +50927,7 @@
       </w:r>
     </w:p>
   </w:comment>
-  <w:comment w:initials="DM" w:author="Daniela Manrique Rueda" w:date="2025-05-27T18:27:00Z" w:id="32">
+  <w:comment w:id="32" w:author="Daniela Manrique Rueda" w:date="2025-05-27T18:27:00Z" w:initials="DM">
     <w:p>
       <w:pPr>
         <w:pStyle w:val="Textocomentario"/>
@@ -50867,7 +50943,7 @@
       </w:r>
     </w:p>
   </w:comment>
-  <w:comment w:initials="DM" w:author="Daniela Manrique Rueda" w:date="2025-05-27T18:27:00Z" w:id="33">
+  <w:comment w:id="33" w:author="Daniela Manrique Rueda" w:date="2025-05-27T18:27:00Z" w:initials="DM">
     <w:p>
       <w:pPr>
         <w:pStyle w:val="Textocomentario"/>
@@ -50883,7 +50959,7 @@
       </w:r>
     </w:p>
   </w:comment>
-  <w:comment w:initials="DM" w:author="Daniela Manrique Rueda" w:date="2025-05-27T18:34:00Z" w:id="34">
+  <w:comment w:id="34" w:author="Daniela Manrique Rueda" w:date="2025-05-27T18:34:00Z" w:initials="DM">
     <w:p>
       <w:pPr>
         <w:pStyle w:val="Textocomentario"/>
@@ -50905,7 +50981,7 @@
       </w:r>
     </w:p>
   </w:comment>
-  <w:comment w:initials="DM" w:author="Daniela Manrique Rueda" w:date="2025-05-28T12:15:00Z" w:id="35">
+  <w:comment w:id="35" w:author="Daniela Manrique Rueda" w:date="2025-05-28T12:15:00Z" w:initials="DM">
     <w:p>
       <w:pPr>
         <w:pStyle w:val="Textocomentario"/>
@@ -50921,7 +50997,7 @@
       </w:r>
     </w:p>
   </w:comment>
-  <w:comment w:initials="DM" w:author="Daniela Manrique Rueda" w:date="2025-08-01T13:46:00Z" w:id="36">
+  <w:comment w:id="36" w:author="Daniela Manrique Rueda" w:date="2025-08-01T13:46:00Z" w:initials="DM">
     <w:p>
       <w:pPr>
         <w:pStyle w:val="Textocomentario"/>
@@ -50933,7 +51009,16 @@
         <w:annotationRef/>
       </w:r>
       <w:r>
-        <w:t xml:space="preserve">Diseñar la denotación de los números atómicos y de masa de los isótopos de hidrogeno con la misma estructura </w:t>
+        <w:t>Imagen decorativa: d</w:t>
+      </w:r>
+      <w:r>
+        <w:t>iseñar la denotación de los números atómicos y de masa de los isótopos de hidr</w:t>
+      </w:r>
+      <w:r>
+        <w:t>ó</w:t>
+      </w:r>
+      <w:r>
+        <w:t xml:space="preserve">geno con la misma estructura </w:t>
       </w:r>
     </w:p>
     <w:p>
@@ -50982,7 +51067,20 @@
       </w:r>
     </w:p>
   </w:comment>
-  <w:comment w:initials="DM" w:author="Daniela Manrique Rueda" w:date="2025-05-28T13:31:00Z" w:id="37">
+  <w:comment w:id="37" w:author="Daniela Manrique Rueda" w:date="2025-09-15T15:22:00Z" w:initials="DM">
+    <w:p>
+      <w:pPr>
+        <w:pStyle w:val="Textocomentario"/>
+      </w:pPr>
+      <w:r>
+        <w:rPr>
+          <w:rStyle w:val="Refdecomentario"/>
+        </w:rPr>
+        <w:annotationRef/>
+      </w:r>
+    </w:p>
+  </w:comment>
+  <w:comment w:id="38" w:author="Daniela Manrique Rueda" w:date="2025-05-28T13:31:00Z" w:initials="DM">
     <w:p>
       <w:pPr>
         <w:pStyle w:val="Textocomentario"/>
@@ -51066,8 +51164,6 @@
       </w:r>
       <w:r>
         <w:br/>
-      </w:r>
-      <w:r>
         <w:t>Fuente de la imagen:</w:t>
       </w:r>
       <w:r>
@@ -51100,7 +51196,7 @@
       </w:r>
     </w:p>
   </w:comment>
-  <w:comment w:initials="DM" w:author="Daniela Manrique Rueda" w:date="2025-05-28T13:54:00Z" w:id="38">
+  <w:comment w:id="39" w:author="Daniela Manrique Rueda" w:date="2025-05-28T13:54:00Z" w:initials="DM">
     <w:p>
       <w:pPr>
         <w:pStyle w:val="Textocomentario"/>
@@ -51116,13 +51212,11 @@
       </w:r>
       <w:r>
         <w:br/>
-      </w:r>
-      <w:r>
         <w:t xml:space="preserve">La tabla presenta las características de los subniveles de energía en un átomo, como el valor que puede tomar el número cuántico secundario o azimutal, los orbitales y la forma de estos, además de la cantidad máxima de electrones que permite cada tipo de orbital. </w:t>
       </w:r>
     </w:p>
   </w:comment>
-  <w:comment w:initials="DM" w:author="Daniela Manrique Rueda" w:date="2025-05-28T13:58:00Z" w:id="39">
+  <w:comment w:id="40" w:author="Daniela Manrique Rueda" w:date="2025-05-28T13:58:00Z" w:initials="DM">
     <w:p>
       <w:pPr>
         <w:pStyle w:val="Textocomentario"/>
@@ -51210,7 +51304,7 @@
       </w:r>
     </w:p>
   </w:comment>
-  <w:comment w:initials="DM" w:author="Daniela Manrique Rueda" w:date="2025-05-28T15:26:00Z" w:id="40">
+  <w:comment w:id="41" w:author="Daniela Manrique Rueda" w:date="2025-05-28T15:26:00Z" w:initials="DM">
     <w:p>
       <w:pPr>
         <w:pStyle w:val="Textocomentario"/>
@@ -51226,8 +51320,6 @@
       </w:r>
       <w:r>
         <w:br/>
-      </w:r>
-      <w:r>
         <w:t>Diagrama que expone el orden en el cual se llenan los subniveles atómicos en un átomo polielectrónico. Comenzando con el orbital 1s y descendiendo en dirección de las flechas, siguien</w:t>
       </w:r>
       <w:r>
@@ -51238,7 +51330,7 @@
       </w:r>
     </w:p>
   </w:comment>
-  <w:comment w:initials="DM" w:author="Daniela Manrique Rueda" w:date="2025-05-28T15:52:00Z" w:id="41">
+  <w:comment w:id="42" w:author="Daniela Manrique Rueda" w:date="2025-05-28T15:52:00Z" w:initials="DM">
     <w:p>
       <w:pPr>
         <w:pStyle w:val="Textocomentario"/>
@@ -51254,7 +51346,7 @@
       </w:r>
     </w:p>
   </w:comment>
-  <w:comment w:initials="DM" w:author="Daniela Manrique Rueda" w:date="2025-05-28T15:34:00Z" w:id="42">
+  <w:comment w:id="43" w:author="Daniela Manrique Rueda" w:date="2025-05-28T15:34:00Z" w:initials="DM">
     <w:p>
       <w:pPr>
         <w:pStyle w:val="Textocomentario"/>
@@ -51270,13 +51362,11 @@
       </w:r>
       <w:r>
         <w:br/>
-      </w:r>
-      <w:r>
         <w:t xml:space="preserve">Configuración electrónica del helio, cuyo número atómico es 2 y se representa como 1s2, indicando que los dos electrones del átomo se encuentran en el subnivel 1s y que el orbital tiene dos electrones con pines opuestos representados con dos flechas en posiciones opuestas (una hacia arriba y otra hacia abajo), de acuerdo con el principio de exclusión de Pauli. </w:t>
       </w:r>
     </w:p>
   </w:comment>
-  <w:comment w:initials="DM" w:author="Daniela Manrique Rueda" w:date="2025-05-28T16:08:00Z" w:id="43">
+  <w:comment w:id="44" w:author="Daniela Manrique Rueda" w:date="2025-05-28T16:08:00Z" w:initials="DM">
     <w:p>
       <w:pPr>
         <w:pStyle w:val="Textocomentario"/>
@@ -51298,7 +51388,7 @@
       </w:r>
     </w:p>
   </w:comment>
-  <w:comment w:initials="DM" w:author="Daniela Manrique Rueda" w:date="2025-05-28T16:23:00Z" w:id="44">
+  <w:comment w:id="45" w:author="Daniela Manrique Rueda" w:date="2025-05-28T16:23:00Z" w:initials="DM">
     <w:p>
       <w:pPr>
         <w:pStyle w:val="Textocomentario"/>
@@ -51327,7 +51417,7 @@
       </w:r>
     </w:p>
   </w:comment>
-  <w:comment w:initials="DM" w:author="Daniela Manrique Rueda" w:date="2025-05-28T19:18:00Z" w:id="45">
+  <w:comment w:id="46" w:author="Daniela Manrique Rueda" w:date="2025-05-28T19:18:00Z" w:initials="DM">
     <w:p>
       <w:pPr>
         <w:pStyle w:val="Textocomentario"/>
@@ -51343,7 +51433,7 @@
       </w:r>
     </w:p>
   </w:comment>
-  <w:comment w:initials="DM" w:author="Daniela Manrique Rueda" w:date="2025-05-28T19:18:00Z" w:id="46">
+  <w:comment w:id="47" w:author="Daniela Manrique Rueda" w:date="2025-05-28T19:18:00Z" w:initials="DM">
     <w:p>
       <w:pPr>
         <w:pStyle w:val="Textocomentario"/>
@@ -51359,15 +51449,9 @@
       </w:r>
     </w:p>
   </w:comment>
-  <w:comment xmlns:w="http://schemas.openxmlformats.org/wordprocessingml/2006/main" w:initials="DM" w:author="Daniela Manrique Rueda" w:date="08/01/2025 07:58:00" w:id="47">
-    <w:p xmlns:w14="http://schemas.microsoft.com/office/word/2010/wordml">
-      <w:pPr>
-        <w:pStyle w:val="CommentText"/>
-      </w:pPr>
-      <w:r>
-        <w:rPr>
-          <w:rStyle w:val="CommentReference"/>
-        </w:rPr>
+  <w:comment w:id="48" w:author="Daniela Manrique Rueda" w:date="1900-01-01T00:00:00Z" w:initials="DM">
+    <w:p>
+      <w:r>
         <w:annotationRef/>
       </w:r>
       <w:r>
@@ -51375,7 +51459,7 @@
       </w:r>
     </w:p>
   </w:comment>
-  <w:comment w:initials="DM" w:author="Daniela Manrique Rueda" w:date="2025-06-05T15:29:00Z" w:id="48">
+  <w:comment w:id="49" w:author="Daniela Manrique Rueda" w:date="2025-06-05T15:29:00Z" w:initials="DM">
     <w:p>
       <w:pPr>
         <w:pStyle w:val="Textocomentario"/>
@@ -51399,7 +51483,7 @@
       <w:pPr>
         <w:pStyle w:val="Textocomentario"/>
       </w:pPr>
-      <w:hyperlink w:history="1" r:id="rId19">
+      <w:hyperlink r:id="rId19" w:history="1">
         <w:r>
           <w:rPr>
             <w:rStyle w:val="Hipervnculo"/>
@@ -51428,7 +51512,7 @@
       <w:pPr>
         <w:pStyle w:val="Textocomentario"/>
       </w:pPr>
-      <w:hyperlink w:history="1" r:id="rId20">
+      <w:hyperlink r:id="rId20" w:history="1">
         <w:r>
           <w:rPr>
             <w:rStyle w:val="Hipervnculo"/>
@@ -51441,7 +51525,7 @@
       </w:r>
     </w:p>
   </w:comment>
-  <w:comment w:initials="DM" w:author="Daniela Manrique Rueda" w:date="2025-05-28T18:01:00Z" w:id="49">
+  <w:comment w:id="50" w:author="Daniela Manrique Rueda" w:date="2025-05-28T18:01:00Z" w:initials="DM">
     <w:p>
       <w:pPr>
         <w:pStyle w:val="Textocomentario"/>
@@ -51472,14 +51556,10 @@
       </w:r>
       <w:r>
         <w:br/>
-      </w:r>
-      <w:r>
         <w:t>Texto alternativo:</w:t>
       </w:r>
       <w:r>
         <w:br/>
-      </w:r>
-      <w:r>
         <w:t>Tabla periódica de los elementos, codificada por colores para identificar los distintos tipos de elementos químicos según su clasificación. Cada casilla contiene el símbolo químico</w:t>
       </w:r>
       <w:r>
@@ -51487,7 +51567,7 @@
       </w:r>
     </w:p>
   </w:comment>
-  <w:comment w:initials="DM" w:author="Daniela Manrique Rueda" w:date="2025-05-28T18:13:00Z" w:id="50">
+  <w:comment w:id="51" w:author="Daniela Manrique Rueda" w:date="2025-05-28T18:13:00Z" w:initials="DM">
     <w:p>
       <w:pPr>
         <w:pStyle w:val="Textocomentario"/>
@@ -51520,14 +51600,10 @@
       </w:r>
       <w:r>
         <w:br/>
-      </w:r>
-      <w:r>
         <w:t>Texto alternativo:</w:t>
       </w:r>
       <w:r>
         <w:br/>
-      </w:r>
-      <w:r>
         <w:t xml:space="preserve">Tabla periódica de los elementos, codificada por colores para identificar los distintos </w:t>
       </w:r>
       <w:r>
@@ -51538,7 +51614,7 @@
       </w:r>
     </w:p>
   </w:comment>
-  <w:comment w:initials="DM" w:author="Daniela Manrique Rueda" w:date="2025-05-28T18:22:00Z" w:id="51">
+  <w:comment w:id="52" w:author="Daniela Manrique Rueda" w:date="2025-05-28T18:22:00Z" w:initials="DM">
     <w:p>
       <w:pPr>
         <w:pStyle w:val="Textocomentario"/>
@@ -51567,8 +51643,6 @@
       </w:r>
       <w:r>
         <w:br/>
-      </w:r>
-      <w:r>
         <w:t>Tabla periódica de los elementos, codificada por colores para identificar los distintos periodos. Se tienen 7 periodos en total numerados del 1 al 7.</w:t>
       </w:r>
       <w:r>
@@ -51576,7 +51650,7 @@
       </w:r>
     </w:p>
   </w:comment>
-  <w:comment w:initials="DM" w:author="Daniela Manrique Rueda" w:date="2025-05-28T18:31:00Z" w:id="52">
+  <w:comment w:id="53" w:author="Daniela Manrique Rueda" w:date="2025-05-28T18:31:00Z" w:initials="DM">
     <w:p>
       <w:pPr>
         <w:pStyle w:val="Textocomentario"/>
@@ -51595,8 +51669,6 @@
       </w:r>
       <w:r>
         <w:br/>
-      </w:r>
-      <w:r>
         <w:t>Si se cambia la figura debe retirarse la fuente Chang, (2021).</w:t>
       </w:r>
     </w:p>
@@ -51614,8 +51686,6 @@
       </w:r>
       <w:r>
         <w:br/>
-      </w:r>
-      <w:r>
         <w:t>Tabla periódica de los elementos, codificada por colores para identificar las distintas regiones o categorías de elementos. Se tienen 3 regiones o categorías que son: metales, no metales y metaloides.</w:t>
       </w:r>
     </w:p>
@@ -51625,7 +51695,7 @@
       </w:pPr>
     </w:p>
   </w:comment>
-  <w:comment w:initials="DM" w:author="Daniela Manrique Rueda" w:date="2025-05-28T19:01:00Z" w:id="53">
+  <w:comment w:id="54" w:author="Daniela Manrique Rueda" w:date="2025-05-28T19:01:00Z" w:initials="DM">
     <w:p>
       <w:pPr>
         <w:pStyle w:val="Textocomentario"/>
@@ -51666,7 +51736,7 @@
       </w:r>
     </w:p>
   </w:comment>
-  <w:comment w:initials="DM" w:author="Daniela Manrique Rueda" w:date="2025-05-28T19:17:00Z" w:id="54">
+  <w:comment w:id="55" w:author="Daniela Manrique Rueda" w:date="2025-05-28T19:17:00Z" w:initials="DM">
     <w:p>
       <w:pPr>
         <w:pStyle w:val="Textocomentario"/>
@@ -51682,7 +51752,7 @@
       </w:r>
     </w:p>
   </w:comment>
-  <w:comment w:initials="DM" w:author="Daniela Manrique Rueda" w:date="2025-05-29T09:54:00Z" w:id="55">
+  <w:comment w:id="56" w:author="Daniela Manrique Rueda" w:date="2025-05-29T09:54:00Z" w:initials="DM">
     <w:p>
       <w:pPr>
         <w:pStyle w:val="Textocomentario"/>
@@ -51698,13 +51768,11 @@
       </w:r>
       <w:r>
         <w:br/>
-      </w:r>
-      <w:r>
         <w:t xml:space="preserve">Estructura de una fórmula química compleja donde se resaltan los componentes que la conforman, como los símbolos químicos, los subíndices y los paréntesis. </w:t>
       </w:r>
     </w:p>
   </w:comment>
-  <w:comment w:initials="DM" w:author="Daniela Manrique Rueda" w:date="2025-05-29T11:44:00Z" w:id="56">
+  <w:comment w:id="57" w:author="Daniela Manrique Rueda" w:date="2025-05-29T11:44:00Z" w:initials="DM">
     <w:p>
       <w:pPr>
         <w:pStyle w:val="Textocomentario"/>
@@ -51720,7 +51788,7 @@
       </w:r>
     </w:p>
   </w:comment>
-  <w:comment w:initials="DM" w:author="Daniela Manrique Rueda" w:date="2025-05-29T11:44:00Z" w:id="57">
+  <w:comment w:id="58" w:author="Daniela Manrique Rueda" w:date="2025-05-29T11:44:00Z" w:initials="DM">
     <w:p>
       <w:pPr>
         <w:pStyle w:val="Textocomentario"/>
@@ -51736,7 +51804,7 @@
       </w:r>
     </w:p>
   </w:comment>
-  <w:comment w:initials="DM" w:author="Daniela Manrique Rueda" w:date="2025-05-29T10:45:00Z" w:id="58">
+  <w:comment w:id="59" w:author="Daniela Manrique Rueda" w:date="2025-05-29T10:45:00Z" w:initials="DM">
     <w:p>
       <w:pPr>
         <w:pStyle w:val="Textocomentario"/>
@@ -51755,7 +51823,7 @@
       <w:pPr>
         <w:pStyle w:val="Textocomentario"/>
       </w:pPr>
-      <w:hyperlink w:history="1" r:id="rId21">
+      <w:hyperlink r:id="rId21" w:history="1">
         <w:r>
           <w:rPr>
             <w:rStyle w:val="Hipervnculo"/>
@@ -51778,13 +51846,11 @@
       </w:r>
       <w:r>
         <w:br/>
-      </w:r>
-      <w:r>
         <w:t xml:space="preserve">Esquema del enlace tipo iónico que se presenta entre el sodio y el cloro, en donde el sodio le transfiere su único electrón de valencia al cloro formándose los iones Na+ y Cl-. </w:t>
       </w:r>
     </w:p>
   </w:comment>
-  <w:comment w:initials="DM" w:author="Daniela Manrique Rueda" w:date="2025-05-29T11:08:00Z" w:id="59">
+  <w:comment w:id="60" w:author="Daniela Manrique Rueda" w:date="2025-05-29T11:08:00Z" w:initials="DM">
     <w:p>
       <w:pPr>
         <w:pStyle w:val="Textocomentario"/>
@@ -51881,8 +51947,6 @@
       </w:r>
       <w:r>
         <w:br/>
-      </w:r>
-      <w:r>
         <w:t xml:space="preserve">Fuente: adaptado de Chang, (2021). </w:t>
       </w:r>
     </w:p>
@@ -51900,13 +51964,11 @@
       </w:r>
       <w:r>
         <w:br/>
-      </w:r>
-      <w:r>
         <w:t xml:space="preserve">Esquema del enlace covalente que se presenta en la molécula de flúor, en donde los dos átomos se comparten el electrón desapareado para alcanzar la configuración más estable. </w:t>
       </w:r>
     </w:p>
   </w:comment>
-  <w:comment w:initials="DM" w:author="Daniela Manrique Rueda" w:date="2025-05-29T11:27:00Z" w:id="60">
+  <w:comment w:id="61" w:author="Daniela Manrique Rueda" w:date="2025-05-29T11:27:00Z" w:initials="DM">
     <w:p>
       <w:pPr>
         <w:pStyle w:val="Textocomentario"/>
@@ -51990,13 +52052,11 @@
       </w:r>
       <w:r>
         <w:br/>
-      </w:r>
-      <w:r>
         <w:t xml:space="preserve">Esquema de los tipos de enlace covalente: sencillo, donde se comparte un par de electrones; doble, donde se comparten dos pares de electrones; triple, donde se comparten tres pares de electrones y dativo donde uno de los átomos es el que dona el o los pares de electrones para compartir. </w:t>
       </w:r>
     </w:p>
   </w:comment>
-  <w:comment w:initials="DM" w:author="Daniela Manrique Rueda" w:date="2025-06-05T15:47:00Z" w:id="61">
+  <w:comment w:id="62" w:author="Daniela Manrique Rueda" w:date="2025-06-05T15:47:00Z" w:initials="DM">
     <w:p>
       <w:pPr>
         <w:pStyle w:val="Textocomentario"/>
@@ -52012,8 +52072,6 @@
       </w:r>
       <w:r>
         <w:br/>
-      </w:r>
-      <w:r>
         <w:t>Estructura de Lewis del ácido perclórico (HClO</w:t>
       </w:r>
       <w:r>
@@ -52030,7 +52088,7 @@
       </w:r>
     </w:p>
   </w:comment>
-  <w:comment w:initials="DM" w:author="Daniela Manrique Rueda" w:date="2025-05-29T11:44:00Z" w:id="62">
+  <w:comment w:id="63" w:author="Daniela Manrique Rueda" w:date="2025-05-29T11:44:00Z" w:initials="DM">
     <w:p>
       <w:pPr>
         <w:pStyle w:val="Textocomentario"/>
@@ -52046,7 +52104,7 @@
       </w:r>
     </w:p>
   </w:comment>
-  <w:comment w:initials="DM" w:author="Daniela Manrique Rueda" w:date="2025-05-29T12:31:00Z" w:id="63">
+  <w:comment w:id="64" w:author="Daniela Manrique Rueda" w:date="2025-05-29T12:31:00Z" w:initials="DM">
     <w:p>
       <w:pPr>
         <w:pStyle w:val="Textocomentario"/>
@@ -52062,7 +52120,7 @@
       </w:r>
     </w:p>
   </w:comment>
-  <w:comment w:initials="DM" w:author="Daniela Manrique Rueda" w:date="2025-05-29T12:07:00Z" w:id="64">
+  <w:comment w:id="65" w:author="Daniela Manrique Rueda" w:date="2025-05-29T12:07:00Z" w:initials="DM">
     <w:p>
       <w:pPr>
         <w:pStyle w:val="Textocomentario"/>
@@ -52086,7 +52144,7 @@
       </w:pPr>
     </w:p>
   </w:comment>
-  <w:comment w:initials="DM" w:author="Daniela Manrique Rueda" w:date="2025-05-29T13:40:00Z" w:id="65">
+  <w:comment w:id="66" w:author="Daniela Manrique Rueda" w:date="2025-05-29T13:40:00Z" w:initials="DM">
     <w:p>
       <w:pPr>
         <w:pStyle w:val="Textocomentario"/>
@@ -52102,13 +52160,11 @@
       </w:r>
       <w:r>
         <w:br/>
-      </w:r>
-      <w:r>
         <w:t xml:space="preserve">Números de oxidación conocidos de los elementos más comunes, ordenados según su posición en la tabla periódica. </w:t>
       </w:r>
     </w:p>
   </w:comment>
-  <w:comment w:initials="DM" w:author="Daniela Manrique Rueda" w:date="2025-05-29T14:36:00Z" w:id="66">
+  <w:comment w:id="67" w:author="Daniela Manrique Rueda" w:date="2025-05-29T14:36:00Z" w:initials="DM">
     <w:p>
       <w:pPr>
         <w:pStyle w:val="Textocomentario"/>
@@ -52145,7 +52201,7 @@
       </w:r>
     </w:p>
   </w:comment>
-  <w:comment w:initials="DM" w:author="Daniela Manrique Rueda" w:date="2025-05-29T15:17:00Z" w:id="67">
+  <w:comment w:id="68" w:author="Daniela Manrique Rueda" w:date="2025-05-29T15:17:00Z" w:initials="DM">
     <w:p>
       <w:pPr>
         <w:pStyle w:val="Textocomentario"/>
@@ -52161,7 +52217,7 @@
       </w:r>
     </w:p>
   </w:comment>
-  <w:comment w:initials="DM" w:author="Daniela Manrique Rueda" w:date="2025-05-29T15:59:00Z" w:id="68">
+  <w:comment w:id="69" w:author="Daniela Manrique Rueda" w:date="2025-05-29T15:59:00Z" w:initials="DM">
     <w:p>
       <w:pPr>
         <w:pStyle w:val="Textocomentario"/>
@@ -52188,7 +52244,7 @@
       </w:pPr>
     </w:p>
   </w:comment>
-  <w:comment w:initials="DM" w:author="Daniela Manrique Rueda" w:date="2025-05-29T15:53:00Z" w:id="69">
+  <w:comment w:id="70" w:author="Daniela Manrique Rueda" w:date="2025-05-29T15:53:00Z" w:initials="DM">
     <w:p>
       <w:pPr>
         <w:pStyle w:val="Textocomentario"/>
@@ -52204,13 +52260,11 @@
       </w:r>
       <w:r>
         <w:br/>
-      </w:r>
-      <w:r>
         <w:t xml:space="preserve">Tabla que presenta los prefijos y sufijos usados en la nomenclatura tradicional de compuestos inorgánicos para los diferentes tipos de valencia. </w:t>
       </w:r>
     </w:p>
   </w:comment>
-  <w:comment w:initials="DM" w:author="Daniela Manrique Rueda" w:date="2025-05-29T16:10:00Z" w:id="70">
+  <w:comment w:id="71" w:author="Daniela Manrique Rueda" w:date="2025-05-29T16:10:00Z" w:initials="DM">
     <w:p>
       <w:pPr>
         <w:pStyle w:val="Textocomentario"/>
@@ -52226,7 +52280,7 @@
       </w:r>
     </w:p>
   </w:comment>
-  <w:comment w:initials="DM" w:author="Daniela Manrique Rueda" w:date="2025-05-29T17:49:00Z" w:id="71">
+  <w:comment w:id="72" w:author="Daniela Manrique Rueda" w:date="2025-05-29T17:49:00Z" w:initials="DM">
     <w:p>
       <w:pPr>
         <w:pStyle w:val="Textocomentario"/>
@@ -52246,7 +52300,7 @@
       <w:r>
         <w:br/>
       </w:r>
-      <w:hyperlink w:history="1" r:id="rId24">
+      <w:hyperlink r:id="rId24" w:history="1">
         <w:r>
           <w:rPr>
             <w:rStyle w:val="Hipervnculo"/>
@@ -52259,7 +52313,7 @@
       </w:r>
     </w:p>
   </w:comment>
-  <w:comment w:initials="DM" w:author="Daniela Manrique Rueda" w:date="2025-05-29T17:05:00Z" w:id="72">
+  <w:comment w:id="73" w:author="Daniela Manrique Rueda" w:date="2025-05-29T17:05:00Z" w:initials="DM">
     <w:p>
       <w:pPr>
         <w:pStyle w:val="Textocomentario"/>
@@ -52288,7 +52342,7 @@
       </w:r>
     </w:p>
   </w:comment>
-  <w:comment w:initials="DM" w:author="Daniela Manrique Rueda" w:date="2025-08-04T09:54:00Z" w:id="73">
+  <w:comment w:id="74" w:author="Daniela Manrique Rueda" w:date="2025-08-04T09:54:00Z" w:initials="DM">
     <w:p>
       <w:pPr>
         <w:pStyle w:val="Textocomentario"/>
@@ -52307,8 +52361,6 @@
       </w:r>
       <w:r>
         <w:br/>
-      </w:r>
-      <w:r>
         <w:t xml:space="preserve">Tabla comparativa que indica el número de átomos de cada elemento a ambos lados de la ecuación química (reactivos y productos). </w:t>
       </w:r>
       <w:r>
@@ -52316,7 +52368,7 @@
       </w:r>
     </w:p>
   </w:comment>
-  <w:comment w:initials="DM" w:author="Daniela Manrique Rueda" w:date="2025-08-04T10:10:00Z" w:id="74">
+  <w:comment w:id="75" w:author="Daniela Manrique Rueda" w:date="2025-08-04T10:10:00Z" w:initials="DM">
     <w:p>
       <w:pPr>
         <w:pStyle w:val="Textocomentario"/>
@@ -52335,8 +52387,6 @@
       </w:r>
       <w:r>
         <w:br/>
-      </w:r>
-      <w:r>
         <w:t xml:space="preserve">Representación del elemento carbono de la tabla periódica, con la letra C mayúscula, símbolo del elemento en la parte central del cuadrado, en la parte superior izquierda se tiene el número atómico (6), en la parte superior derecha la masa atómica (12.011) y en la parte inferior se tiene el nombre completo del elemento: carbono. </w:t>
       </w:r>
     </w:p>
@@ -52355,7 +52405,7 @@
       </w:r>
     </w:p>
   </w:comment>
-  <w:comment w:initials="DM" w:author="Daniela Manrique Rueda" w:date="2025-05-30T18:57:00Z" w:id="75">
+  <w:comment w:id="76" w:author="Daniela Manrique Rueda" w:date="2025-05-30T18:57:00Z" w:initials="DM">
     <w:p>
       <w:pPr>
         <w:pStyle w:val="Textocomentario"/>
@@ -52371,8 +52421,6 @@
       </w:r>
       <w:r>
         <w:br/>
-      </w:r>
-      <w:r>
         <w:t xml:space="preserve">Mapa conceptual que muestra la estructura temática del componente de química, resaltando 6 unidades temáticas que son: ciencias (fundamentos y método científico), la materia y sus cambios, el átomo, enlaces químicos, nomenclatura de compuestos orgánicos, reacciones químicas y química orgánica. </w:t>
       </w:r>
     </w:p>
@@ -52389,87 +52437,88 @@
 </file>
 
 <file path=word/commentsExtended.xml><?xml version="1.0" encoding="utf-8"?>
-<w15:commentsEx xmlns:mc="http://schemas.openxmlformats.org/markup-compatibility/2006" xmlns:w15="http://schemas.microsoft.com/office/word/2012/wordml" mc:Ignorable="w15">
-  <w15:commentEx w15:done="0" w15:paraId="7722BC3B"/>
-  <w15:commentEx w15:done="0" w15:paraId="0342406F"/>
-  <w15:commentEx w15:done="0" w15:paraId="6B7FEF3F"/>
-  <w15:commentEx w15:done="0" w15:paraId="00B0C10A"/>
-  <w15:commentEx w15:done="0" w15:paraId="03AE059A"/>
-  <w15:commentEx w15:done="0" w15:paraId="126F63E1"/>
-  <w15:commentEx w15:done="0" w15:paraId="31088428"/>
-  <w15:commentEx w15:done="0" w15:paraId="63781B26"/>
-  <w15:commentEx w15:done="0" w15:paraId="18350496"/>
-  <w15:commentEx w15:done="0" w15:paraId="6695A86A"/>
-  <w15:commentEx w15:done="0" w15:paraId="152D00C5"/>
-  <w15:commentEx w15:done="0" w15:paraId="2BFF1812"/>
-  <w15:commentEx w15:done="0" w15:paraId="50A8D6D6"/>
-  <w15:commentEx w15:done="0" w15:paraId="7183E888"/>
-  <w15:commentEx w15:done="0" w15:paraId="496004E7"/>
-  <w15:commentEx w15:done="0" w15:paraId="7B6B43C0"/>
-  <w15:commentEx w15:done="0" w15:paraId="7D732EB5"/>
-  <w15:commentEx w15:done="0" w15:paraId="28972BB7"/>
-  <w15:commentEx w15:done="0" w15:paraId="543985C3"/>
-  <w15:commentEx w15:done="0" w15:paraId="17AE46F0"/>
-  <w15:commentEx w15:done="0" w15:paraId="44FF25F5"/>
-  <w15:commentEx w15:done="0" w15:paraId="239C0F3F"/>
-  <w15:commentEx w15:done="0" w15:paraId="15074B59"/>
-  <w15:commentEx w15:done="0" w15:paraId="71471D95"/>
-  <w15:commentEx w15:done="0" w15:paraId="1D8013DF"/>
-  <w15:commentEx w15:done="0" w15:paraId="6403FAFC"/>
-  <w15:commentEx w15:done="0" w15:paraId="7F5F2091"/>
-  <w15:commentEx w15:done="0" w15:paraId="44CD119C"/>
-  <w15:commentEx w15:done="0" w15:paraId="119668D0"/>
-  <w15:commentEx w15:done="0" w15:paraId="49498BC0"/>
-  <w15:commentEx w15:done="0" w15:paraId="5DC47040"/>
-  <w15:commentEx w15:done="0" w15:paraId="58A31082"/>
-  <w15:commentEx w15:done="0" w15:paraId="1BF0F72C"/>
-  <w15:commentEx w15:done="0" w15:paraId="2CC86A10"/>
-  <w15:commentEx w15:done="0" w15:paraId="3A929AFB"/>
-  <w15:commentEx w15:done="0" w15:paraId="7E1E2F16"/>
-  <w15:commentEx w15:done="0" w15:paraId="14B036CE"/>
-  <w15:commentEx w15:done="0" w15:paraId="6057895E"/>
-  <w15:commentEx w15:done="0" w15:paraId="4BEF4B32"/>
-  <w15:commentEx w15:done="0" w15:paraId="706AE8E5"/>
-  <w15:commentEx w15:done="0" w15:paraId="5107D038"/>
-  <w15:commentEx w15:done="0" w15:paraId="63B676BC"/>
-  <w15:commentEx w15:done="0" w15:paraId="53B549BF"/>
-  <w15:commentEx w15:done="0" w15:paraId="0325EFAF"/>
-  <w15:commentEx w15:done="0" w15:paraId="7642149E"/>
-  <w15:commentEx w15:done="0" w15:paraId="28C15E5B"/>
-  <w15:commentEx w15:done="0" w15:paraId="6160BBBC"/>
-  <w15:commentEx w15:done="0" w15:paraId="709CA030"/>
-  <w15:commentEx w15:done="0" w15:paraId="368A613B"/>
-  <w15:commentEx w15:done="0" w15:paraId="18FD62BA"/>
-  <w15:commentEx w15:done="0" w15:paraId="19140754"/>
-  <w15:commentEx w15:done="0" w15:paraId="69D4BD43"/>
-  <w15:commentEx w15:done="0" w15:paraId="19476BD7"/>
-  <w15:commentEx w15:done="0" w15:paraId="5B4BFCF0"/>
-  <w15:commentEx w15:done="0" w15:paraId="17AB7B0A"/>
-  <w15:commentEx w15:done="0" w15:paraId="673A9584"/>
-  <w15:commentEx w15:done="0" w15:paraId="1AB71801"/>
-  <w15:commentEx w15:done="0" w15:paraId="73A14A24"/>
-  <w15:commentEx w15:done="0" w15:paraId="236EBADD"/>
-  <w15:commentEx w15:done="0" w15:paraId="63D76B4F"/>
-  <w15:commentEx w15:done="0" w15:paraId="7E785160"/>
-  <w15:commentEx w15:done="0" w15:paraId="78291457"/>
-  <w15:commentEx w15:done="0" w15:paraId="427EEF1B"/>
-  <w15:commentEx w15:done="0" w15:paraId="616A133B"/>
-  <w15:commentEx w15:done="0" w15:paraId="2BCFD1A3"/>
-  <w15:commentEx w15:done="0" w15:paraId="3F29EE7B"/>
-  <w15:commentEx w15:done="0" w15:paraId="6E5ACE42"/>
-  <w15:commentEx w15:done="0" w15:paraId="17F3DADD"/>
-  <w15:commentEx w15:done="0" w15:paraId="55C8EE92"/>
-  <w15:commentEx w15:done="0" w15:paraId="03BB6CEB"/>
-  <w15:commentEx w15:done="0" w15:paraId="318F0E39"/>
-  <w15:commentEx w15:done="0" w15:paraId="735374CD"/>
-  <w15:commentEx w15:done="0" w15:paraId="2DFF7C71"/>
-  <w15:commentEx w15:done="0" w15:paraId="2D64E6F7"/>
-  <w15:commentEx w15:done="0" w15:paraId="664D5E44"/>
+<w15:commentsEx xmlns:wpc="http://schemas.microsoft.com/office/word/2010/wordprocessingCanvas" xmlns:cx="http://schemas.microsoft.com/office/drawing/2014/chartex" xmlns:cx1="http://schemas.microsoft.com/office/drawing/2015/9/8/chartex" xmlns:cx2="http://schemas.microsoft.com/office/drawing/2015/10/21/chartex" xmlns:cx3="http://schemas.microsoft.com/office/drawing/2016/5/9/chartex" xmlns:cx4="http://schemas.microsoft.com/office/drawing/2016/5/10/chartex" xmlns:cx5="http://schemas.microsoft.com/office/drawing/2016/5/11/chartex" xmlns:cx6="http://schemas.microsoft.com/office/drawing/2016/5/12/chartex" xmlns:cx7="http://schemas.microsoft.com/office/drawing/2016/5/13/chartex" xmlns:cx8="http://schemas.microsoft.com/office/drawing/2016/5/14/chartex" xmlns:mc="http://schemas.openxmlformats.org/markup-compatibility/2006" xmlns:aink="http://schemas.microsoft.com/office/drawing/2016/ink" xmlns:am3d="http://schemas.microsoft.com/office/drawing/2017/model3d" xmlns:o="urn:schemas-microsoft-com:office:office" xmlns:oel="http://schemas.microsoft.com/office/2019/extlst" xmlns:r="http://schemas.openxmlformats.org/officeDocument/2006/relationships" xmlns:m="http://schemas.openxmlformats.org/officeDocument/2006/math" xmlns:v="urn:schemas-microsoft-com:vml" xmlns:wp14="http://schemas.microsoft.com/office/word/2010/wordprocessingDrawing" xmlns:wp="http://schemas.openxmlformats.org/drawingml/2006/wordprocessingDrawing" xmlns:w10="urn:schemas-microsoft-com:office:word" xmlns:w="http://schemas.openxmlformats.org/wordprocessingml/2006/main" xmlns:w14="http://schemas.microsoft.com/office/word/2010/wordml" xmlns:w15="http://schemas.microsoft.com/office/word/2012/wordml" xmlns:w16cex="http://schemas.microsoft.com/office/word/2018/wordml/cex" xmlns:w16cid="http://schemas.microsoft.com/office/word/2016/wordml/cid" xmlns:w16="http://schemas.microsoft.com/office/word/2018/wordml" xmlns:w16du="http://schemas.microsoft.com/office/word/2023/wordml/word16du" xmlns:w16sdtdh="http://schemas.microsoft.com/office/word/2020/wordml/sdtdatahash" xmlns:w16se="http://schemas.microsoft.com/office/word/2015/wordml/symex" xmlns:wpg="http://schemas.microsoft.com/office/word/2010/wordprocessingGroup" xmlns:wpi="http://schemas.microsoft.com/office/word/2010/wordprocessingInk" xmlns:wne="http://schemas.microsoft.com/office/word/2006/wordml" xmlns:wps="http://schemas.microsoft.com/office/word/2010/wordprocessingShape" mc:Ignorable="w14 w15 w16se w16cid w16 w16cex w16sdtdh w16du wp14">
+  <w15:commentEx w15:paraId="7722BC3B" w15:done="0"/>
+  <w15:commentEx w15:paraId="0342406F" w15:done="0"/>
+  <w15:commentEx w15:paraId="6B7FEF3F" w15:done="0"/>
+  <w15:commentEx w15:paraId="00B0C10A" w15:done="0"/>
+  <w15:commentEx w15:paraId="03AE059A" w15:done="0"/>
+  <w15:commentEx w15:paraId="126F63E1" w15:done="0"/>
+  <w15:commentEx w15:paraId="31088428" w15:done="0"/>
+  <w15:commentEx w15:paraId="63781B26" w15:done="0"/>
+  <w15:commentEx w15:paraId="18350496" w15:done="0"/>
+  <w15:commentEx w15:paraId="6695A86A" w15:done="0"/>
+  <w15:commentEx w15:paraId="152D00C5" w15:done="0"/>
+  <w15:commentEx w15:paraId="2BFF1812" w15:done="0"/>
+  <w15:commentEx w15:paraId="50A8D6D6" w15:done="0"/>
+  <w15:commentEx w15:paraId="7183E888" w15:done="0"/>
+  <w15:commentEx w15:paraId="496004E7" w15:done="0"/>
+  <w15:commentEx w15:paraId="7B6B43C0" w15:done="0"/>
+  <w15:commentEx w15:paraId="7D732EB5" w15:done="0"/>
+  <w15:commentEx w15:paraId="28972BB7" w15:done="0"/>
+  <w15:commentEx w15:paraId="543985C3" w15:done="0"/>
+  <w15:commentEx w15:paraId="17AE46F0" w15:done="0"/>
+  <w15:commentEx w15:paraId="44FF25F5" w15:done="0"/>
+  <w15:commentEx w15:paraId="239C0F3F" w15:done="0"/>
+  <w15:commentEx w15:paraId="15074B59" w15:done="0"/>
+  <w15:commentEx w15:paraId="71471D95" w15:done="0"/>
+  <w15:commentEx w15:paraId="1D8013DF" w15:done="0"/>
+  <w15:commentEx w15:paraId="6403FAFC" w15:done="0"/>
+  <w15:commentEx w15:paraId="7F5F2091" w15:done="0"/>
+  <w15:commentEx w15:paraId="44CD119C" w15:done="0"/>
+  <w15:commentEx w15:paraId="119668D0" w15:done="0"/>
+  <w15:commentEx w15:paraId="49498BC0" w15:done="0"/>
+  <w15:commentEx w15:paraId="5DC47040" w15:done="0"/>
+  <w15:commentEx w15:paraId="58A31082" w15:done="0"/>
+  <w15:commentEx w15:paraId="1BF0F72C" w15:done="0"/>
+  <w15:commentEx w15:paraId="2CC86A10" w15:done="0"/>
+  <w15:commentEx w15:paraId="3A929AFB" w15:done="0"/>
+  <w15:commentEx w15:paraId="7E1E2F16" w15:done="0"/>
+  <w15:commentEx w15:paraId="065BC0D4" w15:paraIdParent="7E1E2F16" w15:done="0"/>
+  <w15:commentEx w15:paraId="14B036CE" w15:done="0"/>
+  <w15:commentEx w15:paraId="6057895E" w15:done="0"/>
+  <w15:commentEx w15:paraId="4BEF4B32" w15:done="0"/>
+  <w15:commentEx w15:paraId="706AE8E5" w15:done="0"/>
+  <w15:commentEx w15:paraId="5107D038" w15:done="0"/>
+  <w15:commentEx w15:paraId="63B676BC" w15:done="0"/>
+  <w15:commentEx w15:paraId="53B549BF" w15:done="0"/>
+  <w15:commentEx w15:paraId="0325EFAF" w15:done="0"/>
+  <w15:commentEx w15:paraId="7642149E" w15:done="0"/>
+  <w15:commentEx w15:paraId="28C15E5B" w15:done="0"/>
+  <w15:commentEx w15:paraId="6160BBBC" w15:done="0"/>
+  <w15:commentEx w15:paraId="709CA030" w15:done="0"/>
+  <w15:commentEx w15:paraId="368A613B" w15:done="0"/>
+  <w15:commentEx w15:paraId="18FD62BA" w15:done="0"/>
+  <w15:commentEx w15:paraId="19140754" w15:done="0"/>
+  <w15:commentEx w15:paraId="69D4BD43" w15:done="0"/>
+  <w15:commentEx w15:paraId="19476BD7" w15:done="0"/>
+  <w15:commentEx w15:paraId="5B4BFCF0" w15:done="0"/>
+  <w15:commentEx w15:paraId="17AB7B0A" w15:done="0"/>
+  <w15:commentEx w15:paraId="673A9584" w15:done="0"/>
+  <w15:commentEx w15:paraId="1AB71801" w15:done="0"/>
+  <w15:commentEx w15:paraId="73A14A24" w15:done="0"/>
+  <w15:commentEx w15:paraId="236EBADD" w15:done="0"/>
+  <w15:commentEx w15:paraId="63D76B4F" w15:done="0"/>
+  <w15:commentEx w15:paraId="7E785160" w15:done="0"/>
+  <w15:commentEx w15:paraId="78291457" w15:done="0"/>
+  <w15:commentEx w15:paraId="427EEF1B" w15:done="0"/>
+  <w15:commentEx w15:paraId="616A133B" w15:done="0"/>
+  <w15:commentEx w15:paraId="2BCFD1A3" w15:done="0"/>
+  <w15:commentEx w15:paraId="3F29EE7B" w15:done="0"/>
+  <w15:commentEx w15:paraId="6E5ACE42" w15:done="0"/>
+  <w15:commentEx w15:paraId="17F3DADD" w15:done="0"/>
+  <w15:commentEx w15:paraId="55C8EE92" w15:done="0"/>
+  <w15:commentEx w15:paraId="03BB6CEB" w15:done="0"/>
+  <w15:commentEx w15:paraId="318F0E39" w15:done="0"/>
+  <w15:commentEx w15:paraId="735374CD" w15:done="0"/>
+  <w15:commentEx w15:paraId="2DFF7C71" w15:done="0"/>
+  <w15:commentEx w15:paraId="2D64E6F7" w15:done="0"/>
+  <w15:commentEx w15:paraId="664D5E44" w15:done="0"/>
 </w15:commentsEx>
 </file>
 
 <file path=word/commentsExtensible.xml><?xml version="1.0" encoding="utf-8"?>
-<w16cex:commentsExtensible xmlns:w16="http://schemas.microsoft.com/office/word/2018/wordml" xmlns:w16cex="http://schemas.microsoft.com/office/word/2018/wordml/cex" xmlns:mc="http://schemas.openxmlformats.org/markup-compatibility/2006" mc:Ignorable="w16 w16cex">
+<w16cex:commentsExtensible xmlns:wpc="http://schemas.microsoft.com/office/word/2010/wordprocessingCanvas" xmlns:cx="http://schemas.microsoft.com/office/drawing/2014/chartex" xmlns:cx1="http://schemas.microsoft.com/office/drawing/2015/9/8/chartex" xmlns:cx2="http://schemas.microsoft.com/office/drawing/2015/10/21/chartex" xmlns:cx3="http://schemas.microsoft.com/office/drawing/2016/5/9/chartex" xmlns:cx4="http://schemas.microsoft.com/office/drawing/2016/5/10/chartex" xmlns:cx5="http://schemas.microsoft.com/office/drawing/2016/5/11/chartex" xmlns:cx6="http://schemas.microsoft.com/office/drawing/2016/5/12/chartex" xmlns:cx7="http://schemas.microsoft.com/office/drawing/2016/5/13/chartex" xmlns:cx8="http://schemas.microsoft.com/office/drawing/2016/5/14/chartex" xmlns:cr="http://schemas.microsoft.com/office/comments/2020/reactions" xmlns:mc="http://schemas.openxmlformats.org/markup-compatibility/2006" xmlns:aink="http://schemas.microsoft.com/office/drawing/2016/ink" xmlns:am3d="http://schemas.microsoft.com/office/drawing/2017/model3d" xmlns:o="urn:schemas-microsoft-com:office:office" xmlns:oel="http://schemas.microsoft.com/office/2019/extlst" xmlns:r="http://schemas.openxmlformats.org/officeDocument/2006/relationships" xmlns:m="http://schemas.openxmlformats.org/officeDocument/2006/math" xmlns:v="urn:schemas-microsoft-com:vml" xmlns:wp14="http://schemas.microsoft.com/office/word/2010/wordprocessingDrawing" xmlns:wp="http://schemas.openxmlformats.org/drawingml/2006/wordprocessingDrawing" xmlns:w10="urn:schemas-microsoft-com:office:word" xmlns:w="http://schemas.openxmlformats.org/wordprocessingml/2006/main" xmlns:w14="http://schemas.microsoft.com/office/word/2010/wordml" xmlns:w15="http://schemas.microsoft.com/office/word/2012/wordml" xmlns:w16cex="http://schemas.microsoft.com/office/word/2018/wordml/cex" xmlns:w16cid="http://schemas.microsoft.com/office/word/2016/wordml/cid" xmlns:w16="http://schemas.microsoft.com/office/word/2018/wordml" xmlns:w16du="http://schemas.microsoft.com/office/word/2023/wordml/word16du" xmlns:w16sdtdh="http://schemas.microsoft.com/office/word/2020/wordml/sdtdatahash" xmlns:w16se="http://schemas.microsoft.com/office/word/2015/wordml/symex" xmlns:wpg="http://schemas.microsoft.com/office/word/2010/wordprocessingGroup" xmlns:wpi="http://schemas.microsoft.com/office/word/2010/wordprocessingInk" xmlns:wne="http://schemas.microsoft.com/office/word/2006/wordml" xmlns:wps="http://schemas.microsoft.com/office/word/2010/wordprocessingShape" mc:Ignorable="w14 w15 w16se w16cid w16 w16cex w16sdtdh cr w16du wp14">
   <w16cex:commentExtensible w16cex:durableId="21D248CC" w16cex:dateUtc="2025-06-05T18:28:00Z"/>
   <w16cex:commentExtensible w16cex:durableId="083AFDFC" w16cex:dateUtc="2025-05-31T00:10:00Z"/>
   <w16cex:commentExtensible w16cex:durableId="4FADD260" w16cex:dateUtc="2025-05-26T20:49:00Z"/>
@@ -52506,6 +52555,7 @@
   <w16cex:commentExtensible w16cex:durableId="56ABCD8C" w16cex:dateUtc="2025-05-27T23:34:00Z"/>
   <w16cex:commentExtensible w16cex:durableId="14E8653C" w16cex:dateUtc="2025-05-28T17:15:00Z"/>
   <w16cex:commentExtensible w16cex:durableId="75DF1765" w16cex:dateUtc="2025-08-01T18:46:00Z"/>
+  <w16cex:commentExtensible w16cex:durableId="037052C7" w16cex:dateUtc="2025-09-15T20:22:00Z"/>
   <w16cex:commentExtensible w16cex:durableId="62B1FC01" w16cex:dateUtc="2025-05-28T18:31:00Z"/>
   <w16cex:commentExtensible w16cex:durableId="4A2E0067" w16cex:dateUtc="2025-05-28T18:54:00Z"/>
   <w16cex:commentExtensible w16cex:durableId="148A46B8" w16cex:dateUtc="2025-05-28T18:58:00Z"/>
@@ -52549,7 +52599,7 @@
 </file>
 
 <file path=word/commentsIds.xml><?xml version="1.0" encoding="utf-8"?>
-<w16cid:commentsIds xmlns:mc="http://schemas.openxmlformats.org/markup-compatibility/2006" xmlns:w16cid="http://schemas.microsoft.com/office/word/2016/wordml/cid" mc:Ignorable="w16cid">
+<w16cid:commentsIds xmlns:wpc="http://schemas.microsoft.com/office/word/2010/wordprocessingCanvas" xmlns:cx="http://schemas.microsoft.com/office/drawing/2014/chartex" xmlns:cx1="http://schemas.microsoft.com/office/drawing/2015/9/8/chartex" xmlns:cx2="http://schemas.microsoft.com/office/drawing/2015/10/21/chartex" xmlns:cx3="http://schemas.microsoft.com/office/drawing/2016/5/9/chartex" xmlns:cx4="http://schemas.microsoft.com/office/drawing/2016/5/10/chartex" xmlns:cx5="http://schemas.microsoft.com/office/drawing/2016/5/11/chartex" xmlns:cx6="http://schemas.microsoft.com/office/drawing/2016/5/12/chartex" xmlns:cx7="http://schemas.microsoft.com/office/drawing/2016/5/13/chartex" xmlns:cx8="http://schemas.microsoft.com/office/drawing/2016/5/14/chartex" xmlns:mc="http://schemas.openxmlformats.org/markup-compatibility/2006" xmlns:aink="http://schemas.microsoft.com/office/drawing/2016/ink" xmlns:am3d="http://schemas.microsoft.com/office/drawing/2017/model3d" xmlns:o="urn:schemas-microsoft-com:office:office" xmlns:oel="http://schemas.microsoft.com/office/2019/extlst" xmlns:r="http://schemas.openxmlformats.org/officeDocument/2006/relationships" xmlns:m="http://schemas.openxmlformats.org/officeDocument/2006/math" xmlns:v="urn:schemas-microsoft-com:vml" xmlns:wp14="http://schemas.microsoft.com/office/word/2010/wordprocessingDrawing" xmlns:wp="http://schemas.openxmlformats.org/drawingml/2006/wordprocessingDrawing" xmlns:w10="urn:schemas-microsoft-com:office:word" xmlns:w="http://schemas.openxmlformats.org/wordprocessingml/2006/main" xmlns:w14="http://schemas.microsoft.com/office/word/2010/wordml" xmlns:w15="http://schemas.microsoft.com/office/word/2012/wordml" xmlns:w16cex="http://schemas.microsoft.com/office/word/2018/wordml/cex" xmlns:w16cid="http://schemas.microsoft.com/office/word/2016/wordml/cid" xmlns:w16="http://schemas.microsoft.com/office/word/2018/wordml" xmlns:w16du="http://schemas.microsoft.com/office/word/2023/wordml/word16du" xmlns:w16sdtdh="http://schemas.microsoft.com/office/word/2020/wordml/sdtdatahash" xmlns:w16se="http://schemas.microsoft.com/office/word/2015/wordml/symex" xmlns:wpg="http://schemas.microsoft.com/office/word/2010/wordprocessingGroup" xmlns:wpi="http://schemas.microsoft.com/office/word/2010/wordprocessingInk" xmlns:wne="http://schemas.microsoft.com/office/word/2006/wordml" xmlns:wps="http://schemas.microsoft.com/office/word/2010/wordprocessingShape" mc:Ignorable="w14 w15 w16se w16cid w16 w16cex w16sdtdh w16du wp14">
   <w16cid:commentId w16cid:paraId="7722BC3B" w16cid:durableId="21D248CC"/>
   <w16cid:commentId w16cid:paraId="0342406F" w16cid:durableId="083AFDFC"/>
   <w16cid:commentId w16cid:paraId="6B7FEF3F" w16cid:durableId="4FADD260"/>
@@ -52586,6 +52636,7 @@
   <w16cid:commentId w16cid:paraId="2CC86A10" w16cid:durableId="56ABCD8C"/>
   <w16cid:commentId w16cid:paraId="3A929AFB" w16cid:durableId="14E8653C"/>
   <w16cid:commentId w16cid:paraId="7E1E2F16" w16cid:durableId="75DF1765"/>
+  <w16cid:commentId w16cid:paraId="065BC0D4" w16cid:durableId="037052C7"/>
   <w16cid:commentId w16cid:paraId="14B036CE" w16cid:durableId="62B1FC01"/>
   <w16cid:commentId w16cid:paraId="6057895E" w16cid:durableId="4A2E0067"/>
   <w16cid:commentId w16cid:paraId="4BEF4B32" w16cid:durableId="148A46B8"/>
@@ -52687,7 +52738,7 @@
       <w:ind w:left="-2" w:hanging="2"/>
       <w:jc w:val="right"/>
       <w:rPr>
-        <w:rFonts w:ascii="Times New Roman" w:hAnsi="Times New Roman" w:eastAsia="Times New Roman" w:cs="Times New Roman"/>
+        <w:rFonts w:ascii="Times New Roman" w:eastAsia="Times New Roman" w:hAnsi="Times New Roman" w:cs="Times New Roman"/>
         <w:sz w:val="24"/>
         <w:szCs w:val="24"/>
       </w:rPr>
@@ -52698,7 +52749,7 @@
       <w:pStyle w:val="Normal0"/>
       <w:spacing w:line="240" w:lineRule="auto"/>
       <w:rPr>
-        <w:rFonts w:ascii="Times New Roman" w:hAnsi="Times New Roman" w:eastAsia="Times New Roman" w:cs="Times New Roman"/>
+        <w:rFonts w:ascii="Times New Roman" w:eastAsia="Times New Roman" w:hAnsi="Times New Roman" w:cs="Times New Roman"/>
         <w:sz w:val="24"/>
         <w:szCs w:val="24"/>
       </w:rPr>
@@ -52783,7 +52834,7 @@
 </file>
 
 <file path=word/header1.xml><?xml version="1.0" encoding="utf-8"?>
-<w:hdr xmlns:wpc="http://schemas.microsoft.com/office/word/2010/wordprocessingCanvas" xmlns:cx="http://schemas.microsoft.com/office/drawing/2014/chartex" xmlns:cx1="http://schemas.microsoft.com/office/drawing/2015/9/8/chartex" xmlns:cx2="http://schemas.microsoft.com/office/drawing/2015/10/21/chartex" xmlns:cx3="http://schemas.microsoft.com/office/drawing/2016/5/9/chartex" xmlns:cx4="http://schemas.microsoft.com/office/drawing/2016/5/10/chartex" xmlns:cx5="http://schemas.microsoft.com/office/drawing/2016/5/11/chartex" xmlns:cx6="http://schemas.microsoft.com/office/drawing/2016/5/12/chartex" xmlns:cx7="http://schemas.microsoft.com/office/drawing/2016/5/13/chartex" xmlns:cx8="http://schemas.microsoft.com/office/drawing/2016/5/14/chartex" xmlns:mc="http://schemas.openxmlformats.org/markup-compatibility/2006" xmlns:aink="http://schemas.microsoft.com/office/drawing/2016/ink" xmlns:am3d="http://schemas.microsoft.com/office/drawing/2017/model3d" xmlns:o="urn:schemas-microsoft-com:office:office" xmlns:oel="http://schemas.microsoft.com/office/2019/extlst" xmlns:r="http://schemas.openxmlformats.org/officeDocument/2006/relationships" xmlns:m="http://schemas.openxmlformats.org/officeDocument/2006/math" xmlns:v="urn:schemas-microsoft-com:vml" xmlns:wp14="http://schemas.microsoft.com/office/word/2010/wordprocessingDrawing" xmlns:wp="http://schemas.openxmlformats.org/drawingml/2006/wordprocessingDrawing" xmlns:w10="urn:schemas-microsoft-com:office:word" xmlns:w="http://schemas.openxmlformats.org/wordprocessingml/2006/main" xmlns:w14="http://schemas.microsoft.com/office/word/2010/wordml" xmlns:w15="http://schemas.microsoft.com/office/word/2012/wordml" xmlns:w16cex="http://schemas.microsoft.com/office/word/2018/wordml/cex" xmlns:w16cid="http://schemas.microsoft.com/office/word/2016/wordml/cid" xmlns:w16="http://schemas.microsoft.com/office/word/2018/wordml" xmlns:w16du="http://schemas.microsoft.com/office/word/2023/wordml/word16du" xmlns:w16sdtdh="http://schemas.microsoft.com/office/word/2020/wordml/sdtdatahash" xmlns:w16se="http://schemas.microsoft.com/office/word/2015/wordml/symex" xmlns:wpg="http://schemas.microsoft.com/office/word/2010/wordprocessingGroup" xmlns:wpi="http://schemas.microsoft.com/office/word/2010/wordprocessingInk" xmlns:wne="http://schemas.microsoft.com/office/word/2006/wordml" xmlns:wps="http://schemas.microsoft.com/office/word/2010/wordprocessingShape" xmlns:a="http://schemas.openxmlformats.org/drawingml/2006/main" xmlns:pic="http://schemas.openxmlformats.org/drawingml/2006/picture" xmlns:a14="http://schemas.microsoft.com/office/drawing/2010/main" mc:Ignorable="w14 w15 w16se w16cid w16 w16cex w16sdtdh w16du wp14">
+<w:hdr xmlns:wpc="http://schemas.microsoft.com/office/word/2010/wordprocessingCanvas" xmlns:cx="http://schemas.microsoft.com/office/drawing/2014/chartex" xmlns:cx1="http://schemas.microsoft.com/office/drawing/2015/9/8/chartex" xmlns:cx2="http://schemas.microsoft.com/office/drawing/2015/10/21/chartex" xmlns:cx3="http://schemas.microsoft.com/office/drawing/2016/5/9/chartex" xmlns:cx4="http://schemas.microsoft.com/office/drawing/2016/5/10/chartex" xmlns:cx5="http://schemas.microsoft.com/office/drawing/2016/5/11/chartex" xmlns:cx6="http://schemas.microsoft.com/office/drawing/2016/5/12/chartex" xmlns:cx7="http://schemas.microsoft.com/office/drawing/2016/5/13/chartex" xmlns:cx8="http://schemas.microsoft.com/office/drawing/2016/5/14/chartex" xmlns:mc="http://schemas.openxmlformats.org/markup-compatibility/2006" xmlns:aink="http://schemas.microsoft.com/office/drawing/2016/ink" xmlns:am3d="http://schemas.microsoft.com/office/drawing/2017/model3d" xmlns:o="urn:schemas-microsoft-com:office:office" xmlns:oel="http://schemas.microsoft.com/office/2019/extlst" xmlns:r="http://schemas.openxmlformats.org/officeDocument/2006/relationships" xmlns:m="http://schemas.openxmlformats.org/officeDocument/2006/math" xmlns:v="urn:schemas-microsoft-com:vml" xmlns:wp14="http://schemas.microsoft.com/office/word/2010/wordprocessingDrawing" xmlns:wp="http://schemas.openxmlformats.org/drawingml/2006/wordprocessingDrawing" xmlns:w10="urn:schemas-microsoft-com:office:word" xmlns:w="http://schemas.openxmlformats.org/wordprocessingml/2006/main" xmlns:w14="http://schemas.microsoft.com/office/word/2010/wordml" xmlns:w15="http://schemas.microsoft.com/office/word/2012/wordml" xmlns:w16cex="http://schemas.microsoft.com/office/word/2018/wordml/cex" xmlns:w16cid="http://schemas.microsoft.com/office/word/2016/wordml/cid" xmlns:w16="http://schemas.microsoft.com/office/word/2018/wordml" xmlns:w16du="http://schemas.microsoft.com/office/word/2023/wordml/word16du" xmlns:w16sdtdh="http://schemas.microsoft.com/office/word/2020/wordml/sdtdatahash" xmlns:w16se="http://schemas.microsoft.com/office/word/2015/wordml/symex" xmlns:wpg="http://schemas.microsoft.com/office/word/2010/wordprocessingGroup" xmlns:wpi="http://schemas.microsoft.com/office/word/2010/wordprocessingInk" xmlns:wne="http://schemas.microsoft.com/office/word/2006/wordml" xmlns:wps="http://schemas.microsoft.com/office/word/2010/wordprocessingShape" mc:Ignorable="w14 w15 w16se w16cid w16 w16cex w16sdtdh w16du wp14">
   <w:p>
     <w:pPr>
       <w:pStyle w:val="Normal0"/>
@@ -53175,7 +53226,7 @@
         <w:ind w:left="720" w:hanging="360"/>
       </w:pPr>
       <w:rPr>
-        <w:rFonts w:hint="default" w:ascii="Symbol" w:hAnsi="Symbol"/>
+        <w:rFonts w:ascii="Symbol" w:hAnsi="Symbol" w:hint="default"/>
       </w:rPr>
     </w:lvl>
     <w:lvl w:ilvl="1" w:tplc="240A0003">
@@ -53187,7 +53238,7 @@
         <w:ind w:left="1440" w:hanging="360"/>
       </w:pPr>
       <w:rPr>
-        <w:rFonts w:hint="default" w:ascii="Courier New" w:hAnsi="Courier New" w:cs="Courier New"/>
+        <w:rFonts w:ascii="Courier New" w:hAnsi="Courier New" w:cs="Courier New" w:hint="default"/>
       </w:rPr>
     </w:lvl>
     <w:lvl w:ilvl="2" w:tplc="240A0005" w:tentative="1">
@@ -53199,7 +53250,7 @@
         <w:ind w:left="2160" w:hanging="360"/>
       </w:pPr>
       <w:rPr>
-        <w:rFonts w:hint="default" w:ascii="Wingdings" w:hAnsi="Wingdings"/>
+        <w:rFonts w:ascii="Wingdings" w:hAnsi="Wingdings" w:hint="default"/>
       </w:rPr>
     </w:lvl>
     <w:lvl w:ilvl="3" w:tplc="240A0001" w:tentative="1">
@@ -53211,7 +53262,7 @@
         <w:ind w:left="2880" w:hanging="360"/>
       </w:pPr>
       <w:rPr>
-        <w:rFonts w:hint="default" w:ascii="Symbol" w:hAnsi="Symbol"/>
+        <w:rFonts w:ascii="Symbol" w:hAnsi="Symbol" w:hint="default"/>
       </w:rPr>
     </w:lvl>
     <w:lvl w:ilvl="4" w:tplc="240A0003" w:tentative="1">
@@ -53223,7 +53274,7 @@
         <w:ind w:left="3600" w:hanging="360"/>
       </w:pPr>
       <w:rPr>
-        <w:rFonts w:hint="default" w:ascii="Courier New" w:hAnsi="Courier New" w:cs="Courier New"/>
+        <w:rFonts w:ascii="Courier New" w:hAnsi="Courier New" w:cs="Courier New" w:hint="default"/>
       </w:rPr>
     </w:lvl>
     <w:lvl w:ilvl="5" w:tplc="240A0005" w:tentative="1">
@@ -53235,7 +53286,7 @@
         <w:ind w:left="4320" w:hanging="360"/>
       </w:pPr>
       <w:rPr>
-        <w:rFonts w:hint="default" w:ascii="Wingdings" w:hAnsi="Wingdings"/>
+        <w:rFonts w:ascii="Wingdings" w:hAnsi="Wingdings" w:hint="default"/>
       </w:rPr>
     </w:lvl>
     <w:lvl w:ilvl="6" w:tplc="240A0001" w:tentative="1">
@@ -53247,7 +53298,7 @@
         <w:ind w:left="5040" w:hanging="360"/>
       </w:pPr>
       <w:rPr>
-        <w:rFonts w:hint="default" w:ascii="Symbol" w:hAnsi="Symbol"/>
+        <w:rFonts w:ascii="Symbol" w:hAnsi="Symbol" w:hint="default"/>
       </w:rPr>
     </w:lvl>
     <w:lvl w:ilvl="7" w:tplc="240A0003" w:tentative="1">
@@ -53259,7 +53310,7 @@
         <w:ind w:left="5760" w:hanging="360"/>
       </w:pPr>
       <w:rPr>
-        <w:rFonts w:hint="default" w:ascii="Courier New" w:hAnsi="Courier New" w:cs="Courier New"/>
+        <w:rFonts w:ascii="Courier New" w:hAnsi="Courier New" w:cs="Courier New" w:hint="default"/>
       </w:rPr>
     </w:lvl>
     <w:lvl w:ilvl="8" w:tplc="240A0005" w:tentative="1">
@@ -53271,7 +53322,7 @@
         <w:ind w:left="6480" w:hanging="360"/>
       </w:pPr>
       <w:rPr>
-        <w:rFonts w:hint="default" w:ascii="Wingdings" w:hAnsi="Wingdings"/>
+        <w:rFonts w:ascii="Wingdings" w:hAnsi="Wingdings" w:hint="default"/>
       </w:rPr>
     </w:lvl>
   </w:abstractNum>
@@ -54013,7 +54064,7 @@
         <w:ind w:left="720" w:hanging="360"/>
       </w:pPr>
       <w:rPr>
-        <w:rFonts w:hint="default" w:ascii="Symbol" w:hAnsi="Symbol"/>
+        <w:rFonts w:ascii="Symbol" w:hAnsi="Symbol" w:hint="default"/>
         <w:sz w:val="20"/>
       </w:rPr>
     </w:lvl>
@@ -54029,7 +54080,7 @@
         <w:ind w:left="1440" w:hanging="360"/>
       </w:pPr>
       <w:rPr>
-        <w:rFonts w:hint="default" w:ascii="Courier New" w:hAnsi="Courier New"/>
+        <w:rFonts w:ascii="Courier New" w:hAnsi="Courier New" w:hint="default"/>
         <w:sz w:val="20"/>
       </w:rPr>
     </w:lvl>
@@ -54045,7 +54096,7 @@
         <w:ind w:left="2160" w:hanging="360"/>
       </w:pPr>
       <w:rPr>
-        <w:rFonts w:hint="default" w:ascii="Wingdings" w:hAnsi="Wingdings"/>
+        <w:rFonts w:ascii="Wingdings" w:hAnsi="Wingdings" w:hint="default"/>
         <w:sz w:val="20"/>
       </w:rPr>
     </w:lvl>
@@ -54061,7 +54112,7 @@
         <w:ind w:left="2880" w:hanging="360"/>
       </w:pPr>
       <w:rPr>
-        <w:rFonts w:hint="default" w:ascii="Wingdings" w:hAnsi="Wingdings"/>
+        <w:rFonts w:ascii="Wingdings" w:hAnsi="Wingdings" w:hint="default"/>
         <w:sz w:val="20"/>
       </w:rPr>
     </w:lvl>
@@ -54077,7 +54128,7 @@
         <w:ind w:left="3600" w:hanging="360"/>
       </w:pPr>
       <w:rPr>
-        <w:rFonts w:hint="default" w:ascii="Wingdings" w:hAnsi="Wingdings"/>
+        <w:rFonts w:ascii="Wingdings" w:hAnsi="Wingdings" w:hint="default"/>
         <w:sz w:val="20"/>
       </w:rPr>
     </w:lvl>
@@ -54093,7 +54144,7 @@
         <w:ind w:left="4320" w:hanging="360"/>
       </w:pPr>
       <w:rPr>
-        <w:rFonts w:hint="default" w:ascii="Wingdings" w:hAnsi="Wingdings"/>
+        <w:rFonts w:ascii="Wingdings" w:hAnsi="Wingdings" w:hint="default"/>
         <w:sz w:val="20"/>
       </w:rPr>
     </w:lvl>
@@ -54109,7 +54160,7 @@
         <w:ind w:left="5040" w:hanging="360"/>
       </w:pPr>
       <w:rPr>
-        <w:rFonts w:hint="default" w:ascii="Wingdings" w:hAnsi="Wingdings"/>
+        <w:rFonts w:ascii="Wingdings" w:hAnsi="Wingdings" w:hint="default"/>
         <w:sz w:val="20"/>
       </w:rPr>
     </w:lvl>
@@ -54125,7 +54176,7 @@
         <w:ind w:left="5760" w:hanging="360"/>
       </w:pPr>
       <w:rPr>
-        <w:rFonts w:hint="default" w:ascii="Wingdings" w:hAnsi="Wingdings"/>
+        <w:rFonts w:ascii="Wingdings" w:hAnsi="Wingdings" w:hint="default"/>
         <w:sz w:val="20"/>
       </w:rPr>
     </w:lvl>
@@ -54141,7 +54192,7 @@
         <w:ind w:left="6480" w:hanging="360"/>
       </w:pPr>
       <w:rPr>
-        <w:rFonts w:hint="default" w:ascii="Wingdings" w:hAnsi="Wingdings"/>
+        <w:rFonts w:ascii="Wingdings" w:hAnsi="Wingdings" w:hint="default"/>
         <w:sz w:val="20"/>
       </w:rPr>
     </w:lvl>
@@ -54272,7 +54323,7 @@
         <w:ind w:left="720" w:hanging="360"/>
       </w:pPr>
       <w:rPr>
-        <w:rFonts w:hint="default" w:ascii="Symbol" w:hAnsi="Symbol"/>
+        <w:rFonts w:ascii="Symbol" w:hAnsi="Symbol" w:hint="default"/>
       </w:rPr>
     </w:lvl>
     <w:lvl w:ilvl="1" w:tplc="240A0003" w:tentative="1">
@@ -54284,7 +54335,7 @@
         <w:ind w:left="1440" w:hanging="360"/>
       </w:pPr>
       <w:rPr>
-        <w:rFonts w:hint="default" w:ascii="Courier New" w:hAnsi="Courier New" w:cs="Courier New"/>
+        <w:rFonts w:ascii="Courier New" w:hAnsi="Courier New" w:cs="Courier New" w:hint="default"/>
       </w:rPr>
     </w:lvl>
     <w:lvl w:ilvl="2" w:tplc="240A0005" w:tentative="1">
@@ -54296,7 +54347,7 @@
         <w:ind w:left="2160" w:hanging="360"/>
       </w:pPr>
       <w:rPr>
-        <w:rFonts w:hint="default" w:ascii="Wingdings" w:hAnsi="Wingdings"/>
+        <w:rFonts w:ascii="Wingdings" w:hAnsi="Wingdings" w:hint="default"/>
       </w:rPr>
     </w:lvl>
     <w:lvl w:ilvl="3" w:tplc="240A0001" w:tentative="1">
@@ -54308,7 +54359,7 @@
         <w:ind w:left="2880" w:hanging="360"/>
       </w:pPr>
       <w:rPr>
-        <w:rFonts w:hint="default" w:ascii="Symbol" w:hAnsi="Symbol"/>
+        <w:rFonts w:ascii="Symbol" w:hAnsi="Symbol" w:hint="default"/>
       </w:rPr>
     </w:lvl>
     <w:lvl w:ilvl="4" w:tplc="240A0003" w:tentative="1">
@@ -54320,7 +54371,7 @@
         <w:ind w:left="3600" w:hanging="360"/>
       </w:pPr>
       <w:rPr>
-        <w:rFonts w:hint="default" w:ascii="Courier New" w:hAnsi="Courier New" w:cs="Courier New"/>
+        <w:rFonts w:ascii="Courier New" w:hAnsi="Courier New" w:cs="Courier New" w:hint="default"/>
       </w:rPr>
     </w:lvl>
     <w:lvl w:ilvl="5" w:tplc="240A0005" w:tentative="1">
@@ -54332,7 +54383,7 @@
         <w:ind w:left="4320" w:hanging="360"/>
       </w:pPr>
       <w:rPr>
-        <w:rFonts w:hint="default" w:ascii="Wingdings" w:hAnsi="Wingdings"/>
+        <w:rFonts w:ascii="Wingdings" w:hAnsi="Wingdings" w:hint="default"/>
       </w:rPr>
     </w:lvl>
     <w:lvl w:ilvl="6" w:tplc="240A0001" w:tentative="1">
@@ -54344,7 +54395,7 @@
         <w:ind w:left="5040" w:hanging="360"/>
       </w:pPr>
       <w:rPr>
-        <w:rFonts w:hint="default" w:ascii="Symbol" w:hAnsi="Symbol"/>
+        <w:rFonts w:ascii="Symbol" w:hAnsi="Symbol" w:hint="default"/>
       </w:rPr>
     </w:lvl>
     <w:lvl w:ilvl="7" w:tplc="240A0003" w:tentative="1">
@@ -54356,7 +54407,7 @@
         <w:ind w:left="5760" w:hanging="360"/>
       </w:pPr>
       <w:rPr>
-        <w:rFonts w:hint="default" w:ascii="Courier New" w:hAnsi="Courier New" w:cs="Courier New"/>
+        <w:rFonts w:ascii="Courier New" w:hAnsi="Courier New" w:cs="Courier New" w:hint="default"/>
       </w:rPr>
     </w:lvl>
     <w:lvl w:ilvl="8" w:tplc="240A0005" w:tentative="1">
@@ -54368,7 +54419,7 @@
         <w:ind w:left="6480" w:hanging="360"/>
       </w:pPr>
       <w:rPr>
-        <w:rFonts w:hint="default" w:ascii="Wingdings" w:hAnsi="Wingdings"/>
+        <w:rFonts w:ascii="Wingdings" w:hAnsi="Wingdings" w:hint="default"/>
       </w:rPr>
     </w:lvl>
   </w:abstractNum>
@@ -54678,7 +54729,7 @@
         <w:ind w:left="720" w:hanging="360"/>
       </w:pPr>
       <w:rPr>
-        <w:rFonts w:hint="default" w:ascii="Symbol" w:hAnsi="Symbol"/>
+        <w:rFonts w:ascii="Symbol" w:hAnsi="Symbol" w:hint="default"/>
       </w:rPr>
     </w:lvl>
     <w:lvl w:ilvl="1" w:tplc="240A0003" w:tentative="1">
@@ -54690,7 +54741,7 @@
         <w:ind w:left="1440" w:hanging="360"/>
       </w:pPr>
       <w:rPr>
-        <w:rFonts w:hint="default" w:ascii="Courier New" w:hAnsi="Courier New" w:cs="Courier New"/>
+        <w:rFonts w:ascii="Courier New" w:hAnsi="Courier New" w:cs="Courier New" w:hint="default"/>
       </w:rPr>
     </w:lvl>
     <w:lvl w:ilvl="2" w:tplc="240A0005" w:tentative="1">
@@ -54702,7 +54753,7 @@
         <w:ind w:left="2160" w:hanging="360"/>
       </w:pPr>
       <w:rPr>
-        <w:rFonts w:hint="default" w:ascii="Wingdings" w:hAnsi="Wingdings"/>
+        <w:rFonts w:ascii="Wingdings" w:hAnsi="Wingdings" w:hint="default"/>
       </w:rPr>
     </w:lvl>
     <w:lvl w:ilvl="3" w:tplc="240A0001" w:tentative="1">
@@ -54714,7 +54765,7 @@
         <w:ind w:left="2880" w:hanging="360"/>
       </w:pPr>
       <w:rPr>
-        <w:rFonts w:hint="default" w:ascii="Symbol" w:hAnsi="Symbol"/>
+        <w:rFonts w:ascii="Symbol" w:hAnsi="Symbol" w:hint="default"/>
       </w:rPr>
     </w:lvl>
     <w:lvl w:ilvl="4" w:tplc="240A0003" w:tentative="1">
@@ -54726,7 +54777,7 @@
         <w:ind w:left="3600" w:hanging="360"/>
       </w:pPr>
       <w:rPr>
-        <w:rFonts w:hint="default" w:ascii="Courier New" w:hAnsi="Courier New" w:cs="Courier New"/>
+        <w:rFonts w:ascii="Courier New" w:hAnsi="Courier New" w:cs="Courier New" w:hint="default"/>
       </w:rPr>
     </w:lvl>
     <w:lvl w:ilvl="5" w:tplc="240A0005" w:tentative="1">
@@ -54738,7 +54789,7 @@
         <w:ind w:left="4320" w:hanging="360"/>
       </w:pPr>
       <w:rPr>
-        <w:rFonts w:hint="default" w:ascii="Wingdings" w:hAnsi="Wingdings"/>
+        <w:rFonts w:ascii="Wingdings" w:hAnsi="Wingdings" w:hint="default"/>
       </w:rPr>
     </w:lvl>
     <w:lvl w:ilvl="6" w:tplc="240A0001" w:tentative="1">
@@ -54750,7 +54801,7 @@
         <w:ind w:left="5040" w:hanging="360"/>
       </w:pPr>
       <w:rPr>
-        <w:rFonts w:hint="default" w:ascii="Symbol" w:hAnsi="Symbol"/>
+        <w:rFonts w:ascii="Symbol" w:hAnsi="Symbol" w:hint="default"/>
       </w:rPr>
     </w:lvl>
     <w:lvl w:ilvl="7" w:tplc="240A0003" w:tentative="1">
@@ -54762,7 +54813,7 @@
         <w:ind w:left="5760" w:hanging="360"/>
       </w:pPr>
       <w:rPr>
-        <w:rFonts w:hint="default" w:ascii="Courier New" w:hAnsi="Courier New" w:cs="Courier New"/>
+        <w:rFonts w:ascii="Courier New" w:hAnsi="Courier New" w:cs="Courier New" w:hint="default"/>
       </w:rPr>
     </w:lvl>
     <w:lvl w:ilvl="8" w:tplc="240A0005" w:tentative="1">
@@ -54774,7 +54825,7 @@
         <w:ind w:left="6480" w:hanging="360"/>
       </w:pPr>
       <w:rPr>
-        <w:rFonts w:hint="default" w:ascii="Wingdings" w:hAnsi="Wingdings"/>
+        <w:rFonts w:ascii="Wingdings" w:hAnsi="Wingdings" w:hint="default"/>
       </w:rPr>
     </w:lvl>
   </w:abstractNum>
@@ -54971,7 +55022,7 @@
         <w:ind w:left="720" w:hanging="360"/>
       </w:pPr>
       <w:rPr>
-        <w:rFonts w:ascii="Arial" w:hAnsi="Arial" w:eastAsia="Arial" w:cs="Arial"/>
+        <w:rFonts w:ascii="Arial" w:eastAsia="Arial" w:hAnsi="Arial" w:cs="Arial"/>
       </w:rPr>
     </w:lvl>
     <w:lvl w:ilvl="1">
@@ -54983,7 +55034,7 @@
         <w:ind w:left="1440" w:hanging="360"/>
       </w:pPr>
       <w:rPr>
-        <w:rFonts w:ascii="Courier New" w:hAnsi="Courier New" w:eastAsia="Courier New" w:cs="Courier New"/>
+        <w:rFonts w:ascii="Courier New" w:eastAsia="Courier New" w:hAnsi="Courier New" w:cs="Courier New"/>
       </w:rPr>
     </w:lvl>
     <w:lvl w:ilvl="2">
@@ -54995,7 +55046,7 @@
         <w:ind w:left="2160" w:hanging="360"/>
       </w:pPr>
       <w:rPr>
-        <w:rFonts w:ascii="Noto Sans Symbols" w:hAnsi="Noto Sans Symbols" w:eastAsia="Noto Sans Symbols" w:cs="Noto Sans Symbols"/>
+        <w:rFonts w:ascii="Noto Sans Symbols" w:eastAsia="Noto Sans Symbols" w:hAnsi="Noto Sans Symbols" w:cs="Noto Sans Symbols"/>
       </w:rPr>
     </w:lvl>
     <w:lvl w:ilvl="3">
@@ -55007,7 +55058,7 @@
         <w:ind w:left="2880" w:hanging="360"/>
       </w:pPr>
       <w:rPr>
-        <w:rFonts w:ascii="Noto Sans Symbols" w:hAnsi="Noto Sans Symbols" w:eastAsia="Noto Sans Symbols" w:cs="Noto Sans Symbols"/>
+        <w:rFonts w:ascii="Noto Sans Symbols" w:eastAsia="Noto Sans Symbols" w:hAnsi="Noto Sans Symbols" w:cs="Noto Sans Symbols"/>
       </w:rPr>
     </w:lvl>
     <w:lvl w:ilvl="4">
@@ -55019,7 +55070,7 @@
         <w:ind w:left="3600" w:hanging="360"/>
       </w:pPr>
       <w:rPr>
-        <w:rFonts w:ascii="Courier New" w:hAnsi="Courier New" w:eastAsia="Courier New" w:cs="Courier New"/>
+        <w:rFonts w:ascii="Courier New" w:eastAsia="Courier New" w:hAnsi="Courier New" w:cs="Courier New"/>
       </w:rPr>
     </w:lvl>
     <w:lvl w:ilvl="5">
@@ -55031,7 +55082,7 @@
         <w:ind w:left="4320" w:hanging="360"/>
       </w:pPr>
       <w:rPr>
-        <w:rFonts w:ascii="Noto Sans Symbols" w:hAnsi="Noto Sans Symbols" w:eastAsia="Noto Sans Symbols" w:cs="Noto Sans Symbols"/>
+        <w:rFonts w:ascii="Noto Sans Symbols" w:eastAsia="Noto Sans Symbols" w:hAnsi="Noto Sans Symbols" w:cs="Noto Sans Symbols"/>
       </w:rPr>
     </w:lvl>
     <w:lvl w:ilvl="6">
@@ -55043,7 +55094,7 @@
         <w:ind w:left="5040" w:hanging="360"/>
       </w:pPr>
       <w:rPr>
-        <w:rFonts w:ascii="Noto Sans Symbols" w:hAnsi="Noto Sans Symbols" w:eastAsia="Noto Sans Symbols" w:cs="Noto Sans Symbols"/>
+        <w:rFonts w:ascii="Noto Sans Symbols" w:eastAsia="Noto Sans Symbols" w:hAnsi="Noto Sans Symbols" w:cs="Noto Sans Symbols"/>
       </w:rPr>
     </w:lvl>
     <w:lvl w:ilvl="7">
@@ -55055,7 +55106,7 @@
         <w:ind w:left="5760" w:hanging="360"/>
       </w:pPr>
       <w:rPr>
-        <w:rFonts w:ascii="Courier New" w:hAnsi="Courier New" w:eastAsia="Courier New" w:cs="Courier New"/>
+        <w:rFonts w:ascii="Courier New" w:eastAsia="Courier New" w:hAnsi="Courier New" w:cs="Courier New"/>
       </w:rPr>
     </w:lvl>
     <w:lvl w:ilvl="8">
@@ -55067,7 +55118,7 @@
         <w:ind w:left="6480" w:hanging="360"/>
       </w:pPr>
       <w:rPr>
-        <w:rFonts w:ascii="Noto Sans Symbols" w:hAnsi="Noto Sans Symbols" w:eastAsia="Noto Sans Symbols" w:cs="Noto Sans Symbols"/>
+        <w:rFonts w:ascii="Noto Sans Symbols" w:eastAsia="Noto Sans Symbols" w:hAnsi="Noto Sans Symbols" w:cs="Noto Sans Symbols"/>
       </w:rPr>
     </w:lvl>
   </w:abstractNum>
@@ -55084,7 +55135,7 @@
         <w:ind w:left="1080" w:hanging="360"/>
       </w:pPr>
       <w:rPr>
-        <w:rFonts w:hint="default" w:ascii="Symbol" w:hAnsi="Symbol"/>
+        <w:rFonts w:ascii="Symbol" w:hAnsi="Symbol" w:hint="default"/>
         <w:vertAlign w:val="baseline"/>
       </w:rPr>
     </w:lvl>
@@ -55097,7 +55148,7 @@
         <w:ind w:left="1800" w:hanging="360"/>
       </w:pPr>
       <w:rPr>
-        <w:rFonts w:hint="default" w:ascii="Courier New" w:hAnsi="Courier New" w:cs="Courier New"/>
+        <w:rFonts w:ascii="Courier New" w:hAnsi="Courier New" w:cs="Courier New" w:hint="default"/>
       </w:rPr>
     </w:lvl>
     <w:lvl w:ilvl="2" w:tplc="240A0005" w:tentative="1">
@@ -55109,7 +55160,7 @@
         <w:ind w:left="2520" w:hanging="360"/>
       </w:pPr>
       <w:rPr>
-        <w:rFonts w:hint="default" w:ascii="Wingdings" w:hAnsi="Wingdings"/>
+        <w:rFonts w:ascii="Wingdings" w:hAnsi="Wingdings" w:hint="default"/>
       </w:rPr>
     </w:lvl>
     <w:lvl w:ilvl="3" w:tplc="240A0001" w:tentative="1">
@@ -55121,7 +55172,7 @@
         <w:ind w:left="3240" w:hanging="360"/>
       </w:pPr>
       <w:rPr>
-        <w:rFonts w:hint="default" w:ascii="Symbol" w:hAnsi="Symbol"/>
+        <w:rFonts w:ascii="Symbol" w:hAnsi="Symbol" w:hint="default"/>
       </w:rPr>
     </w:lvl>
     <w:lvl w:ilvl="4" w:tplc="240A0003" w:tentative="1">
@@ -55133,7 +55184,7 @@
         <w:ind w:left="3960" w:hanging="360"/>
       </w:pPr>
       <w:rPr>
-        <w:rFonts w:hint="default" w:ascii="Courier New" w:hAnsi="Courier New" w:cs="Courier New"/>
+        <w:rFonts w:ascii="Courier New" w:hAnsi="Courier New" w:cs="Courier New" w:hint="default"/>
       </w:rPr>
     </w:lvl>
     <w:lvl w:ilvl="5" w:tplc="240A0005" w:tentative="1">
@@ -55145,7 +55196,7 @@
         <w:ind w:left="4680" w:hanging="360"/>
       </w:pPr>
       <w:rPr>
-        <w:rFonts w:hint="default" w:ascii="Wingdings" w:hAnsi="Wingdings"/>
+        <w:rFonts w:ascii="Wingdings" w:hAnsi="Wingdings" w:hint="default"/>
       </w:rPr>
     </w:lvl>
     <w:lvl w:ilvl="6" w:tplc="240A0001" w:tentative="1">
@@ -55157,7 +55208,7 @@
         <w:ind w:left="5400" w:hanging="360"/>
       </w:pPr>
       <w:rPr>
-        <w:rFonts w:hint="default" w:ascii="Symbol" w:hAnsi="Symbol"/>
+        <w:rFonts w:ascii="Symbol" w:hAnsi="Symbol" w:hint="default"/>
       </w:rPr>
     </w:lvl>
     <w:lvl w:ilvl="7" w:tplc="240A0003" w:tentative="1">
@@ -55169,7 +55220,7 @@
         <w:ind w:left="6120" w:hanging="360"/>
       </w:pPr>
       <w:rPr>
-        <w:rFonts w:hint="default" w:ascii="Courier New" w:hAnsi="Courier New" w:cs="Courier New"/>
+        <w:rFonts w:ascii="Courier New" w:hAnsi="Courier New" w:cs="Courier New" w:hint="default"/>
       </w:rPr>
     </w:lvl>
     <w:lvl w:ilvl="8" w:tplc="240A0005" w:tentative="1">
@@ -55181,7 +55232,7 @@
         <w:ind w:left="6840" w:hanging="360"/>
       </w:pPr>
       <w:rPr>
-        <w:rFonts w:hint="default" w:ascii="Wingdings" w:hAnsi="Wingdings"/>
+        <w:rFonts w:ascii="Wingdings" w:hAnsi="Wingdings" w:hint="default"/>
       </w:rPr>
     </w:lvl>
   </w:abstractNum>
@@ -55289,7 +55340,7 @@
         <w:ind w:left="720" w:hanging="360"/>
       </w:pPr>
       <w:rPr>
-        <w:rFonts w:hint="default" w:ascii="Symbol" w:hAnsi="Symbol"/>
+        <w:rFonts w:ascii="Symbol" w:hAnsi="Symbol" w:hint="default"/>
       </w:rPr>
     </w:lvl>
     <w:lvl w:ilvl="1" w:tplc="240A0003" w:tentative="1">
@@ -55301,7 +55352,7 @@
         <w:ind w:left="1440" w:hanging="360"/>
       </w:pPr>
       <w:rPr>
-        <w:rFonts w:hint="default" w:ascii="Courier New" w:hAnsi="Courier New" w:cs="Courier New"/>
+        <w:rFonts w:ascii="Courier New" w:hAnsi="Courier New" w:cs="Courier New" w:hint="default"/>
       </w:rPr>
     </w:lvl>
     <w:lvl w:ilvl="2" w:tplc="240A0005" w:tentative="1">
@@ -55313,7 +55364,7 @@
         <w:ind w:left="2160" w:hanging="360"/>
       </w:pPr>
       <w:rPr>
-        <w:rFonts w:hint="default" w:ascii="Wingdings" w:hAnsi="Wingdings"/>
+        <w:rFonts w:ascii="Wingdings" w:hAnsi="Wingdings" w:hint="default"/>
       </w:rPr>
     </w:lvl>
     <w:lvl w:ilvl="3" w:tplc="240A0001" w:tentative="1">
@@ -55325,7 +55376,7 @@
         <w:ind w:left="2880" w:hanging="360"/>
       </w:pPr>
       <w:rPr>
-        <w:rFonts w:hint="default" w:ascii="Symbol" w:hAnsi="Symbol"/>
+        <w:rFonts w:ascii="Symbol" w:hAnsi="Symbol" w:hint="default"/>
       </w:rPr>
     </w:lvl>
     <w:lvl w:ilvl="4" w:tplc="240A0003" w:tentative="1">
@@ -55337,7 +55388,7 @@
         <w:ind w:left="3600" w:hanging="360"/>
       </w:pPr>
       <w:rPr>
-        <w:rFonts w:hint="default" w:ascii="Courier New" w:hAnsi="Courier New" w:cs="Courier New"/>
+        <w:rFonts w:ascii="Courier New" w:hAnsi="Courier New" w:cs="Courier New" w:hint="default"/>
       </w:rPr>
     </w:lvl>
     <w:lvl w:ilvl="5" w:tplc="240A0005" w:tentative="1">
@@ -55349,7 +55400,7 @@
         <w:ind w:left="4320" w:hanging="360"/>
       </w:pPr>
       <w:rPr>
-        <w:rFonts w:hint="default" w:ascii="Wingdings" w:hAnsi="Wingdings"/>
+        <w:rFonts w:ascii="Wingdings" w:hAnsi="Wingdings" w:hint="default"/>
       </w:rPr>
     </w:lvl>
     <w:lvl w:ilvl="6" w:tplc="240A0001" w:tentative="1">
@@ -55361,7 +55412,7 @@
         <w:ind w:left="5040" w:hanging="360"/>
       </w:pPr>
       <w:rPr>
-        <w:rFonts w:hint="default" w:ascii="Symbol" w:hAnsi="Symbol"/>
+        <w:rFonts w:ascii="Symbol" w:hAnsi="Symbol" w:hint="default"/>
       </w:rPr>
     </w:lvl>
     <w:lvl w:ilvl="7" w:tplc="240A0003" w:tentative="1">
@@ -55373,7 +55424,7 @@
         <w:ind w:left="5760" w:hanging="360"/>
       </w:pPr>
       <w:rPr>
-        <w:rFonts w:hint="default" w:ascii="Courier New" w:hAnsi="Courier New" w:cs="Courier New"/>
+        <w:rFonts w:ascii="Courier New" w:hAnsi="Courier New" w:cs="Courier New" w:hint="default"/>
       </w:rPr>
     </w:lvl>
     <w:lvl w:ilvl="8" w:tplc="240A0005" w:tentative="1">
@@ -55385,7 +55436,7 @@
         <w:ind w:left="6480" w:hanging="360"/>
       </w:pPr>
       <w:rPr>
-        <w:rFonts w:hint="default" w:ascii="Wingdings" w:hAnsi="Wingdings"/>
+        <w:rFonts w:ascii="Wingdings" w:hAnsi="Wingdings" w:hint="default"/>
       </w:rPr>
     </w:lvl>
   </w:abstractNum>
@@ -55491,7 +55542,7 @@
         <w:ind w:left="720" w:hanging="360"/>
       </w:pPr>
       <w:rPr>
-        <w:rFonts w:hint="default" w:ascii="Symbol" w:hAnsi="Symbol"/>
+        <w:rFonts w:ascii="Symbol" w:hAnsi="Symbol" w:hint="default"/>
       </w:rPr>
     </w:lvl>
     <w:lvl w:ilvl="1" w:tplc="240A0003" w:tentative="1">
@@ -55503,7 +55554,7 @@
         <w:ind w:left="1440" w:hanging="360"/>
       </w:pPr>
       <w:rPr>
-        <w:rFonts w:hint="default" w:ascii="Courier New" w:hAnsi="Courier New" w:cs="Courier New"/>
+        <w:rFonts w:ascii="Courier New" w:hAnsi="Courier New" w:cs="Courier New" w:hint="default"/>
       </w:rPr>
     </w:lvl>
     <w:lvl w:ilvl="2" w:tplc="240A0005" w:tentative="1">
@@ -55515,7 +55566,7 @@
         <w:ind w:left="2160" w:hanging="360"/>
       </w:pPr>
       <w:rPr>
-        <w:rFonts w:hint="default" w:ascii="Wingdings" w:hAnsi="Wingdings"/>
+        <w:rFonts w:ascii="Wingdings" w:hAnsi="Wingdings" w:hint="default"/>
       </w:rPr>
     </w:lvl>
     <w:lvl w:ilvl="3" w:tplc="240A0001" w:tentative="1">
@@ -55527,7 +55578,7 @@
         <w:ind w:left="2880" w:hanging="360"/>
       </w:pPr>
       <w:rPr>
-        <w:rFonts w:hint="default" w:ascii="Symbol" w:hAnsi="Symbol"/>
+        <w:rFonts w:ascii="Symbol" w:hAnsi="Symbol" w:hint="default"/>
       </w:rPr>
     </w:lvl>
     <w:lvl w:ilvl="4" w:tplc="240A0003" w:tentative="1">
@@ -55539,7 +55590,7 @@
         <w:ind w:left="3600" w:hanging="360"/>
       </w:pPr>
       <w:rPr>
-        <w:rFonts w:hint="default" w:ascii="Courier New" w:hAnsi="Courier New" w:cs="Courier New"/>
+        <w:rFonts w:ascii="Courier New" w:hAnsi="Courier New" w:cs="Courier New" w:hint="default"/>
       </w:rPr>
     </w:lvl>
     <w:lvl w:ilvl="5" w:tplc="240A0005" w:tentative="1">
@@ -55551,7 +55602,7 @@
         <w:ind w:left="4320" w:hanging="360"/>
       </w:pPr>
       <w:rPr>
-        <w:rFonts w:hint="default" w:ascii="Wingdings" w:hAnsi="Wingdings"/>
+        <w:rFonts w:ascii="Wingdings" w:hAnsi="Wingdings" w:hint="default"/>
       </w:rPr>
     </w:lvl>
     <w:lvl w:ilvl="6" w:tplc="240A0001" w:tentative="1">
@@ -55563,7 +55614,7 @@
         <w:ind w:left="5040" w:hanging="360"/>
       </w:pPr>
       <w:rPr>
-        <w:rFonts w:hint="default" w:ascii="Symbol" w:hAnsi="Symbol"/>
+        <w:rFonts w:ascii="Symbol" w:hAnsi="Symbol" w:hint="default"/>
       </w:rPr>
     </w:lvl>
     <w:lvl w:ilvl="7" w:tplc="240A0003" w:tentative="1">
@@ -55575,7 +55626,7 @@
         <w:ind w:left="5760" w:hanging="360"/>
       </w:pPr>
       <w:rPr>
-        <w:rFonts w:hint="default" w:ascii="Courier New" w:hAnsi="Courier New" w:cs="Courier New"/>
+        <w:rFonts w:ascii="Courier New" w:hAnsi="Courier New" w:cs="Courier New" w:hint="default"/>
       </w:rPr>
     </w:lvl>
     <w:lvl w:ilvl="8" w:tplc="240A0005" w:tentative="1">
@@ -55587,7 +55638,7 @@
         <w:ind w:left="6480" w:hanging="360"/>
       </w:pPr>
       <w:rPr>
-        <w:rFonts w:hint="default" w:ascii="Wingdings" w:hAnsi="Wingdings"/>
+        <w:rFonts w:ascii="Wingdings" w:hAnsi="Wingdings" w:hint="default"/>
       </w:rPr>
     </w:lvl>
   </w:abstractNum>
@@ -55604,7 +55655,7 @@
         <w:ind w:left="1080" w:hanging="360"/>
       </w:pPr>
       <w:rPr>
-        <w:rFonts w:hint="default" w:ascii="Symbol" w:hAnsi="Symbol"/>
+        <w:rFonts w:ascii="Symbol" w:hAnsi="Symbol" w:hint="default"/>
         <w:vertAlign w:val="baseline"/>
       </w:rPr>
     </w:lvl>
@@ -55617,7 +55668,7 @@
         <w:ind w:left="1440" w:hanging="360"/>
       </w:pPr>
       <w:rPr>
-        <w:rFonts w:hint="default" w:ascii="Courier New" w:hAnsi="Courier New" w:cs="Courier New"/>
+        <w:rFonts w:ascii="Courier New" w:hAnsi="Courier New" w:cs="Courier New" w:hint="default"/>
       </w:rPr>
     </w:lvl>
     <w:lvl w:ilvl="2" w:tplc="240A0005" w:tentative="1">
@@ -55629,7 +55680,7 @@
         <w:ind w:left="2160" w:hanging="360"/>
       </w:pPr>
       <w:rPr>
-        <w:rFonts w:hint="default" w:ascii="Wingdings" w:hAnsi="Wingdings"/>
+        <w:rFonts w:ascii="Wingdings" w:hAnsi="Wingdings" w:hint="default"/>
       </w:rPr>
     </w:lvl>
     <w:lvl w:ilvl="3" w:tplc="240A0001" w:tentative="1">
@@ -55641,7 +55692,7 @@
         <w:ind w:left="2880" w:hanging="360"/>
       </w:pPr>
       <w:rPr>
-        <w:rFonts w:hint="default" w:ascii="Symbol" w:hAnsi="Symbol"/>
+        <w:rFonts w:ascii="Symbol" w:hAnsi="Symbol" w:hint="default"/>
       </w:rPr>
     </w:lvl>
     <w:lvl w:ilvl="4" w:tplc="240A0003" w:tentative="1">
@@ -55653,7 +55704,7 @@
         <w:ind w:left="3600" w:hanging="360"/>
       </w:pPr>
       <w:rPr>
-        <w:rFonts w:hint="default" w:ascii="Courier New" w:hAnsi="Courier New" w:cs="Courier New"/>
+        <w:rFonts w:ascii="Courier New" w:hAnsi="Courier New" w:cs="Courier New" w:hint="default"/>
       </w:rPr>
     </w:lvl>
     <w:lvl w:ilvl="5" w:tplc="240A0005" w:tentative="1">
@@ -55665,7 +55716,7 @@
         <w:ind w:left="4320" w:hanging="360"/>
       </w:pPr>
       <w:rPr>
-        <w:rFonts w:hint="default" w:ascii="Wingdings" w:hAnsi="Wingdings"/>
+        <w:rFonts w:ascii="Wingdings" w:hAnsi="Wingdings" w:hint="default"/>
       </w:rPr>
     </w:lvl>
     <w:lvl w:ilvl="6" w:tplc="240A0001" w:tentative="1">
@@ -55677,7 +55728,7 @@
         <w:ind w:left="5040" w:hanging="360"/>
       </w:pPr>
       <w:rPr>
-        <w:rFonts w:hint="default" w:ascii="Symbol" w:hAnsi="Symbol"/>
+        <w:rFonts w:ascii="Symbol" w:hAnsi="Symbol" w:hint="default"/>
       </w:rPr>
     </w:lvl>
     <w:lvl w:ilvl="7" w:tplc="240A0003" w:tentative="1">
@@ -55689,7 +55740,7 @@
         <w:ind w:left="5760" w:hanging="360"/>
       </w:pPr>
       <w:rPr>
-        <w:rFonts w:hint="default" w:ascii="Courier New" w:hAnsi="Courier New" w:cs="Courier New"/>
+        <w:rFonts w:ascii="Courier New" w:hAnsi="Courier New" w:cs="Courier New" w:hint="default"/>
       </w:rPr>
     </w:lvl>
     <w:lvl w:ilvl="8" w:tplc="240A0005" w:tentative="1">
@@ -55701,7 +55752,7 @@
         <w:ind w:left="6480" w:hanging="360"/>
       </w:pPr>
       <w:rPr>
-        <w:rFonts w:hint="default" w:ascii="Wingdings" w:hAnsi="Wingdings"/>
+        <w:rFonts w:ascii="Wingdings" w:hAnsi="Wingdings" w:hint="default"/>
       </w:rPr>
     </w:lvl>
   </w:abstractNum>
@@ -55718,7 +55769,7 @@
         <w:ind w:left="720" w:hanging="360"/>
       </w:pPr>
       <w:rPr>
-        <w:rFonts w:hint="default" w:ascii="Symbol" w:hAnsi="Symbol"/>
+        <w:rFonts w:ascii="Symbol" w:hAnsi="Symbol" w:hint="default"/>
       </w:rPr>
     </w:lvl>
     <w:lvl w:ilvl="1">
@@ -55769,7 +55820,7 @@
         <w:ind w:left="3600" w:hanging="360"/>
       </w:pPr>
       <w:rPr>
-        <w:rFonts w:hint="default" w:ascii="Symbol" w:hAnsi="Symbol"/>
+        <w:rFonts w:ascii="Symbol" w:hAnsi="Symbol" w:hint="default"/>
       </w:rPr>
     </w:lvl>
     <w:lvl w:ilvl="5">
@@ -55834,7 +55885,7 @@
         <w:ind w:left="720" w:hanging="360"/>
       </w:pPr>
       <w:rPr>
-        <w:rFonts w:hint="default" w:ascii="Symbol" w:hAnsi="Symbol"/>
+        <w:rFonts w:ascii="Symbol" w:hAnsi="Symbol" w:hint="default"/>
       </w:rPr>
     </w:lvl>
     <w:lvl w:ilvl="1" w:tplc="240A0003" w:tentative="1">
@@ -55846,7 +55897,7 @@
         <w:ind w:left="1440" w:hanging="360"/>
       </w:pPr>
       <w:rPr>
-        <w:rFonts w:hint="default" w:ascii="Courier New" w:hAnsi="Courier New" w:cs="Courier New"/>
+        <w:rFonts w:ascii="Courier New" w:hAnsi="Courier New" w:cs="Courier New" w:hint="default"/>
       </w:rPr>
     </w:lvl>
     <w:lvl w:ilvl="2" w:tplc="240A0005" w:tentative="1">
@@ -55858,7 +55909,7 @@
         <w:ind w:left="2160" w:hanging="360"/>
       </w:pPr>
       <w:rPr>
-        <w:rFonts w:hint="default" w:ascii="Wingdings" w:hAnsi="Wingdings"/>
+        <w:rFonts w:ascii="Wingdings" w:hAnsi="Wingdings" w:hint="default"/>
       </w:rPr>
     </w:lvl>
     <w:lvl w:ilvl="3" w:tplc="240A0001" w:tentative="1">
@@ -55870,7 +55921,7 @@
         <w:ind w:left="2880" w:hanging="360"/>
       </w:pPr>
       <w:rPr>
-        <w:rFonts w:hint="default" w:ascii="Symbol" w:hAnsi="Symbol"/>
+        <w:rFonts w:ascii="Symbol" w:hAnsi="Symbol" w:hint="default"/>
       </w:rPr>
     </w:lvl>
     <w:lvl w:ilvl="4" w:tplc="240A0003" w:tentative="1">
@@ -55882,7 +55933,7 @@
         <w:ind w:left="3600" w:hanging="360"/>
       </w:pPr>
       <w:rPr>
-        <w:rFonts w:hint="default" w:ascii="Courier New" w:hAnsi="Courier New" w:cs="Courier New"/>
+        <w:rFonts w:ascii="Courier New" w:hAnsi="Courier New" w:cs="Courier New" w:hint="default"/>
       </w:rPr>
     </w:lvl>
     <w:lvl w:ilvl="5" w:tplc="240A0005" w:tentative="1">
@@ -55894,7 +55945,7 @@
         <w:ind w:left="4320" w:hanging="360"/>
       </w:pPr>
       <w:rPr>
-        <w:rFonts w:hint="default" w:ascii="Wingdings" w:hAnsi="Wingdings"/>
+        <w:rFonts w:ascii="Wingdings" w:hAnsi="Wingdings" w:hint="default"/>
       </w:rPr>
     </w:lvl>
     <w:lvl w:ilvl="6" w:tplc="240A0001" w:tentative="1">
@@ -55906,7 +55957,7 @@
         <w:ind w:left="5040" w:hanging="360"/>
       </w:pPr>
       <w:rPr>
-        <w:rFonts w:hint="default" w:ascii="Symbol" w:hAnsi="Symbol"/>
+        <w:rFonts w:ascii="Symbol" w:hAnsi="Symbol" w:hint="default"/>
       </w:rPr>
     </w:lvl>
     <w:lvl w:ilvl="7" w:tplc="240A0003" w:tentative="1">
@@ -55918,7 +55969,7 @@
         <w:ind w:left="5760" w:hanging="360"/>
       </w:pPr>
       <w:rPr>
-        <w:rFonts w:hint="default" w:ascii="Courier New" w:hAnsi="Courier New" w:cs="Courier New"/>
+        <w:rFonts w:ascii="Courier New" w:hAnsi="Courier New" w:cs="Courier New" w:hint="default"/>
       </w:rPr>
     </w:lvl>
     <w:lvl w:ilvl="8" w:tplc="240A0005" w:tentative="1">
@@ -55930,7 +55981,7 @@
         <w:ind w:left="6480" w:hanging="360"/>
       </w:pPr>
       <w:rPr>
-        <w:rFonts w:hint="default" w:ascii="Wingdings" w:hAnsi="Wingdings"/>
+        <w:rFonts w:ascii="Wingdings" w:hAnsi="Wingdings" w:hint="default"/>
       </w:rPr>
     </w:lvl>
   </w:abstractNum>
@@ -55947,7 +55998,7 @@
         <w:ind w:left="1080" w:hanging="360"/>
       </w:pPr>
       <w:rPr>
-        <w:rFonts w:hint="default" w:ascii="Symbol" w:hAnsi="Symbol"/>
+        <w:rFonts w:ascii="Symbol" w:hAnsi="Symbol" w:hint="default"/>
         <w:vertAlign w:val="baseline"/>
       </w:rPr>
     </w:lvl>
@@ -55960,7 +56011,7 @@
         <w:ind w:left="1440" w:hanging="360"/>
       </w:pPr>
       <w:rPr>
-        <w:rFonts w:hint="default" w:ascii="Courier New" w:hAnsi="Courier New" w:cs="Courier New"/>
+        <w:rFonts w:ascii="Courier New" w:hAnsi="Courier New" w:cs="Courier New" w:hint="default"/>
       </w:rPr>
     </w:lvl>
     <w:lvl w:ilvl="2" w:tplc="240A0005" w:tentative="1">
@@ -55972,7 +56023,7 @@
         <w:ind w:left="2160" w:hanging="360"/>
       </w:pPr>
       <w:rPr>
-        <w:rFonts w:hint="default" w:ascii="Wingdings" w:hAnsi="Wingdings"/>
+        <w:rFonts w:ascii="Wingdings" w:hAnsi="Wingdings" w:hint="default"/>
       </w:rPr>
     </w:lvl>
     <w:lvl w:ilvl="3" w:tplc="240A0001" w:tentative="1">
@@ -55984,7 +56035,7 @@
         <w:ind w:left="2880" w:hanging="360"/>
       </w:pPr>
       <w:rPr>
-        <w:rFonts w:hint="default" w:ascii="Symbol" w:hAnsi="Symbol"/>
+        <w:rFonts w:ascii="Symbol" w:hAnsi="Symbol" w:hint="default"/>
       </w:rPr>
     </w:lvl>
     <w:lvl w:ilvl="4" w:tplc="240A0003" w:tentative="1">
@@ -55996,7 +56047,7 @@
         <w:ind w:left="3600" w:hanging="360"/>
       </w:pPr>
       <w:rPr>
-        <w:rFonts w:hint="default" w:ascii="Courier New" w:hAnsi="Courier New" w:cs="Courier New"/>
+        <w:rFonts w:ascii="Courier New" w:hAnsi="Courier New" w:cs="Courier New" w:hint="default"/>
       </w:rPr>
     </w:lvl>
     <w:lvl w:ilvl="5" w:tplc="240A0005" w:tentative="1">
@@ -56008,7 +56059,7 @@
         <w:ind w:left="4320" w:hanging="360"/>
       </w:pPr>
       <w:rPr>
-        <w:rFonts w:hint="default" w:ascii="Wingdings" w:hAnsi="Wingdings"/>
+        <w:rFonts w:ascii="Wingdings" w:hAnsi="Wingdings" w:hint="default"/>
       </w:rPr>
     </w:lvl>
     <w:lvl w:ilvl="6" w:tplc="240A0001" w:tentative="1">
@@ -56020,7 +56071,7 @@
         <w:ind w:left="5040" w:hanging="360"/>
       </w:pPr>
       <w:rPr>
-        <w:rFonts w:hint="default" w:ascii="Symbol" w:hAnsi="Symbol"/>
+        <w:rFonts w:ascii="Symbol" w:hAnsi="Symbol" w:hint="default"/>
       </w:rPr>
     </w:lvl>
     <w:lvl w:ilvl="7" w:tplc="240A0003" w:tentative="1">
@@ -56032,7 +56083,7 @@
         <w:ind w:left="5760" w:hanging="360"/>
       </w:pPr>
       <w:rPr>
-        <w:rFonts w:hint="default" w:ascii="Courier New" w:hAnsi="Courier New" w:cs="Courier New"/>
+        <w:rFonts w:ascii="Courier New" w:hAnsi="Courier New" w:cs="Courier New" w:hint="default"/>
       </w:rPr>
     </w:lvl>
     <w:lvl w:ilvl="8" w:tplc="240A0005" w:tentative="1">
@@ -56044,7 +56095,7 @@
         <w:ind w:left="6480" w:hanging="360"/>
       </w:pPr>
       <w:rPr>
-        <w:rFonts w:hint="default" w:ascii="Wingdings" w:hAnsi="Wingdings"/>
+        <w:rFonts w:ascii="Wingdings" w:hAnsi="Wingdings" w:hint="default"/>
       </w:rPr>
     </w:lvl>
   </w:abstractNum>
@@ -56061,7 +56112,7 @@
         <w:ind w:left="1080" w:hanging="360"/>
       </w:pPr>
       <w:rPr>
-        <w:rFonts w:ascii="Arial" w:hAnsi="Arial" w:eastAsia="Arial" w:cs="Arial"/>
+        <w:rFonts w:ascii="Arial" w:eastAsia="Arial" w:hAnsi="Arial" w:cs="Arial"/>
       </w:rPr>
     </w:lvl>
     <w:lvl w:ilvl="1" w:tplc="240A0019" w:tentative="1">
@@ -56150,7 +56201,7 @@
         <w:ind w:left="1004" w:hanging="360"/>
       </w:pPr>
       <w:rPr>
-        <w:rFonts w:hint="default" w:ascii="Symbol" w:hAnsi="Symbol"/>
+        <w:rFonts w:ascii="Symbol" w:hAnsi="Symbol" w:hint="default"/>
       </w:rPr>
     </w:lvl>
     <w:lvl w:ilvl="1" w:tplc="240A0003">
@@ -56162,7 +56213,7 @@
         <w:ind w:left="1724" w:hanging="360"/>
       </w:pPr>
       <w:rPr>
-        <w:rFonts w:hint="default" w:ascii="Courier New" w:hAnsi="Courier New" w:cs="Courier New"/>
+        <w:rFonts w:ascii="Courier New" w:hAnsi="Courier New" w:cs="Courier New" w:hint="default"/>
       </w:rPr>
     </w:lvl>
     <w:lvl w:ilvl="2" w:tplc="240A0005" w:tentative="1">
@@ -56174,7 +56225,7 @@
         <w:ind w:left="2444" w:hanging="360"/>
       </w:pPr>
       <w:rPr>
-        <w:rFonts w:hint="default" w:ascii="Wingdings" w:hAnsi="Wingdings"/>
+        <w:rFonts w:ascii="Wingdings" w:hAnsi="Wingdings" w:hint="default"/>
       </w:rPr>
     </w:lvl>
     <w:lvl w:ilvl="3" w:tplc="240A0001" w:tentative="1">
@@ -56186,7 +56237,7 @@
         <w:ind w:left="3164" w:hanging="360"/>
       </w:pPr>
       <w:rPr>
-        <w:rFonts w:hint="default" w:ascii="Symbol" w:hAnsi="Symbol"/>
+        <w:rFonts w:ascii="Symbol" w:hAnsi="Symbol" w:hint="default"/>
       </w:rPr>
     </w:lvl>
     <w:lvl w:ilvl="4" w:tplc="240A0003" w:tentative="1">
@@ -56198,7 +56249,7 @@
         <w:ind w:left="3884" w:hanging="360"/>
       </w:pPr>
       <w:rPr>
-        <w:rFonts w:hint="default" w:ascii="Courier New" w:hAnsi="Courier New" w:cs="Courier New"/>
+        <w:rFonts w:ascii="Courier New" w:hAnsi="Courier New" w:cs="Courier New" w:hint="default"/>
       </w:rPr>
     </w:lvl>
     <w:lvl w:ilvl="5" w:tplc="240A0005" w:tentative="1">
@@ -56210,7 +56261,7 @@
         <w:ind w:left="4604" w:hanging="360"/>
       </w:pPr>
       <w:rPr>
-        <w:rFonts w:hint="default" w:ascii="Wingdings" w:hAnsi="Wingdings"/>
+        <w:rFonts w:ascii="Wingdings" w:hAnsi="Wingdings" w:hint="default"/>
       </w:rPr>
     </w:lvl>
     <w:lvl w:ilvl="6" w:tplc="240A0001" w:tentative="1">
@@ -56222,7 +56273,7 @@
         <w:ind w:left="5324" w:hanging="360"/>
       </w:pPr>
       <w:rPr>
-        <w:rFonts w:hint="default" w:ascii="Symbol" w:hAnsi="Symbol"/>
+        <w:rFonts w:ascii="Symbol" w:hAnsi="Symbol" w:hint="default"/>
       </w:rPr>
     </w:lvl>
     <w:lvl w:ilvl="7" w:tplc="240A0003" w:tentative="1">
@@ -56234,7 +56285,7 @@
         <w:ind w:left="6044" w:hanging="360"/>
       </w:pPr>
       <w:rPr>
-        <w:rFonts w:hint="default" w:ascii="Courier New" w:hAnsi="Courier New" w:cs="Courier New"/>
+        <w:rFonts w:ascii="Courier New" w:hAnsi="Courier New" w:cs="Courier New" w:hint="default"/>
       </w:rPr>
     </w:lvl>
     <w:lvl w:ilvl="8" w:tplc="240A0005" w:tentative="1">
@@ -56246,7 +56297,7 @@
         <w:ind w:left="6764" w:hanging="360"/>
       </w:pPr>
       <w:rPr>
-        <w:rFonts w:hint="default" w:ascii="Wingdings" w:hAnsi="Wingdings"/>
+        <w:rFonts w:ascii="Wingdings" w:hAnsi="Wingdings" w:hint="default"/>
       </w:rPr>
     </w:lvl>
   </w:abstractNum>
@@ -56566,11 +56617,11 @@
 </file>
 
 <file path=word/styles.xml><?xml version="1.0" encoding="utf-8"?>
-<w:styles xmlns:wp14="http://schemas.microsoft.com/office/word/2010/wordprocessingDrawing" xmlns:mc="http://schemas.openxmlformats.org/markup-compatibility/2006" xmlns:r="http://schemas.openxmlformats.org/officeDocument/2006/relationships" xmlns:w="http://schemas.openxmlformats.org/wordprocessingml/2006/main" xmlns:w14="http://schemas.microsoft.com/office/word/2010/wordml" xmlns:w15="http://schemas.microsoft.com/office/word/2012/wordml" xmlns:w16cex="http://schemas.microsoft.com/office/word/2018/wordml/cex" xmlns:w16cid="http://schemas.microsoft.com/office/word/2016/wordml/cid" xmlns:w16="http://schemas.microsoft.com/office/word/2018/wordml" xmlns:w16du="http://schemas.microsoft.com/office/word/2023/wordml/word16du" xmlns:w16sdtdh="http://schemas.microsoft.com/office/word/2020/wordml/sdtdatahash" xmlns:w16se="http://schemas.microsoft.com/office/word/2015/wordml/symex" mc:Ignorable="w14 w15 w16se w16cid w16 w16cex w16sdtdh w16du wp14">
+<w:styles xmlns:mc="http://schemas.openxmlformats.org/markup-compatibility/2006" xmlns:r="http://schemas.openxmlformats.org/officeDocument/2006/relationships" xmlns:w="http://schemas.openxmlformats.org/wordprocessingml/2006/main" xmlns:w14="http://schemas.microsoft.com/office/word/2010/wordml" xmlns:w15="http://schemas.microsoft.com/office/word/2012/wordml" xmlns:w16cex="http://schemas.microsoft.com/office/word/2018/wordml/cex" xmlns:w16cid="http://schemas.microsoft.com/office/word/2016/wordml/cid" xmlns:w16="http://schemas.microsoft.com/office/word/2018/wordml" xmlns:w16du="http://schemas.microsoft.com/office/word/2023/wordml/word16du" xmlns:w16sdtdh="http://schemas.microsoft.com/office/word/2020/wordml/sdtdatahash" xmlns:w16se="http://schemas.microsoft.com/office/word/2015/wordml/symex" mc:Ignorable="w14 w15 w16se w16cid w16 w16cex w16sdtdh w16du">
   <w:docDefaults>
     <w:rPrDefault>
       <w:rPr>
-        <w:rFonts w:ascii="Arial" w:hAnsi="Arial" w:eastAsia="Arial" w:cs="Arial"/>
+        <w:rFonts w:ascii="Arial" w:eastAsia="Arial" w:hAnsi="Arial" w:cs="Arial"/>
         <w:sz w:val="22"/>
         <w:szCs w:val="22"/>
         <w:lang w:val="es-CO" w:eastAsia="ja-JP" w:bidi="ar-SA"/>
@@ -56585,14 +56636,14 @@
   <w:latentStyles w:defLockedState="0" w:defUIPriority="99" w:defSemiHidden="0" w:defUnhideWhenUsed="0" w:defQFormat="0" w:count="376">
     <w:lsdException w:name="Normal" w:uiPriority="0" w:qFormat="1"/>
     <w:lsdException w:name="heading 1" w:uiPriority="9" w:qFormat="1"/>
-    <w:lsdException w:name="heading 2" w:uiPriority="9" w:semiHidden="1" w:unhideWhenUsed="1" w:qFormat="1"/>
-    <w:lsdException w:name="heading 3" w:uiPriority="9" w:semiHidden="1" w:unhideWhenUsed="1" w:qFormat="1"/>
-    <w:lsdException w:name="heading 4" w:uiPriority="9" w:semiHidden="1" w:unhideWhenUsed="1" w:qFormat="1"/>
-    <w:lsdException w:name="heading 5" w:uiPriority="9" w:semiHidden="1" w:unhideWhenUsed="1" w:qFormat="1"/>
-    <w:lsdException w:name="heading 6" w:uiPriority="9" w:semiHidden="1" w:unhideWhenUsed="1" w:qFormat="1"/>
-    <w:lsdException w:name="heading 7" w:uiPriority="9" w:semiHidden="1" w:unhideWhenUsed="1" w:qFormat="1"/>
-    <w:lsdException w:name="heading 8" w:uiPriority="9" w:semiHidden="1" w:unhideWhenUsed="1" w:qFormat="1"/>
-    <w:lsdException w:name="heading 9" w:uiPriority="9" w:semiHidden="1" w:unhideWhenUsed="1" w:qFormat="1"/>
+    <w:lsdException w:name="heading 2" w:semiHidden="1" w:uiPriority="9" w:unhideWhenUsed="1" w:qFormat="1"/>
+    <w:lsdException w:name="heading 3" w:semiHidden="1" w:uiPriority="9" w:unhideWhenUsed="1" w:qFormat="1"/>
+    <w:lsdException w:name="heading 4" w:semiHidden="1" w:uiPriority="9" w:unhideWhenUsed="1" w:qFormat="1"/>
+    <w:lsdException w:name="heading 5" w:semiHidden="1" w:uiPriority="9" w:unhideWhenUsed="1" w:qFormat="1"/>
+    <w:lsdException w:name="heading 6" w:semiHidden="1" w:uiPriority="9" w:unhideWhenUsed="1" w:qFormat="1"/>
+    <w:lsdException w:name="heading 7" w:semiHidden="1" w:uiPriority="9" w:unhideWhenUsed="1" w:qFormat="1"/>
+    <w:lsdException w:name="heading 8" w:semiHidden="1" w:uiPriority="9" w:unhideWhenUsed="1" w:qFormat="1"/>
+    <w:lsdException w:name="heading 9" w:semiHidden="1" w:uiPriority="9" w:unhideWhenUsed="1" w:qFormat="1"/>
     <w:lsdException w:name="index 1" w:semiHidden="1" w:unhideWhenUsed="1"/>
     <w:lsdException w:name="index 2" w:semiHidden="1" w:unhideWhenUsed="1"/>
     <w:lsdException w:name="index 3" w:semiHidden="1" w:unhideWhenUsed="1"/>
@@ -56602,22 +56653,22 @@
     <w:lsdException w:name="index 7" w:semiHidden="1" w:unhideWhenUsed="1"/>
     <w:lsdException w:name="index 8" w:semiHidden="1" w:unhideWhenUsed="1"/>
     <w:lsdException w:name="index 9" w:semiHidden="1" w:unhideWhenUsed="1"/>
-    <w:lsdException w:name="toc 1" w:uiPriority="39" w:semiHidden="1" w:unhideWhenUsed="1"/>
-    <w:lsdException w:name="toc 2" w:uiPriority="39" w:semiHidden="1" w:unhideWhenUsed="1"/>
-    <w:lsdException w:name="toc 3" w:uiPriority="39" w:semiHidden="1" w:unhideWhenUsed="1"/>
-    <w:lsdException w:name="toc 4" w:uiPriority="39" w:semiHidden="1" w:unhideWhenUsed="1"/>
-    <w:lsdException w:name="toc 5" w:uiPriority="39" w:semiHidden="1" w:unhideWhenUsed="1"/>
-    <w:lsdException w:name="toc 6" w:uiPriority="39" w:semiHidden="1" w:unhideWhenUsed="1"/>
-    <w:lsdException w:name="toc 7" w:uiPriority="39" w:semiHidden="1" w:unhideWhenUsed="1"/>
-    <w:lsdException w:name="toc 8" w:uiPriority="39" w:semiHidden="1" w:unhideWhenUsed="1"/>
-    <w:lsdException w:name="toc 9" w:uiPriority="39" w:semiHidden="1" w:unhideWhenUsed="1"/>
+    <w:lsdException w:name="toc 1" w:semiHidden="1" w:uiPriority="39" w:unhideWhenUsed="1"/>
+    <w:lsdException w:name="toc 2" w:semiHidden="1" w:uiPriority="39" w:unhideWhenUsed="1"/>
+    <w:lsdException w:name="toc 3" w:semiHidden="1" w:uiPriority="39" w:unhideWhenUsed="1"/>
+    <w:lsdException w:name="toc 4" w:semiHidden="1" w:uiPriority="39" w:unhideWhenUsed="1"/>
+    <w:lsdException w:name="toc 5" w:semiHidden="1" w:uiPriority="39" w:unhideWhenUsed="1"/>
+    <w:lsdException w:name="toc 6" w:semiHidden="1" w:uiPriority="39" w:unhideWhenUsed="1"/>
+    <w:lsdException w:name="toc 7" w:semiHidden="1" w:uiPriority="39" w:unhideWhenUsed="1"/>
+    <w:lsdException w:name="toc 8" w:semiHidden="1" w:uiPriority="39" w:unhideWhenUsed="1"/>
+    <w:lsdException w:name="toc 9" w:semiHidden="1" w:uiPriority="39" w:unhideWhenUsed="1"/>
     <w:lsdException w:name="Normal Indent" w:semiHidden="1" w:unhideWhenUsed="1"/>
     <w:lsdException w:name="footnote text" w:semiHidden="1" w:unhideWhenUsed="1"/>
     <w:lsdException w:name="annotation text" w:semiHidden="1" w:unhideWhenUsed="1"/>
     <w:lsdException w:name="header" w:semiHidden="1" w:unhideWhenUsed="1"/>
     <w:lsdException w:name="footer" w:semiHidden="1" w:unhideWhenUsed="1"/>
     <w:lsdException w:name="index heading" w:semiHidden="1" w:unhideWhenUsed="1"/>
-    <w:lsdException w:name="caption" w:uiPriority="35" w:semiHidden="1" w:unhideWhenUsed="1" w:qFormat="1"/>
+    <w:lsdException w:name="caption" w:semiHidden="1" w:uiPriority="35" w:unhideWhenUsed="1" w:qFormat="1"/>
     <w:lsdException w:name="table of figures" w:semiHidden="1" w:unhideWhenUsed="1"/>
     <w:lsdException w:name="envelope address" w:semiHidden="1" w:unhideWhenUsed="1"/>
     <w:lsdException w:name="envelope return" w:semiHidden="1" w:unhideWhenUsed="1"/>
@@ -56648,7 +56699,7 @@
     <w:lsdException w:name="Title" w:uiPriority="10" w:qFormat="1"/>
     <w:lsdException w:name="Closing" w:semiHidden="1" w:unhideWhenUsed="1"/>
     <w:lsdException w:name="Signature" w:semiHidden="1" w:unhideWhenUsed="1"/>
-    <w:lsdException w:name="Default Paragraph Font" w:uiPriority="1" w:semiHidden="1" w:unhideWhenUsed="1"/>
+    <w:lsdException w:name="Default Paragraph Font" w:semiHidden="1" w:uiPriority="1" w:unhideWhenUsed="1"/>
     <w:lsdException w:name="Body Text" w:semiHidden="1" w:unhideWhenUsed="1"/>
     <w:lsdException w:name="Body Text Indent" w:semiHidden="1" w:unhideWhenUsed="1"/>
     <w:lsdException w:name="List Continue" w:semiHidden="1" w:unhideWhenUsed="1"/>
@@ -56848,8 +56899,8 @@
     <w:lsdException w:name="Subtle Reference" w:uiPriority="31" w:qFormat="1"/>
     <w:lsdException w:name="Intense Reference" w:uiPriority="32" w:qFormat="1"/>
     <w:lsdException w:name="Book Title" w:uiPriority="33" w:qFormat="1"/>
-    <w:lsdException w:name="Bibliography" w:uiPriority="37" w:semiHidden="1" w:unhideWhenUsed="1"/>
-    <w:lsdException w:name="TOC Heading" w:uiPriority="39" w:semiHidden="1" w:unhideWhenUsed="1" w:qFormat="1"/>
+    <w:lsdException w:name="Bibliography" w:semiHidden="1" w:uiPriority="37" w:unhideWhenUsed="1"/>
+    <w:lsdException w:name="TOC Heading" w:semiHidden="1" w:uiPriority="39" w:unhideWhenUsed="1" w:qFormat="1"/>
     <w:lsdException w:name="Plain Table 1" w:uiPriority="41"/>
     <w:lsdException w:name="Plain Table 2" w:uiPriority="42"/>
     <w:lsdException w:name="Plain Table 3" w:uiPriority="43"/>
@@ -56960,7 +57011,7 @@
     <w:lsdException w:name="Unresolved Mention" w:semiHidden="1" w:unhideWhenUsed="1"/>
     <w:lsdException w:name="Smart Link" w:semiHidden="1" w:unhideWhenUsed="1"/>
   </w:latentStyles>
-  <w:style w:type="paragraph" w:styleId="Normal" w:default="1">
+  <w:style w:type="paragraph" w:default="1" w:styleId="Normal">
     <w:name w:val="Normal"/>
     <w:qFormat/>
   </w:style>
@@ -57077,13 +57128,13 @@
       <w:color w:val="666666"/>
     </w:rPr>
   </w:style>
-  <w:style w:type="character" w:styleId="Fuentedeprrafopredeter" w:default="1">
+  <w:style w:type="character" w:default="1" w:styleId="Fuentedeprrafopredeter">
     <w:name w:val="Default Paragraph Font"/>
     <w:uiPriority w:val="1"/>
     <w:semiHidden/>
     <w:unhideWhenUsed/>
   </w:style>
-  <w:style w:type="table" w:styleId="Tablanormal" w:default="1">
+  <w:style w:type="table" w:default="1" w:styleId="Tablanormal">
     <w:name w:val="Normal Table"/>
     <w:uiPriority w:val="99"/>
     <w:semiHidden/>
@@ -57098,7 +57149,7 @@
       </w:tblCellMar>
     </w:tblPr>
   </w:style>
-  <w:style w:type="numbering" w:styleId="Sinlista" w:default="1">
+  <w:style w:type="numbering" w:default="1" w:styleId="Sinlista">
     <w:name w:val="No List"/>
     <w:uiPriority w:val="99"/>
     <w:semiHidden/>
@@ -57120,11 +57171,11 @@
       <w:szCs w:val="52"/>
     </w:rPr>
   </w:style>
-  <w:style w:type="paragraph" w:styleId="Normal0" w:customStyle="1">
+  <w:style w:type="paragraph" w:customStyle="1" w:styleId="Normal0">
     <w:name w:val="Normal0"/>
     <w:qFormat/>
   </w:style>
-  <w:style w:type="paragraph" w:styleId="heading10" w:customStyle="1">
+  <w:style w:type="paragraph" w:customStyle="1" w:styleId="heading10">
     <w:name w:val="heading 10"/>
     <w:basedOn w:val="Normal0"/>
     <w:next w:val="Normal0"/>
@@ -57141,7 +57192,7 @@
       <w:szCs w:val="40"/>
     </w:rPr>
   </w:style>
-  <w:style w:type="paragraph" w:styleId="heading20" w:customStyle="1">
+  <w:style w:type="paragraph" w:customStyle="1" w:styleId="heading20">
     <w:name w:val="heading 20"/>
     <w:basedOn w:val="Normal0"/>
     <w:next w:val="Normal0"/>
@@ -57160,7 +57211,7 @@
       <w:szCs w:val="32"/>
     </w:rPr>
   </w:style>
-  <w:style w:type="paragraph" w:styleId="heading30" w:customStyle="1">
+  <w:style w:type="paragraph" w:customStyle="1" w:styleId="heading30">
     <w:name w:val="heading 30"/>
     <w:basedOn w:val="Normal0"/>
     <w:next w:val="Normal0"/>
@@ -57180,7 +57231,7 @@
       <w:szCs w:val="28"/>
     </w:rPr>
   </w:style>
-  <w:style w:type="paragraph" w:styleId="heading40" w:customStyle="1">
+  <w:style w:type="paragraph" w:customStyle="1" w:styleId="heading40">
     <w:name w:val="heading 40"/>
     <w:basedOn w:val="Normal0"/>
     <w:next w:val="Normal0"/>
@@ -57200,7 +57251,7 @@
       <w:szCs w:val="24"/>
     </w:rPr>
   </w:style>
-  <w:style w:type="paragraph" w:styleId="heading50" w:customStyle="1">
+  <w:style w:type="paragraph" w:customStyle="1" w:styleId="heading50">
     <w:name w:val="heading 50"/>
     <w:basedOn w:val="Normal0"/>
     <w:next w:val="Normal0"/>
@@ -57218,7 +57269,7 @@
       <w:color w:val="666666"/>
     </w:rPr>
   </w:style>
-  <w:style w:type="paragraph" w:styleId="heading60" w:customStyle="1">
+  <w:style w:type="paragraph" w:customStyle="1" w:styleId="heading60">
     <w:name w:val="heading 60"/>
     <w:basedOn w:val="Normal0"/>
     <w:next w:val="Normal0"/>
@@ -57237,7 +57288,7 @@
       <w:color w:val="666666"/>
     </w:rPr>
   </w:style>
-  <w:style w:type="table" w:styleId="NormalTable0" w:customStyle="1">
+  <w:style w:type="table" w:customStyle="1" w:styleId="NormalTable0">
     <w:name w:val="Normal Table0"/>
     <w:uiPriority w:val="99"/>
     <w:semiHidden/>
@@ -57252,7 +57303,7 @@
       </w:tblCellMar>
     </w:tblPr>
   </w:style>
-  <w:style w:type="table" w:styleId="NormalTable1" w:customStyle="1">
+  <w:style w:type="table" w:customStyle="1" w:styleId="NormalTable1">
     <w:name w:val="Normal Table1"/>
     <w:tblPr>
       <w:tblCellMar>
@@ -57263,7 +57314,7 @@
       </w:tblCellMar>
     </w:tblPr>
   </w:style>
-  <w:style w:type="paragraph" w:styleId="Title0" w:customStyle="1">
+  <w:style w:type="paragraph" w:customStyle="1" w:styleId="Title0">
     <w:name w:val="Title0"/>
     <w:basedOn w:val="Normal0"/>
     <w:next w:val="Normal0"/>
@@ -57279,7 +57330,7 @@
       <w:szCs w:val="52"/>
     </w:rPr>
   </w:style>
-  <w:style w:type="table" w:styleId="TableNormal" w:customStyle="1">
+  <w:style w:type="table" w:customStyle="1" w:styleId="TableNormal">
     <w:name w:val="Table Normal"/>
     <w:tblPr>
       <w:tblCellMar>
@@ -57307,7 +57358,7 @@
       <w:szCs w:val="30"/>
     </w:rPr>
   </w:style>
-  <w:style w:type="table" w:styleId="32" w:customStyle="1">
+  <w:style w:type="table" w:customStyle="1" w:styleId="32">
     <w:name w:val="32"/>
     <w:basedOn w:val="NormalTable0"/>
     <w:tblPr>
@@ -57321,7 +57372,7 @@
       </w:tblCellMar>
     </w:tblPr>
   </w:style>
-  <w:style w:type="table" w:styleId="31" w:customStyle="1">
+  <w:style w:type="table" w:customStyle="1" w:styleId="31">
     <w:name w:val="31"/>
     <w:basedOn w:val="NormalTable0"/>
     <w:tblPr>
@@ -57335,7 +57386,7 @@
       </w:tblCellMar>
     </w:tblPr>
   </w:style>
-  <w:style w:type="table" w:styleId="30" w:customStyle="1">
+  <w:style w:type="table" w:customStyle="1" w:styleId="30">
     <w:name w:val="30"/>
     <w:basedOn w:val="NormalTable0"/>
     <w:tblPr>
@@ -57359,12 +57410,12 @@
     </w:pPr>
     <w:tblPr>
       <w:tblBorders>
-        <w:top w:val="single" w:color="auto" w:sz="4" w:space="0"/>
-        <w:left w:val="single" w:color="auto" w:sz="4" w:space="0"/>
-        <w:bottom w:val="single" w:color="auto" w:sz="4" w:space="0"/>
-        <w:right w:val="single" w:color="auto" w:sz="4" w:space="0"/>
-        <w:insideH w:val="single" w:color="auto" w:sz="4" w:space="0"/>
-        <w:insideV w:val="single" w:color="auto" w:sz="4" w:space="0"/>
+        <w:top w:val="single" w:sz="4" w:space="0" w:color="auto"/>
+        <w:left w:val="single" w:sz="4" w:space="0" w:color="auto"/>
+        <w:bottom w:val="single" w:sz="4" w:space="0" w:color="auto"/>
+        <w:right w:val="single" w:sz="4" w:space="0" w:color="auto"/>
+        <w:insideH w:val="single" w:sz="4" w:space="0" w:color="auto"/>
+        <w:insideV w:val="single" w:sz="4" w:space="0" w:color="auto"/>
       </w:tblBorders>
     </w:tblPr>
   </w:style>
@@ -57383,7 +57434,7 @@
       <w:spacing w:line="240" w:lineRule="auto"/>
     </w:pPr>
   </w:style>
-  <w:style w:type="character" w:styleId="EncabezadoCar" w:customStyle="1">
+  <w:style w:type="character" w:customStyle="1" w:styleId="EncabezadoCar">
     <w:name w:val="Encabezado Car"/>
     <w:basedOn w:val="Fuentedeprrafopredeter"/>
     <w:link w:val="Encabezado"/>
@@ -57405,7 +57456,7 @@
       <w:spacing w:line="240" w:lineRule="auto"/>
     </w:pPr>
   </w:style>
-  <w:style w:type="character" w:styleId="PiedepginaCar" w:customStyle="1">
+  <w:style w:type="character" w:customStyle="1" w:styleId="PiedepginaCar">
     <w:name w:val="Pie de página Car"/>
     <w:basedOn w:val="Fuentedeprrafopredeter"/>
     <w:link w:val="Piedepgina"/>
@@ -57423,12 +57474,12 @@
       <w:spacing w:before="100" w:beforeAutospacing="1" w:after="100" w:afterAutospacing="1" w:line="240" w:lineRule="auto"/>
     </w:pPr>
     <w:rPr>
-      <w:rFonts w:ascii="Times New Roman" w:hAnsi="Times New Roman" w:eastAsia="Times New Roman" w:cs="Times New Roman"/>
+      <w:rFonts w:ascii="Times New Roman" w:eastAsia="Times New Roman" w:hAnsi="Times New Roman" w:cs="Times New Roman"/>
       <w:sz w:val="24"/>
       <w:szCs w:val="24"/>
     </w:rPr>
   </w:style>
-  <w:style w:type="character" w:styleId="Listavistosa-nfasis1Car" w:customStyle="1">
+  <w:style w:type="character" w:customStyle="1" w:styleId="Listavistosa-nfasis1Car">
     <w:name w:val="Lista vistosa - Énfasis 1 Car"/>
     <w:link w:val="Listavistosa-nfasis1"/>
     <w:uiPriority w:val="34"/>
@@ -57469,7 +57520,7 @@
       <w:tblPr/>
       <w:tcPr>
         <w:tcBorders>
-          <w:bottom w:val="single" w:color="FFFFFF" w:themeColor="background1" w:sz="12" w:space="0"/>
+          <w:bottom w:val="single" w:sz="12" w:space="0" w:color="FFFFFF" w:themeColor="background1"/>
         </w:tcBorders>
         <w:shd w:val="clear" w:color="auto" w:fill="9E3A38" w:themeFill="accent2" w:themeFillShade="CC"/>
       </w:tcPr>
@@ -57478,7 +57529,7 @@
       <w:tblPr/>
       <w:tcPr>
         <w:tcBorders>
-          <w:top w:val="single" w:color="000000" w:themeColor="text1" w:sz="12" w:space="0"/>
+          <w:top w:val="single" w:sz="12" w:space="0" w:color="000000" w:themeColor="text1"/>
         </w:tcBorders>
         <w:shd w:val="clear" w:color="auto" w:fill="FFFFFF" w:themeFill="background1"/>
       </w:tcPr>
@@ -57526,7 +57577,7 @@
       <w:u w:val="single"/>
     </w:rPr>
   </w:style>
-  <w:style w:type="character" w:styleId="Mencinsinresolver1" w:customStyle="1">
+  <w:style w:type="character" w:customStyle="1" w:styleId="Mencinsinresolver1">
     <w:name w:val="Mención sin resolver1"/>
     <w:basedOn w:val="Fuentedeprrafopredeter"/>
     <w:uiPriority w:val="99"/>
@@ -57567,7 +57618,7 @@
       <w:szCs w:val="18"/>
     </w:rPr>
   </w:style>
-  <w:style w:type="character" w:styleId="TextodegloboCar" w:customStyle="1">
+  <w:style w:type="character" w:customStyle="1" w:styleId="TextodegloboCar">
     <w:name w:val="Texto de globo Car"/>
     <w:basedOn w:val="Fuentedeprrafopredeter"/>
     <w:link w:val="Textodeglobo"/>
@@ -57607,7 +57658,7 @@
       <w:szCs w:val="20"/>
     </w:rPr>
   </w:style>
-  <w:style w:type="character" w:styleId="TextocomentarioCar" w:customStyle="1">
+  <w:style w:type="character" w:customStyle="1" w:styleId="TextocomentarioCar">
     <w:name w:val="Texto comentario Car"/>
     <w:basedOn w:val="Fuentedeprrafopredeter"/>
     <w:link w:val="Textocomentario"/>
@@ -57632,7 +57683,7 @@
       <w:bCs/>
     </w:rPr>
   </w:style>
-  <w:style w:type="character" w:styleId="AsuntodelcomentarioCar" w:customStyle="1">
+  <w:style w:type="character" w:customStyle="1" w:styleId="AsuntodelcomentarioCar">
     <w:name w:val="Asunto del comentario Car"/>
     <w:basedOn w:val="TextocomentarioCar"/>
     <w:link w:val="Asuntodelcomentario"/>
@@ -57646,7 +57697,7 @@
       <w:szCs w:val="20"/>
     </w:rPr>
   </w:style>
-  <w:style w:type="table" w:styleId="29" w:customStyle="1">
+  <w:style w:type="table" w:customStyle="1" w:styleId="29">
     <w:name w:val="29"/>
     <w:basedOn w:val="TableNormal"/>
     <w:pPr>
@@ -57669,7 +57720,7 @@
       <w:shd w:val="clear" w:color="auto" w:fill="EDF2F8"/>
     </w:tcPr>
   </w:style>
-  <w:style w:type="table" w:styleId="28" w:customStyle="1">
+  <w:style w:type="table" w:customStyle="1" w:styleId="28">
     <w:name w:val="28"/>
     <w:basedOn w:val="TableNormal"/>
     <w:pPr>
@@ -57692,7 +57743,7 @@
       <w:shd w:val="clear" w:color="auto" w:fill="EDF2F8"/>
     </w:tcPr>
   </w:style>
-  <w:style w:type="table" w:styleId="27" w:customStyle="1">
+  <w:style w:type="table" w:customStyle="1" w:styleId="27">
     <w:name w:val="27"/>
     <w:basedOn w:val="TableNormal"/>
     <w:pPr>
@@ -57715,7 +57766,7 @@
       <w:shd w:val="clear" w:color="auto" w:fill="EDF2F8"/>
     </w:tcPr>
   </w:style>
-  <w:style w:type="table" w:styleId="26" w:customStyle="1">
+  <w:style w:type="table" w:customStyle="1" w:styleId="26">
     <w:name w:val="26"/>
     <w:basedOn w:val="TableNormal"/>
     <w:pPr>
@@ -57738,7 +57789,7 @@
       <w:shd w:val="clear" w:color="auto" w:fill="EDF2F8"/>
     </w:tcPr>
   </w:style>
-  <w:style w:type="table" w:styleId="25" w:customStyle="1">
+  <w:style w:type="table" w:customStyle="1" w:styleId="25">
     <w:name w:val="25"/>
     <w:basedOn w:val="TableNormal"/>
     <w:tblPr>
@@ -57750,7 +57801,7 @@
       </w:tblCellMar>
     </w:tblPr>
   </w:style>
-  <w:style w:type="table" w:styleId="24" w:customStyle="1">
+  <w:style w:type="table" w:customStyle="1" w:styleId="24">
     <w:name w:val="24"/>
     <w:basedOn w:val="TableNormal"/>
     <w:tblPr>
@@ -57764,7 +57815,7 @@
       </w:tblCellMar>
     </w:tblPr>
   </w:style>
-  <w:style w:type="table" w:styleId="23" w:customStyle="1">
+  <w:style w:type="table" w:customStyle="1" w:styleId="23">
     <w:name w:val="23"/>
     <w:basedOn w:val="TableNormal"/>
     <w:tblPr>
@@ -57778,7 +57829,7 @@
       </w:tblCellMar>
     </w:tblPr>
   </w:style>
-  <w:style w:type="table" w:styleId="22" w:customStyle="1">
+  <w:style w:type="table" w:customStyle="1" w:styleId="22">
     <w:name w:val="22"/>
     <w:basedOn w:val="TableNormal"/>
     <w:tblPr>
@@ -57790,7 +57841,7 @@
       </w:tblCellMar>
     </w:tblPr>
   </w:style>
-  <w:style w:type="table" w:styleId="21" w:customStyle="1">
+  <w:style w:type="table" w:customStyle="1" w:styleId="21">
     <w:name w:val="21"/>
     <w:basedOn w:val="TableNormal"/>
     <w:tblPr>
@@ -57802,7 +57853,7 @@
       </w:tblCellMar>
     </w:tblPr>
   </w:style>
-  <w:style w:type="table" w:styleId="20" w:customStyle="1">
+  <w:style w:type="table" w:customStyle="1" w:styleId="20">
     <w:name w:val="20"/>
     <w:basedOn w:val="TableNormal"/>
     <w:pPr>
@@ -57825,7 +57876,7 @@
       <w:shd w:val="clear" w:color="auto" w:fill="EDF2F8"/>
     </w:tcPr>
   </w:style>
-  <w:style w:type="table" w:styleId="19" w:customStyle="1">
+  <w:style w:type="table" w:customStyle="1" w:styleId="19">
     <w:name w:val="19"/>
     <w:basedOn w:val="TableNormal"/>
     <w:pPr>
@@ -57848,7 +57899,7 @@
       <w:shd w:val="clear" w:color="auto" w:fill="EDF2F8"/>
     </w:tcPr>
   </w:style>
-  <w:style w:type="table" w:styleId="18" w:customStyle="1">
+  <w:style w:type="table" w:customStyle="1" w:styleId="18">
     <w:name w:val="18"/>
     <w:basedOn w:val="TableNormal"/>
     <w:pPr>
@@ -57871,7 +57922,7 @@
       <w:shd w:val="clear" w:color="auto" w:fill="EDF2F8"/>
     </w:tcPr>
   </w:style>
-  <w:style w:type="table" w:styleId="17" w:customStyle="1">
+  <w:style w:type="table" w:customStyle="1" w:styleId="17">
     <w:name w:val="17"/>
     <w:basedOn w:val="TableNormal"/>
     <w:pPr>
@@ -57894,7 +57945,7 @@
       <w:shd w:val="clear" w:color="auto" w:fill="EDF2F8"/>
     </w:tcPr>
   </w:style>
-  <w:style w:type="table" w:styleId="16" w:customStyle="1">
+  <w:style w:type="table" w:customStyle="1" w:styleId="16">
     <w:name w:val="16"/>
     <w:basedOn w:val="TableNormal"/>
     <w:pPr>
@@ -57917,7 +57968,7 @@
       <w:shd w:val="clear" w:color="auto" w:fill="EDF2F8"/>
     </w:tcPr>
   </w:style>
-  <w:style w:type="table" w:styleId="15" w:customStyle="1">
+  <w:style w:type="table" w:customStyle="1" w:styleId="15">
     <w:name w:val="15"/>
     <w:basedOn w:val="TableNormal"/>
     <w:pPr>
@@ -57940,7 +57991,7 @@
       <w:shd w:val="clear" w:color="auto" w:fill="EDF2F8"/>
     </w:tcPr>
   </w:style>
-  <w:style w:type="table" w:styleId="14" w:customStyle="1">
+  <w:style w:type="table" w:customStyle="1" w:styleId="14">
     <w:name w:val="14"/>
     <w:basedOn w:val="TableNormal"/>
     <w:pPr>
@@ -57963,7 +58014,7 @@
       <w:shd w:val="clear" w:color="auto" w:fill="EDF2F8"/>
     </w:tcPr>
   </w:style>
-  <w:style w:type="table" w:styleId="13" w:customStyle="1">
+  <w:style w:type="table" w:customStyle="1" w:styleId="13">
     <w:name w:val="13"/>
     <w:basedOn w:val="TableNormal"/>
     <w:pPr>
@@ -57986,7 +58037,7 @@
       <w:shd w:val="clear" w:color="auto" w:fill="EDF2F8"/>
     </w:tcPr>
   </w:style>
-  <w:style w:type="table" w:styleId="12" w:customStyle="1">
+  <w:style w:type="table" w:customStyle="1" w:styleId="12">
     <w:name w:val="12"/>
     <w:basedOn w:val="TableNormal"/>
     <w:pPr>
@@ -58009,7 +58060,7 @@
       <w:shd w:val="clear" w:color="auto" w:fill="EDF2F8"/>
     </w:tcPr>
   </w:style>
-  <w:style w:type="character" w:styleId="Mencinsinresolver2" w:customStyle="1">
+  <w:style w:type="character" w:customStyle="1" w:styleId="Mencinsinresolver2">
     <w:name w:val="Mención sin resolver2"/>
     <w:basedOn w:val="Fuentedeprrafopredeter"/>
     <w:uiPriority w:val="99"/>
@@ -58021,7 +58072,7 @@
       <w:shd w:val="clear" w:color="auto" w:fill="E1DFDD"/>
     </w:rPr>
   </w:style>
-  <w:style w:type="paragraph" w:styleId="Subtitle0" w:customStyle="1">
+  <w:style w:type="paragraph" w:customStyle="1" w:styleId="Subtitle0">
     <w:name w:val="Subtitle0"/>
     <w:basedOn w:val="Normal0"/>
     <w:next w:val="Normal0"/>
@@ -58036,7 +58087,7 @@
       <w:szCs w:val="30"/>
     </w:rPr>
   </w:style>
-  <w:style w:type="table" w:styleId="11" w:customStyle="1">
+  <w:style w:type="table" w:customStyle="1" w:styleId="11">
     <w:name w:val="11"/>
     <w:basedOn w:val="NormalTable1"/>
     <w:pPr>
@@ -58059,7 +58110,7 @@
       <w:shd w:val="clear" w:color="auto" w:fill="EDF2F8"/>
     </w:tcPr>
   </w:style>
-  <w:style w:type="table" w:styleId="10" w:customStyle="1">
+  <w:style w:type="table" w:customStyle="1" w:styleId="10">
     <w:name w:val="10"/>
     <w:basedOn w:val="NormalTable1"/>
     <w:pPr>
@@ -58082,7 +58133,7 @@
       <w:shd w:val="clear" w:color="auto" w:fill="EDF2F8"/>
     </w:tcPr>
   </w:style>
-  <w:style w:type="table" w:styleId="9" w:customStyle="1">
+  <w:style w:type="table" w:customStyle="1" w:styleId="9">
     <w:name w:val="9"/>
     <w:basedOn w:val="NormalTable1"/>
     <w:pPr>
@@ -58105,7 +58156,7 @@
       <w:shd w:val="clear" w:color="auto" w:fill="EDF2F8"/>
     </w:tcPr>
   </w:style>
-  <w:style w:type="table" w:styleId="8" w:customStyle="1">
+  <w:style w:type="table" w:customStyle="1" w:styleId="8">
     <w:name w:val="8"/>
     <w:basedOn w:val="NormalTable1"/>
     <w:pPr>
@@ -58128,7 +58179,7 @@
       <w:shd w:val="clear" w:color="auto" w:fill="EDF2F8"/>
     </w:tcPr>
   </w:style>
-  <w:style w:type="table" w:styleId="7" w:customStyle="1">
+  <w:style w:type="table" w:customStyle="1" w:styleId="7">
     <w:name w:val="7"/>
     <w:basedOn w:val="NormalTable1"/>
     <w:tblPr>
@@ -58142,7 +58193,7 @@
       </w:tblCellMar>
     </w:tblPr>
   </w:style>
-  <w:style w:type="table" w:styleId="6" w:customStyle="1">
+  <w:style w:type="table" w:customStyle="1" w:styleId="6">
     <w:name w:val="6"/>
     <w:basedOn w:val="NormalTable1"/>
     <w:tblPr>
@@ -58156,7 +58207,7 @@
       </w:tblCellMar>
     </w:tblPr>
   </w:style>
-  <w:style w:type="table" w:styleId="5" w:customStyle="1">
+  <w:style w:type="table" w:customStyle="1" w:styleId="5">
     <w:name w:val="5"/>
     <w:basedOn w:val="NormalTable1"/>
     <w:pPr>
@@ -58179,7 +58230,7 @@
       <w:shd w:val="clear" w:color="auto" w:fill="EDF2F8"/>
     </w:tcPr>
   </w:style>
-  <w:style w:type="table" w:styleId="4" w:customStyle="1">
+  <w:style w:type="table" w:customStyle="1" w:styleId="4">
     <w:name w:val="4"/>
     <w:basedOn w:val="NormalTable1"/>
     <w:pPr>
@@ -58202,7 +58253,7 @@
       <w:shd w:val="clear" w:color="auto" w:fill="EDF2F8"/>
     </w:tcPr>
   </w:style>
-  <w:style w:type="table" w:styleId="3" w:customStyle="1">
+  <w:style w:type="table" w:customStyle="1" w:styleId="3">
     <w:name w:val="3"/>
     <w:basedOn w:val="NormalTable1"/>
     <w:pPr>
@@ -58225,7 +58276,7 @@
       <w:shd w:val="clear" w:color="auto" w:fill="EDF2F8"/>
     </w:tcPr>
   </w:style>
-  <w:style w:type="table" w:styleId="2" w:customStyle="1">
+  <w:style w:type="table" w:customStyle="1" w:styleId="2">
     <w:name w:val="2"/>
     <w:basedOn w:val="NormalTable1"/>
     <w:pPr>
@@ -58248,7 +58299,7 @@
       <w:shd w:val="clear" w:color="auto" w:fill="EDF2F8"/>
     </w:tcPr>
   </w:style>
-  <w:style w:type="table" w:styleId="1" w:customStyle="1">
+  <w:style w:type="table" w:customStyle="1" w:styleId="1">
     <w:name w:val="1"/>
     <w:basedOn w:val="NormalTable1"/>
     <w:pPr>
@@ -58293,12 +58344,12 @@
       <w:color w:val="666666"/>
     </w:rPr>
   </w:style>
-  <w:style w:type="character" w:styleId="katex-mathml" w:customStyle="1">
+  <w:style w:type="character" w:customStyle="1" w:styleId="katex-mathml">
     <w:name w:val="katex-mathml"/>
     <w:basedOn w:val="Fuentedeprrafopredeter"/>
     <w:rsid w:val="000209B6"/>
   </w:style>
-  <w:style w:type="character" w:styleId="mord" w:customStyle="1">
+  <w:style w:type="character" w:customStyle="1" w:styleId="mord">
     <w:name w:val="mord"/>
     <w:basedOn w:val="Fuentedeprrafopredeter"/>
     <w:rsid w:val="000209B6"/>
@@ -58627,30 +58678,26 @@
 </file>
 
 <file path=customXml/item1.xml><?xml version="1.0" encoding="utf-8"?>
-<ct:contentTypeSchema xmlns:ct="http://schemas.microsoft.com/office/2006/metadata/contentType" xmlns:ma="http://schemas.microsoft.com/office/2006/metadata/properties/metaAttributes" ct:_="" ma:_="" ma:contentTypeName="Documento" ma:contentTypeID="0x01010049282E1EDBE9234EA9E6D38F720E265F" ma:contentTypeVersion="15" ma:contentTypeDescription="Crear nuevo documento." ma:contentTypeScope="" ma:versionID="b31c7aa9eaf043a08b87120b3c4916e3">
-  <xsd:schema xmlns:xsd="http://www.w3.org/2001/XMLSchema" xmlns:xs="http://www.w3.org/2001/XMLSchema" xmlns:p="http://schemas.microsoft.com/office/2006/metadata/properties" xmlns:ns2="cb45339b-ced9-4d0d-8f64-77573914d53b" xmlns:ns3="43a3ca16-9c26-4813-b83f-4aec9927b43f" targetNamespace="http://schemas.microsoft.com/office/2006/metadata/properties" ma:root="true" ma:fieldsID="3533d065b04d75c457075bc55f1f5315" ns2:_="" ns3:_="">
-    <xsd:import namespace="cb45339b-ced9-4d0d-8f64-77573914d53b"/>
-    <xsd:import namespace="43a3ca16-9c26-4813-b83f-4aec9927b43f"/>
+<ct:contentTypeSchema xmlns:ct="http://schemas.microsoft.com/office/2006/metadata/contentType" xmlns:ma="http://schemas.microsoft.com/office/2006/metadata/properties/metaAttributes" ct:_="" ma:_="" ma:contentTypeName="Documento" ma:contentTypeID="0x0101005D7421CBAB376F47AC1876466873BE0C" ma:contentTypeVersion="11" ma:contentTypeDescription="Crear nuevo documento." ma:contentTypeScope="" ma:versionID="3a1bba6d8728ce939bf9f95dae234b40">
+  <xsd:schema xmlns:xsd="http://www.w3.org/2001/XMLSchema" xmlns:xs="http://www.w3.org/2001/XMLSchema" xmlns:p="http://schemas.microsoft.com/office/2006/metadata/properties" xmlns:ns2="55abea07-cd72-4a95-add0-1082a24cf9e9" xmlns:ns3="285d351f-f218-493a-825f-85a9dfbde315" targetNamespace="http://schemas.microsoft.com/office/2006/metadata/properties" ma:root="true" ma:fieldsID="a4f96e62c8f781ccc064189483c2e669" ns2:_="" ns3:_="">
+    <xsd:import namespace="55abea07-cd72-4a95-add0-1082a24cf9e9"/>
+    <xsd:import namespace="285d351f-f218-493a-825f-85a9dfbde315"/>
     <xsd:element name="properties">
       <xsd:complexType>
         <xsd:sequence>
           <xsd:element name="documentManagement">
             <xsd:complexType>
               <xsd:all>
-                <xsd:element ref="ns2:SharedWithUsers" minOccurs="0"/>
-                <xsd:element ref="ns2:SharedWithDetails" minOccurs="0"/>
-                <xsd:element ref="ns3:MediaServiceMetadata" minOccurs="0"/>
-                <xsd:element ref="ns3:MediaServiceFastMetadata" minOccurs="0"/>
-                <xsd:element ref="ns3:MediaServiceDateTaken" minOccurs="0"/>
-                <xsd:element ref="ns3:MediaServiceObjectDetectorVersions" minOccurs="0"/>
-                <xsd:element ref="ns3:MediaLengthInSeconds" minOccurs="0"/>
-                <xsd:element ref="ns3:MediaServiceLocation" minOccurs="0"/>
-                <xsd:element ref="ns3:MediaServiceGenerationTime" minOccurs="0"/>
-                <xsd:element ref="ns3:MediaServiceEventHashCode" minOccurs="0"/>
-                <xsd:element ref="ns3:lcf76f155ced4ddcb4097134ff3c332f" minOccurs="0"/>
-                <xsd:element ref="ns2:TaxCatchAll" minOccurs="0"/>
-                <xsd:element ref="ns3:MediaServiceOCR" minOccurs="0"/>
-                <xsd:element ref="ns3:MediaServiceSearchProperties" minOccurs="0"/>
+                <xsd:element ref="ns2:MediaServiceMetadata" minOccurs="0"/>
+                <xsd:element ref="ns2:MediaServiceFastMetadata" minOccurs="0"/>
+                <xsd:element ref="ns2:MediaServiceSearchProperties" minOccurs="0"/>
+                <xsd:element ref="ns2:MediaServiceDateTaken" minOccurs="0"/>
+                <xsd:element ref="ns2:lcf76f155ced4ddcb4097134ff3c332f" minOccurs="0"/>
+                <xsd:element ref="ns3:TaxCatchAll" minOccurs="0"/>
+                <xsd:element ref="ns2:MediaServiceOCR" minOccurs="0"/>
+                <xsd:element ref="ns2:MediaServiceGenerationTime" minOccurs="0"/>
+                <xsd:element ref="ns2:MediaServiceEventHashCode" minOccurs="0"/>
+                <xsd:element ref="ns2:MediaLengthInSeconds" minOccurs="0"/>
               </xsd:all>
             </xsd:complexType>
           </xsd:element>
@@ -58658,78 +58705,41 @@
       </xsd:complexType>
     </xsd:element>
   </xsd:schema>
-  <xsd:schema xmlns:xsd="http://www.w3.org/2001/XMLSchema" xmlns:xs="http://www.w3.org/2001/XMLSchema" xmlns:dms="http://schemas.microsoft.com/office/2006/documentManagement/types" xmlns:pc="http://schemas.microsoft.com/office/infopath/2007/PartnerControls" targetNamespace="cb45339b-ced9-4d0d-8f64-77573914d53b" elementFormDefault="qualified">
+  <xsd:schema xmlns:xsd="http://www.w3.org/2001/XMLSchema" xmlns:xs="http://www.w3.org/2001/XMLSchema" xmlns:dms="http://schemas.microsoft.com/office/2006/documentManagement/types" xmlns:pc="http://schemas.microsoft.com/office/infopath/2007/PartnerControls" targetNamespace="55abea07-cd72-4a95-add0-1082a24cf9e9" elementFormDefault="qualified">
     <xsd:import namespace="http://schemas.microsoft.com/office/2006/documentManagement/types"/>
     <xsd:import namespace="http://schemas.microsoft.com/office/infopath/2007/PartnerControls"/>
-    <xsd:element name="SharedWithUsers" ma:index="8" nillable="true" ma:displayName="Compartido con" ma:internalName="SharedWithUsers" ma:readOnly="true">
+    <xsd:element name="MediaServiceMetadata" ma:index="8" nillable="true" ma:displayName="MediaServiceMetadata" ma:hidden="true" ma:internalName="MediaServiceMetadata" ma:readOnly="true">
+      <xsd:simpleType>
+        <xsd:restriction base="dms:Note"/>
+      </xsd:simpleType>
+    </xsd:element>
+    <xsd:element name="MediaServiceFastMetadata" ma:index="9" nillable="true" ma:displayName="MediaServiceFastMetadata" ma:hidden="true" ma:internalName="MediaServiceFastMetadata" ma:readOnly="true">
+      <xsd:simpleType>
+        <xsd:restriction base="dms:Note"/>
+      </xsd:simpleType>
+    </xsd:element>
+    <xsd:element name="MediaServiceSearchProperties" ma:index="10" nillable="true" ma:displayName="MediaServiceSearchProperties" ma:hidden="true" ma:internalName="MediaServiceSearchProperties" ma:readOnly="true">
+      <xsd:simpleType>
+        <xsd:restriction base="dms:Note"/>
+      </xsd:simpleType>
+    </xsd:element>
+    <xsd:element name="MediaServiceDateTaken" ma:index="11" nillable="true" ma:displayName="MediaServiceDateTaken" ma:hidden="true" ma:indexed="true" ma:internalName="MediaServiceDateTaken" ma:readOnly="true">
+      <xsd:simpleType>
+        <xsd:restriction base="dms:Text"/>
+      </xsd:simpleType>
+    </xsd:element>
+    <xsd:element name="lcf76f155ced4ddcb4097134ff3c332f" ma:index="13" nillable="true" ma:taxonomy="true" ma:internalName="lcf76f155ced4ddcb4097134ff3c332f" ma:taxonomyFieldName="MediaServiceImageTags" ma:displayName="Etiquetas de imagen" ma:readOnly="false" ma:fieldId="{5cf76f15-5ced-4ddc-b409-7134ff3c332f}" ma:taxonomyMulti="true" ma:sspId="d33c8c81-5745-4931-bcc4-c2aeafe86780" ma:termSetId="09814cd3-568e-fe90-9814-8d621ff8fb84" ma:anchorId="fba54fb3-c3e1-fe81-a776-ca4b69148c4d" ma:open="true" ma:isKeyword="false">
       <xsd:complexType>
-        <xsd:complexContent>
-          <xsd:extension base="dms:UserMulti">
-            <xsd:sequence>
-              <xsd:element name="UserInfo" minOccurs="0" maxOccurs="unbounded">
-                <xsd:complexType>
-                  <xsd:sequence>
-                    <xsd:element name="DisplayName" type="xsd:string" minOccurs="0"/>
-                    <xsd:element name="AccountId" type="dms:UserId" minOccurs="0" nillable="true"/>
-                    <xsd:element name="AccountType" type="xsd:string" minOccurs="0"/>
-                  </xsd:sequence>
-                </xsd:complexType>
-              </xsd:element>
-            </xsd:sequence>
-          </xsd:extension>
-        </xsd:complexContent>
+        <xsd:sequence>
+          <xsd:element ref="pc:Terms" minOccurs="0" maxOccurs="1"/>
+        </xsd:sequence>
       </xsd:complexType>
     </xsd:element>
-    <xsd:element name="SharedWithDetails" ma:index="9" nillable="true" ma:displayName="Detalles de uso compartido" ma:internalName="SharedWithDetails" ma:readOnly="true">
+    <xsd:element name="MediaServiceOCR" ma:index="15" nillable="true" ma:displayName="Extracted Text" ma:internalName="MediaServiceOCR" ma:readOnly="true">
       <xsd:simpleType>
         <xsd:restriction base="dms:Note">
           <xsd:maxLength value="255"/>
         </xsd:restriction>
-      </xsd:simpleType>
-    </xsd:element>
-    <xsd:element name="TaxCatchAll" ma:index="20" nillable="true" ma:displayName="Taxonomy Catch All Column" ma:hidden="true" ma:list="{2f40a149-578b-41a1-8845-c88bc1831770}" ma:internalName="TaxCatchAll" ma:showField="CatchAllData" ma:web="cb45339b-ced9-4d0d-8f64-77573914d53b">
-      <xsd:complexType>
-        <xsd:complexContent>
-          <xsd:extension base="dms:MultiChoiceLookup">
-            <xsd:sequence>
-              <xsd:element name="Value" type="dms:Lookup" maxOccurs="unbounded" minOccurs="0" nillable="true"/>
-            </xsd:sequence>
-          </xsd:extension>
-        </xsd:complexContent>
-      </xsd:complexType>
-    </xsd:element>
-  </xsd:schema>
-  <xsd:schema xmlns:xsd="http://www.w3.org/2001/XMLSchema" xmlns:xs="http://www.w3.org/2001/XMLSchema" xmlns:dms="http://schemas.microsoft.com/office/2006/documentManagement/types" xmlns:pc="http://schemas.microsoft.com/office/infopath/2007/PartnerControls" targetNamespace="43a3ca16-9c26-4813-b83f-4aec9927b43f" elementFormDefault="qualified">
-    <xsd:import namespace="http://schemas.microsoft.com/office/2006/documentManagement/types"/>
-    <xsd:import namespace="http://schemas.microsoft.com/office/infopath/2007/PartnerControls"/>
-    <xsd:element name="MediaServiceMetadata" ma:index="10" nillable="true" ma:displayName="MediaServiceMetadata" ma:hidden="true" ma:internalName="MediaServiceMetadata" ma:readOnly="true">
-      <xsd:simpleType>
-        <xsd:restriction base="dms:Note"/>
-      </xsd:simpleType>
-    </xsd:element>
-    <xsd:element name="MediaServiceFastMetadata" ma:index="11" nillable="true" ma:displayName="MediaServiceFastMetadata" ma:hidden="true" ma:internalName="MediaServiceFastMetadata" ma:readOnly="true">
-      <xsd:simpleType>
-        <xsd:restriction base="dms:Note"/>
-      </xsd:simpleType>
-    </xsd:element>
-    <xsd:element name="MediaServiceDateTaken" ma:index="12" nillable="true" ma:displayName="MediaServiceDateTaken" ma:hidden="true" ma:indexed="true" ma:internalName="MediaServiceDateTaken" ma:readOnly="true">
-      <xsd:simpleType>
-        <xsd:restriction base="dms:Text"/>
-      </xsd:simpleType>
-    </xsd:element>
-    <xsd:element name="MediaServiceObjectDetectorVersions" ma:index="13" nillable="true" ma:displayName="MediaServiceObjectDetectorVersions" ma:hidden="true" ma:indexed="true" ma:internalName="MediaServiceObjectDetectorVersions" ma:readOnly="true">
-      <xsd:simpleType>
-        <xsd:restriction base="dms:Text"/>
-      </xsd:simpleType>
-    </xsd:element>
-    <xsd:element name="MediaLengthInSeconds" ma:index="14" nillable="true" ma:displayName="MediaLengthInSeconds" ma:hidden="true" ma:internalName="MediaLengthInSeconds" ma:readOnly="true">
-      <xsd:simpleType>
-        <xsd:restriction base="dms:Unknown"/>
-      </xsd:simpleType>
-    </xsd:element>
-    <xsd:element name="MediaServiceLocation" ma:index="15" nillable="true" ma:displayName="Location" ma:indexed="true" ma:internalName="MediaServiceLocation" ma:readOnly="true">
-      <xsd:simpleType>
-        <xsd:restriction base="dms:Text"/>
       </xsd:simpleType>
     </xsd:element>
     <xsd:element name="MediaServiceGenerationTime" ma:index="16" nillable="true" ma:displayName="MediaServiceGenerationTime" ma:hidden="true" ma:internalName="MediaServiceGenerationTime" ma:readOnly="true">
@@ -58742,24 +58752,25 @@
         <xsd:restriction base="dms:Text"/>
       </xsd:simpleType>
     </xsd:element>
-    <xsd:element name="lcf76f155ced4ddcb4097134ff3c332f" ma:index="19" nillable="true" ma:taxonomy="true" ma:internalName="lcf76f155ced4ddcb4097134ff3c332f" ma:taxonomyFieldName="MediaServiceImageTags" ma:displayName="Etiquetas de imagen" ma:readOnly="false" ma:fieldId="{5cf76f15-5ced-4ddc-b409-7134ff3c332f}" ma:taxonomyMulti="true" ma:sspId="d33c8c81-5745-4931-bcc4-c2aeafe86780" ma:termSetId="09814cd3-568e-fe90-9814-8d621ff8fb84" ma:anchorId="fba54fb3-c3e1-fe81-a776-ca4b69148c4d" ma:open="true" ma:isKeyword="false">
-      <xsd:complexType>
-        <xsd:sequence>
-          <xsd:element ref="pc:Terms" minOccurs="0" maxOccurs="1"/>
-        </xsd:sequence>
-      </xsd:complexType>
-    </xsd:element>
-    <xsd:element name="MediaServiceOCR" ma:index="21" nillable="true" ma:displayName="Extracted Text" ma:internalName="MediaServiceOCR" ma:readOnly="true">
+    <xsd:element name="MediaLengthInSeconds" ma:index="18" nillable="true" ma:displayName="MediaLengthInSeconds" ma:hidden="true" ma:internalName="MediaLengthInSeconds" ma:readOnly="true">
       <xsd:simpleType>
-        <xsd:restriction base="dms:Note">
-          <xsd:maxLength value="255"/>
-        </xsd:restriction>
+        <xsd:restriction base="dms:Unknown"/>
       </xsd:simpleType>
     </xsd:element>
-    <xsd:element name="MediaServiceSearchProperties" ma:index="22" nillable="true" ma:displayName="MediaServiceSearchProperties" ma:hidden="true" ma:internalName="MediaServiceSearchProperties" ma:readOnly="true">
-      <xsd:simpleType>
-        <xsd:restriction base="dms:Note"/>
-      </xsd:simpleType>
+  </xsd:schema>
+  <xsd:schema xmlns:xsd="http://www.w3.org/2001/XMLSchema" xmlns:xs="http://www.w3.org/2001/XMLSchema" xmlns:dms="http://schemas.microsoft.com/office/2006/documentManagement/types" xmlns:pc="http://schemas.microsoft.com/office/infopath/2007/PartnerControls" targetNamespace="285d351f-f218-493a-825f-85a9dfbde315" elementFormDefault="qualified">
+    <xsd:import namespace="http://schemas.microsoft.com/office/2006/documentManagement/types"/>
+    <xsd:import namespace="http://schemas.microsoft.com/office/infopath/2007/PartnerControls"/>
+    <xsd:element name="TaxCatchAll" ma:index="14" nillable="true" ma:displayName="Taxonomy Catch All Column" ma:hidden="true" ma:list="{5d57ac59-ec13-4ab6-8bf8-a162ea89df9b}" ma:internalName="TaxCatchAll" ma:showField="CatchAllData" ma:web="285d351f-f218-493a-825f-85a9dfbde315">
+      <xsd:complexType>
+        <xsd:complexContent>
+          <xsd:extension base="dms:MultiChoiceLookup">
+            <xsd:sequence>
+              <xsd:element name="Value" type="dms:Lookup" maxOccurs="unbounded" minOccurs="0" nillable="true"/>
+            </xsd:sequence>
+          </xsd:extension>
+        </xsd:complexContent>
+      </xsd:complexType>
     </xsd:element>
   </xsd:schema>
   <xsd:schema xmlns="http://schemas.openxmlformats.org/package/2006/metadata/core-properties" xmlns:xsd="http://www.w3.org/2001/XMLSchema" xmlns:xsi="http://www.w3.org/2001/XMLSchema-instance" xmlns:dc="http://purl.org/dc/elements/1.1/" xmlns:dcterms="http://purl.org/dc/terms/" xmlns:odoc="http://schemas.microsoft.com/internal/obd" targetNamespace="http://schemas.openxmlformats.org/package/2006/metadata/core-properties" elementFormDefault="qualified" attributeFormDefault="unqualified" blockDefault="#all">
@@ -58879,8 +58890,8 @@
 <file path=customXml/item4.xml><?xml version="1.0" encoding="utf-8"?>
 <p:properties xmlns:p="http://schemas.microsoft.com/office/2006/metadata/properties" xmlns:xsi="http://www.w3.org/2001/XMLSchema-instance" xmlns:pc="http://schemas.microsoft.com/office/infopath/2007/PartnerControls">
   <documentManagement>
-    <TaxCatchAll xmlns="cb45339b-ced9-4d0d-8f64-77573914d53b" xsi:nil="true"/>
-    <lcf76f155ced4ddcb4097134ff3c332f xmlns="43a3ca16-9c26-4813-b83f-4aec9927b43f">
+    <TaxCatchAll xmlns="285d351f-f218-493a-825f-85a9dfbde315" xsi:nil="true"/>
+    <lcf76f155ced4ddcb4097134ff3c332f xmlns="55abea07-cd72-4a95-add0-1082a24cf9e9">
       <Terms xmlns="http://schemas.microsoft.com/office/infopath/2007/PartnerControls"/>
     </lcf76f155ced4ddcb4097134ff3c332f>
   </documentManagement>
@@ -58888,22 +58899,7 @@
 </file>
 
 <file path=customXml/itemProps1.xml><?xml version="1.0" encoding="utf-8"?>
-<ds:datastoreItem xmlns:ds="http://schemas.openxmlformats.org/officeDocument/2006/customXml" ds:itemID="{7CB142BA-211F-44B2-B198-1C6C1635D104}">
-  <ds:schemaRefs>
-    <ds:schemaRef ds:uri="http://schemas.microsoft.com/office/2006/metadata/contentType"/>
-    <ds:schemaRef ds:uri="http://schemas.microsoft.com/office/2006/metadata/properties/metaAttributes"/>
-    <ds:schemaRef ds:uri="http://www.w3.org/2001/XMLSchema"/>
-    <ds:schemaRef ds:uri="http://schemas.microsoft.com/office/2006/metadata/properties"/>
-    <ds:schemaRef ds:uri="cb45339b-ced9-4d0d-8f64-77573914d53b"/>
-    <ds:schemaRef ds:uri="43a3ca16-9c26-4813-b83f-4aec9927b43f"/>
-    <ds:schemaRef ds:uri="http://schemas.microsoft.com/office/2006/documentManagement/types"/>
-    <ds:schemaRef ds:uri="http://schemas.microsoft.com/office/infopath/2007/PartnerControls"/>
-    <ds:schemaRef ds:uri="http://schemas.openxmlformats.org/package/2006/metadata/core-properties"/>
-    <ds:schemaRef ds:uri="http://purl.org/dc/elements/1.1/"/>
-    <ds:schemaRef ds:uri="http://purl.org/dc/terms/"/>
-    <ds:schemaRef ds:uri="http://schemas.microsoft.com/internal/obd"/>
-  </ds:schemaRefs>
-</ds:datastoreItem>
+<ds:datastoreItem xmlns:ds="http://schemas.openxmlformats.org/officeDocument/2006/customXml" ds:itemID="{192C584E-B103-4E1A-AF5B-75FF998ABA9D}"/>
 </file>
 
 <file path=customXml/itemProps2.xml><?xml version="1.0" encoding="utf-8"?>
